--- a/Output/Table 1 Overall Descriptives.docx
+++ b/Output/Table 1 Overall Descriptives.docx
@@ -40,9 +40,10 @@
       </w:tblGrid>
       <w:tr>
         <w:trPr>
-          <w:trHeight w:val="638" w:hRule="auto"/>
+          <w:trHeight w:val="604" w:hRule="auto"/>
           <w:tblHeader/>
         </w:trPr>
+        header 1
         <w:tc>
           <w:tcPr>
             <w:tcBorders>
@@ -62,7 +63,6 @@
           </w:tcPr>
           <w:p>
             <w:pPr>
-              <w:pStyle w:val="Normal"/>
               <w:jc w:val="left"/>
               <w:pBdr>
                 <w:bottom w:val="none" w:sz="0" w:space="0" w:color="000000"/>
@@ -73,19 +73,19 @@
               <w:spacing w:after="40" w:before="40" w:line="240"/>
               <w:ind w:left="100" w:right="100" w:firstLine="0" w:firstLineChars="0"/>
               <w:rPr>
-                <w:rFonts w:ascii="Helvetica" w:hAnsi="Helvetica" w:eastAsia="Helvetica" w:cs="Helvetica"/>
-                <w:i w:val="false"/>
-                <w:b w:val="false"/>
-                <w:u w:val="none"/>
-                <w:strike w:val="false"/>
-                <w:sz w:val="22"/>
-                <w:szCs w:val="22"/>
-                <w:color w:val="000000"/>
-              </w:rPr>
-            </w:pPr>
-            <w:r>
-              <w:rPr>
-                <w:rFonts w:ascii="Helvetica" w:hAnsi="Helvetica" w:eastAsia="Helvetica" w:cs="Helvetica"/>
+                <w:rFonts w:ascii="Arial" w:hAnsi="Arial" w:eastAsia="Arial" w:cs="Arial"/>
+                <w:i w:val="false"/>
+                <w:b w:val="false"/>
+                <w:u w:val="none"/>
+                <w:strike w:val="false"/>
+                <w:sz w:val="22"/>
+                <w:szCs w:val="22"/>
+                <w:color w:val="000000"/>
+              </w:rPr>
+            </w:pPr>
+            <w:r>
+              <w:rPr>
+                <w:rFonts w:ascii="Arial" w:hAnsi="Arial" w:eastAsia="Arial" w:cs="Arial"/>
                 <w:i w:val="false"/>
                 <w:b w:val="true"/>
                 <w:u w:val="none"/>
@@ -117,7 +117,6 @@
           </w:tcPr>
           <w:p>
             <w:pPr>
-              <w:pStyle w:val="Normal"/>
               <w:jc w:val="center"/>
               <w:pBdr>
                 <w:bottom w:val="none" w:sz="0" w:space="0" w:color="000000"/>
@@ -128,19 +127,19 @@
               <w:spacing w:after="40" w:before="40" w:line="240"/>
               <w:ind w:left="100" w:right="100" w:firstLine="0" w:firstLineChars="0"/>
               <w:rPr>
-                <w:rFonts w:ascii="Helvetica" w:hAnsi="Helvetica" w:eastAsia="Helvetica" w:cs="Helvetica"/>
-                <w:i w:val="false"/>
-                <w:b w:val="false"/>
-                <w:u w:val="none"/>
-                <w:strike w:val="false"/>
-                <w:sz w:val="22"/>
-                <w:szCs w:val="22"/>
-                <w:color w:val="000000"/>
-              </w:rPr>
-            </w:pPr>
-            <w:r>
-              <w:rPr>
-                <w:rFonts w:ascii="Helvetica" w:hAnsi="Helvetica" w:eastAsia="Helvetica" w:cs="Helvetica"/>
+                <w:rFonts w:ascii="Arial" w:hAnsi="Arial" w:eastAsia="Arial" w:cs="Arial"/>
+                <w:i w:val="false"/>
+                <w:b w:val="false"/>
+                <w:u w:val="none"/>
+                <w:strike w:val="false"/>
+                <w:sz w:val="22"/>
+                <w:szCs w:val="22"/>
+                <w:color w:val="000000"/>
+              </w:rPr>
+            </w:pPr>
+            <w:r>
+              <w:rPr>
+                <w:rFonts w:ascii="Arial" w:hAnsi="Arial" w:eastAsia="Arial" w:cs="Arial"/>
                 <w:i w:val="false"/>
                 <w:b w:val="true"/>
                 <w:u w:val="none"/>
@@ -156,8 +155,9 @@
       </w:tr>
       <w:tr>
         <w:trPr>
-          <w:trHeight w:val="608" w:hRule="auto"/>
+          <w:trHeight w:val="617" w:hRule="auto"/>
         </w:trPr>
+        body 1
         <w:tc>
           <w:tcPr>
             <w:tcBorders>
@@ -177,7 +177,6 @@
           </w:tcPr>
           <w:p>
             <w:pPr>
-              <w:pStyle w:val="Normal"/>
               <w:jc w:val="left"/>
               <w:pBdr>
                 <w:bottom w:val="none" w:sz="0" w:space="0" w:color="000000"/>
@@ -188,7 +187,7 @@
               <w:spacing w:after="100" w:before="100" w:line="240"/>
               <w:ind w:left="100" w:right="100" w:firstLine="0" w:firstLineChars="0"/>
               <w:rPr>
-                <w:rFonts w:ascii="Helvetica" w:hAnsi="Helvetica" w:eastAsia="Helvetica" w:cs="Helvetica"/>
+                <w:rFonts w:ascii="Arial" w:hAnsi="Arial" w:eastAsia="Arial" w:cs="Arial"/>
                 <w:i w:val="false"/>
                 <w:b w:val="true"/>
                 <w:u w:val="none"/>
@@ -200,7 +199,7 @@
             </w:pPr>
             <w:r>
               <w:rPr>
-                <w:rFonts w:ascii="Helvetica" w:hAnsi="Helvetica" w:eastAsia="Helvetica" w:cs="Helvetica"/>
+                <w:rFonts w:ascii="Arial" w:hAnsi="Arial" w:eastAsia="Arial" w:cs="Arial"/>
                 <w:i w:val="false"/>
                 <w:b w:val="true"/>
                 <w:u w:val="none"/>
@@ -232,7 +231,6 @@
           </w:tcPr>
           <w:p>
             <w:pPr>
-              <w:pStyle w:val="Normal"/>
               <w:jc w:val="center"/>
               <w:pBdr>
                 <w:bottom w:val="none" w:sz="0" w:space="0" w:color="000000"/>
@@ -243,19 +241,19 @@
               <w:spacing w:after="100" w:before="100" w:line="240"/>
               <w:ind w:left="100" w:right="100" w:firstLine="0" w:firstLineChars="0"/>
               <w:rPr>
-                <w:rFonts w:ascii="Helvetica" w:hAnsi="Helvetica" w:eastAsia="Helvetica" w:cs="Helvetica"/>
-                <w:i w:val="false"/>
-                <w:b w:val="false"/>
-                <w:u w:val="none"/>
-                <w:strike w:val="false"/>
-                <w:sz w:val="22"/>
-                <w:szCs w:val="22"/>
-                <w:color w:val="000000"/>
-              </w:rPr>
-            </w:pPr>
-            <w:r>
-              <w:rPr>
-                <w:rFonts w:ascii="Helvetica" w:hAnsi="Helvetica" w:eastAsia="Helvetica" w:cs="Helvetica"/>
+                <w:rFonts w:ascii="Arial" w:hAnsi="Arial" w:eastAsia="Arial" w:cs="Arial"/>
+                <w:i w:val="false"/>
+                <w:b w:val="false"/>
+                <w:u w:val="none"/>
+                <w:strike w:val="false"/>
+                <w:sz w:val="22"/>
+                <w:szCs w:val="22"/>
+                <w:color w:val="000000"/>
+              </w:rPr>
+            </w:pPr>
+            <w:r>
+              <w:rPr>
+                <w:rFonts w:ascii="Arial" w:hAnsi="Arial" w:eastAsia="Arial" w:cs="Arial"/>
                 <w:i w:val="false"/>
                 <w:b w:val="false"/>
                 <w:u w:val="none"/>
@@ -271,28 +269,28 @@
       </w:tr>
       <w:tr>
         <w:trPr>
-          <w:trHeight w:val="608" w:hRule="auto"/>
+          <w:trHeight w:val="617" w:hRule="auto"/>
         </w:trPr>
-        <w:tc>
-          <w:tcPr>
-            <w:tcBorders>
-              <w:bottom w:val="none" w:sz="0" w:space="0" w:color="000000"/>
-              <w:top w:val="none" w:sz="0" w:space="0" w:color="000000"/>
-              <w:left w:val="none" w:sz="0" w:space="0" w:color="000000"/>
-              <w:right w:val="none" w:sz="0" w:space="0" w:color="000000"/>
-            </w:tcBorders>
-            <w:shd w:val="clear" w:color="auto" w:fill="FFFFFF"/>
-            <w:tcMar>
-              <w:top w:w="0" w:type="dxa"/>
-              <w:bottom w:w="0" w:type="dxa"/>
-              <w:left w:w="0" w:type="dxa"/>
-              <w:right w:w="0" w:type="dxa"/>
-            </w:tcMar>
-            <w:vAlign w:val="top"/>
-          </w:tcPr>
-          <w:p>
-            <w:pPr>
-              <w:pStyle w:val="Normal"/>
+        body 2
+        <w:tc>
+          <w:tcPr>
+            <w:tcBorders>
+              <w:bottom w:val="none" w:sz="0" w:space="0" w:color="000000"/>
+              <w:top w:val="none" w:sz="0" w:space="0" w:color="000000"/>
+              <w:left w:val="none" w:sz="0" w:space="0" w:color="000000"/>
+              <w:right w:val="none" w:sz="0" w:space="0" w:color="000000"/>
+            </w:tcBorders>
+            <w:shd w:val="clear" w:color="auto" w:fill="FFFFFF"/>
+            <w:tcMar>
+              <w:top w:w="0" w:type="dxa"/>
+              <w:bottom w:w="0" w:type="dxa"/>
+              <w:left w:w="0" w:type="dxa"/>
+              <w:right w:w="0" w:type="dxa"/>
+            </w:tcMar>
+            <w:vAlign w:val="top"/>
+          </w:tcPr>
+          <w:p>
+            <w:pPr>
               <w:jc w:val="left"/>
               <w:pBdr>
                 <w:bottom w:val="none" w:sz="0" w:space="0" w:color="000000"/>
@@ -303,7 +301,7 @@
               <w:spacing w:after="100" w:before="100" w:line="240"/>
               <w:ind w:left="100" w:right="100" w:firstLine="0" w:firstLineChars="0"/>
               <w:rPr>
-                <w:rFonts w:ascii="Helvetica" w:hAnsi="Helvetica" w:eastAsia="Helvetica" w:cs="Helvetica"/>
+                <w:rFonts w:ascii="Arial" w:hAnsi="Arial" w:eastAsia="Arial" w:cs="Arial"/>
                 <w:i w:val="false"/>
                 <w:b w:val="true"/>
                 <w:u w:val="none"/>
@@ -315,7 +313,7 @@
             </w:pPr>
             <w:r>
               <w:rPr>
-                <w:rFonts w:ascii="Helvetica" w:hAnsi="Helvetica" w:eastAsia="Helvetica" w:cs="Helvetica"/>
+                <w:rFonts w:ascii="Arial" w:hAnsi="Arial" w:eastAsia="Arial" w:cs="Arial"/>
                 <w:i w:val="false"/>
                 <w:b w:val="true"/>
                 <w:u w:val="none"/>
@@ -347,7 +345,6 @@
           </w:tcPr>
           <w:p>
             <w:pPr>
-              <w:pStyle w:val="Normal"/>
               <w:jc w:val="center"/>
               <w:pBdr>
                 <w:bottom w:val="none" w:sz="0" w:space="0" w:color="000000"/>
@@ -358,19 +355,19 @@
               <w:spacing w:after="100" w:before="100" w:line="240"/>
               <w:ind w:left="100" w:right="100" w:firstLine="0" w:firstLineChars="0"/>
               <w:rPr>
-                <w:rFonts w:ascii="Helvetica" w:hAnsi="Helvetica" w:eastAsia="Helvetica" w:cs="Helvetica"/>
-                <w:i w:val="false"/>
-                <w:b w:val="false"/>
-                <w:u w:val="none"/>
-                <w:strike w:val="false"/>
-                <w:sz w:val="22"/>
-                <w:szCs w:val="22"/>
-                <w:color w:val="000000"/>
-              </w:rPr>
-            </w:pPr>
-            <w:r>
-              <w:rPr>
-                <w:rFonts w:ascii="Helvetica" w:hAnsi="Helvetica" w:eastAsia="Helvetica" w:cs="Helvetica"/>
+                <w:rFonts w:ascii="Arial" w:hAnsi="Arial" w:eastAsia="Arial" w:cs="Arial"/>
+                <w:i w:val="false"/>
+                <w:b w:val="false"/>
+                <w:u w:val="none"/>
+                <w:strike w:val="false"/>
+                <w:sz w:val="22"/>
+                <w:szCs w:val="22"/>
+                <w:color w:val="000000"/>
+              </w:rPr>
+            </w:pPr>
+            <w:r>
+              <w:rPr>
+                <w:rFonts w:ascii="Arial" w:hAnsi="Arial" w:eastAsia="Arial" w:cs="Arial"/>
                 <w:i w:val="false"/>
                 <w:b w:val="false"/>
                 <w:u w:val="none"/>
@@ -386,28 +383,28 @@
       </w:tr>
       <w:tr>
         <w:trPr>
-          <w:trHeight w:val="608" w:hRule="auto"/>
+          <w:trHeight w:val="617" w:hRule="auto"/>
         </w:trPr>
-        <w:tc>
-          <w:tcPr>
-            <w:tcBorders>
-              <w:bottom w:val="none" w:sz="0" w:space="0" w:color="000000"/>
-              <w:top w:val="none" w:sz="0" w:space="0" w:color="000000"/>
-              <w:left w:val="none" w:sz="0" w:space="0" w:color="000000"/>
-              <w:right w:val="none" w:sz="0" w:space="0" w:color="000000"/>
-            </w:tcBorders>
-            <w:shd w:val="clear" w:color="auto" w:fill="FFFFFF"/>
-            <w:tcMar>
-              <w:top w:w="0" w:type="dxa"/>
-              <w:bottom w:w="0" w:type="dxa"/>
-              <w:left w:w="0" w:type="dxa"/>
-              <w:right w:w="0" w:type="dxa"/>
-            </w:tcMar>
-            <w:vAlign w:val="top"/>
-          </w:tcPr>
-          <w:p>
-            <w:pPr>
-              <w:pStyle w:val="Normal"/>
+        body 3
+        <w:tc>
+          <w:tcPr>
+            <w:tcBorders>
+              <w:bottom w:val="none" w:sz="0" w:space="0" w:color="000000"/>
+              <w:top w:val="none" w:sz="0" w:space="0" w:color="000000"/>
+              <w:left w:val="none" w:sz="0" w:space="0" w:color="000000"/>
+              <w:right w:val="none" w:sz="0" w:space="0" w:color="000000"/>
+            </w:tcBorders>
+            <w:shd w:val="clear" w:color="auto" w:fill="FFFFFF"/>
+            <w:tcMar>
+              <w:top w:w="0" w:type="dxa"/>
+              <w:bottom w:w="0" w:type="dxa"/>
+              <w:left w:w="0" w:type="dxa"/>
+              <w:right w:w="0" w:type="dxa"/>
+            </w:tcMar>
+            <w:vAlign w:val="top"/>
+          </w:tcPr>
+          <w:p>
+            <w:pPr>
               <w:jc w:val="left"/>
               <w:pBdr>
                 <w:bottom w:val="none" w:sz="0" w:space="0" w:color="000000"/>
@@ -418,19 +415,19 @@
               <w:spacing w:after="100" w:before="100" w:line="240"/>
               <w:ind w:left="300" w:right="100" w:firstLine="0" w:firstLineChars="0"/>
               <w:rPr>
-                <w:rFonts w:ascii="Helvetica" w:hAnsi="Helvetica" w:eastAsia="Helvetica" w:cs="Helvetica"/>
-                <w:i w:val="false"/>
-                <w:b w:val="false"/>
-                <w:u w:val="none"/>
-                <w:strike w:val="false"/>
-                <w:sz w:val="22"/>
-                <w:szCs w:val="22"/>
-                <w:color w:val="000000"/>
-              </w:rPr>
-            </w:pPr>
-            <w:r>
-              <w:rPr>
-                <w:rFonts w:ascii="Helvetica" w:hAnsi="Helvetica" w:eastAsia="Helvetica" w:cs="Helvetica"/>
+                <w:rFonts w:ascii="Arial" w:hAnsi="Arial" w:eastAsia="Arial" w:cs="Arial"/>
+                <w:i w:val="false"/>
+                <w:b w:val="false"/>
+                <w:u w:val="none"/>
+                <w:strike w:val="false"/>
+                <w:sz w:val="22"/>
+                <w:szCs w:val="22"/>
+                <w:color w:val="000000"/>
+              </w:rPr>
+            </w:pPr>
+            <w:r>
+              <w:rPr>
+                <w:rFonts w:ascii="Arial" w:hAnsi="Arial" w:eastAsia="Arial" w:cs="Arial"/>
                 <w:i w:val="false"/>
                 <w:b w:val="false"/>
                 <w:u w:val="none"/>
@@ -462,7 +459,6 @@
           </w:tcPr>
           <w:p>
             <w:pPr>
-              <w:pStyle w:val="Normal"/>
               <w:jc w:val="center"/>
               <w:pBdr>
                 <w:bottom w:val="none" w:sz="0" w:space="0" w:color="000000"/>
@@ -473,19 +469,19 @@
               <w:spacing w:after="100" w:before="100" w:line="240"/>
               <w:ind w:left="100" w:right="100" w:firstLine="0" w:firstLineChars="0"/>
               <w:rPr>
-                <w:rFonts w:ascii="Helvetica" w:hAnsi="Helvetica" w:eastAsia="Helvetica" w:cs="Helvetica"/>
-                <w:i w:val="false"/>
-                <w:b w:val="false"/>
-                <w:u w:val="none"/>
-                <w:strike w:val="false"/>
-                <w:sz w:val="22"/>
-                <w:szCs w:val="22"/>
-                <w:color w:val="000000"/>
-              </w:rPr>
-            </w:pPr>
-            <w:r>
-              <w:rPr>
-                <w:rFonts w:ascii="Helvetica" w:hAnsi="Helvetica" w:eastAsia="Helvetica" w:cs="Helvetica"/>
+                <w:rFonts w:ascii="Arial" w:hAnsi="Arial" w:eastAsia="Arial" w:cs="Arial"/>
+                <w:i w:val="false"/>
+                <w:b w:val="false"/>
+                <w:u w:val="none"/>
+                <w:strike w:val="false"/>
+                <w:sz w:val="22"/>
+                <w:szCs w:val="22"/>
+                <w:color w:val="000000"/>
+              </w:rPr>
+            </w:pPr>
+            <w:r>
+              <w:rPr>
+                <w:rFonts w:ascii="Arial" w:hAnsi="Arial" w:eastAsia="Arial" w:cs="Arial"/>
                 <w:i w:val="false"/>
                 <w:b w:val="false"/>
                 <w:u w:val="none"/>
@@ -501,28 +497,28 @@
       </w:tr>
       <w:tr>
         <w:trPr>
-          <w:trHeight w:val="608" w:hRule="auto"/>
+          <w:trHeight w:val="617" w:hRule="auto"/>
         </w:trPr>
-        <w:tc>
-          <w:tcPr>
-            <w:tcBorders>
-              <w:bottom w:val="none" w:sz="0" w:space="0" w:color="000000"/>
-              <w:top w:val="none" w:sz="0" w:space="0" w:color="000000"/>
-              <w:left w:val="none" w:sz="0" w:space="0" w:color="000000"/>
-              <w:right w:val="none" w:sz="0" w:space="0" w:color="000000"/>
-            </w:tcBorders>
-            <w:shd w:val="clear" w:color="auto" w:fill="FFFFFF"/>
-            <w:tcMar>
-              <w:top w:w="0" w:type="dxa"/>
-              <w:bottom w:w="0" w:type="dxa"/>
-              <w:left w:w="0" w:type="dxa"/>
-              <w:right w:w="0" w:type="dxa"/>
-            </w:tcMar>
-            <w:vAlign w:val="top"/>
-          </w:tcPr>
-          <w:p>
-            <w:pPr>
-              <w:pStyle w:val="Normal"/>
+        body 4
+        <w:tc>
+          <w:tcPr>
+            <w:tcBorders>
+              <w:bottom w:val="none" w:sz="0" w:space="0" w:color="000000"/>
+              <w:top w:val="none" w:sz="0" w:space="0" w:color="000000"/>
+              <w:left w:val="none" w:sz="0" w:space="0" w:color="000000"/>
+              <w:right w:val="none" w:sz="0" w:space="0" w:color="000000"/>
+            </w:tcBorders>
+            <w:shd w:val="clear" w:color="auto" w:fill="FFFFFF"/>
+            <w:tcMar>
+              <w:top w:w="0" w:type="dxa"/>
+              <w:bottom w:w="0" w:type="dxa"/>
+              <w:left w:w="0" w:type="dxa"/>
+              <w:right w:w="0" w:type="dxa"/>
+            </w:tcMar>
+            <w:vAlign w:val="top"/>
+          </w:tcPr>
+          <w:p>
+            <w:pPr>
               <w:jc w:val="left"/>
               <w:pBdr>
                 <w:bottom w:val="none" w:sz="0" w:space="0" w:color="000000"/>
@@ -533,19 +529,19 @@
               <w:spacing w:after="100" w:before="100" w:line="240"/>
               <w:ind w:left="300" w:right="100" w:firstLine="0" w:firstLineChars="0"/>
               <w:rPr>
-                <w:rFonts w:ascii="Helvetica" w:hAnsi="Helvetica" w:eastAsia="Helvetica" w:cs="Helvetica"/>
-                <w:i w:val="false"/>
-                <w:b w:val="false"/>
-                <w:u w:val="none"/>
-                <w:strike w:val="false"/>
-                <w:sz w:val="22"/>
-                <w:szCs w:val="22"/>
-                <w:color w:val="000000"/>
-              </w:rPr>
-            </w:pPr>
-            <w:r>
-              <w:rPr>
-                <w:rFonts w:ascii="Helvetica" w:hAnsi="Helvetica" w:eastAsia="Helvetica" w:cs="Helvetica"/>
+                <w:rFonts w:ascii="Arial" w:hAnsi="Arial" w:eastAsia="Arial" w:cs="Arial"/>
+                <w:i w:val="false"/>
+                <w:b w:val="false"/>
+                <w:u w:val="none"/>
+                <w:strike w:val="false"/>
+                <w:sz w:val="22"/>
+                <w:szCs w:val="22"/>
+                <w:color w:val="000000"/>
+              </w:rPr>
+            </w:pPr>
+            <w:r>
+              <w:rPr>
+                <w:rFonts w:ascii="Arial" w:hAnsi="Arial" w:eastAsia="Arial" w:cs="Arial"/>
                 <w:i w:val="false"/>
                 <w:b w:val="false"/>
                 <w:u w:val="none"/>
@@ -577,7 +573,6 @@
           </w:tcPr>
           <w:p>
             <w:pPr>
-              <w:pStyle w:val="Normal"/>
               <w:jc w:val="center"/>
               <w:pBdr>
                 <w:bottom w:val="none" w:sz="0" w:space="0" w:color="000000"/>
@@ -588,19 +583,19 @@
               <w:spacing w:after="100" w:before="100" w:line="240"/>
               <w:ind w:left="100" w:right="100" w:firstLine="0" w:firstLineChars="0"/>
               <w:rPr>
-                <w:rFonts w:ascii="Helvetica" w:hAnsi="Helvetica" w:eastAsia="Helvetica" w:cs="Helvetica"/>
-                <w:i w:val="false"/>
-                <w:b w:val="false"/>
-                <w:u w:val="none"/>
-                <w:strike w:val="false"/>
-                <w:sz w:val="22"/>
-                <w:szCs w:val="22"/>
-                <w:color w:val="000000"/>
-              </w:rPr>
-            </w:pPr>
-            <w:r>
-              <w:rPr>
-                <w:rFonts w:ascii="Helvetica" w:hAnsi="Helvetica" w:eastAsia="Helvetica" w:cs="Helvetica"/>
+                <w:rFonts w:ascii="Arial" w:hAnsi="Arial" w:eastAsia="Arial" w:cs="Arial"/>
+                <w:i w:val="false"/>
+                <w:b w:val="false"/>
+                <w:u w:val="none"/>
+                <w:strike w:val="false"/>
+                <w:sz w:val="22"/>
+                <w:szCs w:val="22"/>
+                <w:color w:val="000000"/>
+              </w:rPr>
+            </w:pPr>
+            <w:r>
+              <w:rPr>
+                <w:rFonts w:ascii="Arial" w:hAnsi="Arial" w:eastAsia="Arial" w:cs="Arial"/>
                 <w:i w:val="false"/>
                 <w:b w:val="false"/>
                 <w:u w:val="none"/>
@@ -616,28 +611,28 @@
       </w:tr>
       <w:tr>
         <w:trPr>
-          <w:trHeight w:val="608" w:hRule="auto"/>
+          <w:trHeight w:val="617" w:hRule="auto"/>
         </w:trPr>
-        <w:tc>
-          <w:tcPr>
-            <w:tcBorders>
-              <w:bottom w:val="none" w:sz="0" w:space="0" w:color="000000"/>
-              <w:top w:val="none" w:sz="0" w:space="0" w:color="000000"/>
-              <w:left w:val="none" w:sz="0" w:space="0" w:color="000000"/>
-              <w:right w:val="none" w:sz="0" w:space="0" w:color="000000"/>
-            </w:tcBorders>
-            <w:shd w:val="clear" w:color="auto" w:fill="FFFFFF"/>
-            <w:tcMar>
-              <w:top w:w="0" w:type="dxa"/>
-              <w:bottom w:w="0" w:type="dxa"/>
-              <w:left w:w="0" w:type="dxa"/>
-              <w:right w:w="0" w:type="dxa"/>
-            </w:tcMar>
-            <w:vAlign w:val="top"/>
-          </w:tcPr>
-          <w:p>
-            <w:pPr>
-              <w:pStyle w:val="Normal"/>
+        body 5
+        <w:tc>
+          <w:tcPr>
+            <w:tcBorders>
+              <w:bottom w:val="none" w:sz="0" w:space="0" w:color="000000"/>
+              <w:top w:val="none" w:sz="0" w:space="0" w:color="000000"/>
+              <w:left w:val="none" w:sz="0" w:space="0" w:color="000000"/>
+              <w:right w:val="none" w:sz="0" w:space="0" w:color="000000"/>
+            </w:tcBorders>
+            <w:shd w:val="clear" w:color="auto" w:fill="FFFFFF"/>
+            <w:tcMar>
+              <w:top w:w="0" w:type="dxa"/>
+              <w:bottom w:w="0" w:type="dxa"/>
+              <w:left w:w="0" w:type="dxa"/>
+              <w:right w:w="0" w:type="dxa"/>
+            </w:tcMar>
+            <w:vAlign w:val="top"/>
+          </w:tcPr>
+          <w:p>
+            <w:pPr>
               <w:jc w:val="left"/>
               <w:pBdr>
                 <w:bottom w:val="none" w:sz="0" w:space="0" w:color="000000"/>
@@ -648,7 +643,7 @@
               <w:spacing w:after="100" w:before="100" w:line="240"/>
               <w:ind w:left="100" w:right="100" w:firstLine="0" w:firstLineChars="0"/>
               <w:rPr>
-                <w:rFonts w:ascii="Helvetica" w:hAnsi="Helvetica" w:eastAsia="Helvetica" w:cs="Helvetica"/>
+                <w:rFonts w:ascii="Arial" w:hAnsi="Arial" w:eastAsia="Arial" w:cs="Arial"/>
                 <w:i w:val="false"/>
                 <w:b w:val="true"/>
                 <w:u w:val="none"/>
@@ -660,7 +655,7 @@
             </w:pPr>
             <w:r>
               <w:rPr>
-                <w:rFonts w:ascii="Helvetica" w:hAnsi="Helvetica" w:eastAsia="Helvetica" w:cs="Helvetica"/>
+                <w:rFonts w:ascii="Arial" w:hAnsi="Arial" w:eastAsia="Arial" w:cs="Arial"/>
                 <w:i w:val="false"/>
                 <w:b w:val="true"/>
                 <w:u w:val="none"/>
@@ -692,7 +687,6 @@
           </w:tcPr>
           <w:p>
             <w:pPr>
-              <w:pStyle w:val="Normal"/>
               <w:jc w:val="center"/>
               <w:pBdr>
                 <w:bottom w:val="none" w:sz="0" w:space="0" w:color="000000"/>
@@ -703,19 +697,19 @@
               <w:spacing w:after="100" w:before="100" w:line="240"/>
               <w:ind w:left="100" w:right="100" w:firstLine="0" w:firstLineChars="0"/>
               <w:rPr>
-                <w:rFonts w:ascii="Helvetica" w:hAnsi="Helvetica" w:eastAsia="Helvetica" w:cs="Helvetica"/>
-                <w:i w:val="false"/>
-                <w:b w:val="false"/>
-                <w:u w:val="none"/>
-                <w:strike w:val="false"/>
-                <w:sz w:val="22"/>
-                <w:szCs w:val="22"/>
-                <w:color w:val="000000"/>
-              </w:rPr>
-            </w:pPr>
-            <w:r>
-              <w:rPr>
-                <w:rFonts w:ascii="Helvetica" w:hAnsi="Helvetica" w:eastAsia="Helvetica" w:cs="Helvetica"/>
+                <w:rFonts w:ascii="Arial" w:hAnsi="Arial" w:eastAsia="Arial" w:cs="Arial"/>
+                <w:i w:val="false"/>
+                <w:b w:val="false"/>
+                <w:u w:val="none"/>
+                <w:strike w:val="false"/>
+                <w:sz w:val="22"/>
+                <w:szCs w:val="22"/>
+                <w:color w:val="000000"/>
+              </w:rPr>
+            </w:pPr>
+            <w:r>
+              <w:rPr>
+                <w:rFonts w:ascii="Arial" w:hAnsi="Arial" w:eastAsia="Arial" w:cs="Arial"/>
                 <w:i w:val="false"/>
                 <w:b w:val="false"/>
                 <w:u w:val="none"/>
@@ -731,28 +725,28 @@
       </w:tr>
       <w:tr>
         <w:trPr>
-          <w:trHeight w:val="608" w:hRule="auto"/>
+          <w:trHeight w:val="617" w:hRule="auto"/>
         </w:trPr>
-        <w:tc>
-          <w:tcPr>
-            <w:tcBorders>
-              <w:bottom w:val="none" w:sz="0" w:space="0" w:color="000000"/>
-              <w:top w:val="none" w:sz="0" w:space="0" w:color="000000"/>
-              <w:left w:val="none" w:sz="0" w:space="0" w:color="000000"/>
-              <w:right w:val="none" w:sz="0" w:space="0" w:color="000000"/>
-            </w:tcBorders>
-            <w:shd w:val="clear" w:color="auto" w:fill="FFFFFF"/>
-            <w:tcMar>
-              <w:top w:w="0" w:type="dxa"/>
-              <w:bottom w:w="0" w:type="dxa"/>
-              <w:left w:w="0" w:type="dxa"/>
-              <w:right w:w="0" w:type="dxa"/>
-            </w:tcMar>
-            <w:vAlign w:val="top"/>
-          </w:tcPr>
-          <w:p>
-            <w:pPr>
-              <w:pStyle w:val="Normal"/>
+        body 6
+        <w:tc>
+          <w:tcPr>
+            <w:tcBorders>
+              <w:bottom w:val="none" w:sz="0" w:space="0" w:color="000000"/>
+              <w:top w:val="none" w:sz="0" w:space="0" w:color="000000"/>
+              <w:left w:val="none" w:sz="0" w:space="0" w:color="000000"/>
+              <w:right w:val="none" w:sz="0" w:space="0" w:color="000000"/>
+            </w:tcBorders>
+            <w:shd w:val="clear" w:color="auto" w:fill="FFFFFF"/>
+            <w:tcMar>
+              <w:top w:w="0" w:type="dxa"/>
+              <w:bottom w:w="0" w:type="dxa"/>
+              <w:left w:w="0" w:type="dxa"/>
+              <w:right w:w="0" w:type="dxa"/>
+            </w:tcMar>
+            <w:vAlign w:val="top"/>
+          </w:tcPr>
+          <w:p>
+            <w:pPr>
               <w:jc w:val="left"/>
               <w:pBdr>
                 <w:bottom w:val="none" w:sz="0" w:space="0" w:color="000000"/>
@@ -763,19 +757,19 @@
               <w:spacing w:after="100" w:before="100" w:line="240"/>
               <w:ind w:left="300" w:right="100" w:firstLine="0" w:firstLineChars="0"/>
               <w:rPr>
-                <w:rFonts w:ascii="Helvetica" w:hAnsi="Helvetica" w:eastAsia="Helvetica" w:cs="Helvetica"/>
-                <w:i w:val="false"/>
-                <w:b w:val="false"/>
-                <w:u w:val="none"/>
-                <w:strike w:val="false"/>
-                <w:sz w:val="22"/>
-                <w:szCs w:val="22"/>
-                <w:color w:val="000000"/>
-              </w:rPr>
-            </w:pPr>
-            <w:r>
-              <w:rPr>
-                <w:rFonts w:ascii="Helvetica" w:hAnsi="Helvetica" w:eastAsia="Helvetica" w:cs="Helvetica"/>
+                <w:rFonts w:ascii="Arial" w:hAnsi="Arial" w:eastAsia="Arial" w:cs="Arial"/>
+                <w:i w:val="false"/>
+                <w:b w:val="false"/>
+                <w:u w:val="none"/>
+                <w:strike w:val="false"/>
+                <w:sz w:val="22"/>
+                <w:szCs w:val="22"/>
+                <w:color w:val="000000"/>
+              </w:rPr>
+            </w:pPr>
+            <w:r>
+              <w:rPr>
+                <w:rFonts w:ascii="Arial" w:hAnsi="Arial" w:eastAsia="Arial" w:cs="Arial"/>
                 <w:i w:val="false"/>
                 <w:b w:val="false"/>
                 <w:u w:val="none"/>
@@ -807,7 +801,6 @@
           </w:tcPr>
           <w:p>
             <w:pPr>
-              <w:pStyle w:val="Normal"/>
               <w:jc w:val="center"/>
               <w:pBdr>
                 <w:bottom w:val="none" w:sz="0" w:space="0" w:color="000000"/>
@@ -818,19 +811,19 @@
               <w:spacing w:after="100" w:before="100" w:line="240"/>
               <w:ind w:left="100" w:right="100" w:firstLine="0" w:firstLineChars="0"/>
               <w:rPr>
-                <w:rFonts w:ascii="Helvetica" w:hAnsi="Helvetica" w:eastAsia="Helvetica" w:cs="Helvetica"/>
-                <w:i w:val="false"/>
-                <w:b w:val="false"/>
-                <w:u w:val="none"/>
-                <w:strike w:val="false"/>
-                <w:sz w:val="22"/>
-                <w:szCs w:val="22"/>
-                <w:color w:val="000000"/>
-              </w:rPr>
-            </w:pPr>
-            <w:r>
-              <w:rPr>
-                <w:rFonts w:ascii="Helvetica" w:hAnsi="Helvetica" w:eastAsia="Helvetica" w:cs="Helvetica"/>
+                <w:rFonts w:ascii="Arial" w:hAnsi="Arial" w:eastAsia="Arial" w:cs="Arial"/>
+                <w:i w:val="false"/>
+                <w:b w:val="false"/>
+                <w:u w:val="none"/>
+                <w:strike w:val="false"/>
+                <w:sz w:val="22"/>
+                <w:szCs w:val="22"/>
+                <w:color w:val="000000"/>
+              </w:rPr>
+            </w:pPr>
+            <w:r>
+              <w:rPr>
+                <w:rFonts w:ascii="Arial" w:hAnsi="Arial" w:eastAsia="Arial" w:cs="Arial"/>
                 <w:i w:val="false"/>
                 <w:b w:val="false"/>
                 <w:u w:val="none"/>
@@ -846,28 +839,28 @@
       </w:tr>
       <w:tr>
         <w:trPr>
-          <w:trHeight w:val="608" w:hRule="auto"/>
+          <w:trHeight w:val="617" w:hRule="auto"/>
         </w:trPr>
-        <w:tc>
-          <w:tcPr>
-            <w:tcBorders>
-              <w:bottom w:val="none" w:sz="0" w:space="0" w:color="000000"/>
-              <w:top w:val="none" w:sz="0" w:space="0" w:color="000000"/>
-              <w:left w:val="none" w:sz="0" w:space="0" w:color="000000"/>
-              <w:right w:val="none" w:sz="0" w:space="0" w:color="000000"/>
-            </w:tcBorders>
-            <w:shd w:val="clear" w:color="auto" w:fill="FFFFFF"/>
-            <w:tcMar>
-              <w:top w:w="0" w:type="dxa"/>
-              <w:bottom w:w="0" w:type="dxa"/>
-              <w:left w:w="0" w:type="dxa"/>
-              <w:right w:w="0" w:type="dxa"/>
-            </w:tcMar>
-            <w:vAlign w:val="top"/>
-          </w:tcPr>
-          <w:p>
-            <w:pPr>
-              <w:pStyle w:val="Normal"/>
+        body 7
+        <w:tc>
+          <w:tcPr>
+            <w:tcBorders>
+              <w:bottom w:val="none" w:sz="0" w:space="0" w:color="000000"/>
+              <w:top w:val="none" w:sz="0" w:space="0" w:color="000000"/>
+              <w:left w:val="none" w:sz="0" w:space="0" w:color="000000"/>
+              <w:right w:val="none" w:sz="0" w:space="0" w:color="000000"/>
+            </w:tcBorders>
+            <w:shd w:val="clear" w:color="auto" w:fill="FFFFFF"/>
+            <w:tcMar>
+              <w:top w:w="0" w:type="dxa"/>
+              <w:bottom w:w="0" w:type="dxa"/>
+              <w:left w:w="0" w:type="dxa"/>
+              <w:right w:w="0" w:type="dxa"/>
+            </w:tcMar>
+            <w:vAlign w:val="top"/>
+          </w:tcPr>
+          <w:p>
+            <w:pPr>
               <w:jc w:val="left"/>
               <w:pBdr>
                 <w:bottom w:val="none" w:sz="0" w:space="0" w:color="000000"/>
@@ -878,19 +871,19 @@
               <w:spacing w:after="100" w:before="100" w:line="240"/>
               <w:ind w:left="300" w:right="100" w:firstLine="0" w:firstLineChars="0"/>
               <w:rPr>
-                <w:rFonts w:ascii="Helvetica" w:hAnsi="Helvetica" w:eastAsia="Helvetica" w:cs="Helvetica"/>
-                <w:i w:val="false"/>
-                <w:b w:val="false"/>
-                <w:u w:val="none"/>
-                <w:strike w:val="false"/>
-                <w:sz w:val="22"/>
-                <w:szCs w:val="22"/>
-                <w:color w:val="000000"/>
-              </w:rPr>
-            </w:pPr>
-            <w:r>
-              <w:rPr>
-                <w:rFonts w:ascii="Helvetica" w:hAnsi="Helvetica" w:eastAsia="Helvetica" w:cs="Helvetica"/>
+                <w:rFonts w:ascii="Arial" w:hAnsi="Arial" w:eastAsia="Arial" w:cs="Arial"/>
+                <w:i w:val="false"/>
+                <w:b w:val="false"/>
+                <w:u w:val="none"/>
+                <w:strike w:val="false"/>
+                <w:sz w:val="22"/>
+                <w:szCs w:val="22"/>
+                <w:color w:val="000000"/>
+              </w:rPr>
+            </w:pPr>
+            <w:r>
+              <w:rPr>
+                <w:rFonts w:ascii="Arial" w:hAnsi="Arial" w:eastAsia="Arial" w:cs="Arial"/>
                 <w:i w:val="false"/>
                 <w:b w:val="false"/>
                 <w:u w:val="none"/>
@@ -922,7 +915,6 @@
           </w:tcPr>
           <w:p>
             <w:pPr>
-              <w:pStyle w:val="Normal"/>
               <w:jc w:val="center"/>
               <w:pBdr>
                 <w:bottom w:val="none" w:sz="0" w:space="0" w:color="000000"/>
@@ -933,19 +925,19 @@
               <w:spacing w:after="100" w:before="100" w:line="240"/>
               <w:ind w:left="100" w:right="100" w:firstLine="0" w:firstLineChars="0"/>
               <w:rPr>
-                <w:rFonts w:ascii="Helvetica" w:hAnsi="Helvetica" w:eastAsia="Helvetica" w:cs="Helvetica"/>
-                <w:i w:val="false"/>
-                <w:b w:val="false"/>
-                <w:u w:val="none"/>
-                <w:strike w:val="false"/>
-                <w:sz w:val="22"/>
-                <w:szCs w:val="22"/>
-                <w:color w:val="000000"/>
-              </w:rPr>
-            </w:pPr>
-            <w:r>
-              <w:rPr>
-                <w:rFonts w:ascii="Helvetica" w:hAnsi="Helvetica" w:eastAsia="Helvetica" w:cs="Helvetica"/>
+                <w:rFonts w:ascii="Arial" w:hAnsi="Arial" w:eastAsia="Arial" w:cs="Arial"/>
+                <w:i w:val="false"/>
+                <w:b w:val="false"/>
+                <w:u w:val="none"/>
+                <w:strike w:val="false"/>
+                <w:sz w:val="22"/>
+                <w:szCs w:val="22"/>
+                <w:color w:val="000000"/>
+              </w:rPr>
+            </w:pPr>
+            <w:r>
+              <w:rPr>
+                <w:rFonts w:ascii="Arial" w:hAnsi="Arial" w:eastAsia="Arial" w:cs="Arial"/>
                 <w:i w:val="false"/>
                 <w:b w:val="false"/>
                 <w:u w:val="none"/>
@@ -961,28 +953,28 @@
       </w:tr>
       <w:tr>
         <w:trPr>
-          <w:trHeight w:val="608" w:hRule="auto"/>
+          <w:trHeight w:val="617" w:hRule="auto"/>
         </w:trPr>
-        <w:tc>
-          <w:tcPr>
-            <w:tcBorders>
-              <w:bottom w:val="none" w:sz="0" w:space="0" w:color="000000"/>
-              <w:top w:val="none" w:sz="0" w:space="0" w:color="000000"/>
-              <w:left w:val="none" w:sz="0" w:space="0" w:color="000000"/>
-              <w:right w:val="none" w:sz="0" w:space="0" w:color="000000"/>
-            </w:tcBorders>
-            <w:shd w:val="clear" w:color="auto" w:fill="FFFFFF"/>
-            <w:tcMar>
-              <w:top w:w="0" w:type="dxa"/>
-              <w:bottom w:w="0" w:type="dxa"/>
-              <w:left w:w="0" w:type="dxa"/>
-              <w:right w:w="0" w:type="dxa"/>
-            </w:tcMar>
-            <w:vAlign w:val="top"/>
-          </w:tcPr>
-          <w:p>
-            <w:pPr>
-              <w:pStyle w:val="Normal"/>
+        body 8
+        <w:tc>
+          <w:tcPr>
+            <w:tcBorders>
+              <w:bottom w:val="none" w:sz="0" w:space="0" w:color="000000"/>
+              <w:top w:val="none" w:sz="0" w:space="0" w:color="000000"/>
+              <w:left w:val="none" w:sz="0" w:space="0" w:color="000000"/>
+              <w:right w:val="none" w:sz="0" w:space="0" w:color="000000"/>
+            </w:tcBorders>
+            <w:shd w:val="clear" w:color="auto" w:fill="FFFFFF"/>
+            <w:tcMar>
+              <w:top w:w="0" w:type="dxa"/>
+              <w:bottom w:w="0" w:type="dxa"/>
+              <w:left w:w="0" w:type="dxa"/>
+              <w:right w:w="0" w:type="dxa"/>
+            </w:tcMar>
+            <w:vAlign w:val="top"/>
+          </w:tcPr>
+          <w:p>
+            <w:pPr>
               <w:jc w:val="left"/>
               <w:pBdr>
                 <w:bottom w:val="none" w:sz="0" w:space="0" w:color="000000"/>
@@ -993,19 +985,19 @@
               <w:spacing w:after="100" w:before="100" w:line="240"/>
               <w:ind w:left="300" w:right="100" w:firstLine="0" w:firstLineChars="0"/>
               <w:rPr>
-                <w:rFonts w:ascii="Helvetica" w:hAnsi="Helvetica" w:eastAsia="Helvetica" w:cs="Helvetica"/>
-                <w:i w:val="false"/>
-                <w:b w:val="false"/>
-                <w:u w:val="none"/>
-                <w:strike w:val="false"/>
-                <w:sz w:val="22"/>
-                <w:szCs w:val="22"/>
-                <w:color w:val="000000"/>
-              </w:rPr>
-            </w:pPr>
-            <w:r>
-              <w:rPr>
-                <w:rFonts w:ascii="Helvetica" w:hAnsi="Helvetica" w:eastAsia="Helvetica" w:cs="Helvetica"/>
+                <w:rFonts w:ascii="Arial" w:hAnsi="Arial" w:eastAsia="Arial" w:cs="Arial"/>
+                <w:i w:val="false"/>
+                <w:b w:val="false"/>
+                <w:u w:val="none"/>
+                <w:strike w:val="false"/>
+                <w:sz w:val="22"/>
+                <w:szCs w:val="22"/>
+                <w:color w:val="000000"/>
+              </w:rPr>
+            </w:pPr>
+            <w:r>
+              <w:rPr>
+                <w:rFonts w:ascii="Arial" w:hAnsi="Arial" w:eastAsia="Arial" w:cs="Arial"/>
                 <w:i w:val="false"/>
                 <w:b w:val="false"/>
                 <w:u w:val="none"/>
@@ -1037,7 +1029,6 @@
           </w:tcPr>
           <w:p>
             <w:pPr>
-              <w:pStyle w:val="Normal"/>
               <w:jc w:val="center"/>
               <w:pBdr>
                 <w:bottom w:val="none" w:sz="0" w:space="0" w:color="000000"/>
@@ -1048,19 +1039,19 @@
               <w:spacing w:after="100" w:before="100" w:line="240"/>
               <w:ind w:left="100" w:right="100" w:firstLine="0" w:firstLineChars="0"/>
               <w:rPr>
-                <w:rFonts w:ascii="Helvetica" w:hAnsi="Helvetica" w:eastAsia="Helvetica" w:cs="Helvetica"/>
-                <w:i w:val="false"/>
-                <w:b w:val="false"/>
-                <w:u w:val="none"/>
-                <w:strike w:val="false"/>
-                <w:sz w:val="22"/>
-                <w:szCs w:val="22"/>
-                <w:color w:val="000000"/>
-              </w:rPr>
-            </w:pPr>
-            <w:r>
-              <w:rPr>
-                <w:rFonts w:ascii="Helvetica" w:hAnsi="Helvetica" w:eastAsia="Helvetica" w:cs="Helvetica"/>
+                <w:rFonts w:ascii="Arial" w:hAnsi="Arial" w:eastAsia="Arial" w:cs="Arial"/>
+                <w:i w:val="false"/>
+                <w:b w:val="false"/>
+                <w:u w:val="none"/>
+                <w:strike w:val="false"/>
+                <w:sz w:val="22"/>
+                <w:szCs w:val="22"/>
+                <w:color w:val="000000"/>
+              </w:rPr>
+            </w:pPr>
+            <w:r>
+              <w:rPr>
+                <w:rFonts w:ascii="Arial" w:hAnsi="Arial" w:eastAsia="Arial" w:cs="Arial"/>
                 <w:i w:val="false"/>
                 <w:b w:val="false"/>
                 <w:u w:val="none"/>
@@ -1076,28 +1067,28 @@
       </w:tr>
       <w:tr>
         <w:trPr>
-          <w:trHeight w:val="608" w:hRule="auto"/>
+          <w:trHeight w:val="617" w:hRule="auto"/>
         </w:trPr>
-        <w:tc>
-          <w:tcPr>
-            <w:tcBorders>
-              <w:bottom w:val="none" w:sz="0" w:space="0" w:color="000000"/>
-              <w:top w:val="none" w:sz="0" w:space="0" w:color="000000"/>
-              <w:left w:val="none" w:sz="0" w:space="0" w:color="000000"/>
-              <w:right w:val="none" w:sz="0" w:space="0" w:color="000000"/>
-            </w:tcBorders>
-            <w:shd w:val="clear" w:color="auto" w:fill="FFFFFF"/>
-            <w:tcMar>
-              <w:top w:w="0" w:type="dxa"/>
-              <w:bottom w:w="0" w:type="dxa"/>
-              <w:left w:w="0" w:type="dxa"/>
-              <w:right w:w="0" w:type="dxa"/>
-            </w:tcMar>
-            <w:vAlign w:val="top"/>
-          </w:tcPr>
-          <w:p>
-            <w:pPr>
-              <w:pStyle w:val="Normal"/>
+        body 9
+        <w:tc>
+          <w:tcPr>
+            <w:tcBorders>
+              <w:bottom w:val="none" w:sz="0" w:space="0" w:color="000000"/>
+              <w:top w:val="none" w:sz="0" w:space="0" w:color="000000"/>
+              <w:left w:val="none" w:sz="0" w:space="0" w:color="000000"/>
+              <w:right w:val="none" w:sz="0" w:space="0" w:color="000000"/>
+            </w:tcBorders>
+            <w:shd w:val="clear" w:color="auto" w:fill="FFFFFF"/>
+            <w:tcMar>
+              <w:top w:w="0" w:type="dxa"/>
+              <w:bottom w:w="0" w:type="dxa"/>
+              <w:left w:w="0" w:type="dxa"/>
+              <w:right w:w="0" w:type="dxa"/>
+            </w:tcMar>
+            <w:vAlign w:val="top"/>
+          </w:tcPr>
+          <w:p>
+            <w:pPr>
               <w:jc w:val="left"/>
               <w:pBdr>
                 <w:bottom w:val="none" w:sz="0" w:space="0" w:color="000000"/>
@@ -1108,19 +1099,19 @@
               <w:spacing w:after="100" w:before="100" w:line="240"/>
               <w:ind w:left="300" w:right="100" w:firstLine="0" w:firstLineChars="0"/>
               <w:rPr>
-                <w:rFonts w:ascii="Helvetica" w:hAnsi="Helvetica" w:eastAsia="Helvetica" w:cs="Helvetica"/>
-                <w:i w:val="false"/>
-                <w:b w:val="false"/>
-                <w:u w:val="none"/>
-                <w:strike w:val="false"/>
-                <w:sz w:val="22"/>
-                <w:szCs w:val="22"/>
-                <w:color w:val="000000"/>
-              </w:rPr>
-            </w:pPr>
-            <w:r>
-              <w:rPr>
-                <w:rFonts w:ascii="Helvetica" w:hAnsi="Helvetica" w:eastAsia="Helvetica" w:cs="Helvetica"/>
+                <w:rFonts w:ascii="Arial" w:hAnsi="Arial" w:eastAsia="Arial" w:cs="Arial"/>
+                <w:i w:val="false"/>
+                <w:b w:val="false"/>
+                <w:u w:val="none"/>
+                <w:strike w:val="false"/>
+                <w:sz w:val="22"/>
+                <w:szCs w:val="22"/>
+                <w:color w:val="000000"/>
+              </w:rPr>
+            </w:pPr>
+            <w:r>
+              <w:rPr>
+                <w:rFonts w:ascii="Arial" w:hAnsi="Arial" w:eastAsia="Arial" w:cs="Arial"/>
                 <w:i w:val="false"/>
                 <w:b w:val="false"/>
                 <w:u w:val="none"/>
@@ -1152,7 +1143,6 @@
           </w:tcPr>
           <w:p>
             <w:pPr>
-              <w:pStyle w:val="Normal"/>
               <w:jc w:val="center"/>
               <w:pBdr>
                 <w:bottom w:val="none" w:sz="0" w:space="0" w:color="000000"/>
@@ -1163,19 +1153,19 @@
               <w:spacing w:after="100" w:before="100" w:line="240"/>
               <w:ind w:left="100" w:right="100" w:firstLine="0" w:firstLineChars="0"/>
               <w:rPr>
-                <w:rFonts w:ascii="Helvetica" w:hAnsi="Helvetica" w:eastAsia="Helvetica" w:cs="Helvetica"/>
-                <w:i w:val="false"/>
-                <w:b w:val="false"/>
-                <w:u w:val="none"/>
-                <w:strike w:val="false"/>
-                <w:sz w:val="22"/>
-                <w:szCs w:val="22"/>
-                <w:color w:val="000000"/>
-              </w:rPr>
-            </w:pPr>
-            <w:r>
-              <w:rPr>
-                <w:rFonts w:ascii="Helvetica" w:hAnsi="Helvetica" w:eastAsia="Helvetica" w:cs="Helvetica"/>
+                <w:rFonts w:ascii="Arial" w:hAnsi="Arial" w:eastAsia="Arial" w:cs="Arial"/>
+                <w:i w:val="false"/>
+                <w:b w:val="false"/>
+                <w:u w:val="none"/>
+                <w:strike w:val="false"/>
+                <w:sz w:val="22"/>
+                <w:szCs w:val="22"/>
+                <w:color w:val="000000"/>
+              </w:rPr>
+            </w:pPr>
+            <w:r>
+              <w:rPr>
+                <w:rFonts w:ascii="Arial" w:hAnsi="Arial" w:eastAsia="Arial" w:cs="Arial"/>
                 <w:i w:val="false"/>
                 <w:b w:val="false"/>
                 <w:u w:val="none"/>
@@ -1191,28 +1181,28 @@
       </w:tr>
       <w:tr>
         <w:trPr>
-          <w:trHeight w:val="608" w:hRule="auto"/>
+          <w:trHeight w:val="617" w:hRule="auto"/>
         </w:trPr>
-        <w:tc>
-          <w:tcPr>
-            <w:tcBorders>
-              <w:bottom w:val="none" w:sz="0" w:space="0" w:color="000000"/>
-              <w:top w:val="none" w:sz="0" w:space="0" w:color="000000"/>
-              <w:left w:val="none" w:sz="0" w:space="0" w:color="000000"/>
-              <w:right w:val="none" w:sz="0" w:space="0" w:color="000000"/>
-            </w:tcBorders>
-            <w:shd w:val="clear" w:color="auto" w:fill="FFFFFF"/>
-            <w:tcMar>
-              <w:top w:w="0" w:type="dxa"/>
-              <w:bottom w:w="0" w:type="dxa"/>
-              <w:left w:w="0" w:type="dxa"/>
-              <w:right w:w="0" w:type="dxa"/>
-            </w:tcMar>
-            <w:vAlign w:val="top"/>
-          </w:tcPr>
-          <w:p>
-            <w:pPr>
-              <w:pStyle w:val="Normal"/>
+        body10
+        <w:tc>
+          <w:tcPr>
+            <w:tcBorders>
+              <w:bottom w:val="none" w:sz="0" w:space="0" w:color="000000"/>
+              <w:top w:val="none" w:sz="0" w:space="0" w:color="000000"/>
+              <w:left w:val="none" w:sz="0" w:space="0" w:color="000000"/>
+              <w:right w:val="none" w:sz="0" w:space="0" w:color="000000"/>
+            </w:tcBorders>
+            <w:shd w:val="clear" w:color="auto" w:fill="FFFFFF"/>
+            <w:tcMar>
+              <w:top w:w="0" w:type="dxa"/>
+              <w:bottom w:w="0" w:type="dxa"/>
+              <w:left w:w="0" w:type="dxa"/>
+              <w:right w:w="0" w:type="dxa"/>
+            </w:tcMar>
+            <w:vAlign w:val="top"/>
+          </w:tcPr>
+          <w:p>
+            <w:pPr>
               <w:jc w:val="left"/>
               <w:pBdr>
                 <w:bottom w:val="none" w:sz="0" w:space="0" w:color="000000"/>
@@ -1223,7 +1213,7 @@
               <w:spacing w:after="100" w:before="100" w:line="240"/>
               <w:ind w:left="100" w:right="100" w:firstLine="0" w:firstLineChars="0"/>
               <w:rPr>
-                <w:rFonts w:ascii="Helvetica" w:hAnsi="Helvetica" w:eastAsia="Helvetica" w:cs="Helvetica"/>
+                <w:rFonts w:ascii="Arial" w:hAnsi="Arial" w:eastAsia="Arial" w:cs="Arial"/>
                 <w:i w:val="false"/>
                 <w:b w:val="true"/>
                 <w:u w:val="none"/>
@@ -1235,7 +1225,7 @@
             </w:pPr>
             <w:r>
               <w:rPr>
-                <w:rFonts w:ascii="Helvetica" w:hAnsi="Helvetica" w:eastAsia="Helvetica" w:cs="Helvetica"/>
+                <w:rFonts w:ascii="Arial" w:hAnsi="Arial" w:eastAsia="Arial" w:cs="Arial"/>
                 <w:i w:val="false"/>
                 <w:b w:val="true"/>
                 <w:u w:val="none"/>
@@ -1267,7 +1257,6 @@
           </w:tcPr>
           <w:p>
             <w:pPr>
-              <w:pStyle w:val="Normal"/>
               <w:jc w:val="center"/>
               <w:pBdr>
                 <w:bottom w:val="none" w:sz="0" w:space="0" w:color="000000"/>
@@ -1278,19 +1267,19 @@
               <w:spacing w:after="100" w:before="100" w:line="240"/>
               <w:ind w:left="100" w:right="100" w:firstLine="0" w:firstLineChars="0"/>
               <w:rPr>
-                <w:rFonts w:ascii="Helvetica" w:hAnsi="Helvetica" w:eastAsia="Helvetica" w:cs="Helvetica"/>
-                <w:i w:val="false"/>
-                <w:b w:val="false"/>
-                <w:u w:val="none"/>
-                <w:strike w:val="false"/>
-                <w:sz w:val="22"/>
-                <w:szCs w:val="22"/>
-                <w:color w:val="000000"/>
-              </w:rPr>
-            </w:pPr>
-            <w:r>
-              <w:rPr>
-                <w:rFonts w:ascii="Helvetica" w:hAnsi="Helvetica" w:eastAsia="Helvetica" w:cs="Helvetica"/>
+                <w:rFonts w:ascii="Arial" w:hAnsi="Arial" w:eastAsia="Arial" w:cs="Arial"/>
+                <w:i w:val="false"/>
+                <w:b w:val="false"/>
+                <w:u w:val="none"/>
+                <w:strike w:val="false"/>
+                <w:sz w:val="22"/>
+                <w:szCs w:val="22"/>
+                <w:color w:val="000000"/>
+              </w:rPr>
+            </w:pPr>
+            <w:r>
+              <w:rPr>
+                <w:rFonts w:ascii="Arial" w:hAnsi="Arial" w:eastAsia="Arial" w:cs="Arial"/>
                 <w:i w:val="false"/>
                 <w:b w:val="false"/>
                 <w:u w:val="none"/>
@@ -1306,28 +1295,28 @@
       </w:tr>
       <w:tr>
         <w:trPr>
-          <w:trHeight w:val="608" w:hRule="auto"/>
+          <w:trHeight w:val="617" w:hRule="auto"/>
         </w:trPr>
-        <w:tc>
-          <w:tcPr>
-            <w:tcBorders>
-              <w:bottom w:val="none" w:sz="0" w:space="0" w:color="000000"/>
-              <w:top w:val="none" w:sz="0" w:space="0" w:color="000000"/>
-              <w:left w:val="none" w:sz="0" w:space="0" w:color="000000"/>
-              <w:right w:val="none" w:sz="0" w:space="0" w:color="000000"/>
-            </w:tcBorders>
-            <w:shd w:val="clear" w:color="auto" w:fill="FFFFFF"/>
-            <w:tcMar>
-              <w:top w:w="0" w:type="dxa"/>
-              <w:bottom w:w="0" w:type="dxa"/>
-              <w:left w:w="0" w:type="dxa"/>
-              <w:right w:w="0" w:type="dxa"/>
-            </w:tcMar>
-            <w:vAlign w:val="top"/>
-          </w:tcPr>
-          <w:p>
-            <w:pPr>
-              <w:pStyle w:val="Normal"/>
+        body11
+        <w:tc>
+          <w:tcPr>
+            <w:tcBorders>
+              <w:bottom w:val="none" w:sz="0" w:space="0" w:color="000000"/>
+              <w:top w:val="none" w:sz="0" w:space="0" w:color="000000"/>
+              <w:left w:val="none" w:sz="0" w:space="0" w:color="000000"/>
+              <w:right w:val="none" w:sz="0" w:space="0" w:color="000000"/>
+            </w:tcBorders>
+            <w:shd w:val="clear" w:color="auto" w:fill="FFFFFF"/>
+            <w:tcMar>
+              <w:top w:w="0" w:type="dxa"/>
+              <w:bottom w:w="0" w:type="dxa"/>
+              <w:left w:w="0" w:type="dxa"/>
+              <w:right w:w="0" w:type="dxa"/>
+            </w:tcMar>
+            <w:vAlign w:val="top"/>
+          </w:tcPr>
+          <w:p>
+            <w:pPr>
               <w:jc w:val="left"/>
               <w:pBdr>
                 <w:bottom w:val="none" w:sz="0" w:space="0" w:color="000000"/>
@@ -1338,19 +1327,19 @@
               <w:spacing w:after="100" w:before="100" w:line="240"/>
               <w:ind w:left="300" w:right="100" w:firstLine="0" w:firstLineChars="0"/>
               <w:rPr>
-                <w:rFonts w:ascii="Helvetica" w:hAnsi="Helvetica" w:eastAsia="Helvetica" w:cs="Helvetica"/>
-                <w:i w:val="false"/>
-                <w:b w:val="false"/>
-                <w:u w:val="none"/>
-                <w:strike w:val="false"/>
-                <w:sz w:val="22"/>
-                <w:szCs w:val="22"/>
-                <w:color w:val="000000"/>
-              </w:rPr>
-            </w:pPr>
-            <w:r>
-              <w:rPr>
-                <w:rFonts w:ascii="Helvetica" w:hAnsi="Helvetica" w:eastAsia="Helvetica" w:cs="Helvetica"/>
+                <w:rFonts w:ascii="Arial" w:hAnsi="Arial" w:eastAsia="Arial" w:cs="Arial"/>
+                <w:i w:val="false"/>
+                <w:b w:val="false"/>
+                <w:u w:val="none"/>
+                <w:strike w:val="false"/>
+                <w:sz w:val="22"/>
+                <w:szCs w:val="22"/>
+                <w:color w:val="000000"/>
+              </w:rPr>
+            </w:pPr>
+            <w:r>
+              <w:rPr>
+                <w:rFonts w:ascii="Arial" w:hAnsi="Arial" w:eastAsia="Arial" w:cs="Arial"/>
                 <w:i w:val="false"/>
                 <w:b w:val="false"/>
                 <w:u w:val="none"/>
@@ -1382,7 +1371,6 @@
           </w:tcPr>
           <w:p>
             <w:pPr>
-              <w:pStyle w:val="Normal"/>
               <w:jc w:val="center"/>
               <w:pBdr>
                 <w:bottom w:val="none" w:sz="0" w:space="0" w:color="000000"/>
@@ -1393,19 +1381,19 @@
               <w:spacing w:after="100" w:before="100" w:line="240"/>
               <w:ind w:left="100" w:right="100" w:firstLine="0" w:firstLineChars="0"/>
               <w:rPr>
-                <w:rFonts w:ascii="Helvetica" w:hAnsi="Helvetica" w:eastAsia="Helvetica" w:cs="Helvetica"/>
-                <w:i w:val="false"/>
-                <w:b w:val="false"/>
-                <w:u w:val="none"/>
-                <w:strike w:val="false"/>
-                <w:sz w:val="22"/>
-                <w:szCs w:val="22"/>
-                <w:color w:val="000000"/>
-              </w:rPr>
-            </w:pPr>
-            <w:r>
-              <w:rPr>
-                <w:rFonts w:ascii="Helvetica" w:hAnsi="Helvetica" w:eastAsia="Helvetica" w:cs="Helvetica"/>
+                <w:rFonts w:ascii="Arial" w:hAnsi="Arial" w:eastAsia="Arial" w:cs="Arial"/>
+                <w:i w:val="false"/>
+                <w:b w:val="false"/>
+                <w:u w:val="none"/>
+                <w:strike w:val="false"/>
+                <w:sz w:val="22"/>
+                <w:szCs w:val="22"/>
+                <w:color w:val="000000"/>
+              </w:rPr>
+            </w:pPr>
+            <w:r>
+              <w:rPr>
+                <w:rFonts w:ascii="Arial" w:hAnsi="Arial" w:eastAsia="Arial" w:cs="Arial"/>
                 <w:i w:val="false"/>
                 <w:b w:val="false"/>
                 <w:u w:val="none"/>
@@ -1421,28 +1409,28 @@
       </w:tr>
       <w:tr>
         <w:trPr>
-          <w:trHeight w:val="608" w:hRule="auto"/>
+          <w:trHeight w:val="617" w:hRule="auto"/>
         </w:trPr>
-        <w:tc>
-          <w:tcPr>
-            <w:tcBorders>
-              <w:bottom w:val="none" w:sz="0" w:space="0" w:color="000000"/>
-              <w:top w:val="none" w:sz="0" w:space="0" w:color="000000"/>
-              <w:left w:val="none" w:sz="0" w:space="0" w:color="000000"/>
-              <w:right w:val="none" w:sz="0" w:space="0" w:color="000000"/>
-            </w:tcBorders>
-            <w:shd w:val="clear" w:color="auto" w:fill="FFFFFF"/>
-            <w:tcMar>
-              <w:top w:w="0" w:type="dxa"/>
-              <w:bottom w:w="0" w:type="dxa"/>
-              <w:left w:w="0" w:type="dxa"/>
-              <w:right w:w="0" w:type="dxa"/>
-            </w:tcMar>
-            <w:vAlign w:val="top"/>
-          </w:tcPr>
-          <w:p>
-            <w:pPr>
-              <w:pStyle w:val="Normal"/>
+        body12
+        <w:tc>
+          <w:tcPr>
+            <w:tcBorders>
+              <w:bottom w:val="none" w:sz="0" w:space="0" w:color="000000"/>
+              <w:top w:val="none" w:sz="0" w:space="0" w:color="000000"/>
+              <w:left w:val="none" w:sz="0" w:space="0" w:color="000000"/>
+              <w:right w:val="none" w:sz="0" w:space="0" w:color="000000"/>
+            </w:tcBorders>
+            <w:shd w:val="clear" w:color="auto" w:fill="FFFFFF"/>
+            <w:tcMar>
+              <w:top w:w="0" w:type="dxa"/>
+              <w:bottom w:w="0" w:type="dxa"/>
+              <w:left w:w="0" w:type="dxa"/>
+              <w:right w:w="0" w:type="dxa"/>
+            </w:tcMar>
+            <w:vAlign w:val="top"/>
+          </w:tcPr>
+          <w:p>
+            <w:pPr>
               <w:jc w:val="left"/>
               <w:pBdr>
                 <w:bottom w:val="none" w:sz="0" w:space="0" w:color="000000"/>
@@ -1453,19 +1441,19 @@
               <w:spacing w:after="100" w:before="100" w:line="240"/>
               <w:ind w:left="300" w:right="100" w:firstLine="0" w:firstLineChars="0"/>
               <w:rPr>
-                <w:rFonts w:ascii="Helvetica" w:hAnsi="Helvetica" w:eastAsia="Helvetica" w:cs="Helvetica"/>
-                <w:i w:val="false"/>
-                <w:b w:val="false"/>
-                <w:u w:val="none"/>
-                <w:strike w:val="false"/>
-                <w:sz w:val="22"/>
-                <w:szCs w:val="22"/>
-                <w:color w:val="000000"/>
-              </w:rPr>
-            </w:pPr>
-            <w:r>
-              <w:rPr>
-                <w:rFonts w:ascii="Helvetica" w:hAnsi="Helvetica" w:eastAsia="Helvetica" w:cs="Helvetica"/>
+                <w:rFonts w:ascii="Arial" w:hAnsi="Arial" w:eastAsia="Arial" w:cs="Arial"/>
+                <w:i w:val="false"/>
+                <w:b w:val="false"/>
+                <w:u w:val="none"/>
+                <w:strike w:val="false"/>
+                <w:sz w:val="22"/>
+                <w:szCs w:val="22"/>
+                <w:color w:val="000000"/>
+              </w:rPr>
+            </w:pPr>
+            <w:r>
+              <w:rPr>
+                <w:rFonts w:ascii="Arial" w:hAnsi="Arial" w:eastAsia="Arial" w:cs="Arial"/>
                 <w:i w:val="false"/>
                 <w:b w:val="false"/>
                 <w:u w:val="none"/>
@@ -1497,7 +1485,6 @@
           </w:tcPr>
           <w:p>
             <w:pPr>
-              <w:pStyle w:val="Normal"/>
               <w:jc w:val="center"/>
               <w:pBdr>
                 <w:bottom w:val="none" w:sz="0" w:space="0" w:color="000000"/>
@@ -1508,19 +1495,19 @@
               <w:spacing w:after="100" w:before="100" w:line="240"/>
               <w:ind w:left="100" w:right="100" w:firstLine="0" w:firstLineChars="0"/>
               <w:rPr>
-                <w:rFonts w:ascii="Helvetica" w:hAnsi="Helvetica" w:eastAsia="Helvetica" w:cs="Helvetica"/>
-                <w:i w:val="false"/>
-                <w:b w:val="false"/>
-                <w:u w:val="none"/>
-                <w:strike w:val="false"/>
-                <w:sz w:val="22"/>
-                <w:szCs w:val="22"/>
-                <w:color w:val="000000"/>
-              </w:rPr>
-            </w:pPr>
-            <w:r>
-              <w:rPr>
-                <w:rFonts w:ascii="Helvetica" w:hAnsi="Helvetica" w:eastAsia="Helvetica" w:cs="Helvetica"/>
+                <w:rFonts w:ascii="Arial" w:hAnsi="Arial" w:eastAsia="Arial" w:cs="Arial"/>
+                <w:i w:val="false"/>
+                <w:b w:val="false"/>
+                <w:u w:val="none"/>
+                <w:strike w:val="false"/>
+                <w:sz w:val="22"/>
+                <w:szCs w:val="22"/>
+                <w:color w:val="000000"/>
+              </w:rPr>
+            </w:pPr>
+            <w:r>
+              <w:rPr>
+                <w:rFonts w:ascii="Arial" w:hAnsi="Arial" w:eastAsia="Arial" w:cs="Arial"/>
                 <w:i w:val="false"/>
                 <w:b w:val="false"/>
                 <w:u w:val="none"/>
@@ -1536,28 +1523,28 @@
       </w:tr>
       <w:tr>
         <w:trPr>
-          <w:trHeight w:val="608" w:hRule="auto"/>
+          <w:trHeight w:val="617" w:hRule="auto"/>
         </w:trPr>
-        <w:tc>
-          <w:tcPr>
-            <w:tcBorders>
-              <w:bottom w:val="none" w:sz="0" w:space="0" w:color="000000"/>
-              <w:top w:val="none" w:sz="0" w:space="0" w:color="000000"/>
-              <w:left w:val="none" w:sz="0" w:space="0" w:color="000000"/>
-              <w:right w:val="none" w:sz="0" w:space="0" w:color="000000"/>
-            </w:tcBorders>
-            <w:shd w:val="clear" w:color="auto" w:fill="FFFFFF"/>
-            <w:tcMar>
-              <w:top w:w="0" w:type="dxa"/>
-              <w:bottom w:w="0" w:type="dxa"/>
-              <w:left w:w="0" w:type="dxa"/>
-              <w:right w:w="0" w:type="dxa"/>
-            </w:tcMar>
-            <w:vAlign w:val="top"/>
-          </w:tcPr>
-          <w:p>
-            <w:pPr>
-              <w:pStyle w:val="Normal"/>
+        body13
+        <w:tc>
+          <w:tcPr>
+            <w:tcBorders>
+              <w:bottom w:val="none" w:sz="0" w:space="0" w:color="000000"/>
+              <w:top w:val="none" w:sz="0" w:space="0" w:color="000000"/>
+              <w:left w:val="none" w:sz="0" w:space="0" w:color="000000"/>
+              <w:right w:val="none" w:sz="0" w:space="0" w:color="000000"/>
+            </w:tcBorders>
+            <w:shd w:val="clear" w:color="auto" w:fill="FFFFFF"/>
+            <w:tcMar>
+              <w:top w:w="0" w:type="dxa"/>
+              <w:bottom w:w="0" w:type="dxa"/>
+              <w:left w:w="0" w:type="dxa"/>
+              <w:right w:w="0" w:type="dxa"/>
+            </w:tcMar>
+            <w:vAlign w:val="top"/>
+          </w:tcPr>
+          <w:p>
+            <w:pPr>
               <w:jc w:val="left"/>
               <w:pBdr>
                 <w:bottom w:val="none" w:sz="0" w:space="0" w:color="000000"/>
@@ -1568,19 +1555,19 @@
               <w:spacing w:after="100" w:before="100" w:line="240"/>
               <w:ind w:left="300" w:right="100" w:firstLine="0" w:firstLineChars="0"/>
               <w:rPr>
-                <w:rFonts w:ascii="Helvetica" w:hAnsi="Helvetica" w:eastAsia="Helvetica" w:cs="Helvetica"/>
-                <w:i w:val="false"/>
-                <w:b w:val="false"/>
-                <w:u w:val="none"/>
-                <w:strike w:val="false"/>
-                <w:sz w:val="22"/>
-                <w:szCs w:val="22"/>
-                <w:color w:val="000000"/>
-              </w:rPr>
-            </w:pPr>
-            <w:r>
-              <w:rPr>
-                <w:rFonts w:ascii="Helvetica" w:hAnsi="Helvetica" w:eastAsia="Helvetica" w:cs="Helvetica"/>
+                <w:rFonts w:ascii="Arial" w:hAnsi="Arial" w:eastAsia="Arial" w:cs="Arial"/>
+                <w:i w:val="false"/>
+                <w:b w:val="false"/>
+                <w:u w:val="none"/>
+                <w:strike w:val="false"/>
+                <w:sz w:val="22"/>
+                <w:szCs w:val="22"/>
+                <w:color w:val="000000"/>
+              </w:rPr>
+            </w:pPr>
+            <w:r>
+              <w:rPr>
+                <w:rFonts w:ascii="Arial" w:hAnsi="Arial" w:eastAsia="Arial" w:cs="Arial"/>
                 <w:i w:val="false"/>
                 <w:b w:val="false"/>
                 <w:u w:val="none"/>
@@ -1612,7 +1599,6 @@
           </w:tcPr>
           <w:p>
             <w:pPr>
-              <w:pStyle w:val="Normal"/>
               <w:jc w:val="center"/>
               <w:pBdr>
                 <w:bottom w:val="none" w:sz="0" w:space="0" w:color="000000"/>
@@ -1623,19 +1609,19 @@
               <w:spacing w:after="100" w:before="100" w:line="240"/>
               <w:ind w:left="100" w:right="100" w:firstLine="0" w:firstLineChars="0"/>
               <w:rPr>
-                <w:rFonts w:ascii="Helvetica" w:hAnsi="Helvetica" w:eastAsia="Helvetica" w:cs="Helvetica"/>
-                <w:i w:val="false"/>
-                <w:b w:val="false"/>
-                <w:u w:val="none"/>
-                <w:strike w:val="false"/>
-                <w:sz w:val="22"/>
-                <w:szCs w:val="22"/>
-                <w:color w:val="000000"/>
-              </w:rPr>
-            </w:pPr>
-            <w:r>
-              <w:rPr>
-                <w:rFonts w:ascii="Helvetica" w:hAnsi="Helvetica" w:eastAsia="Helvetica" w:cs="Helvetica"/>
+                <w:rFonts w:ascii="Arial" w:hAnsi="Arial" w:eastAsia="Arial" w:cs="Arial"/>
+                <w:i w:val="false"/>
+                <w:b w:val="false"/>
+                <w:u w:val="none"/>
+                <w:strike w:val="false"/>
+                <w:sz w:val="22"/>
+                <w:szCs w:val="22"/>
+                <w:color w:val="000000"/>
+              </w:rPr>
+            </w:pPr>
+            <w:r>
+              <w:rPr>
+                <w:rFonts w:ascii="Arial" w:hAnsi="Arial" w:eastAsia="Arial" w:cs="Arial"/>
                 <w:i w:val="false"/>
                 <w:b w:val="false"/>
                 <w:u w:val="none"/>
@@ -1651,28 +1637,28 @@
       </w:tr>
       <w:tr>
         <w:trPr>
-          <w:trHeight w:val="608" w:hRule="auto"/>
+          <w:trHeight w:val="617" w:hRule="auto"/>
         </w:trPr>
-        <w:tc>
-          <w:tcPr>
-            <w:tcBorders>
-              <w:bottom w:val="none" w:sz="0" w:space="0" w:color="000000"/>
-              <w:top w:val="none" w:sz="0" w:space="0" w:color="000000"/>
-              <w:left w:val="none" w:sz="0" w:space="0" w:color="000000"/>
-              <w:right w:val="none" w:sz="0" w:space="0" w:color="000000"/>
-            </w:tcBorders>
-            <w:shd w:val="clear" w:color="auto" w:fill="FFFFFF"/>
-            <w:tcMar>
-              <w:top w:w="0" w:type="dxa"/>
-              <w:bottom w:w="0" w:type="dxa"/>
-              <w:left w:w="0" w:type="dxa"/>
-              <w:right w:w="0" w:type="dxa"/>
-            </w:tcMar>
-            <w:vAlign w:val="top"/>
-          </w:tcPr>
-          <w:p>
-            <w:pPr>
-              <w:pStyle w:val="Normal"/>
+        body14
+        <w:tc>
+          <w:tcPr>
+            <w:tcBorders>
+              <w:bottom w:val="none" w:sz="0" w:space="0" w:color="000000"/>
+              <w:top w:val="none" w:sz="0" w:space="0" w:color="000000"/>
+              <w:left w:val="none" w:sz="0" w:space="0" w:color="000000"/>
+              <w:right w:val="none" w:sz="0" w:space="0" w:color="000000"/>
+            </w:tcBorders>
+            <w:shd w:val="clear" w:color="auto" w:fill="FFFFFF"/>
+            <w:tcMar>
+              <w:top w:w="0" w:type="dxa"/>
+              <w:bottom w:w="0" w:type="dxa"/>
+              <w:left w:w="0" w:type="dxa"/>
+              <w:right w:w="0" w:type="dxa"/>
+            </w:tcMar>
+            <w:vAlign w:val="top"/>
+          </w:tcPr>
+          <w:p>
+            <w:pPr>
               <w:jc w:val="left"/>
               <w:pBdr>
                 <w:bottom w:val="none" w:sz="0" w:space="0" w:color="000000"/>
@@ -1683,19 +1669,19 @@
               <w:spacing w:after="100" w:before="100" w:line="240"/>
               <w:ind w:left="300" w:right="100" w:firstLine="0" w:firstLineChars="0"/>
               <w:rPr>
-                <w:rFonts w:ascii="Helvetica" w:hAnsi="Helvetica" w:eastAsia="Helvetica" w:cs="Helvetica"/>
-                <w:i w:val="false"/>
-                <w:b w:val="false"/>
-                <w:u w:val="none"/>
-                <w:strike w:val="false"/>
-                <w:sz w:val="22"/>
-                <w:szCs w:val="22"/>
-                <w:color w:val="000000"/>
-              </w:rPr>
-            </w:pPr>
-            <w:r>
-              <w:rPr>
-                <w:rFonts w:ascii="Helvetica" w:hAnsi="Helvetica" w:eastAsia="Helvetica" w:cs="Helvetica"/>
+                <w:rFonts w:ascii="Arial" w:hAnsi="Arial" w:eastAsia="Arial" w:cs="Arial"/>
+                <w:i w:val="false"/>
+                <w:b w:val="false"/>
+                <w:u w:val="none"/>
+                <w:strike w:val="false"/>
+                <w:sz w:val="22"/>
+                <w:szCs w:val="22"/>
+                <w:color w:val="000000"/>
+              </w:rPr>
+            </w:pPr>
+            <w:r>
+              <w:rPr>
+                <w:rFonts w:ascii="Arial" w:hAnsi="Arial" w:eastAsia="Arial" w:cs="Arial"/>
                 <w:i w:val="false"/>
                 <w:b w:val="false"/>
                 <w:u w:val="none"/>
@@ -1727,7 +1713,6 @@
           </w:tcPr>
           <w:p>
             <w:pPr>
-              <w:pStyle w:val="Normal"/>
               <w:jc w:val="center"/>
               <w:pBdr>
                 <w:bottom w:val="none" w:sz="0" w:space="0" w:color="000000"/>
@@ -1738,19 +1723,19 @@
               <w:spacing w:after="100" w:before="100" w:line="240"/>
               <w:ind w:left="100" w:right="100" w:firstLine="0" w:firstLineChars="0"/>
               <w:rPr>
-                <w:rFonts w:ascii="Helvetica" w:hAnsi="Helvetica" w:eastAsia="Helvetica" w:cs="Helvetica"/>
-                <w:i w:val="false"/>
-                <w:b w:val="false"/>
-                <w:u w:val="none"/>
-                <w:strike w:val="false"/>
-                <w:sz w:val="22"/>
-                <w:szCs w:val="22"/>
-                <w:color w:val="000000"/>
-              </w:rPr>
-            </w:pPr>
-            <w:r>
-              <w:rPr>
-                <w:rFonts w:ascii="Helvetica" w:hAnsi="Helvetica" w:eastAsia="Helvetica" w:cs="Helvetica"/>
+                <w:rFonts w:ascii="Arial" w:hAnsi="Arial" w:eastAsia="Arial" w:cs="Arial"/>
+                <w:i w:val="false"/>
+                <w:b w:val="false"/>
+                <w:u w:val="none"/>
+                <w:strike w:val="false"/>
+                <w:sz w:val="22"/>
+                <w:szCs w:val="22"/>
+                <w:color w:val="000000"/>
+              </w:rPr>
+            </w:pPr>
+            <w:r>
+              <w:rPr>
+                <w:rFonts w:ascii="Arial" w:hAnsi="Arial" w:eastAsia="Arial" w:cs="Arial"/>
                 <w:i w:val="false"/>
                 <w:b w:val="false"/>
                 <w:u w:val="none"/>
@@ -1766,28 +1751,28 @@
       </w:tr>
       <w:tr>
         <w:trPr>
-          <w:trHeight w:val="608" w:hRule="auto"/>
+          <w:trHeight w:val="617" w:hRule="auto"/>
         </w:trPr>
-        <w:tc>
-          <w:tcPr>
-            <w:tcBorders>
-              <w:bottom w:val="none" w:sz="0" w:space="0" w:color="000000"/>
-              <w:top w:val="none" w:sz="0" w:space="0" w:color="000000"/>
-              <w:left w:val="none" w:sz="0" w:space="0" w:color="000000"/>
-              <w:right w:val="none" w:sz="0" w:space="0" w:color="000000"/>
-            </w:tcBorders>
-            <w:shd w:val="clear" w:color="auto" w:fill="FFFFFF"/>
-            <w:tcMar>
-              <w:top w:w="0" w:type="dxa"/>
-              <w:bottom w:w="0" w:type="dxa"/>
-              <w:left w:w="0" w:type="dxa"/>
-              <w:right w:w="0" w:type="dxa"/>
-            </w:tcMar>
-            <w:vAlign w:val="top"/>
-          </w:tcPr>
-          <w:p>
-            <w:pPr>
-              <w:pStyle w:val="Normal"/>
+        body15
+        <w:tc>
+          <w:tcPr>
+            <w:tcBorders>
+              <w:bottom w:val="none" w:sz="0" w:space="0" w:color="000000"/>
+              <w:top w:val="none" w:sz="0" w:space="0" w:color="000000"/>
+              <w:left w:val="none" w:sz="0" w:space="0" w:color="000000"/>
+              <w:right w:val="none" w:sz="0" w:space="0" w:color="000000"/>
+            </w:tcBorders>
+            <w:shd w:val="clear" w:color="auto" w:fill="FFFFFF"/>
+            <w:tcMar>
+              <w:top w:w="0" w:type="dxa"/>
+              <w:bottom w:w="0" w:type="dxa"/>
+              <w:left w:w="0" w:type="dxa"/>
+              <w:right w:w="0" w:type="dxa"/>
+            </w:tcMar>
+            <w:vAlign w:val="top"/>
+          </w:tcPr>
+          <w:p>
+            <w:pPr>
               <w:jc w:val="left"/>
               <w:pBdr>
                 <w:bottom w:val="none" w:sz="0" w:space="0" w:color="000000"/>
@@ -1798,7 +1783,7 @@
               <w:spacing w:after="100" w:before="100" w:line="240"/>
               <w:ind w:left="100" w:right="100" w:firstLine="0" w:firstLineChars="0"/>
               <w:rPr>
-                <w:rFonts w:ascii="Helvetica" w:hAnsi="Helvetica" w:eastAsia="Helvetica" w:cs="Helvetica"/>
+                <w:rFonts w:ascii="Arial" w:hAnsi="Arial" w:eastAsia="Arial" w:cs="Arial"/>
                 <w:i w:val="false"/>
                 <w:b w:val="true"/>
                 <w:u w:val="none"/>
@@ -1810,7 +1795,7 @@
             </w:pPr>
             <w:r>
               <w:rPr>
-                <w:rFonts w:ascii="Helvetica" w:hAnsi="Helvetica" w:eastAsia="Helvetica" w:cs="Helvetica"/>
+                <w:rFonts w:ascii="Arial" w:hAnsi="Arial" w:eastAsia="Arial" w:cs="Arial"/>
                 <w:i w:val="false"/>
                 <w:b w:val="true"/>
                 <w:u w:val="none"/>
@@ -1842,7 +1827,6 @@
           </w:tcPr>
           <w:p>
             <w:pPr>
-              <w:pStyle w:val="Normal"/>
               <w:jc w:val="center"/>
               <w:pBdr>
                 <w:bottom w:val="none" w:sz="0" w:space="0" w:color="000000"/>
@@ -1853,19 +1837,19 @@
               <w:spacing w:after="100" w:before="100" w:line="240"/>
               <w:ind w:left="100" w:right="100" w:firstLine="0" w:firstLineChars="0"/>
               <w:rPr>
-                <w:rFonts w:ascii="Helvetica" w:hAnsi="Helvetica" w:eastAsia="Helvetica" w:cs="Helvetica"/>
-                <w:i w:val="false"/>
-                <w:b w:val="false"/>
-                <w:u w:val="none"/>
-                <w:strike w:val="false"/>
-                <w:sz w:val="22"/>
-                <w:szCs w:val="22"/>
-                <w:color w:val="000000"/>
-              </w:rPr>
-            </w:pPr>
-            <w:r>
-              <w:rPr>
-                <w:rFonts w:ascii="Helvetica" w:hAnsi="Helvetica" w:eastAsia="Helvetica" w:cs="Helvetica"/>
+                <w:rFonts w:ascii="Arial" w:hAnsi="Arial" w:eastAsia="Arial" w:cs="Arial"/>
+                <w:i w:val="false"/>
+                <w:b w:val="false"/>
+                <w:u w:val="none"/>
+                <w:strike w:val="false"/>
+                <w:sz w:val="22"/>
+                <w:szCs w:val="22"/>
+                <w:color w:val="000000"/>
+              </w:rPr>
+            </w:pPr>
+            <w:r>
+              <w:rPr>
+                <w:rFonts w:ascii="Arial" w:hAnsi="Arial" w:eastAsia="Arial" w:cs="Arial"/>
                 <w:i w:val="false"/>
                 <w:b w:val="false"/>
                 <w:u w:val="none"/>
@@ -1881,28 +1865,28 @@
       </w:tr>
       <w:tr>
         <w:trPr>
-          <w:trHeight w:val="608" w:hRule="auto"/>
+          <w:trHeight w:val="617" w:hRule="auto"/>
         </w:trPr>
-        <w:tc>
-          <w:tcPr>
-            <w:tcBorders>
-              <w:bottom w:val="none" w:sz="0" w:space="0" w:color="000000"/>
-              <w:top w:val="none" w:sz="0" w:space="0" w:color="000000"/>
-              <w:left w:val="none" w:sz="0" w:space="0" w:color="000000"/>
-              <w:right w:val="none" w:sz="0" w:space="0" w:color="000000"/>
-            </w:tcBorders>
-            <w:shd w:val="clear" w:color="auto" w:fill="FFFFFF"/>
-            <w:tcMar>
-              <w:top w:w="0" w:type="dxa"/>
-              <w:bottom w:w="0" w:type="dxa"/>
-              <w:left w:w="0" w:type="dxa"/>
-              <w:right w:w="0" w:type="dxa"/>
-            </w:tcMar>
-            <w:vAlign w:val="top"/>
-          </w:tcPr>
-          <w:p>
-            <w:pPr>
-              <w:pStyle w:val="Normal"/>
+        body16
+        <w:tc>
+          <w:tcPr>
+            <w:tcBorders>
+              <w:bottom w:val="none" w:sz="0" w:space="0" w:color="000000"/>
+              <w:top w:val="none" w:sz="0" w:space="0" w:color="000000"/>
+              <w:left w:val="none" w:sz="0" w:space="0" w:color="000000"/>
+              <w:right w:val="none" w:sz="0" w:space="0" w:color="000000"/>
+            </w:tcBorders>
+            <w:shd w:val="clear" w:color="auto" w:fill="FFFFFF"/>
+            <w:tcMar>
+              <w:top w:w="0" w:type="dxa"/>
+              <w:bottom w:w="0" w:type="dxa"/>
+              <w:left w:w="0" w:type="dxa"/>
+              <w:right w:w="0" w:type="dxa"/>
+            </w:tcMar>
+            <w:vAlign w:val="top"/>
+          </w:tcPr>
+          <w:p>
+            <w:pPr>
               <w:jc w:val="left"/>
               <w:pBdr>
                 <w:bottom w:val="none" w:sz="0" w:space="0" w:color="000000"/>
@@ -1913,19 +1897,19 @@
               <w:spacing w:after="100" w:before="100" w:line="240"/>
               <w:ind w:left="300" w:right="100" w:firstLine="0" w:firstLineChars="0"/>
               <w:rPr>
-                <w:rFonts w:ascii="Helvetica" w:hAnsi="Helvetica" w:eastAsia="Helvetica" w:cs="Helvetica"/>
-                <w:i w:val="false"/>
-                <w:b w:val="false"/>
-                <w:u w:val="none"/>
-                <w:strike w:val="false"/>
-                <w:sz w:val="22"/>
-                <w:szCs w:val="22"/>
-                <w:color w:val="000000"/>
-              </w:rPr>
-            </w:pPr>
-            <w:r>
-              <w:rPr>
-                <w:rFonts w:ascii="Helvetica" w:hAnsi="Helvetica" w:eastAsia="Helvetica" w:cs="Helvetica"/>
+                <w:rFonts w:ascii="Arial" w:hAnsi="Arial" w:eastAsia="Arial" w:cs="Arial"/>
+                <w:i w:val="false"/>
+                <w:b w:val="false"/>
+                <w:u w:val="none"/>
+                <w:strike w:val="false"/>
+                <w:sz w:val="22"/>
+                <w:szCs w:val="22"/>
+                <w:color w:val="000000"/>
+              </w:rPr>
+            </w:pPr>
+            <w:r>
+              <w:rPr>
+                <w:rFonts w:ascii="Arial" w:hAnsi="Arial" w:eastAsia="Arial" w:cs="Arial"/>
                 <w:i w:val="false"/>
                 <w:b w:val="false"/>
                 <w:u w:val="none"/>
@@ -1957,7 +1941,6 @@
           </w:tcPr>
           <w:p>
             <w:pPr>
-              <w:pStyle w:val="Normal"/>
               <w:jc w:val="center"/>
               <w:pBdr>
                 <w:bottom w:val="none" w:sz="0" w:space="0" w:color="000000"/>
@@ -1968,19 +1951,19 @@
               <w:spacing w:after="100" w:before="100" w:line="240"/>
               <w:ind w:left="100" w:right="100" w:firstLine="0" w:firstLineChars="0"/>
               <w:rPr>
-                <w:rFonts w:ascii="Helvetica" w:hAnsi="Helvetica" w:eastAsia="Helvetica" w:cs="Helvetica"/>
-                <w:i w:val="false"/>
-                <w:b w:val="false"/>
-                <w:u w:val="none"/>
-                <w:strike w:val="false"/>
-                <w:sz w:val="22"/>
-                <w:szCs w:val="22"/>
-                <w:color w:val="000000"/>
-              </w:rPr>
-            </w:pPr>
-            <w:r>
-              <w:rPr>
-                <w:rFonts w:ascii="Helvetica" w:hAnsi="Helvetica" w:eastAsia="Helvetica" w:cs="Helvetica"/>
+                <w:rFonts w:ascii="Arial" w:hAnsi="Arial" w:eastAsia="Arial" w:cs="Arial"/>
+                <w:i w:val="false"/>
+                <w:b w:val="false"/>
+                <w:u w:val="none"/>
+                <w:strike w:val="false"/>
+                <w:sz w:val="22"/>
+                <w:szCs w:val="22"/>
+                <w:color w:val="000000"/>
+              </w:rPr>
+            </w:pPr>
+            <w:r>
+              <w:rPr>
+                <w:rFonts w:ascii="Arial" w:hAnsi="Arial" w:eastAsia="Arial" w:cs="Arial"/>
                 <w:i w:val="false"/>
                 <w:b w:val="false"/>
                 <w:u w:val="none"/>
@@ -1996,28 +1979,28 @@
       </w:tr>
       <w:tr>
         <w:trPr>
-          <w:trHeight w:val="608" w:hRule="auto"/>
+          <w:trHeight w:val="617" w:hRule="auto"/>
         </w:trPr>
-        <w:tc>
-          <w:tcPr>
-            <w:tcBorders>
-              <w:bottom w:val="none" w:sz="0" w:space="0" w:color="000000"/>
-              <w:top w:val="none" w:sz="0" w:space="0" w:color="000000"/>
-              <w:left w:val="none" w:sz="0" w:space="0" w:color="000000"/>
-              <w:right w:val="none" w:sz="0" w:space="0" w:color="000000"/>
-            </w:tcBorders>
-            <w:shd w:val="clear" w:color="auto" w:fill="FFFFFF"/>
-            <w:tcMar>
-              <w:top w:w="0" w:type="dxa"/>
-              <w:bottom w:w="0" w:type="dxa"/>
-              <w:left w:w="0" w:type="dxa"/>
-              <w:right w:w="0" w:type="dxa"/>
-            </w:tcMar>
-            <w:vAlign w:val="top"/>
-          </w:tcPr>
-          <w:p>
-            <w:pPr>
-              <w:pStyle w:val="Normal"/>
+        body17
+        <w:tc>
+          <w:tcPr>
+            <w:tcBorders>
+              <w:bottom w:val="none" w:sz="0" w:space="0" w:color="000000"/>
+              <w:top w:val="none" w:sz="0" w:space="0" w:color="000000"/>
+              <w:left w:val="none" w:sz="0" w:space="0" w:color="000000"/>
+              <w:right w:val="none" w:sz="0" w:space="0" w:color="000000"/>
+            </w:tcBorders>
+            <w:shd w:val="clear" w:color="auto" w:fill="FFFFFF"/>
+            <w:tcMar>
+              <w:top w:w="0" w:type="dxa"/>
+              <w:bottom w:w="0" w:type="dxa"/>
+              <w:left w:w="0" w:type="dxa"/>
+              <w:right w:w="0" w:type="dxa"/>
+            </w:tcMar>
+            <w:vAlign w:val="top"/>
+          </w:tcPr>
+          <w:p>
+            <w:pPr>
               <w:jc w:val="left"/>
               <w:pBdr>
                 <w:bottom w:val="none" w:sz="0" w:space="0" w:color="000000"/>
@@ -2028,19 +2011,19 @@
               <w:spacing w:after="100" w:before="100" w:line="240"/>
               <w:ind w:left="300" w:right="100" w:firstLine="0" w:firstLineChars="0"/>
               <w:rPr>
-                <w:rFonts w:ascii="Helvetica" w:hAnsi="Helvetica" w:eastAsia="Helvetica" w:cs="Helvetica"/>
-                <w:i w:val="false"/>
-                <w:b w:val="false"/>
-                <w:u w:val="none"/>
-                <w:strike w:val="false"/>
-                <w:sz w:val="22"/>
-                <w:szCs w:val="22"/>
-                <w:color w:val="000000"/>
-              </w:rPr>
-            </w:pPr>
-            <w:r>
-              <w:rPr>
-                <w:rFonts w:ascii="Helvetica" w:hAnsi="Helvetica" w:eastAsia="Helvetica" w:cs="Helvetica"/>
+                <w:rFonts w:ascii="Arial" w:hAnsi="Arial" w:eastAsia="Arial" w:cs="Arial"/>
+                <w:i w:val="false"/>
+                <w:b w:val="false"/>
+                <w:u w:val="none"/>
+                <w:strike w:val="false"/>
+                <w:sz w:val="22"/>
+                <w:szCs w:val="22"/>
+                <w:color w:val="000000"/>
+              </w:rPr>
+            </w:pPr>
+            <w:r>
+              <w:rPr>
+                <w:rFonts w:ascii="Arial" w:hAnsi="Arial" w:eastAsia="Arial" w:cs="Arial"/>
                 <w:i w:val="false"/>
                 <w:b w:val="false"/>
                 <w:u w:val="none"/>
@@ -2072,7 +2055,6 @@
           </w:tcPr>
           <w:p>
             <w:pPr>
-              <w:pStyle w:val="Normal"/>
               <w:jc w:val="center"/>
               <w:pBdr>
                 <w:bottom w:val="none" w:sz="0" w:space="0" w:color="000000"/>
@@ -2083,19 +2065,19 @@
               <w:spacing w:after="100" w:before="100" w:line="240"/>
               <w:ind w:left="100" w:right="100" w:firstLine="0" w:firstLineChars="0"/>
               <w:rPr>
-                <w:rFonts w:ascii="Helvetica" w:hAnsi="Helvetica" w:eastAsia="Helvetica" w:cs="Helvetica"/>
-                <w:i w:val="false"/>
-                <w:b w:val="false"/>
-                <w:u w:val="none"/>
-                <w:strike w:val="false"/>
-                <w:sz w:val="22"/>
-                <w:szCs w:val="22"/>
-                <w:color w:val="000000"/>
-              </w:rPr>
-            </w:pPr>
-            <w:r>
-              <w:rPr>
-                <w:rFonts w:ascii="Helvetica" w:hAnsi="Helvetica" w:eastAsia="Helvetica" w:cs="Helvetica"/>
+                <w:rFonts w:ascii="Arial" w:hAnsi="Arial" w:eastAsia="Arial" w:cs="Arial"/>
+                <w:i w:val="false"/>
+                <w:b w:val="false"/>
+                <w:u w:val="none"/>
+                <w:strike w:val="false"/>
+                <w:sz w:val="22"/>
+                <w:szCs w:val="22"/>
+                <w:color w:val="000000"/>
+              </w:rPr>
+            </w:pPr>
+            <w:r>
+              <w:rPr>
+                <w:rFonts w:ascii="Arial" w:hAnsi="Arial" w:eastAsia="Arial" w:cs="Arial"/>
                 <w:i w:val="false"/>
                 <w:b w:val="false"/>
                 <w:u w:val="none"/>
@@ -2111,28 +2093,28 @@
       </w:tr>
       <w:tr>
         <w:trPr>
-          <w:trHeight w:val="608" w:hRule="auto"/>
+          <w:trHeight w:val="617" w:hRule="auto"/>
         </w:trPr>
-        <w:tc>
-          <w:tcPr>
-            <w:tcBorders>
-              <w:bottom w:val="none" w:sz="0" w:space="0" w:color="000000"/>
-              <w:top w:val="none" w:sz="0" w:space="0" w:color="000000"/>
-              <w:left w:val="none" w:sz="0" w:space="0" w:color="000000"/>
-              <w:right w:val="none" w:sz="0" w:space="0" w:color="000000"/>
-            </w:tcBorders>
-            <w:shd w:val="clear" w:color="auto" w:fill="FFFFFF"/>
-            <w:tcMar>
-              <w:top w:w="0" w:type="dxa"/>
-              <w:bottom w:w="0" w:type="dxa"/>
-              <w:left w:w="0" w:type="dxa"/>
-              <w:right w:w="0" w:type="dxa"/>
-            </w:tcMar>
-            <w:vAlign w:val="top"/>
-          </w:tcPr>
-          <w:p>
-            <w:pPr>
-              <w:pStyle w:val="Normal"/>
+        body18
+        <w:tc>
+          <w:tcPr>
+            <w:tcBorders>
+              <w:bottom w:val="none" w:sz="0" w:space="0" w:color="000000"/>
+              <w:top w:val="none" w:sz="0" w:space="0" w:color="000000"/>
+              <w:left w:val="none" w:sz="0" w:space="0" w:color="000000"/>
+              <w:right w:val="none" w:sz="0" w:space="0" w:color="000000"/>
+            </w:tcBorders>
+            <w:shd w:val="clear" w:color="auto" w:fill="FFFFFF"/>
+            <w:tcMar>
+              <w:top w:w="0" w:type="dxa"/>
+              <w:bottom w:w="0" w:type="dxa"/>
+              <w:left w:w="0" w:type="dxa"/>
+              <w:right w:w="0" w:type="dxa"/>
+            </w:tcMar>
+            <w:vAlign w:val="top"/>
+          </w:tcPr>
+          <w:p>
+            <w:pPr>
               <w:jc w:val="left"/>
               <w:pBdr>
                 <w:bottom w:val="none" w:sz="0" w:space="0" w:color="000000"/>
@@ -2143,19 +2125,19 @@
               <w:spacing w:after="100" w:before="100" w:line="240"/>
               <w:ind w:left="300" w:right="100" w:firstLine="0" w:firstLineChars="0"/>
               <w:rPr>
-                <w:rFonts w:ascii="Helvetica" w:hAnsi="Helvetica" w:eastAsia="Helvetica" w:cs="Helvetica"/>
-                <w:i w:val="false"/>
-                <w:b w:val="false"/>
-                <w:u w:val="none"/>
-                <w:strike w:val="false"/>
-                <w:sz w:val="22"/>
-                <w:szCs w:val="22"/>
-                <w:color w:val="000000"/>
-              </w:rPr>
-            </w:pPr>
-            <w:r>
-              <w:rPr>
-                <w:rFonts w:ascii="Helvetica" w:hAnsi="Helvetica" w:eastAsia="Helvetica" w:cs="Helvetica"/>
+                <w:rFonts w:ascii="Arial" w:hAnsi="Arial" w:eastAsia="Arial" w:cs="Arial"/>
+                <w:i w:val="false"/>
+                <w:b w:val="false"/>
+                <w:u w:val="none"/>
+                <w:strike w:val="false"/>
+                <w:sz w:val="22"/>
+                <w:szCs w:val="22"/>
+                <w:color w:val="000000"/>
+              </w:rPr>
+            </w:pPr>
+            <w:r>
+              <w:rPr>
+                <w:rFonts w:ascii="Arial" w:hAnsi="Arial" w:eastAsia="Arial" w:cs="Arial"/>
                 <w:i w:val="false"/>
                 <w:b w:val="false"/>
                 <w:u w:val="none"/>
@@ -2187,7 +2169,6 @@
           </w:tcPr>
           <w:p>
             <w:pPr>
-              <w:pStyle w:val="Normal"/>
               <w:jc w:val="center"/>
               <w:pBdr>
                 <w:bottom w:val="none" w:sz="0" w:space="0" w:color="000000"/>
@@ -2198,19 +2179,19 @@
               <w:spacing w:after="100" w:before="100" w:line="240"/>
               <w:ind w:left="100" w:right="100" w:firstLine="0" w:firstLineChars="0"/>
               <w:rPr>
-                <w:rFonts w:ascii="Helvetica" w:hAnsi="Helvetica" w:eastAsia="Helvetica" w:cs="Helvetica"/>
-                <w:i w:val="false"/>
-                <w:b w:val="false"/>
-                <w:u w:val="none"/>
-                <w:strike w:val="false"/>
-                <w:sz w:val="22"/>
-                <w:szCs w:val="22"/>
-                <w:color w:val="000000"/>
-              </w:rPr>
-            </w:pPr>
-            <w:r>
-              <w:rPr>
-                <w:rFonts w:ascii="Helvetica" w:hAnsi="Helvetica" w:eastAsia="Helvetica" w:cs="Helvetica"/>
+                <w:rFonts w:ascii="Arial" w:hAnsi="Arial" w:eastAsia="Arial" w:cs="Arial"/>
+                <w:i w:val="false"/>
+                <w:b w:val="false"/>
+                <w:u w:val="none"/>
+                <w:strike w:val="false"/>
+                <w:sz w:val="22"/>
+                <w:szCs w:val="22"/>
+                <w:color w:val="000000"/>
+              </w:rPr>
+            </w:pPr>
+            <w:r>
+              <w:rPr>
+                <w:rFonts w:ascii="Arial" w:hAnsi="Arial" w:eastAsia="Arial" w:cs="Arial"/>
                 <w:i w:val="false"/>
                 <w:b w:val="false"/>
                 <w:u w:val="none"/>
@@ -2226,28 +2207,28 @@
       </w:tr>
       <w:tr>
         <w:trPr>
-          <w:trHeight w:val="608" w:hRule="auto"/>
+          <w:trHeight w:val="617" w:hRule="auto"/>
         </w:trPr>
-        <w:tc>
-          <w:tcPr>
-            <w:tcBorders>
-              <w:bottom w:val="none" w:sz="0" w:space="0" w:color="000000"/>
-              <w:top w:val="none" w:sz="0" w:space="0" w:color="000000"/>
-              <w:left w:val="none" w:sz="0" w:space="0" w:color="000000"/>
-              <w:right w:val="none" w:sz="0" w:space="0" w:color="000000"/>
-            </w:tcBorders>
-            <w:shd w:val="clear" w:color="auto" w:fill="FFFFFF"/>
-            <w:tcMar>
-              <w:top w:w="0" w:type="dxa"/>
-              <w:bottom w:w="0" w:type="dxa"/>
-              <w:left w:w="0" w:type="dxa"/>
-              <w:right w:w="0" w:type="dxa"/>
-            </w:tcMar>
-            <w:vAlign w:val="top"/>
-          </w:tcPr>
-          <w:p>
-            <w:pPr>
-              <w:pStyle w:val="Normal"/>
+        body19
+        <w:tc>
+          <w:tcPr>
+            <w:tcBorders>
+              <w:bottom w:val="none" w:sz="0" w:space="0" w:color="000000"/>
+              <w:top w:val="none" w:sz="0" w:space="0" w:color="000000"/>
+              <w:left w:val="none" w:sz="0" w:space="0" w:color="000000"/>
+              <w:right w:val="none" w:sz="0" w:space="0" w:color="000000"/>
+            </w:tcBorders>
+            <w:shd w:val="clear" w:color="auto" w:fill="FFFFFF"/>
+            <w:tcMar>
+              <w:top w:w="0" w:type="dxa"/>
+              <w:bottom w:w="0" w:type="dxa"/>
+              <w:left w:w="0" w:type="dxa"/>
+              <w:right w:w="0" w:type="dxa"/>
+            </w:tcMar>
+            <w:vAlign w:val="top"/>
+          </w:tcPr>
+          <w:p>
+            <w:pPr>
               <w:jc w:val="left"/>
               <w:pBdr>
                 <w:bottom w:val="none" w:sz="0" w:space="0" w:color="000000"/>
@@ -2258,19 +2239,19 @@
               <w:spacing w:after="100" w:before="100" w:line="240"/>
               <w:ind w:left="300" w:right="100" w:firstLine="0" w:firstLineChars="0"/>
               <w:rPr>
-                <w:rFonts w:ascii="Helvetica" w:hAnsi="Helvetica" w:eastAsia="Helvetica" w:cs="Helvetica"/>
-                <w:i w:val="false"/>
-                <w:b w:val="false"/>
-                <w:u w:val="none"/>
-                <w:strike w:val="false"/>
-                <w:sz w:val="22"/>
-                <w:szCs w:val="22"/>
-                <w:color w:val="000000"/>
-              </w:rPr>
-            </w:pPr>
-            <w:r>
-              <w:rPr>
-                <w:rFonts w:ascii="Helvetica" w:hAnsi="Helvetica" w:eastAsia="Helvetica" w:cs="Helvetica"/>
+                <w:rFonts w:ascii="Arial" w:hAnsi="Arial" w:eastAsia="Arial" w:cs="Arial"/>
+                <w:i w:val="false"/>
+                <w:b w:val="false"/>
+                <w:u w:val="none"/>
+                <w:strike w:val="false"/>
+                <w:sz w:val="22"/>
+                <w:szCs w:val="22"/>
+                <w:color w:val="000000"/>
+              </w:rPr>
+            </w:pPr>
+            <w:r>
+              <w:rPr>
+                <w:rFonts w:ascii="Arial" w:hAnsi="Arial" w:eastAsia="Arial" w:cs="Arial"/>
                 <w:i w:val="false"/>
                 <w:b w:val="false"/>
                 <w:u w:val="none"/>
@@ -2302,7 +2283,6 @@
           </w:tcPr>
           <w:p>
             <w:pPr>
-              <w:pStyle w:val="Normal"/>
               <w:jc w:val="center"/>
               <w:pBdr>
                 <w:bottom w:val="none" w:sz="0" w:space="0" w:color="000000"/>
@@ -2313,19 +2293,19 @@
               <w:spacing w:after="100" w:before="100" w:line="240"/>
               <w:ind w:left="100" w:right="100" w:firstLine="0" w:firstLineChars="0"/>
               <w:rPr>
-                <w:rFonts w:ascii="Helvetica" w:hAnsi="Helvetica" w:eastAsia="Helvetica" w:cs="Helvetica"/>
-                <w:i w:val="false"/>
-                <w:b w:val="false"/>
-                <w:u w:val="none"/>
-                <w:strike w:val="false"/>
-                <w:sz w:val="22"/>
-                <w:szCs w:val="22"/>
-                <w:color w:val="000000"/>
-              </w:rPr>
-            </w:pPr>
-            <w:r>
-              <w:rPr>
-                <w:rFonts w:ascii="Helvetica" w:hAnsi="Helvetica" w:eastAsia="Helvetica" w:cs="Helvetica"/>
+                <w:rFonts w:ascii="Arial" w:hAnsi="Arial" w:eastAsia="Arial" w:cs="Arial"/>
+                <w:i w:val="false"/>
+                <w:b w:val="false"/>
+                <w:u w:val="none"/>
+                <w:strike w:val="false"/>
+                <w:sz w:val="22"/>
+                <w:szCs w:val="22"/>
+                <w:color w:val="000000"/>
+              </w:rPr>
+            </w:pPr>
+            <w:r>
+              <w:rPr>
+                <w:rFonts w:ascii="Arial" w:hAnsi="Arial" w:eastAsia="Arial" w:cs="Arial"/>
                 <w:i w:val="false"/>
                 <w:b w:val="false"/>
                 <w:u w:val="none"/>
@@ -2341,28 +2321,28 @@
       </w:tr>
       <w:tr>
         <w:trPr>
-          <w:trHeight w:val="608" w:hRule="auto"/>
+          <w:trHeight w:val="617" w:hRule="auto"/>
         </w:trPr>
-        <w:tc>
-          <w:tcPr>
-            <w:tcBorders>
-              <w:bottom w:val="none" w:sz="0" w:space="0" w:color="000000"/>
-              <w:top w:val="none" w:sz="0" w:space="0" w:color="000000"/>
-              <w:left w:val="none" w:sz="0" w:space="0" w:color="000000"/>
-              <w:right w:val="none" w:sz="0" w:space="0" w:color="000000"/>
-            </w:tcBorders>
-            <w:shd w:val="clear" w:color="auto" w:fill="FFFFFF"/>
-            <w:tcMar>
-              <w:top w:w="0" w:type="dxa"/>
-              <w:bottom w:w="0" w:type="dxa"/>
-              <w:left w:w="0" w:type="dxa"/>
-              <w:right w:w="0" w:type="dxa"/>
-            </w:tcMar>
-            <w:vAlign w:val="top"/>
-          </w:tcPr>
-          <w:p>
-            <w:pPr>
-              <w:pStyle w:val="Normal"/>
+        body20
+        <w:tc>
+          <w:tcPr>
+            <w:tcBorders>
+              <w:bottom w:val="none" w:sz="0" w:space="0" w:color="000000"/>
+              <w:top w:val="none" w:sz="0" w:space="0" w:color="000000"/>
+              <w:left w:val="none" w:sz="0" w:space="0" w:color="000000"/>
+              <w:right w:val="none" w:sz="0" w:space="0" w:color="000000"/>
+            </w:tcBorders>
+            <w:shd w:val="clear" w:color="auto" w:fill="FFFFFF"/>
+            <w:tcMar>
+              <w:top w:w="0" w:type="dxa"/>
+              <w:bottom w:w="0" w:type="dxa"/>
+              <w:left w:w="0" w:type="dxa"/>
+              <w:right w:w="0" w:type="dxa"/>
+            </w:tcMar>
+            <w:vAlign w:val="top"/>
+          </w:tcPr>
+          <w:p>
+            <w:pPr>
               <w:jc w:val="left"/>
               <w:pBdr>
                 <w:bottom w:val="none" w:sz="0" w:space="0" w:color="000000"/>
@@ -2373,7 +2353,7 @@
               <w:spacing w:after="100" w:before="100" w:line="240"/>
               <w:ind w:left="100" w:right="100" w:firstLine="0" w:firstLineChars="0"/>
               <w:rPr>
-                <w:rFonts w:ascii="Helvetica" w:hAnsi="Helvetica" w:eastAsia="Helvetica" w:cs="Helvetica"/>
+                <w:rFonts w:ascii="Arial" w:hAnsi="Arial" w:eastAsia="Arial" w:cs="Arial"/>
                 <w:i w:val="false"/>
                 <w:b w:val="true"/>
                 <w:u w:val="none"/>
@@ -2385,7 +2365,7 @@
             </w:pPr>
             <w:r>
               <w:rPr>
-                <w:rFonts w:ascii="Helvetica" w:hAnsi="Helvetica" w:eastAsia="Helvetica" w:cs="Helvetica"/>
+                <w:rFonts w:ascii="Arial" w:hAnsi="Arial" w:eastAsia="Arial" w:cs="Arial"/>
                 <w:i w:val="false"/>
                 <w:b w:val="true"/>
                 <w:u w:val="none"/>
@@ -2417,7 +2397,6 @@
           </w:tcPr>
           <w:p>
             <w:pPr>
-              <w:pStyle w:val="Normal"/>
               <w:jc w:val="center"/>
               <w:pBdr>
                 <w:bottom w:val="none" w:sz="0" w:space="0" w:color="000000"/>
@@ -2428,19 +2407,19 @@
               <w:spacing w:after="100" w:before="100" w:line="240"/>
               <w:ind w:left="100" w:right="100" w:firstLine="0" w:firstLineChars="0"/>
               <w:rPr>
-                <w:rFonts w:ascii="Helvetica" w:hAnsi="Helvetica" w:eastAsia="Helvetica" w:cs="Helvetica"/>
-                <w:i w:val="false"/>
-                <w:b w:val="false"/>
-                <w:u w:val="none"/>
-                <w:strike w:val="false"/>
-                <w:sz w:val="22"/>
-                <w:szCs w:val="22"/>
-                <w:color w:val="000000"/>
-              </w:rPr>
-            </w:pPr>
-            <w:r>
-              <w:rPr>
-                <w:rFonts w:ascii="Helvetica" w:hAnsi="Helvetica" w:eastAsia="Helvetica" w:cs="Helvetica"/>
+                <w:rFonts w:ascii="Arial" w:hAnsi="Arial" w:eastAsia="Arial" w:cs="Arial"/>
+                <w:i w:val="false"/>
+                <w:b w:val="false"/>
+                <w:u w:val="none"/>
+                <w:strike w:val="false"/>
+                <w:sz w:val="22"/>
+                <w:szCs w:val="22"/>
+                <w:color w:val="000000"/>
+              </w:rPr>
+            </w:pPr>
+            <w:r>
+              <w:rPr>
+                <w:rFonts w:ascii="Arial" w:hAnsi="Arial" w:eastAsia="Arial" w:cs="Arial"/>
                 <w:i w:val="false"/>
                 <w:b w:val="false"/>
                 <w:u w:val="none"/>
@@ -2456,28 +2435,28 @@
       </w:tr>
       <w:tr>
         <w:trPr>
-          <w:trHeight w:val="608" w:hRule="auto"/>
+          <w:trHeight w:val="617" w:hRule="auto"/>
         </w:trPr>
-        <w:tc>
-          <w:tcPr>
-            <w:tcBorders>
-              <w:bottom w:val="none" w:sz="0" w:space="0" w:color="000000"/>
-              <w:top w:val="none" w:sz="0" w:space="0" w:color="000000"/>
-              <w:left w:val="none" w:sz="0" w:space="0" w:color="000000"/>
-              <w:right w:val="none" w:sz="0" w:space="0" w:color="000000"/>
-            </w:tcBorders>
-            <w:shd w:val="clear" w:color="auto" w:fill="FFFFFF"/>
-            <w:tcMar>
-              <w:top w:w="0" w:type="dxa"/>
-              <w:bottom w:w="0" w:type="dxa"/>
-              <w:left w:w="0" w:type="dxa"/>
-              <w:right w:w="0" w:type="dxa"/>
-            </w:tcMar>
-            <w:vAlign w:val="top"/>
-          </w:tcPr>
-          <w:p>
-            <w:pPr>
-              <w:pStyle w:val="Normal"/>
+        body21
+        <w:tc>
+          <w:tcPr>
+            <w:tcBorders>
+              <w:bottom w:val="none" w:sz="0" w:space="0" w:color="000000"/>
+              <w:top w:val="none" w:sz="0" w:space="0" w:color="000000"/>
+              <w:left w:val="none" w:sz="0" w:space="0" w:color="000000"/>
+              <w:right w:val="none" w:sz="0" w:space="0" w:color="000000"/>
+            </w:tcBorders>
+            <w:shd w:val="clear" w:color="auto" w:fill="FFFFFF"/>
+            <w:tcMar>
+              <w:top w:w="0" w:type="dxa"/>
+              <w:bottom w:w="0" w:type="dxa"/>
+              <w:left w:w="0" w:type="dxa"/>
+              <w:right w:w="0" w:type="dxa"/>
+            </w:tcMar>
+            <w:vAlign w:val="top"/>
+          </w:tcPr>
+          <w:p>
+            <w:pPr>
               <w:jc w:val="left"/>
               <w:pBdr>
                 <w:bottom w:val="none" w:sz="0" w:space="0" w:color="000000"/>
@@ -2488,19 +2467,19 @@
               <w:spacing w:after="100" w:before="100" w:line="240"/>
               <w:ind w:left="300" w:right="100" w:firstLine="0" w:firstLineChars="0"/>
               <w:rPr>
-                <w:rFonts w:ascii="Helvetica" w:hAnsi="Helvetica" w:eastAsia="Helvetica" w:cs="Helvetica"/>
-                <w:i w:val="false"/>
-                <w:b w:val="false"/>
-                <w:u w:val="none"/>
-                <w:strike w:val="false"/>
-                <w:sz w:val="22"/>
-                <w:szCs w:val="22"/>
-                <w:color w:val="000000"/>
-              </w:rPr>
-            </w:pPr>
-            <w:r>
-              <w:rPr>
-                <w:rFonts w:ascii="Helvetica" w:hAnsi="Helvetica" w:eastAsia="Helvetica" w:cs="Helvetica"/>
+                <w:rFonts w:ascii="Arial" w:hAnsi="Arial" w:eastAsia="Arial" w:cs="Arial"/>
+                <w:i w:val="false"/>
+                <w:b w:val="false"/>
+                <w:u w:val="none"/>
+                <w:strike w:val="false"/>
+                <w:sz w:val="22"/>
+                <w:szCs w:val="22"/>
+                <w:color w:val="000000"/>
+              </w:rPr>
+            </w:pPr>
+            <w:r>
+              <w:rPr>
+                <w:rFonts w:ascii="Arial" w:hAnsi="Arial" w:eastAsia="Arial" w:cs="Arial"/>
                 <w:i w:val="false"/>
                 <w:b w:val="false"/>
                 <w:u w:val="none"/>
@@ -2532,7 +2511,6 @@
           </w:tcPr>
           <w:p>
             <w:pPr>
-              <w:pStyle w:val="Normal"/>
               <w:jc w:val="center"/>
               <w:pBdr>
                 <w:bottom w:val="none" w:sz="0" w:space="0" w:color="000000"/>
@@ -2543,19 +2521,19 @@
               <w:spacing w:after="100" w:before="100" w:line="240"/>
               <w:ind w:left="100" w:right="100" w:firstLine="0" w:firstLineChars="0"/>
               <w:rPr>
-                <w:rFonts w:ascii="Helvetica" w:hAnsi="Helvetica" w:eastAsia="Helvetica" w:cs="Helvetica"/>
-                <w:i w:val="false"/>
-                <w:b w:val="false"/>
-                <w:u w:val="none"/>
-                <w:strike w:val="false"/>
-                <w:sz w:val="22"/>
-                <w:szCs w:val="22"/>
-                <w:color w:val="000000"/>
-              </w:rPr>
-            </w:pPr>
-            <w:r>
-              <w:rPr>
-                <w:rFonts w:ascii="Helvetica" w:hAnsi="Helvetica" w:eastAsia="Helvetica" w:cs="Helvetica"/>
+                <w:rFonts w:ascii="Arial" w:hAnsi="Arial" w:eastAsia="Arial" w:cs="Arial"/>
+                <w:i w:val="false"/>
+                <w:b w:val="false"/>
+                <w:u w:val="none"/>
+                <w:strike w:val="false"/>
+                <w:sz w:val="22"/>
+                <w:szCs w:val="22"/>
+                <w:color w:val="000000"/>
+              </w:rPr>
+            </w:pPr>
+            <w:r>
+              <w:rPr>
+                <w:rFonts w:ascii="Arial" w:hAnsi="Arial" w:eastAsia="Arial" w:cs="Arial"/>
                 <w:i w:val="false"/>
                 <w:b w:val="false"/>
                 <w:u w:val="none"/>
@@ -2571,28 +2549,28 @@
       </w:tr>
       <w:tr>
         <w:trPr>
-          <w:trHeight w:val="608" w:hRule="auto"/>
+          <w:trHeight w:val="617" w:hRule="auto"/>
         </w:trPr>
-        <w:tc>
-          <w:tcPr>
-            <w:tcBorders>
-              <w:bottom w:val="none" w:sz="0" w:space="0" w:color="000000"/>
-              <w:top w:val="none" w:sz="0" w:space="0" w:color="000000"/>
-              <w:left w:val="none" w:sz="0" w:space="0" w:color="000000"/>
-              <w:right w:val="none" w:sz="0" w:space="0" w:color="000000"/>
-            </w:tcBorders>
-            <w:shd w:val="clear" w:color="auto" w:fill="FFFFFF"/>
-            <w:tcMar>
-              <w:top w:w="0" w:type="dxa"/>
-              <w:bottom w:w="0" w:type="dxa"/>
-              <w:left w:w="0" w:type="dxa"/>
-              <w:right w:w="0" w:type="dxa"/>
-            </w:tcMar>
-            <w:vAlign w:val="top"/>
-          </w:tcPr>
-          <w:p>
-            <w:pPr>
-              <w:pStyle w:val="Normal"/>
+        body22
+        <w:tc>
+          <w:tcPr>
+            <w:tcBorders>
+              <w:bottom w:val="none" w:sz="0" w:space="0" w:color="000000"/>
+              <w:top w:val="none" w:sz="0" w:space="0" w:color="000000"/>
+              <w:left w:val="none" w:sz="0" w:space="0" w:color="000000"/>
+              <w:right w:val="none" w:sz="0" w:space="0" w:color="000000"/>
+            </w:tcBorders>
+            <w:shd w:val="clear" w:color="auto" w:fill="FFFFFF"/>
+            <w:tcMar>
+              <w:top w:w="0" w:type="dxa"/>
+              <w:bottom w:w="0" w:type="dxa"/>
+              <w:left w:w="0" w:type="dxa"/>
+              <w:right w:w="0" w:type="dxa"/>
+            </w:tcMar>
+            <w:vAlign w:val="top"/>
+          </w:tcPr>
+          <w:p>
+            <w:pPr>
               <w:jc w:val="left"/>
               <w:pBdr>
                 <w:bottom w:val="none" w:sz="0" w:space="0" w:color="000000"/>
@@ -2603,7 +2581,7 @@
               <w:spacing w:after="100" w:before="100" w:line="240"/>
               <w:ind w:left="100" w:right="100" w:firstLine="0" w:firstLineChars="0"/>
               <w:rPr>
-                <w:rFonts w:ascii="Helvetica" w:hAnsi="Helvetica" w:eastAsia="Helvetica" w:cs="Helvetica"/>
+                <w:rFonts w:ascii="Arial" w:hAnsi="Arial" w:eastAsia="Arial" w:cs="Arial"/>
                 <w:i w:val="false"/>
                 <w:b w:val="true"/>
                 <w:u w:val="none"/>
@@ -2615,7 +2593,7 @@
             </w:pPr>
             <w:r>
               <w:rPr>
-                <w:rFonts w:ascii="Helvetica" w:hAnsi="Helvetica" w:eastAsia="Helvetica" w:cs="Helvetica"/>
+                <w:rFonts w:ascii="Arial" w:hAnsi="Arial" w:eastAsia="Arial" w:cs="Arial"/>
                 <w:i w:val="false"/>
                 <w:b w:val="true"/>
                 <w:u w:val="none"/>
@@ -2647,7 +2625,6 @@
           </w:tcPr>
           <w:p>
             <w:pPr>
-              <w:pStyle w:val="Normal"/>
               <w:jc w:val="center"/>
               <w:pBdr>
                 <w:bottom w:val="none" w:sz="0" w:space="0" w:color="000000"/>
@@ -2658,19 +2635,19 @@
               <w:spacing w:after="100" w:before="100" w:line="240"/>
               <w:ind w:left="100" w:right="100" w:firstLine="0" w:firstLineChars="0"/>
               <w:rPr>
-                <w:rFonts w:ascii="Helvetica" w:hAnsi="Helvetica" w:eastAsia="Helvetica" w:cs="Helvetica"/>
-                <w:i w:val="false"/>
-                <w:b w:val="false"/>
-                <w:u w:val="none"/>
-                <w:strike w:val="false"/>
-                <w:sz w:val="22"/>
-                <w:szCs w:val="22"/>
-                <w:color w:val="000000"/>
-              </w:rPr>
-            </w:pPr>
-            <w:r>
-              <w:rPr>
-                <w:rFonts w:ascii="Helvetica" w:hAnsi="Helvetica" w:eastAsia="Helvetica" w:cs="Helvetica"/>
+                <w:rFonts w:ascii="Arial" w:hAnsi="Arial" w:eastAsia="Arial" w:cs="Arial"/>
+                <w:i w:val="false"/>
+                <w:b w:val="false"/>
+                <w:u w:val="none"/>
+                <w:strike w:val="false"/>
+                <w:sz w:val="22"/>
+                <w:szCs w:val="22"/>
+                <w:color w:val="000000"/>
+              </w:rPr>
+            </w:pPr>
+            <w:r>
+              <w:rPr>
+                <w:rFonts w:ascii="Arial" w:hAnsi="Arial" w:eastAsia="Arial" w:cs="Arial"/>
                 <w:i w:val="false"/>
                 <w:b w:val="false"/>
                 <w:u w:val="none"/>
@@ -2686,28 +2663,28 @@
       </w:tr>
       <w:tr>
         <w:trPr>
-          <w:trHeight w:val="608" w:hRule="auto"/>
+          <w:trHeight w:val="617" w:hRule="auto"/>
         </w:trPr>
-        <w:tc>
-          <w:tcPr>
-            <w:tcBorders>
-              <w:bottom w:val="none" w:sz="0" w:space="0" w:color="000000"/>
-              <w:top w:val="none" w:sz="0" w:space="0" w:color="000000"/>
-              <w:left w:val="none" w:sz="0" w:space="0" w:color="000000"/>
-              <w:right w:val="none" w:sz="0" w:space="0" w:color="000000"/>
-            </w:tcBorders>
-            <w:shd w:val="clear" w:color="auto" w:fill="FFFFFF"/>
-            <w:tcMar>
-              <w:top w:w="0" w:type="dxa"/>
-              <w:bottom w:w="0" w:type="dxa"/>
-              <w:left w:w="0" w:type="dxa"/>
-              <w:right w:w="0" w:type="dxa"/>
-            </w:tcMar>
-            <w:vAlign w:val="top"/>
-          </w:tcPr>
-          <w:p>
-            <w:pPr>
-              <w:pStyle w:val="Normal"/>
+        body23
+        <w:tc>
+          <w:tcPr>
+            <w:tcBorders>
+              <w:bottom w:val="none" w:sz="0" w:space="0" w:color="000000"/>
+              <w:top w:val="none" w:sz="0" w:space="0" w:color="000000"/>
+              <w:left w:val="none" w:sz="0" w:space="0" w:color="000000"/>
+              <w:right w:val="none" w:sz="0" w:space="0" w:color="000000"/>
+            </w:tcBorders>
+            <w:shd w:val="clear" w:color="auto" w:fill="FFFFFF"/>
+            <w:tcMar>
+              <w:top w:w="0" w:type="dxa"/>
+              <w:bottom w:w="0" w:type="dxa"/>
+              <w:left w:w="0" w:type="dxa"/>
+              <w:right w:w="0" w:type="dxa"/>
+            </w:tcMar>
+            <w:vAlign w:val="top"/>
+          </w:tcPr>
+          <w:p>
+            <w:pPr>
               <w:jc w:val="left"/>
               <w:pBdr>
                 <w:bottom w:val="none" w:sz="0" w:space="0" w:color="000000"/>
@@ -2718,19 +2695,19 @@
               <w:spacing w:after="100" w:before="100" w:line="240"/>
               <w:ind w:left="300" w:right="100" w:firstLine="0" w:firstLineChars="0"/>
               <w:rPr>
-                <w:rFonts w:ascii="Helvetica" w:hAnsi="Helvetica" w:eastAsia="Helvetica" w:cs="Helvetica"/>
-                <w:i w:val="false"/>
-                <w:b w:val="false"/>
-                <w:u w:val="none"/>
-                <w:strike w:val="false"/>
-                <w:sz w:val="22"/>
-                <w:szCs w:val="22"/>
-                <w:color w:val="000000"/>
-              </w:rPr>
-            </w:pPr>
-            <w:r>
-              <w:rPr>
-                <w:rFonts w:ascii="Helvetica" w:hAnsi="Helvetica" w:eastAsia="Helvetica" w:cs="Helvetica"/>
+                <w:rFonts w:ascii="Arial" w:hAnsi="Arial" w:eastAsia="Arial" w:cs="Arial"/>
+                <w:i w:val="false"/>
+                <w:b w:val="false"/>
+                <w:u w:val="none"/>
+                <w:strike w:val="false"/>
+                <w:sz w:val="22"/>
+                <w:szCs w:val="22"/>
+                <w:color w:val="000000"/>
+              </w:rPr>
+            </w:pPr>
+            <w:r>
+              <w:rPr>
+                <w:rFonts w:ascii="Arial" w:hAnsi="Arial" w:eastAsia="Arial" w:cs="Arial"/>
                 <w:i w:val="false"/>
                 <w:b w:val="false"/>
                 <w:u w:val="none"/>
@@ -2762,7 +2739,6 @@
           </w:tcPr>
           <w:p>
             <w:pPr>
-              <w:pStyle w:val="Normal"/>
               <w:jc w:val="center"/>
               <w:pBdr>
                 <w:bottom w:val="none" w:sz="0" w:space="0" w:color="000000"/>
@@ -2773,19 +2749,19 @@
               <w:spacing w:after="100" w:before="100" w:line="240"/>
               <w:ind w:left="100" w:right="100" w:firstLine="0" w:firstLineChars="0"/>
               <w:rPr>
-                <w:rFonts w:ascii="Helvetica" w:hAnsi="Helvetica" w:eastAsia="Helvetica" w:cs="Helvetica"/>
-                <w:i w:val="false"/>
-                <w:b w:val="false"/>
-                <w:u w:val="none"/>
-                <w:strike w:val="false"/>
-                <w:sz w:val="22"/>
-                <w:szCs w:val="22"/>
-                <w:color w:val="000000"/>
-              </w:rPr>
-            </w:pPr>
-            <w:r>
-              <w:rPr>
-                <w:rFonts w:ascii="Helvetica" w:hAnsi="Helvetica" w:eastAsia="Helvetica" w:cs="Helvetica"/>
+                <w:rFonts w:ascii="Arial" w:hAnsi="Arial" w:eastAsia="Arial" w:cs="Arial"/>
+                <w:i w:val="false"/>
+                <w:b w:val="false"/>
+                <w:u w:val="none"/>
+                <w:strike w:val="false"/>
+                <w:sz w:val="22"/>
+                <w:szCs w:val="22"/>
+                <w:color w:val="000000"/>
+              </w:rPr>
+            </w:pPr>
+            <w:r>
+              <w:rPr>
+                <w:rFonts w:ascii="Arial" w:hAnsi="Arial" w:eastAsia="Arial" w:cs="Arial"/>
                 <w:i w:val="false"/>
                 <w:b w:val="false"/>
                 <w:u w:val="none"/>
@@ -2801,28 +2777,28 @@
       </w:tr>
       <w:tr>
         <w:trPr>
-          <w:trHeight w:val="608" w:hRule="auto"/>
+          <w:trHeight w:val="617" w:hRule="auto"/>
         </w:trPr>
-        <w:tc>
-          <w:tcPr>
-            <w:tcBorders>
-              <w:bottom w:val="none" w:sz="0" w:space="0" w:color="000000"/>
-              <w:top w:val="none" w:sz="0" w:space="0" w:color="000000"/>
-              <w:left w:val="none" w:sz="0" w:space="0" w:color="000000"/>
-              <w:right w:val="none" w:sz="0" w:space="0" w:color="000000"/>
-            </w:tcBorders>
-            <w:shd w:val="clear" w:color="auto" w:fill="FFFFFF"/>
-            <w:tcMar>
-              <w:top w:w="0" w:type="dxa"/>
-              <w:bottom w:w="0" w:type="dxa"/>
-              <w:left w:w="0" w:type="dxa"/>
-              <w:right w:w="0" w:type="dxa"/>
-            </w:tcMar>
-            <w:vAlign w:val="top"/>
-          </w:tcPr>
-          <w:p>
-            <w:pPr>
-              <w:pStyle w:val="Normal"/>
+        body24
+        <w:tc>
+          <w:tcPr>
+            <w:tcBorders>
+              <w:bottom w:val="none" w:sz="0" w:space="0" w:color="000000"/>
+              <w:top w:val="none" w:sz="0" w:space="0" w:color="000000"/>
+              <w:left w:val="none" w:sz="0" w:space="0" w:color="000000"/>
+              <w:right w:val="none" w:sz="0" w:space="0" w:color="000000"/>
+            </w:tcBorders>
+            <w:shd w:val="clear" w:color="auto" w:fill="FFFFFF"/>
+            <w:tcMar>
+              <w:top w:w="0" w:type="dxa"/>
+              <w:bottom w:w="0" w:type="dxa"/>
+              <w:left w:w="0" w:type="dxa"/>
+              <w:right w:w="0" w:type="dxa"/>
+            </w:tcMar>
+            <w:vAlign w:val="top"/>
+          </w:tcPr>
+          <w:p>
+            <w:pPr>
               <w:jc w:val="left"/>
               <w:pBdr>
                 <w:bottom w:val="none" w:sz="0" w:space="0" w:color="000000"/>
@@ -2833,7 +2809,7 @@
               <w:spacing w:after="100" w:before="100" w:line="240"/>
               <w:ind w:left="100" w:right="100" w:firstLine="0" w:firstLineChars="0"/>
               <w:rPr>
-                <w:rFonts w:ascii="Helvetica" w:hAnsi="Helvetica" w:eastAsia="Helvetica" w:cs="Helvetica"/>
+                <w:rFonts w:ascii="Arial" w:hAnsi="Arial" w:eastAsia="Arial" w:cs="Arial"/>
                 <w:i w:val="false"/>
                 <w:b w:val="true"/>
                 <w:u w:val="none"/>
@@ -2845,7 +2821,7 @@
             </w:pPr>
             <w:r>
               <w:rPr>
-                <w:rFonts w:ascii="Helvetica" w:hAnsi="Helvetica" w:eastAsia="Helvetica" w:cs="Helvetica"/>
+                <w:rFonts w:ascii="Arial" w:hAnsi="Arial" w:eastAsia="Arial" w:cs="Arial"/>
                 <w:i w:val="false"/>
                 <w:b w:val="true"/>
                 <w:u w:val="none"/>
@@ -2877,7 +2853,6 @@
           </w:tcPr>
           <w:p>
             <w:pPr>
-              <w:pStyle w:val="Normal"/>
               <w:jc w:val="center"/>
               <w:pBdr>
                 <w:bottom w:val="none" w:sz="0" w:space="0" w:color="000000"/>
@@ -2888,19 +2863,19 @@
               <w:spacing w:after="100" w:before="100" w:line="240"/>
               <w:ind w:left="100" w:right="100" w:firstLine="0" w:firstLineChars="0"/>
               <w:rPr>
-                <w:rFonts w:ascii="Helvetica" w:hAnsi="Helvetica" w:eastAsia="Helvetica" w:cs="Helvetica"/>
-                <w:i w:val="false"/>
-                <w:b w:val="false"/>
-                <w:u w:val="none"/>
-                <w:strike w:val="false"/>
-                <w:sz w:val="22"/>
-                <w:szCs w:val="22"/>
-                <w:color w:val="000000"/>
-              </w:rPr>
-            </w:pPr>
-            <w:r>
-              <w:rPr>
-                <w:rFonts w:ascii="Helvetica" w:hAnsi="Helvetica" w:eastAsia="Helvetica" w:cs="Helvetica"/>
+                <w:rFonts w:ascii="Arial" w:hAnsi="Arial" w:eastAsia="Arial" w:cs="Arial"/>
+                <w:i w:val="false"/>
+                <w:b w:val="false"/>
+                <w:u w:val="none"/>
+                <w:strike w:val="false"/>
+                <w:sz w:val="22"/>
+                <w:szCs w:val="22"/>
+                <w:color w:val="000000"/>
+              </w:rPr>
+            </w:pPr>
+            <w:r>
+              <w:rPr>
+                <w:rFonts w:ascii="Arial" w:hAnsi="Arial" w:eastAsia="Arial" w:cs="Arial"/>
                 <w:i w:val="false"/>
                 <w:b w:val="false"/>
                 <w:u w:val="none"/>
@@ -2916,28 +2891,28 @@
       </w:tr>
       <w:tr>
         <w:trPr>
-          <w:trHeight w:val="608" w:hRule="auto"/>
+          <w:trHeight w:val="617" w:hRule="auto"/>
         </w:trPr>
-        <w:tc>
-          <w:tcPr>
-            <w:tcBorders>
-              <w:bottom w:val="none" w:sz="0" w:space="0" w:color="000000"/>
-              <w:top w:val="none" w:sz="0" w:space="0" w:color="000000"/>
-              <w:left w:val="none" w:sz="0" w:space="0" w:color="000000"/>
-              <w:right w:val="none" w:sz="0" w:space="0" w:color="000000"/>
-            </w:tcBorders>
-            <w:shd w:val="clear" w:color="auto" w:fill="FFFFFF"/>
-            <w:tcMar>
-              <w:top w:w="0" w:type="dxa"/>
-              <w:bottom w:w="0" w:type="dxa"/>
-              <w:left w:w="0" w:type="dxa"/>
-              <w:right w:w="0" w:type="dxa"/>
-            </w:tcMar>
-            <w:vAlign w:val="top"/>
-          </w:tcPr>
-          <w:p>
-            <w:pPr>
-              <w:pStyle w:val="Normal"/>
+        body25
+        <w:tc>
+          <w:tcPr>
+            <w:tcBorders>
+              <w:bottom w:val="none" w:sz="0" w:space="0" w:color="000000"/>
+              <w:top w:val="none" w:sz="0" w:space="0" w:color="000000"/>
+              <w:left w:val="none" w:sz="0" w:space="0" w:color="000000"/>
+              <w:right w:val="none" w:sz="0" w:space="0" w:color="000000"/>
+            </w:tcBorders>
+            <w:shd w:val="clear" w:color="auto" w:fill="FFFFFF"/>
+            <w:tcMar>
+              <w:top w:w="0" w:type="dxa"/>
+              <w:bottom w:w="0" w:type="dxa"/>
+              <w:left w:w="0" w:type="dxa"/>
+              <w:right w:w="0" w:type="dxa"/>
+            </w:tcMar>
+            <w:vAlign w:val="top"/>
+          </w:tcPr>
+          <w:p>
+            <w:pPr>
               <w:jc w:val="left"/>
               <w:pBdr>
                 <w:bottom w:val="none" w:sz="0" w:space="0" w:color="000000"/>
@@ -2948,19 +2923,19 @@
               <w:spacing w:after="100" w:before="100" w:line="240"/>
               <w:ind w:left="300" w:right="100" w:firstLine="0" w:firstLineChars="0"/>
               <w:rPr>
-                <w:rFonts w:ascii="Helvetica" w:hAnsi="Helvetica" w:eastAsia="Helvetica" w:cs="Helvetica"/>
-                <w:i w:val="false"/>
-                <w:b w:val="false"/>
-                <w:u w:val="none"/>
-                <w:strike w:val="false"/>
-                <w:sz w:val="22"/>
-                <w:szCs w:val="22"/>
-                <w:color w:val="000000"/>
-              </w:rPr>
-            </w:pPr>
-            <w:r>
-              <w:rPr>
-                <w:rFonts w:ascii="Helvetica" w:hAnsi="Helvetica" w:eastAsia="Helvetica" w:cs="Helvetica"/>
+                <w:rFonts w:ascii="Arial" w:hAnsi="Arial" w:eastAsia="Arial" w:cs="Arial"/>
+                <w:i w:val="false"/>
+                <w:b w:val="false"/>
+                <w:u w:val="none"/>
+                <w:strike w:val="false"/>
+                <w:sz w:val="22"/>
+                <w:szCs w:val="22"/>
+                <w:color w:val="000000"/>
+              </w:rPr>
+            </w:pPr>
+            <w:r>
+              <w:rPr>
+                <w:rFonts w:ascii="Arial" w:hAnsi="Arial" w:eastAsia="Arial" w:cs="Arial"/>
                 <w:i w:val="false"/>
                 <w:b w:val="false"/>
                 <w:u w:val="none"/>
@@ -2992,7 +2967,6 @@
           </w:tcPr>
           <w:p>
             <w:pPr>
-              <w:pStyle w:val="Normal"/>
               <w:jc w:val="center"/>
               <w:pBdr>
                 <w:bottom w:val="none" w:sz="0" w:space="0" w:color="000000"/>
@@ -3003,19 +2977,19 @@
               <w:spacing w:after="100" w:before="100" w:line="240"/>
               <w:ind w:left="100" w:right="100" w:firstLine="0" w:firstLineChars="0"/>
               <w:rPr>
-                <w:rFonts w:ascii="Helvetica" w:hAnsi="Helvetica" w:eastAsia="Helvetica" w:cs="Helvetica"/>
-                <w:i w:val="false"/>
-                <w:b w:val="false"/>
-                <w:u w:val="none"/>
-                <w:strike w:val="false"/>
-                <w:sz w:val="22"/>
-                <w:szCs w:val="22"/>
-                <w:color w:val="000000"/>
-              </w:rPr>
-            </w:pPr>
-            <w:r>
-              <w:rPr>
-                <w:rFonts w:ascii="Helvetica" w:hAnsi="Helvetica" w:eastAsia="Helvetica" w:cs="Helvetica"/>
+                <w:rFonts w:ascii="Arial" w:hAnsi="Arial" w:eastAsia="Arial" w:cs="Arial"/>
+                <w:i w:val="false"/>
+                <w:b w:val="false"/>
+                <w:u w:val="none"/>
+                <w:strike w:val="false"/>
+                <w:sz w:val="22"/>
+                <w:szCs w:val="22"/>
+                <w:color w:val="000000"/>
+              </w:rPr>
+            </w:pPr>
+            <w:r>
+              <w:rPr>
+                <w:rFonts w:ascii="Arial" w:hAnsi="Arial" w:eastAsia="Arial" w:cs="Arial"/>
                 <w:i w:val="false"/>
                 <w:b w:val="false"/>
                 <w:u w:val="none"/>
@@ -3031,28 +3005,28 @@
       </w:tr>
       <w:tr>
         <w:trPr>
-          <w:trHeight w:val="608" w:hRule="auto"/>
+          <w:trHeight w:val="617" w:hRule="auto"/>
         </w:trPr>
-        <w:tc>
-          <w:tcPr>
-            <w:tcBorders>
-              <w:bottom w:val="none" w:sz="0" w:space="0" w:color="000000"/>
-              <w:top w:val="none" w:sz="0" w:space="0" w:color="000000"/>
-              <w:left w:val="none" w:sz="0" w:space="0" w:color="000000"/>
-              <w:right w:val="none" w:sz="0" w:space="0" w:color="000000"/>
-            </w:tcBorders>
-            <w:shd w:val="clear" w:color="auto" w:fill="FFFFFF"/>
-            <w:tcMar>
-              <w:top w:w="0" w:type="dxa"/>
-              <w:bottom w:w="0" w:type="dxa"/>
-              <w:left w:w="0" w:type="dxa"/>
-              <w:right w:w="0" w:type="dxa"/>
-            </w:tcMar>
-            <w:vAlign w:val="top"/>
-          </w:tcPr>
-          <w:p>
-            <w:pPr>
-              <w:pStyle w:val="Normal"/>
+        body26
+        <w:tc>
+          <w:tcPr>
+            <w:tcBorders>
+              <w:bottom w:val="none" w:sz="0" w:space="0" w:color="000000"/>
+              <w:top w:val="none" w:sz="0" w:space="0" w:color="000000"/>
+              <w:left w:val="none" w:sz="0" w:space="0" w:color="000000"/>
+              <w:right w:val="none" w:sz="0" w:space="0" w:color="000000"/>
+            </w:tcBorders>
+            <w:shd w:val="clear" w:color="auto" w:fill="FFFFFF"/>
+            <w:tcMar>
+              <w:top w:w="0" w:type="dxa"/>
+              <w:bottom w:w="0" w:type="dxa"/>
+              <w:left w:w="0" w:type="dxa"/>
+              <w:right w:w="0" w:type="dxa"/>
+            </w:tcMar>
+            <w:vAlign w:val="top"/>
+          </w:tcPr>
+          <w:p>
+            <w:pPr>
               <w:jc w:val="left"/>
               <w:pBdr>
                 <w:bottom w:val="none" w:sz="0" w:space="0" w:color="000000"/>
@@ -3063,19 +3037,19 @@
               <w:spacing w:after="100" w:before="100" w:line="240"/>
               <w:ind w:left="300" w:right="100" w:firstLine="0" w:firstLineChars="0"/>
               <w:rPr>
-                <w:rFonts w:ascii="Helvetica" w:hAnsi="Helvetica" w:eastAsia="Helvetica" w:cs="Helvetica"/>
-                <w:i w:val="false"/>
-                <w:b w:val="false"/>
-                <w:u w:val="none"/>
-                <w:strike w:val="false"/>
-                <w:sz w:val="22"/>
-                <w:szCs w:val="22"/>
-                <w:color w:val="000000"/>
-              </w:rPr>
-            </w:pPr>
-            <w:r>
-              <w:rPr>
-                <w:rFonts w:ascii="Helvetica" w:hAnsi="Helvetica" w:eastAsia="Helvetica" w:cs="Helvetica"/>
+                <w:rFonts w:ascii="Arial" w:hAnsi="Arial" w:eastAsia="Arial" w:cs="Arial"/>
+                <w:i w:val="false"/>
+                <w:b w:val="false"/>
+                <w:u w:val="none"/>
+                <w:strike w:val="false"/>
+                <w:sz w:val="22"/>
+                <w:szCs w:val="22"/>
+                <w:color w:val="000000"/>
+              </w:rPr>
+            </w:pPr>
+            <w:r>
+              <w:rPr>
+                <w:rFonts w:ascii="Arial" w:hAnsi="Arial" w:eastAsia="Arial" w:cs="Arial"/>
                 <w:i w:val="false"/>
                 <w:b w:val="false"/>
                 <w:u w:val="none"/>
@@ -3107,7 +3081,6 @@
           </w:tcPr>
           <w:p>
             <w:pPr>
-              <w:pStyle w:val="Normal"/>
               <w:jc w:val="center"/>
               <w:pBdr>
                 <w:bottom w:val="none" w:sz="0" w:space="0" w:color="000000"/>
@@ -3118,19 +3091,19 @@
               <w:spacing w:after="100" w:before="100" w:line="240"/>
               <w:ind w:left="100" w:right="100" w:firstLine="0" w:firstLineChars="0"/>
               <w:rPr>
-                <w:rFonts w:ascii="Helvetica" w:hAnsi="Helvetica" w:eastAsia="Helvetica" w:cs="Helvetica"/>
-                <w:i w:val="false"/>
-                <w:b w:val="false"/>
-                <w:u w:val="none"/>
-                <w:strike w:val="false"/>
-                <w:sz w:val="22"/>
-                <w:szCs w:val="22"/>
-                <w:color w:val="000000"/>
-              </w:rPr>
-            </w:pPr>
-            <w:r>
-              <w:rPr>
-                <w:rFonts w:ascii="Helvetica" w:hAnsi="Helvetica" w:eastAsia="Helvetica" w:cs="Helvetica"/>
+                <w:rFonts w:ascii="Arial" w:hAnsi="Arial" w:eastAsia="Arial" w:cs="Arial"/>
+                <w:i w:val="false"/>
+                <w:b w:val="false"/>
+                <w:u w:val="none"/>
+                <w:strike w:val="false"/>
+                <w:sz w:val="22"/>
+                <w:szCs w:val="22"/>
+                <w:color w:val="000000"/>
+              </w:rPr>
+            </w:pPr>
+            <w:r>
+              <w:rPr>
+                <w:rFonts w:ascii="Arial" w:hAnsi="Arial" w:eastAsia="Arial" w:cs="Arial"/>
                 <w:i w:val="false"/>
                 <w:b w:val="false"/>
                 <w:u w:val="none"/>
@@ -3146,28 +3119,28 @@
       </w:tr>
       <w:tr>
         <w:trPr>
-          <w:trHeight w:val="608" w:hRule="auto"/>
+          <w:trHeight w:val="617" w:hRule="auto"/>
         </w:trPr>
-        <w:tc>
-          <w:tcPr>
-            <w:tcBorders>
-              <w:bottom w:val="none" w:sz="0" w:space="0" w:color="000000"/>
-              <w:top w:val="none" w:sz="0" w:space="0" w:color="000000"/>
-              <w:left w:val="none" w:sz="0" w:space="0" w:color="000000"/>
-              <w:right w:val="none" w:sz="0" w:space="0" w:color="000000"/>
-            </w:tcBorders>
-            <w:shd w:val="clear" w:color="auto" w:fill="FFFFFF"/>
-            <w:tcMar>
-              <w:top w:w="0" w:type="dxa"/>
-              <w:bottom w:w="0" w:type="dxa"/>
-              <w:left w:w="0" w:type="dxa"/>
-              <w:right w:w="0" w:type="dxa"/>
-            </w:tcMar>
-            <w:vAlign w:val="top"/>
-          </w:tcPr>
-          <w:p>
-            <w:pPr>
-              <w:pStyle w:val="Normal"/>
+        body27
+        <w:tc>
+          <w:tcPr>
+            <w:tcBorders>
+              <w:bottom w:val="none" w:sz="0" w:space="0" w:color="000000"/>
+              <w:top w:val="none" w:sz="0" w:space="0" w:color="000000"/>
+              <w:left w:val="none" w:sz="0" w:space="0" w:color="000000"/>
+              <w:right w:val="none" w:sz="0" w:space="0" w:color="000000"/>
+            </w:tcBorders>
+            <w:shd w:val="clear" w:color="auto" w:fill="FFFFFF"/>
+            <w:tcMar>
+              <w:top w:w="0" w:type="dxa"/>
+              <w:bottom w:w="0" w:type="dxa"/>
+              <w:left w:w="0" w:type="dxa"/>
+              <w:right w:w="0" w:type="dxa"/>
+            </w:tcMar>
+            <w:vAlign w:val="top"/>
+          </w:tcPr>
+          <w:p>
+            <w:pPr>
               <w:jc w:val="left"/>
               <w:pBdr>
                 <w:bottom w:val="none" w:sz="0" w:space="0" w:color="000000"/>
@@ -3178,19 +3151,19 @@
               <w:spacing w:after="100" w:before="100" w:line="240"/>
               <w:ind w:left="300" w:right="100" w:firstLine="0" w:firstLineChars="0"/>
               <w:rPr>
-                <w:rFonts w:ascii="Helvetica" w:hAnsi="Helvetica" w:eastAsia="Helvetica" w:cs="Helvetica"/>
-                <w:i w:val="false"/>
-                <w:b w:val="false"/>
-                <w:u w:val="none"/>
-                <w:strike w:val="false"/>
-                <w:sz w:val="22"/>
-                <w:szCs w:val="22"/>
-                <w:color w:val="000000"/>
-              </w:rPr>
-            </w:pPr>
-            <w:r>
-              <w:rPr>
-                <w:rFonts w:ascii="Helvetica" w:hAnsi="Helvetica" w:eastAsia="Helvetica" w:cs="Helvetica"/>
+                <w:rFonts w:ascii="Arial" w:hAnsi="Arial" w:eastAsia="Arial" w:cs="Arial"/>
+                <w:i w:val="false"/>
+                <w:b w:val="false"/>
+                <w:u w:val="none"/>
+                <w:strike w:val="false"/>
+                <w:sz w:val="22"/>
+                <w:szCs w:val="22"/>
+                <w:color w:val="000000"/>
+              </w:rPr>
+            </w:pPr>
+            <w:r>
+              <w:rPr>
+                <w:rFonts w:ascii="Arial" w:hAnsi="Arial" w:eastAsia="Arial" w:cs="Arial"/>
                 <w:i w:val="false"/>
                 <w:b w:val="false"/>
                 <w:u w:val="none"/>
@@ -3222,7 +3195,6 @@
           </w:tcPr>
           <w:p>
             <w:pPr>
-              <w:pStyle w:val="Normal"/>
               <w:jc w:val="center"/>
               <w:pBdr>
                 <w:bottom w:val="none" w:sz="0" w:space="0" w:color="000000"/>
@@ -3233,19 +3205,19 @@
               <w:spacing w:after="100" w:before="100" w:line="240"/>
               <w:ind w:left="100" w:right="100" w:firstLine="0" w:firstLineChars="0"/>
               <w:rPr>
-                <w:rFonts w:ascii="Helvetica" w:hAnsi="Helvetica" w:eastAsia="Helvetica" w:cs="Helvetica"/>
-                <w:i w:val="false"/>
-                <w:b w:val="false"/>
-                <w:u w:val="none"/>
-                <w:strike w:val="false"/>
-                <w:sz w:val="22"/>
-                <w:szCs w:val="22"/>
-                <w:color w:val="000000"/>
-              </w:rPr>
-            </w:pPr>
-            <w:r>
-              <w:rPr>
-                <w:rFonts w:ascii="Helvetica" w:hAnsi="Helvetica" w:eastAsia="Helvetica" w:cs="Helvetica"/>
+                <w:rFonts w:ascii="Arial" w:hAnsi="Arial" w:eastAsia="Arial" w:cs="Arial"/>
+                <w:i w:val="false"/>
+                <w:b w:val="false"/>
+                <w:u w:val="none"/>
+                <w:strike w:val="false"/>
+                <w:sz w:val="22"/>
+                <w:szCs w:val="22"/>
+                <w:color w:val="000000"/>
+              </w:rPr>
+            </w:pPr>
+            <w:r>
+              <w:rPr>
+                <w:rFonts w:ascii="Arial" w:hAnsi="Arial" w:eastAsia="Arial" w:cs="Arial"/>
                 <w:i w:val="false"/>
                 <w:b w:val="false"/>
                 <w:u w:val="none"/>
@@ -3261,28 +3233,28 @@
       </w:tr>
       <w:tr>
         <w:trPr>
-          <w:trHeight w:val="608" w:hRule="auto"/>
+          <w:trHeight w:val="617" w:hRule="auto"/>
         </w:trPr>
-        <w:tc>
-          <w:tcPr>
-            <w:tcBorders>
-              <w:bottom w:val="none" w:sz="0" w:space="0" w:color="000000"/>
-              <w:top w:val="none" w:sz="0" w:space="0" w:color="000000"/>
-              <w:left w:val="none" w:sz="0" w:space="0" w:color="000000"/>
-              <w:right w:val="none" w:sz="0" w:space="0" w:color="000000"/>
-            </w:tcBorders>
-            <w:shd w:val="clear" w:color="auto" w:fill="FFFFFF"/>
-            <w:tcMar>
-              <w:top w:w="0" w:type="dxa"/>
-              <w:bottom w:w="0" w:type="dxa"/>
-              <w:left w:w="0" w:type="dxa"/>
-              <w:right w:w="0" w:type="dxa"/>
-            </w:tcMar>
-            <w:vAlign w:val="top"/>
-          </w:tcPr>
-          <w:p>
-            <w:pPr>
-              <w:pStyle w:val="Normal"/>
+        body28
+        <w:tc>
+          <w:tcPr>
+            <w:tcBorders>
+              <w:bottom w:val="none" w:sz="0" w:space="0" w:color="000000"/>
+              <w:top w:val="none" w:sz="0" w:space="0" w:color="000000"/>
+              <w:left w:val="none" w:sz="0" w:space="0" w:color="000000"/>
+              <w:right w:val="none" w:sz="0" w:space="0" w:color="000000"/>
+            </w:tcBorders>
+            <w:shd w:val="clear" w:color="auto" w:fill="FFFFFF"/>
+            <w:tcMar>
+              <w:top w:w="0" w:type="dxa"/>
+              <w:bottom w:w="0" w:type="dxa"/>
+              <w:left w:w="0" w:type="dxa"/>
+              <w:right w:w="0" w:type="dxa"/>
+            </w:tcMar>
+            <w:vAlign w:val="top"/>
+          </w:tcPr>
+          <w:p>
+            <w:pPr>
               <w:jc w:val="left"/>
               <w:pBdr>
                 <w:bottom w:val="none" w:sz="0" w:space="0" w:color="000000"/>
@@ -3293,7 +3265,7 @@
               <w:spacing w:after="100" w:before="100" w:line="240"/>
               <w:ind w:left="100" w:right="100" w:firstLine="0" w:firstLineChars="0"/>
               <w:rPr>
-                <w:rFonts w:ascii="Helvetica" w:hAnsi="Helvetica" w:eastAsia="Helvetica" w:cs="Helvetica"/>
+                <w:rFonts w:ascii="Arial" w:hAnsi="Arial" w:eastAsia="Arial" w:cs="Arial"/>
                 <w:i w:val="false"/>
                 <w:b w:val="true"/>
                 <w:u w:val="none"/>
@@ -3305,7 +3277,7 @@
             </w:pPr>
             <w:r>
               <w:rPr>
-                <w:rFonts w:ascii="Helvetica" w:hAnsi="Helvetica" w:eastAsia="Helvetica" w:cs="Helvetica"/>
+                <w:rFonts w:ascii="Arial" w:hAnsi="Arial" w:eastAsia="Arial" w:cs="Arial"/>
                 <w:i w:val="false"/>
                 <w:b w:val="true"/>
                 <w:u w:val="none"/>
@@ -3337,7 +3309,6 @@
           </w:tcPr>
           <w:p>
             <w:pPr>
-              <w:pStyle w:val="Normal"/>
               <w:jc w:val="center"/>
               <w:pBdr>
                 <w:bottom w:val="none" w:sz="0" w:space="0" w:color="000000"/>
@@ -3348,19 +3319,19 @@
               <w:spacing w:after="100" w:before="100" w:line="240"/>
               <w:ind w:left="100" w:right="100" w:firstLine="0" w:firstLineChars="0"/>
               <w:rPr>
-                <w:rFonts w:ascii="Helvetica" w:hAnsi="Helvetica" w:eastAsia="Helvetica" w:cs="Helvetica"/>
-                <w:i w:val="false"/>
-                <w:b w:val="false"/>
-                <w:u w:val="none"/>
-                <w:strike w:val="false"/>
-                <w:sz w:val="22"/>
-                <w:szCs w:val="22"/>
-                <w:color w:val="000000"/>
-              </w:rPr>
-            </w:pPr>
-            <w:r>
-              <w:rPr>
-                <w:rFonts w:ascii="Helvetica" w:hAnsi="Helvetica" w:eastAsia="Helvetica" w:cs="Helvetica"/>
+                <w:rFonts w:ascii="Arial" w:hAnsi="Arial" w:eastAsia="Arial" w:cs="Arial"/>
+                <w:i w:val="false"/>
+                <w:b w:val="false"/>
+                <w:u w:val="none"/>
+                <w:strike w:val="false"/>
+                <w:sz w:val="22"/>
+                <w:szCs w:val="22"/>
+                <w:color w:val="000000"/>
+              </w:rPr>
+            </w:pPr>
+            <w:r>
+              <w:rPr>
+                <w:rFonts w:ascii="Arial" w:hAnsi="Arial" w:eastAsia="Arial" w:cs="Arial"/>
                 <w:i w:val="false"/>
                 <w:b w:val="false"/>
                 <w:u w:val="none"/>
@@ -3376,28 +3347,28 @@
       </w:tr>
       <w:tr>
         <w:trPr>
-          <w:trHeight w:val="608" w:hRule="auto"/>
+          <w:trHeight w:val="617" w:hRule="auto"/>
         </w:trPr>
-        <w:tc>
-          <w:tcPr>
-            <w:tcBorders>
-              <w:bottom w:val="none" w:sz="0" w:space="0" w:color="000000"/>
-              <w:top w:val="none" w:sz="0" w:space="0" w:color="000000"/>
-              <w:left w:val="none" w:sz="0" w:space="0" w:color="000000"/>
-              <w:right w:val="none" w:sz="0" w:space="0" w:color="000000"/>
-            </w:tcBorders>
-            <w:shd w:val="clear" w:color="auto" w:fill="FFFFFF"/>
-            <w:tcMar>
-              <w:top w:w="0" w:type="dxa"/>
-              <w:bottom w:w="0" w:type="dxa"/>
-              <w:left w:w="0" w:type="dxa"/>
-              <w:right w:w="0" w:type="dxa"/>
-            </w:tcMar>
-            <w:vAlign w:val="top"/>
-          </w:tcPr>
-          <w:p>
-            <w:pPr>
-              <w:pStyle w:val="Normal"/>
+        body29
+        <w:tc>
+          <w:tcPr>
+            <w:tcBorders>
+              <w:bottom w:val="none" w:sz="0" w:space="0" w:color="000000"/>
+              <w:top w:val="none" w:sz="0" w:space="0" w:color="000000"/>
+              <w:left w:val="none" w:sz="0" w:space="0" w:color="000000"/>
+              <w:right w:val="none" w:sz="0" w:space="0" w:color="000000"/>
+            </w:tcBorders>
+            <w:shd w:val="clear" w:color="auto" w:fill="FFFFFF"/>
+            <w:tcMar>
+              <w:top w:w="0" w:type="dxa"/>
+              <w:bottom w:w="0" w:type="dxa"/>
+              <w:left w:w="0" w:type="dxa"/>
+              <w:right w:w="0" w:type="dxa"/>
+            </w:tcMar>
+            <w:vAlign w:val="top"/>
+          </w:tcPr>
+          <w:p>
+            <w:pPr>
               <w:jc w:val="left"/>
               <w:pBdr>
                 <w:bottom w:val="none" w:sz="0" w:space="0" w:color="000000"/>
@@ -3408,19 +3379,19 @@
               <w:spacing w:after="100" w:before="100" w:line="240"/>
               <w:ind w:left="300" w:right="100" w:firstLine="0" w:firstLineChars="0"/>
               <w:rPr>
-                <w:rFonts w:ascii="Helvetica" w:hAnsi="Helvetica" w:eastAsia="Helvetica" w:cs="Helvetica"/>
-                <w:i w:val="false"/>
-                <w:b w:val="false"/>
-                <w:u w:val="none"/>
-                <w:strike w:val="false"/>
-                <w:sz w:val="22"/>
-                <w:szCs w:val="22"/>
-                <w:color w:val="000000"/>
-              </w:rPr>
-            </w:pPr>
-            <w:r>
-              <w:rPr>
-                <w:rFonts w:ascii="Helvetica" w:hAnsi="Helvetica" w:eastAsia="Helvetica" w:cs="Helvetica"/>
+                <w:rFonts w:ascii="Arial" w:hAnsi="Arial" w:eastAsia="Arial" w:cs="Arial"/>
+                <w:i w:val="false"/>
+                <w:b w:val="false"/>
+                <w:u w:val="none"/>
+                <w:strike w:val="false"/>
+                <w:sz w:val="22"/>
+                <w:szCs w:val="22"/>
+                <w:color w:val="000000"/>
+              </w:rPr>
+            </w:pPr>
+            <w:r>
+              <w:rPr>
+                <w:rFonts w:ascii="Arial" w:hAnsi="Arial" w:eastAsia="Arial" w:cs="Arial"/>
                 <w:i w:val="false"/>
                 <w:b w:val="false"/>
                 <w:u w:val="none"/>
@@ -3452,7 +3423,6 @@
           </w:tcPr>
           <w:p>
             <w:pPr>
-              <w:pStyle w:val="Normal"/>
               <w:jc w:val="center"/>
               <w:pBdr>
                 <w:bottom w:val="none" w:sz="0" w:space="0" w:color="000000"/>
@@ -3463,19 +3433,19 @@
               <w:spacing w:after="100" w:before="100" w:line="240"/>
               <w:ind w:left="100" w:right="100" w:firstLine="0" w:firstLineChars="0"/>
               <w:rPr>
-                <w:rFonts w:ascii="Helvetica" w:hAnsi="Helvetica" w:eastAsia="Helvetica" w:cs="Helvetica"/>
-                <w:i w:val="false"/>
-                <w:b w:val="false"/>
-                <w:u w:val="none"/>
-                <w:strike w:val="false"/>
-                <w:sz w:val="22"/>
-                <w:szCs w:val="22"/>
-                <w:color w:val="000000"/>
-              </w:rPr>
-            </w:pPr>
-            <w:r>
-              <w:rPr>
-                <w:rFonts w:ascii="Helvetica" w:hAnsi="Helvetica" w:eastAsia="Helvetica" w:cs="Helvetica"/>
+                <w:rFonts w:ascii="Arial" w:hAnsi="Arial" w:eastAsia="Arial" w:cs="Arial"/>
+                <w:i w:val="false"/>
+                <w:b w:val="false"/>
+                <w:u w:val="none"/>
+                <w:strike w:val="false"/>
+                <w:sz w:val="22"/>
+                <w:szCs w:val="22"/>
+                <w:color w:val="000000"/>
+              </w:rPr>
+            </w:pPr>
+            <w:r>
+              <w:rPr>
+                <w:rFonts w:ascii="Arial" w:hAnsi="Arial" w:eastAsia="Arial" w:cs="Arial"/>
                 <w:i w:val="false"/>
                 <w:b w:val="false"/>
                 <w:u w:val="none"/>
@@ -3491,28 +3461,28 @@
       </w:tr>
       <w:tr>
         <w:trPr>
-          <w:trHeight w:val="608" w:hRule="auto"/>
+          <w:trHeight w:val="617" w:hRule="auto"/>
         </w:trPr>
-        <w:tc>
-          <w:tcPr>
-            <w:tcBorders>
-              <w:bottom w:val="none" w:sz="0" w:space="0" w:color="000000"/>
-              <w:top w:val="none" w:sz="0" w:space="0" w:color="000000"/>
-              <w:left w:val="none" w:sz="0" w:space="0" w:color="000000"/>
-              <w:right w:val="none" w:sz="0" w:space="0" w:color="000000"/>
-            </w:tcBorders>
-            <w:shd w:val="clear" w:color="auto" w:fill="FFFFFF"/>
-            <w:tcMar>
-              <w:top w:w="0" w:type="dxa"/>
-              <w:bottom w:w="0" w:type="dxa"/>
-              <w:left w:w="0" w:type="dxa"/>
-              <w:right w:w="0" w:type="dxa"/>
-            </w:tcMar>
-            <w:vAlign w:val="top"/>
-          </w:tcPr>
-          <w:p>
-            <w:pPr>
-              <w:pStyle w:val="Normal"/>
+        body30
+        <w:tc>
+          <w:tcPr>
+            <w:tcBorders>
+              <w:bottom w:val="none" w:sz="0" w:space="0" w:color="000000"/>
+              <w:top w:val="none" w:sz="0" w:space="0" w:color="000000"/>
+              <w:left w:val="none" w:sz="0" w:space="0" w:color="000000"/>
+              <w:right w:val="none" w:sz="0" w:space="0" w:color="000000"/>
+            </w:tcBorders>
+            <w:shd w:val="clear" w:color="auto" w:fill="FFFFFF"/>
+            <w:tcMar>
+              <w:top w:w="0" w:type="dxa"/>
+              <w:bottom w:w="0" w:type="dxa"/>
+              <w:left w:w="0" w:type="dxa"/>
+              <w:right w:w="0" w:type="dxa"/>
+            </w:tcMar>
+            <w:vAlign w:val="top"/>
+          </w:tcPr>
+          <w:p>
+            <w:pPr>
               <w:jc w:val="left"/>
               <w:pBdr>
                 <w:bottom w:val="none" w:sz="0" w:space="0" w:color="000000"/>
@@ -3523,7 +3493,7 @@
               <w:spacing w:after="100" w:before="100" w:line="240"/>
               <w:ind w:left="100" w:right="100" w:firstLine="0" w:firstLineChars="0"/>
               <w:rPr>
-                <w:rFonts w:ascii="Helvetica" w:hAnsi="Helvetica" w:eastAsia="Helvetica" w:cs="Helvetica"/>
+                <w:rFonts w:ascii="Arial" w:hAnsi="Arial" w:eastAsia="Arial" w:cs="Arial"/>
                 <w:i w:val="false"/>
                 <w:b w:val="true"/>
                 <w:u w:val="none"/>
@@ -3535,7 +3505,7 @@
             </w:pPr>
             <w:r>
               <w:rPr>
-                <w:rFonts w:ascii="Helvetica" w:hAnsi="Helvetica" w:eastAsia="Helvetica" w:cs="Helvetica"/>
+                <w:rFonts w:ascii="Arial" w:hAnsi="Arial" w:eastAsia="Arial" w:cs="Arial"/>
                 <w:i w:val="false"/>
                 <w:b w:val="true"/>
                 <w:u w:val="none"/>
@@ -3567,7 +3537,6 @@
           </w:tcPr>
           <w:p>
             <w:pPr>
-              <w:pStyle w:val="Normal"/>
               <w:jc w:val="center"/>
               <w:pBdr>
                 <w:bottom w:val="none" w:sz="0" w:space="0" w:color="000000"/>
@@ -3578,19 +3547,19 @@
               <w:spacing w:after="100" w:before="100" w:line="240"/>
               <w:ind w:left="100" w:right="100" w:firstLine="0" w:firstLineChars="0"/>
               <w:rPr>
-                <w:rFonts w:ascii="Helvetica" w:hAnsi="Helvetica" w:eastAsia="Helvetica" w:cs="Helvetica"/>
-                <w:i w:val="false"/>
-                <w:b w:val="false"/>
-                <w:u w:val="none"/>
-                <w:strike w:val="false"/>
-                <w:sz w:val="22"/>
-                <w:szCs w:val="22"/>
-                <w:color w:val="000000"/>
-              </w:rPr>
-            </w:pPr>
-            <w:r>
-              <w:rPr>
-                <w:rFonts w:ascii="Helvetica" w:hAnsi="Helvetica" w:eastAsia="Helvetica" w:cs="Helvetica"/>
+                <w:rFonts w:ascii="Arial" w:hAnsi="Arial" w:eastAsia="Arial" w:cs="Arial"/>
+                <w:i w:val="false"/>
+                <w:b w:val="false"/>
+                <w:u w:val="none"/>
+                <w:strike w:val="false"/>
+                <w:sz w:val="22"/>
+                <w:szCs w:val="22"/>
+                <w:color w:val="000000"/>
+              </w:rPr>
+            </w:pPr>
+            <w:r>
+              <w:rPr>
+                <w:rFonts w:ascii="Arial" w:hAnsi="Arial" w:eastAsia="Arial" w:cs="Arial"/>
                 <w:i w:val="false"/>
                 <w:b w:val="false"/>
                 <w:u w:val="none"/>
@@ -3606,28 +3575,28 @@
       </w:tr>
       <w:tr>
         <w:trPr>
-          <w:trHeight w:val="608" w:hRule="auto"/>
+          <w:trHeight w:val="617" w:hRule="auto"/>
         </w:trPr>
-        <w:tc>
-          <w:tcPr>
-            <w:tcBorders>
-              <w:bottom w:val="none" w:sz="0" w:space="0" w:color="000000"/>
-              <w:top w:val="none" w:sz="0" w:space="0" w:color="000000"/>
-              <w:left w:val="none" w:sz="0" w:space="0" w:color="000000"/>
-              <w:right w:val="none" w:sz="0" w:space="0" w:color="000000"/>
-            </w:tcBorders>
-            <w:shd w:val="clear" w:color="auto" w:fill="FFFFFF"/>
-            <w:tcMar>
-              <w:top w:w="0" w:type="dxa"/>
-              <w:bottom w:w="0" w:type="dxa"/>
-              <w:left w:w="0" w:type="dxa"/>
-              <w:right w:w="0" w:type="dxa"/>
-            </w:tcMar>
-            <w:vAlign w:val="top"/>
-          </w:tcPr>
-          <w:p>
-            <w:pPr>
-              <w:pStyle w:val="Normal"/>
+        body31
+        <w:tc>
+          <w:tcPr>
+            <w:tcBorders>
+              <w:bottom w:val="none" w:sz="0" w:space="0" w:color="000000"/>
+              <w:top w:val="none" w:sz="0" w:space="0" w:color="000000"/>
+              <w:left w:val="none" w:sz="0" w:space="0" w:color="000000"/>
+              <w:right w:val="none" w:sz="0" w:space="0" w:color="000000"/>
+            </w:tcBorders>
+            <w:shd w:val="clear" w:color="auto" w:fill="FFFFFF"/>
+            <w:tcMar>
+              <w:top w:w="0" w:type="dxa"/>
+              <w:bottom w:w="0" w:type="dxa"/>
+              <w:left w:w="0" w:type="dxa"/>
+              <w:right w:w="0" w:type="dxa"/>
+            </w:tcMar>
+            <w:vAlign w:val="top"/>
+          </w:tcPr>
+          <w:p>
+            <w:pPr>
               <w:jc w:val="left"/>
               <w:pBdr>
                 <w:bottom w:val="none" w:sz="0" w:space="0" w:color="000000"/>
@@ -3638,19 +3607,19 @@
               <w:spacing w:after="100" w:before="100" w:line="240"/>
               <w:ind w:left="300" w:right="100" w:firstLine="0" w:firstLineChars="0"/>
               <w:rPr>
-                <w:rFonts w:ascii="Helvetica" w:hAnsi="Helvetica" w:eastAsia="Helvetica" w:cs="Helvetica"/>
-                <w:i w:val="false"/>
-                <w:b w:val="false"/>
-                <w:u w:val="none"/>
-                <w:strike w:val="false"/>
-                <w:sz w:val="22"/>
-                <w:szCs w:val="22"/>
-                <w:color w:val="000000"/>
-              </w:rPr>
-            </w:pPr>
-            <w:r>
-              <w:rPr>
-                <w:rFonts w:ascii="Helvetica" w:hAnsi="Helvetica" w:eastAsia="Helvetica" w:cs="Helvetica"/>
+                <w:rFonts w:ascii="Arial" w:hAnsi="Arial" w:eastAsia="Arial" w:cs="Arial"/>
+                <w:i w:val="false"/>
+                <w:b w:val="false"/>
+                <w:u w:val="none"/>
+                <w:strike w:val="false"/>
+                <w:sz w:val="22"/>
+                <w:szCs w:val="22"/>
+                <w:color w:val="000000"/>
+              </w:rPr>
+            </w:pPr>
+            <w:r>
+              <w:rPr>
+                <w:rFonts w:ascii="Arial" w:hAnsi="Arial" w:eastAsia="Arial" w:cs="Arial"/>
                 <w:i w:val="false"/>
                 <w:b w:val="false"/>
                 <w:u w:val="none"/>
@@ -3682,7 +3651,6 @@
           </w:tcPr>
           <w:p>
             <w:pPr>
-              <w:pStyle w:val="Normal"/>
               <w:jc w:val="center"/>
               <w:pBdr>
                 <w:bottom w:val="none" w:sz="0" w:space="0" w:color="000000"/>
@@ -3693,19 +3661,19 @@
               <w:spacing w:after="100" w:before="100" w:line="240"/>
               <w:ind w:left="100" w:right="100" w:firstLine="0" w:firstLineChars="0"/>
               <w:rPr>
-                <w:rFonts w:ascii="Helvetica" w:hAnsi="Helvetica" w:eastAsia="Helvetica" w:cs="Helvetica"/>
-                <w:i w:val="false"/>
-                <w:b w:val="false"/>
-                <w:u w:val="none"/>
-                <w:strike w:val="false"/>
-                <w:sz w:val="22"/>
-                <w:szCs w:val="22"/>
-                <w:color w:val="000000"/>
-              </w:rPr>
-            </w:pPr>
-            <w:r>
-              <w:rPr>
-                <w:rFonts w:ascii="Helvetica" w:hAnsi="Helvetica" w:eastAsia="Helvetica" w:cs="Helvetica"/>
+                <w:rFonts w:ascii="Arial" w:hAnsi="Arial" w:eastAsia="Arial" w:cs="Arial"/>
+                <w:i w:val="false"/>
+                <w:b w:val="false"/>
+                <w:u w:val="none"/>
+                <w:strike w:val="false"/>
+                <w:sz w:val="22"/>
+                <w:szCs w:val="22"/>
+                <w:color w:val="000000"/>
+              </w:rPr>
+            </w:pPr>
+            <w:r>
+              <w:rPr>
+                <w:rFonts w:ascii="Arial" w:hAnsi="Arial" w:eastAsia="Arial" w:cs="Arial"/>
                 <w:i w:val="false"/>
                 <w:b w:val="false"/>
                 <w:u w:val="none"/>
@@ -3721,28 +3689,28 @@
       </w:tr>
       <w:tr>
         <w:trPr>
-          <w:trHeight w:val="608" w:hRule="auto"/>
+          <w:trHeight w:val="617" w:hRule="auto"/>
         </w:trPr>
-        <w:tc>
-          <w:tcPr>
-            <w:tcBorders>
-              <w:bottom w:val="none" w:sz="0" w:space="0" w:color="000000"/>
-              <w:top w:val="none" w:sz="0" w:space="0" w:color="000000"/>
-              <w:left w:val="none" w:sz="0" w:space="0" w:color="000000"/>
-              <w:right w:val="none" w:sz="0" w:space="0" w:color="000000"/>
-            </w:tcBorders>
-            <w:shd w:val="clear" w:color="auto" w:fill="FFFFFF"/>
-            <w:tcMar>
-              <w:top w:w="0" w:type="dxa"/>
-              <w:bottom w:w="0" w:type="dxa"/>
-              <w:left w:w="0" w:type="dxa"/>
-              <w:right w:w="0" w:type="dxa"/>
-            </w:tcMar>
-            <w:vAlign w:val="top"/>
-          </w:tcPr>
-          <w:p>
-            <w:pPr>
-              <w:pStyle w:val="Normal"/>
+        body32
+        <w:tc>
+          <w:tcPr>
+            <w:tcBorders>
+              <w:bottom w:val="none" w:sz="0" w:space="0" w:color="000000"/>
+              <w:top w:val="none" w:sz="0" w:space="0" w:color="000000"/>
+              <w:left w:val="none" w:sz="0" w:space="0" w:color="000000"/>
+              <w:right w:val="none" w:sz="0" w:space="0" w:color="000000"/>
+            </w:tcBorders>
+            <w:shd w:val="clear" w:color="auto" w:fill="FFFFFF"/>
+            <w:tcMar>
+              <w:top w:w="0" w:type="dxa"/>
+              <w:bottom w:w="0" w:type="dxa"/>
+              <w:left w:w="0" w:type="dxa"/>
+              <w:right w:w="0" w:type="dxa"/>
+            </w:tcMar>
+            <w:vAlign w:val="top"/>
+          </w:tcPr>
+          <w:p>
+            <w:pPr>
               <w:jc w:val="left"/>
               <w:pBdr>
                 <w:bottom w:val="none" w:sz="0" w:space="0" w:color="000000"/>
@@ -3753,19 +3721,19 @@
               <w:spacing w:after="100" w:before="100" w:line="240"/>
               <w:ind w:left="300" w:right="100" w:firstLine="0" w:firstLineChars="0"/>
               <w:rPr>
-                <w:rFonts w:ascii="Helvetica" w:hAnsi="Helvetica" w:eastAsia="Helvetica" w:cs="Helvetica"/>
-                <w:i w:val="false"/>
-                <w:b w:val="false"/>
-                <w:u w:val="none"/>
-                <w:strike w:val="false"/>
-                <w:sz w:val="22"/>
-                <w:szCs w:val="22"/>
-                <w:color w:val="000000"/>
-              </w:rPr>
-            </w:pPr>
-            <w:r>
-              <w:rPr>
-                <w:rFonts w:ascii="Helvetica" w:hAnsi="Helvetica" w:eastAsia="Helvetica" w:cs="Helvetica"/>
+                <w:rFonts w:ascii="Arial" w:hAnsi="Arial" w:eastAsia="Arial" w:cs="Arial"/>
+                <w:i w:val="false"/>
+                <w:b w:val="false"/>
+                <w:u w:val="none"/>
+                <w:strike w:val="false"/>
+                <w:sz w:val="22"/>
+                <w:szCs w:val="22"/>
+                <w:color w:val="000000"/>
+              </w:rPr>
+            </w:pPr>
+            <w:r>
+              <w:rPr>
+                <w:rFonts w:ascii="Arial" w:hAnsi="Arial" w:eastAsia="Arial" w:cs="Arial"/>
                 <w:i w:val="false"/>
                 <w:b w:val="false"/>
                 <w:u w:val="none"/>
@@ -3797,7 +3765,6 @@
           </w:tcPr>
           <w:p>
             <w:pPr>
-              <w:pStyle w:val="Normal"/>
               <w:jc w:val="center"/>
               <w:pBdr>
                 <w:bottom w:val="none" w:sz="0" w:space="0" w:color="000000"/>
@@ -3808,19 +3775,19 @@
               <w:spacing w:after="100" w:before="100" w:line="240"/>
               <w:ind w:left="100" w:right="100" w:firstLine="0" w:firstLineChars="0"/>
               <w:rPr>
-                <w:rFonts w:ascii="Helvetica" w:hAnsi="Helvetica" w:eastAsia="Helvetica" w:cs="Helvetica"/>
-                <w:i w:val="false"/>
-                <w:b w:val="false"/>
-                <w:u w:val="none"/>
-                <w:strike w:val="false"/>
-                <w:sz w:val="22"/>
-                <w:szCs w:val="22"/>
-                <w:color w:val="000000"/>
-              </w:rPr>
-            </w:pPr>
-            <w:r>
-              <w:rPr>
-                <w:rFonts w:ascii="Helvetica" w:hAnsi="Helvetica" w:eastAsia="Helvetica" w:cs="Helvetica"/>
+                <w:rFonts w:ascii="Arial" w:hAnsi="Arial" w:eastAsia="Arial" w:cs="Arial"/>
+                <w:i w:val="false"/>
+                <w:b w:val="false"/>
+                <w:u w:val="none"/>
+                <w:strike w:val="false"/>
+                <w:sz w:val="22"/>
+                <w:szCs w:val="22"/>
+                <w:color w:val="000000"/>
+              </w:rPr>
+            </w:pPr>
+            <w:r>
+              <w:rPr>
+                <w:rFonts w:ascii="Arial" w:hAnsi="Arial" w:eastAsia="Arial" w:cs="Arial"/>
                 <w:i w:val="false"/>
                 <w:b w:val="false"/>
                 <w:u w:val="none"/>
@@ -3836,28 +3803,28 @@
       </w:tr>
       <w:tr>
         <w:trPr>
-          <w:trHeight w:val="608" w:hRule="auto"/>
+          <w:trHeight w:val="617" w:hRule="auto"/>
         </w:trPr>
-        <w:tc>
-          <w:tcPr>
-            <w:tcBorders>
-              <w:bottom w:val="none" w:sz="0" w:space="0" w:color="000000"/>
-              <w:top w:val="none" w:sz="0" w:space="0" w:color="000000"/>
-              <w:left w:val="none" w:sz="0" w:space="0" w:color="000000"/>
-              <w:right w:val="none" w:sz="0" w:space="0" w:color="000000"/>
-            </w:tcBorders>
-            <w:shd w:val="clear" w:color="auto" w:fill="FFFFFF"/>
-            <w:tcMar>
-              <w:top w:w="0" w:type="dxa"/>
-              <w:bottom w:w="0" w:type="dxa"/>
-              <w:left w:w="0" w:type="dxa"/>
-              <w:right w:w="0" w:type="dxa"/>
-            </w:tcMar>
-            <w:vAlign w:val="top"/>
-          </w:tcPr>
-          <w:p>
-            <w:pPr>
-              <w:pStyle w:val="Normal"/>
+        body33
+        <w:tc>
+          <w:tcPr>
+            <w:tcBorders>
+              <w:bottom w:val="none" w:sz="0" w:space="0" w:color="000000"/>
+              <w:top w:val="none" w:sz="0" w:space="0" w:color="000000"/>
+              <w:left w:val="none" w:sz="0" w:space="0" w:color="000000"/>
+              <w:right w:val="none" w:sz="0" w:space="0" w:color="000000"/>
+            </w:tcBorders>
+            <w:shd w:val="clear" w:color="auto" w:fill="FFFFFF"/>
+            <w:tcMar>
+              <w:top w:w="0" w:type="dxa"/>
+              <w:bottom w:w="0" w:type="dxa"/>
+              <w:left w:w="0" w:type="dxa"/>
+              <w:right w:w="0" w:type="dxa"/>
+            </w:tcMar>
+            <w:vAlign w:val="top"/>
+          </w:tcPr>
+          <w:p>
+            <w:pPr>
               <w:jc w:val="left"/>
               <w:pBdr>
                 <w:bottom w:val="none" w:sz="0" w:space="0" w:color="000000"/>
@@ -3868,19 +3835,19 @@
               <w:spacing w:after="100" w:before="100" w:line="240"/>
               <w:ind w:left="300" w:right="100" w:firstLine="0" w:firstLineChars="0"/>
               <w:rPr>
-                <w:rFonts w:ascii="Helvetica" w:hAnsi="Helvetica" w:eastAsia="Helvetica" w:cs="Helvetica"/>
-                <w:i w:val="false"/>
-                <w:b w:val="false"/>
-                <w:u w:val="none"/>
-                <w:strike w:val="false"/>
-                <w:sz w:val="22"/>
-                <w:szCs w:val="22"/>
-                <w:color w:val="000000"/>
-              </w:rPr>
-            </w:pPr>
-            <w:r>
-              <w:rPr>
-                <w:rFonts w:ascii="Helvetica" w:hAnsi="Helvetica" w:eastAsia="Helvetica" w:cs="Helvetica"/>
+                <w:rFonts w:ascii="Arial" w:hAnsi="Arial" w:eastAsia="Arial" w:cs="Arial"/>
+                <w:i w:val="false"/>
+                <w:b w:val="false"/>
+                <w:u w:val="none"/>
+                <w:strike w:val="false"/>
+                <w:sz w:val="22"/>
+                <w:szCs w:val="22"/>
+                <w:color w:val="000000"/>
+              </w:rPr>
+            </w:pPr>
+            <w:r>
+              <w:rPr>
+                <w:rFonts w:ascii="Arial" w:hAnsi="Arial" w:eastAsia="Arial" w:cs="Arial"/>
                 <w:i w:val="false"/>
                 <w:b w:val="false"/>
                 <w:u w:val="none"/>
@@ -3912,7 +3879,6 @@
           </w:tcPr>
           <w:p>
             <w:pPr>
-              <w:pStyle w:val="Normal"/>
               <w:jc w:val="center"/>
               <w:pBdr>
                 <w:bottom w:val="none" w:sz="0" w:space="0" w:color="000000"/>
@@ -3923,19 +3889,19 @@
               <w:spacing w:after="100" w:before="100" w:line="240"/>
               <w:ind w:left="100" w:right="100" w:firstLine="0" w:firstLineChars="0"/>
               <w:rPr>
-                <w:rFonts w:ascii="Helvetica" w:hAnsi="Helvetica" w:eastAsia="Helvetica" w:cs="Helvetica"/>
-                <w:i w:val="false"/>
-                <w:b w:val="false"/>
-                <w:u w:val="none"/>
-                <w:strike w:val="false"/>
-                <w:sz w:val="22"/>
-                <w:szCs w:val="22"/>
-                <w:color w:val="000000"/>
-              </w:rPr>
-            </w:pPr>
-            <w:r>
-              <w:rPr>
-                <w:rFonts w:ascii="Helvetica" w:hAnsi="Helvetica" w:eastAsia="Helvetica" w:cs="Helvetica"/>
+                <w:rFonts w:ascii="Arial" w:hAnsi="Arial" w:eastAsia="Arial" w:cs="Arial"/>
+                <w:i w:val="false"/>
+                <w:b w:val="false"/>
+                <w:u w:val="none"/>
+                <w:strike w:val="false"/>
+                <w:sz w:val="22"/>
+                <w:szCs w:val="22"/>
+                <w:color w:val="000000"/>
+              </w:rPr>
+            </w:pPr>
+            <w:r>
+              <w:rPr>
+                <w:rFonts w:ascii="Arial" w:hAnsi="Arial" w:eastAsia="Arial" w:cs="Arial"/>
                 <w:i w:val="false"/>
                 <w:b w:val="false"/>
                 <w:u w:val="none"/>
@@ -3951,28 +3917,28 @@
       </w:tr>
       <w:tr>
         <w:trPr>
-          <w:trHeight w:val="608" w:hRule="auto"/>
+          <w:trHeight w:val="617" w:hRule="auto"/>
         </w:trPr>
-        <w:tc>
-          <w:tcPr>
-            <w:tcBorders>
-              <w:bottom w:val="none" w:sz="0" w:space="0" w:color="000000"/>
-              <w:top w:val="none" w:sz="0" w:space="0" w:color="000000"/>
-              <w:left w:val="none" w:sz="0" w:space="0" w:color="000000"/>
-              <w:right w:val="none" w:sz="0" w:space="0" w:color="000000"/>
-            </w:tcBorders>
-            <w:shd w:val="clear" w:color="auto" w:fill="FFFFFF"/>
-            <w:tcMar>
-              <w:top w:w="0" w:type="dxa"/>
-              <w:bottom w:w="0" w:type="dxa"/>
-              <w:left w:w="0" w:type="dxa"/>
-              <w:right w:w="0" w:type="dxa"/>
-            </w:tcMar>
-            <w:vAlign w:val="top"/>
-          </w:tcPr>
-          <w:p>
-            <w:pPr>
-              <w:pStyle w:val="Normal"/>
+        body34
+        <w:tc>
+          <w:tcPr>
+            <w:tcBorders>
+              <w:bottom w:val="none" w:sz="0" w:space="0" w:color="000000"/>
+              <w:top w:val="none" w:sz="0" w:space="0" w:color="000000"/>
+              <w:left w:val="none" w:sz="0" w:space="0" w:color="000000"/>
+              <w:right w:val="none" w:sz="0" w:space="0" w:color="000000"/>
+            </w:tcBorders>
+            <w:shd w:val="clear" w:color="auto" w:fill="FFFFFF"/>
+            <w:tcMar>
+              <w:top w:w="0" w:type="dxa"/>
+              <w:bottom w:w="0" w:type="dxa"/>
+              <w:left w:w="0" w:type="dxa"/>
+              <w:right w:w="0" w:type="dxa"/>
+            </w:tcMar>
+            <w:vAlign w:val="top"/>
+          </w:tcPr>
+          <w:p>
+            <w:pPr>
               <w:jc w:val="left"/>
               <w:pBdr>
                 <w:bottom w:val="none" w:sz="0" w:space="0" w:color="000000"/>
@@ -3983,7 +3949,7 @@
               <w:spacing w:after="100" w:before="100" w:line="240"/>
               <w:ind w:left="100" w:right="100" w:firstLine="0" w:firstLineChars="0"/>
               <w:rPr>
-                <w:rFonts w:ascii="Helvetica" w:hAnsi="Helvetica" w:eastAsia="Helvetica" w:cs="Helvetica"/>
+                <w:rFonts w:ascii="Arial" w:hAnsi="Arial" w:eastAsia="Arial" w:cs="Arial"/>
                 <w:i w:val="false"/>
                 <w:b w:val="true"/>
                 <w:u w:val="none"/>
@@ -3995,7 +3961,7 @@
             </w:pPr>
             <w:r>
               <w:rPr>
-                <w:rFonts w:ascii="Helvetica" w:hAnsi="Helvetica" w:eastAsia="Helvetica" w:cs="Helvetica"/>
+                <w:rFonts w:ascii="Arial" w:hAnsi="Arial" w:eastAsia="Arial" w:cs="Arial"/>
                 <w:i w:val="false"/>
                 <w:b w:val="true"/>
                 <w:u w:val="none"/>
@@ -4027,7 +3993,6 @@
           </w:tcPr>
           <w:p>
             <w:pPr>
-              <w:pStyle w:val="Normal"/>
               <w:jc w:val="center"/>
               <w:pBdr>
                 <w:bottom w:val="none" w:sz="0" w:space="0" w:color="000000"/>
@@ -4038,19 +4003,19 @@
               <w:spacing w:after="100" w:before="100" w:line="240"/>
               <w:ind w:left="100" w:right="100" w:firstLine="0" w:firstLineChars="0"/>
               <w:rPr>
-                <w:rFonts w:ascii="Helvetica" w:hAnsi="Helvetica" w:eastAsia="Helvetica" w:cs="Helvetica"/>
-                <w:i w:val="false"/>
-                <w:b w:val="false"/>
-                <w:u w:val="none"/>
-                <w:strike w:val="false"/>
-                <w:sz w:val="22"/>
-                <w:szCs w:val="22"/>
-                <w:color w:val="000000"/>
-              </w:rPr>
-            </w:pPr>
-            <w:r>
-              <w:rPr>
-                <w:rFonts w:ascii="Helvetica" w:hAnsi="Helvetica" w:eastAsia="Helvetica" w:cs="Helvetica"/>
+                <w:rFonts w:ascii="Arial" w:hAnsi="Arial" w:eastAsia="Arial" w:cs="Arial"/>
+                <w:i w:val="false"/>
+                <w:b w:val="false"/>
+                <w:u w:val="none"/>
+                <w:strike w:val="false"/>
+                <w:sz w:val="22"/>
+                <w:szCs w:val="22"/>
+                <w:color w:val="000000"/>
+              </w:rPr>
+            </w:pPr>
+            <w:r>
+              <w:rPr>
+                <w:rFonts w:ascii="Arial" w:hAnsi="Arial" w:eastAsia="Arial" w:cs="Arial"/>
                 <w:i w:val="false"/>
                 <w:b w:val="false"/>
                 <w:u w:val="none"/>
@@ -4066,28 +4031,28 @@
       </w:tr>
       <w:tr>
         <w:trPr>
-          <w:trHeight w:val="608" w:hRule="auto"/>
+          <w:trHeight w:val="617" w:hRule="auto"/>
         </w:trPr>
-        <w:tc>
-          <w:tcPr>
-            <w:tcBorders>
-              <w:bottom w:val="none" w:sz="0" w:space="0" w:color="000000"/>
-              <w:top w:val="none" w:sz="0" w:space="0" w:color="000000"/>
-              <w:left w:val="none" w:sz="0" w:space="0" w:color="000000"/>
-              <w:right w:val="none" w:sz="0" w:space="0" w:color="000000"/>
-            </w:tcBorders>
-            <w:shd w:val="clear" w:color="auto" w:fill="FFFFFF"/>
-            <w:tcMar>
-              <w:top w:w="0" w:type="dxa"/>
-              <w:bottom w:w="0" w:type="dxa"/>
-              <w:left w:w="0" w:type="dxa"/>
-              <w:right w:w="0" w:type="dxa"/>
-            </w:tcMar>
-            <w:vAlign w:val="top"/>
-          </w:tcPr>
-          <w:p>
-            <w:pPr>
-              <w:pStyle w:val="Normal"/>
+        body35
+        <w:tc>
+          <w:tcPr>
+            <w:tcBorders>
+              <w:bottom w:val="none" w:sz="0" w:space="0" w:color="000000"/>
+              <w:top w:val="none" w:sz="0" w:space="0" w:color="000000"/>
+              <w:left w:val="none" w:sz="0" w:space="0" w:color="000000"/>
+              <w:right w:val="none" w:sz="0" w:space="0" w:color="000000"/>
+            </w:tcBorders>
+            <w:shd w:val="clear" w:color="auto" w:fill="FFFFFF"/>
+            <w:tcMar>
+              <w:top w:w="0" w:type="dxa"/>
+              <w:bottom w:w="0" w:type="dxa"/>
+              <w:left w:w="0" w:type="dxa"/>
+              <w:right w:w="0" w:type="dxa"/>
+            </w:tcMar>
+            <w:vAlign w:val="top"/>
+          </w:tcPr>
+          <w:p>
+            <w:pPr>
               <w:jc w:val="left"/>
               <w:pBdr>
                 <w:bottom w:val="none" w:sz="0" w:space="0" w:color="000000"/>
@@ -4098,19 +4063,19 @@
               <w:spacing w:after="100" w:before="100" w:line="240"/>
               <w:ind w:left="300" w:right="100" w:firstLine="0" w:firstLineChars="0"/>
               <w:rPr>
-                <w:rFonts w:ascii="Helvetica" w:hAnsi="Helvetica" w:eastAsia="Helvetica" w:cs="Helvetica"/>
-                <w:i w:val="false"/>
-                <w:b w:val="false"/>
-                <w:u w:val="none"/>
-                <w:strike w:val="false"/>
-                <w:sz w:val="22"/>
-                <w:szCs w:val="22"/>
-                <w:color w:val="000000"/>
-              </w:rPr>
-            </w:pPr>
-            <w:r>
-              <w:rPr>
-                <w:rFonts w:ascii="Helvetica" w:hAnsi="Helvetica" w:eastAsia="Helvetica" w:cs="Helvetica"/>
+                <w:rFonts w:ascii="Arial" w:hAnsi="Arial" w:eastAsia="Arial" w:cs="Arial"/>
+                <w:i w:val="false"/>
+                <w:b w:val="false"/>
+                <w:u w:val="none"/>
+                <w:strike w:val="false"/>
+                <w:sz w:val="22"/>
+                <w:szCs w:val="22"/>
+                <w:color w:val="000000"/>
+              </w:rPr>
+            </w:pPr>
+            <w:r>
+              <w:rPr>
+                <w:rFonts w:ascii="Arial" w:hAnsi="Arial" w:eastAsia="Arial" w:cs="Arial"/>
                 <w:i w:val="false"/>
                 <w:b w:val="false"/>
                 <w:u w:val="none"/>
@@ -4142,7 +4107,6 @@
           </w:tcPr>
           <w:p>
             <w:pPr>
-              <w:pStyle w:val="Normal"/>
               <w:jc w:val="center"/>
               <w:pBdr>
                 <w:bottom w:val="none" w:sz="0" w:space="0" w:color="000000"/>
@@ -4153,19 +4117,19 @@
               <w:spacing w:after="100" w:before="100" w:line="240"/>
               <w:ind w:left="100" w:right="100" w:firstLine="0" w:firstLineChars="0"/>
               <w:rPr>
-                <w:rFonts w:ascii="Helvetica" w:hAnsi="Helvetica" w:eastAsia="Helvetica" w:cs="Helvetica"/>
-                <w:i w:val="false"/>
-                <w:b w:val="false"/>
-                <w:u w:val="none"/>
-                <w:strike w:val="false"/>
-                <w:sz w:val="22"/>
-                <w:szCs w:val="22"/>
-                <w:color w:val="000000"/>
-              </w:rPr>
-            </w:pPr>
-            <w:r>
-              <w:rPr>
-                <w:rFonts w:ascii="Helvetica" w:hAnsi="Helvetica" w:eastAsia="Helvetica" w:cs="Helvetica"/>
+                <w:rFonts w:ascii="Arial" w:hAnsi="Arial" w:eastAsia="Arial" w:cs="Arial"/>
+                <w:i w:val="false"/>
+                <w:b w:val="false"/>
+                <w:u w:val="none"/>
+                <w:strike w:val="false"/>
+                <w:sz w:val="22"/>
+                <w:szCs w:val="22"/>
+                <w:color w:val="000000"/>
+              </w:rPr>
+            </w:pPr>
+            <w:r>
+              <w:rPr>
+                <w:rFonts w:ascii="Arial" w:hAnsi="Arial" w:eastAsia="Arial" w:cs="Arial"/>
                 <w:i w:val="false"/>
                 <w:b w:val="false"/>
                 <w:u w:val="none"/>
@@ -4181,28 +4145,28 @@
       </w:tr>
       <w:tr>
         <w:trPr>
-          <w:trHeight w:val="608" w:hRule="auto"/>
+          <w:trHeight w:val="617" w:hRule="auto"/>
         </w:trPr>
-        <w:tc>
-          <w:tcPr>
-            <w:tcBorders>
-              <w:bottom w:val="none" w:sz="0" w:space="0" w:color="000000"/>
-              <w:top w:val="none" w:sz="0" w:space="0" w:color="000000"/>
-              <w:left w:val="none" w:sz="0" w:space="0" w:color="000000"/>
-              <w:right w:val="none" w:sz="0" w:space="0" w:color="000000"/>
-            </w:tcBorders>
-            <w:shd w:val="clear" w:color="auto" w:fill="FFFFFF"/>
-            <w:tcMar>
-              <w:top w:w="0" w:type="dxa"/>
-              <w:bottom w:w="0" w:type="dxa"/>
-              <w:left w:w="0" w:type="dxa"/>
-              <w:right w:w="0" w:type="dxa"/>
-            </w:tcMar>
-            <w:vAlign w:val="top"/>
-          </w:tcPr>
-          <w:p>
-            <w:pPr>
-              <w:pStyle w:val="Normal"/>
+        body36
+        <w:tc>
+          <w:tcPr>
+            <w:tcBorders>
+              <w:bottom w:val="none" w:sz="0" w:space="0" w:color="000000"/>
+              <w:top w:val="none" w:sz="0" w:space="0" w:color="000000"/>
+              <w:left w:val="none" w:sz="0" w:space="0" w:color="000000"/>
+              <w:right w:val="none" w:sz="0" w:space="0" w:color="000000"/>
+            </w:tcBorders>
+            <w:shd w:val="clear" w:color="auto" w:fill="FFFFFF"/>
+            <w:tcMar>
+              <w:top w:w="0" w:type="dxa"/>
+              <w:bottom w:w="0" w:type="dxa"/>
+              <w:left w:w="0" w:type="dxa"/>
+              <w:right w:w="0" w:type="dxa"/>
+            </w:tcMar>
+            <w:vAlign w:val="top"/>
+          </w:tcPr>
+          <w:p>
+            <w:pPr>
               <w:jc w:val="left"/>
               <w:pBdr>
                 <w:bottom w:val="none" w:sz="0" w:space="0" w:color="000000"/>
@@ -4213,19 +4177,19 @@
               <w:spacing w:after="100" w:before="100" w:line="240"/>
               <w:ind w:left="300" w:right="100" w:firstLine="0" w:firstLineChars="0"/>
               <w:rPr>
-                <w:rFonts w:ascii="Helvetica" w:hAnsi="Helvetica" w:eastAsia="Helvetica" w:cs="Helvetica"/>
-                <w:i w:val="false"/>
-                <w:b w:val="false"/>
-                <w:u w:val="none"/>
-                <w:strike w:val="false"/>
-                <w:sz w:val="22"/>
-                <w:szCs w:val="22"/>
-                <w:color w:val="000000"/>
-              </w:rPr>
-            </w:pPr>
-            <w:r>
-              <w:rPr>
-                <w:rFonts w:ascii="Helvetica" w:hAnsi="Helvetica" w:eastAsia="Helvetica" w:cs="Helvetica"/>
+                <w:rFonts w:ascii="Arial" w:hAnsi="Arial" w:eastAsia="Arial" w:cs="Arial"/>
+                <w:i w:val="false"/>
+                <w:b w:val="false"/>
+                <w:u w:val="none"/>
+                <w:strike w:val="false"/>
+                <w:sz w:val="22"/>
+                <w:szCs w:val="22"/>
+                <w:color w:val="000000"/>
+              </w:rPr>
+            </w:pPr>
+            <w:r>
+              <w:rPr>
+                <w:rFonts w:ascii="Arial" w:hAnsi="Arial" w:eastAsia="Arial" w:cs="Arial"/>
                 <w:i w:val="false"/>
                 <w:b w:val="false"/>
                 <w:u w:val="none"/>
@@ -4257,7 +4221,6 @@
           </w:tcPr>
           <w:p>
             <w:pPr>
-              <w:pStyle w:val="Normal"/>
               <w:jc w:val="center"/>
               <w:pBdr>
                 <w:bottom w:val="none" w:sz="0" w:space="0" w:color="000000"/>
@@ -4268,19 +4231,19 @@
               <w:spacing w:after="100" w:before="100" w:line="240"/>
               <w:ind w:left="100" w:right="100" w:firstLine="0" w:firstLineChars="0"/>
               <w:rPr>
-                <w:rFonts w:ascii="Helvetica" w:hAnsi="Helvetica" w:eastAsia="Helvetica" w:cs="Helvetica"/>
-                <w:i w:val="false"/>
-                <w:b w:val="false"/>
-                <w:u w:val="none"/>
-                <w:strike w:val="false"/>
-                <w:sz w:val="22"/>
-                <w:szCs w:val="22"/>
-                <w:color w:val="000000"/>
-              </w:rPr>
-            </w:pPr>
-            <w:r>
-              <w:rPr>
-                <w:rFonts w:ascii="Helvetica" w:hAnsi="Helvetica" w:eastAsia="Helvetica" w:cs="Helvetica"/>
+                <w:rFonts w:ascii="Arial" w:hAnsi="Arial" w:eastAsia="Arial" w:cs="Arial"/>
+                <w:i w:val="false"/>
+                <w:b w:val="false"/>
+                <w:u w:val="none"/>
+                <w:strike w:val="false"/>
+                <w:sz w:val="22"/>
+                <w:szCs w:val="22"/>
+                <w:color w:val="000000"/>
+              </w:rPr>
+            </w:pPr>
+            <w:r>
+              <w:rPr>
+                <w:rFonts w:ascii="Arial" w:hAnsi="Arial" w:eastAsia="Arial" w:cs="Arial"/>
                 <w:i w:val="false"/>
                 <w:b w:val="false"/>
                 <w:u w:val="none"/>
@@ -4296,28 +4259,28 @@
       </w:tr>
       <w:tr>
         <w:trPr>
-          <w:trHeight w:val="608" w:hRule="auto"/>
+          <w:trHeight w:val="617" w:hRule="auto"/>
         </w:trPr>
-        <w:tc>
-          <w:tcPr>
-            <w:tcBorders>
-              <w:bottom w:val="none" w:sz="0" w:space="0" w:color="000000"/>
-              <w:top w:val="none" w:sz="0" w:space="0" w:color="000000"/>
-              <w:left w:val="none" w:sz="0" w:space="0" w:color="000000"/>
-              <w:right w:val="none" w:sz="0" w:space="0" w:color="000000"/>
-            </w:tcBorders>
-            <w:shd w:val="clear" w:color="auto" w:fill="FFFFFF"/>
-            <w:tcMar>
-              <w:top w:w="0" w:type="dxa"/>
-              <w:bottom w:w="0" w:type="dxa"/>
-              <w:left w:w="0" w:type="dxa"/>
-              <w:right w:w="0" w:type="dxa"/>
-            </w:tcMar>
-            <w:vAlign w:val="top"/>
-          </w:tcPr>
-          <w:p>
-            <w:pPr>
-              <w:pStyle w:val="Normal"/>
+        body37
+        <w:tc>
+          <w:tcPr>
+            <w:tcBorders>
+              <w:bottom w:val="none" w:sz="0" w:space="0" w:color="000000"/>
+              <w:top w:val="none" w:sz="0" w:space="0" w:color="000000"/>
+              <w:left w:val="none" w:sz="0" w:space="0" w:color="000000"/>
+              <w:right w:val="none" w:sz="0" w:space="0" w:color="000000"/>
+            </w:tcBorders>
+            <w:shd w:val="clear" w:color="auto" w:fill="FFFFFF"/>
+            <w:tcMar>
+              <w:top w:w="0" w:type="dxa"/>
+              <w:bottom w:w="0" w:type="dxa"/>
+              <w:left w:w="0" w:type="dxa"/>
+              <w:right w:w="0" w:type="dxa"/>
+            </w:tcMar>
+            <w:vAlign w:val="top"/>
+          </w:tcPr>
+          <w:p>
+            <w:pPr>
               <w:jc w:val="left"/>
               <w:pBdr>
                 <w:bottom w:val="none" w:sz="0" w:space="0" w:color="000000"/>
@@ -4328,19 +4291,19 @@
               <w:spacing w:after="100" w:before="100" w:line="240"/>
               <w:ind w:left="300" w:right="100" w:firstLine="0" w:firstLineChars="0"/>
               <w:rPr>
-                <w:rFonts w:ascii="Helvetica" w:hAnsi="Helvetica" w:eastAsia="Helvetica" w:cs="Helvetica"/>
-                <w:i w:val="false"/>
-                <w:b w:val="false"/>
-                <w:u w:val="none"/>
-                <w:strike w:val="false"/>
-                <w:sz w:val="22"/>
-                <w:szCs w:val="22"/>
-                <w:color w:val="000000"/>
-              </w:rPr>
-            </w:pPr>
-            <w:r>
-              <w:rPr>
-                <w:rFonts w:ascii="Helvetica" w:hAnsi="Helvetica" w:eastAsia="Helvetica" w:cs="Helvetica"/>
+                <w:rFonts w:ascii="Arial" w:hAnsi="Arial" w:eastAsia="Arial" w:cs="Arial"/>
+                <w:i w:val="false"/>
+                <w:b w:val="false"/>
+                <w:u w:val="none"/>
+                <w:strike w:val="false"/>
+                <w:sz w:val="22"/>
+                <w:szCs w:val="22"/>
+                <w:color w:val="000000"/>
+              </w:rPr>
+            </w:pPr>
+            <w:r>
+              <w:rPr>
+                <w:rFonts w:ascii="Arial" w:hAnsi="Arial" w:eastAsia="Arial" w:cs="Arial"/>
                 <w:i w:val="false"/>
                 <w:b w:val="false"/>
                 <w:u w:val="none"/>
@@ -4372,7 +4335,6 @@
           </w:tcPr>
           <w:p>
             <w:pPr>
-              <w:pStyle w:val="Normal"/>
               <w:jc w:val="center"/>
               <w:pBdr>
                 <w:bottom w:val="none" w:sz="0" w:space="0" w:color="000000"/>
@@ -4383,19 +4345,19 @@
               <w:spacing w:after="100" w:before="100" w:line="240"/>
               <w:ind w:left="100" w:right="100" w:firstLine="0" w:firstLineChars="0"/>
               <w:rPr>
-                <w:rFonts w:ascii="Helvetica" w:hAnsi="Helvetica" w:eastAsia="Helvetica" w:cs="Helvetica"/>
-                <w:i w:val="false"/>
-                <w:b w:val="false"/>
-                <w:u w:val="none"/>
-                <w:strike w:val="false"/>
-                <w:sz w:val="22"/>
-                <w:szCs w:val="22"/>
-                <w:color w:val="000000"/>
-              </w:rPr>
-            </w:pPr>
-            <w:r>
-              <w:rPr>
-                <w:rFonts w:ascii="Helvetica" w:hAnsi="Helvetica" w:eastAsia="Helvetica" w:cs="Helvetica"/>
+                <w:rFonts w:ascii="Arial" w:hAnsi="Arial" w:eastAsia="Arial" w:cs="Arial"/>
+                <w:i w:val="false"/>
+                <w:b w:val="false"/>
+                <w:u w:val="none"/>
+                <w:strike w:val="false"/>
+                <w:sz w:val="22"/>
+                <w:szCs w:val="22"/>
+                <w:color w:val="000000"/>
+              </w:rPr>
+            </w:pPr>
+            <w:r>
+              <w:rPr>
+                <w:rFonts w:ascii="Arial" w:hAnsi="Arial" w:eastAsia="Arial" w:cs="Arial"/>
                 <w:i w:val="false"/>
                 <w:b w:val="false"/>
                 <w:u w:val="none"/>
@@ -4411,28 +4373,28 @@
       </w:tr>
       <w:tr>
         <w:trPr>
-          <w:trHeight w:val="608" w:hRule="auto"/>
+          <w:trHeight w:val="617" w:hRule="auto"/>
         </w:trPr>
-        <w:tc>
-          <w:tcPr>
-            <w:tcBorders>
-              <w:bottom w:val="none" w:sz="0" w:space="0" w:color="000000"/>
-              <w:top w:val="none" w:sz="0" w:space="0" w:color="000000"/>
-              <w:left w:val="none" w:sz="0" w:space="0" w:color="000000"/>
-              <w:right w:val="none" w:sz="0" w:space="0" w:color="000000"/>
-            </w:tcBorders>
-            <w:shd w:val="clear" w:color="auto" w:fill="FFFFFF"/>
-            <w:tcMar>
-              <w:top w:w="0" w:type="dxa"/>
-              <w:bottom w:w="0" w:type="dxa"/>
-              <w:left w:w="0" w:type="dxa"/>
-              <w:right w:w="0" w:type="dxa"/>
-            </w:tcMar>
-            <w:vAlign w:val="top"/>
-          </w:tcPr>
-          <w:p>
-            <w:pPr>
-              <w:pStyle w:val="Normal"/>
+        body38
+        <w:tc>
+          <w:tcPr>
+            <w:tcBorders>
+              <w:bottom w:val="none" w:sz="0" w:space="0" w:color="000000"/>
+              <w:top w:val="none" w:sz="0" w:space="0" w:color="000000"/>
+              <w:left w:val="none" w:sz="0" w:space="0" w:color="000000"/>
+              <w:right w:val="none" w:sz="0" w:space="0" w:color="000000"/>
+            </w:tcBorders>
+            <w:shd w:val="clear" w:color="auto" w:fill="FFFFFF"/>
+            <w:tcMar>
+              <w:top w:w="0" w:type="dxa"/>
+              <w:bottom w:w="0" w:type="dxa"/>
+              <w:left w:w="0" w:type="dxa"/>
+              <w:right w:w="0" w:type="dxa"/>
+            </w:tcMar>
+            <w:vAlign w:val="top"/>
+          </w:tcPr>
+          <w:p>
+            <w:pPr>
               <w:jc w:val="left"/>
               <w:pBdr>
                 <w:bottom w:val="none" w:sz="0" w:space="0" w:color="000000"/>
@@ -4443,19 +4405,19 @@
               <w:spacing w:after="100" w:before="100" w:line="240"/>
               <w:ind w:left="300" w:right="100" w:firstLine="0" w:firstLineChars="0"/>
               <w:rPr>
-                <w:rFonts w:ascii="Helvetica" w:hAnsi="Helvetica" w:eastAsia="Helvetica" w:cs="Helvetica"/>
-                <w:i w:val="false"/>
-                <w:b w:val="false"/>
-                <w:u w:val="none"/>
-                <w:strike w:val="false"/>
-                <w:sz w:val="22"/>
-                <w:szCs w:val="22"/>
-                <w:color w:val="000000"/>
-              </w:rPr>
-            </w:pPr>
-            <w:r>
-              <w:rPr>
-                <w:rFonts w:ascii="Helvetica" w:hAnsi="Helvetica" w:eastAsia="Helvetica" w:cs="Helvetica"/>
+                <w:rFonts w:ascii="Arial" w:hAnsi="Arial" w:eastAsia="Arial" w:cs="Arial"/>
+                <w:i w:val="false"/>
+                <w:b w:val="false"/>
+                <w:u w:val="none"/>
+                <w:strike w:val="false"/>
+                <w:sz w:val="22"/>
+                <w:szCs w:val="22"/>
+                <w:color w:val="000000"/>
+              </w:rPr>
+            </w:pPr>
+            <w:r>
+              <w:rPr>
+                <w:rFonts w:ascii="Arial" w:hAnsi="Arial" w:eastAsia="Arial" w:cs="Arial"/>
                 <w:i w:val="false"/>
                 <w:b w:val="false"/>
                 <w:u w:val="none"/>
@@ -4487,7 +4449,6 @@
           </w:tcPr>
           <w:p>
             <w:pPr>
-              <w:pStyle w:val="Normal"/>
               <w:jc w:val="center"/>
               <w:pBdr>
                 <w:bottom w:val="none" w:sz="0" w:space="0" w:color="000000"/>
@@ -4498,19 +4459,19 @@
               <w:spacing w:after="100" w:before="100" w:line="240"/>
               <w:ind w:left="100" w:right="100" w:firstLine="0" w:firstLineChars="0"/>
               <w:rPr>
-                <w:rFonts w:ascii="Helvetica" w:hAnsi="Helvetica" w:eastAsia="Helvetica" w:cs="Helvetica"/>
-                <w:i w:val="false"/>
-                <w:b w:val="false"/>
-                <w:u w:val="none"/>
-                <w:strike w:val="false"/>
-                <w:sz w:val="22"/>
-                <w:szCs w:val="22"/>
-                <w:color w:val="000000"/>
-              </w:rPr>
-            </w:pPr>
-            <w:r>
-              <w:rPr>
-                <w:rFonts w:ascii="Helvetica" w:hAnsi="Helvetica" w:eastAsia="Helvetica" w:cs="Helvetica"/>
+                <w:rFonts w:ascii="Arial" w:hAnsi="Arial" w:eastAsia="Arial" w:cs="Arial"/>
+                <w:i w:val="false"/>
+                <w:b w:val="false"/>
+                <w:u w:val="none"/>
+                <w:strike w:val="false"/>
+                <w:sz w:val="22"/>
+                <w:szCs w:val="22"/>
+                <w:color w:val="000000"/>
+              </w:rPr>
+            </w:pPr>
+            <w:r>
+              <w:rPr>
+                <w:rFonts w:ascii="Arial" w:hAnsi="Arial" w:eastAsia="Arial" w:cs="Arial"/>
                 <w:i w:val="false"/>
                 <w:b w:val="false"/>
                 <w:u w:val="none"/>
@@ -4526,28 +4487,28 @@
       </w:tr>
       <w:tr>
         <w:trPr>
-          <w:trHeight w:val="608" w:hRule="auto"/>
+          <w:trHeight w:val="617" w:hRule="auto"/>
         </w:trPr>
-        <w:tc>
-          <w:tcPr>
-            <w:tcBorders>
-              <w:bottom w:val="none" w:sz="0" w:space="0" w:color="000000"/>
-              <w:top w:val="none" w:sz="0" w:space="0" w:color="000000"/>
-              <w:left w:val="none" w:sz="0" w:space="0" w:color="000000"/>
-              <w:right w:val="none" w:sz="0" w:space="0" w:color="000000"/>
-            </w:tcBorders>
-            <w:shd w:val="clear" w:color="auto" w:fill="FFFFFF"/>
-            <w:tcMar>
-              <w:top w:w="0" w:type="dxa"/>
-              <w:bottom w:w="0" w:type="dxa"/>
-              <w:left w:w="0" w:type="dxa"/>
-              <w:right w:w="0" w:type="dxa"/>
-            </w:tcMar>
-            <w:vAlign w:val="top"/>
-          </w:tcPr>
-          <w:p>
-            <w:pPr>
-              <w:pStyle w:val="Normal"/>
+        body39
+        <w:tc>
+          <w:tcPr>
+            <w:tcBorders>
+              <w:bottom w:val="none" w:sz="0" w:space="0" w:color="000000"/>
+              <w:top w:val="none" w:sz="0" w:space="0" w:color="000000"/>
+              <w:left w:val="none" w:sz="0" w:space="0" w:color="000000"/>
+              <w:right w:val="none" w:sz="0" w:space="0" w:color="000000"/>
+            </w:tcBorders>
+            <w:shd w:val="clear" w:color="auto" w:fill="FFFFFF"/>
+            <w:tcMar>
+              <w:top w:w="0" w:type="dxa"/>
+              <w:bottom w:w="0" w:type="dxa"/>
+              <w:left w:w="0" w:type="dxa"/>
+              <w:right w:w="0" w:type="dxa"/>
+            </w:tcMar>
+            <w:vAlign w:val="top"/>
+          </w:tcPr>
+          <w:p>
+            <w:pPr>
               <w:jc w:val="left"/>
               <w:pBdr>
                 <w:bottom w:val="none" w:sz="0" w:space="0" w:color="000000"/>
@@ -4558,7 +4519,7 @@
               <w:spacing w:after="100" w:before="100" w:line="240"/>
               <w:ind w:left="100" w:right="100" w:firstLine="0" w:firstLineChars="0"/>
               <w:rPr>
-                <w:rFonts w:ascii="Helvetica" w:hAnsi="Helvetica" w:eastAsia="Helvetica" w:cs="Helvetica"/>
+                <w:rFonts w:ascii="Arial" w:hAnsi="Arial" w:eastAsia="Arial" w:cs="Arial"/>
                 <w:i w:val="false"/>
                 <w:b w:val="true"/>
                 <w:u w:val="none"/>
@@ -4570,7 +4531,7 @@
             </w:pPr>
             <w:r>
               <w:rPr>
-                <w:rFonts w:ascii="Helvetica" w:hAnsi="Helvetica" w:eastAsia="Helvetica" w:cs="Helvetica"/>
+                <w:rFonts w:ascii="Arial" w:hAnsi="Arial" w:eastAsia="Arial" w:cs="Arial"/>
                 <w:i w:val="false"/>
                 <w:b w:val="true"/>
                 <w:u w:val="none"/>
@@ -4602,7 +4563,6 @@
           </w:tcPr>
           <w:p>
             <w:pPr>
-              <w:pStyle w:val="Normal"/>
               <w:jc w:val="center"/>
               <w:pBdr>
                 <w:bottom w:val="none" w:sz="0" w:space="0" w:color="000000"/>
@@ -4613,19 +4573,19 @@
               <w:spacing w:after="100" w:before="100" w:line="240"/>
               <w:ind w:left="100" w:right="100" w:firstLine="0" w:firstLineChars="0"/>
               <w:rPr>
-                <w:rFonts w:ascii="Helvetica" w:hAnsi="Helvetica" w:eastAsia="Helvetica" w:cs="Helvetica"/>
-                <w:i w:val="false"/>
-                <w:b w:val="false"/>
-                <w:u w:val="none"/>
-                <w:strike w:val="false"/>
-                <w:sz w:val="22"/>
-                <w:szCs w:val="22"/>
-                <w:color w:val="000000"/>
-              </w:rPr>
-            </w:pPr>
-            <w:r>
-              <w:rPr>
-                <w:rFonts w:ascii="Helvetica" w:hAnsi="Helvetica" w:eastAsia="Helvetica" w:cs="Helvetica"/>
+                <w:rFonts w:ascii="Arial" w:hAnsi="Arial" w:eastAsia="Arial" w:cs="Arial"/>
+                <w:i w:val="false"/>
+                <w:b w:val="false"/>
+                <w:u w:val="none"/>
+                <w:strike w:val="false"/>
+                <w:sz w:val="22"/>
+                <w:szCs w:val="22"/>
+                <w:color w:val="000000"/>
+              </w:rPr>
+            </w:pPr>
+            <w:r>
+              <w:rPr>
+                <w:rFonts w:ascii="Arial" w:hAnsi="Arial" w:eastAsia="Arial" w:cs="Arial"/>
                 <w:i w:val="false"/>
                 <w:b w:val="false"/>
                 <w:u w:val="none"/>
@@ -4641,28 +4601,28 @@
       </w:tr>
       <w:tr>
         <w:trPr>
-          <w:trHeight w:val="608" w:hRule="auto"/>
+          <w:trHeight w:val="617" w:hRule="auto"/>
         </w:trPr>
-        <w:tc>
-          <w:tcPr>
-            <w:tcBorders>
-              <w:bottom w:val="none" w:sz="0" w:space="0" w:color="000000"/>
-              <w:top w:val="none" w:sz="0" w:space="0" w:color="000000"/>
-              <w:left w:val="none" w:sz="0" w:space="0" w:color="000000"/>
-              <w:right w:val="none" w:sz="0" w:space="0" w:color="000000"/>
-            </w:tcBorders>
-            <w:shd w:val="clear" w:color="auto" w:fill="FFFFFF"/>
-            <w:tcMar>
-              <w:top w:w="0" w:type="dxa"/>
-              <w:bottom w:w="0" w:type="dxa"/>
-              <w:left w:w="0" w:type="dxa"/>
-              <w:right w:w="0" w:type="dxa"/>
-            </w:tcMar>
-            <w:vAlign w:val="top"/>
-          </w:tcPr>
-          <w:p>
-            <w:pPr>
-              <w:pStyle w:val="Normal"/>
+        body40
+        <w:tc>
+          <w:tcPr>
+            <w:tcBorders>
+              <w:bottom w:val="none" w:sz="0" w:space="0" w:color="000000"/>
+              <w:top w:val="none" w:sz="0" w:space="0" w:color="000000"/>
+              <w:left w:val="none" w:sz="0" w:space="0" w:color="000000"/>
+              <w:right w:val="none" w:sz="0" w:space="0" w:color="000000"/>
+            </w:tcBorders>
+            <w:shd w:val="clear" w:color="auto" w:fill="FFFFFF"/>
+            <w:tcMar>
+              <w:top w:w="0" w:type="dxa"/>
+              <w:bottom w:w="0" w:type="dxa"/>
+              <w:left w:w="0" w:type="dxa"/>
+              <w:right w:w="0" w:type="dxa"/>
+            </w:tcMar>
+            <w:vAlign w:val="top"/>
+          </w:tcPr>
+          <w:p>
+            <w:pPr>
               <w:jc w:val="left"/>
               <w:pBdr>
                 <w:bottom w:val="none" w:sz="0" w:space="0" w:color="000000"/>
@@ -4673,7 +4633,7 @@
               <w:spacing w:after="100" w:before="100" w:line="240"/>
               <w:ind w:left="100" w:right="100" w:firstLine="0" w:firstLineChars="0"/>
               <w:rPr>
-                <w:rFonts w:ascii="Helvetica" w:hAnsi="Helvetica" w:eastAsia="Helvetica" w:cs="Helvetica"/>
+                <w:rFonts w:ascii="Arial" w:hAnsi="Arial" w:eastAsia="Arial" w:cs="Arial"/>
                 <w:i w:val="false"/>
                 <w:b w:val="true"/>
                 <w:u w:val="none"/>
@@ -4685,7 +4645,7 @@
             </w:pPr>
             <w:r>
               <w:rPr>
-                <w:rFonts w:ascii="Helvetica" w:hAnsi="Helvetica" w:eastAsia="Helvetica" w:cs="Helvetica"/>
+                <w:rFonts w:ascii="Arial" w:hAnsi="Arial" w:eastAsia="Arial" w:cs="Arial"/>
                 <w:i w:val="false"/>
                 <w:b w:val="true"/>
                 <w:u w:val="none"/>
@@ -4717,7 +4677,6 @@
           </w:tcPr>
           <w:p>
             <w:pPr>
-              <w:pStyle w:val="Normal"/>
               <w:jc w:val="center"/>
               <w:pBdr>
                 <w:bottom w:val="none" w:sz="0" w:space="0" w:color="000000"/>
@@ -4728,19 +4687,19 @@
               <w:spacing w:after="100" w:before="100" w:line="240"/>
               <w:ind w:left="100" w:right="100" w:firstLine="0" w:firstLineChars="0"/>
               <w:rPr>
-                <w:rFonts w:ascii="Helvetica" w:hAnsi="Helvetica" w:eastAsia="Helvetica" w:cs="Helvetica"/>
-                <w:i w:val="false"/>
-                <w:b w:val="false"/>
-                <w:u w:val="none"/>
-                <w:strike w:val="false"/>
-                <w:sz w:val="22"/>
-                <w:szCs w:val="22"/>
-                <w:color w:val="000000"/>
-              </w:rPr>
-            </w:pPr>
-            <w:r>
-              <w:rPr>
-                <w:rFonts w:ascii="Helvetica" w:hAnsi="Helvetica" w:eastAsia="Helvetica" w:cs="Helvetica"/>
+                <w:rFonts w:ascii="Arial" w:hAnsi="Arial" w:eastAsia="Arial" w:cs="Arial"/>
+                <w:i w:val="false"/>
+                <w:b w:val="false"/>
+                <w:u w:val="none"/>
+                <w:strike w:val="false"/>
+                <w:sz w:val="22"/>
+                <w:szCs w:val="22"/>
+                <w:color w:val="000000"/>
+              </w:rPr>
+            </w:pPr>
+            <w:r>
+              <w:rPr>
+                <w:rFonts w:ascii="Arial" w:hAnsi="Arial" w:eastAsia="Arial" w:cs="Arial"/>
                 <w:i w:val="false"/>
                 <w:b w:val="false"/>
                 <w:u w:val="none"/>
@@ -4756,28 +4715,28 @@
       </w:tr>
       <w:tr>
         <w:trPr>
-          <w:trHeight w:val="608" w:hRule="auto"/>
+          <w:trHeight w:val="617" w:hRule="auto"/>
         </w:trPr>
-        <w:tc>
-          <w:tcPr>
-            <w:tcBorders>
-              <w:bottom w:val="none" w:sz="0" w:space="0" w:color="000000"/>
-              <w:top w:val="none" w:sz="0" w:space="0" w:color="000000"/>
-              <w:left w:val="none" w:sz="0" w:space="0" w:color="000000"/>
-              <w:right w:val="none" w:sz="0" w:space="0" w:color="000000"/>
-            </w:tcBorders>
-            <w:shd w:val="clear" w:color="auto" w:fill="FFFFFF"/>
-            <w:tcMar>
-              <w:top w:w="0" w:type="dxa"/>
-              <w:bottom w:w="0" w:type="dxa"/>
-              <w:left w:w="0" w:type="dxa"/>
-              <w:right w:w="0" w:type="dxa"/>
-            </w:tcMar>
-            <w:vAlign w:val="top"/>
-          </w:tcPr>
-          <w:p>
-            <w:pPr>
-              <w:pStyle w:val="Normal"/>
+        body41
+        <w:tc>
+          <w:tcPr>
+            <w:tcBorders>
+              <w:bottom w:val="none" w:sz="0" w:space="0" w:color="000000"/>
+              <w:top w:val="none" w:sz="0" w:space="0" w:color="000000"/>
+              <w:left w:val="none" w:sz="0" w:space="0" w:color="000000"/>
+              <w:right w:val="none" w:sz="0" w:space="0" w:color="000000"/>
+            </w:tcBorders>
+            <w:shd w:val="clear" w:color="auto" w:fill="FFFFFF"/>
+            <w:tcMar>
+              <w:top w:w="0" w:type="dxa"/>
+              <w:bottom w:w="0" w:type="dxa"/>
+              <w:left w:w="0" w:type="dxa"/>
+              <w:right w:w="0" w:type="dxa"/>
+            </w:tcMar>
+            <w:vAlign w:val="top"/>
+          </w:tcPr>
+          <w:p>
+            <w:pPr>
               <w:jc w:val="left"/>
               <w:pBdr>
                 <w:bottom w:val="none" w:sz="0" w:space="0" w:color="000000"/>
@@ -4788,7 +4747,7 @@
               <w:spacing w:after="100" w:before="100" w:line="240"/>
               <w:ind w:left="100" w:right="100" w:firstLine="0" w:firstLineChars="0"/>
               <w:rPr>
-                <w:rFonts w:ascii="Helvetica" w:hAnsi="Helvetica" w:eastAsia="Helvetica" w:cs="Helvetica"/>
+                <w:rFonts w:ascii="Arial" w:hAnsi="Arial" w:eastAsia="Arial" w:cs="Arial"/>
                 <w:i w:val="false"/>
                 <w:b w:val="true"/>
                 <w:u w:val="none"/>
@@ -4800,7 +4759,7 @@
             </w:pPr>
             <w:r>
               <w:rPr>
-                <w:rFonts w:ascii="Helvetica" w:hAnsi="Helvetica" w:eastAsia="Helvetica" w:cs="Helvetica"/>
+                <w:rFonts w:ascii="Arial" w:hAnsi="Arial" w:eastAsia="Arial" w:cs="Arial"/>
                 <w:i w:val="false"/>
                 <w:b w:val="true"/>
                 <w:u w:val="none"/>
@@ -4832,7 +4791,6 @@
           </w:tcPr>
           <w:p>
             <w:pPr>
-              <w:pStyle w:val="Normal"/>
               <w:jc w:val="center"/>
               <w:pBdr>
                 <w:bottom w:val="none" w:sz="0" w:space="0" w:color="000000"/>
@@ -4843,19 +4801,19 @@
               <w:spacing w:after="100" w:before="100" w:line="240"/>
               <w:ind w:left="100" w:right="100" w:firstLine="0" w:firstLineChars="0"/>
               <w:rPr>
-                <w:rFonts w:ascii="Helvetica" w:hAnsi="Helvetica" w:eastAsia="Helvetica" w:cs="Helvetica"/>
-                <w:i w:val="false"/>
-                <w:b w:val="false"/>
-                <w:u w:val="none"/>
-                <w:strike w:val="false"/>
-                <w:sz w:val="22"/>
-                <w:szCs w:val="22"/>
-                <w:color w:val="000000"/>
-              </w:rPr>
-            </w:pPr>
-            <w:r>
-              <w:rPr>
-                <w:rFonts w:ascii="Helvetica" w:hAnsi="Helvetica" w:eastAsia="Helvetica" w:cs="Helvetica"/>
+                <w:rFonts w:ascii="Arial" w:hAnsi="Arial" w:eastAsia="Arial" w:cs="Arial"/>
+                <w:i w:val="false"/>
+                <w:b w:val="false"/>
+                <w:u w:val="none"/>
+                <w:strike w:val="false"/>
+                <w:sz w:val="22"/>
+                <w:szCs w:val="22"/>
+                <w:color w:val="000000"/>
+              </w:rPr>
+            </w:pPr>
+            <w:r>
+              <w:rPr>
+                <w:rFonts w:ascii="Arial" w:hAnsi="Arial" w:eastAsia="Arial" w:cs="Arial"/>
                 <w:i w:val="false"/>
                 <w:b w:val="false"/>
                 <w:u w:val="none"/>
@@ -4871,28 +4829,28 @@
       </w:tr>
       <w:tr>
         <w:trPr>
-          <w:trHeight w:val="608" w:hRule="auto"/>
+          <w:trHeight w:val="617" w:hRule="auto"/>
         </w:trPr>
-        <w:tc>
-          <w:tcPr>
-            <w:tcBorders>
-              <w:bottom w:val="none" w:sz="0" w:space="0" w:color="000000"/>
-              <w:top w:val="none" w:sz="0" w:space="0" w:color="000000"/>
-              <w:left w:val="none" w:sz="0" w:space="0" w:color="000000"/>
-              <w:right w:val="none" w:sz="0" w:space="0" w:color="000000"/>
-            </w:tcBorders>
-            <w:shd w:val="clear" w:color="auto" w:fill="FFFFFF"/>
-            <w:tcMar>
-              <w:top w:w="0" w:type="dxa"/>
-              <w:bottom w:w="0" w:type="dxa"/>
-              <w:left w:w="0" w:type="dxa"/>
-              <w:right w:w="0" w:type="dxa"/>
-            </w:tcMar>
-            <w:vAlign w:val="top"/>
-          </w:tcPr>
-          <w:p>
-            <w:pPr>
-              <w:pStyle w:val="Normal"/>
+        body42
+        <w:tc>
+          <w:tcPr>
+            <w:tcBorders>
+              <w:bottom w:val="none" w:sz="0" w:space="0" w:color="000000"/>
+              <w:top w:val="none" w:sz="0" w:space="0" w:color="000000"/>
+              <w:left w:val="none" w:sz="0" w:space="0" w:color="000000"/>
+              <w:right w:val="none" w:sz="0" w:space="0" w:color="000000"/>
+            </w:tcBorders>
+            <w:shd w:val="clear" w:color="auto" w:fill="FFFFFF"/>
+            <w:tcMar>
+              <w:top w:w="0" w:type="dxa"/>
+              <w:bottom w:w="0" w:type="dxa"/>
+              <w:left w:w="0" w:type="dxa"/>
+              <w:right w:w="0" w:type="dxa"/>
+            </w:tcMar>
+            <w:vAlign w:val="top"/>
+          </w:tcPr>
+          <w:p>
+            <w:pPr>
               <w:jc w:val="left"/>
               <w:pBdr>
                 <w:bottom w:val="none" w:sz="0" w:space="0" w:color="000000"/>
@@ -4903,19 +4861,19 @@
               <w:spacing w:after="100" w:before="100" w:line="240"/>
               <w:ind w:left="300" w:right="100" w:firstLine="0" w:firstLineChars="0"/>
               <w:rPr>
-                <w:rFonts w:ascii="Helvetica" w:hAnsi="Helvetica" w:eastAsia="Helvetica" w:cs="Helvetica"/>
-                <w:i w:val="false"/>
-                <w:b w:val="false"/>
-                <w:u w:val="none"/>
-                <w:strike w:val="false"/>
-                <w:sz w:val="22"/>
-                <w:szCs w:val="22"/>
-                <w:color w:val="000000"/>
-              </w:rPr>
-            </w:pPr>
-            <w:r>
-              <w:rPr>
-                <w:rFonts w:ascii="Helvetica" w:hAnsi="Helvetica" w:eastAsia="Helvetica" w:cs="Helvetica"/>
+                <w:rFonts w:ascii="Arial" w:hAnsi="Arial" w:eastAsia="Arial" w:cs="Arial"/>
+                <w:i w:val="false"/>
+                <w:b w:val="false"/>
+                <w:u w:val="none"/>
+                <w:strike w:val="false"/>
+                <w:sz w:val="22"/>
+                <w:szCs w:val="22"/>
+                <w:color w:val="000000"/>
+              </w:rPr>
+            </w:pPr>
+            <w:r>
+              <w:rPr>
+                <w:rFonts w:ascii="Arial" w:hAnsi="Arial" w:eastAsia="Arial" w:cs="Arial"/>
                 <w:i w:val="false"/>
                 <w:b w:val="false"/>
                 <w:u w:val="none"/>
@@ -4947,7 +4905,6 @@
           </w:tcPr>
           <w:p>
             <w:pPr>
-              <w:pStyle w:val="Normal"/>
               <w:jc w:val="center"/>
               <w:pBdr>
                 <w:bottom w:val="none" w:sz="0" w:space="0" w:color="000000"/>
@@ -4958,19 +4915,19 @@
               <w:spacing w:after="100" w:before="100" w:line="240"/>
               <w:ind w:left="100" w:right="100" w:firstLine="0" w:firstLineChars="0"/>
               <w:rPr>
-                <w:rFonts w:ascii="Helvetica" w:hAnsi="Helvetica" w:eastAsia="Helvetica" w:cs="Helvetica"/>
-                <w:i w:val="false"/>
-                <w:b w:val="false"/>
-                <w:u w:val="none"/>
-                <w:strike w:val="false"/>
-                <w:sz w:val="22"/>
-                <w:szCs w:val="22"/>
-                <w:color w:val="000000"/>
-              </w:rPr>
-            </w:pPr>
-            <w:r>
-              <w:rPr>
-                <w:rFonts w:ascii="Helvetica" w:hAnsi="Helvetica" w:eastAsia="Helvetica" w:cs="Helvetica"/>
+                <w:rFonts w:ascii="Arial" w:hAnsi="Arial" w:eastAsia="Arial" w:cs="Arial"/>
+                <w:i w:val="false"/>
+                <w:b w:val="false"/>
+                <w:u w:val="none"/>
+                <w:strike w:val="false"/>
+                <w:sz w:val="22"/>
+                <w:szCs w:val="22"/>
+                <w:color w:val="000000"/>
+              </w:rPr>
+            </w:pPr>
+            <w:r>
+              <w:rPr>
+                <w:rFonts w:ascii="Arial" w:hAnsi="Arial" w:eastAsia="Arial" w:cs="Arial"/>
                 <w:i w:val="false"/>
                 <w:b w:val="false"/>
                 <w:u w:val="none"/>
@@ -4986,8 +4943,9 @@
       </w:tr>
       <w:tr>
         <w:trPr>
-          <w:trHeight w:val="623" w:hRule="auto"/>
+          <w:trHeight w:val="617" w:hRule="auto"/>
         </w:trPr>
+        body43
         <w:tc>
           <w:tcPr>
             <w:tcBorders>
@@ -5007,7 +4965,6 @@
           </w:tcPr>
           <w:p>
             <w:pPr>
-              <w:pStyle w:val="Normal"/>
               <w:jc w:val="left"/>
               <w:pBdr>
                 <w:bottom w:val="none" w:sz="0" w:space="0" w:color="000000"/>
@@ -5018,7 +4975,7 @@
               <w:spacing w:after="100" w:before="100" w:line="240"/>
               <w:ind w:left="100" w:right="100" w:firstLine="0" w:firstLineChars="0"/>
               <w:rPr>
-                <w:rFonts w:ascii="Helvetica" w:hAnsi="Helvetica" w:eastAsia="Helvetica" w:cs="Helvetica"/>
+                <w:rFonts w:ascii="Arial" w:hAnsi="Arial" w:eastAsia="Arial" w:cs="Arial"/>
                 <w:i w:val="false"/>
                 <w:b w:val="true"/>
                 <w:u w:val="none"/>
@@ -5030,7 +4987,7 @@
             </w:pPr>
             <w:r>
               <w:rPr>
-                <w:rFonts w:ascii="Helvetica" w:hAnsi="Helvetica" w:eastAsia="Helvetica" w:cs="Helvetica"/>
+                <w:rFonts w:ascii="Arial" w:hAnsi="Arial" w:eastAsia="Arial" w:cs="Arial"/>
                 <w:i w:val="false"/>
                 <w:b w:val="true"/>
                 <w:u w:val="none"/>
@@ -5062,7 +5019,6 @@
           </w:tcPr>
           <w:p>
             <w:pPr>
-              <w:pStyle w:val="Normal"/>
               <w:jc w:val="center"/>
               <w:pBdr>
                 <w:bottom w:val="none" w:sz="0" w:space="0" w:color="000000"/>
@@ -5073,19 +5029,19 @@
               <w:spacing w:after="100" w:before="100" w:line="240"/>
               <w:ind w:left="100" w:right="100" w:firstLine="0" w:firstLineChars="0"/>
               <w:rPr>
-                <w:rFonts w:ascii="Helvetica" w:hAnsi="Helvetica" w:eastAsia="Helvetica" w:cs="Helvetica"/>
-                <w:i w:val="false"/>
-                <w:b w:val="false"/>
-                <w:u w:val="none"/>
-                <w:strike w:val="false"/>
-                <w:sz w:val="22"/>
-                <w:szCs w:val="22"/>
-                <w:color w:val="000000"/>
-              </w:rPr>
-            </w:pPr>
-            <w:r>
-              <w:rPr>
-                <w:rFonts w:ascii="Helvetica" w:hAnsi="Helvetica" w:eastAsia="Helvetica" w:cs="Helvetica"/>
+                <w:rFonts w:ascii="Arial" w:hAnsi="Arial" w:eastAsia="Arial" w:cs="Arial"/>
+                <w:i w:val="false"/>
+                <w:b w:val="false"/>
+                <w:u w:val="none"/>
+                <w:strike w:val="false"/>
+                <w:sz w:val="22"/>
+                <w:szCs w:val="22"/>
+                <w:color w:val="000000"/>
+              </w:rPr>
+            </w:pPr>
+            <w:r>
+              <w:rPr>
+                <w:rFonts w:ascii="Arial" w:hAnsi="Arial" w:eastAsia="Arial" w:cs="Arial"/>
                 <w:i w:val="false"/>
                 <w:b w:val="false"/>
                 <w:u w:val="none"/>

--- a/Output/Table 1 Overall Descriptives.docx
+++ b/Output/Table 1 Overall Descriptives.docx
@@ -40,10 +40,9 @@
       </w:tblGrid>
       <w:tr>
         <w:trPr>
-          <w:trHeight w:val="604" w:hRule="auto"/>
+          <w:trHeight w:val="638" w:hRule="auto"/>
           <w:tblHeader/>
         </w:trPr>
-        header 1
         <w:tc>
           <w:tcPr>
             <w:tcBorders>
@@ -63,6 +62,7 @@
           </w:tcPr>
           <w:p>
             <w:pPr>
+              <w:pStyle w:val="Normal"/>
               <w:jc w:val="left"/>
               <w:pBdr>
                 <w:bottom w:val="none" w:sz="0" w:space="0" w:color="000000"/>
@@ -73,19 +73,19 @@
               <w:spacing w:after="40" w:before="40" w:line="240"/>
               <w:ind w:left="100" w:right="100" w:firstLine="0" w:firstLineChars="0"/>
               <w:rPr>
-                <w:rFonts w:ascii="Arial" w:hAnsi="Arial" w:eastAsia="Arial" w:cs="Arial"/>
-                <w:i w:val="false"/>
-                <w:b w:val="false"/>
-                <w:u w:val="none"/>
-                <w:strike w:val="false"/>
-                <w:sz w:val="22"/>
-                <w:szCs w:val="22"/>
-                <w:color w:val="000000"/>
-              </w:rPr>
-            </w:pPr>
-            <w:r>
-              <w:rPr>
-                <w:rFonts w:ascii="Arial" w:hAnsi="Arial" w:eastAsia="Arial" w:cs="Arial"/>
+                <w:rFonts w:ascii="Helvetica" w:hAnsi="Helvetica" w:eastAsia="Helvetica" w:cs="Helvetica"/>
+                <w:i w:val="false"/>
+                <w:b w:val="false"/>
+                <w:u w:val="none"/>
+                <w:strike w:val="false"/>
+                <w:sz w:val="22"/>
+                <w:szCs w:val="22"/>
+                <w:color w:val="000000"/>
+              </w:rPr>
+            </w:pPr>
+            <w:r>
+              <w:rPr>
+                <w:rFonts w:ascii="Helvetica" w:hAnsi="Helvetica" w:eastAsia="Helvetica" w:cs="Helvetica"/>
                 <w:i w:val="false"/>
                 <w:b w:val="true"/>
                 <w:u w:val="none"/>
@@ -117,6 +117,7 @@
           </w:tcPr>
           <w:p>
             <w:pPr>
+              <w:pStyle w:val="Normal"/>
               <w:jc w:val="center"/>
               <w:pBdr>
                 <w:bottom w:val="none" w:sz="0" w:space="0" w:color="000000"/>
@@ -127,19 +128,19 @@
               <w:spacing w:after="40" w:before="40" w:line="240"/>
               <w:ind w:left="100" w:right="100" w:firstLine="0" w:firstLineChars="0"/>
               <w:rPr>
-                <w:rFonts w:ascii="Arial" w:hAnsi="Arial" w:eastAsia="Arial" w:cs="Arial"/>
-                <w:i w:val="false"/>
-                <w:b w:val="false"/>
-                <w:u w:val="none"/>
-                <w:strike w:val="false"/>
-                <w:sz w:val="22"/>
-                <w:szCs w:val="22"/>
-                <w:color w:val="000000"/>
-              </w:rPr>
-            </w:pPr>
-            <w:r>
-              <w:rPr>
-                <w:rFonts w:ascii="Arial" w:hAnsi="Arial" w:eastAsia="Arial" w:cs="Arial"/>
+                <w:rFonts w:ascii="Helvetica" w:hAnsi="Helvetica" w:eastAsia="Helvetica" w:cs="Helvetica"/>
+                <w:i w:val="false"/>
+                <w:b w:val="false"/>
+                <w:u w:val="none"/>
+                <w:strike w:val="false"/>
+                <w:sz w:val="22"/>
+                <w:szCs w:val="22"/>
+                <w:color w:val="000000"/>
+              </w:rPr>
+            </w:pPr>
+            <w:r>
+              <w:rPr>
+                <w:rFonts w:ascii="Helvetica" w:hAnsi="Helvetica" w:eastAsia="Helvetica" w:cs="Helvetica"/>
                 <w:i w:val="false"/>
                 <w:b w:val="true"/>
                 <w:u w:val="none"/>
@@ -155,9 +156,8 @@
       </w:tr>
       <w:tr>
         <w:trPr>
-          <w:trHeight w:val="617" w:hRule="auto"/>
+          <w:trHeight w:val="608" w:hRule="auto"/>
         </w:trPr>
-        body 1
         <w:tc>
           <w:tcPr>
             <w:tcBorders>
@@ -177,6 +177,7 @@
           </w:tcPr>
           <w:p>
             <w:pPr>
+              <w:pStyle w:val="Normal"/>
               <w:jc w:val="left"/>
               <w:pBdr>
                 <w:bottom w:val="none" w:sz="0" w:space="0" w:color="000000"/>
@@ -187,7 +188,7 @@
               <w:spacing w:after="100" w:before="100" w:line="240"/>
               <w:ind w:left="100" w:right="100" w:firstLine="0" w:firstLineChars="0"/>
               <w:rPr>
-                <w:rFonts w:ascii="Arial" w:hAnsi="Arial" w:eastAsia="Arial" w:cs="Arial"/>
+                <w:rFonts w:ascii="Helvetica" w:hAnsi="Helvetica" w:eastAsia="Helvetica" w:cs="Helvetica"/>
                 <w:i w:val="false"/>
                 <w:b w:val="true"/>
                 <w:u w:val="none"/>
@@ -199,7 +200,7 @@
             </w:pPr>
             <w:r>
               <w:rPr>
-                <w:rFonts w:ascii="Arial" w:hAnsi="Arial" w:eastAsia="Arial" w:cs="Arial"/>
+                <w:rFonts w:ascii="Helvetica" w:hAnsi="Helvetica" w:eastAsia="Helvetica" w:cs="Helvetica"/>
                 <w:i w:val="false"/>
                 <w:b w:val="true"/>
                 <w:u w:val="none"/>
@@ -231,6 +232,7 @@
           </w:tcPr>
           <w:p>
             <w:pPr>
+              <w:pStyle w:val="Normal"/>
               <w:jc w:val="center"/>
               <w:pBdr>
                 <w:bottom w:val="none" w:sz="0" w:space="0" w:color="000000"/>
@@ -241,19 +243,19 @@
               <w:spacing w:after="100" w:before="100" w:line="240"/>
               <w:ind w:left="100" w:right="100" w:firstLine="0" w:firstLineChars="0"/>
               <w:rPr>
-                <w:rFonts w:ascii="Arial" w:hAnsi="Arial" w:eastAsia="Arial" w:cs="Arial"/>
-                <w:i w:val="false"/>
-                <w:b w:val="false"/>
-                <w:u w:val="none"/>
-                <w:strike w:val="false"/>
-                <w:sz w:val="22"/>
-                <w:szCs w:val="22"/>
-                <w:color w:val="000000"/>
-              </w:rPr>
-            </w:pPr>
-            <w:r>
-              <w:rPr>
-                <w:rFonts w:ascii="Arial" w:hAnsi="Arial" w:eastAsia="Arial" w:cs="Arial"/>
+                <w:rFonts w:ascii="Helvetica" w:hAnsi="Helvetica" w:eastAsia="Helvetica" w:cs="Helvetica"/>
+                <w:i w:val="false"/>
+                <w:b w:val="false"/>
+                <w:u w:val="none"/>
+                <w:strike w:val="false"/>
+                <w:sz w:val="22"/>
+                <w:szCs w:val="22"/>
+                <w:color w:val="000000"/>
+              </w:rPr>
+            </w:pPr>
+            <w:r>
+              <w:rPr>
+                <w:rFonts w:ascii="Helvetica" w:hAnsi="Helvetica" w:eastAsia="Helvetica" w:cs="Helvetica"/>
                 <w:i w:val="false"/>
                 <w:b w:val="false"/>
                 <w:u w:val="none"/>
@@ -269,28 +271,28 @@
       </w:tr>
       <w:tr>
         <w:trPr>
-          <w:trHeight w:val="617" w:hRule="auto"/>
+          <w:trHeight w:val="608" w:hRule="auto"/>
         </w:trPr>
-        body 2
-        <w:tc>
-          <w:tcPr>
-            <w:tcBorders>
-              <w:bottom w:val="none" w:sz="0" w:space="0" w:color="000000"/>
-              <w:top w:val="none" w:sz="0" w:space="0" w:color="000000"/>
-              <w:left w:val="none" w:sz="0" w:space="0" w:color="000000"/>
-              <w:right w:val="none" w:sz="0" w:space="0" w:color="000000"/>
-            </w:tcBorders>
-            <w:shd w:val="clear" w:color="auto" w:fill="FFFFFF"/>
-            <w:tcMar>
-              <w:top w:w="0" w:type="dxa"/>
-              <w:bottom w:w="0" w:type="dxa"/>
-              <w:left w:w="0" w:type="dxa"/>
-              <w:right w:w="0" w:type="dxa"/>
-            </w:tcMar>
-            <w:vAlign w:val="top"/>
-          </w:tcPr>
-          <w:p>
-            <w:pPr>
+        <w:tc>
+          <w:tcPr>
+            <w:tcBorders>
+              <w:bottom w:val="none" w:sz="0" w:space="0" w:color="000000"/>
+              <w:top w:val="none" w:sz="0" w:space="0" w:color="000000"/>
+              <w:left w:val="none" w:sz="0" w:space="0" w:color="000000"/>
+              <w:right w:val="none" w:sz="0" w:space="0" w:color="000000"/>
+            </w:tcBorders>
+            <w:shd w:val="clear" w:color="auto" w:fill="FFFFFF"/>
+            <w:tcMar>
+              <w:top w:w="0" w:type="dxa"/>
+              <w:bottom w:w="0" w:type="dxa"/>
+              <w:left w:w="0" w:type="dxa"/>
+              <w:right w:w="0" w:type="dxa"/>
+            </w:tcMar>
+            <w:vAlign w:val="top"/>
+          </w:tcPr>
+          <w:p>
+            <w:pPr>
+              <w:pStyle w:val="Normal"/>
               <w:jc w:val="left"/>
               <w:pBdr>
                 <w:bottom w:val="none" w:sz="0" w:space="0" w:color="000000"/>
@@ -301,7 +303,7 @@
               <w:spacing w:after="100" w:before="100" w:line="240"/>
               <w:ind w:left="100" w:right="100" w:firstLine="0" w:firstLineChars="0"/>
               <w:rPr>
-                <w:rFonts w:ascii="Arial" w:hAnsi="Arial" w:eastAsia="Arial" w:cs="Arial"/>
+                <w:rFonts w:ascii="Helvetica" w:hAnsi="Helvetica" w:eastAsia="Helvetica" w:cs="Helvetica"/>
                 <w:i w:val="false"/>
                 <w:b w:val="true"/>
                 <w:u w:val="none"/>
@@ -313,7 +315,7 @@
             </w:pPr>
             <w:r>
               <w:rPr>
-                <w:rFonts w:ascii="Arial" w:hAnsi="Arial" w:eastAsia="Arial" w:cs="Arial"/>
+                <w:rFonts w:ascii="Helvetica" w:hAnsi="Helvetica" w:eastAsia="Helvetica" w:cs="Helvetica"/>
                 <w:i w:val="false"/>
                 <w:b w:val="true"/>
                 <w:u w:val="none"/>
@@ -345,6 +347,7 @@
           </w:tcPr>
           <w:p>
             <w:pPr>
+              <w:pStyle w:val="Normal"/>
               <w:jc w:val="center"/>
               <w:pBdr>
                 <w:bottom w:val="none" w:sz="0" w:space="0" w:color="000000"/>
@@ -355,19 +358,19 @@
               <w:spacing w:after="100" w:before="100" w:line="240"/>
               <w:ind w:left="100" w:right="100" w:firstLine="0" w:firstLineChars="0"/>
               <w:rPr>
-                <w:rFonts w:ascii="Arial" w:hAnsi="Arial" w:eastAsia="Arial" w:cs="Arial"/>
-                <w:i w:val="false"/>
-                <w:b w:val="false"/>
-                <w:u w:val="none"/>
-                <w:strike w:val="false"/>
-                <w:sz w:val="22"/>
-                <w:szCs w:val="22"/>
-                <w:color w:val="000000"/>
-              </w:rPr>
-            </w:pPr>
-            <w:r>
-              <w:rPr>
-                <w:rFonts w:ascii="Arial" w:hAnsi="Arial" w:eastAsia="Arial" w:cs="Arial"/>
+                <w:rFonts w:ascii="Helvetica" w:hAnsi="Helvetica" w:eastAsia="Helvetica" w:cs="Helvetica"/>
+                <w:i w:val="false"/>
+                <w:b w:val="false"/>
+                <w:u w:val="none"/>
+                <w:strike w:val="false"/>
+                <w:sz w:val="22"/>
+                <w:szCs w:val="22"/>
+                <w:color w:val="000000"/>
+              </w:rPr>
+            </w:pPr>
+            <w:r>
+              <w:rPr>
+                <w:rFonts w:ascii="Helvetica" w:hAnsi="Helvetica" w:eastAsia="Helvetica" w:cs="Helvetica"/>
                 <w:i w:val="false"/>
                 <w:b w:val="false"/>
                 <w:u w:val="none"/>
@@ -383,28 +386,28 @@
       </w:tr>
       <w:tr>
         <w:trPr>
-          <w:trHeight w:val="617" w:hRule="auto"/>
+          <w:trHeight w:val="608" w:hRule="auto"/>
         </w:trPr>
-        body 3
-        <w:tc>
-          <w:tcPr>
-            <w:tcBorders>
-              <w:bottom w:val="none" w:sz="0" w:space="0" w:color="000000"/>
-              <w:top w:val="none" w:sz="0" w:space="0" w:color="000000"/>
-              <w:left w:val="none" w:sz="0" w:space="0" w:color="000000"/>
-              <w:right w:val="none" w:sz="0" w:space="0" w:color="000000"/>
-            </w:tcBorders>
-            <w:shd w:val="clear" w:color="auto" w:fill="FFFFFF"/>
-            <w:tcMar>
-              <w:top w:w="0" w:type="dxa"/>
-              <w:bottom w:w="0" w:type="dxa"/>
-              <w:left w:w="0" w:type="dxa"/>
-              <w:right w:w="0" w:type="dxa"/>
-            </w:tcMar>
-            <w:vAlign w:val="top"/>
-          </w:tcPr>
-          <w:p>
-            <w:pPr>
+        <w:tc>
+          <w:tcPr>
+            <w:tcBorders>
+              <w:bottom w:val="none" w:sz="0" w:space="0" w:color="000000"/>
+              <w:top w:val="none" w:sz="0" w:space="0" w:color="000000"/>
+              <w:left w:val="none" w:sz="0" w:space="0" w:color="000000"/>
+              <w:right w:val="none" w:sz="0" w:space="0" w:color="000000"/>
+            </w:tcBorders>
+            <w:shd w:val="clear" w:color="auto" w:fill="FFFFFF"/>
+            <w:tcMar>
+              <w:top w:w="0" w:type="dxa"/>
+              <w:bottom w:w="0" w:type="dxa"/>
+              <w:left w:w="0" w:type="dxa"/>
+              <w:right w:w="0" w:type="dxa"/>
+            </w:tcMar>
+            <w:vAlign w:val="top"/>
+          </w:tcPr>
+          <w:p>
+            <w:pPr>
+              <w:pStyle w:val="Normal"/>
               <w:jc w:val="left"/>
               <w:pBdr>
                 <w:bottom w:val="none" w:sz="0" w:space="0" w:color="000000"/>
@@ -415,19 +418,19 @@
               <w:spacing w:after="100" w:before="100" w:line="240"/>
               <w:ind w:left="300" w:right="100" w:firstLine="0" w:firstLineChars="0"/>
               <w:rPr>
-                <w:rFonts w:ascii="Arial" w:hAnsi="Arial" w:eastAsia="Arial" w:cs="Arial"/>
-                <w:i w:val="false"/>
-                <w:b w:val="false"/>
-                <w:u w:val="none"/>
-                <w:strike w:val="false"/>
-                <w:sz w:val="22"/>
-                <w:szCs w:val="22"/>
-                <w:color w:val="000000"/>
-              </w:rPr>
-            </w:pPr>
-            <w:r>
-              <w:rPr>
-                <w:rFonts w:ascii="Arial" w:hAnsi="Arial" w:eastAsia="Arial" w:cs="Arial"/>
+                <w:rFonts w:ascii="Helvetica" w:hAnsi="Helvetica" w:eastAsia="Helvetica" w:cs="Helvetica"/>
+                <w:i w:val="false"/>
+                <w:b w:val="false"/>
+                <w:u w:val="none"/>
+                <w:strike w:val="false"/>
+                <w:sz w:val="22"/>
+                <w:szCs w:val="22"/>
+                <w:color w:val="000000"/>
+              </w:rPr>
+            </w:pPr>
+            <w:r>
+              <w:rPr>
+                <w:rFonts w:ascii="Helvetica" w:hAnsi="Helvetica" w:eastAsia="Helvetica" w:cs="Helvetica"/>
                 <w:i w:val="false"/>
                 <w:b w:val="false"/>
                 <w:u w:val="none"/>
@@ -459,6 +462,7 @@
           </w:tcPr>
           <w:p>
             <w:pPr>
+              <w:pStyle w:val="Normal"/>
               <w:jc w:val="center"/>
               <w:pBdr>
                 <w:bottom w:val="none" w:sz="0" w:space="0" w:color="000000"/>
@@ -469,19 +473,19 @@
               <w:spacing w:after="100" w:before="100" w:line="240"/>
               <w:ind w:left="100" w:right="100" w:firstLine="0" w:firstLineChars="0"/>
               <w:rPr>
-                <w:rFonts w:ascii="Arial" w:hAnsi="Arial" w:eastAsia="Arial" w:cs="Arial"/>
-                <w:i w:val="false"/>
-                <w:b w:val="false"/>
-                <w:u w:val="none"/>
-                <w:strike w:val="false"/>
-                <w:sz w:val="22"/>
-                <w:szCs w:val="22"/>
-                <w:color w:val="000000"/>
-              </w:rPr>
-            </w:pPr>
-            <w:r>
-              <w:rPr>
-                <w:rFonts w:ascii="Arial" w:hAnsi="Arial" w:eastAsia="Arial" w:cs="Arial"/>
+                <w:rFonts w:ascii="Helvetica" w:hAnsi="Helvetica" w:eastAsia="Helvetica" w:cs="Helvetica"/>
+                <w:i w:val="false"/>
+                <w:b w:val="false"/>
+                <w:u w:val="none"/>
+                <w:strike w:val="false"/>
+                <w:sz w:val="22"/>
+                <w:szCs w:val="22"/>
+                <w:color w:val="000000"/>
+              </w:rPr>
+            </w:pPr>
+            <w:r>
+              <w:rPr>
+                <w:rFonts w:ascii="Helvetica" w:hAnsi="Helvetica" w:eastAsia="Helvetica" w:cs="Helvetica"/>
                 <w:i w:val="false"/>
                 <w:b w:val="false"/>
                 <w:u w:val="none"/>
@@ -497,28 +501,28 @@
       </w:tr>
       <w:tr>
         <w:trPr>
-          <w:trHeight w:val="617" w:hRule="auto"/>
+          <w:trHeight w:val="608" w:hRule="auto"/>
         </w:trPr>
-        body 4
-        <w:tc>
-          <w:tcPr>
-            <w:tcBorders>
-              <w:bottom w:val="none" w:sz="0" w:space="0" w:color="000000"/>
-              <w:top w:val="none" w:sz="0" w:space="0" w:color="000000"/>
-              <w:left w:val="none" w:sz="0" w:space="0" w:color="000000"/>
-              <w:right w:val="none" w:sz="0" w:space="0" w:color="000000"/>
-            </w:tcBorders>
-            <w:shd w:val="clear" w:color="auto" w:fill="FFFFFF"/>
-            <w:tcMar>
-              <w:top w:w="0" w:type="dxa"/>
-              <w:bottom w:w="0" w:type="dxa"/>
-              <w:left w:w="0" w:type="dxa"/>
-              <w:right w:w="0" w:type="dxa"/>
-            </w:tcMar>
-            <w:vAlign w:val="top"/>
-          </w:tcPr>
-          <w:p>
-            <w:pPr>
+        <w:tc>
+          <w:tcPr>
+            <w:tcBorders>
+              <w:bottom w:val="none" w:sz="0" w:space="0" w:color="000000"/>
+              <w:top w:val="none" w:sz="0" w:space="0" w:color="000000"/>
+              <w:left w:val="none" w:sz="0" w:space="0" w:color="000000"/>
+              <w:right w:val="none" w:sz="0" w:space="0" w:color="000000"/>
+            </w:tcBorders>
+            <w:shd w:val="clear" w:color="auto" w:fill="FFFFFF"/>
+            <w:tcMar>
+              <w:top w:w="0" w:type="dxa"/>
+              <w:bottom w:w="0" w:type="dxa"/>
+              <w:left w:w="0" w:type="dxa"/>
+              <w:right w:w="0" w:type="dxa"/>
+            </w:tcMar>
+            <w:vAlign w:val="top"/>
+          </w:tcPr>
+          <w:p>
+            <w:pPr>
+              <w:pStyle w:val="Normal"/>
               <w:jc w:val="left"/>
               <w:pBdr>
                 <w:bottom w:val="none" w:sz="0" w:space="0" w:color="000000"/>
@@ -529,19 +533,19 @@
               <w:spacing w:after="100" w:before="100" w:line="240"/>
               <w:ind w:left="300" w:right="100" w:firstLine="0" w:firstLineChars="0"/>
               <w:rPr>
-                <w:rFonts w:ascii="Arial" w:hAnsi="Arial" w:eastAsia="Arial" w:cs="Arial"/>
-                <w:i w:val="false"/>
-                <w:b w:val="false"/>
-                <w:u w:val="none"/>
-                <w:strike w:val="false"/>
-                <w:sz w:val="22"/>
-                <w:szCs w:val="22"/>
-                <w:color w:val="000000"/>
-              </w:rPr>
-            </w:pPr>
-            <w:r>
-              <w:rPr>
-                <w:rFonts w:ascii="Arial" w:hAnsi="Arial" w:eastAsia="Arial" w:cs="Arial"/>
+                <w:rFonts w:ascii="Helvetica" w:hAnsi="Helvetica" w:eastAsia="Helvetica" w:cs="Helvetica"/>
+                <w:i w:val="false"/>
+                <w:b w:val="false"/>
+                <w:u w:val="none"/>
+                <w:strike w:val="false"/>
+                <w:sz w:val="22"/>
+                <w:szCs w:val="22"/>
+                <w:color w:val="000000"/>
+              </w:rPr>
+            </w:pPr>
+            <w:r>
+              <w:rPr>
+                <w:rFonts w:ascii="Helvetica" w:hAnsi="Helvetica" w:eastAsia="Helvetica" w:cs="Helvetica"/>
                 <w:i w:val="false"/>
                 <w:b w:val="false"/>
                 <w:u w:val="none"/>
@@ -573,6 +577,7 @@
           </w:tcPr>
           <w:p>
             <w:pPr>
+              <w:pStyle w:val="Normal"/>
               <w:jc w:val="center"/>
               <w:pBdr>
                 <w:bottom w:val="none" w:sz="0" w:space="0" w:color="000000"/>
@@ -583,19 +588,19 @@
               <w:spacing w:after="100" w:before="100" w:line="240"/>
               <w:ind w:left="100" w:right="100" w:firstLine="0" w:firstLineChars="0"/>
               <w:rPr>
-                <w:rFonts w:ascii="Arial" w:hAnsi="Arial" w:eastAsia="Arial" w:cs="Arial"/>
-                <w:i w:val="false"/>
-                <w:b w:val="false"/>
-                <w:u w:val="none"/>
-                <w:strike w:val="false"/>
-                <w:sz w:val="22"/>
-                <w:szCs w:val="22"/>
-                <w:color w:val="000000"/>
-              </w:rPr>
-            </w:pPr>
-            <w:r>
-              <w:rPr>
-                <w:rFonts w:ascii="Arial" w:hAnsi="Arial" w:eastAsia="Arial" w:cs="Arial"/>
+                <w:rFonts w:ascii="Helvetica" w:hAnsi="Helvetica" w:eastAsia="Helvetica" w:cs="Helvetica"/>
+                <w:i w:val="false"/>
+                <w:b w:val="false"/>
+                <w:u w:val="none"/>
+                <w:strike w:val="false"/>
+                <w:sz w:val="22"/>
+                <w:szCs w:val="22"/>
+                <w:color w:val="000000"/>
+              </w:rPr>
+            </w:pPr>
+            <w:r>
+              <w:rPr>
+                <w:rFonts w:ascii="Helvetica" w:hAnsi="Helvetica" w:eastAsia="Helvetica" w:cs="Helvetica"/>
                 <w:i w:val="false"/>
                 <w:b w:val="false"/>
                 <w:u w:val="none"/>
@@ -611,28 +616,28 @@
       </w:tr>
       <w:tr>
         <w:trPr>
-          <w:trHeight w:val="617" w:hRule="auto"/>
+          <w:trHeight w:val="608" w:hRule="auto"/>
         </w:trPr>
-        body 5
-        <w:tc>
-          <w:tcPr>
-            <w:tcBorders>
-              <w:bottom w:val="none" w:sz="0" w:space="0" w:color="000000"/>
-              <w:top w:val="none" w:sz="0" w:space="0" w:color="000000"/>
-              <w:left w:val="none" w:sz="0" w:space="0" w:color="000000"/>
-              <w:right w:val="none" w:sz="0" w:space="0" w:color="000000"/>
-            </w:tcBorders>
-            <w:shd w:val="clear" w:color="auto" w:fill="FFFFFF"/>
-            <w:tcMar>
-              <w:top w:w="0" w:type="dxa"/>
-              <w:bottom w:w="0" w:type="dxa"/>
-              <w:left w:w="0" w:type="dxa"/>
-              <w:right w:w="0" w:type="dxa"/>
-            </w:tcMar>
-            <w:vAlign w:val="top"/>
-          </w:tcPr>
-          <w:p>
-            <w:pPr>
+        <w:tc>
+          <w:tcPr>
+            <w:tcBorders>
+              <w:bottom w:val="none" w:sz="0" w:space="0" w:color="000000"/>
+              <w:top w:val="none" w:sz="0" w:space="0" w:color="000000"/>
+              <w:left w:val="none" w:sz="0" w:space="0" w:color="000000"/>
+              <w:right w:val="none" w:sz="0" w:space="0" w:color="000000"/>
+            </w:tcBorders>
+            <w:shd w:val="clear" w:color="auto" w:fill="FFFFFF"/>
+            <w:tcMar>
+              <w:top w:w="0" w:type="dxa"/>
+              <w:bottom w:w="0" w:type="dxa"/>
+              <w:left w:w="0" w:type="dxa"/>
+              <w:right w:w="0" w:type="dxa"/>
+            </w:tcMar>
+            <w:vAlign w:val="top"/>
+          </w:tcPr>
+          <w:p>
+            <w:pPr>
+              <w:pStyle w:val="Normal"/>
               <w:jc w:val="left"/>
               <w:pBdr>
                 <w:bottom w:val="none" w:sz="0" w:space="0" w:color="000000"/>
@@ -643,7 +648,7 @@
               <w:spacing w:after="100" w:before="100" w:line="240"/>
               <w:ind w:left="100" w:right="100" w:firstLine="0" w:firstLineChars="0"/>
               <w:rPr>
-                <w:rFonts w:ascii="Arial" w:hAnsi="Arial" w:eastAsia="Arial" w:cs="Arial"/>
+                <w:rFonts w:ascii="Helvetica" w:hAnsi="Helvetica" w:eastAsia="Helvetica" w:cs="Helvetica"/>
                 <w:i w:val="false"/>
                 <w:b w:val="true"/>
                 <w:u w:val="none"/>
@@ -655,7 +660,7 @@
             </w:pPr>
             <w:r>
               <w:rPr>
-                <w:rFonts w:ascii="Arial" w:hAnsi="Arial" w:eastAsia="Arial" w:cs="Arial"/>
+                <w:rFonts w:ascii="Helvetica" w:hAnsi="Helvetica" w:eastAsia="Helvetica" w:cs="Helvetica"/>
                 <w:i w:val="false"/>
                 <w:b w:val="true"/>
                 <w:u w:val="none"/>
@@ -687,6 +692,7 @@
           </w:tcPr>
           <w:p>
             <w:pPr>
+              <w:pStyle w:val="Normal"/>
               <w:jc w:val="center"/>
               <w:pBdr>
                 <w:bottom w:val="none" w:sz="0" w:space="0" w:color="000000"/>
@@ -697,19 +703,19 @@
               <w:spacing w:after="100" w:before="100" w:line="240"/>
               <w:ind w:left="100" w:right="100" w:firstLine="0" w:firstLineChars="0"/>
               <w:rPr>
-                <w:rFonts w:ascii="Arial" w:hAnsi="Arial" w:eastAsia="Arial" w:cs="Arial"/>
-                <w:i w:val="false"/>
-                <w:b w:val="false"/>
-                <w:u w:val="none"/>
-                <w:strike w:val="false"/>
-                <w:sz w:val="22"/>
-                <w:szCs w:val="22"/>
-                <w:color w:val="000000"/>
-              </w:rPr>
-            </w:pPr>
-            <w:r>
-              <w:rPr>
-                <w:rFonts w:ascii="Arial" w:hAnsi="Arial" w:eastAsia="Arial" w:cs="Arial"/>
+                <w:rFonts w:ascii="Helvetica" w:hAnsi="Helvetica" w:eastAsia="Helvetica" w:cs="Helvetica"/>
+                <w:i w:val="false"/>
+                <w:b w:val="false"/>
+                <w:u w:val="none"/>
+                <w:strike w:val="false"/>
+                <w:sz w:val="22"/>
+                <w:szCs w:val="22"/>
+                <w:color w:val="000000"/>
+              </w:rPr>
+            </w:pPr>
+            <w:r>
+              <w:rPr>
+                <w:rFonts w:ascii="Helvetica" w:hAnsi="Helvetica" w:eastAsia="Helvetica" w:cs="Helvetica"/>
                 <w:i w:val="false"/>
                 <w:b w:val="false"/>
                 <w:u w:val="none"/>
@@ -725,28 +731,28 @@
       </w:tr>
       <w:tr>
         <w:trPr>
-          <w:trHeight w:val="617" w:hRule="auto"/>
+          <w:trHeight w:val="608" w:hRule="auto"/>
         </w:trPr>
-        body 6
-        <w:tc>
-          <w:tcPr>
-            <w:tcBorders>
-              <w:bottom w:val="none" w:sz="0" w:space="0" w:color="000000"/>
-              <w:top w:val="none" w:sz="0" w:space="0" w:color="000000"/>
-              <w:left w:val="none" w:sz="0" w:space="0" w:color="000000"/>
-              <w:right w:val="none" w:sz="0" w:space="0" w:color="000000"/>
-            </w:tcBorders>
-            <w:shd w:val="clear" w:color="auto" w:fill="FFFFFF"/>
-            <w:tcMar>
-              <w:top w:w="0" w:type="dxa"/>
-              <w:bottom w:w="0" w:type="dxa"/>
-              <w:left w:w="0" w:type="dxa"/>
-              <w:right w:w="0" w:type="dxa"/>
-            </w:tcMar>
-            <w:vAlign w:val="top"/>
-          </w:tcPr>
-          <w:p>
-            <w:pPr>
+        <w:tc>
+          <w:tcPr>
+            <w:tcBorders>
+              <w:bottom w:val="none" w:sz="0" w:space="0" w:color="000000"/>
+              <w:top w:val="none" w:sz="0" w:space="0" w:color="000000"/>
+              <w:left w:val="none" w:sz="0" w:space="0" w:color="000000"/>
+              <w:right w:val="none" w:sz="0" w:space="0" w:color="000000"/>
+            </w:tcBorders>
+            <w:shd w:val="clear" w:color="auto" w:fill="FFFFFF"/>
+            <w:tcMar>
+              <w:top w:w="0" w:type="dxa"/>
+              <w:bottom w:w="0" w:type="dxa"/>
+              <w:left w:w="0" w:type="dxa"/>
+              <w:right w:w="0" w:type="dxa"/>
+            </w:tcMar>
+            <w:vAlign w:val="top"/>
+          </w:tcPr>
+          <w:p>
+            <w:pPr>
+              <w:pStyle w:val="Normal"/>
               <w:jc w:val="left"/>
               <w:pBdr>
                 <w:bottom w:val="none" w:sz="0" w:space="0" w:color="000000"/>
@@ -757,19 +763,19 @@
               <w:spacing w:after="100" w:before="100" w:line="240"/>
               <w:ind w:left="300" w:right="100" w:firstLine="0" w:firstLineChars="0"/>
               <w:rPr>
-                <w:rFonts w:ascii="Arial" w:hAnsi="Arial" w:eastAsia="Arial" w:cs="Arial"/>
-                <w:i w:val="false"/>
-                <w:b w:val="false"/>
-                <w:u w:val="none"/>
-                <w:strike w:val="false"/>
-                <w:sz w:val="22"/>
-                <w:szCs w:val="22"/>
-                <w:color w:val="000000"/>
-              </w:rPr>
-            </w:pPr>
-            <w:r>
-              <w:rPr>
-                <w:rFonts w:ascii="Arial" w:hAnsi="Arial" w:eastAsia="Arial" w:cs="Arial"/>
+                <w:rFonts w:ascii="Helvetica" w:hAnsi="Helvetica" w:eastAsia="Helvetica" w:cs="Helvetica"/>
+                <w:i w:val="false"/>
+                <w:b w:val="false"/>
+                <w:u w:val="none"/>
+                <w:strike w:val="false"/>
+                <w:sz w:val="22"/>
+                <w:szCs w:val="22"/>
+                <w:color w:val="000000"/>
+              </w:rPr>
+            </w:pPr>
+            <w:r>
+              <w:rPr>
+                <w:rFonts w:ascii="Helvetica" w:hAnsi="Helvetica" w:eastAsia="Helvetica" w:cs="Helvetica"/>
                 <w:i w:val="false"/>
                 <w:b w:val="false"/>
                 <w:u w:val="none"/>
@@ -801,6 +807,7 @@
           </w:tcPr>
           <w:p>
             <w:pPr>
+              <w:pStyle w:val="Normal"/>
               <w:jc w:val="center"/>
               <w:pBdr>
                 <w:bottom w:val="none" w:sz="0" w:space="0" w:color="000000"/>
@@ -811,19 +818,19 @@
               <w:spacing w:after="100" w:before="100" w:line="240"/>
               <w:ind w:left="100" w:right="100" w:firstLine="0" w:firstLineChars="0"/>
               <w:rPr>
-                <w:rFonts w:ascii="Arial" w:hAnsi="Arial" w:eastAsia="Arial" w:cs="Arial"/>
-                <w:i w:val="false"/>
-                <w:b w:val="false"/>
-                <w:u w:val="none"/>
-                <w:strike w:val="false"/>
-                <w:sz w:val="22"/>
-                <w:szCs w:val="22"/>
-                <w:color w:val="000000"/>
-              </w:rPr>
-            </w:pPr>
-            <w:r>
-              <w:rPr>
-                <w:rFonts w:ascii="Arial" w:hAnsi="Arial" w:eastAsia="Arial" w:cs="Arial"/>
+                <w:rFonts w:ascii="Helvetica" w:hAnsi="Helvetica" w:eastAsia="Helvetica" w:cs="Helvetica"/>
+                <w:i w:val="false"/>
+                <w:b w:val="false"/>
+                <w:u w:val="none"/>
+                <w:strike w:val="false"/>
+                <w:sz w:val="22"/>
+                <w:szCs w:val="22"/>
+                <w:color w:val="000000"/>
+              </w:rPr>
+            </w:pPr>
+            <w:r>
+              <w:rPr>
+                <w:rFonts w:ascii="Helvetica" w:hAnsi="Helvetica" w:eastAsia="Helvetica" w:cs="Helvetica"/>
                 <w:i w:val="false"/>
                 <w:b w:val="false"/>
                 <w:u w:val="none"/>
@@ -839,28 +846,28 @@
       </w:tr>
       <w:tr>
         <w:trPr>
-          <w:trHeight w:val="617" w:hRule="auto"/>
+          <w:trHeight w:val="608" w:hRule="auto"/>
         </w:trPr>
-        body 7
-        <w:tc>
-          <w:tcPr>
-            <w:tcBorders>
-              <w:bottom w:val="none" w:sz="0" w:space="0" w:color="000000"/>
-              <w:top w:val="none" w:sz="0" w:space="0" w:color="000000"/>
-              <w:left w:val="none" w:sz="0" w:space="0" w:color="000000"/>
-              <w:right w:val="none" w:sz="0" w:space="0" w:color="000000"/>
-            </w:tcBorders>
-            <w:shd w:val="clear" w:color="auto" w:fill="FFFFFF"/>
-            <w:tcMar>
-              <w:top w:w="0" w:type="dxa"/>
-              <w:bottom w:w="0" w:type="dxa"/>
-              <w:left w:w="0" w:type="dxa"/>
-              <w:right w:w="0" w:type="dxa"/>
-            </w:tcMar>
-            <w:vAlign w:val="top"/>
-          </w:tcPr>
-          <w:p>
-            <w:pPr>
+        <w:tc>
+          <w:tcPr>
+            <w:tcBorders>
+              <w:bottom w:val="none" w:sz="0" w:space="0" w:color="000000"/>
+              <w:top w:val="none" w:sz="0" w:space="0" w:color="000000"/>
+              <w:left w:val="none" w:sz="0" w:space="0" w:color="000000"/>
+              <w:right w:val="none" w:sz="0" w:space="0" w:color="000000"/>
+            </w:tcBorders>
+            <w:shd w:val="clear" w:color="auto" w:fill="FFFFFF"/>
+            <w:tcMar>
+              <w:top w:w="0" w:type="dxa"/>
+              <w:bottom w:w="0" w:type="dxa"/>
+              <w:left w:w="0" w:type="dxa"/>
+              <w:right w:w="0" w:type="dxa"/>
+            </w:tcMar>
+            <w:vAlign w:val="top"/>
+          </w:tcPr>
+          <w:p>
+            <w:pPr>
+              <w:pStyle w:val="Normal"/>
               <w:jc w:val="left"/>
               <w:pBdr>
                 <w:bottom w:val="none" w:sz="0" w:space="0" w:color="000000"/>
@@ -871,19 +878,19 @@
               <w:spacing w:after="100" w:before="100" w:line="240"/>
               <w:ind w:left="300" w:right="100" w:firstLine="0" w:firstLineChars="0"/>
               <w:rPr>
-                <w:rFonts w:ascii="Arial" w:hAnsi="Arial" w:eastAsia="Arial" w:cs="Arial"/>
-                <w:i w:val="false"/>
-                <w:b w:val="false"/>
-                <w:u w:val="none"/>
-                <w:strike w:val="false"/>
-                <w:sz w:val="22"/>
-                <w:szCs w:val="22"/>
-                <w:color w:val="000000"/>
-              </w:rPr>
-            </w:pPr>
-            <w:r>
-              <w:rPr>
-                <w:rFonts w:ascii="Arial" w:hAnsi="Arial" w:eastAsia="Arial" w:cs="Arial"/>
+                <w:rFonts w:ascii="Helvetica" w:hAnsi="Helvetica" w:eastAsia="Helvetica" w:cs="Helvetica"/>
+                <w:i w:val="false"/>
+                <w:b w:val="false"/>
+                <w:u w:val="none"/>
+                <w:strike w:val="false"/>
+                <w:sz w:val="22"/>
+                <w:szCs w:val="22"/>
+                <w:color w:val="000000"/>
+              </w:rPr>
+            </w:pPr>
+            <w:r>
+              <w:rPr>
+                <w:rFonts w:ascii="Helvetica" w:hAnsi="Helvetica" w:eastAsia="Helvetica" w:cs="Helvetica"/>
                 <w:i w:val="false"/>
                 <w:b w:val="false"/>
                 <w:u w:val="none"/>
@@ -915,6 +922,7 @@
           </w:tcPr>
           <w:p>
             <w:pPr>
+              <w:pStyle w:val="Normal"/>
               <w:jc w:val="center"/>
               <w:pBdr>
                 <w:bottom w:val="none" w:sz="0" w:space="0" w:color="000000"/>
@@ -925,19 +933,19 @@
               <w:spacing w:after="100" w:before="100" w:line="240"/>
               <w:ind w:left="100" w:right="100" w:firstLine="0" w:firstLineChars="0"/>
               <w:rPr>
-                <w:rFonts w:ascii="Arial" w:hAnsi="Arial" w:eastAsia="Arial" w:cs="Arial"/>
-                <w:i w:val="false"/>
-                <w:b w:val="false"/>
-                <w:u w:val="none"/>
-                <w:strike w:val="false"/>
-                <w:sz w:val="22"/>
-                <w:szCs w:val="22"/>
-                <w:color w:val="000000"/>
-              </w:rPr>
-            </w:pPr>
-            <w:r>
-              <w:rPr>
-                <w:rFonts w:ascii="Arial" w:hAnsi="Arial" w:eastAsia="Arial" w:cs="Arial"/>
+                <w:rFonts w:ascii="Helvetica" w:hAnsi="Helvetica" w:eastAsia="Helvetica" w:cs="Helvetica"/>
+                <w:i w:val="false"/>
+                <w:b w:val="false"/>
+                <w:u w:val="none"/>
+                <w:strike w:val="false"/>
+                <w:sz w:val="22"/>
+                <w:szCs w:val="22"/>
+                <w:color w:val="000000"/>
+              </w:rPr>
+            </w:pPr>
+            <w:r>
+              <w:rPr>
+                <w:rFonts w:ascii="Helvetica" w:hAnsi="Helvetica" w:eastAsia="Helvetica" w:cs="Helvetica"/>
                 <w:i w:val="false"/>
                 <w:b w:val="false"/>
                 <w:u w:val="none"/>
@@ -953,28 +961,28 @@
       </w:tr>
       <w:tr>
         <w:trPr>
-          <w:trHeight w:val="617" w:hRule="auto"/>
+          <w:trHeight w:val="608" w:hRule="auto"/>
         </w:trPr>
-        body 8
-        <w:tc>
-          <w:tcPr>
-            <w:tcBorders>
-              <w:bottom w:val="none" w:sz="0" w:space="0" w:color="000000"/>
-              <w:top w:val="none" w:sz="0" w:space="0" w:color="000000"/>
-              <w:left w:val="none" w:sz="0" w:space="0" w:color="000000"/>
-              <w:right w:val="none" w:sz="0" w:space="0" w:color="000000"/>
-            </w:tcBorders>
-            <w:shd w:val="clear" w:color="auto" w:fill="FFFFFF"/>
-            <w:tcMar>
-              <w:top w:w="0" w:type="dxa"/>
-              <w:bottom w:w="0" w:type="dxa"/>
-              <w:left w:w="0" w:type="dxa"/>
-              <w:right w:w="0" w:type="dxa"/>
-            </w:tcMar>
-            <w:vAlign w:val="top"/>
-          </w:tcPr>
-          <w:p>
-            <w:pPr>
+        <w:tc>
+          <w:tcPr>
+            <w:tcBorders>
+              <w:bottom w:val="none" w:sz="0" w:space="0" w:color="000000"/>
+              <w:top w:val="none" w:sz="0" w:space="0" w:color="000000"/>
+              <w:left w:val="none" w:sz="0" w:space="0" w:color="000000"/>
+              <w:right w:val="none" w:sz="0" w:space="0" w:color="000000"/>
+            </w:tcBorders>
+            <w:shd w:val="clear" w:color="auto" w:fill="FFFFFF"/>
+            <w:tcMar>
+              <w:top w:w="0" w:type="dxa"/>
+              <w:bottom w:w="0" w:type="dxa"/>
+              <w:left w:w="0" w:type="dxa"/>
+              <w:right w:w="0" w:type="dxa"/>
+            </w:tcMar>
+            <w:vAlign w:val="top"/>
+          </w:tcPr>
+          <w:p>
+            <w:pPr>
+              <w:pStyle w:val="Normal"/>
               <w:jc w:val="left"/>
               <w:pBdr>
                 <w:bottom w:val="none" w:sz="0" w:space="0" w:color="000000"/>
@@ -985,19 +993,19 @@
               <w:spacing w:after="100" w:before="100" w:line="240"/>
               <w:ind w:left="300" w:right="100" w:firstLine="0" w:firstLineChars="0"/>
               <w:rPr>
-                <w:rFonts w:ascii="Arial" w:hAnsi="Arial" w:eastAsia="Arial" w:cs="Arial"/>
-                <w:i w:val="false"/>
-                <w:b w:val="false"/>
-                <w:u w:val="none"/>
-                <w:strike w:val="false"/>
-                <w:sz w:val="22"/>
-                <w:szCs w:val="22"/>
-                <w:color w:val="000000"/>
-              </w:rPr>
-            </w:pPr>
-            <w:r>
-              <w:rPr>
-                <w:rFonts w:ascii="Arial" w:hAnsi="Arial" w:eastAsia="Arial" w:cs="Arial"/>
+                <w:rFonts w:ascii="Helvetica" w:hAnsi="Helvetica" w:eastAsia="Helvetica" w:cs="Helvetica"/>
+                <w:i w:val="false"/>
+                <w:b w:val="false"/>
+                <w:u w:val="none"/>
+                <w:strike w:val="false"/>
+                <w:sz w:val="22"/>
+                <w:szCs w:val="22"/>
+                <w:color w:val="000000"/>
+              </w:rPr>
+            </w:pPr>
+            <w:r>
+              <w:rPr>
+                <w:rFonts w:ascii="Helvetica" w:hAnsi="Helvetica" w:eastAsia="Helvetica" w:cs="Helvetica"/>
                 <w:i w:val="false"/>
                 <w:b w:val="false"/>
                 <w:u w:val="none"/>
@@ -1029,6 +1037,7 @@
           </w:tcPr>
           <w:p>
             <w:pPr>
+              <w:pStyle w:val="Normal"/>
               <w:jc w:val="center"/>
               <w:pBdr>
                 <w:bottom w:val="none" w:sz="0" w:space="0" w:color="000000"/>
@@ -1039,19 +1048,19 @@
               <w:spacing w:after="100" w:before="100" w:line="240"/>
               <w:ind w:left="100" w:right="100" w:firstLine="0" w:firstLineChars="0"/>
               <w:rPr>
-                <w:rFonts w:ascii="Arial" w:hAnsi="Arial" w:eastAsia="Arial" w:cs="Arial"/>
-                <w:i w:val="false"/>
-                <w:b w:val="false"/>
-                <w:u w:val="none"/>
-                <w:strike w:val="false"/>
-                <w:sz w:val="22"/>
-                <w:szCs w:val="22"/>
-                <w:color w:val="000000"/>
-              </w:rPr>
-            </w:pPr>
-            <w:r>
-              <w:rPr>
-                <w:rFonts w:ascii="Arial" w:hAnsi="Arial" w:eastAsia="Arial" w:cs="Arial"/>
+                <w:rFonts w:ascii="Helvetica" w:hAnsi="Helvetica" w:eastAsia="Helvetica" w:cs="Helvetica"/>
+                <w:i w:val="false"/>
+                <w:b w:val="false"/>
+                <w:u w:val="none"/>
+                <w:strike w:val="false"/>
+                <w:sz w:val="22"/>
+                <w:szCs w:val="22"/>
+                <w:color w:val="000000"/>
+              </w:rPr>
+            </w:pPr>
+            <w:r>
+              <w:rPr>
+                <w:rFonts w:ascii="Helvetica" w:hAnsi="Helvetica" w:eastAsia="Helvetica" w:cs="Helvetica"/>
                 <w:i w:val="false"/>
                 <w:b w:val="false"/>
                 <w:u w:val="none"/>
@@ -1067,28 +1076,28 @@
       </w:tr>
       <w:tr>
         <w:trPr>
-          <w:trHeight w:val="617" w:hRule="auto"/>
+          <w:trHeight w:val="608" w:hRule="auto"/>
         </w:trPr>
-        body 9
-        <w:tc>
-          <w:tcPr>
-            <w:tcBorders>
-              <w:bottom w:val="none" w:sz="0" w:space="0" w:color="000000"/>
-              <w:top w:val="none" w:sz="0" w:space="0" w:color="000000"/>
-              <w:left w:val="none" w:sz="0" w:space="0" w:color="000000"/>
-              <w:right w:val="none" w:sz="0" w:space="0" w:color="000000"/>
-            </w:tcBorders>
-            <w:shd w:val="clear" w:color="auto" w:fill="FFFFFF"/>
-            <w:tcMar>
-              <w:top w:w="0" w:type="dxa"/>
-              <w:bottom w:w="0" w:type="dxa"/>
-              <w:left w:w="0" w:type="dxa"/>
-              <w:right w:w="0" w:type="dxa"/>
-            </w:tcMar>
-            <w:vAlign w:val="top"/>
-          </w:tcPr>
-          <w:p>
-            <w:pPr>
+        <w:tc>
+          <w:tcPr>
+            <w:tcBorders>
+              <w:bottom w:val="none" w:sz="0" w:space="0" w:color="000000"/>
+              <w:top w:val="none" w:sz="0" w:space="0" w:color="000000"/>
+              <w:left w:val="none" w:sz="0" w:space="0" w:color="000000"/>
+              <w:right w:val="none" w:sz="0" w:space="0" w:color="000000"/>
+            </w:tcBorders>
+            <w:shd w:val="clear" w:color="auto" w:fill="FFFFFF"/>
+            <w:tcMar>
+              <w:top w:w="0" w:type="dxa"/>
+              <w:bottom w:w="0" w:type="dxa"/>
+              <w:left w:w="0" w:type="dxa"/>
+              <w:right w:w="0" w:type="dxa"/>
+            </w:tcMar>
+            <w:vAlign w:val="top"/>
+          </w:tcPr>
+          <w:p>
+            <w:pPr>
+              <w:pStyle w:val="Normal"/>
               <w:jc w:val="left"/>
               <w:pBdr>
                 <w:bottom w:val="none" w:sz="0" w:space="0" w:color="000000"/>
@@ -1099,19 +1108,19 @@
               <w:spacing w:after="100" w:before="100" w:line="240"/>
               <w:ind w:left="300" w:right="100" w:firstLine="0" w:firstLineChars="0"/>
               <w:rPr>
-                <w:rFonts w:ascii="Arial" w:hAnsi="Arial" w:eastAsia="Arial" w:cs="Arial"/>
-                <w:i w:val="false"/>
-                <w:b w:val="false"/>
-                <w:u w:val="none"/>
-                <w:strike w:val="false"/>
-                <w:sz w:val="22"/>
-                <w:szCs w:val="22"/>
-                <w:color w:val="000000"/>
-              </w:rPr>
-            </w:pPr>
-            <w:r>
-              <w:rPr>
-                <w:rFonts w:ascii="Arial" w:hAnsi="Arial" w:eastAsia="Arial" w:cs="Arial"/>
+                <w:rFonts w:ascii="Helvetica" w:hAnsi="Helvetica" w:eastAsia="Helvetica" w:cs="Helvetica"/>
+                <w:i w:val="false"/>
+                <w:b w:val="false"/>
+                <w:u w:val="none"/>
+                <w:strike w:val="false"/>
+                <w:sz w:val="22"/>
+                <w:szCs w:val="22"/>
+                <w:color w:val="000000"/>
+              </w:rPr>
+            </w:pPr>
+            <w:r>
+              <w:rPr>
+                <w:rFonts w:ascii="Helvetica" w:hAnsi="Helvetica" w:eastAsia="Helvetica" w:cs="Helvetica"/>
                 <w:i w:val="false"/>
                 <w:b w:val="false"/>
                 <w:u w:val="none"/>
@@ -1143,6 +1152,7 @@
           </w:tcPr>
           <w:p>
             <w:pPr>
+              <w:pStyle w:val="Normal"/>
               <w:jc w:val="center"/>
               <w:pBdr>
                 <w:bottom w:val="none" w:sz="0" w:space="0" w:color="000000"/>
@@ -1153,19 +1163,19 @@
               <w:spacing w:after="100" w:before="100" w:line="240"/>
               <w:ind w:left="100" w:right="100" w:firstLine="0" w:firstLineChars="0"/>
               <w:rPr>
-                <w:rFonts w:ascii="Arial" w:hAnsi="Arial" w:eastAsia="Arial" w:cs="Arial"/>
-                <w:i w:val="false"/>
-                <w:b w:val="false"/>
-                <w:u w:val="none"/>
-                <w:strike w:val="false"/>
-                <w:sz w:val="22"/>
-                <w:szCs w:val="22"/>
-                <w:color w:val="000000"/>
-              </w:rPr>
-            </w:pPr>
-            <w:r>
-              <w:rPr>
-                <w:rFonts w:ascii="Arial" w:hAnsi="Arial" w:eastAsia="Arial" w:cs="Arial"/>
+                <w:rFonts w:ascii="Helvetica" w:hAnsi="Helvetica" w:eastAsia="Helvetica" w:cs="Helvetica"/>
+                <w:i w:val="false"/>
+                <w:b w:val="false"/>
+                <w:u w:val="none"/>
+                <w:strike w:val="false"/>
+                <w:sz w:val="22"/>
+                <w:szCs w:val="22"/>
+                <w:color w:val="000000"/>
+              </w:rPr>
+            </w:pPr>
+            <w:r>
+              <w:rPr>
+                <w:rFonts w:ascii="Helvetica" w:hAnsi="Helvetica" w:eastAsia="Helvetica" w:cs="Helvetica"/>
                 <w:i w:val="false"/>
                 <w:b w:val="false"/>
                 <w:u w:val="none"/>
@@ -1181,28 +1191,28 @@
       </w:tr>
       <w:tr>
         <w:trPr>
-          <w:trHeight w:val="617" w:hRule="auto"/>
+          <w:trHeight w:val="608" w:hRule="auto"/>
         </w:trPr>
-        body10
-        <w:tc>
-          <w:tcPr>
-            <w:tcBorders>
-              <w:bottom w:val="none" w:sz="0" w:space="0" w:color="000000"/>
-              <w:top w:val="none" w:sz="0" w:space="0" w:color="000000"/>
-              <w:left w:val="none" w:sz="0" w:space="0" w:color="000000"/>
-              <w:right w:val="none" w:sz="0" w:space="0" w:color="000000"/>
-            </w:tcBorders>
-            <w:shd w:val="clear" w:color="auto" w:fill="FFFFFF"/>
-            <w:tcMar>
-              <w:top w:w="0" w:type="dxa"/>
-              <w:bottom w:w="0" w:type="dxa"/>
-              <w:left w:w="0" w:type="dxa"/>
-              <w:right w:w="0" w:type="dxa"/>
-            </w:tcMar>
-            <w:vAlign w:val="top"/>
-          </w:tcPr>
-          <w:p>
-            <w:pPr>
+        <w:tc>
+          <w:tcPr>
+            <w:tcBorders>
+              <w:bottom w:val="none" w:sz="0" w:space="0" w:color="000000"/>
+              <w:top w:val="none" w:sz="0" w:space="0" w:color="000000"/>
+              <w:left w:val="none" w:sz="0" w:space="0" w:color="000000"/>
+              <w:right w:val="none" w:sz="0" w:space="0" w:color="000000"/>
+            </w:tcBorders>
+            <w:shd w:val="clear" w:color="auto" w:fill="FFFFFF"/>
+            <w:tcMar>
+              <w:top w:w="0" w:type="dxa"/>
+              <w:bottom w:w="0" w:type="dxa"/>
+              <w:left w:w="0" w:type="dxa"/>
+              <w:right w:w="0" w:type="dxa"/>
+            </w:tcMar>
+            <w:vAlign w:val="top"/>
+          </w:tcPr>
+          <w:p>
+            <w:pPr>
+              <w:pStyle w:val="Normal"/>
               <w:jc w:val="left"/>
               <w:pBdr>
                 <w:bottom w:val="none" w:sz="0" w:space="0" w:color="000000"/>
@@ -1213,7 +1223,7 @@
               <w:spacing w:after="100" w:before="100" w:line="240"/>
               <w:ind w:left="100" w:right="100" w:firstLine="0" w:firstLineChars="0"/>
               <w:rPr>
-                <w:rFonts w:ascii="Arial" w:hAnsi="Arial" w:eastAsia="Arial" w:cs="Arial"/>
+                <w:rFonts w:ascii="Helvetica" w:hAnsi="Helvetica" w:eastAsia="Helvetica" w:cs="Helvetica"/>
                 <w:i w:val="false"/>
                 <w:b w:val="true"/>
                 <w:u w:val="none"/>
@@ -1225,7 +1235,7 @@
             </w:pPr>
             <w:r>
               <w:rPr>
-                <w:rFonts w:ascii="Arial" w:hAnsi="Arial" w:eastAsia="Arial" w:cs="Arial"/>
+                <w:rFonts w:ascii="Helvetica" w:hAnsi="Helvetica" w:eastAsia="Helvetica" w:cs="Helvetica"/>
                 <w:i w:val="false"/>
                 <w:b w:val="true"/>
                 <w:u w:val="none"/>
@@ -1257,6 +1267,7 @@
           </w:tcPr>
           <w:p>
             <w:pPr>
+              <w:pStyle w:val="Normal"/>
               <w:jc w:val="center"/>
               <w:pBdr>
                 <w:bottom w:val="none" w:sz="0" w:space="0" w:color="000000"/>
@@ -1267,19 +1278,19 @@
               <w:spacing w:after="100" w:before="100" w:line="240"/>
               <w:ind w:left="100" w:right="100" w:firstLine="0" w:firstLineChars="0"/>
               <w:rPr>
-                <w:rFonts w:ascii="Arial" w:hAnsi="Arial" w:eastAsia="Arial" w:cs="Arial"/>
-                <w:i w:val="false"/>
-                <w:b w:val="false"/>
-                <w:u w:val="none"/>
-                <w:strike w:val="false"/>
-                <w:sz w:val="22"/>
-                <w:szCs w:val="22"/>
-                <w:color w:val="000000"/>
-              </w:rPr>
-            </w:pPr>
-            <w:r>
-              <w:rPr>
-                <w:rFonts w:ascii="Arial" w:hAnsi="Arial" w:eastAsia="Arial" w:cs="Arial"/>
+                <w:rFonts w:ascii="Helvetica" w:hAnsi="Helvetica" w:eastAsia="Helvetica" w:cs="Helvetica"/>
+                <w:i w:val="false"/>
+                <w:b w:val="false"/>
+                <w:u w:val="none"/>
+                <w:strike w:val="false"/>
+                <w:sz w:val="22"/>
+                <w:szCs w:val="22"/>
+                <w:color w:val="000000"/>
+              </w:rPr>
+            </w:pPr>
+            <w:r>
+              <w:rPr>
+                <w:rFonts w:ascii="Helvetica" w:hAnsi="Helvetica" w:eastAsia="Helvetica" w:cs="Helvetica"/>
                 <w:i w:val="false"/>
                 <w:b w:val="false"/>
                 <w:u w:val="none"/>
@@ -1295,28 +1306,28 @@
       </w:tr>
       <w:tr>
         <w:trPr>
-          <w:trHeight w:val="617" w:hRule="auto"/>
+          <w:trHeight w:val="608" w:hRule="auto"/>
         </w:trPr>
-        body11
-        <w:tc>
-          <w:tcPr>
-            <w:tcBorders>
-              <w:bottom w:val="none" w:sz="0" w:space="0" w:color="000000"/>
-              <w:top w:val="none" w:sz="0" w:space="0" w:color="000000"/>
-              <w:left w:val="none" w:sz="0" w:space="0" w:color="000000"/>
-              <w:right w:val="none" w:sz="0" w:space="0" w:color="000000"/>
-            </w:tcBorders>
-            <w:shd w:val="clear" w:color="auto" w:fill="FFFFFF"/>
-            <w:tcMar>
-              <w:top w:w="0" w:type="dxa"/>
-              <w:bottom w:w="0" w:type="dxa"/>
-              <w:left w:w="0" w:type="dxa"/>
-              <w:right w:w="0" w:type="dxa"/>
-            </w:tcMar>
-            <w:vAlign w:val="top"/>
-          </w:tcPr>
-          <w:p>
-            <w:pPr>
+        <w:tc>
+          <w:tcPr>
+            <w:tcBorders>
+              <w:bottom w:val="none" w:sz="0" w:space="0" w:color="000000"/>
+              <w:top w:val="none" w:sz="0" w:space="0" w:color="000000"/>
+              <w:left w:val="none" w:sz="0" w:space="0" w:color="000000"/>
+              <w:right w:val="none" w:sz="0" w:space="0" w:color="000000"/>
+            </w:tcBorders>
+            <w:shd w:val="clear" w:color="auto" w:fill="FFFFFF"/>
+            <w:tcMar>
+              <w:top w:w="0" w:type="dxa"/>
+              <w:bottom w:w="0" w:type="dxa"/>
+              <w:left w:w="0" w:type="dxa"/>
+              <w:right w:w="0" w:type="dxa"/>
+            </w:tcMar>
+            <w:vAlign w:val="top"/>
+          </w:tcPr>
+          <w:p>
+            <w:pPr>
+              <w:pStyle w:val="Normal"/>
               <w:jc w:val="left"/>
               <w:pBdr>
                 <w:bottom w:val="none" w:sz="0" w:space="0" w:color="000000"/>
@@ -1327,19 +1338,19 @@
               <w:spacing w:after="100" w:before="100" w:line="240"/>
               <w:ind w:left="300" w:right="100" w:firstLine="0" w:firstLineChars="0"/>
               <w:rPr>
-                <w:rFonts w:ascii="Arial" w:hAnsi="Arial" w:eastAsia="Arial" w:cs="Arial"/>
-                <w:i w:val="false"/>
-                <w:b w:val="false"/>
-                <w:u w:val="none"/>
-                <w:strike w:val="false"/>
-                <w:sz w:val="22"/>
-                <w:szCs w:val="22"/>
-                <w:color w:val="000000"/>
-              </w:rPr>
-            </w:pPr>
-            <w:r>
-              <w:rPr>
-                <w:rFonts w:ascii="Arial" w:hAnsi="Arial" w:eastAsia="Arial" w:cs="Arial"/>
+                <w:rFonts w:ascii="Helvetica" w:hAnsi="Helvetica" w:eastAsia="Helvetica" w:cs="Helvetica"/>
+                <w:i w:val="false"/>
+                <w:b w:val="false"/>
+                <w:u w:val="none"/>
+                <w:strike w:val="false"/>
+                <w:sz w:val="22"/>
+                <w:szCs w:val="22"/>
+                <w:color w:val="000000"/>
+              </w:rPr>
+            </w:pPr>
+            <w:r>
+              <w:rPr>
+                <w:rFonts w:ascii="Helvetica" w:hAnsi="Helvetica" w:eastAsia="Helvetica" w:cs="Helvetica"/>
                 <w:i w:val="false"/>
                 <w:b w:val="false"/>
                 <w:u w:val="none"/>
@@ -1371,6 +1382,7 @@
           </w:tcPr>
           <w:p>
             <w:pPr>
+              <w:pStyle w:val="Normal"/>
               <w:jc w:val="center"/>
               <w:pBdr>
                 <w:bottom w:val="none" w:sz="0" w:space="0" w:color="000000"/>
@@ -1381,19 +1393,19 @@
               <w:spacing w:after="100" w:before="100" w:line="240"/>
               <w:ind w:left="100" w:right="100" w:firstLine="0" w:firstLineChars="0"/>
               <w:rPr>
-                <w:rFonts w:ascii="Arial" w:hAnsi="Arial" w:eastAsia="Arial" w:cs="Arial"/>
-                <w:i w:val="false"/>
-                <w:b w:val="false"/>
-                <w:u w:val="none"/>
-                <w:strike w:val="false"/>
-                <w:sz w:val="22"/>
-                <w:szCs w:val="22"/>
-                <w:color w:val="000000"/>
-              </w:rPr>
-            </w:pPr>
-            <w:r>
-              <w:rPr>
-                <w:rFonts w:ascii="Arial" w:hAnsi="Arial" w:eastAsia="Arial" w:cs="Arial"/>
+                <w:rFonts w:ascii="Helvetica" w:hAnsi="Helvetica" w:eastAsia="Helvetica" w:cs="Helvetica"/>
+                <w:i w:val="false"/>
+                <w:b w:val="false"/>
+                <w:u w:val="none"/>
+                <w:strike w:val="false"/>
+                <w:sz w:val="22"/>
+                <w:szCs w:val="22"/>
+                <w:color w:val="000000"/>
+              </w:rPr>
+            </w:pPr>
+            <w:r>
+              <w:rPr>
+                <w:rFonts w:ascii="Helvetica" w:hAnsi="Helvetica" w:eastAsia="Helvetica" w:cs="Helvetica"/>
                 <w:i w:val="false"/>
                 <w:b w:val="false"/>
                 <w:u w:val="none"/>
@@ -1409,28 +1421,28 @@
       </w:tr>
       <w:tr>
         <w:trPr>
-          <w:trHeight w:val="617" w:hRule="auto"/>
+          <w:trHeight w:val="608" w:hRule="auto"/>
         </w:trPr>
-        body12
-        <w:tc>
-          <w:tcPr>
-            <w:tcBorders>
-              <w:bottom w:val="none" w:sz="0" w:space="0" w:color="000000"/>
-              <w:top w:val="none" w:sz="0" w:space="0" w:color="000000"/>
-              <w:left w:val="none" w:sz="0" w:space="0" w:color="000000"/>
-              <w:right w:val="none" w:sz="0" w:space="0" w:color="000000"/>
-            </w:tcBorders>
-            <w:shd w:val="clear" w:color="auto" w:fill="FFFFFF"/>
-            <w:tcMar>
-              <w:top w:w="0" w:type="dxa"/>
-              <w:bottom w:w="0" w:type="dxa"/>
-              <w:left w:w="0" w:type="dxa"/>
-              <w:right w:w="0" w:type="dxa"/>
-            </w:tcMar>
-            <w:vAlign w:val="top"/>
-          </w:tcPr>
-          <w:p>
-            <w:pPr>
+        <w:tc>
+          <w:tcPr>
+            <w:tcBorders>
+              <w:bottom w:val="none" w:sz="0" w:space="0" w:color="000000"/>
+              <w:top w:val="none" w:sz="0" w:space="0" w:color="000000"/>
+              <w:left w:val="none" w:sz="0" w:space="0" w:color="000000"/>
+              <w:right w:val="none" w:sz="0" w:space="0" w:color="000000"/>
+            </w:tcBorders>
+            <w:shd w:val="clear" w:color="auto" w:fill="FFFFFF"/>
+            <w:tcMar>
+              <w:top w:w="0" w:type="dxa"/>
+              <w:bottom w:w="0" w:type="dxa"/>
+              <w:left w:w="0" w:type="dxa"/>
+              <w:right w:w="0" w:type="dxa"/>
+            </w:tcMar>
+            <w:vAlign w:val="top"/>
+          </w:tcPr>
+          <w:p>
+            <w:pPr>
+              <w:pStyle w:val="Normal"/>
               <w:jc w:val="left"/>
               <w:pBdr>
                 <w:bottom w:val="none" w:sz="0" w:space="0" w:color="000000"/>
@@ -1441,19 +1453,19 @@
               <w:spacing w:after="100" w:before="100" w:line="240"/>
               <w:ind w:left="300" w:right="100" w:firstLine="0" w:firstLineChars="0"/>
               <w:rPr>
-                <w:rFonts w:ascii="Arial" w:hAnsi="Arial" w:eastAsia="Arial" w:cs="Arial"/>
-                <w:i w:val="false"/>
-                <w:b w:val="false"/>
-                <w:u w:val="none"/>
-                <w:strike w:val="false"/>
-                <w:sz w:val="22"/>
-                <w:szCs w:val="22"/>
-                <w:color w:val="000000"/>
-              </w:rPr>
-            </w:pPr>
-            <w:r>
-              <w:rPr>
-                <w:rFonts w:ascii="Arial" w:hAnsi="Arial" w:eastAsia="Arial" w:cs="Arial"/>
+                <w:rFonts w:ascii="Helvetica" w:hAnsi="Helvetica" w:eastAsia="Helvetica" w:cs="Helvetica"/>
+                <w:i w:val="false"/>
+                <w:b w:val="false"/>
+                <w:u w:val="none"/>
+                <w:strike w:val="false"/>
+                <w:sz w:val="22"/>
+                <w:szCs w:val="22"/>
+                <w:color w:val="000000"/>
+              </w:rPr>
+            </w:pPr>
+            <w:r>
+              <w:rPr>
+                <w:rFonts w:ascii="Helvetica" w:hAnsi="Helvetica" w:eastAsia="Helvetica" w:cs="Helvetica"/>
                 <w:i w:val="false"/>
                 <w:b w:val="false"/>
                 <w:u w:val="none"/>
@@ -1485,6 +1497,7 @@
           </w:tcPr>
           <w:p>
             <w:pPr>
+              <w:pStyle w:val="Normal"/>
               <w:jc w:val="center"/>
               <w:pBdr>
                 <w:bottom w:val="none" w:sz="0" w:space="0" w:color="000000"/>
@@ -1495,19 +1508,19 @@
               <w:spacing w:after="100" w:before="100" w:line="240"/>
               <w:ind w:left="100" w:right="100" w:firstLine="0" w:firstLineChars="0"/>
               <w:rPr>
-                <w:rFonts w:ascii="Arial" w:hAnsi="Arial" w:eastAsia="Arial" w:cs="Arial"/>
-                <w:i w:val="false"/>
-                <w:b w:val="false"/>
-                <w:u w:val="none"/>
-                <w:strike w:val="false"/>
-                <w:sz w:val="22"/>
-                <w:szCs w:val="22"/>
-                <w:color w:val="000000"/>
-              </w:rPr>
-            </w:pPr>
-            <w:r>
-              <w:rPr>
-                <w:rFonts w:ascii="Arial" w:hAnsi="Arial" w:eastAsia="Arial" w:cs="Arial"/>
+                <w:rFonts w:ascii="Helvetica" w:hAnsi="Helvetica" w:eastAsia="Helvetica" w:cs="Helvetica"/>
+                <w:i w:val="false"/>
+                <w:b w:val="false"/>
+                <w:u w:val="none"/>
+                <w:strike w:val="false"/>
+                <w:sz w:val="22"/>
+                <w:szCs w:val="22"/>
+                <w:color w:val="000000"/>
+              </w:rPr>
+            </w:pPr>
+            <w:r>
+              <w:rPr>
+                <w:rFonts w:ascii="Helvetica" w:hAnsi="Helvetica" w:eastAsia="Helvetica" w:cs="Helvetica"/>
                 <w:i w:val="false"/>
                 <w:b w:val="false"/>
                 <w:u w:val="none"/>
@@ -1523,28 +1536,28 @@
       </w:tr>
       <w:tr>
         <w:trPr>
-          <w:trHeight w:val="617" w:hRule="auto"/>
+          <w:trHeight w:val="608" w:hRule="auto"/>
         </w:trPr>
-        body13
-        <w:tc>
-          <w:tcPr>
-            <w:tcBorders>
-              <w:bottom w:val="none" w:sz="0" w:space="0" w:color="000000"/>
-              <w:top w:val="none" w:sz="0" w:space="0" w:color="000000"/>
-              <w:left w:val="none" w:sz="0" w:space="0" w:color="000000"/>
-              <w:right w:val="none" w:sz="0" w:space="0" w:color="000000"/>
-            </w:tcBorders>
-            <w:shd w:val="clear" w:color="auto" w:fill="FFFFFF"/>
-            <w:tcMar>
-              <w:top w:w="0" w:type="dxa"/>
-              <w:bottom w:w="0" w:type="dxa"/>
-              <w:left w:w="0" w:type="dxa"/>
-              <w:right w:w="0" w:type="dxa"/>
-            </w:tcMar>
-            <w:vAlign w:val="top"/>
-          </w:tcPr>
-          <w:p>
-            <w:pPr>
+        <w:tc>
+          <w:tcPr>
+            <w:tcBorders>
+              <w:bottom w:val="none" w:sz="0" w:space="0" w:color="000000"/>
+              <w:top w:val="none" w:sz="0" w:space="0" w:color="000000"/>
+              <w:left w:val="none" w:sz="0" w:space="0" w:color="000000"/>
+              <w:right w:val="none" w:sz="0" w:space="0" w:color="000000"/>
+            </w:tcBorders>
+            <w:shd w:val="clear" w:color="auto" w:fill="FFFFFF"/>
+            <w:tcMar>
+              <w:top w:w="0" w:type="dxa"/>
+              <w:bottom w:w="0" w:type="dxa"/>
+              <w:left w:w="0" w:type="dxa"/>
+              <w:right w:w="0" w:type="dxa"/>
+            </w:tcMar>
+            <w:vAlign w:val="top"/>
+          </w:tcPr>
+          <w:p>
+            <w:pPr>
+              <w:pStyle w:val="Normal"/>
               <w:jc w:val="left"/>
               <w:pBdr>
                 <w:bottom w:val="none" w:sz="0" w:space="0" w:color="000000"/>
@@ -1555,19 +1568,19 @@
               <w:spacing w:after="100" w:before="100" w:line="240"/>
               <w:ind w:left="300" w:right="100" w:firstLine="0" w:firstLineChars="0"/>
               <w:rPr>
-                <w:rFonts w:ascii="Arial" w:hAnsi="Arial" w:eastAsia="Arial" w:cs="Arial"/>
-                <w:i w:val="false"/>
-                <w:b w:val="false"/>
-                <w:u w:val="none"/>
-                <w:strike w:val="false"/>
-                <w:sz w:val="22"/>
-                <w:szCs w:val="22"/>
-                <w:color w:val="000000"/>
-              </w:rPr>
-            </w:pPr>
-            <w:r>
-              <w:rPr>
-                <w:rFonts w:ascii="Arial" w:hAnsi="Arial" w:eastAsia="Arial" w:cs="Arial"/>
+                <w:rFonts w:ascii="Helvetica" w:hAnsi="Helvetica" w:eastAsia="Helvetica" w:cs="Helvetica"/>
+                <w:i w:val="false"/>
+                <w:b w:val="false"/>
+                <w:u w:val="none"/>
+                <w:strike w:val="false"/>
+                <w:sz w:val="22"/>
+                <w:szCs w:val="22"/>
+                <w:color w:val="000000"/>
+              </w:rPr>
+            </w:pPr>
+            <w:r>
+              <w:rPr>
+                <w:rFonts w:ascii="Helvetica" w:hAnsi="Helvetica" w:eastAsia="Helvetica" w:cs="Helvetica"/>
                 <w:i w:val="false"/>
                 <w:b w:val="false"/>
                 <w:u w:val="none"/>
@@ -1599,6 +1612,7 @@
           </w:tcPr>
           <w:p>
             <w:pPr>
+              <w:pStyle w:val="Normal"/>
               <w:jc w:val="center"/>
               <w:pBdr>
                 <w:bottom w:val="none" w:sz="0" w:space="0" w:color="000000"/>
@@ -1609,19 +1623,19 @@
               <w:spacing w:after="100" w:before="100" w:line="240"/>
               <w:ind w:left="100" w:right="100" w:firstLine="0" w:firstLineChars="0"/>
               <w:rPr>
-                <w:rFonts w:ascii="Arial" w:hAnsi="Arial" w:eastAsia="Arial" w:cs="Arial"/>
-                <w:i w:val="false"/>
-                <w:b w:val="false"/>
-                <w:u w:val="none"/>
-                <w:strike w:val="false"/>
-                <w:sz w:val="22"/>
-                <w:szCs w:val="22"/>
-                <w:color w:val="000000"/>
-              </w:rPr>
-            </w:pPr>
-            <w:r>
-              <w:rPr>
-                <w:rFonts w:ascii="Arial" w:hAnsi="Arial" w:eastAsia="Arial" w:cs="Arial"/>
+                <w:rFonts w:ascii="Helvetica" w:hAnsi="Helvetica" w:eastAsia="Helvetica" w:cs="Helvetica"/>
+                <w:i w:val="false"/>
+                <w:b w:val="false"/>
+                <w:u w:val="none"/>
+                <w:strike w:val="false"/>
+                <w:sz w:val="22"/>
+                <w:szCs w:val="22"/>
+                <w:color w:val="000000"/>
+              </w:rPr>
+            </w:pPr>
+            <w:r>
+              <w:rPr>
+                <w:rFonts w:ascii="Helvetica" w:hAnsi="Helvetica" w:eastAsia="Helvetica" w:cs="Helvetica"/>
                 <w:i w:val="false"/>
                 <w:b w:val="false"/>
                 <w:u w:val="none"/>
@@ -1637,28 +1651,28 @@
       </w:tr>
       <w:tr>
         <w:trPr>
-          <w:trHeight w:val="617" w:hRule="auto"/>
+          <w:trHeight w:val="608" w:hRule="auto"/>
         </w:trPr>
-        body14
-        <w:tc>
-          <w:tcPr>
-            <w:tcBorders>
-              <w:bottom w:val="none" w:sz="0" w:space="0" w:color="000000"/>
-              <w:top w:val="none" w:sz="0" w:space="0" w:color="000000"/>
-              <w:left w:val="none" w:sz="0" w:space="0" w:color="000000"/>
-              <w:right w:val="none" w:sz="0" w:space="0" w:color="000000"/>
-            </w:tcBorders>
-            <w:shd w:val="clear" w:color="auto" w:fill="FFFFFF"/>
-            <w:tcMar>
-              <w:top w:w="0" w:type="dxa"/>
-              <w:bottom w:w="0" w:type="dxa"/>
-              <w:left w:w="0" w:type="dxa"/>
-              <w:right w:w="0" w:type="dxa"/>
-            </w:tcMar>
-            <w:vAlign w:val="top"/>
-          </w:tcPr>
-          <w:p>
-            <w:pPr>
+        <w:tc>
+          <w:tcPr>
+            <w:tcBorders>
+              <w:bottom w:val="none" w:sz="0" w:space="0" w:color="000000"/>
+              <w:top w:val="none" w:sz="0" w:space="0" w:color="000000"/>
+              <w:left w:val="none" w:sz="0" w:space="0" w:color="000000"/>
+              <w:right w:val="none" w:sz="0" w:space="0" w:color="000000"/>
+            </w:tcBorders>
+            <w:shd w:val="clear" w:color="auto" w:fill="FFFFFF"/>
+            <w:tcMar>
+              <w:top w:w="0" w:type="dxa"/>
+              <w:bottom w:w="0" w:type="dxa"/>
+              <w:left w:w="0" w:type="dxa"/>
+              <w:right w:w="0" w:type="dxa"/>
+            </w:tcMar>
+            <w:vAlign w:val="top"/>
+          </w:tcPr>
+          <w:p>
+            <w:pPr>
+              <w:pStyle w:val="Normal"/>
               <w:jc w:val="left"/>
               <w:pBdr>
                 <w:bottom w:val="none" w:sz="0" w:space="0" w:color="000000"/>
@@ -1669,19 +1683,19 @@
               <w:spacing w:after="100" w:before="100" w:line="240"/>
               <w:ind w:left="300" w:right="100" w:firstLine="0" w:firstLineChars="0"/>
               <w:rPr>
-                <w:rFonts w:ascii="Arial" w:hAnsi="Arial" w:eastAsia="Arial" w:cs="Arial"/>
-                <w:i w:val="false"/>
-                <w:b w:val="false"/>
-                <w:u w:val="none"/>
-                <w:strike w:val="false"/>
-                <w:sz w:val="22"/>
-                <w:szCs w:val="22"/>
-                <w:color w:val="000000"/>
-              </w:rPr>
-            </w:pPr>
-            <w:r>
-              <w:rPr>
-                <w:rFonts w:ascii="Arial" w:hAnsi="Arial" w:eastAsia="Arial" w:cs="Arial"/>
+                <w:rFonts w:ascii="Helvetica" w:hAnsi="Helvetica" w:eastAsia="Helvetica" w:cs="Helvetica"/>
+                <w:i w:val="false"/>
+                <w:b w:val="false"/>
+                <w:u w:val="none"/>
+                <w:strike w:val="false"/>
+                <w:sz w:val="22"/>
+                <w:szCs w:val="22"/>
+                <w:color w:val="000000"/>
+              </w:rPr>
+            </w:pPr>
+            <w:r>
+              <w:rPr>
+                <w:rFonts w:ascii="Helvetica" w:hAnsi="Helvetica" w:eastAsia="Helvetica" w:cs="Helvetica"/>
                 <w:i w:val="false"/>
                 <w:b w:val="false"/>
                 <w:u w:val="none"/>
@@ -1713,6 +1727,7 @@
           </w:tcPr>
           <w:p>
             <w:pPr>
+              <w:pStyle w:val="Normal"/>
               <w:jc w:val="center"/>
               <w:pBdr>
                 <w:bottom w:val="none" w:sz="0" w:space="0" w:color="000000"/>
@@ -1723,19 +1738,19 @@
               <w:spacing w:after="100" w:before="100" w:line="240"/>
               <w:ind w:left="100" w:right="100" w:firstLine="0" w:firstLineChars="0"/>
               <w:rPr>
-                <w:rFonts w:ascii="Arial" w:hAnsi="Arial" w:eastAsia="Arial" w:cs="Arial"/>
-                <w:i w:val="false"/>
-                <w:b w:val="false"/>
-                <w:u w:val="none"/>
-                <w:strike w:val="false"/>
-                <w:sz w:val="22"/>
-                <w:szCs w:val="22"/>
-                <w:color w:val="000000"/>
-              </w:rPr>
-            </w:pPr>
-            <w:r>
-              <w:rPr>
-                <w:rFonts w:ascii="Arial" w:hAnsi="Arial" w:eastAsia="Arial" w:cs="Arial"/>
+                <w:rFonts w:ascii="Helvetica" w:hAnsi="Helvetica" w:eastAsia="Helvetica" w:cs="Helvetica"/>
+                <w:i w:val="false"/>
+                <w:b w:val="false"/>
+                <w:u w:val="none"/>
+                <w:strike w:val="false"/>
+                <w:sz w:val="22"/>
+                <w:szCs w:val="22"/>
+                <w:color w:val="000000"/>
+              </w:rPr>
+            </w:pPr>
+            <w:r>
+              <w:rPr>
+                <w:rFonts w:ascii="Helvetica" w:hAnsi="Helvetica" w:eastAsia="Helvetica" w:cs="Helvetica"/>
                 <w:i w:val="false"/>
                 <w:b w:val="false"/>
                 <w:u w:val="none"/>
@@ -1751,28 +1766,28 @@
       </w:tr>
       <w:tr>
         <w:trPr>
-          <w:trHeight w:val="617" w:hRule="auto"/>
+          <w:trHeight w:val="608" w:hRule="auto"/>
         </w:trPr>
-        body15
-        <w:tc>
-          <w:tcPr>
-            <w:tcBorders>
-              <w:bottom w:val="none" w:sz="0" w:space="0" w:color="000000"/>
-              <w:top w:val="none" w:sz="0" w:space="0" w:color="000000"/>
-              <w:left w:val="none" w:sz="0" w:space="0" w:color="000000"/>
-              <w:right w:val="none" w:sz="0" w:space="0" w:color="000000"/>
-            </w:tcBorders>
-            <w:shd w:val="clear" w:color="auto" w:fill="FFFFFF"/>
-            <w:tcMar>
-              <w:top w:w="0" w:type="dxa"/>
-              <w:bottom w:w="0" w:type="dxa"/>
-              <w:left w:w="0" w:type="dxa"/>
-              <w:right w:w="0" w:type="dxa"/>
-            </w:tcMar>
-            <w:vAlign w:val="top"/>
-          </w:tcPr>
-          <w:p>
-            <w:pPr>
+        <w:tc>
+          <w:tcPr>
+            <w:tcBorders>
+              <w:bottom w:val="none" w:sz="0" w:space="0" w:color="000000"/>
+              <w:top w:val="none" w:sz="0" w:space="0" w:color="000000"/>
+              <w:left w:val="none" w:sz="0" w:space="0" w:color="000000"/>
+              <w:right w:val="none" w:sz="0" w:space="0" w:color="000000"/>
+            </w:tcBorders>
+            <w:shd w:val="clear" w:color="auto" w:fill="FFFFFF"/>
+            <w:tcMar>
+              <w:top w:w="0" w:type="dxa"/>
+              <w:bottom w:w="0" w:type="dxa"/>
+              <w:left w:w="0" w:type="dxa"/>
+              <w:right w:w="0" w:type="dxa"/>
+            </w:tcMar>
+            <w:vAlign w:val="top"/>
+          </w:tcPr>
+          <w:p>
+            <w:pPr>
+              <w:pStyle w:val="Normal"/>
               <w:jc w:val="left"/>
               <w:pBdr>
                 <w:bottom w:val="none" w:sz="0" w:space="0" w:color="000000"/>
@@ -1783,7 +1798,7 @@
               <w:spacing w:after="100" w:before="100" w:line="240"/>
               <w:ind w:left="100" w:right="100" w:firstLine="0" w:firstLineChars="0"/>
               <w:rPr>
-                <w:rFonts w:ascii="Arial" w:hAnsi="Arial" w:eastAsia="Arial" w:cs="Arial"/>
+                <w:rFonts w:ascii="Helvetica" w:hAnsi="Helvetica" w:eastAsia="Helvetica" w:cs="Helvetica"/>
                 <w:i w:val="false"/>
                 <w:b w:val="true"/>
                 <w:u w:val="none"/>
@@ -1795,7 +1810,7 @@
             </w:pPr>
             <w:r>
               <w:rPr>
-                <w:rFonts w:ascii="Arial" w:hAnsi="Arial" w:eastAsia="Arial" w:cs="Arial"/>
+                <w:rFonts w:ascii="Helvetica" w:hAnsi="Helvetica" w:eastAsia="Helvetica" w:cs="Helvetica"/>
                 <w:i w:val="false"/>
                 <w:b w:val="true"/>
                 <w:u w:val="none"/>
@@ -1827,6 +1842,7 @@
           </w:tcPr>
           <w:p>
             <w:pPr>
+              <w:pStyle w:val="Normal"/>
               <w:jc w:val="center"/>
               <w:pBdr>
                 <w:bottom w:val="none" w:sz="0" w:space="0" w:color="000000"/>
@@ -1837,19 +1853,19 @@
               <w:spacing w:after="100" w:before="100" w:line="240"/>
               <w:ind w:left="100" w:right="100" w:firstLine="0" w:firstLineChars="0"/>
               <w:rPr>
-                <w:rFonts w:ascii="Arial" w:hAnsi="Arial" w:eastAsia="Arial" w:cs="Arial"/>
-                <w:i w:val="false"/>
-                <w:b w:val="false"/>
-                <w:u w:val="none"/>
-                <w:strike w:val="false"/>
-                <w:sz w:val="22"/>
-                <w:szCs w:val="22"/>
-                <w:color w:val="000000"/>
-              </w:rPr>
-            </w:pPr>
-            <w:r>
-              <w:rPr>
-                <w:rFonts w:ascii="Arial" w:hAnsi="Arial" w:eastAsia="Arial" w:cs="Arial"/>
+                <w:rFonts w:ascii="Helvetica" w:hAnsi="Helvetica" w:eastAsia="Helvetica" w:cs="Helvetica"/>
+                <w:i w:val="false"/>
+                <w:b w:val="false"/>
+                <w:u w:val="none"/>
+                <w:strike w:val="false"/>
+                <w:sz w:val="22"/>
+                <w:szCs w:val="22"/>
+                <w:color w:val="000000"/>
+              </w:rPr>
+            </w:pPr>
+            <w:r>
+              <w:rPr>
+                <w:rFonts w:ascii="Helvetica" w:hAnsi="Helvetica" w:eastAsia="Helvetica" w:cs="Helvetica"/>
                 <w:i w:val="false"/>
                 <w:b w:val="false"/>
                 <w:u w:val="none"/>
@@ -1865,28 +1881,28 @@
       </w:tr>
       <w:tr>
         <w:trPr>
-          <w:trHeight w:val="617" w:hRule="auto"/>
+          <w:trHeight w:val="608" w:hRule="auto"/>
         </w:trPr>
-        body16
-        <w:tc>
-          <w:tcPr>
-            <w:tcBorders>
-              <w:bottom w:val="none" w:sz="0" w:space="0" w:color="000000"/>
-              <w:top w:val="none" w:sz="0" w:space="0" w:color="000000"/>
-              <w:left w:val="none" w:sz="0" w:space="0" w:color="000000"/>
-              <w:right w:val="none" w:sz="0" w:space="0" w:color="000000"/>
-            </w:tcBorders>
-            <w:shd w:val="clear" w:color="auto" w:fill="FFFFFF"/>
-            <w:tcMar>
-              <w:top w:w="0" w:type="dxa"/>
-              <w:bottom w:w="0" w:type="dxa"/>
-              <w:left w:w="0" w:type="dxa"/>
-              <w:right w:w="0" w:type="dxa"/>
-            </w:tcMar>
-            <w:vAlign w:val="top"/>
-          </w:tcPr>
-          <w:p>
-            <w:pPr>
+        <w:tc>
+          <w:tcPr>
+            <w:tcBorders>
+              <w:bottom w:val="none" w:sz="0" w:space="0" w:color="000000"/>
+              <w:top w:val="none" w:sz="0" w:space="0" w:color="000000"/>
+              <w:left w:val="none" w:sz="0" w:space="0" w:color="000000"/>
+              <w:right w:val="none" w:sz="0" w:space="0" w:color="000000"/>
+            </w:tcBorders>
+            <w:shd w:val="clear" w:color="auto" w:fill="FFFFFF"/>
+            <w:tcMar>
+              <w:top w:w="0" w:type="dxa"/>
+              <w:bottom w:w="0" w:type="dxa"/>
+              <w:left w:w="0" w:type="dxa"/>
+              <w:right w:w="0" w:type="dxa"/>
+            </w:tcMar>
+            <w:vAlign w:val="top"/>
+          </w:tcPr>
+          <w:p>
+            <w:pPr>
+              <w:pStyle w:val="Normal"/>
               <w:jc w:val="left"/>
               <w:pBdr>
                 <w:bottom w:val="none" w:sz="0" w:space="0" w:color="000000"/>
@@ -1897,19 +1913,19 @@
               <w:spacing w:after="100" w:before="100" w:line="240"/>
               <w:ind w:left="300" w:right="100" w:firstLine="0" w:firstLineChars="0"/>
               <w:rPr>
-                <w:rFonts w:ascii="Arial" w:hAnsi="Arial" w:eastAsia="Arial" w:cs="Arial"/>
-                <w:i w:val="false"/>
-                <w:b w:val="false"/>
-                <w:u w:val="none"/>
-                <w:strike w:val="false"/>
-                <w:sz w:val="22"/>
-                <w:szCs w:val="22"/>
-                <w:color w:val="000000"/>
-              </w:rPr>
-            </w:pPr>
-            <w:r>
-              <w:rPr>
-                <w:rFonts w:ascii="Arial" w:hAnsi="Arial" w:eastAsia="Arial" w:cs="Arial"/>
+                <w:rFonts w:ascii="Helvetica" w:hAnsi="Helvetica" w:eastAsia="Helvetica" w:cs="Helvetica"/>
+                <w:i w:val="false"/>
+                <w:b w:val="false"/>
+                <w:u w:val="none"/>
+                <w:strike w:val="false"/>
+                <w:sz w:val="22"/>
+                <w:szCs w:val="22"/>
+                <w:color w:val="000000"/>
+              </w:rPr>
+            </w:pPr>
+            <w:r>
+              <w:rPr>
+                <w:rFonts w:ascii="Helvetica" w:hAnsi="Helvetica" w:eastAsia="Helvetica" w:cs="Helvetica"/>
                 <w:i w:val="false"/>
                 <w:b w:val="false"/>
                 <w:u w:val="none"/>
@@ -1941,6 +1957,7 @@
           </w:tcPr>
           <w:p>
             <w:pPr>
+              <w:pStyle w:val="Normal"/>
               <w:jc w:val="center"/>
               <w:pBdr>
                 <w:bottom w:val="none" w:sz="0" w:space="0" w:color="000000"/>
@@ -1951,19 +1968,19 @@
               <w:spacing w:after="100" w:before="100" w:line="240"/>
               <w:ind w:left="100" w:right="100" w:firstLine="0" w:firstLineChars="0"/>
               <w:rPr>
-                <w:rFonts w:ascii="Arial" w:hAnsi="Arial" w:eastAsia="Arial" w:cs="Arial"/>
-                <w:i w:val="false"/>
-                <w:b w:val="false"/>
-                <w:u w:val="none"/>
-                <w:strike w:val="false"/>
-                <w:sz w:val="22"/>
-                <w:szCs w:val="22"/>
-                <w:color w:val="000000"/>
-              </w:rPr>
-            </w:pPr>
-            <w:r>
-              <w:rPr>
-                <w:rFonts w:ascii="Arial" w:hAnsi="Arial" w:eastAsia="Arial" w:cs="Arial"/>
+                <w:rFonts w:ascii="Helvetica" w:hAnsi="Helvetica" w:eastAsia="Helvetica" w:cs="Helvetica"/>
+                <w:i w:val="false"/>
+                <w:b w:val="false"/>
+                <w:u w:val="none"/>
+                <w:strike w:val="false"/>
+                <w:sz w:val="22"/>
+                <w:szCs w:val="22"/>
+                <w:color w:val="000000"/>
+              </w:rPr>
+            </w:pPr>
+            <w:r>
+              <w:rPr>
+                <w:rFonts w:ascii="Helvetica" w:hAnsi="Helvetica" w:eastAsia="Helvetica" w:cs="Helvetica"/>
                 <w:i w:val="false"/>
                 <w:b w:val="false"/>
                 <w:u w:val="none"/>
@@ -1979,28 +1996,28 @@
       </w:tr>
       <w:tr>
         <w:trPr>
-          <w:trHeight w:val="617" w:hRule="auto"/>
+          <w:trHeight w:val="608" w:hRule="auto"/>
         </w:trPr>
-        body17
-        <w:tc>
-          <w:tcPr>
-            <w:tcBorders>
-              <w:bottom w:val="none" w:sz="0" w:space="0" w:color="000000"/>
-              <w:top w:val="none" w:sz="0" w:space="0" w:color="000000"/>
-              <w:left w:val="none" w:sz="0" w:space="0" w:color="000000"/>
-              <w:right w:val="none" w:sz="0" w:space="0" w:color="000000"/>
-            </w:tcBorders>
-            <w:shd w:val="clear" w:color="auto" w:fill="FFFFFF"/>
-            <w:tcMar>
-              <w:top w:w="0" w:type="dxa"/>
-              <w:bottom w:w="0" w:type="dxa"/>
-              <w:left w:w="0" w:type="dxa"/>
-              <w:right w:w="0" w:type="dxa"/>
-            </w:tcMar>
-            <w:vAlign w:val="top"/>
-          </w:tcPr>
-          <w:p>
-            <w:pPr>
+        <w:tc>
+          <w:tcPr>
+            <w:tcBorders>
+              <w:bottom w:val="none" w:sz="0" w:space="0" w:color="000000"/>
+              <w:top w:val="none" w:sz="0" w:space="0" w:color="000000"/>
+              <w:left w:val="none" w:sz="0" w:space="0" w:color="000000"/>
+              <w:right w:val="none" w:sz="0" w:space="0" w:color="000000"/>
+            </w:tcBorders>
+            <w:shd w:val="clear" w:color="auto" w:fill="FFFFFF"/>
+            <w:tcMar>
+              <w:top w:w="0" w:type="dxa"/>
+              <w:bottom w:w="0" w:type="dxa"/>
+              <w:left w:w="0" w:type="dxa"/>
+              <w:right w:w="0" w:type="dxa"/>
+            </w:tcMar>
+            <w:vAlign w:val="top"/>
+          </w:tcPr>
+          <w:p>
+            <w:pPr>
+              <w:pStyle w:val="Normal"/>
               <w:jc w:val="left"/>
               <w:pBdr>
                 <w:bottom w:val="none" w:sz="0" w:space="0" w:color="000000"/>
@@ -2011,19 +2028,19 @@
               <w:spacing w:after="100" w:before="100" w:line="240"/>
               <w:ind w:left="300" w:right="100" w:firstLine="0" w:firstLineChars="0"/>
               <w:rPr>
-                <w:rFonts w:ascii="Arial" w:hAnsi="Arial" w:eastAsia="Arial" w:cs="Arial"/>
-                <w:i w:val="false"/>
-                <w:b w:val="false"/>
-                <w:u w:val="none"/>
-                <w:strike w:val="false"/>
-                <w:sz w:val="22"/>
-                <w:szCs w:val="22"/>
-                <w:color w:val="000000"/>
-              </w:rPr>
-            </w:pPr>
-            <w:r>
-              <w:rPr>
-                <w:rFonts w:ascii="Arial" w:hAnsi="Arial" w:eastAsia="Arial" w:cs="Arial"/>
+                <w:rFonts w:ascii="Helvetica" w:hAnsi="Helvetica" w:eastAsia="Helvetica" w:cs="Helvetica"/>
+                <w:i w:val="false"/>
+                <w:b w:val="false"/>
+                <w:u w:val="none"/>
+                <w:strike w:val="false"/>
+                <w:sz w:val="22"/>
+                <w:szCs w:val="22"/>
+                <w:color w:val="000000"/>
+              </w:rPr>
+            </w:pPr>
+            <w:r>
+              <w:rPr>
+                <w:rFonts w:ascii="Helvetica" w:hAnsi="Helvetica" w:eastAsia="Helvetica" w:cs="Helvetica"/>
                 <w:i w:val="false"/>
                 <w:b w:val="false"/>
                 <w:u w:val="none"/>
@@ -2055,6 +2072,7 @@
           </w:tcPr>
           <w:p>
             <w:pPr>
+              <w:pStyle w:val="Normal"/>
               <w:jc w:val="center"/>
               <w:pBdr>
                 <w:bottom w:val="none" w:sz="0" w:space="0" w:color="000000"/>
@@ -2065,19 +2083,19 @@
               <w:spacing w:after="100" w:before="100" w:line="240"/>
               <w:ind w:left="100" w:right="100" w:firstLine="0" w:firstLineChars="0"/>
               <w:rPr>
-                <w:rFonts w:ascii="Arial" w:hAnsi="Arial" w:eastAsia="Arial" w:cs="Arial"/>
-                <w:i w:val="false"/>
-                <w:b w:val="false"/>
-                <w:u w:val="none"/>
-                <w:strike w:val="false"/>
-                <w:sz w:val="22"/>
-                <w:szCs w:val="22"/>
-                <w:color w:val="000000"/>
-              </w:rPr>
-            </w:pPr>
-            <w:r>
-              <w:rPr>
-                <w:rFonts w:ascii="Arial" w:hAnsi="Arial" w:eastAsia="Arial" w:cs="Arial"/>
+                <w:rFonts w:ascii="Helvetica" w:hAnsi="Helvetica" w:eastAsia="Helvetica" w:cs="Helvetica"/>
+                <w:i w:val="false"/>
+                <w:b w:val="false"/>
+                <w:u w:val="none"/>
+                <w:strike w:val="false"/>
+                <w:sz w:val="22"/>
+                <w:szCs w:val="22"/>
+                <w:color w:val="000000"/>
+              </w:rPr>
+            </w:pPr>
+            <w:r>
+              <w:rPr>
+                <w:rFonts w:ascii="Helvetica" w:hAnsi="Helvetica" w:eastAsia="Helvetica" w:cs="Helvetica"/>
                 <w:i w:val="false"/>
                 <w:b w:val="false"/>
                 <w:u w:val="none"/>
@@ -2093,28 +2111,28 @@
       </w:tr>
       <w:tr>
         <w:trPr>
-          <w:trHeight w:val="617" w:hRule="auto"/>
+          <w:trHeight w:val="608" w:hRule="auto"/>
         </w:trPr>
-        body18
-        <w:tc>
-          <w:tcPr>
-            <w:tcBorders>
-              <w:bottom w:val="none" w:sz="0" w:space="0" w:color="000000"/>
-              <w:top w:val="none" w:sz="0" w:space="0" w:color="000000"/>
-              <w:left w:val="none" w:sz="0" w:space="0" w:color="000000"/>
-              <w:right w:val="none" w:sz="0" w:space="0" w:color="000000"/>
-            </w:tcBorders>
-            <w:shd w:val="clear" w:color="auto" w:fill="FFFFFF"/>
-            <w:tcMar>
-              <w:top w:w="0" w:type="dxa"/>
-              <w:bottom w:w="0" w:type="dxa"/>
-              <w:left w:w="0" w:type="dxa"/>
-              <w:right w:w="0" w:type="dxa"/>
-            </w:tcMar>
-            <w:vAlign w:val="top"/>
-          </w:tcPr>
-          <w:p>
-            <w:pPr>
+        <w:tc>
+          <w:tcPr>
+            <w:tcBorders>
+              <w:bottom w:val="none" w:sz="0" w:space="0" w:color="000000"/>
+              <w:top w:val="none" w:sz="0" w:space="0" w:color="000000"/>
+              <w:left w:val="none" w:sz="0" w:space="0" w:color="000000"/>
+              <w:right w:val="none" w:sz="0" w:space="0" w:color="000000"/>
+            </w:tcBorders>
+            <w:shd w:val="clear" w:color="auto" w:fill="FFFFFF"/>
+            <w:tcMar>
+              <w:top w:w="0" w:type="dxa"/>
+              <w:bottom w:w="0" w:type="dxa"/>
+              <w:left w:w="0" w:type="dxa"/>
+              <w:right w:w="0" w:type="dxa"/>
+            </w:tcMar>
+            <w:vAlign w:val="top"/>
+          </w:tcPr>
+          <w:p>
+            <w:pPr>
+              <w:pStyle w:val="Normal"/>
               <w:jc w:val="left"/>
               <w:pBdr>
                 <w:bottom w:val="none" w:sz="0" w:space="0" w:color="000000"/>
@@ -2125,19 +2143,19 @@
               <w:spacing w:after="100" w:before="100" w:line="240"/>
               <w:ind w:left="300" w:right="100" w:firstLine="0" w:firstLineChars="0"/>
               <w:rPr>
-                <w:rFonts w:ascii="Arial" w:hAnsi="Arial" w:eastAsia="Arial" w:cs="Arial"/>
-                <w:i w:val="false"/>
-                <w:b w:val="false"/>
-                <w:u w:val="none"/>
-                <w:strike w:val="false"/>
-                <w:sz w:val="22"/>
-                <w:szCs w:val="22"/>
-                <w:color w:val="000000"/>
-              </w:rPr>
-            </w:pPr>
-            <w:r>
-              <w:rPr>
-                <w:rFonts w:ascii="Arial" w:hAnsi="Arial" w:eastAsia="Arial" w:cs="Arial"/>
+                <w:rFonts w:ascii="Helvetica" w:hAnsi="Helvetica" w:eastAsia="Helvetica" w:cs="Helvetica"/>
+                <w:i w:val="false"/>
+                <w:b w:val="false"/>
+                <w:u w:val="none"/>
+                <w:strike w:val="false"/>
+                <w:sz w:val="22"/>
+                <w:szCs w:val="22"/>
+                <w:color w:val="000000"/>
+              </w:rPr>
+            </w:pPr>
+            <w:r>
+              <w:rPr>
+                <w:rFonts w:ascii="Helvetica" w:hAnsi="Helvetica" w:eastAsia="Helvetica" w:cs="Helvetica"/>
                 <w:i w:val="false"/>
                 <w:b w:val="false"/>
                 <w:u w:val="none"/>
@@ -2169,6 +2187,7 @@
           </w:tcPr>
           <w:p>
             <w:pPr>
+              <w:pStyle w:val="Normal"/>
               <w:jc w:val="center"/>
               <w:pBdr>
                 <w:bottom w:val="none" w:sz="0" w:space="0" w:color="000000"/>
@@ -2179,19 +2198,19 @@
               <w:spacing w:after="100" w:before="100" w:line="240"/>
               <w:ind w:left="100" w:right="100" w:firstLine="0" w:firstLineChars="0"/>
               <w:rPr>
-                <w:rFonts w:ascii="Arial" w:hAnsi="Arial" w:eastAsia="Arial" w:cs="Arial"/>
-                <w:i w:val="false"/>
-                <w:b w:val="false"/>
-                <w:u w:val="none"/>
-                <w:strike w:val="false"/>
-                <w:sz w:val="22"/>
-                <w:szCs w:val="22"/>
-                <w:color w:val="000000"/>
-              </w:rPr>
-            </w:pPr>
-            <w:r>
-              <w:rPr>
-                <w:rFonts w:ascii="Arial" w:hAnsi="Arial" w:eastAsia="Arial" w:cs="Arial"/>
+                <w:rFonts w:ascii="Helvetica" w:hAnsi="Helvetica" w:eastAsia="Helvetica" w:cs="Helvetica"/>
+                <w:i w:val="false"/>
+                <w:b w:val="false"/>
+                <w:u w:val="none"/>
+                <w:strike w:val="false"/>
+                <w:sz w:val="22"/>
+                <w:szCs w:val="22"/>
+                <w:color w:val="000000"/>
+              </w:rPr>
+            </w:pPr>
+            <w:r>
+              <w:rPr>
+                <w:rFonts w:ascii="Helvetica" w:hAnsi="Helvetica" w:eastAsia="Helvetica" w:cs="Helvetica"/>
                 <w:i w:val="false"/>
                 <w:b w:val="false"/>
                 <w:u w:val="none"/>
@@ -2207,28 +2226,28 @@
       </w:tr>
       <w:tr>
         <w:trPr>
-          <w:trHeight w:val="617" w:hRule="auto"/>
+          <w:trHeight w:val="608" w:hRule="auto"/>
         </w:trPr>
-        body19
-        <w:tc>
-          <w:tcPr>
-            <w:tcBorders>
-              <w:bottom w:val="none" w:sz="0" w:space="0" w:color="000000"/>
-              <w:top w:val="none" w:sz="0" w:space="0" w:color="000000"/>
-              <w:left w:val="none" w:sz="0" w:space="0" w:color="000000"/>
-              <w:right w:val="none" w:sz="0" w:space="0" w:color="000000"/>
-            </w:tcBorders>
-            <w:shd w:val="clear" w:color="auto" w:fill="FFFFFF"/>
-            <w:tcMar>
-              <w:top w:w="0" w:type="dxa"/>
-              <w:bottom w:w="0" w:type="dxa"/>
-              <w:left w:w="0" w:type="dxa"/>
-              <w:right w:w="0" w:type="dxa"/>
-            </w:tcMar>
-            <w:vAlign w:val="top"/>
-          </w:tcPr>
-          <w:p>
-            <w:pPr>
+        <w:tc>
+          <w:tcPr>
+            <w:tcBorders>
+              <w:bottom w:val="none" w:sz="0" w:space="0" w:color="000000"/>
+              <w:top w:val="none" w:sz="0" w:space="0" w:color="000000"/>
+              <w:left w:val="none" w:sz="0" w:space="0" w:color="000000"/>
+              <w:right w:val="none" w:sz="0" w:space="0" w:color="000000"/>
+            </w:tcBorders>
+            <w:shd w:val="clear" w:color="auto" w:fill="FFFFFF"/>
+            <w:tcMar>
+              <w:top w:w="0" w:type="dxa"/>
+              <w:bottom w:w="0" w:type="dxa"/>
+              <w:left w:w="0" w:type="dxa"/>
+              <w:right w:w="0" w:type="dxa"/>
+            </w:tcMar>
+            <w:vAlign w:val="top"/>
+          </w:tcPr>
+          <w:p>
+            <w:pPr>
+              <w:pStyle w:val="Normal"/>
               <w:jc w:val="left"/>
               <w:pBdr>
                 <w:bottom w:val="none" w:sz="0" w:space="0" w:color="000000"/>
@@ -2239,19 +2258,19 @@
               <w:spacing w:after="100" w:before="100" w:line="240"/>
               <w:ind w:left="300" w:right="100" w:firstLine="0" w:firstLineChars="0"/>
               <w:rPr>
-                <w:rFonts w:ascii="Arial" w:hAnsi="Arial" w:eastAsia="Arial" w:cs="Arial"/>
-                <w:i w:val="false"/>
-                <w:b w:val="false"/>
-                <w:u w:val="none"/>
-                <w:strike w:val="false"/>
-                <w:sz w:val="22"/>
-                <w:szCs w:val="22"/>
-                <w:color w:val="000000"/>
-              </w:rPr>
-            </w:pPr>
-            <w:r>
-              <w:rPr>
-                <w:rFonts w:ascii="Arial" w:hAnsi="Arial" w:eastAsia="Arial" w:cs="Arial"/>
+                <w:rFonts w:ascii="Helvetica" w:hAnsi="Helvetica" w:eastAsia="Helvetica" w:cs="Helvetica"/>
+                <w:i w:val="false"/>
+                <w:b w:val="false"/>
+                <w:u w:val="none"/>
+                <w:strike w:val="false"/>
+                <w:sz w:val="22"/>
+                <w:szCs w:val="22"/>
+                <w:color w:val="000000"/>
+              </w:rPr>
+            </w:pPr>
+            <w:r>
+              <w:rPr>
+                <w:rFonts w:ascii="Helvetica" w:hAnsi="Helvetica" w:eastAsia="Helvetica" w:cs="Helvetica"/>
                 <w:i w:val="false"/>
                 <w:b w:val="false"/>
                 <w:u w:val="none"/>
@@ -2283,6 +2302,7 @@
           </w:tcPr>
           <w:p>
             <w:pPr>
+              <w:pStyle w:val="Normal"/>
               <w:jc w:val="center"/>
               <w:pBdr>
                 <w:bottom w:val="none" w:sz="0" w:space="0" w:color="000000"/>
@@ -2293,19 +2313,19 @@
               <w:spacing w:after="100" w:before="100" w:line="240"/>
               <w:ind w:left="100" w:right="100" w:firstLine="0" w:firstLineChars="0"/>
               <w:rPr>
-                <w:rFonts w:ascii="Arial" w:hAnsi="Arial" w:eastAsia="Arial" w:cs="Arial"/>
-                <w:i w:val="false"/>
-                <w:b w:val="false"/>
-                <w:u w:val="none"/>
-                <w:strike w:val="false"/>
-                <w:sz w:val="22"/>
-                <w:szCs w:val="22"/>
-                <w:color w:val="000000"/>
-              </w:rPr>
-            </w:pPr>
-            <w:r>
-              <w:rPr>
-                <w:rFonts w:ascii="Arial" w:hAnsi="Arial" w:eastAsia="Arial" w:cs="Arial"/>
+                <w:rFonts w:ascii="Helvetica" w:hAnsi="Helvetica" w:eastAsia="Helvetica" w:cs="Helvetica"/>
+                <w:i w:val="false"/>
+                <w:b w:val="false"/>
+                <w:u w:val="none"/>
+                <w:strike w:val="false"/>
+                <w:sz w:val="22"/>
+                <w:szCs w:val="22"/>
+                <w:color w:val="000000"/>
+              </w:rPr>
+            </w:pPr>
+            <w:r>
+              <w:rPr>
+                <w:rFonts w:ascii="Helvetica" w:hAnsi="Helvetica" w:eastAsia="Helvetica" w:cs="Helvetica"/>
                 <w:i w:val="false"/>
                 <w:b w:val="false"/>
                 <w:u w:val="none"/>
@@ -2321,28 +2341,28 @@
       </w:tr>
       <w:tr>
         <w:trPr>
-          <w:trHeight w:val="617" w:hRule="auto"/>
+          <w:trHeight w:val="608" w:hRule="auto"/>
         </w:trPr>
-        body20
-        <w:tc>
-          <w:tcPr>
-            <w:tcBorders>
-              <w:bottom w:val="none" w:sz="0" w:space="0" w:color="000000"/>
-              <w:top w:val="none" w:sz="0" w:space="0" w:color="000000"/>
-              <w:left w:val="none" w:sz="0" w:space="0" w:color="000000"/>
-              <w:right w:val="none" w:sz="0" w:space="0" w:color="000000"/>
-            </w:tcBorders>
-            <w:shd w:val="clear" w:color="auto" w:fill="FFFFFF"/>
-            <w:tcMar>
-              <w:top w:w="0" w:type="dxa"/>
-              <w:bottom w:w="0" w:type="dxa"/>
-              <w:left w:w="0" w:type="dxa"/>
-              <w:right w:w="0" w:type="dxa"/>
-            </w:tcMar>
-            <w:vAlign w:val="top"/>
-          </w:tcPr>
-          <w:p>
-            <w:pPr>
+        <w:tc>
+          <w:tcPr>
+            <w:tcBorders>
+              <w:bottom w:val="none" w:sz="0" w:space="0" w:color="000000"/>
+              <w:top w:val="none" w:sz="0" w:space="0" w:color="000000"/>
+              <w:left w:val="none" w:sz="0" w:space="0" w:color="000000"/>
+              <w:right w:val="none" w:sz="0" w:space="0" w:color="000000"/>
+            </w:tcBorders>
+            <w:shd w:val="clear" w:color="auto" w:fill="FFFFFF"/>
+            <w:tcMar>
+              <w:top w:w="0" w:type="dxa"/>
+              <w:bottom w:w="0" w:type="dxa"/>
+              <w:left w:w="0" w:type="dxa"/>
+              <w:right w:w="0" w:type="dxa"/>
+            </w:tcMar>
+            <w:vAlign w:val="top"/>
+          </w:tcPr>
+          <w:p>
+            <w:pPr>
+              <w:pStyle w:val="Normal"/>
               <w:jc w:val="left"/>
               <w:pBdr>
                 <w:bottom w:val="none" w:sz="0" w:space="0" w:color="000000"/>
@@ -2353,7 +2373,7 @@
               <w:spacing w:after="100" w:before="100" w:line="240"/>
               <w:ind w:left="100" w:right="100" w:firstLine="0" w:firstLineChars="0"/>
               <w:rPr>
-                <w:rFonts w:ascii="Arial" w:hAnsi="Arial" w:eastAsia="Arial" w:cs="Arial"/>
+                <w:rFonts w:ascii="Helvetica" w:hAnsi="Helvetica" w:eastAsia="Helvetica" w:cs="Helvetica"/>
                 <w:i w:val="false"/>
                 <w:b w:val="true"/>
                 <w:u w:val="none"/>
@@ -2365,7 +2385,7 @@
             </w:pPr>
             <w:r>
               <w:rPr>
-                <w:rFonts w:ascii="Arial" w:hAnsi="Arial" w:eastAsia="Arial" w:cs="Arial"/>
+                <w:rFonts w:ascii="Helvetica" w:hAnsi="Helvetica" w:eastAsia="Helvetica" w:cs="Helvetica"/>
                 <w:i w:val="false"/>
                 <w:b w:val="true"/>
                 <w:u w:val="none"/>
@@ -2397,6 +2417,7 @@
           </w:tcPr>
           <w:p>
             <w:pPr>
+              <w:pStyle w:val="Normal"/>
               <w:jc w:val="center"/>
               <w:pBdr>
                 <w:bottom w:val="none" w:sz="0" w:space="0" w:color="000000"/>
@@ -2407,19 +2428,19 @@
               <w:spacing w:after="100" w:before="100" w:line="240"/>
               <w:ind w:left="100" w:right="100" w:firstLine="0" w:firstLineChars="0"/>
               <w:rPr>
-                <w:rFonts w:ascii="Arial" w:hAnsi="Arial" w:eastAsia="Arial" w:cs="Arial"/>
-                <w:i w:val="false"/>
-                <w:b w:val="false"/>
-                <w:u w:val="none"/>
-                <w:strike w:val="false"/>
-                <w:sz w:val="22"/>
-                <w:szCs w:val="22"/>
-                <w:color w:val="000000"/>
-              </w:rPr>
-            </w:pPr>
-            <w:r>
-              <w:rPr>
-                <w:rFonts w:ascii="Arial" w:hAnsi="Arial" w:eastAsia="Arial" w:cs="Arial"/>
+                <w:rFonts w:ascii="Helvetica" w:hAnsi="Helvetica" w:eastAsia="Helvetica" w:cs="Helvetica"/>
+                <w:i w:val="false"/>
+                <w:b w:val="false"/>
+                <w:u w:val="none"/>
+                <w:strike w:val="false"/>
+                <w:sz w:val="22"/>
+                <w:szCs w:val="22"/>
+                <w:color w:val="000000"/>
+              </w:rPr>
+            </w:pPr>
+            <w:r>
+              <w:rPr>
+                <w:rFonts w:ascii="Helvetica" w:hAnsi="Helvetica" w:eastAsia="Helvetica" w:cs="Helvetica"/>
                 <w:i w:val="false"/>
                 <w:b w:val="false"/>
                 <w:u w:val="none"/>
@@ -2435,28 +2456,28 @@
       </w:tr>
       <w:tr>
         <w:trPr>
-          <w:trHeight w:val="617" w:hRule="auto"/>
+          <w:trHeight w:val="608" w:hRule="auto"/>
         </w:trPr>
-        body21
-        <w:tc>
-          <w:tcPr>
-            <w:tcBorders>
-              <w:bottom w:val="none" w:sz="0" w:space="0" w:color="000000"/>
-              <w:top w:val="none" w:sz="0" w:space="0" w:color="000000"/>
-              <w:left w:val="none" w:sz="0" w:space="0" w:color="000000"/>
-              <w:right w:val="none" w:sz="0" w:space="0" w:color="000000"/>
-            </w:tcBorders>
-            <w:shd w:val="clear" w:color="auto" w:fill="FFFFFF"/>
-            <w:tcMar>
-              <w:top w:w="0" w:type="dxa"/>
-              <w:bottom w:w="0" w:type="dxa"/>
-              <w:left w:w="0" w:type="dxa"/>
-              <w:right w:w="0" w:type="dxa"/>
-            </w:tcMar>
-            <w:vAlign w:val="top"/>
-          </w:tcPr>
-          <w:p>
-            <w:pPr>
+        <w:tc>
+          <w:tcPr>
+            <w:tcBorders>
+              <w:bottom w:val="none" w:sz="0" w:space="0" w:color="000000"/>
+              <w:top w:val="none" w:sz="0" w:space="0" w:color="000000"/>
+              <w:left w:val="none" w:sz="0" w:space="0" w:color="000000"/>
+              <w:right w:val="none" w:sz="0" w:space="0" w:color="000000"/>
+            </w:tcBorders>
+            <w:shd w:val="clear" w:color="auto" w:fill="FFFFFF"/>
+            <w:tcMar>
+              <w:top w:w="0" w:type="dxa"/>
+              <w:bottom w:w="0" w:type="dxa"/>
+              <w:left w:w="0" w:type="dxa"/>
+              <w:right w:w="0" w:type="dxa"/>
+            </w:tcMar>
+            <w:vAlign w:val="top"/>
+          </w:tcPr>
+          <w:p>
+            <w:pPr>
+              <w:pStyle w:val="Normal"/>
               <w:jc w:val="left"/>
               <w:pBdr>
                 <w:bottom w:val="none" w:sz="0" w:space="0" w:color="000000"/>
@@ -2467,19 +2488,19 @@
               <w:spacing w:after="100" w:before="100" w:line="240"/>
               <w:ind w:left="300" w:right="100" w:firstLine="0" w:firstLineChars="0"/>
               <w:rPr>
-                <w:rFonts w:ascii="Arial" w:hAnsi="Arial" w:eastAsia="Arial" w:cs="Arial"/>
-                <w:i w:val="false"/>
-                <w:b w:val="false"/>
-                <w:u w:val="none"/>
-                <w:strike w:val="false"/>
-                <w:sz w:val="22"/>
-                <w:szCs w:val="22"/>
-                <w:color w:val="000000"/>
-              </w:rPr>
-            </w:pPr>
-            <w:r>
-              <w:rPr>
-                <w:rFonts w:ascii="Arial" w:hAnsi="Arial" w:eastAsia="Arial" w:cs="Arial"/>
+                <w:rFonts w:ascii="Helvetica" w:hAnsi="Helvetica" w:eastAsia="Helvetica" w:cs="Helvetica"/>
+                <w:i w:val="false"/>
+                <w:b w:val="false"/>
+                <w:u w:val="none"/>
+                <w:strike w:val="false"/>
+                <w:sz w:val="22"/>
+                <w:szCs w:val="22"/>
+                <w:color w:val="000000"/>
+              </w:rPr>
+            </w:pPr>
+            <w:r>
+              <w:rPr>
+                <w:rFonts w:ascii="Helvetica" w:hAnsi="Helvetica" w:eastAsia="Helvetica" w:cs="Helvetica"/>
                 <w:i w:val="false"/>
                 <w:b w:val="false"/>
                 <w:u w:val="none"/>
@@ -2511,6 +2532,7 @@
           </w:tcPr>
           <w:p>
             <w:pPr>
+              <w:pStyle w:val="Normal"/>
               <w:jc w:val="center"/>
               <w:pBdr>
                 <w:bottom w:val="none" w:sz="0" w:space="0" w:color="000000"/>
@@ -2521,19 +2543,19 @@
               <w:spacing w:after="100" w:before="100" w:line="240"/>
               <w:ind w:left="100" w:right="100" w:firstLine="0" w:firstLineChars="0"/>
               <w:rPr>
-                <w:rFonts w:ascii="Arial" w:hAnsi="Arial" w:eastAsia="Arial" w:cs="Arial"/>
-                <w:i w:val="false"/>
-                <w:b w:val="false"/>
-                <w:u w:val="none"/>
-                <w:strike w:val="false"/>
-                <w:sz w:val="22"/>
-                <w:szCs w:val="22"/>
-                <w:color w:val="000000"/>
-              </w:rPr>
-            </w:pPr>
-            <w:r>
-              <w:rPr>
-                <w:rFonts w:ascii="Arial" w:hAnsi="Arial" w:eastAsia="Arial" w:cs="Arial"/>
+                <w:rFonts w:ascii="Helvetica" w:hAnsi="Helvetica" w:eastAsia="Helvetica" w:cs="Helvetica"/>
+                <w:i w:val="false"/>
+                <w:b w:val="false"/>
+                <w:u w:val="none"/>
+                <w:strike w:val="false"/>
+                <w:sz w:val="22"/>
+                <w:szCs w:val="22"/>
+                <w:color w:val="000000"/>
+              </w:rPr>
+            </w:pPr>
+            <w:r>
+              <w:rPr>
+                <w:rFonts w:ascii="Helvetica" w:hAnsi="Helvetica" w:eastAsia="Helvetica" w:cs="Helvetica"/>
                 <w:i w:val="false"/>
                 <w:b w:val="false"/>
                 <w:u w:val="none"/>
@@ -2549,28 +2571,28 @@
       </w:tr>
       <w:tr>
         <w:trPr>
-          <w:trHeight w:val="617" w:hRule="auto"/>
+          <w:trHeight w:val="608" w:hRule="auto"/>
         </w:trPr>
-        body22
-        <w:tc>
-          <w:tcPr>
-            <w:tcBorders>
-              <w:bottom w:val="none" w:sz="0" w:space="0" w:color="000000"/>
-              <w:top w:val="none" w:sz="0" w:space="0" w:color="000000"/>
-              <w:left w:val="none" w:sz="0" w:space="0" w:color="000000"/>
-              <w:right w:val="none" w:sz="0" w:space="0" w:color="000000"/>
-            </w:tcBorders>
-            <w:shd w:val="clear" w:color="auto" w:fill="FFFFFF"/>
-            <w:tcMar>
-              <w:top w:w="0" w:type="dxa"/>
-              <w:bottom w:w="0" w:type="dxa"/>
-              <w:left w:w="0" w:type="dxa"/>
-              <w:right w:w="0" w:type="dxa"/>
-            </w:tcMar>
-            <w:vAlign w:val="top"/>
-          </w:tcPr>
-          <w:p>
-            <w:pPr>
+        <w:tc>
+          <w:tcPr>
+            <w:tcBorders>
+              <w:bottom w:val="none" w:sz="0" w:space="0" w:color="000000"/>
+              <w:top w:val="none" w:sz="0" w:space="0" w:color="000000"/>
+              <w:left w:val="none" w:sz="0" w:space="0" w:color="000000"/>
+              <w:right w:val="none" w:sz="0" w:space="0" w:color="000000"/>
+            </w:tcBorders>
+            <w:shd w:val="clear" w:color="auto" w:fill="FFFFFF"/>
+            <w:tcMar>
+              <w:top w:w="0" w:type="dxa"/>
+              <w:bottom w:w="0" w:type="dxa"/>
+              <w:left w:w="0" w:type="dxa"/>
+              <w:right w:w="0" w:type="dxa"/>
+            </w:tcMar>
+            <w:vAlign w:val="top"/>
+          </w:tcPr>
+          <w:p>
+            <w:pPr>
+              <w:pStyle w:val="Normal"/>
               <w:jc w:val="left"/>
               <w:pBdr>
                 <w:bottom w:val="none" w:sz="0" w:space="0" w:color="000000"/>
@@ -2581,7 +2603,7 @@
               <w:spacing w:after="100" w:before="100" w:line="240"/>
               <w:ind w:left="100" w:right="100" w:firstLine="0" w:firstLineChars="0"/>
               <w:rPr>
-                <w:rFonts w:ascii="Arial" w:hAnsi="Arial" w:eastAsia="Arial" w:cs="Arial"/>
+                <w:rFonts w:ascii="Helvetica" w:hAnsi="Helvetica" w:eastAsia="Helvetica" w:cs="Helvetica"/>
                 <w:i w:val="false"/>
                 <w:b w:val="true"/>
                 <w:u w:val="none"/>
@@ -2593,7 +2615,7 @@
             </w:pPr>
             <w:r>
               <w:rPr>
-                <w:rFonts w:ascii="Arial" w:hAnsi="Arial" w:eastAsia="Arial" w:cs="Arial"/>
+                <w:rFonts w:ascii="Helvetica" w:hAnsi="Helvetica" w:eastAsia="Helvetica" w:cs="Helvetica"/>
                 <w:i w:val="false"/>
                 <w:b w:val="true"/>
                 <w:u w:val="none"/>
@@ -2625,6 +2647,7 @@
           </w:tcPr>
           <w:p>
             <w:pPr>
+              <w:pStyle w:val="Normal"/>
               <w:jc w:val="center"/>
               <w:pBdr>
                 <w:bottom w:val="none" w:sz="0" w:space="0" w:color="000000"/>
@@ -2635,19 +2658,19 @@
               <w:spacing w:after="100" w:before="100" w:line="240"/>
               <w:ind w:left="100" w:right="100" w:firstLine="0" w:firstLineChars="0"/>
               <w:rPr>
-                <w:rFonts w:ascii="Arial" w:hAnsi="Arial" w:eastAsia="Arial" w:cs="Arial"/>
-                <w:i w:val="false"/>
-                <w:b w:val="false"/>
-                <w:u w:val="none"/>
-                <w:strike w:val="false"/>
-                <w:sz w:val="22"/>
-                <w:szCs w:val="22"/>
-                <w:color w:val="000000"/>
-              </w:rPr>
-            </w:pPr>
-            <w:r>
-              <w:rPr>
-                <w:rFonts w:ascii="Arial" w:hAnsi="Arial" w:eastAsia="Arial" w:cs="Arial"/>
+                <w:rFonts w:ascii="Helvetica" w:hAnsi="Helvetica" w:eastAsia="Helvetica" w:cs="Helvetica"/>
+                <w:i w:val="false"/>
+                <w:b w:val="false"/>
+                <w:u w:val="none"/>
+                <w:strike w:val="false"/>
+                <w:sz w:val="22"/>
+                <w:szCs w:val="22"/>
+                <w:color w:val="000000"/>
+              </w:rPr>
+            </w:pPr>
+            <w:r>
+              <w:rPr>
+                <w:rFonts w:ascii="Helvetica" w:hAnsi="Helvetica" w:eastAsia="Helvetica" w:cs="Helvetica"/>
                 <w:i w:val="false"/>
                 <w:b w:val="false"/>
                 <w:u w:val="none"/>
@@ -2663,28 +2686,28 @@
       </w:tr>
       <w:tr>
         <w:trPr>
-          <w:trHeight w:val="617" w:hRule="auto"/>
+          <w:trHeight w:val="608" w:hRule="auto"/>
         </w:trPr>
-        body23
-        <w:tc>
-          <w:tcPr>
-            <w:tcBorders>
-              <w:bottom w:val="none" w:sz="0" w:space="0" w:color="000000"/>
-              <w:top w:val="none" w:sz="0" w:space="0" w:color="000000"/>
-              <w:left w:val="none" w:sz="0" w:space="0" w:color="000000"/>
-              <w:right w:val="none" w:sz="0" w:space="0" w:color="000000"/>
-            </w:tcBorders>
-            <w:shd w:val="clear" w:color="auto" w:fill="FFFFFF"/>
-            <w:tcMar>
-              <w:top w:w="0" w:type="dxa"/>
-              <w:bottom w:w="0" w:type="dxa"/>
-              <w:left w:w="0" w:type="dxa"/>
-              <w:right w:w="0" w:type="dxa"/>
-            </w:tcMar>
-            <w:vAlign w:val="top"/>
-          </w:tcPr>
-          <w:p>
-            <w:pPr>
+        <w:tc>
+          <w:tcPr>
+            <w:tcBorders>
+              <w:bottom w:val="none" w:sz="0" w:space="0" w:color="000000"/>
+              <w:top w:val="none" w:sz="0" w:space="0" w:color="000000"/>
+              <w:left w:val="none" w:sz="0" w:space="0" w:color="000000"/>
+              <w:right w:val="none" w:sz="0" w:space="0" w:color="000000"/>
+            </w:tcBorders>
+            <w:shd w:val="clear" w:color="auto" w:fill="FFFFFF"/>
+            <w:tcMar>
+              <w:top w:w="0" w:type="dxa"/>
+              <w:bottom w:w="0" w:type="dxa"/>
+              <w:left w:w="0" w:type="dxa"/>
+              <w:right w:w="0" w:type="dxa"/>
+            </w:tcMar>
+            <w:vAlign w:val="top"/>
+          </w:tcPr>
+          <w:p>
+            <w:pPr>
+              <w:pStyle w:val="Normal"/>
               <w:jc w:val="left"/>
               <w:pBdr>
                 <w:bottom w:val="none" w:sz="0" w:space="0" w:color="000000"/>
@@ -2695,19 +2718,19 @@
               <w:spacing w:after="100" w:before="100" w:line="240"/>
               <w:ind w:left="300" w:right="100" w:firstLine="0" w:firstLineChars="0"/>
               <w:rPr>
-                <w:rFonts w:ascii="Arial" w:hAnsi="Arial" w:eastAsia="Arial" w:cs="Arial"/>
-                <w:i w:val="false"/>
-                <w:b w:val="false"/>
-                <w:u w:val="none"/>
-                <w:strike w:val="false"/>
-                <w:sz w:val="22"/>
-                <w:szCs w:val="22"/>
-                <w:color w:val="000000"/>
-              </w:rPr>
-            </w:pPr>
-            <w:r>
-              <w:rPr>
-                <w:rFonts w:ascii="Arial" w:hAnsi="Arial" w:eastAsia="Arial" w:cs="Arial"/>
+                <w:rFonts w:ascii="Helvetica" w:hAnsi="Helvetica" w:eastAsia="Helvetica" w:cs="Helvetica"/>
+                <w:i w:val="false"/>
+                <w:b w:val="false"/>
+                <w:u w:val="none"/>
+                <w:strike w:val="false"/>
+                <w:sz w:val="22"/>
+                <w:szCs w:val="22"/>
+                <w:color w:val="000000"/>
+              </w:rPr>
+            </w:pPr>
+            <w:r>
+              <w:rPr>
+                <w:rFonts w:ascii="Helvetica" w:hAnsi="Helvetica" w:eastAsia="Helvetica" w:cs="Helvetica"/>
                 <w:i w:val="false"/>
                 <w:b w:val="false"/>
                 <w:u w:val="none"/>
@@ -2739,6 +2762,7 @@
           </w:tcPr>
           <w:p>
             <w:pPr>
+              <w:pStyle w:val="Normal"/>
               <w:jc w:val="center"/>
               <w:pBdr>
                 <w:bottom w:val="none" w:sz="0" w:space="0" w:color="000000"/>
@@ -2749,19 +2773,19 @@
               <w:spacing w:after="100" w:before="100" w:line="240"/>
               <w:ind w:left="100" w:right="100" w:firstLine="0" w:firstLineChars="0"/>
               <w:rPr>
-                <w:rFonts w:ascii="Arial" w:hAnsi="Arial" w:eastAsia="Arial" w:cs="Arial"/>
-                <w:i w:val="false"/>
-                <w:b w:val="false"/>
-                <w:u w:val="none"/>
-                <w:strike w:val="false"/>
-                <w:sz w:val="22"/>
-                <w:szCs w:val="22"/>
-                <w:color w:val="000000"/>
-              </w:rPr>
-            </w:pPr>
-            <w:r>
-              <w:rPr>
-                <w:rFonts w:ascii="Arial" w:hAnsi="Arial" w:eastAsia="Arial" w:cs="Arial"/>
+                <w:rFonts w:ascii="Helvetica" w:hAnsi="Helvetica" w:eastAsia="Helvetica" w:cs="Helvetica"/>
+                <w:i w:val="false"/>
+                <w:b w:val="false"/>
+                <w:u w:val="none"/>
+                <w:strike w:val="false"/>
+                <w:sz w:val="22"/>
+                <w:szCs w:val="22"/>
+                <w:color w:val="000000"/>
+              </w:rPr>
+            </w:pPr>
+            <w:r>
+              <w:rPr>
+                <w:rFonts w:ascii="Helvetica" w:hAnsi="Helvetica" w:eastAsia="Helvetica" w:cs="Helvetica"/>
                 <w:i w:val="false"/>
                 <w:b w:val="false"/>
                 <w:u w:val="none"/>
@@ -2777,28 +2801,28 @@
       </w:tr>
       <w:tr>
         <w:trPr>
-          <w:trHeight w:val="617" w:hRule="auto"/>
+          <w:trHeight w:val="608" w:hRule="auto"/>
         </w:trPr>
-        body24
-        <w:tc>
-          <w:tcPr>
-            <w:tcBorders>
-              <w:bottom w:val="none" w:sz="0" w:space="0" w:color="000000"/>
-              <w:top w:val="none" w:sz="0" w:space="0" w:color="000000"/>
-              <w:left w:val="none" w:sz="0" w:space="0" w:color="000000"/>
-              <w:right w:val="none" w:sz="0" w:space="0" w:color="000000"/>
-            </w:tcBorders>
-            <w:shd w:val="clear" w:color="auto" w:fill="FFFFFF"/>
-            <w:tcMar>
-              <w:top w:w="0" w:type="dxa"/>
-              <w:bottom w:w="0" w:type="dxa"/>
-              <w:left w:w="0" w:type="dxa"/>
-              <w:right w:w="0" w:type="dxa"/>
-            </w:tcMar>
-            <w:vAlign w:val="top"/>
-          </w:tcPr>
-          <w:p>
-            <w:pPr>
+        <w:tc>
+          <w:tcPr>
+            <w:tcBorders>
+              <w:bottom w:val="none" w:sz="0" w:space="0" w:color="000000"/>
+              <w:top w:val="none" w:sz="0" w:space="0" w:color="000000"/>
+              <w:left w:val="none" w:sz="0" w:space="0" w:color="000000"/>
+              <w:right w:val="none" w:sz="0" w:space="0" w:color="000000"/>
+            </w:tcBorders>
+            <w:shd w:val="clear" w:color="auto" w:fill="FFFFFF"/>
+            <w:tcMar>
+              <w:top w:w="0" w:type="dxa"/>
+              <w:bottom w:w="0" w:type="dxa"/>
+              <w:left w:w="0" w:type="dxa"/>
+              <w:right w:w="0" w:type="dxa"/>
+            </w:tcMar>
+            <w:vAlign w:val="top"/>
+          </w:tcPr>
+          <w:p>
+            <w:pPr>
+              <w:pStyle w:val="Normal"/>
               <w:jc w:val="left"/>
               <w:pBdr>
                 <w:bottom w:val="none" w:sz="0" w:space="0" w:color="000000"/>
@@ -2809,7 +2833,7 @@
               <w:spacing w:after="100" w:before="100" w:line="240"/>
               <w:ind w:left="100" w:right="100" w:firstLine="0" w:firstLineChars="0"/>
               <w:rPr>
-                <w:rFonts w:ascii="Arial" w:hAnsi="Arial" w:eastAsia="Arial" w:cs="Arial"/>
+                <w:rFonts w:ascii="Helvetica" w:hAnsi="Helvetica" w:eastAsia="Helvetica" w:cs="Helvetica"/>
                 <w:i w:val="false"/>
                 <w:b w:val="true"/>
                 <w:u w:val="none"/>
@@ -2821,7 +2845,7 @@
             </w:pPr>
             <w:r>
               <w:rPr>
-                <w:rFonts w:ascii="Arial" w:hAnsi="Arial" w:eastAsia="Arial" w:cs="Arial"/>
+                <w:rFonts w:ascii="Helvetica" w:hAnsi="Helvetica" w:eastAsia="Helvetica" w:cs="Helvetica"/>
                 <w:i w:val="false"/>
                 <w:b w:val="true"/>
                 <w:u w:val="none"/>
@@ -2853,6 +2877,7 @@
           </w:tcPr>
           <w:p>
             <w:pPr>
+              <w:pStyle w:val="Normal"/>
               <w:jc w:val="center"/>
               <w:pBdr>
                 <w:bottom w:val="none" w:sz="0" w:space="0" w:color="000000"/>
@@ -2863,19 +2888,19 @@
               <w:spacing w:after="100" w:before="100" w:line="240"/>
               <w:ind w:left="100" w:right="100" w:firstLine="0" w:firstLineChars="0"/>
               <w:rPr>
-                <w:rFonts w:ascii="Arial" w:hAnsi="Arial" w:eastAsia="Arial" w:cs="Arial"/>
-                <w:i w:val="false"/>
-                <w:b w:val="false"/>
-                <w:u w:val="none"/>
-                <w:strike w:val="false"/>
-                <w:sz w:val="22"/>
-                <w:szCs w:val="22"/>
-                <w:color w:val="000000"/>
-              </w:rPr>
-            </w:pPr>
-            <w:r>
-              <w:rPr>
-                <w:rFonts w:ascii="Arial" w:hAnsi="Arial" w:eastAsia="Arial" w:cs="Arial"/>
+                <w:rFonts w:ascii="Helvetica" w:hAnsi="Helvetica" w:eastAsia="Helvetica" w:cs="Helvetica"/>
+                <w:i w:val="false"/>
+                <w:b w:val="false"/>
+                <w:u w:val="none"/>
+                <w:strike w:val="false"/>
+                <w:sz w:val="22"/>
+                <w:szCs w:val="22"/>
+                <w:color w:val="000000"/>
+              </w:rPr>
+            </w:pPr>
+            <w:r>
+              <w:rPr>
+                <w:rFonts w:ascii="Helvetica" w:hAnsi="Helvetica" w:eastAsia="Helvetica" w:cs="Helvetica"/>
                 <w:i w:val="false"/>
                 <w:b w:val="false"/>
                 <w:u w:val="none"/>
@@ -2891,28 +2916,28 @@
       </w:tr>
       <w:tr>
         <w:trPr>
-          <w:trHeight w:val="617" w:hRule="auto"/>
+          <w:trHeight w:val="608" w:hRule="auto"/>
         </w:trPr>
-        body25
-        <w:tc>
-          <w:tcPr>
-            <w:tcBorders>
-              <w:bottom w:val="none" w:sz="0" w:space="0" w:color="000000"/>
-              <w:top w:val="none" w:sz="0" w:space="0" w:color="000000"/>
-              <w:left w:val="none" w:sz="0" w:space="0" w:color="000000"/>
-              <w:right w:val="none" w:sz="0" w:space="0" w:color="000000"/>
-            </w:tcBorders>
-            <w:shd w:val="clear" w:color="auto" w:fill="FFFFFF"/>
-            <w:tcMar>
-              <w:top w:w="0" w:type="dxa"/>
-              <w:bottom w:w="0" w:type="dxa"/>
-              <w:left w:w="0" w:type="dxa"/>
-              <w:right w:w="0" w:type="dxa"/>
-            </w:tcMar>
-            <w:vAlign w:val="top"/>
-          </w:tcPr>
-          <w:p>
-            <w:pPr>
+        <w:tc>
+          <w:tcPr>
+            <w:tcBorders>
+              <w:bottom w:val="none" w:sz="0" w:space="0" w:color="000000"/>
+              <w:top w:val="none" w:sz="0" w:space="0" w:color="000000"/>
+              <w:left w:val="none" w:sz="0" w:space="0" w:color="000000"/>
+              <w:right w:val="none" w:sz="0" w:space="0" w:color="000000"/>
+            </w:tcBorders>
+            <w:shd w:val="clear" w:color="auto" w:fill="FFFFFF"/>
+            <w:tcMar>
+              <w:top w:w="0" w:type="dxa"/>
+              <w:bottom w:w="0" w:type="dxa"/>
+              <w:left w:w="0" w:type="dxa"/>
+              <w:right w:w="0" w:type="dxa"/>
+            </w:tcMar>
+            <w:vAlign w:val="top"/>
+          </w:tcPr>
+          <w:p>
+            <w:pPr>
+              <w:pStyle w:val="Normal"/>
               <w:jc w:val="left"/>
               <w:pBdr>
                 <w:bottom w:val="none" w:sz="0" w:space="0" w:color="000000"/>
@@ -2923,19 +2948,19 @@
               <w:spacing w:after="100" w:before="100" w:line="240"/>
               <w:ind w:left="300" w:right="100" w:firstLine="0" w:firstLineChars="0"/>
               <w:rPr>
-                <w:rFonts w:ascii="Arial" w:hAnsi="Arial" w:eastAsia="Arial" w:cs="Arial"/>
-                <w:i w:val="false"/>
-                <w:b w:val="false"/>
-                <w:u w:val="none"/>
-                <w:strike w:val="false"/>
-                <w:sz w:val="22"/>
-                <w:szCs w:val="22"/>
-                <w:color w:val="000000"/>
-              </w:rPr>
-            </w:pPr>
-            <w:r>
-              <w:rPr>
-                <w:rFonts w:ascii="Arial" w:hAnsi="Arial" w:eastAsia="Arial" w:cs="Arial"/>
+                <w:rFonts w:ascii="Helvetica" w:hAnsi="Helvetica" w:eastAsia="Helvetica" w:cs="Helvetica"/>
+                <w:i w:val="false"/>
+                <w:b w:val="false"/>
+                <w:u w:val="none"/>
+                <w:strike w:val="false"/>
+                <w:sz w:val="22"/>
+                <w:szCs w:val="22"/>
+                <w:color w:val="000000"/>
+              </w:rPr>
+            </w:pPr>
+            <w:r>
+              <w:rPr>
+                <w:rFonts w:ascii="Helvetica" w:hAnsi="Helvetica" w:eastAsia="Helvetica" w:cs="Helvetica"/>
                 <w:i w:val="false"/>
                 <w:b w:val="false"/>
                 <w:u w:val="none"/>
@@ -2967,6 +2992,7 @@
           </w:tcPr>
           <w:p>
             <w:pPr>
+              <w:pStyle w:val="Normal"/>
               <w:jc w:val="center"/>
               <w:pBdr>
                 <w:bottom w:val="none" w:sz="0" w:space="0" w:color="000000"/>
@@ -2977,19 +3003,19 @@
               <w:spacing w:after="100" w:before="100" w:line="240"/>
               <w:ind w:left="100" w:right="100" w:firstLine="0" w:firstLineChars="0"/>
               <w:rPr>
-                <w:rFonts w:ascii="Arial" w:hAnsi="Arial" w:eastAsia="Arial" w:cs="Arial"/>
-                <w:i w:val="false"/>
-                <w:b w:val="false"/>
-                <w:u w:val="none"/>
-                <w:strike w:val="false"/>
-                <w:sz w:val="22"/>
-                <w:szCs w:val="22"/>
-                <w:color w:val="000000"/>
-              </w:rPr>
-            </w:pPr>
-            <w:r>
-              <w:rPr>
-                <w:rFonts w:ascii="Arial" w:hAnsi="Arial" w:eastAsia="Arial" w:cs="Arial"/>
+                <w:rFonts w:ascii="Helvetica" w:hAnsi="Helvetica" w:eastAsia="Helvetica" w:cs="Helvetica"/>
+                <w:i w:val="false"/>
+                <w:b w:val="false"/>
+                <w:u w:val="none"/>
+                <w:strike w:val="false"/>
+                <w:sz w:val="22"/>
+                <w:szCs w:val="22"/>
+                <w:color w:val="000000"/>
+              </w:rPr>
+            </w:pPr>
+            <w:r>
+              <w:rPr>
+                <w:rFonts w:ascii="Helvetica" w:hAnsi="Helvetica" w:eastAsia="Helvetica" w:cs="Helvetica"/>
                 <w:i w:val="false"/>
                 <w:b w:val="false"/>
                 <w:u w:val="none"/>
@@ -3005,28 +3031,28 @@
       </w:tr>
       <w:tr>
         <w:trPr>
-          <w:trHeight w:val="617" w:hRule="auto"/>
+          <w:trHeight w:val="608" w:hRule="auto"/>
         </w:trPr>
-        body26
-        <w:tc>
-          <w:tcPr>
-            <w:tcBorders>
-              <w:bottom w:val="none" w:sz="0" w:space="0" w:color="000000"/>
-              <w:top w:val="none" w:sz="0" w:space="0" w:color="000000"/>
-              <w:left w:val="none" w:sz="0" w:space="0" w:color="000000"/>
-              <w:right w:val="none" w:sz="0" w:space="0" w:color="000000"/>
-            </w:tcBorders>
-            <w:shd w:val="clear" w:color="auto" w:fill="FFFFFF"/>
-            <w:tcMar>
-              <w:top w:w="0" w:type="dxa"/>
-              <w:bottom w:w="0" w:type="dxa"/>
-              <w:left w:w="0" w:type="dxa"/>
-              <w:right w:w="0" w:type="dxa"/>
-            </w:tcMar>
-            <w:vAlign w:val="top"/>
-          </w:tcPr>
-          <w:p>
-            <w:pPr>
+        <w:tc>
+          <w:tcPr>
+            <w:tcBorders>
+              <w:bottom w:val="none" w:sz="0" w:space="0" w:color="000000"/>
+              <w:top w:val="none" w:sz="0" w:space="0" w:color="000000"/>
+              <w:left w:val="none" w:sz="0" w:space="0" w:color="000000"/>
+              <w:right w:val="none" w:sz="0" w:space="0" w:color="000000"/>
+            </w:tcBorders>
+            <w:shd w:val="clear" w:color="auto" w:fill="FFFFFF"/>
+            <w:tcMar>
+              <w:top w:w="0" w:type="dxa"/>
+              <w:bottom w:w="0" w:type="dxa"/>
+              <w:left w:w="0" w:type="dxa"/>
+              <w:right w:w="0" w:type="dxa"/>
+            </w:tcMar>
+            <w:vAlign w:val="top"/>
+          </w:tcPr>
+          <w:p>
+            <w:pPr>
+              <w:pStyle w:val="Normal"/>
               <w:jc w:val="left"/>
               <w:pBdr>
                 <w:bottom w:val="none" w:sz="0" w:space="0" w:color="000000"/>
@@ -3037,19 +3063,19 @@
               <w:spacing w:after="100" w:before="100" w:line="240"/>
               <w:ind w:left="300" w:right="100" w:firstLine="0" w:firstLineChars="0"/>
               <w:rPr>
-                <w:rFonts w:ascii="Arial" w:hAnsi="Arial" w:eastAsia="Arial" w:cs="Arial"/>
-                <w:i w:val="false"/>
-                <w:b w:val="false"/>
-                <w:u w:val="none"/>
-                <w:strike w:val="false"/>
-                <w:sz w:val="22"/>
-                <w:szCs w:val="22"/>
-                <w:color w:val="000000"/>
-              </w:rPr>
-            </w:pPr>
-            <w:r>
-              <w:rPr>
-                <w:rFonts w:ascii="Arial" w:hAnsi="Arial" w:eastAsia="Arial" w:cs="Arial"/>
+                <w:rFonts w:ascii="Helvetica" w:hAnsi="Helvetica" w:eastAsia="Helvetica" w:cs="Helvetica"/>
+                <w:i w:val="false"/>
+                <w:b w:val="false"/>
+                <w:u w:val="none"/>
+                <w:strike w:val="false"/>
+                <w:sz w:val="22"/>
+                <w:szCs w:val="22"/>
+                <w:color w:val="000000"/>
+              </w:rPr>
+            </w:pPr>
+            <w:r>
+              <w:rPr>
+                <w:rFonts w:ascii="Helvetica" w:hAnsi="Helvetica" w:eastAsia="Helvetica" w:cs="Helvetica"/>
                 <w:i w:val="false"/>
                 <w:b w:val="false"/>
                 <w:u w:val="none"/>
@@ -3081,6 +3107,7 @@
           </w:tcPr>
           <w:p>
             <w:pPr>
+              <w:pStyle w:val="Normal"/>
               <w:jc w:val="center"/>
               <w:pBdr>
                 <w:bottom w:val="none" w:sz="0" w:space="0" w:color="000000"/>
@@ -3091,19 +3118,19 @@
               <w:spacing w:after="100" w:before="100" w:line="240"/>
               <w:ind w:left="100" w:right="100" w:firstLine="0" w:firstLineChars="0"/>
               <w:rPr>
-                <w:rFonts w:ascii="Arial" w:hAnsi="Arial" w:eastAsia="Arial" w:cs="Arial"/>
-                <w:i w:val="false"/>
-                <w:b w:val="false"/>
-                <w:u w:val="none"/>
-                <w:strike w:val="false"/>
-                <w:sz w:val="22"/>
-                <w:szCs w:val="22"/>
-                <w:color w:val="000000"/>
-              </w:rPr>
-            </w:pPr>
-            <w:r>
-              <w:rPr>
-                <w:rFonts w:ascii="Arial" w:hAnsi="Arial" w:eastAsia="Arial" w:cs="Arial"/>
+                <w:rFonts w:ascii="Helvetica" w:hAnsi="Helvetica" w:eastAsia="Helvetica" w:cs="Helvetica"/>
+                <w:i w:val="false"/>
+                <w:b w:val="false"/>
+                <w:u w:val="none"/>
+                <w:strike w:val="false"/>
+                <w:sz w:val="22"/>
+                <w:szCs w:val="22"/>
+                <w:color w:val="000000"/>
+              </w:rPr>
+            </w:pPr>
+            <w:r>
+              <w:rPr>
+                <w:rFonts w:ascii="Helvetica" w:hAnsi="Helvetica" w:eastAsia="Helvetica" w:cs="Helvetica"/>
                 <w:i w:val="false"/>
                 <w:b w:val="false"/>
                 <w:u w:val="none"/>
@@ -3119,28 +3146,28 @@
       </w:tr>
       <w:tr>
         <w:trPr>
-          <w:trHeight w:val="617" w:hRule="auto"/>
+          <w:trHeight w:val="608" w:hRule="auto"/>
         </w:trPr>
-        body27
-        <w:tc>
-          <w:tcPr>
-            <w:tcBorders>
-              <w:bottom w:val="none" w:sz="0" w:space="0" w:color="000000"/>
-              <w:top w:val="none" w:sz="0" w:space="0" w:color="000000"/>
-              <w:left w:val="none" w:sz="0" w:space="0" w:color="000000"/>
-              <w:right w:val="none" w:sz="0" w:space="0" w:color="000000"/>
-            </w:tcBorders>
-            <w:shd w:val="clear" w:color="auto" w:fill="FFFFFF"/>
-            <w:tcMar>
-              <w:top w:w="0" w:type="dxa"/>
-              <w:bottom w:w="0" w:type="dxa"/>
-              <w:left w:w="0" w:type="dxa"/>
-              <w:right w:w="0" w:type="dxa"/>
-            </w:tcMar>
-            <w:vAlign w:val="top"/>
-          </w:tcPr>
-          <w:p>
-            <w:pPr>
+        <w:tc>
+          <w:tcPr>
+            <w:tcBorders>
+              <w:bottom w:val="none" w:sz="0" w:space="0" w:color="000000"/>
+              <w:top w:val="none" w:sz="0" w:space="0" w:color="000000"/>
+              <w:left w:val="none" w:sz="0" w:space="0" w:color="000000"/>
+              <w:right w:val="none" w:sz="0" w:space="0" w:color="000000"/>
+            </w:tcBorders>
+            <w:shd w:val="clear" w:color="auto" w:fill="FFFFFF"/>
+            <w:tcMar>
+              <w:top w:w="0" w:type="dxa"/>
+              <w:bottom w:w="0" w:type="dxa"/>
+              <w:left w:w="0" w:type="dxa"/>
+              <w:right w:w="0" w:type="dxa"/>
+            </w:tcMar>
+            <w:vAlign w:val="top"/>
+          </w:tcPr>
+          <w:p>
+            <w:pPr>
+              <w:pStyle w:val="Normal"/>
               <w:jc w:val="left"/>
               <w:pBdr>
                 <w:bottom w:val="none" w:sz="0" w:space="0" w:color="000000"/>
@@ -3151,19 +3178,19 @@
               <w:spacing w:after="100" w:before="100" w:line="240"/>
               <w:ind w:left="300" w:right="100" w:firstLine="0" w:firstLineChars="0"/>
               <w:rPr>
-                <w:rFonts w:ascii="Arial" w:hAnsi="Arial" w:eastAsia="Arial" w:cs="Arial"/>
-                <w:i w:val="false"/>
-                <w:b w:val="false"/>
-                <w:u w:val="none"/>
-                <w:strike w:val="false"/>
-                <w:sz w:val="22"/>
-                <w:szCs w:val="22"/>
-                <w:color w:val="000000"/>
-              </w:rPr>
-            </w:pPr>
-            <w:r>
-              <w:rPr>
-                <w:rFonts w:ascii="Arial" w:hAnsi="Arial" w:eastAsia="Arial" w:cs="Arial"/>
+                <w:rFonts w:ascii="Helvetica" w:hAnsi="Helvetica" w:eastAsia="Helvetica" w:cs="Helvetica"/>
+                <w:i w:val="false"/>
+                <w:b w:val="false"/>
+                <w:u w:val="none"/>
+                <w:strike w:val="false"/>
+                <w:sz w:val="22"/>
+                <w:szCs w:val="22"/>
+                <w:color w:val="000000"/>
+              </w:rPr>
+            </w:pPr>
+            <w:r>
+              <w:rPr>
+                <w:rFonts w:ascii="Helvetica" w:hAnsi="Helvetica" w:eastAsia="Helvetica" w:cs="Helvetica"/>
                 <w:i w:val="false"/>
                 <w:b w:val="false"/>
                 <w:u w:val="none"/>
@@ -3195,6 +3222,7 @@
           </w:tcPr>
           <w:p>
             <w:pPr>
+              <w:pStyle w:val="Normal"/>
               <w:jc w:val="center"/>
               <w:pBdr>
                 <w:bottom w:val="none" w:sz="0" w:space="0" w:color="000000"/>
@@ -3205,19 +3233,19 @@
               <w:spacing w:after="100" w:before="100" w:line="240"/>
               <w:ind w:left="100" w:right="100" w:firstLine="0" w:firstLineChars="0"/>
               <w:rPr>
-                <w:rFonts w:ascii="Arial" w:hAnsi="Arial" w:eastAsia="Arial" w:cs="Arial"/>
-                <w:i w:val="false"/>
-                <w:b w:val="false"/>
-                <w:u w:val="none"/>
-                <w:strike w:val="false"/>
-                <w:sz w:val="22"/>
-                <w:szCs w:val="22"/>
-                <w:color w:val="000000"/>
-              </w:rPr>
-            </w:pPr>
-            <w:r>
-              <w:rPr>
-                <w:rFonts w:ascii="Arial" w:hAnsi="Arial" w:eastAsia="Arial" w:cs="Arial"/>
+                <w:rFonts w:ascii="Helvetica" w:hAnsi="Helvetica" w:eastAsia="Helvetica" w:cs="Helvetica"/>
+                <w:i w:val="false"/>
+                <w:b w:val="false"/>
+                <w:u w:val="none"/>
+                <w:strike w:val="false"/>
+                <w:sz w:val="22"/>
+                <w:szCs w:val="22"/>
+                <w:color w:val="000000"/>
+              </w:rPr>
+            </w:pPr>
+            <w:r>
+              <w:rPr>
+                <w:rFonts w:ascii="Helvetica" w:hAnsi="Helvetica" w:eastAsia="Helvetica" w:cs="Helvetica"/>
                 <w:i w:val="false"/>
                 <w:b w:val="false"/>
                 <w:u w:val="none"/>
@@ -3233,28 +3261,28 @@
       </w:tr>
       <w:tr>
         <w:trPr>
-          <w:trHeight w:val="617" w:hRule="auto"/>
+          <w:trHeight w:val="608" w:hRule="auto"/>
         </w:trPr>
-        body28
-        <w:tc>
-          <w:tcPr>
-            <w:tcBorders>
-              <w:bottom w:val="none" w:sz="0" w:space="0" w:color="000000"/>
-              <w:top w:val="none" w:sz="0" w:space="0" w:color="000000"/>
-              <w:left w:val="none" w:sz="0" w:space="0" w:color="000000"/>
-              <w:right w:val="none" w:sz="0" w:space="0" w:color="000000"/>
-            </w:tcBorders>
-            <w:shd w:val="clear" w:color="auto" w:fill="FFFFFF"/>
-            <w:tcMar>
-              <w:top w:w="0" w:type="dxa"/>
-              <w:bottom w:w="0" w:type="dxa"/>
-              <w:left w:w="0" w:type="dxa"/>
-              <w:right w:w="0" w:type="dxa"/>
-            </w:tcMar>
-            <w:vAlign w:val="top"/>
-          </w:tcPr>
-          <w:p>
-            <w:pPr>
+        <w:tc>
+          <w:tcPr>
+            <w:tcBorders>
+              <w:bottom w:val="none" w:sz="0" w:space="0" w:color="000000"/>
+              <w:top w:val="none" w:sz="0" w:space="0" w:color="000000"/>
+              <w:left w:val="none" w:sz="0" w:space="0" w:color="000000"/>
+              <w:right w:val="none" w:sz="0" w:space="0" w:color="000000"/>
+            </w:tcBorders>
+            <w:shd w:val="clear" w:color="auto" w:fill="FFFFFF"/>
+            <w:tcMar>
+              <w:top w:w="0" w:type="dxa"/>
+              <w:bottom w:w="0" w:type="dxa"/>
+              <w:left w:w="0" w:type="dxa"/>
+              <w:right w:w="0" w:type="dxa"/>
+            </w:tcMar>
+            <w:vAlign w:val="top"/>
+          </w:tcPr>
+          <w:p>
+            <w:pPr>
+              <w:pStyle w:val="Normal"/>
               <w:jc w:val="left"/>
               <w:pBdr>
                 <w:bottom w:val="none" w:sz="0" w:space="0" w:color="000000"/>
@@ -3265,7 +3293,7 @@
               <w:spacing w:after="100" w:before="100" w:line="240"/>
               <w:ind w:left="100" w:right="100" w:firstLine="0" w:firstLineChars="0"/>
               <w:rPr>
-                <w:rFonts w:ascii="Arial" w:hAnsi="Arial" w:eastAsia="Arial" w:cs="Arial"/>
+                <w:rFonts w:ascii="Helvetica" w:hAnsi="Helvetica" w:eastAsia="Helvetica" w:cs="Helvetica"/>
                 <w:i w:val="false"/>
                 <w:b w:val="true"/>
                 <w:u w:val="none"/>
@@ -3277,7 +3305,7 @@
             </w:pPr>
             <w:r>
               <w:rPr>
-                <w:rFonts w:ascii="Arial" w:hAnsi="Arial" w:eastAsia="Arial" w:cs="Arial"/>
+                <w:rFonts w:ascii="Helvetica" w:hAnsi="Helvetica" w:eastAsia="Helvetica" w:cs="Helvetica"/>
                 <w:i w:val="false"/>
                 <w:b w:val="true"/>
                 <w:u w:val="none"/>
@@ -3309,6 +3337,7 @@
           </w:tcPr>
           <w:p>
             <w:pPr>
+              <w:pStyle w:val="Normal"/>
               <w:jc w:val="center"/>
               <w:pBdr>
                 <w:bottom w:val="none" w:sz="0" w:space="0" w:color="000000"/>
@@ -3319,19 +3348,19 @@
               <w:spacing w:after="100" w:before="100" w:line="240"/>
               <w:ind w:left="100" w:right="100" w:firstLine="0" w:firstLineChars="0"/>
               <w:rPr>
-                <w:rFonts w:ascii="Arial" w:hAnsi="Arial" w:eastAsia="Arial" w:cs="Arial"/>
-                <w:i w:val="false"/>
-                <w:b w:val="false"/>
-                <w:u w:val="none"/>
-                <w:strike w:val="false"/>
-                <w:sz w:val="22"/>
-                <w:szCs w:val="22"/>
-                <w:color w:val="000000"/>
-              </w:rPr>
-            </w:pPr>
-            <w:r>
-              <w:rPr>
-                <w:rFonts w:ascii="Arial" w:hAnsi="Arial" w:eastAsia="Arial" w:cs="Arial"/>
+                <w:rFonts w:ascii="Helvetica" w:hAnsi="Helvetica" w:eastAsia="Helvetica" w:cs="Helvetica"/>
+                <w:i w:val="false"/>
+                <w:b w:val="false"/>
+                <w:u w:val="none"/>
+                <w:strike w:val="false"/>
+                <w:sz w:val="22"/>
+                <w:szCs w:val="22"/>
+                <w:color w:val="000000"/>
+              </w:rPr>
+            </w:pPr>
+            <w:r>
+              <w:rPr>
+                <w:rFonts w:ascii="Helvetica" w:hAnsi="Helvetica" w:eastAsia="Helvetica" w:cs="Helvetica"/>
                 <w:i w:val="false"/>
                 <w:b w:val="false"/>
                 <w:u w:val="none"/>
@@ -3347,28 +3376,28 @@
       </w:tr>
       <w:tr>
         <w:trPr>
-          <w:trHeight w:val="617" w:hRule="auto"/>
+          <w:trHeight w:val="608" w:hRule="auto"/>
         </w:trPr>
-        body29
-        <w:tc>
-          <w:tcPr>
-            <w:tcBorders>
-              <w:bottom w:val="none" w:sz="0" w:space="0" w:color="000000"/>
-              <w:top w:val="none" w:sz="0" w:space="0" w:color="000000"/>
-              <w:left w:val="none" w:sz="0" w:space="0" w:color="000000"/>
-              <w:right w:val="none" w:sz="0" w:space="0" w:color="000000"/>
-            </w:tcBorders>
-            <w:shd w:val="clear" w:color="auto" w:fill="FFFFFF"/>
-            <w:tcMar>
-              <w:top w:w="0" w:type="dxa"/>
-              <w:bottom w:w="0" w:type="dxa"/>
-              <w:left w:w="0" w:type="dxa"/>
-              <w:right w:w="0" w:type="dxa"/>
-            </w:tcMar>
-            <w:vAlign w:val="top"/>
-          </w:tcPr>
-          <w:p>
-            <w:pPr>
+        <w:tc>
+          <w:tcPr>
+            <w:tcBorders>
+              <w:bottom w:val="none" w:sz="0" w:space="0" w:color="000000"/>
+              <w:top w:val="none" w:sz="0" w:space="0" w:color="000000"/>
+              <w:left w:val="none" w:sz="0" w:space="0" w:color="000000"/>
+              <w:right w:val="none" w:sz="0" w:space="0" w:color="000000"/>
+            </w:tcBorders>
+            <w:shd w:val="clear" w:color="auto" w:fill="FFFFFF"/>
+            <w:tcMar>
+              <w:top w:w="0" w:type="dxa"/>
+              <w:bottom w:w="0" w:type="dxa"/>
+              <w:left w:w="0" w:type="dxa"/>
+              <w:right w:w="0" w:type="dxa"/>
+            </w:tcMar>
+            <w:vAlign w:val="top"/>
+          </w:tcPr>
+          <w:p>
+            <w:pPr>
+              <w:pStyle w:val="Normal"/>
               <w:jc w:val="left"/>
               <w:pBdr>
                 <w:bottom w:val="none" w:sz="0" w:space="0" w:color="000000"/>
@@ -3379,19 +3408,19 @@
               <w:spacing w:after="100" w:before="100" w:line="240"/>
               <w:ind w:left="300" w:right="100" w:firstLine="0" w:firstLineChars="0"/>
               <w:rPr>
-                <w:rFonts w:ascii="Arial" w:hAnsi="Arial" w:eastAsia="Arial" w:cs="Arial"/>
-                <w:i w:val="false"/>
-                <w:b w:val="false"/>
-                <w:u w:val="none"/>
-                <w:strike w:val="false"/>
-                <w:sz w:val="22"/>
-                <w:szCs w:val="22"/>
-                <w:color w:val="000000"/>
-              </w:rPr>
-            </w:pPr>
-            <w:r>
-              <w:rPr>
-                <w:rFonts w:ascii="Arial" w:hAnsi="Arial" w:eastAsia="Arial" w:cs="Arial"/>
+                <w:rFonts w:ascii="Helvetica" w:hAnsi="Helvetica" w:eastAsia="Helvetica" w:cs="Helvetica"/>
+                <w:i w:val="false"/>
+                <w:b w:val="false"/>
+                <w:u w:val="none"/>
+                <w:strike w:val="false"/>
+                <w:sz w:val="22"/>
+                <w:szCs w:val="22"/>
+                <w:color w:val="000000"/>
+              </w:rPr>
+            </w:pPr>
+            <w:r>
+              <w:rPr>
+                <w:rFonts w:ascii="Helvetica" w:hAnsi="Helvetica" w:eastAsia="Helvetica" w:cs="Helvetica"/>
                 <w:i w:val="false"/>
                 <w:b w:val="false"/>
                 <w:u w:val="none"/>
@@ -3423,6 +3452,7 @@
           </w:tcPr>
           <w:p>
             <w:pPr>
+              <w:pStyle w:val="Normal"/>
               <w:jc w:val="center"/>
               <w:pBdr>
                 <w:bottom w:val="none" w:sz="0" w:space="0" w:color="000000"/>
@@ -3433,19 +3463,19 @@
               <w:spacing w:after="100" w:before="100" w:line="240"/>
               <w:ind w:left="100" w:right="100" w:firstLine="0" w:firstLineChars="0"/>
               <w:rPr>
-                <w:rFonts w:ascii="Arial" w:hAnsi="Arial" w:eastAsia="Arial" w:cs="Arial"/>
-                <w:i w:val="false"/>
-                <w:b w:val="false"/>
-                <w:u w:val="none"/>
-                <w:strike w:val="false"/>
-                <w:sz w:val="22"/>
-                <w:szCs w:val="22"/>
-                <w:color w:val="000000"/>
-              </w:rPr>
-            </w:pPr>
-            <w:r>
-              <w:rPr>
-                <w:rFonts w:ascii="Arial" w:hAnsi="Arial" w:eastAsia="Arial" w:cs="Arial"/>
+                <w:rFonts w:ascii="Helvetica" w:hAnsi="Helvetica" w:eastAsia="Helvetica" w:cs="Helvetica"/>
+                <w:i w:val="false"/>
+                <w:b w:val="false"/>
+                <w:u w:val="none"/>
+                <w:strike w:val="false"/>
+                <w:sz w:val="22"/>
+                <w:szCs w:val="22"/>
+                <w:color w:val="000000"/>
+              </w:rPr>
+            </w:pPr>
+            <w:r>
+              <w:rPr>
+                <w:rFonts w:ascii="Helvetica" w:hAnsi="Helvetica" w:eastAsia="Helvetica" w:cs="Helvetica"/>
                 <w:i w:val="false"/>
                 <w:b w:val="false"/>
                 <w:u w:val="none"/>
@@ -3461,28 +3491,28 @@
       </w:tr>
       <w:tr>
         <w:trPr>
-          <w:trHeight w:val="617" w:hRule="auto"/>
+          <w:trHeight w:val="608" w:hRule="auto"/>
         </w:trPr>
-        body30
-        <w:tc>
-          <w:tcPr>
-            <w:tcBorders>
-              <w:bottom w:val="none" w:sz="0" w:space="0" w:color="000000"/>
-              <w:top w:val="none" w:sz="0" w:space="0" w:color="000000"/>
-              <w:left w:val="none" w:sz="0" w:space="0" w:color="000000"/>
-              <w:right w:val="none" w:sz="0" w:space="0" w:color="000000"/>
-            </w:tcBorders>
-            <w:shd w:val="clear" w:color="auto" w:fill="FFFFFF"/>
-            <w:tcMar>
-              <w:top w:w="0" w:type="dxa"/>
-              <w:bottom w:w="0" w:type="dxa"/>
-              <w:left w:w="0" w:type="dxa"/>
-              <w:right w:w="0" w:type="dxa"/>
-            </w:tcMar>
-            <w:vAlign w:val="top"/>
-          </w:tcPr>
-          <w:p>
-            <w:pPr>
+        <w:tc>
+          <w:tcPr>
+            <w:tcBorders>
+              <w:bottom w:val="none" w:sz="0" w:space="0" w:color="000000"/>
+              <w:top w:val="none" w:sz="0" w:space="0" w:color="000000"/>
+              <w:left w:val="none" w:sz="0" w:space="0" w:color="000000"/>
+              <w:right w:val="none" w:sz="0" w:space="0" w:color="000000"/>
+            </w:tcBorders>
+            <w:shd w:val="clear" w:color="auto" w:fill="FFFFFF"/>
+            <w:tcMar>
+              <w:top w:w="0" w:type="dxa"/>
+              <w:bottom w:w="0" w:type="dxa"/>
+              <w:left w:w="0" w:type="dxa"/>
+              <w:right w:w="0" w:type="dxa"/>
+            </w:tcMar>
+            <w:vAlign w:val="top"/>
+          </w:tcPr>
+          <w:p>
+            <w:pPr>
+              <w:pStyle w:val="Normal"/>
               <w:jc w:val="left"/>
               <w:pBdr>
                 <w:bottom w:val="none" w:sz="0" w:space="0" w:color="000000"/>
@@ -3493,7 +3523,7 @@
               <w:spacing w:after="100" w:before="100" w:line="240"/>
               <w:ind w:left="100" w:right="100" w:firstLine="0" w:firstLineChars="0"/>
               <w:rPr>
-                <w:rFonts w:ascii="Arial" w:hAnsi="Arial" w:eastAsia="Arial" w:cs="Arial"/>
+                <w:rFonts w:ascii="Helvetica" w:hAnsi="Helvetica" w:eastAsia="Helvetica" w:cs="Helvetica"/>
                 <w:i w:val="false"/>
                 <w:b w:val="true"/>
                 <w:u w:val="none"/>
@@ -3505,7 +3535,7 @@
             </w:pPr>
             <w:r>
               <w:rPr>
-                <w:rFonts w:ascii="Arial" w:hAnsi="Arial" w:eastAsia="Arial" w:cs="Arial"/>
+                <w:rFonts w:ascii="Helvetica" w:hAnsi="Helvetica" w:eastAsia="Helvetica" w:cs="Helvetica"/>
                 <w:i w:val="false"/>
                 <w:b w:val="true"/>
                 <w:u w:val="none"/>
@@ -3537,6 +3567,7 @@
           </w:tcPr>
           <w:p>
             <w:pPr>
+              <w:pStyle w:val="Normal"/>
               <w:jc w:val="center"/>
               <w:pBdr>
                 <w:bottom w:val="none" w:sz="0" w:space="0" w:color="000000"/>
@@ -3547,19 +3578,19 @@
               <w:spacing w:after="100" w:before="100" w:line="240"/>
               <w:ind w:left="100" w:right="100" w:firstLine="0" w:firstLineChars="0"/>
               <w:rPr>
-                <w:rFonts w:ascii="Arial" w:hAnsi="Arial" w:eastAsia="Arial" w:cs="Arial"/>
-                <w:i w:val="false"/>
-                <w:b w:val="false"/>
-                <w:u w:val="none"/>
-                <w:strike w:val="false"/>
-                <w:sz w:val="22"/>
-                <w:szCs w:val="22"/>
-                <w:color w:val="000000"/>
-              </w:rPr>
-            </w:pPr>
-            <w:r>
-              <w:rPr>
-                <w:rFonts w:ascii="Arial" w:hAnsi="Arial" w:eastAsia="Arial" w:cs="Arial"/>
+                <w:rFonts w:ascii="Helvetica" w:hAnsi="Helvetica" w:eastAsia="Helvetica" w:cs="Helvetica"/>
+                <w:i w:val="false"/>
+                <w:b w:val="false"/>
+                <w:u w:val="none"/>
+                <w:strike w:val="false"/>
+                <w:sz w:val="22"/>
+                <w:szCs w:val="22"/>
+                <w:color w:val="000000"/>
+              </w:rPr>
+            </w:pPr>
+            <w:r>
+              <w:rPr>
+                <w:rFonts w:ascii="Helvetica" w:hAnsi="Helvetica" w:eastAsia="Helvetica" w:cs="Helvetica"/>
                 <w:i w:val="false"/>
                 <w:b w:val="false"/>
                 <w:u w:val="none"/>
@@ -3575,28 +3606,28 @@
       </w:tr>
       <w:tr>
         <w:trPr>
-          <w:trHeight w:val="617" w:hRule="auto"/>
+          <w:trHeight w:val="608" w:hRule="auto"/>
         </w:trPr>
-        body31
-        <w:tc>
-          <w:tcPr>
-            <w:tcBorders>
-              <w:bottom w:val="none" w:sz="0" w:space="0" w:color="000000"/>
-              <w:top w:val="none" w:sz="0" w:space="0" w:color="000000"/>
-              <w:left w:val="none" w:sz="0" w:space="0" w:color="000000"/>
-              <w:right w:val="none" w:sz="0" w:space="0" w:color="000000"/>
-            </w:tcBorders>
-            <w:shd w:val="clear" w:color="auto" w:fill="FFFFFF"/>
-            <w:tcMar>
-              <w:top w:w="0" w:type="dxa"/>
-              <w:bottom w:w="0" w:type="dxa"/>
-              <w:left w:w="0" w:type="dxa"/>
-              <w:right w:w="0" w:type="dxa"/>
-            </w:tcMar>
-            <w:vAlign w:val="top"/>
-          </w:tcPr>
-          <w:p>
-            <w:pPr>
+        <w:tc>
+          <w:tcPr>
+            <w:tcBorders>
+              <w:bottom w:val="none" w:sz="0" w:space="0" w:color="000000"/>
+              <w:top w:val="none" w:sz="0" w:space="0" w:color="000000"/>
+              <w:left w:val="none" w:sz="0" w:space="0" w:color="000000"/>
+              <w:right w:val="none" w:sz="0" w:space="0" w:color="000000"/>
+            </w:tcBorders>
+            <w:shd w:val="clear" w:color="auto" w:fill="FFFFFF"/>
+            <w:tcMar>
+              <w:top w:w="0" w:type="dxa"/>
+              <w:bottom w:w="0" w:type="dxa"/>
+              <w:left w:w="0" w:type="dxa"/>
+              <w:right w:w="0" w:type="dxa"/>
+            </w:tcMar>
+            <w:vAlign w:val="top"/>
+          </w:tcPr>
+          <w:p>
+            <w:pPr>
+              <w:pStyle w:val="Normal"/>
               <w:jc w:val="left"/>
               <w:pBdr>
                 <w:bottom w:val="none" w:sz="0" w:space="0" w:color="000000"/>
@@ -3607,19 +3638,19 @@
               <w:spacing w:after="100" w:before="100" w:line="240"/>
               <w:ind w:left="300" w:right="100" w:firstLine="0" w:firstLineChars="0"/>
               <w:rPr>
-                <w:rFonts w:ascii="Arial" w:hAnsi="Arial" w:eastAsia="Arial" w:cs="Arial"/>
-                <w:i w:val="false"/>
-                <w:b w:val="false"/>
-                <w:u w:val="none"/>
-                <w:strike w:val="false"/>
-                <w:sz w:val="22"/>
-                <w:szCs w:val="22"/>
-                <w:color w:val="000000"/>
-              </w:rPr>
-            </w:pPr>
-            <w:r>
-              <w:rPr>
-                <w:rFonts w:ascii="Arial" w:hAnsi="Arial" w:eastAsia="Arial" w:cs="Arial"/>
+                <w:rFonts w:ascii="Helvetica" w:hAnsi="Helvetica" w:eastAsia="Helvetica" w:cs="Helvetica"/>
+                <w:i w:val="false"/>
+                <w:b w:val="false"/>
+                <w:u w:val="none"/>
+                <w:strike w:val="false"/>
+                <w:sz w:val="22"/>
+                <w:szCs w:val="22"/>
+                <w:color w:val="000000"/>
+              </w:rPr>
+            </w:pPr>
+            <w:r>
+              <w:rPr>
+                <w:rFonts w:ascii="Helvetica" w:hAnsi="Helvetica" w:eastAsia="Helvetica" w:cs="Helvetica"/>
                 <w:i w:val="false"/>
                 <w:b w:val="false"/>
                 <w:u w:val="none"/>
@@ -3651,6 +3682,7 @@
           </w:tcPr>
           <w:p>
             <w:pPr>
+              <w:pStyle w:val="Normal"/>
               <w:jc w:val="center"/>
               <w:pBdr>
                 <w:bottom w:val="none" w:sz="0" w:space="0" w:color="000000"/>
@@ -3661,19 +3693,19 @@
               <w:spacing w:after="100" w:before="100" w:line="240"/>
               <w:ind w:left="100" w:right="100" w:firstLine="0" w:firstLineChars="0"/>
               <w:rPr>
-                <w:rFonts w:ascii="Arial" w:hAnsi="Arial" w:eastAsia="Arial" w:cs="Arial"/>
-                <w:i w:val="false"/>
-                <w:b w:val="false"/>
-                <w:u w:val="none"/>
-                <w:strike w:val="false"/>
-                <w:sz w:val="22"/>
-                <w:szCs w:val="22"/>
-                <w:color w:val="000000"/>
-              </w:rPr>
-            </w:pPr>
-            <w:r>
-              <w:rPr>
-                <w:rFonts w:ascii="Arial" w:hAnsi="Arial" w:eastAsia="Arial" w:cs="Arial"/>
+                <w:rFonts w:ascii="Helvetica" w:hAnsi="Helvetica" w:eastAsia="Helvetica" w:cs="Helvetica"/>
+                <w:i w:val="false"/>
+                <w:b w:val="false"/>
+                <w:u w:val="none"/>
+                <w:strike w:val="false"/>
+                <w:sz w:val="22"/>
+                <w:szCs w:val="22"/>
+                <w:color w:val="000000"/>
+              </w:rPr>
+            </w:pPr>
+            <w:r>
+              <w:rPr>
+                <w:rFonts w:ascii="Helvetica" w:hAnsi="Helvetica" w:eastAsia="Helvetica" w:cs="Helvetica"/>
                 <w:i w:val="false"/>
                 <w:b w:val="false"/>
                 <w:u w:val="none"/>
@@ -3689,28 +3721,28 @@
       </w:tr>
       <w:tr>
         <w:trPr>
-          <w:trHeight w:val="617" w:hRule="auto"/>
+          <w:trHeight w:val="608" w:hRule="auto"/>
         </w:trPr>
-        body32
-        <w:tc>
-          <w:tcPr>
-            <w:tcBorders>
-              <w:bottom w:val="none" w:sz="0" w:space="0" w:color="000000"/>
-              <w:top w:val="none" w:sz="0" w:space="0" w:color="000000"/>
-              <w:left w:val="none" w:sz="0" w:space="0" w:color="000000"/>
-              <w:right w:val="none" w:sz="0" w:space="0" w:color="000000"/>
-            </w:tcBorders>
-            <w:shd w:val="clear" w:color="auto" w:fill="FFFFFF"/>
-            <w:tcMar>
-              <w:top w:w="0" w:type="dxa"/>
-              <w:bottom w:w="0" w:type="dxa"/>
-              <w:left w:w="0" w:type="dxa"/>
-              <w:right w:w="0" w:type="dxa"/>
-            </w:tcMar>
-            <w:vAlign w:val="top"/>
-          </w:tcPr>
-          <w:p>
-            <w:pPr>
+        <w:tc>
+          <w:tcPr>
+            <w:tcBorders>
+              <w:bottom w:val="none" w:sz="0" w:space="0" w:color="000000"/>
+              <w:top w:val="none" w:sz="0" w:space="0" w:color="000000"/>
+              <w:left w:val="none" w:sz="0" w:space="0" w:color="000000"/>
+              <w:right w:val="none" w:sz="0" w:space="0" w:color="000000"/>
+            </w:tcBorders>
+            <w:shd w:val="clear" w:color="auto" w:fill="FFFFFF"/>
+            <w:tcMar>
+              <w:top w:w="0" w:type="dxa"/>
+              <w:bottom w:w="0" w:type="dxa"/>
+              <w:left w:w="0" w:type="dxa"/>
+              <w:right w:w="0" w:type="dxa"/>
+            </w:tcMar>
+            <w:vAlign w:val="top"/>
+          </w:tcPr>
+          <w:p>
+            <w:pPr>
+              <w:pStyle w:val="Normal"/>
               <w:jc w:val="left"/>
               <w:pBdr>
                 <w:bottom w:val="none" w:sz="0" w:space="0" w:color="000000"/>
@@ -3721,19 +3753,19 @@
               <w:spacing w:after="100" w:before="100" w:line="240"/>
               <w:ind w:left="300" w:right="100" w:firstLine="0" w:firstLineChars="0"/>
               <w:rPr>
-                <w:rFonts w:ascii="Arial" w:hAnsi="Arial" w:eastAsia="Arial" w:cs="Arial"/>
-                <w:i w:val="false"/>
-                <w:b w:val="false"/>
-                <w:u w:val="none"/>
-                <w:strike w:val="false"/>
-                <w:sz w:val="22"/>
-                <w:szCs w:val="22"/>
-                <w:color w:val="000000"/>
-              </w:rPr>
-            </w:pPr>
-            <w:r>
-              <w:rPr>
-                <w:rFonts w:ascii="Arial" w:hAnsi="Arial" w:eastAsia="Arial" w:cs="Arial"/>
+                <w:rFonts w:ascii="Helvetica" w:hAnsi="Helvetica" w:eastAsia="Helvetica" w:cs="Helvetica"/>
+                <w:i w:val="false"/>
+                <w:b w:val="false"/>
+                <w:u w:val="none"/>
+                <w:strike w:val="false"/>
+                <w:sz w:val="22"/>
+                <w:szCs w:val="22"/>
+                <w:color w:val="000000"/>
+              </w:rPr>
+            </w:pPr>
+            <w:r>
+              <w:rPr>
+                <w:rFonts w:ascii="Helvetica" w:hAnsi="Helvetica" w:eastAsia="Helvetica" w:cs="Helvetica"/>
                 <w:i w:val="false"/>
                 <w:b w:val="false"/>
                 <w:u w:val="none"/>
@@ -3765,6 +3797,7 @@
           </w:tcPr>
           <w:p>
             <w:pPr>
+              <w:pStyle w:val="Normal"/>
               <w:jc w:val="center"/>
               <w:pBdr>
                 <w:bottom w:val="none" w:sz="0" w:space="0" w:color="000000"/>
@@ -3775,19 +3808,19 @@
               <w:spacing w:after="100" w:before="100" w:line="240"/>
               <w:ind w:left="100" w:right="100" w:firstLine="0" w:firstLineChars="0"/>
               <w:rPr>
-                <w:rFonts w:ascii="Arial" w:hAnsi="Arial" w:eastAsia="Arial" w:cs="Arial"/>
-                <w:i w:val="false"/>
-                <w:b w:val="false"/>
-                <w:u w:val="none"/>
-                <w:strike w:val="false"/>
-                <w:sz w:val="22"/>
-                <w:szCs w:val="22"/>
-                <w:color w:val="000000"/>
-              </w:rPr>
-            </w:pPr>
-            <w:r>
-              <w:rPr>
-                <w:rFonts w:ascii="Arial" w:hAnsi="Arial" w:eastAsia="Arial" w:cs="Arial"/>
+                <w:rFonts w:ascii="Helvetica" w:hAnsi="Helvetica" w:eastAsia="Helvetica" w:cs="Helvetica"/>
+                <w:i w:val="false"/>
+                <w:b w:val="false"/>
+                <w:u w:val="none"/>
+                <w:strike w:val="false"/>
+                <w:sz w:val="22"/>
+                <w:szCs w:val="22"/>
+                <w:color w:val="000000"/>
+              </w:rPr>
+            </w:pPr>
+            <w:r>
+              <w:rPr>
+                <w:rFonts w:ascii="Helvetica" w:hAnsi="Helvetica" w:eastAsia="Helvetica" w:cs="Helvetica"/>
                 <w:i w:val="false"/>
                 <w:b w:val="false"/>
                 <w:u w:val="none"/>
@@ -3803,28 +3836,28 @@
       </w:tr>
       <w:tr>
         <w:trPr>
-          <w:trHeight w:val="617" w:hRule="auto"/>
+          <w:trHeight w:val="608" w:hRule="auto"/>
         </w:trPr>
-        body33
-        <w:tc>
-          <w:tcPr>
-            <w:tcBorders>
-              <w:bottom w:val="none" w:sz="0" w:space="0" w:color="000000"/>
-              <w:top w:val="none" w:sz="0" w:space="0" w:color="000000"/>
-              <w:left w:val="none" w:sz="0" w:space="0" w:color="000000"/>
-              <w:right w:val="none" w:sz="0" w:space="0" w:color="000000"/>
-            </w:tcBorders>
-            <w:shd w:val="clear" w:color="auto" w:fill="FFFFFF"/>
-            <w:tcMar>
-              <w:top w:w="0" w:type="dxa"/>
-              <w:bottom w:w="0" w:type="dxa"/>
-              <w:left w:w="0" w:type="dxa"/>
-              <w:right w:w="0" w:type="dxa"/>
-            </w:tcMar>
-            <w:vAlign w:val="top"/>
-          </w:tcPr>
-          <w:p>
-            <w:pPr>
+        <w:tc>
+          <w:tcPr>
+            <w:tcBorders>
+              <w:bottom w:val="none" w:sz="0" w:space="0" w:color="000000"/>
+              <w:top w:val="none" w:sz="0" w:space="0" w:color="000000"/>
+              <w:left w:val="none" w:sz="0" w:space="0" w:color="000000"/>
+              <w:right w:val="none" w:sz="0" w:space="0" w:color="000000"/>
+            </w:tcBorders>
+            <w:shd w:val="clear" w:color="auto" w:fill="FFFFFF"/>
+            <w:tcMar>
+              <w:top w:w="0" w:type="dxa"/>
+              <w:bottom w:w="0" w:type="dxa"/>
+              <w:left w:w="0" w:type="dxa"/>
+              <w:right w:w="0" w:type="dxa"/>
+            </w:tcMar>
+            <w:vAlign w:val="top"/>
+          </w:tcPr>
+          <w:p>
+            <w:pPr>
+              <w:pStyle w:val="Normal"/>
               <w:jc w:val="left"/>
               <w:pBdr>
                 <w:bottom w:val="none" w:sz="0" w:space="0" w:color="000000"/>
@@ -3835,19 +3868,19 @@
               <w:spacing w:after="100" w:before="100" w:line="240"/>
               <w:ind w:left="300" w:right="100" w:firstLine="0" w:firstLineChars="0"/>
               <w:rPr>
-                <w:rFonts w:ascii="Arial" w:hAnsi="Arial" w:eastAsia="Arial" w:cs="Arial"/>
-                <w:i w:val="false"/>
-                <w:b w:val="false"/>
-                <w:u w:val="none"/>
-                <w:strike w:val="false"/>
-                <w:sz w:val="22"/>
-                <w:szCs w:val="22"/>
-                <w:color w:val="000000"/>
-              </w:rPr>
-            </w:pPr>
-            <w:r>
-              <w:rPr>
-                <w:rFonts w:ascii="Arial" w:hAnsi="Arial" w:eastAsia="Arial" w:cs="Arial"/>
+                <w:rFonts w:ascii="Helvetica" w:hAnsi="Helvetica" w:eastAsia="Helvetica" w:cs="Helvetica"/>
+                <w:i w:val="false"/>
+                <w:b w:val="false"/>
+                <w:u w:val="none"/>
+                <w:strike w:val="false"/>
+                <w:sz w:val="22"/>
+                <w:szCs w:val="22"/>
+                <w:color w:val="000000"/>
+              </w:rPr>
+            </w:pPr>
+            <w:r>
+              <w:rPr>
+                <w:rFonts w:ascii="Helvetica" w:hAnsi="Helvetica" w:eastAsia="Helvetica" w:cs="Helvetica"/>
                 <w:i w:val="false"/>
                 <w:b w:val="false"/>
                 <w:u w:val="none"/>
@@ -3879,6 +3912,7 @@
           </w:tcPr>
           <w:p>
             <w:pPr>
+              <w:pStyle w:val="Normal"/>
               <w:jc w:val="center"/>
               <w:pBdr>
                 <w:bottom w:val="none" w:sz="0" w:space="0" w:color="000000"/>
@@ -3889,19 +3923,19 @@
               <w:spacing w:after="100" w:before="100" w:line="240"/>
               <w:ind w:left="100" w:right="100" w:firstLine="0" w:firstLineChars="0"/>
               <w:rPr>
-                <w:rFonts w:ascii="Arial" w:hAnsi="Arial" w:eastAsia="Arial" w:cs="Arial"/>
-                <w:i w:val="false"/>
-                <w:b w:val="false"/>
-                <w:u w:val="none"/>
-                <w:strike w:val="false"/>
-                <w:sz w:val="22"/>
-                <w:szCs w:val="22"/>
-                <w:color w:val="000000"/>
-              </w:rPr>
-            </w:pPr>
-            <w:r>
-              <w:rPr>
-                <w:rFonts w:ascii="Arial" w:hAnsi="Arial" w:eastAsia="Arial" w:cs="Arial"/>
+                <w:rFonts w:ascii="Helvetica" w:hAnsi="Helvetica" w:eastAsia="Helvetica" w:cs="Helvetica"/>
+                <w:i w:val="false"/>
+                <w:b w:val="false"/>
+                <w:u w:val="none"/>
+                <w:strike w:val="false"/>
+                <w:sz w:val="22"/>
+                <w:szCs w:val="22"/>
+                <w:color w:val="000000"/>
+              </w:rPr>
+            </w:pPr>
+            <w:r>
+              <w:rPr>
+                <w:rFonts w:ascii="Helvetica" w:hAnsi="Helvetica" w:eastAsia="Helvetica" w:cs="Helvetica"/>
                 <w:i w:val="false"/>
                 <w:b w:val="false"/>
                 <w:u w:val="none"/>
@@ -3917,28 +3951,28 @@
       </w:tr>
       <w:tr>
         <w:trPr>
-          <w:trHeight w:val="617" w:hRule="auto"/>
+          <w:trHeight w:val="608" w:hRule="auto"/>
         </w:trPr>
-        body34
-        <w:tc>
-          <w:tcPr>
-            <w:tcBorders>
-              <w:bottom w:val="none" w:sz="0" w:space="0" w:color="000000"/>
-              <w:top w:val="none" w:sz="0" w:space="0" w:color="000000"/>
-              <w:left w:val="none" w:sz="0" w:space="0" w:color="000000"/>
-              <w:right w:val="none" w:sz="0" w:space="0" w:color="000000"/>
-            </w:tcBorders>
-            <w:shd w:val="clear" w:color="auto" w:fill="FFFFFF"/>
-            <w:tcMar>
-              <w:top w:w="0" w:type="dxa"/>
-              <w:bottom w:w="0" w:type="dxa"/>
-              <w:left w:w="0" w:type="dxa"/>
-              <w:right w:w="0" w:type="dxa"/>
-            </w:tcMar>
-            <w:vAlign w:val="top"/>
-          </w:tcPr>
-          <w:p>
-            <w:pPr>
+        <w:tc>
+          <w:tcPr>
+            <w:tcBorders>
+              <w:bottom w:val="none" w:sz="0" w:space="0" w:color="000000"/>
+              <w:top w:val="none" w:sz="0" w:space="0" w:color="000000"/>
+              <w:left w:val="none" w:sz="0" w:space="0" w:color="000000"/>
+              <w:right w:val="none" w:sz="0" w:space="0" w:color="000000"/>
+            </w:tcBorders>
+            <w:shd w:val="clear" w:color="auto" w:fill="FFFFFF"/>
+            <w:tcMar>
+              <w:top w:w="0" w:type="dxa"/>
+              <w:bottom w:w="0" w:type="dxa"/>
+              <w:left w:w="0" w:type="dxa"/>
+              <w:right w:w="0" w:type="dxa"/>
+            </w:tcMar>
+            <w:vAlign w:val="top"/>
+          </w:tcPr>
+          <w:p>
+            <w:pPr>
+              <w:pStyle w:val="Normal"/>
               <w:jc w:val="left"/>
               <w:pBdr>
                 <w:bottom w:val="none" w:sz="0" w:space="0" w:color="000000"/>
@@ -3949,7 +3983,7 @@
               <w:spacing w:after="100" w:before="100" w:line="240"/>
               <w:ind w:left="100" w:right="100" w:firstLine="0" w:firstLineChars="0"/>
               <w:rPr>
-                <w:rFonts w:ascii="Arial" w:hAnsi="Arial" w:eastAsia="Arial" w:cs="Arial"/>
+                <w:rFonts w:ascii="Helvetica" w:hAnsi="Helvetica" w:eastAsia="Helvetica" w:cs="Helvetica"/>
                 <w:i w:val="false"/>
                 <w:b w:val="true"/>
                 <w:u w:val="none"/>
@@ -3961,7 +3995,7 @@
             </w:pPr>
             <w:r>
               <w:rPr>
-                <w:rFonts w:ascii="Arial" w:hAnsi="Arial" w:eastAsia="Arial" w:cs="Arial"/>
+                <w:rFonts w:ascii="Helvetica" w:hAnsi="Helvetica" w:eastAsia="Helvetica" w:cs="Helvetica"/>
                 <w:i w:val="false"/>
                 <w:b w:val="true"/>
                 <w:u w:val="none"/>
@@ -3993,6 +4027,7 @@
           </w:tcPr>
           <w:p>
             <w:pPr>
+              <w:pStyle w:val="Normal"/>
               <w:jc w:val="center"/>
               <w:pBdr>
                 <w:bottom w:val="none" w:sz="0" w:space="0" w:color="000000"/>
@@ -4003,19 +4038,19 @@
               <w:spacing w:after="100" w:before="100" w:line="240"/>
               <w:ind w:left="100" w:right="100" w:firstLine="0" w:firstLineChars="0"/>
               <w:rPr>
-                <w:rFonts w:ascii="Arial" w:hAnsi="Arial" w:eastAsia="Arial" w:cs="Arial"/>
-                <w:i w:val="false"/>
-                <w:b w:val="false"/>
-                <w:u w:val="none"/>
-                <w:strike w:val="false"/>
-                <w:sz w:val="22"/>
-                <w:szCs w:val="22"/>
-                <w:color w:val="000000"/>
-              </w:rPr>
-            </w:pPr>
-            <w:r>
-              <w:rPr>
-                <w:rFonts w:ascii="Arial" w:hAnsi="Arial" w:eastAsia="Arial" w:cs="Arial"/>
+                <w:rFonts w:ascii="Helvetica" w:hAnsi="Helvetica" w:eastAsia="Helvetica" w:cs="Helvetica"/>
+                <w:i w:val="false"/>
+                <w:b w:val="false"/>
+                <w:u w:val="none"/>
+                <w:strike w:val="false"/>
+                <w:sz w:val="22"/>
+                <w:szCs w:val="22"/>
+                <w:color w:val="000000"/>
+              </w:rPr>
+            </w:pPr>
+            <w:r>
+              <w:rPr>
+                <w:rFonts w:ascii="Helvetica" w:hAnsi="Helvetica" w:eastAsia="Helvetica" w:cs="Helvetica"/>
                 <w:i w:val="false"/>
                 <w:b w:val="false"/>
                 <w:u w:val="none"/>
@@ -4031,28 +4066,28 @@
       </w:tr>
       <w:tr>
         <w:trPr>
-          <w:trHeight w:val="617" w:hRule="auto"/>
+          <w:trHeight w:val="608" w:hRule="auto"/>
         </w:trPr>
-        body35
-        <w:tc>
-          <w:tcPr>
-            <w:tcBorders>
-              <w:bottom w:val="none" w:sz="0" w:space="0" w:color="000000"/>
-              <w:top w:val="none" w:sz="0" w:space="0" w:color="000000"/>
-              <w:left w:val="none" w:sz="0" w:space="0" w:color="000000"/>
-              <w:right w:val="none" w:sz="0" w:space="0" w:color="000000"/>
-            </w:tcBorders>
-            <w:shd w:val="clear" w:color="auto" w:fill="FFFFFF"/>
-            <w:tcMar>
-              <w:top w:w="0" w:type="dxa"/>
-              <w:bottom w:w="0" w:type="dxa"/>
-              <w:left w:w="0" w:type="dxa"/>
-              <w:right w:w="0" w:type="dxa"/>
-            </w:tcMar>
-            <w:vAlign w:val="top"/>
-          </w:tcPr>
-          <w:p>
-            <w:pPr>
+        <w:tc>
+          <w:tcPr>
+            <w:tcBorders>
+              <w:bottom w:val="none" w:sz="0" w:space="0" w:color="000000"/>
+              <w:top w:val="none" w:sz="0" w:space="0" w:color="000000"/>
+              <w:left w:val="none" w:sz="0" w:space="0" w:color="000000"/>
+              <w:right w:val="none" w:sz="0" w:space="0" w:color="000000"/>
+            </w:tcBorders>
+            <w:shd w:val="clear" w:color="auto" w:fill="FFFFFF"/>
+            <w:tcMar>
+              <w:top w:w="0" w:type="dxa"/>
+              <w:bottom w:w="0" w:type="dxa"/>
+              <w:left w:w="0" w:type="dxa"/>
+              <w:right w:w="0" w:type="dxa"/>
+            </w:tcMar>
+            <w:vAlign w:val="top"/>
+          </w:tcPr>
+          <w:p>
+            <w:pPr>
+              <w:pStyle w:val="Normal"/>
               <w:jc w:val="left"/>
               <w:pBdr>
                 <w:bottom w:val="none" w:sz="0" w:space="0" w:color="000000"/>
@@ -4063,19 +4098,19 @@
               <w:spacing w:after="100" w:before="100" w:line="240"/>
               <w:ind w:left="300" w:right="100" w:firstLine="0" w:firstLineChars="0"/>
               <w:rPr>
-                <w:rFonts w:ascii="Arial" w:hAnsi="Arial" w:eastAsia="Arial" w:cs="Arial"/>
-                <w:i w:val="false"/>
-                <w:b w:val="false"/>
-                <w:u w:val="none"/>
-                <w:strike w:val="false"/>
-                <w:sz w:val="22"/>
-                <w:szCs w:val="22"/>
-                <w:color w:val="000000"/>
-              </w:rPr>
-            </w:pPr>
-            <w:r>
-              <w:rPr>
-                <w:rFonts w:ascii="Arial" w:hAnsi="Arial" w:eastAsia="Arial" w:cs="Arial"/>
+                <w:rFonts w:ascii="Helvetica" w:hAnsi="Helvetica" w:eastAsia="Helvetica" w:cs="Helvetica"/>
+                <w:i w:val="false"/>
+                <w:b w:val="false"/>
+                <w:u w:val="none"/>
+                <w:strike w:val="false"/>
+                <w:sz w:val="22"/>
+                <w:szCs w:val="22"/>
+                <w:color w:val="000000"/>
+              </w:rPr>
+            </w:pPr>
+            <w:r>
+              <w:rPr>
+                <w:rFonts w:ascii="Helvetica" w:hAnsi="Helvetica" w:eastAsia="Helvetica" w:cs="Helvetica"/>
                 <w:i w:val="false"/>
                 <w:b w:val="false"/>
                 <w:u w:val="none"/>
@@ -4107,6 +4142,7 @@
           </w:tcPr>
           <w:p>
             <w:pPr>
+              <w:pStyle w:val="Normal"/>
               <w:jc w:val="center"/>
               <w:pBdr>
                 <w:bottom w:val="none" w:sz="0" w:space="0" w:color="000000"/>
@@ -4117,19 +4153,19 @@
               <w:spacing w:after="100" w:before="100" w:line="240"/>
               <w:ind w:left="100" w:right="100" w:firstLine="0" w:firstLineChars="0"/>
               <w:rPr>
-                <w:rFonts w:ascii="Arial" w:hAnsi="Arial" w:eastAsia="Arial" w:cs="Arial"/>
-                <w:i w:val="false"/>
-                <w:b w:val="false"/>
-                <w:u w:val="none"/>
-                <w:strike w:val="false"/>
-                <w:sz w:val="22"/>
-                <w:szCs w:val="22"/>
-                <w:color w:val="000000"/>
-              </w:rPr>
-            </w:pPr>
-            <w:r>
-              <w:rPr>
-                <w:rFonts w:ascii="Arial" w:hAnsi="Arial" w:eastAsia="Arial" w:cs="Arial"/>
+                <w:rFonts w:ascii="Helvetica" w:hAnsi="Helvetica" w:eastAsia="Helvetica" w:cs="Helvetica"/>
+                <w:i w:val="false"/>
+                <w:b w:val="false"/>
+                <w:u w:val="none"/>
+                <w:strike w:val="false"/>
+                <w:sz w:val="22"/>
+                <w:szCs w:val="22"/>
+                <w:color w:val="000000"/>
+              </w:rPr>
+            </w:pPr>
+            <w:r>
+              <w:rPr>
+                <w:rFonts w:ascii="Helvetica" w:hAnsi="Helvetica" w:eastAsia="Helvetica" w:cs="Helvetica"/>
                 <w:i w:val="false"/>
                 <w:b w:val="false"/>
                 <w:u w:val="none"/>
@@ -4145,28 +4181,28 @@
       </w:tr>
       <w:tr>
         <w:trPr>
-          <w:trHeight w:val="617" w:hRule="auto"/>
+          <w:trHeight w:val="608" w:hRule="auto"/>
         </w:trPr>
-        body36
-        <w:tc>
-          <w:tcPr>
-            <w:tcBorders>
-              <w:bottom w:val="none" w:sz="0" w:space="0" w:color="000000"/>
-              <w:top w:val="none" w:sz="0" w:space="0" w:color="000000"/>
-              <w:left w:val="none" w:sz="0" w:space="0" w:color="000000"/>
-              <w:right w:val="none" w:sz="0" w:space="0" w:color="000000"/>
-            </w:tcBorders>
-            <w:shd w:val="clear" w:color="auto" w:fill="FFFFFF"/>
-            <w:tcMar>
-              <w:top w:w="0" w:type="dxa"/>
-              <w:bottom w:w="0" w:type="dxa"/>
-              <w:left w:w="0" w:type="dxa"/>
-              <w:right w:w="0" w:type="dxa"/>
-            </w:tcMar>
-            <w:vAlign w:val="top"/>
-          </w:tcPr>
-          <w:p>
-            <w:pPr>
+        <w:tc>
+          <w:tcPr>
+            <w:tcBorders>
+              <w:bottom w:val="none" w:sz="0" w:space="0" w:color="000000"/>
+              <w:top w:val="none" w:sz="0" w:space="0" w:color="000000"/>
+              <w:left w:val="none" w:sz="0" w:space="0" w:color="000000"/>
+              <w:right w:val="none" w:sz="0" w:space="0" w:color="000000"/>
+            </w:tcBorders>
+            <w:shd w:val="clear" w:color="auto" w:fill="FFFFFF"/>
+            <w:tcMar>
+              <w:top w:w="0" w:type="dxa"/>
+              <w:bottom w:w="0" w:type="dxa"/>
+              <w:left w:w="0" w:type="dxa"/>
+              <w:right w:w="0" w:type="dxa"/>
+            </w:tcMar>
+            <w:vAlign w:val="top"/>
+          </w:tcPr>
+          <w:p>
+            <w:pPr>
+              <w:pStyle w:val="Normal"/>
               <w:jc w:val="left"/>
               <w:pBdr>
                 <w:bottom w:val="none" w:sz="0" w:space="0" w:color="000000"/>
@@ -4177,19 +4213,19 @@
               <w:spacing w:after="100" w:before="100" w:line="240"/>
               <w:ind w:left="300" w:right="100" w:firstLine="0" w:firstLineChars="0"/>
               <w:rPr>
-                <w:rFonts w:ascii="Arial" w:hAnsi="Arial" w:eastAsia="Arial" w:cs="Arial"/>
-                <w:i w:val="false"/>
-                <w:b w:val="false"/>
-                <w:u w:val="none"/>
-                <w:strike w:val="false"/>
-                <w:sz w:val="22"/>
-                <w:szCs w:val="22"/>
-                <w:color w:val="000000"/>
-              </w:rPr>
-            </w:pPr>
-            <w:r>
-              <w:rPr>
-                <w:rFonts w:ascii="Arial" w:hAnsi="Arial" w:eastAsia="Arial" w:cs="Arial"/>
+                <w:rFonts w:ascii="Helvetica" w:hAnsi="Helvetica" w:eastAsia="Helvetica" w:cs="Helvetica"/>
+                <w:i w:val="false"/>
+                <w:b w:val="false"/>
+                <w:u w:val="none"/>
+                <w:strike w:val="false"/>
+                <w:sz w:val="22"/>
+                <w:szCs w:val="22"/>
+                <w:color w:val="000000"/>
+              </w:rPr>
+            </w:pPr>
+            <w:r>
+              <w:rPr>
+                <w:rFonts w:ascii="Helvetica" w:hAnsi="Helvetica" w:eastAsia="Helvetica" w:cs="Helvetica"/>
                 <w:i w:val="false"/>
                 <w:b w:val="false"/>
                 <w:u w:val="none"/>
@@ -4221,6 +4257,7 @@
           </w:tcPr>
           <w:p>
             <w:pPr>
+              <w:pStyle w:val="Normal"/>
               <w:jc w:val="center"/>
               <w:pBdr>
                 <w:bottom w:val="none" w:sz="0" w:space="0" w:color="000000"/>
@@ -4231,19 +4268,19 @@
               <w:spacing w:after="100" w:before="100" w:line="240"/>
               <w:ind w:left="100" w:right="100" w:firstLine="0" w:firstLineChars="0"/>
               <w:rPr>
-                <w:rFonts w:ascii="Arial" w:hAnsi="Arial" w:eastAsia="Arial" w:cs="Arial"/>
-                <w:i w:val="false"/>
-                <w:b w:val="false"/>
-                <w:u w:val="none"/>
-                <w:strike w:val="false"/>
-                <w:sz w:val="22"/>
-                <w:szCs w:val="22"/>
-                <w:color w:val="000000"/>
-              </w:rPr>
-            </w:pPr>
-            <w:r>
-              <w:rPr>
-                <w:rFonts w:ascii="Arial" w:hAnsi="Arial" w:eastAsia="Arial" w:cs="Arial"/>
+                <w:rFonts w:ascii="Helvetica" w:hAnsi="Helvetica" w:eastAsia="Helvetica" w:cs="Helvetica"/>
+                <w:i w:val="false"/>
+                <w:b w:val="false"/>
+                <w:u w:val="none"/>
+                <w:strike w:val="false"/>
+                <w:sz w:val="22"/>
+                <w:szCs w:val="22"/>
+                <w:color w:val="000000"/>
+              </w:rPr>
+            </w:pPr>
+            <w:r>
+              <w:rPr>
+                <w:rFonts w:ascii="Helvetica" w:hAnsi="Helvetica" w:eastAsia="Helvetica" w:cs="Helvetica"/>
                 <w:i w:val="false"/>
                 <w:b w:val="false"/>
                 <w:u w:val="none"/>
@@ -4259,28 +4296,28 @@
       </w:tr>
       <w:tr>
         <w:trPr>
-          <w:trHeight w:val="617" w:hRule="auto"/>
+          <w:trHeight w:val="608" w:hRule="auto"/>
         </w:trPr>
-        body37
-        <w:tc>
-          <w:tcPr>
-            <w:tcBorders>
-              <w:bottom w:val="none" w:sz="0" w:space="0" w:color="000000"/>
-              <w:top w:val="none" w:sz="0" w:space="0" w:color="000000"/>
-              <w:left w:val="none" w:sz="0" w:space="0" w:color="000000"/>
-              <w:right w:val="none" w:sz="0" w:space="0" w:color="000000"/>
-            </w:tcBorders>
-            <w:shd w:val="clear" w:color="auto" w:fill="FFFFFF"/>
-            <w:tcMar>
-              <w:top w:w="0" w:type="dxa"/>
-              <w:bottom w:w="0" w:type="dxa"/>
-              <w:left w:w="0" w:type="dxa"/>
-              <w:right w:w="0" w:type="dxa"/>
-            </w:tcMar>
-            <w:vAlign w:val="top"/>
-          </w:tcPr>
-          <w:p>
-            <w:pPr>
+        <w:tc>
+          <w:tcPr>
+            <w:tcBorders>
+              <w:bottom w:val="none" w:sz="0" w:space="0" w:color="000000"/>
+              <w:top w:val="none" w:sz="0" w:space="0" w:color="000000"/>
+              <w:left w:val="none" w:sz="0" w:space="0" w:color="000000"/>
+              <w:right w:val="none" w:sz="0" w:space="0" w:color="000000"/>
+            </w:tcBorders>
+            <w:shd w:val="clear" w:color="auto" w:fill="FFFFFF"/>
+            <w:tcMar>
+              <w:top w:w="0" w:type="dxa"/>
+              <w:bottom w:w="0" w:type="dxa"/>
+              <w:left w:w="0" w:type="dxa"/>
+              <w:right w:w="0" w:type="dxa"/>
+            </w:tcMar>
+            <w:vAlign w:val="top"/>
+          </w:tcPr>
+          <w:p>
+            <w:pPr>
+              <w:pStyle w:val="Normal"/>
               <w:jc w:val="left"/>
               <w:pBdr>
                 <w:bottom w:val="none" w:sz="0" w:space="0" w:color="000000"/>
@@ -4291,19 +4328,19 @@
               <w:spacing w:after="100" w:before="100" w:line="240"/>
               <w:ind w:left="300" w:right="100" w:firstLine="0" w:firstLineChars="0"/>
               <w:rPr>
-                <w:rFonts w:ascii="Arial" w:hAnsi="Arial" w:eastAsia="Arial" w:cs="Arial"/>
-                <w:i w:val="false"/>
-                <w:b w:val="false"/>
-                <w:u w:val="none"/>
-                <w:strike w:val="false"/>
-                <w:sz w:val="22"/>
-                <w:szCs w:val="22"/>
-                <w:color w:val="000000"/>
-              </w:rPr>
-            </w:pPr>
-            <w:r>
-              <w:rPr>
-                <w:rFonts w:ascii="Arial" w:hAnsi="Arial" w:eastAsia="Arial" w:cs="Arial"/>
+                <w:rFonts w:ascii="Helvetica" w:hAnsi="Helvetica" w:eastAsia="Helvetica" w:cs="Helvetica"/>
+                <w:i w:val="false"/>
+                <w:b w:val="false"/>
+                <w:u w:val="none"/>
+                <w:strike w:val="false"/>
+                <w:sz w:val="22"/>
+                <w:szCs w:val="22"/>
+                <w:color w:val="000000"/>
+              </w:rPr>
+            </w:pPr>
+            <w:r>
+              <w:rPr>
+                <w:rFonts w:ascii="Helvetica" w:hAnsi="Helvetica" w:eastAsia="Helvetica" w:cs="Helvetica"/>
                 <w:i w:val="false"/>
                 <w:b w:val="false"/>
                 <w:u w:val="none"/>
@@ -4335,6 +4372,7 @@
           </w:tcPr>
           <w:p>
             <w:pPr>
+              <w:pStyle w:val="Normal"/>
               <w:jc w:val="center"/>
               <w:pBdr>
                 <w:bottom w:val="none" w:sz="0" w:space="0" w:color="000000"/>
@@ -4345,19 +4383,19 @@
               <w:spacing w:after="100" w:before="100" w:line="240"/>
               <w:ind w:left="100" w:right="100" w:firstLine="0" w:firstLineChars="0"/>
               <w:rPr>
-                <w:rFonts w:ascii="Arial" w:hAnsi="Arial" w:eastAsia="Arial" w:cs="Arial"/>
-                <w:i w:val="false"/>
-                <w:b w:val="false"/>
-                <w:u w:val="none"/>
-                <w:strike w:val="false"/>
-                <w:sz w:val="22"/>
-                <w:szCs w:val="22"/>
-                <w:color w:val="000000"/>
-              </w:rPr>
-            </w:pPr>
-            <w:r>
-              <w:rPr>
-                <w:rFonts w:ascii="Arial" w:hAnsi="Arial" w:eastAsia="Arial" w:cs="Arial"/>
+                <w:rFonts w:ascii="Helvetica" w:hAnsi="Helvetica" w:eastAsia="Helvetica" w:cs="Helvetica"/>
+                <w:i w:val="false"/>
+                <w:b w:val="false"/>
+                <w:u w:val="none"/>
+                <w:strike w:val="false"/>
+                <w:sz w:val="22"/>
+                <w:szCs w:val="22"/>
+                <w:color w:val="000000"/>
+              </w:rPr>
+            </w:pPr>
+            <w:r>
+              <w:rPr>
+                <w:rFonts w:ascii="Helvetica" w:hAnsi="Helvetica" w:eastAsia="Helvetica" w:cs="Helvetica"/>
                 <w:i w:val="false"/>
                 <w:b w:val="false"/>
                 <w:u w:val="none"/>
@@ -4373,28 +4411,28 @@
       </w:tr>
       <w:tr>
         <w:trPr>
-          <w:trHeight w:val="617" w:hRule="auto"/>
+          <w:trHeight w:val="608" w:hRule="auto"/>
         </w:trPr>
-        body38
-        <w:tc>
-          <w:tcPr>
-            <w:tcBorders>
-              <w:bottom w:val="none" w:sz="0" w:space="0" w:color="000000"/>
-              <w:top w:val="none" w:sz="0" w:space="0" w:color="000000"/>
-              <w:left w:val="none" w:sz="0" w:space="0" w:color="000000"/>
-              <w:right w:val="none" w:sz="0" w:space="0" w:color="000000"/>
-            </w:tcBorders>
-            <w:shd w:val="clear" w:color="auto" w:fill="FFFFFF"/>
-            <w:tcMar>
-              <w:top w:w="0" w:type="dxa"/>
-              <w:bottom w:w="0" w:type="dxa"/>
-              <w:left w:w="0" w:type="dxa"/>
-              <w:right w:w="0" w:type="dxa"/>
-            </w:tcMar>
-            <w:vAlign w:val="top"/>
-          </w:tcPr>
-          <w:p>
-            <w:pPr>
+        <w:tc>
+          <w:tcPr>
+            <w:tcBorders>
+              <w:bottom w:val="none" w:sz="0" w:space="0" w:color="000000"/>
+              <w:top w:val="none" w:sz="0" w:space="0" w:color="000000"/>
+              <w:left w:val="none" w:sz="0" w:space="0" w:color="000000"/>
+              <w:right w:val="none" w:sz="0" w:space="0" w:color="000000"/>
+            </w:tcBorders>
+            <w:shd w:val="clear" w:color="auto" w:fill="FFFFFF"/>
+            <w:tcMar>
+              <w:top w:w="0" w:type="dxa"/>
+              <w:bottom w:w="0" w:type="dxa"/>
+              <w:left w:w="0" w:type="dxa"/>
+              <w:right w:w="0" w:type="dxa"/>
+            </w:tcMar>
+            <w:vAlign w:val="top"/>
+          </w:tcPr>
+          <w:p>
+            <w:pPr>
+              <w:pStyle w:val="Normal"/>
               <w:jc w:val="left"/>
               <w:pBdr>
                 <w:bottom w:val="none" w:sz="0" w:space="0" w:color="000000"/>
@@ -4405,19 +4443,19 @@
               <w:spacing w:after="100" w:before="100" w:line="240"/>
               <w:ind w:left="300" w:right="100" w:firstLine="0" w:firstLineChars="0"/>
               <w:rPr>
-                <w:rFonts w:ascii="Arial" w:hAnsi="Arial" w:eastAsia="Arial" w:cs="Arial"/>
-                <w:i w:val="false"/>
-                <w:b w:val="false"/>
-                <w:u w:val="none"/>
-                <w:strike w:val="false"/>
-                <w:sz w:val="22"/>
-                <w:szCs w:val="22"/>
-                <w:color w:val="000000"/>
-              </w:rPr>
-            </w:pPr>
-            <w:r>
-              <w:rPr>
-                <w:rFonts w:ascii="Arial" w:hAnsi="Arial" w:eastAsia="Arial" w:cs="Arial"/>
+                <w:rFonts w:ascii="Helvetica" w:hAnsi="Helvetica" w:eastAsia="Helvetica" w:cs="Helvetica"/>
+                <w:i w:val="false"/>
+                <w:b w:val="false"/>
+                <w:u w:val="none"/>
+                <w:strike w:val="false"/>
+                <w:sz w:val="22"/>
+                <w:szCs w:val="22"/>
+                <w:color w:val="000000"/>
+              </w:rPr>
+            </w:pPr>
+            <w:r>
+              <w:rPr>
+                <w:rFonts w:ascii="Helvetica" w:hAnsi="Helvetica" w:eastAsia="Helvetica" w:cs="Helvetica"/>
                 <w:i w:val="false"/>
                 <w:b w:val="false"/>
                 <w:u w:val="none"/>
@@ -4449,6 +4487,7 @@
           </w:tcPr>
           <w:p>
             <w:pPr>
+              <w:pStyle w:val="Normal"/>
               <w:jc w:val="center"/>
               <w:pBdr>
                 <w:bottom w:val="none" w:sz="0" w:space="0" w:color="000000"/>
@@ -4459,19 +4498,19 @@
               <w:spacing w:after="100" w:before="100" w:line="240"/>
               <w:ind w:left="100" w:right="100" w:firstLine="0" w:firstLineChars="0"/>
               <w:rPr>
-                <w:rFonts w:ascii="Arial" w:hAnsi="Arial" w:eastAsia="Arial" w:cs="Arial"/>
-                <w:i w:val="false"/>
-                <w:b w:val="false"/>
-                <w:u w:val="none"/>
-                <w:strike w:val="false"/>
-                <w:sz w:val="22"/>
-                <w:szCs w:val="22"/>
-                <w:color w:val="000000"/>
-              </w:rPr>
-            </w:pPr>
-            <w:r>
-              <w:rPr>
-                <w:rFonts w:ascii="Arial" w:hAnsi="Arial" w:eastAsia="Arial" w:cs="Arial"/>
+                <w:rFonts w:ascii="Helvetica" w:hAnsi="Helvetica" w:eastAsia="Helvetica" w:cs="Helvetica"/>
+                <w:i w:val="false"/>
+                <w:b w:val="false"/>
+                <w:u w:val="none"/>
+                <w:strike w:val="false"/>
+                <w:sz w:val="22"/>
+                <w:szCs w:val="22"/>
+                <w:color w:val="000000"/>
+              </w:rPr>
+            </w:pPr>
+            <w:r>
+              <w:rPr>
+                <w:rFonts w:ascii="Helvetica" w:hAnsi="Helvetica" w:eastAsia="Helvetica" w:cs="Helvetica"/>
                 <w:i w:val="false"/>
                 <w:b w:val="false"/>
                 <w:u w:val="none"/>
@@ -4487,28 +4526,28 @@
       </w:tr>
       <w:tr>
         <w:trPr>
-          <w:trHeight w:val="617" w:hRule="auto"/>
+          <w:trHeight w:val="608" w:hRule="auto"/>
         </w:trPr>
-        body39
-        <w:tc>
-          <w:tcPr>
-            <w:tcBorders>
-              <w:bottom w:val="none" w:sz="0" w:space="0" w:color="000000"/>
-              <w:top w:val="none" w:sz="0" w:space="0" w:color="000000"/>
-              <w:left w:val="none" w:sz="0" w:space="0" w:color="000000"/>
-              <w:right w:val="none" w:sz="0" w:space="0" w:color="000000"/>
-            </w:tcBorders>
-            <w:shd w:val="clear" w:color="auto" w:fill="FFFFFF"/>
-            <w:tcMar>
-              <w:top w:w="0" w:type="dxa"/>
-              <w:bottom w:w="0" w:type="dxa"/>
-              <w:left w:w="0" w:type="dxa"/>
-              <w:right w:w="0" w:type="dxa"/>
-            </w:tcMar>
-            <w:vAlign w:val="top"/>
-          </w:tcPr>
-          <w:p>
-            <w:pPr>
+        <w:tc>
+          <w:tcPr>
+            <w:tcBorders>
+              <w:bottom w:val="none" w:sz="0" w:space="0" w:color="000000"/>
+              <w:top w:val="none" w:sz="0" w:space="0" w:color="000000"/>
+              <w:left w:val="none" w:sz="0" w:space="0" w:color="000000"/>
+              <w:right w:val="none" w:sz="0" w:space="0" w:color="000000"/>
+            </w:tcBorders>
+            <w:shd w:val="clear" w:color="auto" w:fill="FFFFFF"/>
+            <w:tcMar>
+              <w:top w:w="0" w:type="dxa"/>
+              <w:bottom w:w="0" w:type="dxa"/>
+              <w:left w:w="0" w:type="dxa"/>
+              <w:right w:w="0" w:type="dxa"/>
+            </w:tcMar>
+            <w:vAlign w:val="top"/>
+          </w:tcPr>
+          <w:p>
+            <w:pPr>
+              <w:pStyle w:val="Normal"/>
               <w:jc w:val="left"/>
               <w:pBdr>
                 <w:bottom w:val="none" w:sz="0" w:space="0" w:color="000000"/>
@@ -4519,7 +4558,7 @@
               <w:spacing w:after="100" w:before="100" w:line="240"/>
               <w:ind w:left="100" w:right="100" w:firstLine="0" w:firstLineChars="0"/>
               <w:rPr>
-                <w:rFonts w:ascii="Arial" w:hAnsi="Arial" w:eastAsia="Arial" w:cs="Arial"/>
+                <w:rFonts w:ascii="Helvetica" w:hAnsi="Helvetica" w:eastAsia="Helvetica" w:cs="Helvetica"/>
                 <w:i w:val="false"/>
                 <w:b w:val="true"/>
                 <w:u w:val="none"/>
@@ -4531,7 +4570,7 @@
             </w:pPr>
             <w:r>
               <w:rPr>
-                <w:rFonts w:ascii="Arial" w:hAnsi="Arial" w:eastAsia="Arial" w:cs="Arial"/>
+                <w:rFonts w:ascii="Helvetica" w:hAnsi="Helvetica" w:eastAsia="Helvetica" w:cs="Helvetica"/>
                 <w:i w:val="false"/>
                 <w:b w:val="true"/>
                 <w:u w:val="none"/>
@@ -4563,6 +4602,7 @@
           </w:tcPr>
           <w:p>
             <w:pPr>
+              <w:pStyle w:val="Normal"/>
               <w:jc w:val="center"/>
               <w:pBdr>
                 <w:bottom w:val="none" w:sz="0" w:space="0" w:color="000000"/>
@@ -4573,19 +4613,19 @@
               <w:spacing w:after="100" w:before="100" w:line="240"/>
               <w:ind w:left="100" w:right="100" w:firstLine="0" w:firstLineChars="0"/>
               <w:rPr>
-                <w:rFonts w:ascii="Arial" w:hAnsi="Arial" w:eastAsia="Arial" w:cs="Arial"/>
-                <w:i w:val="false"/>
-                <w:b w:val="false"/>
-                <w:u w:val="none"/>
-                <w:strike w:val="false"/>
-                <w:sz w:val="22"/>
-                <w:szCs w:val="22"/>
-                <w:color w:val="000000"/>
-              </w:rPr>
-            </w:pPr>
-            <w:r>
-              <w:rPr>
-                <w:rFonts w:ascii="Arial" w:hAnsi="Arial" w:eastAsia="Arial" w:cs="Arial"/>
+                <w:rFonts w:ascii="Helvetica" w:hAnsi="Helvetica" w:eastAsia="Helvetica" w:cs="Helvetica"/>
+                <w:i w:val="false"/>
+                <w:b w:val="false"/>
+                <w:u w:val="none"/>
+                <w:strike w:val="false"/>
+                <w:sz w:val="22"/>
+                <w:szCs w:val="22"/>
+                <w:color w:val="000000"/>
+              </w:rPr>
+            </w:pPr>
+            <w:r>
+              <w:rPr>
+                <w:rFonts w:ascii="Helvetica" w:hAnsi="Helvetica" w:eastAsia="Helvetica" w:cs="Helvetica"/>
                 <w:i w:val="false"/>
                 <w:b w:val="false"/>
                 <w:u w:val="none"/>
@@ -4601,28 +4641,28 @@
       </w:tr>
       <w:tr>
         <w:trPr>
-          <w:trHeight w:val="617" w:hRule="auto"/>
+          <w:trHeight w:val="608" w:hRule="auto"/>
         </w:trPr>
-        body40
-        <w:tc>
-          <w:tcPr>
-            <w:tcBorders>
-              <w:bottom w:val="none" w:sz="0" w:space="0" w:color="000000"/>
-              <w:top w:val="none" w:sz="0" w:space="0" w:color="000000"/>
-              <w:left w:val="none" w:sz="0" w:space="0" w:color="000000"/>
-              <w:right w:val="none" w:sz="0" w:space="0" w:color="000000"/>
-            </w:tcBorders>
-            <w:shd w:val="clear" w:color="auto" w:fill="FFFFFF"/>
-            <w:tcMar>
-              <w:top w:w="0" w:type="dxa"/>
-              <w:bottom w:w="0" w:type="dxa"/>
-              <w:left w:w="0" w:type="dxa"/>
-              <w:right w:w="0" w:type="dxa"/>
-            </w:tcMar>
-            <w:vAlign w:val="top"/>
-          </w:tcPr>
-          <w:p>
-            <w:pPr>
+        <w:tc>
+          <w:tcPr>
+            <w:tcBorders>
+              <w:bottom w:val="none" w:sz="0" w:space="0" w:color="000000"/>
+              <w:top w:val="none" w:sz="0" w:space="0" w:color="000000"/>
+              <w:left w:val="none" w:sz="0" w:space="0" w:color="000000"/>
+              <w:right w:val="none" w:sz="0" w:space="0" w:color="000000"/>
+            </w:tcBorders>
+            <w:shd w:val="clear" w:color="auto" w:fill="FFFFFF"/>
+            <w:tcMar>
+              <w:top w:w="0" w:type="dxa"/>
+              <w:bottom w:w="0" w:type="dxa"/>
+              <w:left w:w="0" w:type="dxa"/>
+              <w:right w:w="0" w:type="dxa"/>
+            </w:tcMar>
+            <w:vAlign w:val="top"/>
+          </w:tcPr>
+          <w:p>
+            <w:pPr>
+              <w:pStyle w:val="Normal"/>
               <w:jc w:val="left"/>
               <w:pBdr>
                 <w:bottom w:val="none" w:sz="0" w:space="0" w:color="000000"/>
@@ -4633,7 +4673,7 @@
               <w:spacing w:after="100" w:before="100" w:line="240"/>
               <w:ind w:left="100" w:right="100" w:firstLine="0" w:firstLineChars="0"/>
               <w:rPr>
-                <w:rFonts w:ascii="Arial" w:hAnsi="Arial" w:eastAsia="Arial" w:cs="Arial"/>
+                <w:rFonts w:ascii="Helvetica" w:hAnsi="Helvetica" w:eastAsia="Helvetica" w:cs="Helvetica"/>
                 <w:i w:val="false"/>
                 <w:b w:val="true"/>
                 <w:u w:val="none"/>
@@ -4645,7 +4685,7 @@
             </w:pPr>
             <w:r>
               <w:rPr>
-                <w:rFonts w:ascii="Arial" w:hAnsi="Arial" w:eastAsia="Arial" w:cs="Arial"/>
+                <w:rFonts w:ascii="Helvetica" w:hAnsi="Helvetica" w:eastAsia="Helvetica" w:cs="Helvetica"/>
                 <w:i w:val="false"/>
                 <w:b w:val="true"/>
                 <w:u w:val="none"/>
@@ -4677,6 +4717,7 @@
           </w:tcPr>
           <w:p>
             <w:pPr>
+              <w:pStyle w:val="Normal"/>
               <w:jc w:val="center"/>
               <w:pBdr>
                 <w:bottom w:val="none" w:sz="0" w:space="0" w:color="000000"/>
@@ -4687,19 +4728,19 @@
               <w:spacing w:after="100" w:before="100" w:line="240"/>
               <w:ind w:left="100" w:right="100" w:firstLine="0" w:firstLineChars="0"/>
               <w:rPr>
-                <w:rFonts w:ascii="Arial" w:hAnsi="Arial" w:eastAsia="Arial" w:cs="Arial"/>
-                <w:i w:val="false"/>
-                <w:b w:val="false"/>
-                <w:u w:val="none"/>
-                <w:strike w:val="false"/>
-                <w:sz w:val="22"/>
-                <w:szCs w:val="22"/>
-                <w:color w:val="000000"/>
-              </w:rPr>
-            </w:pPr>
-            <w:r>
-              <w:rPr>
-                <w:rFonts w:ascii="Arial" w:hAnsi="Arial" w:eastAsia="Arial" w:cs="Arial"/>
+                <w:rFonts w:ascii="Helvetica" w:hAnsi="Helvetica" w:eastAsia="Helvetica" w:cs="Helvetica"/>
+                <w:i w:val="false"/>
+                <w:b w:val="false"/>
+                <w:u w:val="none"/>
+                <w:strike w:val="false"/>
+                <w:sz w:val="22"/>
+                <w:szCs w:val="22"/>
+                <w:color w:val="000000"/>
+              </w:rPr>
+            </w:pPr>
+            <w:r>
+              <w:rPr>
+                <w:rFonts w:ascii="Helvetica" w:hAnsi="Helvetica" w:eastAsia="Helvetica" w:cs="Helvetica"/>
                 <w:i w:val="false"/>
                 <w:b w:val="false"/>
                 <w:u w:val="none"/>
@@ -4715,28 +4756,28 @@
       </w:tr>
       <w:tr>
         <w:trPr>
-          <w:trHeight w:val="617" w:hRule="auto"/>
+          <w:trHeight w:val="608" w:hRule="auto"/>
         </w:trPr>
-        body41
-        <w:tc>
-          <w:tcPr>
-            <w:tcBorders>
-              <w:bottom w:val="none" w:sz="0" w:space="0" w:color="000000"/>
-              <w:top w:val="none" w:sz="0" w:space="0" w:color="000000"/>
-              <w:left w:val="none" w:sz="0" w:space="0" w:color="000000"/>
-              <w:right w:val="none" w:sz="0" w:space="0" w:color="000000"/>
-            </w:tcBorders>
-            <w:shd w:val="clear" w:color="auto" w:fill="FFFFFF"/>
-            <w:tcMar>
-              <w:top w:w="0" w:type="dxa"/>
-              <w:bottom w:w="0" w:type="dxa"/>
-              <w:left w:w="0" w:type="dxa"/>
-              <w:right w:w="0" w:type="dxa"/>
-            </w:tcMar>
-            <w:vAlign w:val="top"/>
-          </w:tcPr>
-          <w:p>
-            <w:pPr>
+        <w:tc>
+          <w:tcPr>
+            <w:tcBorders>
+              <w:bottom w:val="none" w:sz="0" w:space="0" w:color="000000"/>
+              <w:top w:val="none" w:sz="0" w:space="0" w:color="000000"/>
+              <w:left w:val="none" w:sz="0" w:space="0" w:color="000000"/>
+              <w:right w:val="none" w:sz="0" w:space="0" w:color="000000"/>
+            </w:tcBorders>
+            <w:shd w:val="clear" w:color="auto" w:fill="FFFFFF"/>
+            <w:tcMar>
+              <w:top w:w="0" w:type="dxa"/>
+              <w:bottom w:w="0" w:type="dxa"/>
+              <w:left w:w="0" w:type="dxa"/>
+              <w:right w:w="0" w:type="dxa"/>
+            </w:tcMar>
+            <w:vAlign w:val="top"/>
+          </w:tcPr>
+          <w:p>
+            <w:pPr>
+              <w:pStyle w:val="Normal"/>
               <w:jc w:val="left"/>
               <w:pBdr>
                 <w:bottom w:val="none" w:sz="0" w:space="0" w:color="000000"/>
@@ -4747,7 +4788,7 @@
               <w:spacing w:after="100" w:before="100" w:line="240"/>
               <w:ind w:left="100" w:right="100" w:firstLine="0" w:firstLineChars="0"/>
               <w:rPr>
-                <w:rFonts w:ascii="Arial" w:hAnsi="Arial" w:eastAsia="Arial" w:cs="Arial"/>
+                <w:rFonts w:ascii="Helvetica" w:hAnsi="Helvetica" w:eastAsia="Helvetica" w:cs="Helvetica"/>
                 <w:i w:val="false"/>
                 <w:b w:val="true"/>
                 <w:u w:val="none"/>
@@ -4759,7 +4800,7 @@
             </w:pPr>
             <w:r>
               <w:rPr>
-                <w:rFonts w:ascii="Arial" w:hAnsi="Arial" w:eastAsia="Arial" w:cs="Arial"/>
+                <w:rFonts w:ascii="Helvetica" w:hAnsi="Helvetica" w:eastAsia="Helvetica" w:cs="Helvetica"/>
                 <w:i w:val="false"/>
                 <w:b w:val="true"/>
                 <w:u w:val="none"/>
@@ -4791,6 +4832,7 @@
           </w:tcPr>
           <w:p>
             <w:pPr>
+              <w:pStyle w:val="Normal"/>
               <w:jc w:val="center"/>
               <w:pBdr>
                 <w:bottom w:val="none" w:sz="0" w:space="0" w:color="000000"/>
@@ -4801,19 +4843,19 @@
               <w:spacing w:after="100" w:before="100" w:line="240"/>
               <w:ind w:left="100" w:right="100" w:firstLine="0" w:firstLineChars="0"/>
               <w:rPr>
-                <w:rFonts w:ascii="Arial" w:hAnsi="Arial" w:eastAsia="Arial" w:cs="Arial"/>
-                <w:i w:val="false"/>
-                <w:b w:val="false"/>
-                <w:u w:val="none"/>
-                <w:strike w:val="false"/>
-                <w:sz w:val="22"/>
-                <w:szCs w:val="22"/>
-                <w:color w:val="000000"/>
-              </w:rPr>
-            </w:pPr>
-            <w:r>
-              <w:rPr>
-                <w:rFonts w:ascii="Arial" w:hAnsi="Arial" w:eastAsia="Arial" w:cs="Arial"/>
+                <w:rFonts w:ascii="Helvetica" w:hAnsi="Helvetica" w:eastAsia="Helvetica" w:cs="Helvetica"/>
+                <w:i w:val="false"/>
+                <w:b w:val="false"/>
+                <w:u w:val="none"/>
+                <w:strike w:val="false"/>
+                <w:sz w:val="22"/>
+                <w:szCs w:val="22"/>
+                <w:color w:val="000000"/>
+              </w:rPr>
+            </w:pPr>
+            <w:r>
+              <w:rPr>
+                <w:rFonts w:ascii="Helvetica" w:hAnsi="Helvetica" w:eastAsia="Helvetica" w:cs="Helvetica"/>
                 <w:i w:val="false"/>
                 <w:b w:val="false"/>
                 <w:u w:val="none"/>
@@ -4829,28 +4871,28 @@
       </w:tr>
       <w:tr>
         <w:trPr>
-          <w:trHeight w:val="617" w:hRule="auto"/>
+          <w:trHeight w:val="608" w:hRule="auto"/>
         </w:trPr>
-        body42
-        <w:tc>
-          <w:tcPr>
-            <w:tcBorders>
-              <w:bottom w:val="none" w:sz="0" w:space="0" w:color="000000"/>
-              <w:top w:val="none" w:sz="0" w:space="0" w:color="000000"/>
-              <w:left w:val="none" w:sz="0" w:space="0" w:color="000000"/>
-              <w:right w:val="none" w:sz="0" w:space="0" w:color="000000"/>
-            </w:tcBorders>
-            <w:shd w:val="clear" w:color="auto" w:fill="FFFFFF"/>
-            <w:tcMar>
-              <w:top w:w="0" w:type="dxa"/>
-              <w:bottom w:w="0" w:type="dxa"/>
-              <w:left w:w="0" w:type="dxa"/>
-              <w:right w:w="0" w:type="dxa"/>
-            </w:tcMar>
-            <w:vAlign w:val="top"/>
-          </w:tcPr>
-          <w:p>
-            <w:pPr>
+        <w:tc>
+          <w:tcPr>
+            <w:tcBorders>
+              <w:bottom w:val="none" w:sz="0" w:space="0" w:color="000000"/>
+              <w:top w:val="none" w:sz="0" w:space="0" w:color="000000"/>
+              <w:left w:val="none" w:sz="0" w:space="0" w:color="000000"/>
+              <w:right w:val="none" w:sz="0" w:space="0" w:color="000000"/>
+            </w:tcBorders>
+            <w:shd w:val="clear" w:color="auto" w:fill="FFFFFF"/>
+            <w:tcMar>
+              <w:top w:w="0" w:type="dxa"/>
+              <w:bottom w:w="0" w:type="dxa"/>
+              <w:left w:w="0" w:type="dxa"/>
+              <w:right w:w="0" w:type="dxa"/>
+            </w:tcMar>
+            <w:vAlign w:val="top"/>
+          </w:tcPr>
+          <w:p>
+            <w:pPr>
+              <w:pStyle w:val="Normal"/>
               <w:jc w:val="left"/>
               <w:pBdr>
                 <w:bottom w:val="none" w:sz="0" w:space="0" w:color="000000"/>
@@ -4861,19 +4903,19 @@
               <w:spacing w:after="100" w:before="100" w:line="240"/>
               <w:ind w:left="300" w:right="100" w:firstLine="0" w:firstLineChars="0"/>
               <w:rPr>
-                <w:rFonts w:ascii="Arial" w:hAnsi="Arial" w:eastAsia="Arial" w:cs="Arial"/>
-                <w:i w:val="false"/>
-                <w:b w:val="false"/>
-                <w:u w:val="none"/>
-                <w:strike w:val="false"/>
-                <w:sz w:val="22"/>
-                <w:szCs w:val="22"/>
-                <w:color w:val="000000"/>
-              </w:rPr>
-            </w:pPr>
-            <w:r>
-              <w:rPr>
-                <w:rFonts w:ascii="Arial" w:hAnsi="Arial" w:eastAsia="Arial" w:cs="Arial"/>
+                <w:rFonts w:ascii="Helvetica" w:hAnsi="Helvetica" w:eastAsia="Helvetica" w:cs="Helvetica"/>
+                <w:i w:val="false"/>
+                <w:b w:val="false"/>
+                <w:u w:val="none"/>
+                <w:strike w:val="false"/>
+                <w:sz w:val="22"/>
+                <w:szCs w:val="22"/>
+                <w:color w:val="000000"/>
+              </w:rPr>
+            </w:pPr>
+            <w:r>
+              <w:rPr>
+                <w:rFonts w:ascii="Helvetica" w:hAnsi="Helvetica" w:eastAsia="Helvetica" w:cs="Helvetica"/>
                 <w:i w:val="false"/>
                 <w:b w:val="false"/>
                 <w:u w:val="none"/>
@@ -4905,6 +4947,7 @@
           </w:tcPr>
           <w:p>
             <w:pPr>
+              <w:pStyle w:val="Normal"/>
               <w:jc w:val="center"/>
               <w:pBdr>
                 <w:bottom w:val="none" w:sz="0" w:space="0" w:color="000000"/>
@@ -4915,19 +4958,19 @@
               <w:spacing w:after="100" w:before="100" w:line="240"/>
               <w:ind w:left="100" w:right="100" w:firstLine="0" w:firstLineChars="0"/>
               <w:rPr>
-                <w:rFonts w:ascii="Arial" w:hAnsi="Arial" w:eastAsia="Arial" w:cs="Arial"/>
-                <w:i w:val="false"/>
-                <w:b w:val="false"/>
-                <w:u w:val="none"/>
-                <w:strike w:val="false"/>
-                <w:sz w:val="22"/>
-                <w:szCs w:val="22"/>
-                <w:color w:val="000000"/>
-              </w:rPr>
-            </w:pPr>
-            <w:r>
-              <w:rPr>
-                <w:rFonts w:ascii="Arial" w:hAnsi="Arial" w:eastAsia="Arial" w:cs="Arial"/>
+                <w:rFonts w:ascii="Helvetica" w:hAnsi="Helvetica" w:eastAsia="Helvetica" w:cs="Helvetica"/>
+                <w:i w:val="false"/>
+                <w:b w:val="false"/>
+                <w:u w:val="none"/>
+                <w:strike w:val="false"/>
+                <w:sz w:val="22"/>
+                <w:szCs w:val="22"/>
+                <w:color w:val="000000"/>
+              </w:rPr>
+            </w:pPr>
+            <w:r>
+              <w:rPr>
+                <w:rFonts w:ascii="Helvetica" w:hAnsi="Helvetica" w:eastAsia="Helvetica" w:cs="Helvetica"/>
                 <w:i w:val="false"/>
                 <w:b w:val="false"/>
                 <w:u w:val="none"/>
@@ -4943,9 +4986,8 @@
       </w:tr>
       <w:tr>
         <w:trPr>
-          <w:trHeight w:val="617" w:hRule="auto"/>
+          <w:trHeight w:val="623" w:hRule="auto"/>
         </w:trPr>
-        body43
         <w:tc>
           <w:tcPr>
             <w:tcBorders>
@@ -4965,6 +5007,7 @@
           </w:tcPr>
           <w:p>
             <w:pPr>
+              <w:pStyle w:val="Normal"/>
               <w:jc w:val="left"/>
               <w:pBdr>
                 <w:bottom w:val="none" w:sz="0" w:space="0" w:color="000000"/>
@@ -4975,7 +5018,7 @@
               <w:spacing w:after="100" w:before="100" w:line="240"/>
               <w:ind w:left="100" w:right="100" w:firstLine="0" w:firstLineChars="0"/>
               <w:rPr>
-                <w:rFonts w:ascii="Arial" w:hAnsi="Arial" w:eastAsia="Arial" w:cs="Arial"/>
+                <w:rFonts w:ascii="Helvetica" w:hAnsi="Helvetica" w:eastAsia="Helvetica" w:cs="Helvetica"/>
                 <w:i w:val="false"/>
                 <w:b w:val="true"/>
                 <w:u w:val="none"/>
@@ -4987,7 +5030,7 @@
             </w:pPr>
             <w:r>
               <w:rPr>
-                <w:rFonts w:ascii="Arial" w:hAnsi="Arial" w:eastAsia="Arial" w:cs="Arial"/>
+                <w:rFonts w:ascii="Helvetica" w:hAnsi="Helvetica" w:eastAsia="Helvetica" w:cs="Helvetica"/>
                 <w:i w:val="false"/>
                 <w:b w:val="true"/>
                 <w:u w:val="none"/>
@@ -5019,6 +5062,7 @@
           </w:tcPr>
           <w:p>
             <w:pPr>
+              <w:pStyle w:val="Normal"/>
               <w:jc w:val="center"/>
               <w:pBdr>
                 <w:bottom w:val="none" w:sz="0" w:space="0" w:color="000000"/>
@@ -5029,19 +5073,19 @@
               <w:spacing w:after="100" w:before="100" w:line="240"/>
               <w:ind w:left="100" w:right="100" w:firstLine="0" w:firstLineChars="0"/>
               <w:rPr>
-                <w:rFonts w:ascii="Arial" w:hAnsi="Arial" w:eastAsia="Arial" w:cs="Arial"/>
-                <w:i w:val="false"/>
-                <w:b w:val="false"/>
-                <w:u w:val="none"/>
-                <w:strike w:val="false"/>
-                <w:sz w:val="22"/>
-                <w:szCs w:val="22"/>
-                <w:color w:val="000000"/>
-              </w:rPr>
-            </w:pPr>
-            <w:r>
-              <w:rPr>
-                <w:rFonts w:ascii="Arial" w:hAnsi="Arial" w:eastAsia="Arial" w:cs="Arial"/>
+                <w:rFonts w:ascii="Helvetica" w:hAnsi="Helvetica" w:eastAsia="Helvetica" w:cs="Helvetica"/>
+                <w:i w:val="false"/>
+                <w:b w:val="false"/>
+                <w:u w:val="none"/>
+                <w:strike w:val="false"/>
+                <w:sz w:val="22"/>
+                <w:szCs w:val="22"/>
+                <w:color w:val="000000"/>
+              </w:rPr>
+            </w:pPr>
+            <w:r>
+              <w:rPr>
+                <w:rFonts w:ascii="Helvetica" w:hAnsi="Helvetica" w:eastAsia="Helvetica" w:cs="Helvetica"/>
                 <w:i w:val="false"/>
                 <w:b w:val="false"/>
                 <w:u w:val="none"/>

--- a/Output/Table 1 Overall Descriptives.docx
+++ b/Output/Table 1 Overall Descriptives.docx
@@ -40,10 +40,9 @@
       </w:tblGrid>
       <w:tr>
         <w:trPr>
-          <w:trHeight w:val="604" w:hRule="auto"/>
+          <w:trHeight w:val="638" w:hRule="auto"/>
           <w:tblHeader/>
         </w:trPr>
-        header 1
         <w:tc>
           <w:tcPr>
             <w:tcBorders>
@@ -63,6 +62,7 @@
           </w:tcPr>
           <w:p>
             <w:pPr>
+              <w:pStyle w:val="Normal"/>
               <w:jc w:val="left"/>
               <w:pBdr>
                 <w:bottom w:val="none" w:sz="0" w:space="0" w:color="000000"/>
@@ -73,19 +73,19 @@
               <w:spacing w:after="40" w:before="40" w:line="240"/>
               <w:ind w:left="100" w:right="100" w:firstLine="0" w:firstLineChars="0"/>
               <w:rPr>
-                <w:rFonts w:ascii="Arial" w:hAnsi="Arial" w:eastAsia="Arial" w:cs="Arial"/>
-                <w:i w:val="false"/>
-                <w:b w:val="false"/>
-                <w:u w:val="none"/>
-                <w:strike w:val="false"/>
-                <w:sz w:val="22"/>
-                <w:szCs w:val="22"/>
-                <w:color w:val="000000"/>
-              </w:rPr>
-            </w:pPr>
-            <w:r>
-              <w:rPr>
-                <w:rFonts w:ascii="Arial" w:hAnsi="Arial" w:eastAsia="Arial" w:cs="Arial"/>
+                <w:rFonts w:ascii="Helvetica" w:hAnsi="Helvetica" w:eastAsia="Helvetica" w:cs="Helvetica"/>
+                <w:i w:val="false"/>
+                <w:b w:val="false"/>
+                <w:u w:val="none"/>
+                <w:strike w:val="false"/>
+                <w:sz w:val="22"/>
+                <w:szCs w:val="22"/>
+                <w:color w:val="000000"/>
+              </w:rPr>
+            </w:pPr>
+            <w:r>
+              <w:rPr>
+                <w:rFonts w:ascii="Helvetica" w:hAnsi="Helvetica" w:eastAsia="Helvetica" w:cs="Helvetica"/>
                 <w:i w:val="false"/>
                 <w:b w:val="true"/>
                 <w:u w:val="none"/>
@@ -117,6 +117,7 @@
           </w:tcPr>
           <w:p>
             <w:pPr>
+              <w:pStyle w:val="Normal"/>
               <w:jc w:val="center"/>
               <w:pBdr>
                 <w:bottom w:val="none" w:sz="0" w:space="0" w:color="000000"/>
@@ -127,19 +128,19 @@
               <w:spacing w:after="40" w:before="40" w:line="240"/>
               <w:ind w:left="100" w:right="100" w:firstLine="0" w:firstLineChars="0"/>
               <w:rPr>
-                <w:rFonts w:ascii="Arial" w:hAnsi="Arial" w:eastAsia="Arial" w:cs="Arial"/>
-                <w:i w:val="false"/>
-                <w:b w:val="false"/>
-                <w:u w:val="none"/>
-                <w:strike w:val="false"/>
-                <w:sz w:val="22"/>
-                <w:szCs w:val="22"/>
-                <w:color w:val="000000"/>
-              </w:rPr>
-            </w:pPr>
-            <w:r>
-              <w:rPr>
-                <w:rFonts w:ascii="Arial" w:hAnsi="Arial" w:eastAsia="Arial" w:cs="Arial"/>
+                <w:rFonts w:ascii="Helvetica" w:hAnsi="Helvetica" w:eastAsia="Helvetica" w:cs="Helvetica"/>
+                <w:i w:val="false"/>
+                <w:b w:val="false"/>
+                <w:u w:val="none"/>
+                <w:strike w:val="false"/>
+                <w:sz w:val="22"/>
+                <w:szCs w:val="22"/>
+                <w:color w:val="000000"/>
+              </w:rPr>
+            </w:pPr>
+            <w:r>
+              <w:rPr>
+                <w:rFonts w:ascii="Helvetica" w:hAnsi="Helvetica" w:eastAsia="Helvetica" w:cs="Helvetica"/>
                 <w:i w:val="false"/>
                 <w:b w:val="true"/>
                 <w:u w:val="none"/>
@@ -155,9 +156,8 @@
       </w:tr>
       <w:tr>
         <w:trPr>
-          <w:trHeight w:val="617" w:hRule="auto"/>
+          <w:trHeight w:val="608" w:hRule="auto"/>
         </w:trPr>
-        body 1
         <w:tc>
           <w:tcPr>
             <w:tcBorders>
@@ -177,6 +177,7 @@
           </w:tcPr>
           <w:p>
             <w:pPr>
+              <w:pStyle w:val="Normal"/>
               <w:jc w:val="left"/>
               <w:pBdr>
                 <w:bottom w:val="none" w:sz="0" w:space="0" w:color="000000"/>
@@ -187,7 +188,7 @@
               <w:spacing w:after="100" w:before="100" w:line="240"/>
               <w:ind w:left="100" w:right="100" w:firstLine="0" w:firstLineChars="0"/>
               <w:rPr>
-                <w:rFonts w:ascii="Arial" w:hAnsi="Arial" w:eastAsia="Arial" w:cs="Arial"/>
+                <w:rFonts w:ascii="Helvetica" w:hAnsi="Helvetica" w:eastAsia="Helvetica" w:cs="Helvetica"/>
                 <w:i w:val="false"/>
                 <w:b w:val="true"/>
                 <w:u w:val="none"/>
@@ -199,7 +200,7 @@
             </w:pPr>
             <w:r>
               <w:rPr>
-                <w:rFonts w:ascii="Arial" w:hAnsi="Arial" w:eastAsia="Arial" w:cs="Arial"/>
+                <w:rFonts w:ascii="Helvetica" w:hAnsi="Helvetica" w:eastAsia="Helvetica" w:cs="Helvetica"/>
                 <w:i w:val="false"/>
                 <w:b w:val="true"/>
                 <w:u w:val="none"/>
@@ -231,6 +232,7 @@
           </w:tcPr>
           <w:p>
             <w:pPr>
+              <w:pStyle w:val="Normal"/>
               <w:jc w:val="center"/>
               <w:pBdr>
                 <w:bottom w:val="none" w:sz="0" w:space="0" w:color="000000"/>
@@ -241,19 +243,19 @@
               <w:spacing w:after="100" w:before="100" w:line="240"/>
               <w:ind w:left="100" w:right="100" w:firstLine="0" w:firstLineChars="0"/>
               <w:rPr>
-                <w:rFonts w:ascii="Arial" w:hAnsi="Arial" w:eastAsia="Arial" w:cs="Arial"/>
-                <w:i w:val="false"/>
-                <w:b w:val="false"/>
-                <w:u w:val="none"/>
-                <w:strike w:val="false"/>
-                <w:sz w:val="22"/>
-                <w:szCs w:val="22"/>
-                <w:color w:val="000000"/>
-              </w:rPr>
-            </w:pPr>
-            <w:r>
-              <w:rPr>
-                <w:rFonts w:ascii="Arial" w:hAnsi="Arial" w:eastAsia="Arial" w:cs="Arial"/>
+                <w:rFonts w:ascii="Helvetica" w:hAnsi="Helvetica" w:eastAsia="Helvetica" w:cs="Helvetica"/>
+                <w:i w:val="false"/>
+                <w:b w:val="false"/>
+                <w:u w:val="none"/>
+                <w:strike w:val="false"/>
+                <w:sz w:val="22"/>
+                <w:szCs w:val="22"/>
+                <w:color w:val="000000"/>
+              </w:rPr>
+            </w:pPr>
+            <w:r>
+              <w:rPr>
+                <w:rFonts w:ascii="Helvetica" w:hAnsi="Helvetica" w:eastAsia="Helvetica" w:cs="Helvetica"/>
                 <w:i w:val="false"/>
                 <w:b w:val="false"/>
                 <w:u w:val="none"/>
@@ -269,28 +271,28 @@
       </w:tr>
       <w:tr>
         <w:trPr>
-          <w:trHeight w:val="617" w:hRule="auto"/>
+          <w:trHeight w:val="608" w:hRule="auto"/>
         </w:trPr>
-        body 2
-        <w:tc>
-          <w:tcPr>
-            <w:tcBorders>
-              <w:bottom w:val="none" w:sz="0" w:space="0" w:color="000000"/>
-              <w:top w:val="none" w:sz="0" w:space="0" w:color="000000"/>
-              <w:left w:val="none" w:sz="0" w:space="0" w:color="000000"/>
-              <w:right w:val="none" w:sz="0" w:space="0" w:color="000000"/>
-            </w:tcBorders>
-            <w:shd w:val="clear" w:color="auto" w:fill="FFFFFF"/>
-            <w:tcMar>
-              <w:top w:w="0" w:type="dxa"/>
-              <w:bottom w:w="0" w:type="dxa"/>
-              <w:left w:w="0" w:type="dxa"/>
-              <w:right w:w="0" w:type="dxa"/>
-            </w:tcMar>
-            <w:vAlign w:val="top"/>
-          </w:tcPr>
-          <w:p>
-            <w:pPr>
+        <w:tc>
+          <w:tcPr>
+            <w:tcBorders>
+              <w:bottom w:val="none" w:sz="0" w:space="0" w:color="000000"/>
+              <w:top w:val="none" w:sz="0" w:space="0" w:color="000000"/>
+              <w:left w:val="none" w:sz="0" w:space="0" w:color="000000"/>
+              <w:right w:val="none" w:sz="0" w:space="0" w:color="000000"/>
+            </w:tcBorders>
+            <w:shd w:val="clear" w:color="auto" w:fill="FFFFFF"/>
+            <w:tcMar>
+              <w:top w:w="0" w:type="dxa"/>
+              <w:bottom w:w="0" w:type="dxa"/>
+              <w:left w:w="0" w:type="dxa"/>
+              <w:right w:w="0" w:type="dxa"/>
+            </w:tcMar>
+            <w:vAlign w:val="top"/>
+          </w:tcPr>
+          <w:p>
+            <w:pPr>
+              <w:pStyle w:val="Normal"/>
               <w:jc w:val="left"/>
               <w:pBdr>
                 <w:bottom w:val="none" w:sz="0" w:space="0" w:color="000000"/>
@@ -301,7 +303,7 @@
               <w:spacing w:after="100" w:before="100" w:line="240"/>
               <w:ind w:left="100" w:right="100" w:firstLine="0" w:firstLineChars="0"/>
               <w:rPr>
-                <w:rFonts w:ascii="Arial" w:hAnsi="Arial" w:eastAsia="Arial" w:cs="Arial"/>
+                <w:rFonts w:ascii="Helvetica" w:hAnsi="Helvetica" w:eastAsia="Helvetica" w:cs="Helvetica"/>
                 <w:i w:val="false"/>
                 <w:b w:val="true"/>
                 <w:u w:val="none"/>
@@ -313,7 +315,7 @@
             </w:pPr>
             <w:r>
               <w:rPr>
-                <w:rFonts w:ascii="Arial" w:hAnsi="Arial" w:eastAsia="Arial" w:cs="Arial"/>
+                <w:rFonts w:ascii="Helvetica" w:hAnsi="Helvetica" w:eastAsia="Helvetica" w:cs="Helvetica"/>
                 <w:i w:val="false"/>
                 <w:b w:val="true"/>
                 <w:u w:val="none"/>
@@ -345,6 +347,7 @@
           </w:tcPr>
           <w:p>
             <w:pPr>
+              <w:pStyle w:val="Normal"/>
               <w:jc w:val="center"/>
               <w:pBdr>
                 <w:bottom w:val="none" w:sz="0" w:space="0" w:color="000000"/>
@@ -355,19 +358,19 @@
               <w:spacing w:after="100" w:before="100" w:line="240"/>
               <w:ind w:left="100" w:right="100" w:firstLine="0" w:firstLineChars="0"/>
               <w:rPr>
-                <w:rFonts w:ascii="Arial" w:hAnsi="Arial" w:eastAsia="Arial" w:cs="Arial"/>
-                <w:i w:val="false"/>
-                <w:b w:val="false"/>
-                <w:u w:val="none"/>
-                <w:strike w:val="false"/>
-                <w:sz w:val="22"/>
-                <w:szCs w:val="22"/>
-                <w:color w:val="000000"/>
-              </w:rPr>
-            </w:pPr>
-            <w:r>
-              <w:rPr>
-                <w:rFonts w:ascii="Arial" w:hAnsi="Arial" w:eastAsia="Arial" w:cs="Arial"/>
+                <w:rFonts w:ascii="Helvetica" w:hAnsi="Helvetica" w:eastAsia="Helvetica" w:cs="Helvetica"/>
+                <w:i w:val="false"/>
+                <w:b w:val="false"/>
+                <w:u w:val="none"/>
+                <w:strike w:val="false"/>
+                <w:sz w:val="22"/>
+                <w:szCs w:val="22"/>
+                <w:color w:val="000000"/>
+              </w:rPr>
+            </w:pPr>
+            <w:r>
+              <w:rPr>
+                <w:rFonts w:ascii="Helvetica" w:hAnsi="Helvetica" w:eastAsia="Helvetica" w:cs="Helvetica"/>
                 <w:i w:val="false"/>
                 <w:b w:val="false"/>
                 <w:u w:val="none"/>
@@ -383,28 +386,28 @@
       </w:tr>
       <w:tr>
         <w:trPr>
-          <w:trHeight w:val="617" w:hRule="auto"/>
+          <w:trHeight w:val="608" w:hRule="auto"/>
         </w:trPr>
-        body 3
-        <w:tc>
-          <w:tcPr>
-            <w:tcBorders>
-              <w:bottom w:val="none" w:sz="0" w:space="0" w:color="000000"/>
-              <w:top w:val="none" w:sz="0" w:space="0" w:color="000000"/>
-              <w:left w:val="none" w:sz="0" w:space="0" w:color="000000"/>
-              <w:right w:val="none" w:sz="0" w:space="0" w:color="000000"/>
-            </w:tcBorders>
-            <w:shd w:val="clear" w:color="auto" w:fill="FFFFFF"/>
-            <w:tcMar>
-              <w:top w:w="0" w:type="dxa"/>
-              <w:bottom w:w="0" w:type="dxa"/>
-              <w:left w:w="0" w:type="dxa"/>
-              <w:right w:w="0" w:type="dxa"/>
-            </w:tcMar>
-            <w:vAlign w:val="top"/>
-          </w:tcPr>
-          <w:p>
-            <w:pPr>
+        <w:tc>
+          <w:tcPr>
+            <w:tcBorders>
+              <w:bottom w:val="none" w:sz="0" w:space="0" w:color="000000"/>
+              <w:top w:val="none" w:sz="0" w:space="0" w:color="000000"/>
+              <w:left w:val="none" w:sz="0" w:space="0" w:color="000000"/>
+              <w:right w:val="none" w:sz="0" w:space="0" w:color="000000"/>
+            </w:tcBorders>
+            <w:shd w:val="clear" w:color="auto" w:fill="FFFFFF"/>
+            <w:tcMar>
+              <w:top w:w="0" w:type="dxa"/>
+              <w:bottom w:w="0" w:type="dxa"/>
+              <w:left w:w="0" w:type="dxa"/>
+              <w:right w:w="0" w:type="dxa"/>
+            </w:tcMar>
+            <w:vAlign w:val="top"/>
+          </w:tcPr>
+          <w:p>
+            <w:pPr>
+              <w:pStyle w:val="Normal"/>
               <w:jc w:val="left"/>
               <w:pBdr>
                 <w:bottom w:val="none" w:sz="0" w:space="0" w:color="000000"/>
@@ -415,19 +418,19 @@
               <w:spacing w:after="100" w:before="100" w:line="240"/>
               <w:ind w:left="300" w:right="100" w:firstLine="0" w:firstLineChars="0"/>
               <w:rPr>
-                <w:rFonts w:ascii="Arial" w:hAnsi="Arial" w:eastAsia="Arial" w:cs="Arial"/>
-                <w:i w:val="false"/>
-                <w:b w:val="false"/>
-                <w:u w:val="none"/>
-                <w:strike w:val="false"/>
-                <w:sz w:val="22"/>
-                <w:szCs w:val="22"/>
-                <w:color w:val="000000"/>
-              </w:rPr>
-            </w:pPr>
-            <w:r>
-              <w:rPr>
-                <w:rFonts w:ascii="Arial" w:hAnsi="Arial" w:eastAsia="Arial" w:cs="Arial"/>
+                <w:rFonts w:ascii="Helvetica" w:hAnsi="Helvetica" w:eastAsia="Helvetica" w:cs="Helvetica"/>
+                <w:i w:val="false"/>
+                <w:b w:val="false"/>
+                <w:u w:val="none"/>
+                <w:strike w:val="false"/>
+                <w:sz w:val="22"/>
+                <w:szCs w:val="22"/>
+                <w:color w:val="000000"/>
+              </w:rPr>
+            </w:pPr>
+            <w:r>
+              <w:rPr>
+                <w:rFonts w:ascii="Helvetica" w:hAnsi="Helvetica" w:eastAsia="Helvetica" w:cs="Helvetica"/>
                 <w:i w:val="false"/>
                 <w:b w:val="false"/>
                 <w:u w:val="none"/>
@@ -459,6 +462,7 @@
           </w:tcPr>
           <w:p>
             <w:pPr>
+              <w:pStyle w:val="Normal"/>
               <w:jc w:val="center"/>
               <w:pBdr>
                 <w:bottom w:val="none" w:sz="0" w:space="0" w:color="000000"/>
@@ -469,56 +473,56 @@
               <w:spacing w:after="100" w:before="100" w:line="240"/>
               <w:ind w:left="100" w:right="100" w:firstLine="0" w:firstLineChars="0"/>
               <w:rPr>
-                <w:rFonts w:ascii="Arial" w:hAnsi="Arial" w:eastAsia="Arial" w:cs="Arial"/>
-                <w:i w:val="false"/>
-                <w:b w:val="false"/>
-                <w:u w:val="none"/>
-                <w:strike w:val="false"/>
-                <w:sz w:val="22"/>
-                <w:szCs w:val="22"/>
-                <w:color w:val="000000"/>
-              </w:rPr>
-            </w:pPr>
-            <w:r>
-              <w:rPr>
-                <w:rFonts w:ascii="Arial" w:hAnsi="Arial" w:eastAsia="Arial" w:cs="Arial"/>
-                <w:i w:val="false"/>
-                <w:b w:val="false"/>
-                <w:u w:val="none"/>
-                <w:strike w:val="false"/>
-                <w:sz w:val="22"/>
-                <w:szCs w:val="22"/>
-                <w:color w:val="000000"/>
-              </w:rPr>
-              <w:t xml:space="preserve">519 (45%)</w:t>
+                <w:rFonts w:ascii="Helvetica" w:hAnsi="Helvetica" w:eastAsia="Helvetica" w:cs="Helvetica"/>
+                <w:i w:val="false"/>
+                <w:b w:val="false"/>
+                <w:u w:val="none"/>
+                <w:strike w:val="false"/>
+                <w:sz w:val="22"/>
+                <w:szCs w:val="22"/>
+                <w:color w:val="000000"/>
+              </w:rPr>
+            </w:pPr>
+            <w:r>
+              <w:rPr>
+                <w:rFonts w:ascii="Helvetica" w:hAnsi="Helvetica" w:eastAsia="Helvetica" w:cs="Helvetica"/>
+                <w:i w:val="false"/>
+                <w:b w:val="false"/>
+                <w:u w:val="none"/>
+                <w:strike w:val="false"/>
+                <w:sz w:val="22"/>
+                <w:szCs w:val="22"/>
+                <w:color w:val="000000"/>
+              </w:rPr>
+              <w:t xml:space="preserve">519 (44.9)</w:t>
             </w:r>
           </w:p>
         </w:tc>
       </w:tr>
       <w:tr>
         <w:trPr>
-          <w:trHeight w:val="617" w:hRule="auto"/>
+          <w:trHeight w:val="608" w:hRule="auto"/>
         </w:trPr>
-        body 4
-        <w:tc>
-          <w:tcPr>
-            <w:tcBorders>
-              <w:bottom w:val="none" w:sz="0" w:space="0" w:color="000000"/>
-              <w:top w:val="none" w:sz="0" w:space="0" w:color="000000"/>
-              <w:left w:val="none" w:sz="0" w:space="0" w:color="000000"/>
-              <w:right w:val="none" w:sz="0" w:space="0" w:color="000000"/>
-            </w:tcBorders>
-            <w:shd w:val="clear" w:color="auto" w:fill="FFFFFF"/>
-            <w:tcMar>
-              <w:top w:w="0" w:type="dxa"/>
-              <w:bottom w:w="0" w:type="dxa"/>
-              <w:left w:w="0" w:type="dxa"/>
-              <w:right w:w="0" w:type="dxa"/>
-            </w:tcMar>
-            <w:vAlign w:val="top"/>
-          </w:tcPr>
-          <w:p>
-            <w:pPr>
+        <w:tc>
+          <w:tcPr>
+            <w:tcBorders>
+              <w:bottom w:val="none" w:sz="0" w:space="0" w:color="000000"/>
+              <w:top w:val="none" w:sz="0" w:space="0" w:color="000000"/>
+              <w:left w:val="none" w:sz="0" w:space="0" w:color="000000"/>
+              <w:right w:val="none" w:sz="0" w:space="0" w:color="000000"/>
+            </w:tcBorders>
+            <w:shd w:val="clear" w:color="auto" w:fill="FFFFFF"/>
+            <w:tcMar>
+              <w:top w:w="0" w:type="dxa"/>
+              <w:bottom w:w="0" w:type="dxa"/>
+              <w:left w:w="0" w:type="dxa"/>
+              <w:right w:w="0" w:type="dxa"/>
+            </w:tcMar>
+            <w:vAlign w:val="top"/>
+          </w:tcPr>
+          <w:p>
+            <w:pPr>
+              <w:pStyle w:val="Normal"/>
               <w:jc w:val="left"/>
               <w:pBdr>
                 <w:bottom w:val="none" w:sz="0" w:space="0" w:color="000000"/>
@@ -529,19 +533,19 @@
               <w:spacing w:after="100" w:before="100" w:line="240"/>
               <w:ind w:left="300" w:right="100" w:firstLine="0" w:firstLineChars="0"/>
               <w:rPr>
-                <w:rFonts w:ascii="Arial" w:hAnsi="Arial" w:eastAsia="Arial" w:cs="Arial"/>
-                <w:i w:val="false"/>
-                <w:b w:val="false"/>
-                <w:u w:val="none"/>
-                <w:strike w:val="false"/>
-                <w:sz w:val="22"/>
-                <w:szCs w:val="22"/>
-                <w:color w:val="000000"/>
-              </w:rPr>
-            </w:pPr>
-            <w:r>
-              <w:rPr>
-                <w:rFonts w:ascii="Arial" w:hAnsi="Arial" w:eastAsia="Arial" w:cs="Arial"/>
+                <w:rFonts w:ascii="Helvetica" w:hAnsi="Helvetica" w:eastAsia="Helvetica" w:cs="Helvetica"/>
+                <w:i w:val="false"/>
+                <w:b w:val="false"/>
+                <w:u w:val="none"/>
+                <w:strike w:val="false"/>
+                <w:sz w:val="22"/>
+                <w:szCs w:val="22"/>
+                <w:color w:val="000000"/>
+              </w:rPr>
+            </w:pPr>
+            <w:r>
+              <w:rPr>
+                <w:rFonts w:ascii="Helvetica" w:hAnsi="Helvetica" w:eastAsia="Helvetica" w:cs="Helvetica"/>
                 <w:i w:val="false"/>
                 <w:b w:val="false"/>
                 <w:u w:val="none"/>
@@ -573,6 +577,7 @@
           </w:tcPr>
           <w:p>
             <w:pPr>
+              <w:pStyle w:val="Normal"/>
               <w:jc w:val="center"/>
               <w:pBdr>
                 <w:bottom w:val="none" w:sz="0" w:space="0" w:color="000000"/>
@@ -583,56 +588,56 @@
               <w:spacing w:after="100" w:before="100" w:line="240"/>
               <w:ind w:left="100" w:right="100" w:firstLine="0" w:firstLineChars="0"/>
               <w:rPr>
-                <w:rFonts w:ascii="Arial" w:hAnsi="Arial" w:eastAsia="Arial" w:cs="Arial"/>
-                <w:i w:val="false"/>
-                <w:b w:val="false"/>
-                <w:u w:val="none"/>
-                <w:strike w:val="false"/>
-                <w:sz w:val="22"/>
-                <w:szCs w:val="22"/>
-                <w:color w:val="000000"/>
-              </w:rPr>
-            </w:pPr>
-            <w:r>
-              <w:rPr>
-                <w:rFonts w:ascii="Arial" w:hAnsi="Arial" w:eastAsia="Arial" w:cs="Arial"/>
-                <w:i w:val="false"/>
-                <w:b w:val="false"/>
-                <w:u w:val="none"/>
-                <w:strike w:val="false"/>
-                <w:sz w:val="22"/>
-                <w:szCs w:val="22"/>
-                <w:color w:val="000000"/>
-              </w:rPr>
-              <w:t xml:space="preserve">637 (55%)</w:t>
+                <w:rFonts w:ascii="Helvetica" w:hAnsi="Helvetica" w:eastAsia="Helvetica" w:cs="Helvetica"/>
+                <w:i w:val="false"/>
+                <w:b w:val="false"/>
+                <w:u w:val="none"/>
+                <w:strike w:val="false"/>
+                <w:sz w:val="22"/>
+                <w:szCs w:val="22"/>
+                <w:color w:val="000000"/>
+              </w:rPr>
+            </w:pPr>
+            <w:r>
+              <w:rPr>
+                <w:rFonts w:ascii="Helvetica" w:hAnsi="Helvetica" w:eastAsia="Helvetica" w:cs="Helvetica"/>
+                <w:i w:val="false"/>
+                <w:b w:val="false"/>
+                <w:u w:val="none"/>
+                <w:strike w:val="false"/>
+                <w:sz w:val="22"/>
+                <w:szCs w:val="22"/>
+                <w:color w:val="000000"/>
+              </w:rPr>
+              <w:t xml:space="preserve">637 (55.1)</w:t>
             </w:r>
           </w:p>
         </w:tc>
       </w:tr>
       <w:tr>
         <w:trPr>
-          <w:trHeight w:val="617" w:hRule="auto"/>
+          <w:trHeight w:val="608" w:hRule="auto"/>
         </w:trPr>
-        body 5
-        <w:tc>
-          <w:tcPr>
-            <w:tcBorders>
-              <w:bottom w:val="none" w:sz="0" w:space="0" w:color="000000"/>
-              <w:top w:val="none" w:sz="0" w:space="0" w:color="000000"/>
-              <w:left w:val="none" w:sz="0" w:space="0" w:color="000000"/>
-              <w:right w:val="none" w:sz="0" w:space="0" w:color="000000"/>
-            </w:tcBorders>
-            <w:shd w:val="clear" w:color="auto" w:fill="FFFFFF"/>
-            <w:tcMar>
-              <w:top w:w="0" w:type="dxa"/>
-              <w:bottom w:w="0" w:type="dxa"/>
-              <w:left w:w="0" w:type="dxa"/>
-              <w:right w:w="0" w:type="dxa"/>
-            </w:tcMar>
-            <w:vAlign w:val="top"/>
-          </w:tcPr>
-          <w:p>
-            <w:pPr>
+        <w:tc>
+          <w:tcPr>
+            <w:tcBorders>
+              <w:bottom w:val="none" w:sz="0" w:space="0" w:color="000000"/>
+              <w:top w:val="none" w:sz="0" w:space="0" w:color="000000"/>
+              <w:left w:val="none" w:sz="0" w:space="0" w:color="000000"/>
+              <w:right w:val="none" w:sz="0" w:space="0" w:color="000000"/>
+            </w:tcBorders>
+            <w:shd w:val="clear" w:color="auto" w:fill="FFFFFF"/>
+            <w:tcMar>
+              <w:top w:w="0" w:type="dxa"/>
+              <w:bottom w:w="0" w:type="dxa"/>
+              <w:left w:w="0" w:type="dxa"/>
+              <w:right w:w="0" w:type="dxa"/>
+            </w:tcMar>
+            <w:vAlign w:val="top"/>
+          </w:tcPr>
+          <w:p>
+            <w:pPr>
+              <w:pStyle w:val="Normal"/>
               <w:jc w:val="left"/>
               <w:pBdr>
                 <w:bottom w:val="none" w:sz="0" w:space="0" w:color="000000"/>
@@ -643,7 +648,7 @@
               <w:spacing w:after="100" w:before="100" w:line="240"/>
               <w:ind w:left="100" w:right="100" w:firstLine="0" w:firstLineChars="0"/>
               <w:rPr>
-                <w:rFonts w:ascii="Arial" w:hAnsi="Arial" w:eastAsia="Arial" w:cs="Arial"/>
+                <w:rFonts w:ascii="Helvetica" w:hAnsi="Helvetica" w:eastAsia="Helvetica" w:cs="Helvetica"/>
                 <w:i w:val="false"/>
                 <w:b w:val="true"/>
                 <w:u w:val="none"/>
@@ -655,7 +660,7 @@
             </w:pPr>
             <w:r>
               <w:rPr>
-                <w:rFonts w:ascii="Arial" w:hAnsi="Arial" w:eastAsia="Arial" w:cs="Arial"/>
+                <w:rFonts w:ascii="Helvetica" w:hAnsi="Helvetica" w:eastAsia="Helvetica" w:cs="Helvetica"/>
                 <w:i w:val="false"/>
                 <w:b w:val="true"/>
                 <w:u w:val="none"/>
@@ -687,6 +692,7 @@
           </w:tcPr>
           <w:p>
             <w:pPr>
+              <w:pStyle w:val="Normal"/>
               <w:jc w:val="center"/>
               <w:pBdr>
                 <w:bottom w:val="none" w:sz="0" w:space="0" w:color="000000"/>
@@ -697,19 +703,19 @@
               <w:spacing w:after="100" w:before="100" w:line="240"/>
               <w:ind w:left="100" w:right="100" w:firstLine="0" w:firstLineChars="0"/>
               <w:rPr>
-                <w:rFonts w:ascii="Arial" w:hAnsi="Arial" w:eastAsia="Arial" w:cs="Arial"/>
-                <w:i w:val="false"/>
-                <w:b w:val="false"/>
-                <w:u w:val="none"/>
-                <w:strike w:val="false"/>
-                <w:sz w:val="22"/>
-                <w:szCs w:val="22"/>
-                <w:color w:val="000000"/>
-              </w:rPr>
-            </w:pPr>
-            <w:r>
-              <w:rPr>
-                <w:rFonts w:ascii="Arial" w:hAnsi="Arial" w:eastAsia="Arial" w:cs="Arial"/>
+                <w:rFonts w:ascii="Helvetica" w:hAnsi="Helvetica" w:eastAsia="Helvetica" w:cs="Helvetica"/>
+                <w:i w:val="false"/>
+                <w:b w:val="false"/>
+                <w:u w:val="none"/>
+                <w:strike w:val="false"/>
+                <w:sz w:val="22"/>
+                <w:szCs w:val="22"/>
+                <w:color w:val="000000"/>
+              </w:rPr>
+            </w:pPr>
+            <w:r>
+              <w:rPr>
+                <w:rFonts w:ascii="Helvetica" w:hAnsi="Helvetica" w:eastAsia="Helvetica" w:cs="Helvetica"/>
                 <w:i w:val="false"/>
                 <w:b w:val="false"/>
                 <w:u w:val="none"/>
@@ -725,28 +731,28 @@
       </w:tr>
       <w:tr>
         <w:trPr>
-          <w:trHeight w:val="617" w:hRule="auto"/>
+          <w:trHeight w:val="608" w:hRule="auto"/>
         </w:trPr>
-        body 6
-        <w:tc>
-          <w:tcPr>
-            <w:tcBorders>
-              <w:bottom w:val="none" w:sz="0" w:space="0" w:color="000000"/>
-              <w:top w:val="none" w:sz="0" w:space="0" w:color="000000"/>
-              <w:left w:val="none" w:sz="0" w:space="0" w:color="000000"/>
-              <w:right w:val="none" w:sz="0" w:space="0" w:color="000000"/>
-            </w:tcBorders>
-            <w:shd w:val="clear" w:color="auto" w:fill="FFFFFF"/>
-            <w:tcMar>
-              <w:top w:w="0" w:type="dxa"/>
-              <w:bottom w:w="0" w:type="dxa"/>
-              <w:left w:w="0" w:type="dxa"/>
-              <w:right w:w="0" w:type="dxa"/>
-            </w:tcMar>
-            <w:vAlign w:val="top"/>
-          </w:tcPr>
-          <w:p>
-            <w:pPr>
+        <w:tc>
+          <w:tcPr>
+            <w:tcBorders>
+              <w:bottom w:val="none" w:sz="0" w:space="0" w:color="000000"/>
+              <w:top w:val="none" w:sz="0" w:space="0" w:color="000000"/>
+              <w:left w:val="none" w:sz="0" w:space="0" w:color="000000"/>
+              <w:right w:val="none" w:sz="0" w:space="0" w:color="000000"/>
+            </w:tcBorders>
+            <w:shd w:val="clear" w:color="auto" w:fill="FFFFFF"/>
+            <w:tcMar>
+              <w:top w:w="0" w:type="dxa"/>
+              <w:bottom w:w="0" w:type="dxa"/>
+              <w:left w:w="0" w:type="dxa"/>
+              <w:right w:w="0" w:type="dxa"/>
+            </w:tcMar>
+            <w:vAlign w:val="top"/>
+          </w:tcPr>
+          <w:p>
+            <w:pPr>
+              <w:pStyle w:val="Normal"/>
               <w:jc w:val="left"/>
               <w:pBdr>
                 <w:bottom w:val="none" w:sz="0" w:space="0" w:color="000000"/>
@@ -757,19 +763,19 @@
               <w:spacing w:after="100" w:before="100" w:line="240"/>
               <w:ind w:left="300" w:right="100" w:firstLine="0" w:firstLineChars="0"/>
               <w:rPr>
-                <w:rFonts w:ascii="Arial" w:hAnsi="Arial" w:eastAsia="Arial" w:cs="Arial"/>
-                <w:i w:val="false"/>
-                <w:b w:val="false"/>
-                <w:u w:val="none"/>
-                <w:strike w:val="false"/>
-                <w:sz w:val="22"/>
-                <w:szCs w:val="22"/>
-                <w:color w:val="000000"/>
-              </w:rPr>
-            </w:pPr>
-            <w:r>
-              <w:rPr>
-                <w:rFonts w:ascii="Arial" w:hAnsi="Arial" w:eastAsia="Arial" w:cs="Arial"/>
+                <w:rFonts w:ascii="Helvetica" w:hAnsi="Helvetica" w:eastAsia="Helvetica" w:cs="Helvetica"/>
+                <w:i w:val="false"/>
+                <w:b w:val="false"/>
+                <w:u w:val="none"/>
+                <w:strike w:val="false"/>
+                <w:sz w:val="22"/>
+                <w:szCs w:val="22"/>
+                <w:color w:val="000000"/>
+              </w:rPr>
+            </w:pPr>
+            <w:r>
+              <w:rPr>
+                <w:rFonts w:ascii="Helvetica" w:hAnsi="Helvetica" w:eastAsia="Helvetica" w:cs="Helvetica"/>
                 <w:i w:val="false"/>
                 <w:b w:val="false"/>
                 <w:u w:val="none"/>
@@ -801,6 +807,7 @@
           </w:tcPr>
           <w:p>
             <w:pPr>
+              <w:pStyle w:val="Normal"/>
               <w:jc w:val="center"/>
               <w:pBdr>
                 <w:bottom w:val="none" w:sz="0" w:space="0" w:color="000000"/>
@@ -811,56 +818,56 @@
               <w:spacing w:after="100" w:before="100" w:line="240"/>
               <w:ind w:left="100" w:right="100" w:firstLine="0" w:firstLineChars="0"/>
               <w:rPr>
-                <w:rFonts w:ascii="Arial" w:hAnsi="Arial" w:eastAsia="Arial" w:cs="Arial"/>
-                <w:i w:val="false"/>
-                <w:b w:val="false"/>
-                <w:u w:val="none"/>
-                <w:strike w:val="false"/>
-                <w:sz w:val="22"/>
-                <w:szCs w:val="22"/>
-                <w:color w:val="000000"/>
-              </w:rPr>
-            </w:pPr>
-            <w:r>
-              <w:rPr>
-                <w:rFonts w:ascii="Arial" w:hAnsi="Arial" w:eastAsia="Arial" w:cs="Arial"/>
-                <w:i w:val="false"/>
-                <w:b w:val="false"/>
-                <w:u w:val="none"/>
-                <w:strike w:val="false"/>
-                <w:sz w:val="22"/>
-                <w:szCs w:val="22"/>
-                <w:color w:val="000000"/>
-              </w:rPr>
-              <w:t xml:space="preserve">764 (66%)</w:t>
+                <w:rFonts w:ascii="Helvetica" w:hAnsi="Helvetica" w:eastAsia="Helvetica" w:cs="Helvetica"/>
+                <w:i w:val="false"/>
+                <w:b w:val="false"/>
+                <w:u w:val="none"/>
+                <w:strike w:val="false"/>
+                <w:sz w:val="22"/>
+                <w:szCs w:val="22"/>
+                <w:color w:val="000000"/>
+              </w:rPr>
+            </w:pPr>
+            <w:r>
+              <w:rPr>
+                <w:rFonts w:ascii="Helvetica" w:hAnsi="Helvetica" w:eastAsia="Helvetica" w:cs="Helvetica"/>
+                <w:i w:val="false"/>
+                <w:b w:val="false"/>
+                <w:u w:val="none"/>
+                <w:strike w:val="false"/>
+                <w:sz w:val="22"/>
+                <w:szCs w:val="22"/>
+                <w:color w:val="000000"/>
+              </w:rPr>
+              <w:t xml:space="preserve">764 (66.1)</w:t>
             </w:r>
           </w:p>
         </w:tc>
       </w:tr>
       <w:tr>
         <w:trPr>
-          <w:trHeight w:val="617" w:hRule="auto"/>
+          <w:trHeight w:val="608" w:hRule="auto"/>
         </w:trPr>
-        body 7
-        <w:tc>
-          <w:tcPr>
-            <w:tcBorders>
-              <w:bottom w:val="none" w:sz="0" w:space="0" w:color="000000"/>
-              <w:top w:val="none" w:sz="0" w:space="0" w:color="000000"/>
-              <w:left w:val="none" w:sz="0" w:space="0" w:color="000000"/>
-              <w:right w:val="none" w:sz="0" w:space="0" w:color="000000"/>
-            </w:tcBorders>
-            <w:shd w:val="clear" w:color="auto" w:fill="FFFFFF"/>
-            <w:tcMar>
-              <w:top w:w="0" w:type="dxa"/>
-              <w:bottom w:w="0" w:type="dxa"/>
-              <w:left w:w="0" w:type="dxa"/>
-              <w:right w:w="0" w:type="dxa"/>
-            </w:tcMar>
-            <w:vAlign w:val="top"/>
-          </w:tcPr>
-          <w:p>
-            <w:pPr>
+        <w:tc>
+          <w:tcPr>
+            <w:tcBorders>
+              <w:bottom w:val="none" w:sz="0" w:space="0" w:color="000000"/>
+              <w:top w:val="none" w:sz="0" w:space="0" w:color="000000"/>
+              <w:left w:val="none" w:sz="0" w:space="0" w:color="000000"/>
+              <w:right w:val="none" w:sz="0" w:space="0" w:color="000000"/>
+            </w:tcBorders>
+            <w:shd w:val="clear" w:color="auto" w:fill="FFFFFF"/>
+            <w:tcMar>
+              <w:top w:w="0" w:type="dxa"/>
+              <w:bottom w:w="0" w:type="dxa"/>
+              <w:left w:w="0" w:type="dxa"/>
+              <w:right w:w="0" w:type="dxa"/>
+            </w:tcMar>
+            <w:vAlign w:val="top"/>
+          </w:tcPr>
+          <w:p>
+            <w:pPr>
+              <w:pStyle w:val="Normal"/>
               <w:jc w:val="left"/>
               <w:pBdr>
                 <w:bottom w:val="none" w:sz="0" w:space="0" w:color="000000"/>
@@ -871,19 +878,19 @@
               <w:spacing w:after="100" w:before="100" w:line="240"/>
               <w:ind w:left="300" w:right="100" w:firstLine="0" w:firstLineChars="0"/>
               <w:rPr>
-                <w:rFonts w:ascii="Arial" w:hAnsi="Arial" w:eastAsia="Arial" w:cs="Arial"/>
-                <w:i w:val="false"/>
-                <w:b w:val="false"/>
-                <w:u w:val="none"/>
-                <w:strike w:val="false"/>
-                <w:sz w:val="22"/>
-                <w:szCs w:val="22"/>
-                <w:color w:val="000000"/>
-              </w:rPr>
-            </w:pPr>
-            <w:r>
-              <w:rPr>
-                <w:rFonts w:ascii="Arial" w:hAnsi="Arial" w:eastAsia="Arial" w:cs="Arial"/>
+                <w:rFonts w:ascii="Helvetica" w:hAnsi="Helvetica" w:eastAsia="Helvetica" w:cs="Helvetica"/>
+                <w:i w:val="false"/>
+                <w:b w:val="false"/>
+                <w:u w:val="none"/>
+                <w:strike w:val="false"/>
+                <w:sz w:val="22"/>
+                <w:szCs w:val="22"/>
+                <w:color w:val="000000"/>
+              </w:rPr>
+            </w:pPr>
+            <w:r>
+              <w:rPr>
+                <w:rFonts w:ascii="Helvetica" w:hAnsi="Helvetica" w:eastAsia="Helvetica" w:cs="Helvetica"/>
                 <w:i w:val="false"/>
                 <w:b w:val="false"/>
                 <w:u w:val="none"/>
@@ -915,6 +922,7 @@
           </w:tcPr>
           <w:p>
             <w:pPr>
+              <w:pStyle w:val="Normal"/>
               <w:jc w:val="center"/>
               <w:pBdr>
                 <w:bottom w:val="none" w:sz="0" w:space="0" w:color="000000"/>
@@ -925,56 +933,56 @@
               <w:spacing w:after="100" w:before="100" w:line="240"/>
               <w:ind w:left="100" w:right="100" w:firstLine="0" w:firstLineChars="0"/>
               <w:rPr>
-                <w:rFonts w:ascii="Arial" w:hAnsi="Arial" w:eastAsia="Arial" w:cs="Arial"/>
-                <w:i w:val="false"/>
-                <w:b w:val="false"/>
-                <w:u w:val="none"/>
-                <w:strike w:val="false"/>
-                <w:sz w:val="22"/>
-                <w:szCs w:val="22"/>
-                <w:color w:val="000000"/>
-              </w:rPr>
-            </w:pPr>
-            <w:r>
-              <w:rPr>
-                <w:rFonts w:ascii="Arial" w:hAnsi="Arial" w:eastAsia="Arial" w:cs="Arial"/>
-                <w:i w:val="false"/>
-                <w:b w:val="false"/>
-                <w:u w:val="none"/>
-                <w:strike w:val="false"/>
-                <w:sz w:val="22"/>
-                <w:szCs w:val="22"/>
-                <w:color w:val="000000"/>
-              </w:rPr>
-              <w:t xml:space="preserve">285 (25%)</w:t>
+                <w:rFonts w:ascii="Helvetica" w:hAnsi="Helvetica" w:eastAsia="Helvetica" w:cs="Helvetica"/>
+                <w:i w:val="false"/>
+                <w:b w:val="false"/>
+                <w:u w:val="none"/>
+                <w:strike w:val="false"/>
+                <w:sz w:val="22"/>
+                <w:szCs w:val="22"/>
+                <w:color w:val="000000"/>
+              </w:rPr>
+            </w:pPr>
+            <w:r>
+              <w:rPr>
+                <w:rFonts w:ascii="Helvetica" w:hAnsi="Helvetica" w:eastAsia="Helvetica" w:cs="Helvetica"/>
+                <w:i w:val="false"/>
+                <w:b w:val="false"/>
+                <w:u w:val="none"/>
+                <w:strike w:val="false"/>
+                <w:sz w:val="22"/>
+                <w:szCs w:val="22"/>
+                <w:color w:val="000000"/>
+              </w:rPr>
+              <w:t xml:space="preserve">285 (24.7)</w:t>
             </w:r>
           </w:p>
         </w:tc>
       </w:tr>
       <w:tr>
         <w:trPr>
-          <w:trHeight w:val="617" w:hRule="auto"/>
+          <w:trHeight w:val="608" w:hRule="auto"/>
         </w:trPr>
-        body 8
-        <w:tc>
-          <w:tcPr>
-            <w:tcBorders>
-              <w:bottom w:val="none" w:sz="0" w:space="0" w:color="000000"/>
-              <w:top w:val="none" w:sz="0" w:space="0" w:color="000000"/>
-              <w:left w:val="none" w:sz="0" w:space="0" w:color="000000"/>
-              <w:right w:val="none" w:sz="0" w:space="0" w:color="000000"/>
-            </w:tcBorders>
-            <w:shd w:val="clear" w:color="auto" w:fill="FFFFFF"/>
-            <w:tcMar>
-              <w:top w:w="0" w:type="dxa"/>
-              <w:bottom w:w="0" w:type="dxa"/>
-              <w:left w:w="0" w:type="dxa"/>
-              <w:right w:w="0" w:type="dxa"/>
-            </w:tcMar>
-            <w:vAlign w:val="top"/>
-          </w:tcPr>
-          <w:p>
-            <w:pPr>
+        <w:tc>
+          <w:tcPr>
+            <w:tcBorders>
+              <w:bottom w:val="none" w:sz="0" w:space="0" w:color="000000"/>
+              <w:top w:val="none" w:sz="0" w:space="0" w:color="000000"/>
+              <w:left w:val="none" w:sz="0" w:space="0" w:color="000000"/>
+              <w:right w:val="none" w:sz="0" w:space="0" w:color="000000"/>
+            </w:tcBorders>
+            <w:shd w:val="clear" w:color="auto" w:fill="FFFFFF"/>
+            <w:tcMar>
+              <w:top w:w="0" w:type="dxa"/>
+              <w:bottom w:w="0" w:type="dxa"/>
+              <w:left w:w="0" w:type="dxa"/>
+              <w:right w:w="0" w:type="dxa"/>
+            </w:tcMar>
+            <w:vAlign w:val="top"/>
+          </w:tcPr>
+          <w:p>
+            <w:pPr>
+              <w:pStyle w:val="Normal"/>
               <w:jc w:val="left"/>
               <w:pBdr>
                 <w:bottom w:val="none" w:sz="0" w:space="0" w:color="000000"/>
@@ -985,19 +993,19 @@
               <w:spacing w:after="100" w:before="100" w:line="240"/>
               <w:ind w:left="300" w:right="100" w:firstLine="0" w:firstLineChars="0"/>
               <w:rPr>
-                <w:rFonts w:ascii="Arial" w:hAnsi="Arial" w:eastAsia="Arial" w:cs="Arial"/>
-                <w:i w:val="false"/>
-                <w:b w:val="false"/>
-                <w:u w:val="none"/>
-                <w:strike w:val="false"/>
-                <w:sz w:val="22"/>
-                <w:szCs w:val="22"/>
-                <w:color w:val="000000"/>
-              </w:rPr>
-            </w:pPr>
-            <w:r>
-              <w:rPr>
-                <w:rFonts w:ascii="Arial" w:hAnsi="Arial" w:eastAsia="Arial" w:cs="Arial"/>
+                <w:rFonts w:ascii="Helvetica" w:hAnsi="Helvetica" w:eastAsia="Helvetica" w:cs="Helvetica"/>
+                <w:i w:val="false"/>
+                <w:b w:val="false"/>
+                <w:u w:val="none"/>
+                <w:strike w:val="false"/>
+                <w:sz w:val="22"/>
+                <w:szCs w:val="22"/>
+                <w:color w:val="000000"/>
+              </w:rPr>
+            </w:pPr>
+            <w:r>
+              <w:rPr>
+                <w:rFonts w:ascii="Helvetica" w:hAnsi="Helvetica" w:eastAsia="Helvetica" w:cs="Helvetica"/>
                 <w:i w:val="false"/>
                 <w:b w:val="false"/>
                 <w:u w:val="none"/>
@@ -1029,6 +1037,7 @@
           </w:tcPr>
           <w:p>
             <w:pPr>
+              <w:pStyle w:val="Normal"/>
               <w:jc w:val="center"/>
               <w:pBdr>
                 <w:bottom w:val="none" w:sz="0" w:space="0" w:color="000000"/>
@@ -1039,56 +1048,56 @@
               <w:spacing w:after="100" w:before="100" w:line="240"/>
               <w:ind w:left="100" w:right="100" w:firstLine="0" w:firstLineChars="0"/>
               <w:rPr>
-                <w:rFonts w:ascii="Arial" w:hAnsi="Arial" w:eastAsia="Arial" w:cs="Arial"/>
-                <w:i w:val="false"/>
-                <w:b w:val="false"/>
-                <w:u w:val="none"/>
-                <w:strike w:val="false"/>
-                <w:sz w:val="22"/>
-                <w:szCs w:val="22"/>
-                <w:color w:val="000000"/>
-              </w:rPr>
-            </w:pPr>
-            <w:r>
-              <w:rPr>
-                <w:rFonts w:ascii="Arial" w:hAnsi="Arial" w:eastAsia="Arial" w:cs="Arial"/>
-                <w:i w:val="false"/>
-                <w:b w:val="false"/>
-                <w:u w:val="none"/>
-                <w:strike w:val="false"/>
-                <w:sz w:val="22"/>
-                <w:szCs w:val="22"/>
-                <w:color w:val="000000"/>
-              </w:rPr>
-              <w:t xml:space="preserve">41 (3.5%)</w:t>
+                <w:rFonts w:ascii="Helvetica" w:hAnsi="Helvetica" w:eastAsia="Helvetica" w:cs="Helvetica"/>
+                <w:i w:val="false"/>
+                <w:b w:val="false"/>
+                <w:u w:val="none"/>
+                <w:strike w:val="false"/>
+                <w:sz w:val="22"/>
+                <w:szCs w:val="22"/>
+                <w:color w:val="000000"/>
+              </w:rPr>
+            </w:pPr>
+            <w:r>
+              <w:rPr>
+                <w:rFonts w:ascii="Helvetica" w:hAnsi="Helvetica" w:eastAsia="Helvetica" w:cs="Helvetica"/>
+                <w:i w:val="false"/>
+                <w:b w:val="false"/>
+                <w:u w:val="none"/>
+                <w:strike w:val="false"/>
+                <w:sz w:val="22"/>
+                <w:szCs w:val="22"/>
+                <w:color w:val="000000"/>
+              </w:rPr>
+              <w:t xml:space="preserve">41 (3.5)</w:t>
             </w:r>
           </w:p>
         </w:tc>
       </w:tr>
       <w:tr>
         <w:trPr>
-          <w:trHeight w:val="617" w:hRule="auto"/>
+          <w:trHeight w:val="608" w:hRule="auto"/>
         </w:trPr>
-        body 9
-        <w:tc>
-          <w:tcPr>
-            <w:tcBorders>
-              <w:bottom w:val="none" w:sz="0" w:space="0" w:color="000000"/>
-              <w:top w:val="none" w:sz="0" w:space="0" w:color="000000"/>
-              <w:left w:val="none" w:sz="0" w:space="0" w:color="000000"/>
-              <w:right w:val="none" w:sz="0" w:space="0" w:color="000000"/>
-            </w:tcBorders>
-            <w:shd w:val="clear" w:color="auto" w:fill="FFFFFF"/>
-            <w:tcMar>
-              <w:top w:w="0" w:type="dxa"/>
-              <w:bottom w:w="0" w:type="dxa"/>
-              <w:left w:w="0" w:type="dxa"/>
-              <w:right w:w="0" w:type="dxa"/>
-            </w:tcMar>
-            <w:vAlign w:val="top"/>
-          </w:tcPr>
-          <w:p>
-            <w:pPr>
+        <w:tc>
+          <w:tcPr>
+            <w:tcBorders>
+              <w:bottom w:val="none" w:sz="0" w:space="0" w:color="000000"/>
+              <w:top w:val="none" w:sz="0" w:space="0" w:color="000000"/>
+              <w:left w:val="none" w:sz="0" w:space="0" w:color="000000"/>
+              <w:right w:val="none" w:sz="0" w:space="0" w:color="000000"/>
+            </w:tcBorders>
+            <w:shd w:val="clear" w:color="auto" w:fill="FFFFFF"/>
+            <w:tcMar>
+              <w:top w:w="0" w:type="dxa"/>
+              <w:bottom w:w="0" w:type="dxa"/>
+              <w:left w:w="0" w:type="dxa"/>
+              <w:right w:w="0" w:type="dxa"/>
+            </w:tcMar>
+            <w:vAlign w:val="top"/>
+          </w:tcPr>
+          <w:p>
+            <w:pPr>
+              <w:pStyle w:val="Normal"/>
               <w:jc w:val="left"/>
               <w:pBdr>
                 <w:bottom w:val="none" w:sz="0" w:space="0" w:color="000000"/>
@@ -1099,19 +1108,19 @@
               <w:spacing w:after="100" w:before="100" w:line="240"/>
               <w:ind w:left="300" w:right="100" w:firstLine="0" w:firstLineChars="0"/>
               <w:rPr>
-                <w:rFonts w:ascii="Arial" w:hAnsi="Arial" w:eastAsia="Arial" w:cs="Arial"/>
-                <w:i w:val="false"/>
-                <w:b w:val="false"/>
-                <w:u w:val="none"/>
-                <w:strike w:val="false"/>
-                <w:sz w:val="22"/>
-                <w:szCs w:val="22"/>
-                <w:color w:val="000000"/>
-              </w:rPr>
-            </w:pPr>
-            <w:r>
-              <w:rPr>
-                <w:rFonts w:ascii="Arial" w:hAnsi="Arial" w:eastAsia="Arial" w:cs="Arial"/>
+                <w:rFonts w:ascii="Helvetica" w:hAnsi="Helvetica" w:eastAsia="Helvetica" w:cs="Helvetica"/>
+                <w:i w:val="false"/>
+                <w:b w:val="false"/>
+                <w:u w:val="none"/>
+                <w:strike w:val="false"/>
+                <w:sz w:val="22"/>
+                <w:szCs w:val="22"/>
+                <w:color w:val="000000"/>
+              </w:rPr>
+            </w:pPr>
+            <w:r>
+              <w:rPr>
+                <w:rFonts w:ascii="Helvetica" w:hAnsi="Helvetica" w:eastAsia="Helvetica" w:cs="Helvetica"/>
                 <w:i w:val="false"/>
                 <w:b w:val="false"/>
                 <w:u w:val="none"/>
@@ -1143,6 +1152,7 @@
           </w:tcPr>
           <w:p>
             <w:pPr>
+              <w:pStyle w:val="Normal"/>
               <w:jc w:val="center"/>
               <w:pBdr>
                 <w:bottom w:val="none" w:sz="0" w:space="0" w:color="000000"/>
@@ -1153,56 +1163,56 @@
               <w:spacing w:after="100" w:before="100" w:line="240"/>
               <w:ind w:left="100" w:right="100" w:firstLine="0" w:firstLineChars="0"/>
               <w:rPr>
-                <w:rFonts w:ascii="Arial" w:hAnsi="Arial" w:eastAsia="Arial" w:cs="Arial"/>
-                <w:i w:val="false"/>
-                <w:b w:val="false"/>
-                <w:u w:val="none"/>
-                <w:strike w:val="false"/>
-                <w:sz w:val="22"/>
-                <w:szCs w:val="22"/>
-                <w:color w:val="000000"/>
-              </w:rPr>
-            </w:pPr>
-            <w:r>
-              <w:rPr>
-                <w:rFonts w:ascii="Arial" w:hAnsi="Arial" w:eastAsia="Arial" w:cs="Arial"/>
-                <w:i w:val="false"/>
-                <w:b w:val="false"/>
-                <w:u w:val="none"/>
-                <w:strike w:val="false"/>
-                <w:sz w:val="22"/>
-                <w:szCs w:val="22"/>
-                <w:color w:val="000000"/>
-              </w:rPr>
-              <w:t xml:space="preserve">66 (5.7%)</w:t>
+                <w:rFonts w:ascii="Helvetica" w:hAnsi="Helvetica" w:eastAsia="Helvetica" w:cs="Helvetica"/>
+                <w:i w:val="false"/>
+                <w:b w:val="false"/>
+                <w:u w:val="none"/>
+                <w:strike w:val="false"/>
+                <w:sz w:val="22"/>
+                <w:szCs w:val="22"/>
+                <w:color w:val="000000"/>
+              </w:rPr>
+            </w:pPr>
+            <w:r>
+              <w:rPr>
+                <w:rFonts w:ascii="Helvetica" w:hAnsi="Helvetica" w:eastAsia="Helvetica" w:cs="Helvetica"/>
+                <w:i w:val="false"/>
+                <w:b w:val="false"/>
+                <w:u w:val="none"/>
+                <w:strike w:val="false"/>
+                <w:sz w:val="22"/>
+                <w:szCs w:val="22"/>
+                <w:color w:val="000000"/>
+              </w:rPr>
+              <w:t xml:space="preserve">66 (5.7)</w:t>
             </w:r>
           </w:p>
         </w:tc>
       </w:tr>
       <w:tr>
         <w:trPr>
-          <w:trHeight w:val="617" w:hRule="auto"/>
+          <w:trHeight w:val="608" w:hRule="auto"/>
         </w:trPr>
-        body10
-        <w:tc>
-          <w:tcPr>
-            <w:tcBorders>
-              <w:bottom w:val="none" w:sz="0" w:space="0" w:color="000000"/>
-              <w:top w:val="none" w:sz="0" w:space="0" w:color="000000"/>
-              <w:left w:val="none" w:sz="0" w:space="0" w:color="000000"/>
-              <w:right w:val="none" w:sz="0" w:space="0" w:color="000000"/>
-            </w:tcBorders>
-            <w:shd w:val="clear" w:color="auto" w:fill="FFFFFF"/>
-            <w:tcMar>
-              <w:top w:w="0" w:type="dxa"/>
-              <w:bottom w:w="0" w:type="dxa"/>
-              <w:left w:w="0" w:type="dxa"/>
-              <w:right w:w="0" w:type="dxa"/>
-            </w:tcMar>
-            <w:vAlign w:val="top"/>
-          </w:tcPr>
-          <w:p>
-            <w:pPr>
+        <w:tc>
+          <w:tcPr>
+            <w:tcBorders>
+              <w:bottom w:val="none" w:sz="0" w:space="0" w:color="000000"/>
+              <w:top w:val="none" w:sz="0" w:space="0" w:color="000000"/>
+              <w:left w:val="none" w:sz="0" w:space="0" w:color="000000"/>
+              <w:right w:val="none" w:sz="0" w:space="0" w:color="000000"/>
+            </w:tcBorders>
+            <w:shd w:val="clear" w:color="auto" w:fill="FFFFFF"/>
+            <w:tcMar>
+              <w:top w:w="0" w:type="dxa"/>
+              <w:bottom w:w="0" w:type="dxa"/>
+              <w:left w:w="0" w:type="dxa"/>
+              <w:right w:w="0" w:type="dxa"/>
+            </w:tcMar>
+            <w:vAlign w:val="top"/>
+          </w:tcPr>
+          <w:p>
+            <w:pPr>
+              <w:pStyle w:val="Normal"/>
               <w:jc w:val="left"/>
               <w:pBdr>
                 <w:bottom w:val="none" w:sz="0" w:space="0" w:color="000000"/>
@@ -1213,7 +1223,7 @@
               <w:spacing w:after="100" w:before="100" w:line="240"/>
               <w:ind w:left="100" w:right="100" w:firstLine="0" w:firstLineChars="0"/>
               <w:rPr>
-                <w:rFonts w:ascii="Arial" w:hAnsi="Arial" w:eastAsia="Arial" w:cs="Arial"/>
+                <w:rFonts w:ascii="Helvetica" w:hAnsi="Helvetica" w:eastAsia="Helvetica" w:cs="Helvetica"/>
                 <w:i w:val="false"/>
                 <w:b w:val="true"/>
                 <w:u w:val="none"/>
@@ -1225,7 +1235,7 @@
             </w:pPr>
             <w:r>
               <w:rPr>
-                <w:rFonts w:ascii="Arial" w:hAnsi="Arial" w:eastAsia="Arial" w:cs="Arial"/>
+                <w:rFonts w:ascii="Helvetica" w:hAnsi="Helvetica" w:eastAsia="Helvetica" w:cs="Helvetica"/>
                 <w:i w:val="false"/>
                 <w:b w:val="true"/>
                 <w:u w:val="none"/>
@@ -1257,6 +1267,7 @@
           </w:tcPr>
           <w:p>
             <w:pPr>
+              <w:pStyle w:val="Normal"/>
               <w:jc w:val="center"/>
               <w:pBdr>
                 <w:bottom w:val="none" w:sz="0" w:space="0" w:color="000000"/>
@@ -1267,19 +1278,19 @@
               <w:spacing w:after="100" w:before="100" w:line="240"/>
               <w:ind w:left="100" w:right="100" w:firstLine="0" w:firstLineChars="0"/>
               <w:rPr>
-                <w:rFonts w:ascii="Arial" w:hAnsi="Arial" w:eastAsia="Arial" w:cs="Arial"/>
-                <w:i w:val="false"/>
-                <w:b w:val="false"/>
-                <w:u w:val="none"/>
-                <w:strike w:val="false"/>
-                <w:sz w:val="22"/>
-                <w:szCs w:val="22"/>
-                <w:color w:val="000000"/>
-              </w:rPr>
-            </w:pPr>
-            <w:r>
-              <w:rPr>
-                <w:rFonts w:ascii="Arial" w:hAnsi="Arial" w:eastAsia="Arial" w:cs="Arial"/>
+                <w:rFonts w:ascii="Helvetica" w:hAnsi="Helvetica" w:eastAsia="Helvetica" w:cs="Helvetica"/>
+                <w:i w:val="false"/>
+                <w:b w:val="false"/>
+                <w:u w:val="none"/>
+                <w:strike w:val="false"/>
+                <w:sz w:val="22"/>
+                <w:szCs w:val="22"/>
+                <w:color w:val="000000"/>
+              </w:rPr>
+            </w:pPr>
+            <w:r>
+              <w:rPr>
+                <w:rFonts w:ascii="Helvetica" w:hAnsi="Helvetica" w:eastAsia="Helvetica" w:cs="Helvetica"/>
                 <w:i w:val="false"/>
                 <w:b w:val="false"/>
                 <w:u w:val="none"/>
@@ -1295,28 +1306,28 @@
       </w:tr>
       <w:tr>
         <w:trPr>
-          <w:trHeight w:val="617" w:hRule="auto"/>
+          <w:trHeight w:val="608" w:hRule="auto"/>
         </w:trPr>
-        body11
-        <w:tc>
-          <w:tcPr>
-            <w:tcBorders>
-              <w:bottom w:val="none" w:sz="0" w:space="0" w:color="000000"/>
-              <w:top w:val="none" w:sz="0" w:space="0" w:color="000000"/>
-              <w:left w:val="none" w:sz="0" w:space="0" w:color="000000"/>
-              <w:right w:val="none" w:sz="0" w:space="0" w:color="000000"/>
-            </w:tcBorders>
-            <w:shd w:val="clear" w:color="auto" w:fill="FFFFFF"/>
-            <w:tcMar>
-              <w:top w:w="0" w:type="dxa"/>
-              <w:bottom w:w="0" w:type="dxa"/>
-              <w:left w:w="0" w:type="dxa"/>
-              <w:right w:w="0" w:type="dxa"/>
-            </w:tcMar>
-            <w:vAlign w:val="top"/>
-          </w:tcPr>
-          <w:p>
-            <w:pPr>
+        <w:tc>
+          <w:tcPr>
+            <w:tcBorders>
+              <w:bottom w:val="none" w:sz="0" w:space="0" w:color="000000"/>
+              <w:top w:val="none" w:sz="0" w:space="0" w:color="000000"/>
+              <w:left w:val="none" w:sz="0" w:space="0" w:color="000000"/>
+              <w:right w:val="none" w:sz="0" w:space="0" w:color="000000"/>
+            </w:tcBorders>
+            <w:shd w:val="clear" w:color="auto" w:fill="FFFFFF"/>
+            <w:tcMar>
+              <w:top w:w="0" w:type="dxa"/>
+              <w:bottom w:w="0" w:type="dxa"/>
+              <w:left w:w="0" w:type="dxa"/>
+              <w:right w:w="0" w:type="dxa"/>
+            </w:tcMar>
+            <w:vAlign w:val="top"/>
+          </w:tcPr>
+          <w:p>
+            <w:pPr>
+              <w:pStyle w:val="Normal"/>
               <w:jc w:val="left"/>
               <w:pBdr>
                 <w:bottom w:val="none" w:sz="0" w:space="0" w:color="000000"/>
@@ -1327,19 +1338,19 @@
               <w:spacing w:after="100" w:before="100" w:line="240"/>
               <w:ind w:left="300" w:right="100" w:firstLine="0" w:firstLineChars="0"/>
               <w:rPr>
-                <w:rFonts w:ascii="Arial" w:hAnsi="Arial" w:eastAsia="Arial" w:cs="Arial"/>
-                <w:i w:val="false"/>
-                <w:b w:val="false"/>
-                <w:u w:val="none"/>
-                <w:strike w:val="false"/>
-                <w:sz w:val="22"/>
-                <w:szCs w:val="22"/>
-                <w:color w:val="000000"/>
-              </w:rPr>
-            </w:pPr>
-            <w:r>
-              <w:rPr>
-                <w:rFonts w:ascii="Arial" w:hAnsi="Arial" w:eastAsia="Arial" w:cs="Arial"/>
+                <w:rFonts w:ascii="Helvetica" w:hAnsi="Helvetica" w:eastAsia="Helvetica" w:cs="Helvetica"/>
+                <w:i w:val="false"/>
+                <w:b w:val="false"/>
+                <w:u w:val="none"/>
+                <w:strike w:val="false"/>
+                <w:sz w:val="22"/>
+                <w:szCs w:val="22"/>
+                <w:color w:val="000000"/>
+              </w:rPr>
+            </w:pPr>
+            <w:r>
+              <w:rPr>
+                <w:rFonts w:ascii="Helvetica" w:hAnsi="Helvetica" w:eastAsia="Helvetica" w:cs="Helvetica"/>
                 <w:i w:val="false"/>
                 <w:b w:val="false"/>
                 <w:u w:val="none"/>
@@ -1371,6 +1382,7 @@
           </w:tcPr>
           <w:p>
             <w:pPr>
+              <w:pStyle w:val="Normal"/>
               <w:jc w:val="center"/>
               <w:pBdr>
                 <w:bottom w:val="none" w:sz="0" w:space="0" w:color="000000"/>
@@ -1381,56 +1393,56 @@
               <w:spacing w:after="100" w:before="100" w:line="240"/>
               <w:ind w:left="100" w:right="100" w:firstLine="0" w:firstLineChars="0"/>
               <w:rPr>
-                <w:rFonts w:ascii="Arial" w:hAnsi="Arial" w:eastAsia="Arial" w:cs="Arial"/>
-                <w:i w:val="false"/>
-                <w:b w:val="false"/>
-                <w:u w:val="none"/>
-                <w:strike w:val="false"/>
-                <w:sz w:val="22"/>
-                <w:szCs w:val="22"/>
-                <w:color w:val="000000"/>
-              </w:rPr>
-            </w:pPr>
-            <w:r>
-              <w:rPr>
-                <w:rFonts w:ascii="Arial" w:hAnsi="Arial" w:eastAsia="Arial" w:cs="Arial"/>
-                <w:i w:val="false"/>
-                <w:b w:val="false"/>
-                <w:u w:val="none"/>
-                <w:strike w:val="false"/>
-                <w:sz w:val="22"/>
-                <w:szCs w:val="22"/>
-                <w:color w:val="000000"/>
-              </w:rPr>
-              <w:t xml:space="preserve">680 (59%)</w:t>
+                <w:rFonts w:ascii="Helvetica" w:hAnsi="Helvetica" w:eastAsia="Helvetica" w:cs="Helvetica"/>
+                <w:i w:val="false"/>
+                <w:b w:val="false"/>
+                <w:u w:val="none"/>
+                <w:strike w:val="false"/>
+                <w:sz w:val="22"/>
+                <w:szCs w:val="22"/>
+                <w:color w:val="000000"/>
+              </w:rPr>
+            </w:pPr>
+            <w:r>
+              <w:rPr>
+                <w:rFonts w:ascii="Helvetica" w:hAnsi="Helvetica" w:eastAsia="Helvetica" w:cs="Helvetica"/>
+                <w:i w:val="false"/>
+                <w:b w:val="false"/>
+                <w:u w:val="none"/>
+                <w:strike w:val="false"/>
+                <w:sz w:val="22"/>
+                <w:szCs w:val="22"/>
+                <w:color w:val="000000"/>
+              </w:rPr>
+              <w:t xml:space="preserve">680 (59.0)</w:t>
             </w:r>
           </w:p>
         </w:tc>
       </w:tr>
       <w:tr>
         <w:trPr>
-          <w:trHeight w:val="617" w:hRule="auto"/>
+          <w:trHeight w:val="608" w:hRule="auto"/>
         </w:trPr>
-        body12
-        <w:tc>
-          <w:tcPr>
-            <w:tcBorders>
-              <w:bottom w:val="none" w:sz="0" w:space="0" w:color="000000"/>
-              <w:top w:val="none" w:sz="0" w:space="0" w:color="000000"/>
-              <w:left w:val="none" w:sz="0" w:space="0" w:color="000000"/>
-              <w:right w:val="none" w:sz="0" w:space="0" w:color="000000"/>
-            </w:tcBorders>
-            <w:shd w:val="clear" w:color="auto" w:fill="FFFFFF"/>
-            <w:tcMar>
-              <w:top w:w="0" w:type="dxa"/>
-              <w:bottom w:w="0" w:type="dxa"/>
-              <w:left w:w="0" w:type="dxa"/>
-              <w:right w:w="0" w:type="dxa"/>
-            </w:tcMar>
-            <w:vAlign w:val="top"/>
-          </w:tcPr>
-          <w:p>
-            <w:pPr>
+        <w:tc>
+          <w:tcPr>
+            <w:tcBorders>
+              <w:bottom w:val="none" w:sz="0" w:space="0" w:color="000000"/>
+              <w:top w:val="none" w:sz="0" w:space="0" w:color="000000"/>
+              <w:left w:val="none" w:sz="0" w:space="0" w:color="000000"/>
+              <w:right w:val="none" w:sz="0" w:space="0" w:color="000000"/>
+            </w:tcBorders>
+            <w:shd w:val="clear" w:color="auto" w:fill="FFFFFF"/>
+            <w:tcMar>
+              <w:top w:w="0" w:type="dxa"/>
+              <w:bottom w:w="0" w:type="dxa"/>
+              <w:left w:w="0" w:type="dxa"/>
+              <w:right w:w="0" w:type="dxa"/>
+            </w:tcMar>
+            <w:vAlign w:val="top"/>
+          </w:tcPr>
+          <w:p>
+            <w:pPr>
+              <w:pStyle w:val="Normal"/>
               <w:jc w:val="left"/>
               <w:pBdr>
                 <w:bottom w:val="none" w:sz="0" w:space="0" w:color="000000"/>
@@ -1441,19 +1453,19 @@
               <w:spacing w:after="100" w:before="100" w:line="240"/>
               <w:ind w:left="300" w:right="100" w:firstLine="0" w:firstLineChars="0"/>
               <w:rPr>
-                <w:rFonts w:ascii="Arial" w:hAnsi="Arial" w:eastAsia="Arial" w:cs="Arial"/>
-                <w:i w:val="false"/>
-                <w:b w:val="false"/>
-                <w:u w:val="none"/>
-                <w:strike w:val="false"/>
-                <w:sz w:val="22"/>
-                <w:szCs w:val="22"/>
-                <w:color w:val="000000"/>
-              </w:rPr>
-            </w:pPr>
-            <w:r>
-              <w:rPr>
-                <w:rFonts w:ascii="Arial" w:hAnsi="Arial" w:eastAsia="Arial" w:cs="Arial"/>
+                <w:rFonts w:ascii="Helvetica" w:hAnsi="Helvetica" w:eastAsia="Helvetica" w:cs="Helvetica"/>
+                <w:i w:val="false"/>
+                <w:b w:val="false"/>
+                <w:u w:val="none"/>
+                <w:strike w:val="false"/>
+                <w:sz w:val="22"/>
+                <w:szCs w:val="22"/>
+                <w:color w:val="000000"/>
+              </w:rPr>
+            </w:pPr>
+            <w:r>
+              <w:rPr>
+                <w:rFonts w:ascii="Helvetica" w:hAnsi="Helvetica" w:eastAsia="Helvetica" w:cs="Helvetica"/>
                 <w:i w:val="false"/>
                 <w:b w:val="false"/>
                 <w:u w:val="none"/>
@@ -1485,6 +1497,7 @@
           </w:tcPr>
           <w:p>
             <w:pPr>
+              <w:pStyle w:val="Normal"/>
               <w:jc w:val="center"/>
               <w:pBdr>
                 <w:bottom w:val="none" w:sz="0" w:space="0" w:color="000000"/>
@@ -1495,56 +1508,56 @@
               <w:spacing w:after="100" w:before="100" w:line="240"/>
               <w:ind w:left="100" w:right="100" w:firstLine="0" w:firstLineChars="0"/>
               <w:rPr>
-                <w:rFonts w:ascii="Arial" w:hAnsi="Arial" w:eastAsia="Arial" w:cs="Arial"/>
-                <w:i w:val="false"/>
-                <w:b w:val="false"/>
-                <w:u w:val="none"/>
-                <w:strike w:val="false"/>
-                <w:sz w:val="22"/>
-                <w:szCs w:val="22"/>
-                <w:color w:val="000000"/>
-              </w:rPr>
-            </w:pPr>
-            <w:r>
-              <w:rPr>
-                <w:rFonts w:ascii="Arial" w:hAnsi="Arial" w:eastAsia="Arial" w:cs="Arial"/>
-                <w:i w:val="false"/>
-                <w:b w:val="false"/>
-                <w:u w:val="none"/>
-                <w:strike w:val="false"/>
-                <w:sz w:val="22"/>
-                <w:szCs w:val="22"/>
-                <w:color w:val="000000"/>
-              </w:rPr>
-              <w:t xml:space="preserve">253 (22%)</w:t>
+                <w:rFonts w:ascii="Helvetica" w:hAnsi="Helvetica" w:eastAsia="Helvetica" w:cs="Helvetica"/>
+                <w:i w:val="false"/>
+                <w:b w:val="false"/>
+                <w:u w:val="none"/>
+                <w:strike w:val="false"/>
+                <w:sz w:val="22"/>
+                <w:szCs w:val="22"/>
+                <w:color w:val="000000"/>
+              </w:rPr>
+            </w:pPr>
+            <w:r>
+              <w:rPr>
+                <w:rFonts w:ascii="Helvetica" w:hAnsi="Helvetica" w:eastAsia="Helvetica" w:cs="Helvetica"/>
+                <w:i w:val="false"/>
+                <w:b w:val="false"/>
+                <w:u w:val="none"/>
+                <w:strike w:val="false"/>
+                <w:sz w:val="22"/>
+                <w:szCs w:val="22"/>
+                <w:color w:val="000000"/>
+              </w:rPr>
+              <w:t xml:space="preserve">253 (21.9)</w:t>
             </w:r>
           </w:p>
         </w:tc>
       </w:tr>
       <w:tr>
         <w:trPr>
-          <w:trHeight w:val="617" w:hRule="auto"/>
+          <w:trHeight w:val="608" w:hRule="auto"/>
         </w:trPr>
-        body13
-        <w:tc>
-          <w:tcPr>
-            <w:tcBorders>
-              <w:bottom w:val="none" w:sz="0" w:space="0" w:color="000000"/>
-              <w:top w:val="none" w:sz="0" w:space="0" w:color="000000"/>
-              <w:left w:val="none" w:sz="0" w:space="0" w:color="000000"/>
-              <w:right w:val="none" w:sz="0" w:space="0" w:color="000000"/>
-            </w:tcBorders>
-            <w:shd w:val="clear" w:color="auto" w:fill="FFFFFF"/>
-            <w:tcMar>
-              <w:top w:w="0" w:type="dxa"/>
-              <w:bottom w:w="0" w:type="dxa"/>
-              <w:left w:w="0" w:type="dxa"/>
-              <w:right w:w="0" w:type="dxa"/>
-            </w:tcMar>
-            <w:vAlign w:val="top"/>
-          </w:tcPr>
-          <w:p>
-            <w:pPr>
+        <w:tc>
+          <w:tcPr>
+            <w:tcBorders>
+              <w:bottom w:val="none" w:sz="0" w:space="0" w:color="000000"/>
+              <w:top w:val="none" w:sz="0" w:space="0" w:color="000000"/>
+              <w:left w:val="none" w:sz="0" w:space="0" w:color="000000"/>
+              <w:right w:val="none" w:sz="0" w:space="0" w:color="000000"/>
+            </w:tcBorders>
+            <w:shd w:val="clear" w:color="auto" w:fill="FFFFFF"/>
+            <w:tcMar>
+              <w:top w:w="0" w:type="dxa"/>
+              <w:bottom w:w="0" w:type="dxa"/>
+              <w:left w:w="0" w:type="dxa"/>
+              <w:right w:w="0" w:type="dxa"/>
+            </w:tcMar>
+            <w:vAlign w:val="top"/>
+          </w:tcPr>
+          <w:p>
+            <w:pPr>
+              <w:pStyle w:val="Normal"/>
               <w:jc w:val="left"/>
               <w:pBdr>
                 <w:bottom w:val="none" w:sz="0" w:space="0" w:color="000000"/>
@@ -1555,19 +1568,19 @@
               <w:spacing w:after="100" w:before="100" w:line="240"/>
               <w:ind w:left="300" w:right="100" w:firstLine="0" w:firstLineChars="0"/>
               <w:rPr>
-                <w:rFonts w:ascii="Arial" w:hAnsi="Arial" w:eastAsia="Arial" w:cs="Arial"/>
-                <w:i w:val="false"/>
-                <w:b w:val="false"/>
-                <w:u w:val="none"/>
-                <w:strike w:val="false"/>
-                <w:sz w:val="22"/>
-                <w:szCs w:val="22"/>
-                <w:color w:val="000000"/>
-              </w:rPr>
-            </w:pPr>
-            <w:r>
-              <w:rPr>
-                <w:rFonts w:ascii="Arial" w:hAnsi="Arial" w:eastAsia="Arial" w:cs="Arial"/>
+                <w:rFonts w:ascii="Helvetica" w:hAnsi="Helvetica" w:eastAsia="Helvetica" w:cs="Helvetica"/>
+                <w:i w:val="false"/>
+                <w:b w:val="false"/>
+                <w:u w:val="none"/>
+                <w:strike w:val="false"/>
+                <w:sz w:val="22"/>
+                <w:szCs w:val="22"/>
+                <w:color w:val="000000"/>
+              </w:rPr>
+            </w:pPr>
+            <w:r>
+              <w:rPr>
+                <w:rFonts w:ascii="Helvetica" w:hAnsi="Helvetica" w:eastAsia="Helvetica" w:cs="Helvetica"/>
                 <w:i w:val="false"/>
                 <w:b w:val="false"/>
                 <w:u w:val="none"/>
@@ -1599,6 +1612,7 @@
           </w:tcPr>
           <w:p>
             <w:pPr>
+              <w:pStyle w:val="Normal"/>
               <w:jc w:val="center"/>
               <w:pBdr>
                 <w:bottom w:val="none" w:sz="0" w:space="0" w:color="000000"/>
@@ -1609,56 +1623,56 @@
               <w:spacing w:after="100" w:before="100" w:line="240"/>
               <w:ind w:left="100" w:right="100" w:firstLine="0" w:firstLineChars="0"/>
               <w:rPr>
-                <w:rFonts w:ascii="Arial" w:hAnsi="Arial" w:eastAsia="Arial" w:cs="Arial"/>
-                <w:i w:val="false"/>
-                <w:b w:val="false"/>
-                <w:u w:val="none"/>
-                <w:strike w:val="false"/>
-                <w:sz w:val="22"/>
-                <w:szCs w:val="22"/>
-                <w:color w:val="000000"/>
-              </w:rPr>
-            </w:pPr>
-            <w:r>
-              <w:rPr>
-                <w:rFonts w:ascii="Arial" w:hAnsi="Arial" w:eastAsia="Arial" w:cs="Arial"/>
-                <w:i w:val="false"/>
-                <w:b w:val="false"/>
-                <w:u w:val="none"/>
-                <w:strike w:val="false"/>
-                <w:sz w:val="22"/>
-                <w:szCs w:val="22"/>
-                <w:color w:val="000000"/>
-              </w:rPr>
-              <w:t xml:space="preserve">220 (19%)</w:t>
+                <w:rFonts w:ascii="Helvetica" w:hAnsi="Helvetica" w:eastAsia="Helvetica" w:cs="Helvetica"/>
+                <w:i w:val="false"/>
+                <w:b w:val="false"/>
+                <w:u w:val="none"/>
+                <w:strike w:val="false"/>
+                <w:sz w:val="22"/>
+                <w:szCs w:val="22"/>
+                <w:color w:val="000000"/>
+              </w:rPr>
+            </w:pPr>
+            <w:r>
+              <w:rPr>
+                <w:rFonts w:ascii="Helvetica" w:hAnsi="Helvetica" w:eastAsia="Helvetica" w:cs="Helvetica"/>
+                <w:i w:val="false"/>
+                <w:b w:val="false"/>
+                <w:u w:val="none"/>
+                <w:strike w:val="false"/>
+                <w:sz w:val="22"/>
+                <w:szCs w:val="22"/>
+                <w:color w:val="000000"/>
+              </w:rPr>
+              <w:t xml:space="preserve">220 (19.1)</w:t>
             </w:r>
           </w:p>
         </w:tc>
       </w:tr>
       <w:tr>
         <w:trPr>
-          <w:trHeight w:val="617" w:hRule="auto"/>
+          <w:trHeight w:val="608" w:hRule="auto"/>
         </w:trPr>
-        body14
-        <w:tc>
-          <w:tcPr>
-            <w:tcBorders>
-              <w:bottom w:val="none" w:sz="0" w:space="0" w:color="000000"/>
-              <w:top w:val="none" w:sz="0" w:space="0" w:color="000000"/>
-              <w:left w:val="none" w:sz="0" w:space="0" w:color="000000"/>
-              <w:right w:val="none" w:sz="0" w:space="0" w:color="000000"/>
-            </w:tcBorders>
-            <w:shd w:val="clear" w:color="auto" w:fill="FFFFFF"/>
-            <w:tcMar>
-              <w:top w:w="0" w:type="dxa"/>
-              <w:bottom w:w="0" w:type="dxa"/>
-              <w:left w:w="0" w:type="dxa"/>
-              <w:right w:w="0" w:type="dxa"/>
-            </w:tcMar>
-            <w:vAlign w:val="top"/>
-          </w:tcPr>
-          <w:p>
-            <w:pPr>
+        <w:tc>
+          <w:tcPr>
+            <w:tcBorders>
+              <w:bottom w:val="none" w:sz="0" w:space="0" w:color="000000"/>
+              <w:top w:val="none" w:sz="0" w:space="0" w:color="000000"/>
+              <w:left w:val="none" w:sz="0" w:space="0" w:color="000000"/>
+              <w:right w:val="none" w:sz="0" w:space="0" w:color="000000"/>
+            </w:tcBorders>
+            <w:shd w:val="clear" w:color="auto" w:fill="FFFFFF"/>
+            <w:tcMar>
+              <w:top w:w="0" w:type="dxa"/>
+              <w:bottom w:w="0" w:type="dxa"/>
+              <w:left w:w="0" w:type="dxa"/>
+              <w:right w:w="0" w:type="dxa"/>
+            </w:tcMar>
+            <w:vAlign w:val="top"/>
+          </w:tcPr>
+          <w:p>
+            <w:pPr>
+              <w:pStyle w:val="Normal"/>
               <w:jc w:val="left"/>
               <w:pBdr>
                 <w:bottom w:val="none" w:sz="0" w:space="0" w:color="000000"/>
@@ -1669,19 +1683,19 @@
               <w:spacing w:after="100" w:before="100" w:line="240"/>
               <w:ind w:left="300" w:right="100" w:firstLine="0" w:firstLineChars="0"/>
               <w:rPr>
-                <w:rFonts w:ascii="Arial" w:hAnsi="Arial" w:eastAsia="Arial" w:cs="Arial"/>
-                <w:i w:val="false"/>
-                <w:b w:val="false"/>
-                <w:u w:val="none"/>
-                <w:strike w:val="false"/>
-                <w:sz w:val="22"/>
-                <w:szCs w:val="22"/>
-                <w:color w:val="000000"/>
-              </w:rPr>
-            </w:pPr>
-            <w:r>
-              <w:rPr>
-                <w:rFonts w:ascii="Arial" w:hAnsi="Arial" w:eastAsia="Arial" w:cs="Arial"/>
+                <w:rFonts w:ascii="Helvetica" w:hAnsi="Helvetica" w:eastAsia="Helvetica" w:cs="Helvetica"/>
+                <w:i w:val="false"/>
+                <w:b w:val="false"/>
+                <w:u w:val="none"/>
+                <w:strike w:val="false"/>
+                <w:sz w:val="22"/>
+                <w:szCs w:val="22"/>
+                <w:color w:val="000000"/>
+              </w:rPr>
+            </w:pPr>
+            <w:r>
+              <w:rPr>
+                <w:rFonts w:ascii="Helvetica" w:hAnsi="Helvetica" w:eastAsia="Helvetica" w:cs="Helvetica"/>
                 <w:i w:val="false"/>
                 <w:b w:val="false"/>
                 <w:u w:val="none"/>
@@ -1713,6 +1727,7 @@
           </w:tcPr>
           <w:p>
             <w:pPr>
+              <w:pStyle w:val="Normal"/>
               <w:jc w:val="center"/>
               <w:pBdr>
                 <w:bottom w:val="none" w:sz="0" w:space="0" w:color="000000"/>
@@ -1723,56 +1738,56 @@
               <w:spacing w:after="100" w:before="100" w:line="240"/>
               <w:ind w:left="100" w:right="100" w:firstLine="0" w:firstLineChars="0"/>
               <w:rPr>
-                <w:rFonts w:ascii="Arial" w:hAnsi="Arial" w:eastAsia="Arial" w:cs="Arial"/>
-                <w:i w:val="false"/>
-                <w:b w:val="false"/>
-                <w:u w:val="none"/>
-                <w:strike w:val="false"/>
-                <w:sz w:val="22"/>
-                <w:szCs w:val="22"/>
-                <w:color w:val="000000"/>
-              </w:rPr>
-            </w:pPr>
-            <w:r>
-              <w:rPr>
-                <w:rFonts w:ascii="Arial" w:hAnsi="Arial" w:eastAsia="Arial" w:cs="Arial"/>
-                <w:i w:val="false"/>
-                <w:b w:val="false"/>
-                <w:u w:val="none"/>
-                <w:strike w:val="false"/>
-                <w:sz w:val="22"/>
-                <w:szCs w:val="22"/>
-                <w:color w:val="000000"/>
-              </w:rPr>
-              <w:t xml:space="preserve">3 (0.3%)</w:t>
+                <w:rFonts w:ascii="Helvetica" w:hAnsi="Helvetica" w:eastAsia="Helvetica" w:cs="Helvetica"/>
+                <w:i w:val="false"/>
+                <w:b w:val="false"/>
+                <w:u w:val="none"/>
+                <w:strike w:val="false"/>
+                <w:sz w:val="22"/>
+                <w:szCs w:val="22"/>
+                <w:color w:val="000000"/>
+              </w:rPr>
+            </w:pPr>
+            <w:r>
+              <w:rPr>
+                <w:rFonts w:ascii="Helvetica" w:hAnsi="Helvetica" w:eastAsia="Helvetica" w:cs="Helvetica"/>
+                <w:i w:val="false"/>
+                <w:b w:val="false"/>
+                <w:u w:val="none"/>
+                <w:strike w:val="false"/>
+                <w:sz w:val="22"/>
+                <w:szCs w:val="22"/>
+                <w:color w:val="000000"/>
+              </w:rPr>
+              <w:t xml:space="preserve">3 (0.3)</w:t>
             </w:r>
           </w:p>
         </w:tc>
       </w:tr>
       <w:tr>
         <w:trPr>
-          <w:trHeight w:val="617" w:hRule="auto"/>
+          <w:trHeight w:val="608" w:hRule="auto"/>
         </w:trPr>
-        body15
-        <w:tc>
-          <w:tcPr>
-            <w:tcBorders>
-              <w:bottom w:val="none" w:sz="0" w:space="0" w:color="000000"/>
-              <w:top w:val="none" w:sz="0" w:space="0" w:color="000000"/>
-              <w:left w:val="none" w:sz="0" w:space="0" w:color="000000"/>
-              <w:right w:val="none" w:sz="0" w:space="0" w:color="000000"/>
-            </w:tcBorders>
-            <w:shd w:val="clear" w:color="auto" w:fill="FFFFFF"/>
-            <w:tcMar>
-              <w:top w:w="0" w:type="dxa"/>
-              <w:bottom w:w="0" w:type="dxa"/>
-              <w:left w:w="0" w:type="dxa"/>
-              <w:right w:w="0" w:type="dxa"/>
-            </w:tcMar>
-            <w:vAlign w:val="top"/>
-          </w:tcPr>
-          <w:p>
-            <w:pPr>
+        <w:tc>
+          <w:tcPr>
+            <w:tcBorders>
+              <w:bottom w:val="none" w:sz="0" w:space="0" w:color="000000"/>
+              <w:top w:val="none" w:sz="0" w:space="0" w:color="000000"/>
+              <w:left w:val="none" w:sz="0" w:space="0" w:color="000000"/>
+              <w:right w:val="none" w:sz="0" w:space="0" w:color="000000"/>
+            </w:tcBorders>
+            <w:shd w:val="clear" w:color="auto" w:fill="FFFFFF"/>
+            <w:tcMar>
+              <w:top w:w="0" w:type="dxa"/>
+              <w:bottom w:w="0" w:type="dxa"/>
+              <w:left w:w="0" w:type="dxa"/>
+              <w:right w:w="0" w:type="dxa"/>
+            </w:tcMar>
+            <w:vAlign w:val="top"/>
+          </w:tcPr>
+          <w:p>
+            <w:pPr>
+              <w:pStyle w:val="Normal"/>
               <w:jc w:val="left"/>
               <w:pBdr>
                 <w:bottom w:val="none" w:sz="0" w:space="0" w:color="000000"/>
@@ -1783,7 +1798,7 @@
               <w:spacing w:after="100" w:before="100" w:line="240"/>
               <w:ind w:left="100" w:right="100" w:firstLine="0" w:firstLineChars="0"/>
               <w:rPr>
-                <w:rFonts w:ascii="Arial" w:hAnsi="Arial" w:eastAsia="Arial" w:cs="Arial"/>
+                <w:rFonts w:ascii="Helvetica" w:hAnsi="Helvetica" w:eastAsia="Helvetica" w:cs="Helvetica"/>
                 <w:i w:val="false"/>
                 <w:b w:val="true"/>
                 <w:u w:val="none"/>
@@ -1795,7 +1810,7 @@
             </w:pPr>
             <w:r>
               <w:rPr>
-                <w:rFonts w:ascii="Arial" w:hAnsi="Arial" w:eastAsia="Arial" w:cs="Arial"/>
+                <w:rFonts w:ascii="Helvetica" w:hAnsi="Helvetica" w:eastAsia="Helvetica" w:cs="Helvetica"/>
                 <w:i w:val="false"/>
                 <w:b w:val="true"/>
                 <w:u w:val="none"/>
@@ -1827,6 +1842,7 @@
           </w:tcPr>
           <w:p>
             <w:pPr>
+              <w:pStyle w:val="Normal"/>
               <w:jc w:val="center"/>
               <w:pBdr>
                 <w:bottom w:val="none" w:sz="0" w:space="0" w:color="000000"/>
@@ -1837,19 +1853,19 @@
               <w:spacing w:after="100" w:before="100" w:line="240"/>
               <w:ind w:left="100" w:right="100" w:firstLine="0" w:firstLineChars="0"/>
               <w:rPr>
-                <w:rFonts w:ascii="Arial" w:hAnsi="Arial" w:eastAsia="Arial" w:cs="Arial"/>
-                <w:i w:val="false"/>
-                <w:b w:val="false"/>
-                <w:u w:val="none"/>
-                <w:strike w:val="false"/>
-                <w:sz w:val="22"/>
-                <w:szCs w:val="22"/>
-                <w:color w:val="000000"/>
-              </w:rPr>
-            </w:pPr>
-            <w:r>
-              <w:rPr>
-                <w:rFonts w:ascii="Arial" w:hAnsi="Arial" w:eastAsia="Arial" w:cs="Arial"/>
+                <w:rFonts w:ascii="Helvetica" w:hAnsi="Helvetica" w:eastAsia="Helvetica" w:cs="Helvetica"/>
+                <w:i w:val="false"/>
+                <w:b w:val="false"/>
+                <w:u w:val="none"/>
+                <w:strike w:val="false"/>
+                <w:sz w:val="22"/>
+                <w:szCs w:val="22"/>
+                <w:color w:val="000000"/>
+              </w:rPr>
+            </w:pPr>
+            <w:r>
+              <w:rPr>
+                <w:rFonts w:ascii="Helvetica" w:hAnsi="Helvetica" w:eastAsia="Helvetica" w:cs="Helvetica"/>
                 <w:i w:val="false"/>
                 <w:b w:val="false"/>
                 <w:u w:val="none"/>
@@ -1865,28 +1881,28 @@
       </w:tr>
       <w:tr>
         <w:trPr>
-          <w:trHeight w:val="617" w:hRule="auto"/>
+          <w:trHeight w:val="608" w:hRule="auto"/>
         </w:trPr>
-        body16
-        <w:tc>
-          <w:tcPr>
-            <w:tcBorders>
-              <w:bottom w:val="none" w:sz="0" w:space="0" w:color="000000"/>
-              <w:top w:val="none" w:sz="0" w:space="0" w:color="000000"/>
-              <w:left w:val="none" w:sz="0" w:space="0" w:color="000000"/>
-              <w:right w:val="none" w:sz="0" w:space="0" w:color="000000"/>
-            </w:tcBorders>
-            <w:shd w:val="clear" w:color="auto" w:fill="FFFFFF"/>
-            <w:tcMar>
-              <w:top w:w="0" w:type="dxa"/>
-              <w:bottom w:w="0" w:type="dxa"/>
-              <w:left w:w="0" w:type="dxa"/>
-              <w:right w:w="0" w:type="dxa"/>
-            </w:tcMar>
-            <w:vAlign w:val="top"/>
-          </w:tcPr>
-          <w:p>
-            <w:pPr>
+        <w:tc>
+          <w:tcPr>
+            <w:tcBorders>
+              <w:bottom w:val="none" w:sz="0" w:space="0" w:color="000000"/>
+              <w:top w:val="none" w:sz="0" w:space="0" w:color="000000"/>
+              <w:left w:val="none" w:sz="0" w:space="0" w:color="000000"/>
+              <w:right w:val="none" w:sz="0" w:space="0" w:color="000000"/>
+            </w:tcBorders>
+            <w:shd w:val="clear" w:color="auto" w:fill="FFFFFF"/>
+            <w:tcMar>
+              <w:top w:w="0" w:type="dxa"/>
+              <w:bottom w:w="0" w:type="dxa"/>
+              <w:left w:w="0" w:type="dxa"/>
+              <w:right w:w="0" w:type="dxa"/>
+            </w:tcMar>
+            <w:vAlign w:val="top"/>
+          </w:tcPr>
+          <w:p>
+            <w:pPr>
+              <w:pStyle w:val="Normal"/>
               <w:jc w:val="left"/>
               <w:pBdr>
                 <w:bottom w:val="none" w:sz="0" w:space="0" w:color="000000"/>
@@ -1897,19 +1913,19 @@
               <w:spacing w:after="100" w:before="100" w:line="240"/>
               <w:ind w:left="300" w:right="100" w:firstLine="0" w:firstLineChars="0"/>
               <w:rPr>
-                <w:rFonts w:ascii="Arial" w:hAnsi="Arial" w:eastAsia="Arial" w:cs="Arial"/>
-                <w:i w:val="false"/>
-                <w:b w:val="false"/>
-                <w:u w:val="none"/>
-                <w:strike w:val="false"/>
-                <w:sz w:val="22"/>
-                <w:szCs w:val="22"/>
-                <w:color w:val="000000"/>
-              </w:rPr>
-            </w:pPr>
-            <w:r>
-              <w:rPr>
-                <w:rFonts w:ascii="Arial" w:hAnsi="Arial" w:eastAsia="Arial" w:cs="Arial"/>
+                <w:rFonts w:ascii="Helvetica" w:hAnsi="Helvetica" w:eastAsia="Helvetica" w:cs="Helvetica"/>
+                <w:i w:val="false"/>
+                <w:b w:val="false"/>
+                <w:u w:val="none"/>
+                <w:strike w:val="false"/>
+                <w:sz w:val="22"/>
+                <w:szCs w:val="22"/>
+                <w:color w:val="000000"/>
+              </w:rPr>
+            </w:pPr>
+            <w:r>
+              <w:rPr>
+                <w:rFonts w:ascii="Helvetica" w:hAnsi="Helvetica" w:eastAsia="Helvetica" w:cs="Helvetica"/>
                 <w:i w:val="false"/>
                 <w:b w:val="false"/>
                 <w:u w:val="none"/>
@@ -1941,6 +1957,7 @@
           </w:tcPr>
           <w:p>
             <w:pPr>
+              <w:pStyle w:val="Normal"/>
               <w:jc w:val="center"/>
               <w:pBdr>
                 <w:bottom w:val="none" w:sz="0" w:space="0" w:color="000000"/>
@@ -1951,56 +1968,56 @@
               <w:spacing w:after="100" w:before="100" w:line="240"/>
               <w:ind w:left="100" w:right="100" w:firstLine="0" w:firstLineChars="0"/>
               <w:rPr>
-                <w:rFonts w:ascii="Arial" w:hAnsi="Arial" w:eastAsia="Arial" w:cs="Arial"/>
-                <w:i w:val="false"/>
-                <w:b w:val="false"/>
-                <w:u w:val="none"/>
-                <w:strike w:val="false"/>
-                <w:sz w:val="22"/>
-                <w:szCs w:val="22"/>
-                <w:color w:val="000000"/>
-              </w:rPr>
-            </w:pPr>
-            <w:r>
-              <w:rPr>
-                <w:rFonts w:ascii="Arial" w:hAnsi="Arial" w:eastAsia="Arial" w:cs="Arial"/>
-                <w:i w:val="false"/>
-                <w:b w:val="false"/>
-                <w:u w:val="none"/>
-                <w:strike w:val="false"/>
-                <w:sz w:val="22"/>
-                <w:szCs w:val="22"/>
-                <w:color w:val="000000"/>
-              </w:rPr>
-              <w:t xml:space="preserve">259 (22%)</w:t>
+                <w:rFonts w:ascii="Helvetica" w:hAnsi="Helvetica" w:eastAsia="Helvetica" w:cs="Helvetica"/>
+                <w:i w:val="false"/>
+                <w:b w:val="false"/>
+                <w:u w:val="none"/>
+                <w:strike w:val="false"/>
+                <w:sz w:val="22"/>
+                <w:szCs w:val="22"/>
+                <w:color w:val="000000"/>
+              </w:rPr>
+            </w:pPr>
+            <w:r>
+              <w:rPr>
+                <w:rFonts w:ascii="Helvetica" w:hAnsi="Helvetica" w:eastAsia="Helvetica" w:cs="Helvetica"/>
+                <w:i w:val="false"/>
+                <w:b w:val="false"/>
+                <w:u w:val="none"/>
+                <w:strike w:val="false"/>
+                <w:sz w:val="22"/>
+                <w:szCs w:val="22"/>
+                <w:color w:val="000000"/>
+              </w:rPr>
+              <w:t xml:space="preserve">259 (22.4)</w:t>
             </w:r>
           </w:p>
         </w:tc>
       </w:tr>
       <w:tr>
         <w:trPr>
-          <w:trHeight w:val="617" w:hRule="auto"/>
+          <w:trHeight w:val="608" w:hRule="auto"/>
         </w:trPr>
-        body17
-        <w:tc>
-          <w:tcPr>
-            <w:tcBorders>
-              <w:bottom w:val="none" w:sz="0" w:space="0" w:color="000000"/>
-              <w:top w:val="none" w:sz="0" w:space="0" w:color="000000"/>
-              <w:left w:val="none" w:sz="0" w:space="0" w:color="000000"/>
-              <w:right w:val="none" w:sz="0" w:space="0" w:color="000000"/>
-            </w:tcBorders>
-            <w:shd w:val="clear" w:color="auto" w:fill="FFFFFF"/>
-            <w:tcMar>
-              <w:top w:w="0" w:type="dxa"/>
-              <w:bottom w:w="0" w:type="dxa"/>
-              <w:left w:w="0" w:type="dxa"/>
-              <w:right w:w="0" w:type="dxa"/>
-            </w:tcMar>
-            <w:vAlign w:val="top"/>
-          </w:tcPr>
-          <w:p>
-            <w:pPr>
+        <w:tc>
+          <w:tcPr>
+            <w:tcBorders>
+              <w:bottom w:val="none" w:sz="0" w:space="0" w:color="000000"/>
+              <w:top w:val="none" w:sz="0" w:space="0" w:color="000000"/>
+              <w:left w:val="none" w:sz="0" w:space="0" w:color="000000"/>
+              <w:right w:val="none" w:sz="0" w:space="0" w:color="000000"/>
+            </w:tcBorders>
+            <w:shd w:val="clear" w:color="auto" w:fill="FFFFFF"/>
+            <w:tcMar>
+              <w:top w:w="0" w:type="dxa"/>
+              <w:bottom w:w="0" w:type="dxa"/>
+              <w:left w:w="0" w:type="dxa"/>
+              <w:right w:w="0" w:type="dxa"/>
+            </w:tcMar>
+            <w:vAlign w:val="top"/>
+          </w:tcPr>
+          <w:p>
+            <w:pPr>
+              <w:pStyle w:val="Normal"/>
               <w:jc w:val="left"/>
               <w:pBdr>
                 <w:bottom w:val="none" w:sz="0" w:space="0" w:color="000000"/>
@@ -2011,19 +2028,19 @@
               <w:spacing w:after="100" w:before="100" w:line="240"/>
               <w:ind w:left="300" w:right="100" w:firstLine="0" w:firstLineChars="0"/>
               <w:rPr>
-                <w:rFonts w:ascii="Arial" w:hAnsi="Arial" w:eastAsia="Arial" w:cs="Arial"/>
-                <w:i w:val="false"/>
-                <w:b w:val="false"/>
-                <w:u w:val="none"/>
-                <w:strike w:val="false"/>
-                <w:sz w:val="22"/>
-                <w:szCs w:val="22"/>
-                <w:color w:val="000000"/>
-              </w:rPr>
-            </w:pPr>
-            <w:r>
-              <w:rPr>
-                <w:rFonts w:ascii="Arial" w:hAnsi="Arial" w:eastAsia="Arial" w:cs="Arial"/>
+                <w:rFonts w:ascii="Helvetica" w:hAnsi="Helvetica" w:eastAsia="Helvetica" w:cs="Helvetica"/>
+                <w:i w:val="false"/>
+                <w:b w:val="false"/>
+                <w:u w:val="none"/>
+                <w:strike w:val="false"/>
+                <w:sz w:val="22"/>
+                <w:szCs w:val="22"/>
+                <w:color w:val="000000"/>
+              </w:rPr>
+            </w:pPr>
+            <w:r>
+              <w:rPr>
+                <w:rFonts w:ascii="Helvetica" w:hAnsi="Helvetica" w:eastAsia="Helvetica" w:cs="Helvetica"/>
                 <w:i w:val="false"/>
                 <w:b w:val="false"/>
                 <w:u w:val="none"/>
@@ -2055,6 +2072,7 @@
           </w:tcPr>
           <w:p>
             <w:pPr>
+              <w:pStyle w:val="Normal"/>
               <w:jc w:val="center"/>
               <w:pBdr>
                 <w:bottom w:val="none" w:sz="0" w:space="0" w:color="000000"/>
@@ -2065,56 +2083,56 @@
               <w:spacing w:after="100" w:before="100" w:line="240"/>
               <w:ind w:left="100" w:right="100" w:firstLine="0" w:firstLineChars="0"/>
               <w:rPr>
-                <w:rFonts w:ascii="Arial" w:hAnsi="Arial" w:eastAsia="Arial" w:cs="Arial"/>
-                <w:i w:val="false"/>
-                <w:b w:val="false"/>
-                <w:u w:val="none"/>
-                <w:strike w:val="false"/>
-                <w:sz w:val="22"/>
-                <w:szCs w:val="22"/>
-                <w:color w:val="000000"/>
-              </w:rPr>
-            </w:pPr>
-            <w:r>
-              <w:rPr>
-                <w:rFonts w:ascii="Arial" w:hAnsi="Arial" w:eastAsia="Arial" w:cs="Arial"/>
-                <w:i w:val="false"/>
-                <w:b w:val="false"/>
-                <w:u w:val="none"/>
-                <w:strike w:val="false"/>
-                <w:sz w:val="22"/>
-                <w:szCs w:val="22"/>
-                <w:color w:val="000000"/>
-              </w:rPr>
-              <w:t xml:space="preserve">348 (30%)</w:t>
+                <w:rFonts w:ascii="Helvetica" w:hAnsi="Helvetica" w:eastAsia="Helvetica" w:cs="Helvetica"/>
+                <w:i w:val="false"/>
+                <w:b w:val="false"/>
+                <w:u w:val="none"/>
+                <w:strike w:val="false"/>
+                <w:sz w:val="22"/>
+                <w:szCs w:val="22"/>
+                <w:color w:val="000000"/>
+              </w:rPr>
+            </w:pPr>
+            <w:r>
+              <w:rPr>
+                <w:rFonts w:ascii="Helvetica" w:hAnsi="Helvetica" w:eastAsia="Helvetica" w:cs="Helvetica"/>
+                <w:i w:val="false"/>
+                <w:b w:val="false"/>
+                <w:u w:val="none"/>
+                <w:strike w:val="false"/>
+                <w:sz w:val="22"/>
+                <w:szCs w:val="22"/>
+                <w:color w:val="000000"/>
+              </w:rPr>
+              <w:t xml:space="preserve">348 (30.2)</w:t>
             </w:r>
           </w:p>
         </w:tc>
       </w:tr>
       <w:tr>
         <w:trPr>
-          <w:trHeight w:val="617" w:hRule="auto"/>
+          <w:trHeight w:val="608" w:hRule="auto"/>
         </w:trPr>
-        body18
-        <w:tc>
-          <w:tcPr>
-            <w:tcBorders>
-              <w:bottom w:val="none" w:sz="0" w:space="0" w:color="000000"/>
-              <w:top w:val="none" w:sz="0" w:space="0" w:color="000000"/>
-              <w:left w:val="none" w:sz="0" w:space="0" w:color="000000"/>
-              <w:right w:val="none" w:sz="0" w:space="0" w:color="000000"/>
-            </w:tcBorders>
-            <w:shd w:val="clear" w:color="auto" w:fill="FFFFFF"/>
-            <w:tcMar>
-              <w:top w:w="0" w:type="dxa"/>
-              <w:bottom w:w="0" w:type="dxa"/>
-              <w:left w:w="0" w:type="dxa"/>
-              <w:right w:w="0" w:type="dxa"/>
-            </w:tcMar>
-            <w:vAlign w:val="top"/>
-          </w:tcPr>
-          <w:p>
-            <w:pPr>
+        <w:tc>
+          <w:tcPr>
+            <w:tcBorders>
+              <w:bottom w:val="none" w:sz="0" w:space="0" w:color="000000"/>
+              <w:top w:val="none" w:sz="0" w:space="0" w:color="000000"/>
+              <w:left w:val="none" w:sz="0" w:space="0" w:color="000000"/>
+              <w:right w:val="none" w:sz="0" w:space="0" w:color="000000"/>
+            </w:tcBorders>
+            <w:shd w:val="clear" w:color="auto" w:fill="FFFFFF"/>
+            <w:tcMar>
+              <w:top w:w="0" w:type="dxa"/>
+              <w:bottom w:w="0" w:type="dxa"/>
+              <w:left w:w="0" w:type="dxa"/>
+              <w:right w:w="0" w:type="dxa"/>
+            </w:tcMar>
+            <w:vAlign w:val="top"/>
+          </w:tcPr>
+          <w:p>
+            <w:pPr>
+              <w:pStyle w:val="Normal"/>
               <w:jc w:val="left"/>
               <w:pBdr>
                 <w:bottom w:val="none" w:sz="0" w:space="0" w:color="000000"/>
@@ -2125,19 +2143,19 @@
               <w:spacing w:after="100" w:before="100" w:line="240"/>
               <w:ind w:left="300" w:right="100" w:firstLine="0" w:firstLineChars="0"/>
               <w:rPr>
-                <w:rFonts w:ascii="Arial" w:hAnsi="Arial" w:eastAsia="Arial" w:cs="Arial"/>
-                <w:i w:val="false"/>
-                <w:b w:val="false"/>
-                <w:u w:val="none"/>
-                <w:strike w:val="false"/>
-                <w:sz w:val="22"/>
-                <w:szCs w:val="22"/>
-                <w:color w:val="000000"/>
-              </w:rPr>
-            </w:pPr>
-            <w:r>
-              <w:rPr>
-                <w:rFonts w:ascii="Arial" w:hAnsi="Arial" w:eastAsia="Arial" w:cs="Arial"/>
+                <w:rFonts w:ascii="Helvetica" w:hAnsi="Helvetica" w:eastAsia="Helvetica" w:cs="Helvetica"/>
+                <w:i w:val="false"/>
+                <w:b w:val="false"/>
+                <w:u w:val="none"/>
+                <w:strike w:val="false"/>
+                <w:sz w:val="22"/>
+                <w:szCs w:val="22"/>
+                <w:color w:val="000000"/>
+              </w:rPr>
+            </w:pPr>
+            <w:r>
+              <w:rPr>
+                <w:rFonts w:ascii="Helvetica" w:hAnsi="Helvetica" w:eastAsia="Helvetica" w:cs="Helvetica"/>
                 <w:i w:val="false"/>
                 <w:b w:val="false"/>
                 <w:u w:val="none"/>
@@ -2169,6 +2187,7 @@
           </w:tcPr>
           <w:p>
             <w:pPr>
+              <w:pStyle w:val="Normal"/>
               <w:jc w:val="center"/>
               <w:pBdr>
                 <w:bottom w:val="none" w:sz="0" w:space="0" w:color="000000"/>
@@ -2179,56 +2198,56 @@
               <w:spacing w:after="100" w:before="100" w:line="240"/>
               <w:ind w:left="100" w:right="100" w:firstLine="0" w:firstLineChars="0"/>
               <w:rPr>
-                <w:rFonts w:ascii="Arial" w:hAnsi="Arial" w:eastAsia="Arial" w:cs="Arial"/>
-                <w:i w:val="false"/>
-                <w:b w:val="false"/>
-                <w:u w:val="none"/>
-                <w:strike w:val="false"/>
-                <w:sz w:val="22"/>
-                <w:szCs w:val="22"/>
-                <w:color w:val="000000"/>
-              </w:rPr>
-            </w:pPr>
-            <w:r>
-              <w:rPr>
-                <w:rFonts w:ascii="Arial" w:hAnsi="Arial" w:eastAsia="Arial" w:cs="Arial"/>
-                <w:i w:val="false"/>
-                <w:b w:val="false"/>
-                <w:u w:val="none"/>
-                <w:strike w:val="false"/>
-                <w:sz w:val="22"/>
-                <w:szCs w:val="22"/>
-                <w:color w:val="000000"/>
-              </w:rPr>
-              <w:t xml:space="preserve">547 (47%)</w:t>
+                <w:rFonts w:ascii="Helvetica" w:hAnsi="Helvetica" w:eastAsia="Helvetica" w:cs="Helvetica"/>
+                <w:i w:val="false"/>
+                <w:b w:val="false"/>
+                <w:u w:val="none"/>
+                <w:strike w:val="false"/>
+                <w:sz w:val="22"/>
+                <w:szCs w:val="22"/>
+                <w:color w:val="000000"/>
+              </w:rPr>
+            </w:pPr>
+            <w:r>
+              <w:rPr>
+                <w:rFonts w:ascii="Helvetica" w:hAnsi="Helvetica" w:eastAsia="Helvetica" w:cs="Helvetica"/>
+                <w:i w:val="false"/>
+                <w:b w:val="false"/>
+                <w:u w:val="none"/>
+                <w:strike w:val="false"/>
+                <w:sz w:val="22"/>
+                <w:szCs w:val="22"/>
+                <w:color w:val="000000"/>
+              </w:rPr>
+              <w:t xml:space="preserve">547 (47.4)</w:t>
             </w:r>
           </w:p>
         </w:tc>
       </w:tr>
       <w:tr>
         <w:trPr>
-          <w:trHeight w:val="617" w:hRule="auto"/>
+          <w:trHeight w:val="608" w:hRule="auto"/>
         </w:trPr>
-        body19
-        <w:tc>
-          <w:tcPr>
-            <w:tcBorders>
-              <w:bottom w:val="none" w:sz="0" w:space="0" w:color="000000"/>
-              <w:top w:val="none" w:sz="0" w:space="0" w:color="000000"/>
-              <w:left w:val="none" w:sz="0" w:space="0" w:color="000000"/>
-              <w:right w:val="none" w:sz="0" w:space="0" w:color="000000"/>
-            </w:tcBorders>
-            <w:shd w:val="clear" w:color="auto" w:fill="FFFFFF"/>
-            <w:tcMar>
-              <w:top w:w="0" w:type="dxa"/>
-              <w:bottom w:w="0" w:type="dxa"/>
-              <w:left w:w="0" w:type="dxa"/>
-              <w:right w:w="0" w:type="dxa"/>
-            </w:tcMar>
-            <w:vAlign w:val="top"/>
-          </w:tcPr>
-          <w:p>
-            <w:pPr>
+        <w:tc>
+          <w:tcPr>
+            <w:tcBorders>
+              <w:bottom w:val="none" w:sz="0" w:space="0" w:color="000000"/>
+              <w:top w:val="none" w:sz="0" w:space="0" w:color="000000"/>
+              <w:left w:val="none" w:sz="0" w:space="0" w:color="000000"/>
+              <w:right w:val="none" w:sz="0" w:space="0" w:color="000000"/>
+            </w:tcBorders>
+            <w:shd w:val="clear" w:color="auto" w:fill="FFFFFF"/>
+            <w:tcMar>
+              <w:top w:w="0" w:type="dxa"/>
+              <w:bottom w:w="0" w:type="dxa"/>
+              <w:left w:w="0" w:type="dxa"/>
+              <w:right w:w="0" w:type="dxa"/>
+            </w:tcMar>
+            <w:vAlign w:val="top"/>
+          </w:tcPr>
+          <w:p>
+            <w:pPr>
+              <w:pStyle w:val="Normal"/>
               <w:jc w:val="left"/>
               <w:pBdr>
                 <w:bottom w:val="none" w:sz="0" w:space="0" w:color="000000"/>
@@ -2239,19 +2258,19 @@
               <w:spacing w:after="100" w:before="100" w:line="240"/>
               <w:ind w:left="300" w:right="100" w:firstLine="0" w:firstLineChars="0"/>
               <w:rPr>
-                <w:rFonts w:ascii="Arial" w:hAnsi="Arial" w:eastAsia="Arial" w:cs="Arial"/>
-                <w:i w:val="false"/>
-                <w:b w:val="false"/>
-                <w:u w:val="none"/>
-                <w:strike w:val="false"/>
-                <w:sz w:val="22"/>
-                <w:szCs w:val="22"/>
-                <w:color w:val="000000"/>
-              </w:rPr>
-            </w:pPr>
-            <w:r>
-              <w:rPr>
-                <w:rFonts w:ascii="Arial" w:hAnsi="Arial" w:eastAsia="Arial" w:cs="Arial"/>
+                <w:rFonts w:ascii="Helvetica" w:hAnsi="Helvetica" w:eastAsia="Helvetica" w:cs="Helvetica"/>
+                <w:i w:val="false"/>
+                <w:b w:val="false"/>
+                <w:u w:val="none"/>
+                <w:strike w:val="false"/>
+                <w:sz w:val="22"/>
+                <w:szCs w:val="22"/>
+                <w:color w:val="000000"/>
+              </w:rPr>
+            </w:pPr>
+            <w:r>
+              <w:rPr>
+                <w:rFonts w:ascii="Helvetica" w:hAnsi="Helvetica" w:eastAsia="Helvetica" w:cs="Helvetica"/>
                 <w:i w:val="false"/>
                 <w:b w:val="false"/>
                 <w:u w:val="none"/>
@@ -2283,6 +2302,7 @@
           </w:tcPr>
           <w:p>
             <w:pPr>
+              <w:pStyle w:val="Normal"/>
               <w:jc w:val="center"/>
               <w:pBdr>
                 <w:bottom w:val="none" w:sz="0" w:space="0" w:color="000000"/>
@@ -2293,56 +2313,56 @@
               <w:spacing w:after="100" w:before="100" w:line="240"/>
               <w:ind w:left="100" w:right="100" w:firstLine="0" w:firstLineChars="0"/>
               <w:rPr>
-                <w:rFonts w:ascii="Arial" w:hAnsi="Arial" w:eastAsia="Arial" w:cs="Arial"/>
-                <w:i w:val="false"/>
-                <w:b w:val="false"/>
-                <w:u w:val="none"/>
-                <w:strike w:val="false"/>
-                <w:sz w:val="22"/>
-                <w:szCs w:val="22"/>
-                <w:color w:val="000000"/>
-              </w:rPr>
-            </w:pPr>
-            <w:r>
-              <w:rPr>
-                <w:rFonts w:ascii="Arial" w:hAnsi="Arial" w:eastAsia="Arial" w:cs="Arial"/>
-                <w:i w:val="false"/>
-                <w:b w:val="false"/>
-                <w:u w:val="none"/>
-                <w:strike w:val="false"/>
-                <w:sz w:val="22"/>
-                <w:szCs w:val="22"/>
-                <w:color w:val="000000"/>
-              </w:rPr>
-              <w:t xml:space="preserve">2 (0.2%)</w:t>
+                <w:rFonts w:ascii="Helvetica" w:hAnsi="Helvetica" w:eastAsia="Helvetica" w:cs="Helvetica"/>
+                <w:i w:val="false"/>
+                <w:b w:val="false"/>
+                <w:u w:val="none"/>
+                <w:strike w:val="false"/>
+                <w:sz w:val="22"/>
+                <w:szCs w:val="22"/>
+                <w:color w:val="000000"/>
+              </w:rPr>
+            </w:pPr>
+            <w:r>
+              <w:rPr>
+                <w:rFonts w:ascii="Helvetica" w:hAnsi="Helvetica" w:eastAsia="Helvetica" w:cs="Helvetica"/>
+                <w:i w:val="false"/>
+                <w:b w:val="false"/>
+                <w:u w:val="none"/>
+                <w:strike w:val="false"/>
+                <w:sz w:val="22"/>
+                <w:szCs w:val="22"/>
+                <w:color w:val="000000"/>
+              </w:rPr>
+              <w:t xml:space="preserve">2 (0.2)</w:t>
             </w:r>
           </w:p>
         </w:tc>
       </w:tr>
       <w:tr>
         <w:trPr>
-          <w:trHeight w:val="617" w:hRule="auto"/>
+          <w:trHeight w:val="608" w:hRule="auto"/>
         </w:trPr>
-        body20
-        <w:tc>
-          <w:tcPr>
-            <w:tcBorders>
-              <w:bottom w:val="none" w:sz="0" w:space="0" w:color="000000"/>
-              <w:top w:val="none" w:sz="0" w:space="0" w:color="000000"/>
-              <w:left w:val="none" w:sz="0" w:space="0" w:color="000000"/>
-              <w:right w:val="none" w:sz="0" w:space="0" w:color="000000"/>
-            </w:tcBorders>
-            <w:shd w:val="clear" w:color="auto" w:fill="FFFFFF"/>
-            <w:tcMar>
-              <w:top w:w="0" w:type="dxa"/>
-              <w:bottom w:w="0" w:type="dxa"/>
-              <w:left w:w="0" w:type="dxa"/>
-              <w:right w:w="0" w:type="dxa"/>
-            </w:tcMar>
-            <w:vAlign w:val="top"/>
-          </w:tcPr>
-          <w:p>
-            <w:pPr>
+        <w:tc>
+          <w:tcPr>
+            <w:tcBorders>
+              <w:bottom w:val="none" w:sz="0" w:space="0" w:color="000000"/>
+              <w:top w:val="none" w:sz="0" w:space="0" w:color="000000"/>
+              <w:left w:val="none" w:sz="0" w:space="0" w:color="000000"/>
+              <w:right w:val="none" w:sz="0" w:space="0" w:color="000000"/>
+            </w:tcBorders>
+            <w:shd w:val="clear" w:color="auto" w:fill="FFFFFF"/>
+            <w:tcMar>
+              <w:top w:w="0" w:type="dxa"/>
+              <w:bottom w:w="0" w:type="dxa"/>
+              <w:left w:w="0" w:type="dxa"/>
+              <w:right w:w="0" w:type="dxa"/>
+            </w:tcMar>
+            <w:vAlign w:val="top"/>
+          </w:tcPr>
+          <w:p>
+            <w:pPr>
+              <w:pStyle w:val="Normal"/>
               <w:jc w:val="left"/>
               <w:pBdr>
                 <w:bottom w:val="none" w:sz="0" w:space="0" w:color="000000"/>
@@ -2353,7 +2373,7 @@
               <w:spacing w:after="100" w:before="100" w:line="240"/>
               <w:ind w:left="100" w:right="100" w:firstLine="0" w:firstLineChars="0"/>
               <w:rPr>
-                <w:rFonts w:ascii="Arial" w:hAnsi="Arial" w:eastAsia="Arial" w:cs="Arial"/>
+                <w:rFonts w:ascii="Helvetica" w:hAnsi="Helvetica" w:eastAsia="Helvetica" w:cs="Helvetica"/>
                 <w:i w:val="false"/>
                 <w:b w:val="true"/>
                 <w:u w:val="none"/>
@@ -2365,7 +2385,7 @@
             </w:pPr>
             <w:r>
               <w:rPr>
-                <w:rFonts w:ascii="Arial" w:hAnsi="Arial" w:eastAsia="Arial" w:cs="Arial"/>
+                <w:rFonts w:ascii="Helvetica" w:hAnsi="Helvetica" w:eastAsia="Helvetica" w:cs="Helvetica"/>
                 <w:i w:val="false"/>
                 <w:b w:val="true"/>
                 <w:u w:val="none"/>
@@ -2397,6 +2417,7 @@
           </w:tcPr>
           <w:p>
             <w:pPr>
+              <w:pStyle w:val="Normal"/>
               <w:jc w:val="center"/>
               <w:pBdr>
                 <w:bottom w:val="none" w:sz="0" w:space="0" w:color="000000"/>
@@ -2407,19 +2428,19 @@
               <w:spacing w:after="100" w:before="100" w:line="240"/>
               <w:ind w:left="100" w:right="100" w:firstLine="0" w:firstLineChars="0"/>
               <w:rPr>
-                <w:rFonts w:ascii="Arial" w:hAnsi="Arial" w:eastAsia="Arial" w:cs="Arial"/>
-                <w:i w:val="false"/>
-                <w:b w:val="false"/>
-                <w:u w:val="none"/>
-                <w:strike w:val="false"/>
-                <w:sz w:val="22"/>
-                <w:szCs w:val="22"/>
-                <w:color w:val="000000"/>
-              </w:rPr>
-            </w:pPr>
-            <w:r>
-              <w:rPr>
-                <w:rFonts w:ascii="Arial" w:hAnsi="Arial" w:eastAsia="Arial" w:cs="Arial"/>
+                <w:rFonts w:ascii="Helvetica" w:hAnsi="Helvetica" w:eastAsia="Helvetica" w:cs="Helvetica"/>
+                <w:i w:val="false"/>
+                <w:b w:val="false"/>
+                <w:u w:val="none"/>
+                <w:strike w:val="false"/>
+                <w:sz w:val="22"/>
+                <w:szCs w:val="22"/>
+                <w:color w:val="000000"/>
+              </w:rPr>
+            </w:pPr>
+            <w:r>
+              <w:rPr>
+                <w:rFonts w:ascii="Helvetica" w:hAnsi="Helvetica" w:eastAsia="Helvetica" w:cs="Helvetica"/>
                 <w:i w:val="false"/>
                 <w:b w:val="false"/>
                 <w:u w:val="none"/>
@@ -2435,28 +2456,28 @@
       </w:tr>
       <w:tr>
         <w:trPr>
-          <w:trHeight w:val="617" w:hRule="auto"/>
+          <w:trHeight w:val="608" w:hRule="auto"/>
         </w:trPr>
-        body21
-        <w:tc>
-          <w:tcPr>
-            <w:tcBorders>
-              <w:bottom w:val="none" w:sz="0" w:space="0" w:color="000000"/>
-              <w:top w:val="none" w:sz="0" w:space="0" w:color="000000"/>
-              <w:left w:val="none" w:sz="0" w:space="0" w:color="000000"/>
-              <w:right w:val="none" w:sz="0" w:space="0" w:color="000000"/>
-            </w:tcBorders>
-            <w:shd w:val="clear" w:color="auto" w:fill="FFFFFF"/>
-            <w:tcMar>
-              <w:top w:w="0" w:type="dxa"/>
-              <w:bottom w:w="0" w:type="dxa"/>
-              <w:left w:w="0" w:type="dxa"/>
-              <w:right w:w="0" w:type="dxa"/>
-            </w:tcMar>
-            <w:vAlign w:val="top"/>
-          </w:tcPr>
-          <w:p>
-            <w:pPr>
+        <w:tc>
+          <w:tcPr>
+            <w:tcBorders>
+              <w:bottom w:val="none" w:sz="0" w:space="0" w:color="000000"/>
+              <w:top w:val="none" w:sz="0" w:space="0" w:color="000000"/>
+              <w:left w:val="none" w:sz="0" w:space="0" w:color="000000"/>
+              <w:right w:val="none" w:sz="0" w:space="0" w:color="000000"/>
+            </w:tcBorders>
+            <w:shd w:val="clear" w:color="auto" w:fill="FFFFFF"/>
+            <w:tcMar>
+              <w:top w:w="0" w:type="dxa"/>
+              <w:bottom w:w="0" w:type="dxa"/>
+              <w:left w:w="0" w:type="dxa"/>
+              <w:right w:w="0" w:type="dxa"/>
+            </w:tcMar>
+            <w:vAlign w:val="top"/>
+          </w:tcPr>
+          <w:p>
+            <w:pPr>
+              <w:pStyle w:val="Normal"/>
               <w:jc w:val="left"/>
               <w:pBdr>
                 <w:bottom w:val="none" w:sz="0" w:space="0" w:color="000000"/>
@@ -2467,19 +2488,19 @@
               <w:spacing w:after="100" w:before="100" w:line="240"/>
               <w:ind w:left="300" w:right="100" w:firstLine="0" w:firstLineChars="0"/>
               <w:rPr>
-                <w:rFonts w:ascii="Arial" w:hAnsi="Arial" w:eastAsia="Arial" w:cs="Arial"/>
-                <w:i w:val="false"/>
-                <w:b w:val="false"/>
-                <w:u w:val="none"/>
-                <w:strike w:val="false"/>
-                <w:sz w:val="22"/>
-                <w:szCs w:val="22"/>
-                <w:color w:val="000000"/>
-              </w:rPr>
-            </w:pPr>
-            <w:r>
-              <w:rPr>
-                <w:rFonts w:ascii="Arial" w:hAnsi="Arial" w:eastAsia="Arial" w:cs="Arial"/>
+                <w:rFonts w:ascii="Helvetica" w:hAnsi="Helvetica" w:eastAsia="Helvetica" w:cs="Helvetica"/>
+                <w:i w:val="false"/>
+                <w:b w:val="false"/>
+                <w:u w:val="none"/>
+                <w:strike w:val="false"/>
+                <w:sz w:val="22"/>
+                <w:szCs w:val="22"/>
+                <w:color w:val="000000"/>
+              </w:rPr>
+            </w:pPr>
+            <w:r>
+              <w:rPr>
+                <w:rFonts w:ascii="Helvetica" w:hAnsi="Helvetica" w:eastAsia="Helvetica" w:cs="Helvetica"/>
                 <w:i w:val="false"/>
                 <w:b w:val="false"/>
                 <w:u w:val="none"/>
@@ -2511,6 +2532,7 @@
           </w:tcPr>
           <w:p>
             <w:pPr>
+              <w:pStyle w:val="Normal"/>
               <w:jc w:val="center"/>
               <w:pBdr>
                 <w:bottom w:val="none" w:sz="0" w:space="0" w:color="000000"/>
@@ -2521,56 +2543,56 @@
               <w:spacing w:after="100" w:before="100" w:line="240"/>
               <w:ind w:left="100" w:right="100" w:firstLine="0" w:firstLineChars="0"/>
               <w:rPr>
-                <w:rFonts w:ascii="Arial" w:hAnsi="Arial" w:eastAsia="Arial" w:cs="Arial"/>
-                <w:i w:val="false"/>
-                <w:b w:val="false"/>
-                <w:u w:val="none"/>
-                <w:strike w:val="false"/>
-                <w:sz w:val="22"/>
-                <w:szCs w:val="22"/>
-                <w:color w:val="000000"/>
-              </w:rPr>
-            </w:pPr>
-            <w:r>
-              <w:rPr>
-                <w:rFonts w:ascii="Arial" w:hAnsi="Arial" w:eastAsia="Arial" w:cs="Arial"/>
-                <w:i w:val="false"/>
-                <w:b w:val="false"/>
-                <w:u w:val="none"/>
-                <w:strike w:val="false"/>
-                <w:sz w:val="22"/>
-                <w:szCs w:val="22"/>
-                <w:color w:val="000000"/>
-              </w:rPr>
-              <w:t xml:space="preserve">47 (4.1%)</w:t>
+                <w:rFonts w:ascii="Helvetica" w:hAnsi="Helvetica" w:eastAsia="Helvetica" w:cs="Helvetica"/>
+                <w:i w:val="false"/>
+                <w:b w:val="false"/>
+                <w:u w:val="none"/>
+                <w:strike w:val="false"/>
+                <w:sz w:val="22"/>
+                <w:szCs w:val="22"/>
+                <w:color w:val="000000"/>
+              </w:rPr>
+            </w:pPr>
+            <w:r>
+              <w:rPr>
+                <w:rFonts w:ascii="Helvetica" w:hAnsi="Helvetica" w:eastAsia="Helvetica" w:cs="Helvetica"/>
+                <w:i w:val="false"/>
+                <w:b w:val="false"/>
+                <w:u w:val="none"/>
+                <w:strike w:val="false"/>
+                <w:sz w:val="22"/>
+                <w:szCs w:val="22"/>
+                <w:color w:val="000000"/>
+              </w:rPr>
+              <w:t xml:space="preserve">47 (4.1)</w:t>
             </w:r>
           </w:p>
         </w:tc>
       </w:tr>
       <w:tr>
         <w:trPr>
-          <w:trHeight w:val="617" w:hRule="auto"/>
+          <w:trHeight w:val="608" w:hRule="auto"/>
         </w:trPr>
-        body22
-        <w:tc>
-          <w:tcPr>
-            <w:tcBorders>
-              <w:bottom w:val="none" w:sz="0" w:space="0" w:color="000000"/>
-              <w:top w:val="none" w:sz="0" w:space="0" w:color="000000"/>
-              <w:left w:val="none" w:sz="0" w:space="0" w:color="000000"/>
-              <w:right w:val="none" w:sz="0" w:space="0" w:color="000000"/>
-            </w:tcBorders>
-            <w:shd w:val="clear" w:color="auto" w:fill="FFFFFF"/>
-            <w:tcMar>
-              <w:top w:w="0" w:type="dxa"/>
-              <w:bottom w:w="0" w:type="dxa"/>
-              <w:left w:w="0" w:type="dxa"/>
-              <w:right w:w="0" w:type="dxa"/>
-            </w:tcMar>
-            <w:vAlign w:val="top"/>
-          </w:tcPr>
-          <w:p>
-            <w:pPr>
+        <w:tc>
+          <w:tcPr>
+            <w:tcBorders>
+              <w:bottom w:val="none" w:sz="0" w:space="0" w:color="000000"/>
+              <w:top w:val="none" w:sz="0" w:space="0" w:color="000000"/>
+              <w:left w:val="none" w:sz="0" w:space="0" w:color="000000"/>
+              <w:right w:val="none" w:sz="0" w:space="0" w:color="000000"/>
+            </w:tcBorders>
+            <w:shd w:val="clear" w:color="auto" w:fill="FFFFFF"/>
+            <w:tcMar>
+              <w:top w:w="0" w:type="dxa"/>
+              <w:bottom w:w="0" w:type="dxa"/>
+              <w:left w:w="0" w:type="dxa"/>
+              <w:right w:w="0" w:type="dxa"/>
+            </w:tcMar>
+            <w:vAlign w:val="top"/>
+          </w:tcPr>
+          <w:p>
+            <w:pPr>
+              <w:pStyle w:val="Normal"/>
               <w:jc w:val="left"/>
               <w:pBdr>
                 <w:bottom w:val="none" w:sz="0" w:space="0" w:color="000000"/>
@@ -2581,7 +2603,7 @@
               <w:spacing w:after="100" w:before="100" w:line="240"/>
               <w:ind w:left="100" w:right="100" w:firstLine="0" w:firstLineChars="0"/>
               <w:rPr>
-                <w:rFonts w:ascii="Arial" w:hAnsi="Arial" w:eastAsia="Arial" w:cs="Arial"/>
+                <w:rFonts w:ascii="Helvetica" w:hAnsi="Helvetica" w:eastAsia="Helvetica" w:cs="Helvetica"/>
                 <w:i w:val="false"/>
                 <w:b w:val="true"/>
                 <w:u w:val="none"/>
@@ -2593,7 +2615,7 @@
             </w:pPr>
             <w:r>
               <w:rPr>
-                <w:rFonts w:ascii="Arial" w:hAnsi="Arial" w:eastAsia="Arial" w:cs="Arial"/>
+                <w:rFonts w:ascii="Helvetica" w:hAnsi="Helvetica" w:eastAsia="Helvetica" w:cs="Helvetica"/>
                 <w:i w:val="false"/>
                 <w:b w:val="true"/>
                 <w:u w:val="none"/>
@@ -2602,29 +2624,30 @@
                 <w:szCs w:val="22"/>
                 <w:color w:val="000000"/>
               </w:rPr>
-              <w:t xml:space="preserve">Number of chronic Conditions, Mean (SD)</w:t>
-            </w:r>
-          </w:p>
-        </w:tc>
-        <w:tc>
-          <w:tcPr>
-            <w:tcBorders>
-              <w:bottom w:val="none" w:sz="0" w:space="0" w:color="000000"/>
-              <w:top w:val="none" w:sz="0" w:space="0" w:color="000000"/>
-              <w:left w:val="none" w:sz="0" w:space="0" w:color="000000"/>
-              <w:right w:val="none" w:sz="0" w:space="0" w:color="000000"/>
-            </w:tcBorders>
-            <w:shd w:val="clear" w:color="auto" w:fill="FFFFFF"/>
-            <w:tcMar>
-              <w:top w:w="0" w:type="dxa"/>
-              <w:bottom w:w="0" w:type="dxa"/>
-              <w:left w:w="0" w:type="dxa"/>
-              <w:right w:w="0" w:type="dxa"/>
-            </w:tcMar>
-            <w:vAlign w:val="top"/>
-          </w:tcPr>
-          <w:p>
-            <w:pPr>
+              <w:t xml:space="preserve">Family cancer history, n (%)</w:t>
+            </w:r>
+          </w:p>
+        </w:tc>
+        <w:tc>
+          <w:tcPr>
+            <w:tcBorders>
+              <w:bottom w:val="none" w:sz="0" w:space="0" w:color="000000"/>
+              <w:top w:val="none" w:sz="0" w:space="0" w:color="000000"/>
+              <w:left w:val="none" w:sz="0" w:space="0" w:color="000000"/>
+              <w:right w:val="none" w:sz="0" w:space="0" w:color="000000"/>
+            </w:tcBorders>
+            <w:shd w:val="clear" w:color="auto" w:fill="FFFFFF"/>
+            <w:tcMar>
+              <w:top w:w="0" w:type="dxa"/>
+              <w:bottom w:w="0" w:type="dxa"/>
+              <w:left w:w="0" w:type="dxa"/>
+              <w:right w:w="0" w:type="dxa"/>
+            </w:tcMar>
+            <w:vAlign w:val="top"/>
+          </w:tcPr>
+          <w:p>
+            <w:pPr>
+              <w:pStyle w:val="Normal"/>
               <w:jc w:val="center"/>
               <w:pBdr>
                 <w:bottom w:val="none" w:sz="0" w:space="0" w:color="000000"/>
@@ -2635,56 +2658,56 @@
               <w:spacing w:after="100" w:before="100" w:line="240"/>
               <w:ind w:left="100" w:right="100" w:firstLine="0" w:firstLineChars="0"/>
               <w:rPr>
-                <w:rFonts w:ascii="Arial" w:hAnsi="Arial" w:eastAsia="Arial" w:cs="Arial"/>
-                <w:i w:val="false"/>
-                <w:b w:val="false"/>
-                <w:u w:val="none"/>
-                <w:strike w:val="false"/>
-                <w:sz w:val="22"/>
-                <w:szCs w:val="22"/>
-                <w:color w:val="000000"/>
-              </w:rPr>
-            </w:pPr>
-            <w:r>
-              <w:rPr>
-                <w:rFonts w:ascii="Arial" w:hAnsi="Arial" w:eastAsia="Arial" w:cs="Arial"/>
-                <w:i w:val="false"/>
-                <w:b w:val="false"/>
-                <w:u w:val="none"/>
-                <w:strike w:val="false"/>
-                <w:sz w:val="22"/>
-                <w:szCs w:val="22"/>
-                <w:color w:val="000000"/>
-              </w:rPr>
-              <w:t xml:space="preserve">2.6 (2.8)</w:t>
+                <w:rFonts w:ascii="Helvetica" w:hAnsi="Helvetica" w:eastAsia="Helvetica" w:cs="Helvetica"/>
+                <w:i w:val="false"/>
+                <w:b w:val="false"/>
+                <w:u w:val="none"/>
+                <w:strike w:val="false"/>
+                <w:sz w:val="22"/>
+                <w:szCs w:val="22"/>
+                <w:color w:val="000000"/>
+              </w:rPr>
+            </w:pPr>
+            <w:r>
+              <w:rPr>
+                <w:rFonts w:ascii="Helvetica" w:hAnsi="Helvetica" w:eastAsia="Helvetica" w:cs="Helvetica"/>
+                <w:i w:val="false"/>
+                <w:b w:val="false"/>
+                <w:u w:val="none"/>
+                <w:strike w:val="false"/>
+                <w:sz w:val="22"/>
+                <w:szCs w:val="22"/>
+                <w:color w:val="000000"/>
+              </w:rPr>
+              <w:t xml:space="preserve"/>
             </w:r>
           </w:p>
         </w:tc>
       </w:tr>
       <w:tr>
         <w:trPr>
-          <w:trHeight w:val="617" w:hRule="auto"/>
+          <w:trHeight w:val="608" w:hRule="auto"/>
         </w:trPr>
-        body23
-        <w:tc>
-          <w:tcPr>
-            <w:tcBorders>
-              <w:bottom w:val="none" w:sz="0" w:space="0" w:color="000000"/>
-              <w:top w:val="none" w:sz="0" w:space="0" w:color="000000"/>
-              <w:left w:val="none" w:sz="0" w:space="0" w:color="000000"/>
-              <w:right w:val="none" w:sz="0" w:space="0" w:color="000000"/>
-            </w:tcBorders>
-            <w:shd w:val="clear" w:color="auto" w:fill="FFFFFF"/>
-            <w:tcMar>
-              <w:top w:w="0" w:type="dxa"/>
-              <w:bottom w:w="0" w:type="dxa"/>
-              <w:left w:w="0" w:type="dxa"/>
-              <w:right w:w="0" w:type="dxa"/>
-            </w:tcMar>
-            <w:vAlign w:val="top"/>
-          </w:tcPr>
-          <w:p>
-            <w:pPr>
+        <w:tc>
+          <w:tcPr>
+            <w:tcBorders>
+              <w:bottom w:val="none" w:sz="0" w:space="0" w:color="000000"/>
+              <w:top w:val="none" w:sz="0" w:space="0" w:color="000000"/>
+              <w:left w:val="none" w:sz="0" w:space="0" w:color="000000"/>
+              <w:right w:val="none" w:sz="0" w:space="0" w:color="000000"/>
+            </w:tcBorders>
+            <w:shd w:val="clear" w:color="auto" w:fill="FFFFFF"/>
+            <w:tcMar>
+              <w:top w:w="0" w:type="dxa"/>
+              <w:bottom w:w="0" w:type="dxa"/>
+              <w:left w:w="0" w:type="dxa"/>
+              <w:right w:w="0" w:type="dxa"/>
+            </w:tcMar>
+            <w:vAlign w:val="top"/>
+          </w:tcPr>
+          <w:p>
+            <w:pPr>
+              <w:pStyle w:val="Normal"/>
               <w:jc w:val="left"/>
               <w:pBdr>
                 <w:bottom w:val="none" w:sz="0" w:space="0" w:color="000000"/>
@@ -2695,50 +2718,51 @@
               <w:spacing w:after="100" w:before="100" w:line="240"/>
               <w:ind w:left="300" w:right="100" w:firstLine="0" w:firstLineChars="0"/>
               <w:rPr>
-                <w:rFonts w:ascii="Arial" w:hAnsi="Arial" w:eastAsia="Arial" w:cs="Arial"/>
-                <w:i w:val="false"/>
-                <w:b w:val="false"/>
-                <w:u w:val="none"/>
-                <w:strike w:val="false"/>
-                <w:sz w:val="22"/>
-                <w:szCs w:val="22"/>
-                <w:color w:val="000000"/>
-              </w:rPr>
-            </w:pPr>
-            <w:r>
-              <w:rPr>
-                <w:rFonts w:ascii="Arial" w:hAnsi="Arial" w:eastAsia="Arial" w:cs="Arial"/>
-                <w:i w:val="false"/>
-                <w:b w:val="false"/>
-                <w:u w:val="none"/>
-                <w:strike w:val="false"/>
-                <w:sz w:val="22"/>
-                <w:szCs w:val="22"/>
-                <w:color w:val="000000"/>
-              </w:rPr>
-              <w:t xml:space="preserve">Missing</w:t>
-            </w:r>
-          </w:p>
-        </w:tc>
-        <w:tc>
-          <w:tcPr>
-            <w:tcBorders>
-              <w:bottom w:val="none" w:sz="0" w:space="0" w:color="000000"/>
-              <w:top w:val="none" w:sz="0" w:space="0" w:color="000000"/>
-              <w:left w:val="none" w:sz="0" w:space="0" w:color="000000"/>
-              <w:right w:val="none" w:sz="0" w:space="0" w:color="000000"/>
-            </w:tcBorders>
-            <w:shd w:val="clear" w:color="auto" w:fill="FFFFFF"/>
-            <w:tcMar>
-              <w:top w:w="0" w:type="dxa"/>
-              <w:bottom w:w="0" w:type="dxa"/>
-              <w:left w:w="0" w:type="dxa"/>
-              <w:right w:w="0" w:type="dxa"/>
-            </w:tcMar>
-            <w:vAlign w:val="top"/>
-          </w:tcPr>
-          <w:p>
-            <w:pPr>
+                <w:rFonts w:ascii="Helvetica" w:hAnsi="Helvetica" w:eastAsia="Helvetica" w:cs="Helvetica"/>
+                <w:i w:val="false"/>
+                <w:b w:val="false"/>
+                <w:u w:val="none"/>
+                <w:strike w:val="false"/>
+                <w:sz w:val="22"/>
+                <w:szCs w:val="22"/>
+                <w:color w:val="000000"/>
+              </w:rPr>
+            </w:pPr>
+            <w:r>
+              <w:rPr>
+                <w:rFonts w:ascii="Helvetica" w:hAnsi="Helvetica" w:eastAsia="Helvetica" w:cs="Helvetica"/>
+                <w:i w:val="false"/>
+                <w:b w:val="false"/>
+                <w:u w:val="none"/>
+                <w:strike w:val="false"/>
+                <w:sz w:val="22"/>
+                <w:szCs w:val="22"/>
+                <w:color w:val="000000"/>
+              </w:rPr>
+              <w:t xml:space="preserve">No</w:t>
+            </w:r>
+          </w:p>
+        </w:tc>
+        <w:tc>
+          <w:tcPr>
+            <w:tcBorders>
+              <w:bottom w:val="none" w:sz="0" w:space="0" w:color="000000"/>
+              <w:top w:val="none" w:sz="0" w:space="0" w:color="000000"/>
+              <w:left w:val="none" w:sz="0" w:space="0" w:color="000000"/>
+              <w:right w:val="none" w:sz="0" w:space="0" w:color="000000"/>
+            </w:tcBorders>
+            <w:shd w:val="clear" w:color="auto" w:fill="FFFFFF"/>
+            <w:tcMar>
+              <w:top w:w="0" w:type="dxa"/>
+              <w:bottom w:w="0" w:type="dxa"/>
+              <w:left w:w="0" w:type="dxa"/>
+              <w:right w:w="0" w:type="dxa"/>
+            </w:tcMar>
+            <w:vAlign w:val="top"/>
+          </w:tcPr>
+          <w:p>
+            <w:pPr>
+              <w:pStyle w:val="Normal"/>
               <w:jc w:val="center"/>
               <w:pBdr>
                 <w:bottom w:val="none" w:sz="0" w:space="0" w:color="000000"/>
@@ -2749,56 +2773,56 @@
               <w:spacing w:after="100" w:before="100" w:line="240"/>
               <w:ind w:left="100" w:right="100" w:firstLine="0" w:firstLineChars="0"/>
               <w:rPr>
-                <w:rFonts w:ascii="Arial" w:hAnsi="Arial" w:eastAsia="Arial" w:cs="Arial"/>
-                <w:i w:val="false"/>
-                <w:b w:val="false"/>
-                <w:u w:val="none"/>
-                <w:strike w:val="false"/>
-                <w:sz w:val="22"/>
-                <w:szCs w:val="22"/>
-                <w:color w:val="000000"/>
-              </w:rPr>
-            </w:pPr>
-            <w:r>
-              <w:rPr>
-                <w:rFonts w:ascii="Arial" w:hAnsi="Arial" w:eastAsia="Arial" w:cs="Arial"/>
-                <w:i w:val="false"/>
-                <w:b w:val="false"/>
-                <w:u w:val="none"/>
-                <w:strike w:val="false"/>
-                <w:sz w:val="22"/>
-                <w:szCs w:val="22"/>
-                <w:color w:val="000000"/>
-              </w:rPr>
-              <w:t xml:space="preserve">10 (0.9%)</w:t>
+                <w:rFonts w:ascii="Helvetica" w:hAnsi="Helvetica" w:eastAsia="Helvetica" w:cs="Helvetica"/>
+                <w:i w:val="false"/>
+                <w:b w:val="false"/>
+                <w:u w:val="none"/>
+                <w:strike w:val="false"/>
+                <w:sz w:val="22"/>
+                <w:szCs w:val="22"/>
+                <w:color w:val="000000"/>
+              </w:rPr>
+            </w:pPr>
+            <w:r>
+              <w:rPr>
+                <w:rFonts w:ascii="Helvetica" w:hAnsi="Helvetica" w:eastAsia="Helvetica" w:cs="Helvetica"/>
+                <w:i w:val="false"/>
+                <w:b w:val="false"/>
+                <w:u w:val="none"/>
+                <w:strike w:val="false"/>
+                <w:sz w:val="22"/>
+                <w:szCs w:val="22"/>
+                <w:color w:val="000000"/>
+              </w:rPr>
+              <w:t xml:space="preserve">593 (51.7)</w:t>
             </w:r>
           </w:p>
         </w:tc>
       </w:tr>
       <w:tr>
         <w:trPr>
-          <w:trHeight w:val="617" w:hRule="auto"/>
+          <w:trHeight w:val="608" w:hRule="auto"/>
         </w:trPr>
-        body24
-        <w:tc>
-          <w:tcPr>
-            <w:tcBorders>
-              <w:bottom w:val="none" w:sz="0" w:space="0" w:color="000000"/>
-              <w:top w:val="none" w:sz="0" w:space="0" w:color="000000"/>
-              <w:left w:val="none" w:sz="0" w:space="0" w:color="000000"/>
-              <w:right w:val="none" w:sz="0" w:space="0" w:color="000000"/>
-            </w:tcBorders>
-            <w:shd w:val="clear" w:color="auto" w:fill="FFFFFF"/>
-            <w:tcMar>
-              <w:top w:w="0" w:type="dxa"/>
-              <w:bottom w:w="0" w:type="dxa"/>
-              <w:left w:w="0" w:type="dxa"/>
-              <w:right w:w="0" w:type="dxa"/>
-            </w:tcMar>
-            <w:vAlign w:val="top"/>
-          </w:tcPr>
-          <w:p>
-            <w:pPr>
+        <w:tc>
+          <w:tcPr>
+            <w:tcBorders>
+              <w:bottom w:val="none" w:sz="0" w:space="0" w:color="000000"/>
+              <w:top w:val="none" w:sz="0" w:space="0" w:color="000000"/>
+              <w:left w:val="none" w:sz="0" w:space="0" w:color="000000"/>
+              <w:right w:val="none" w:sz="0" w:space="0" w:color="000000"/>
+            </w:tcBorders>
+            <w:shd w:val="clear" w:color="auto" w:fill="FFFFFF"/>
+            <w:tcMar>
+              <w:top w:w="0" w:type="dxa"/>
+              <w:bottom w:w="0" w:type="dxa"/>
+              <w:left w:w="0" w:type="dxa"/>
+              <w:right w:w="0" w:type="dxa"/>
+            </w:tcMar>
+            <w:vAlign w:val="top"/>
+          </w:tcPr>
+          <w:p>
+            <w:pPr>
+              <w:pStyle w:val="Normal"/>
               <w:jc w:val="left"/>
               <w:pBdr>
                 <w:bottom w:val="none" w:sz="0" w:space="0" w:color="000000"/>
@@ -2807,112 +2831,113 @@
                 <w:right w:val="none" w:sz="0" w:space="0" w:color="000000"/>
               </w:pBdr>
               <w:spacing w:after="100" w:before="100" w:line="240"/>
+              <w:ind w:left="300" w:right="100" w:firstLine="0" w:firstLineChars="0"/>
+              <w:rPr>
+                <w:rFonts w:ascii="Helvetica" w:hAnsi="Helvetica" w:eastAsia="Helvetica" w:cs="Helvetica"/>
+                <w:i w:val="false"/>
+                <w:b w:val="false"/>
+                <w:u w:val="none"/>
+                <w:strike w:val="false"/>
+                <w:sz w:val="22"/>
+                <w:szCs w:val="22"/>
+                <w:color w:val="000000"/>
+              </w:rPr>
+            </w:pPr>
+            <w:r>
+              <w:rPr>
+                <w:rFonts w:ascii="Helvetica" w:hAnsi="Helvetica" w:eastAsia="Helvetica" w:cs="Helvetica"/>
+                <w:i w:val="false"/>
+                <w:b w:val="false"/>
+                <w:u w:val="none"/>
+                <w:strike w:val="false"/>
+                <w:sz w:val="22"/>
+                <w:szCs w:val="22"/>
+                <w:color w:val="000000"/>
+              </w:rPr>
+              <w:t xml:space="preserve">Yes</w:t>
+            </w:r>
+          </w:p>
+        </w:tc>
+        <w:tc>
+          <w:tcPr>
+            <w:tcBorders>
+              <w:bottom w:val="none" w:sz="0" w:space="0" w:color="000000"/>
+              <w:top w:val="none" w:sz="0" w:space="0" w:color="000000"/>
+              <w:left w:val="none" w:sz="0" w:space="0" w:color="000000"/>
+              <w:right w:val="none" w:sz="0" w:space="0" w:color="000000"/>
+            </w:tcBorders>
+            <w:shd w:val="clear" w:color="auto" w:fill="FFFFFF"/>
+            <w:tcMar>
+              <w:top w:w="0" w:type="dxa"/>
+              <w:bottom w:w="0" w:type="dxa"/>
+              <w:left w:w="0" w:type="dxa"/>
+              <w:right w:w="0" w:type="dxa"/>
+            </w:tcMar>
+            <w:vAlign w:val="top"/>
+          </w:tcPr>
+          <w:p>
+            <w:pPr>
+              <w:pStyle w:val="Normal"/>
+              <w:jc w:val="center"/>
+              <w:pBdr>
+                <w:bottom w:val="none" w:sz="0" w:space="0" w:color="000000"/>
+                <w:top w:val="none" w:sz="0" w:space="0" w:color="000000"/>
+                <w:left w:val="none" w:sz="0" w:space="0" w:color="000000"/>
+                <w:right w:val="none" w:sz="0" w:space="0" w:color="000000"/>
+              </w:pBdr>
+              <w:spacing w:after="100" w:before="100" w:line="240"/>
               <w:ind w:left="100" w:right="100" w:firstLine="0" w:firstLineChars="0"/>
               <w:rPr>
-                <w:rFonts w:ascii="Arial" w:hAnsi="Arial" w:eastAsia="Arial" w:cs="Arial"/>
-                <w:i w:val="false"/>
-                <w:b w:val="true"/>
-                <w:u w:val="none"/>
-                <w:strike w:val="false"/>
-                <w:sz w:val="22"/>
-                <w:szCs w:val="22"/>
-                <w:color w:val="000000"/>
-              </w:rPr>
-            </w:pPr>
-            <w:r>
-              <w:rPr>
-                <w:rFonts w:ascii="Arial" w:hAnsi="Arial" w:eastAsia="Arial" w:cs="Arial"/>
-                <w:i w:val="false"/>
-                <w:b w:val="true"/>
-                <w:u w:val="none"/>
-                <w:strike w:val="false"/>
-                <w:sz w:val="22"/>
-                <w:szCs w:val="22"/>
-                <w:color w:val="000000"/>
-              </w:rPr>
-              <w:t xml:space="preserve">Family cancer history, n (%)</w:t>
-            </w:r>
-          </w:p>
-        </w:tc>
-        <w:tc>
-          <w:tcPr>
-            <w:tcBorders>
-              <w:bottom w:val="none" w:sz="0" w:space="0" w:color="000000"/>
-              <w:top w:val="none" w:sz="0" w:space="0" w:color="000000"/>
-              <w:left w:val="none" w:sz="0" w:space="0" w:color="000000"/>
-              <w:right w:val="none" w:sz="0" w:space="0" w:color="000000"/>
-            </w:tcBorders>
-            <w:shd w:val="clear" w:color="auto" w:fill="FFFFFF"/>
-            <w:tcMar>
-              <w:top w:w="0" w:type="dxa"/>
-              <w:bottom w:w="0" w:type="dxa"/>
-              <w:left w:w="0" w:type="dxa"/>
-              <w:right w:w="0" w:type="dxa"/>
-            </w:tcMar>
-            <w:vAlign w:val="top"/>
-          </w:tcPr>
-          <w:p>
-            <w:pPr>
-              <w:jc w:val="center"/>
-              <w:pBdr>
-                <w:bottom w:val="none" w:sz="0" w:space="0" w:color="000000"/>
-                <w:top w:val="none" w:sz="0" w:space="0" w:color="000000"/>
-                <w:left w:val="none" w:sz="0" w:space="0" w:color="000000"/>
-                <w:right w:val="none" w:sz="0" w:space="0" w:color="000000"/>
-              </w:pBdr>
-              <w:spacing w:after="100" w:before="100" w:line="240"/>
-              <w:ind w:left="100" w:right="100" w:firstLine="0" w:firstLineChars="0"/>
-              <w:rPr>
-                <w:rFonts w:ascii="Arial" w:hAnsi="Arial" w:eastAsia="Arial" w:cs="Arial"/>
-                <w:i w:val="false"/>
-                <w:b w:val="false"/>
-                <w:u w:val="none"/>
-                <w:strike w:val="false"/>
-                <w:sz w:val="22"/>
-                <w:szCs w:val="22"/>
-                <w:color w:val="000000"/>
-              </w:rPr>
-            </w:pPr>
-            <w:r>
-              <w:rPr>
-                <w:rFonts w:ascii="Arial" w:hAnsi="Arial" w:eastAsia="Arial" w:cs="Arial"/>
-                <w:i w:val="false"/>
-                <w:b w:val="false"/>
-                <w:u w:val="none"/>
-                <w:strike w:val="false"/>
-                <w:sz w:val="22"/>
-                <w:szCs w:val="22"/>
-                <w:color w:val="000000"/>
-              </w:rPr>
-              <w:t xml:space="preserve"/>
+                <w:rFonts w:ascii="Helvetica" w:hAnsi="Helvetica" w:eastAsia="Helvetica" w:cs="Helvetica"/>
+                <w:i w:val="false"/>
+                <w:b w:val="false"/>
+                <w:u w:val="none"/>
+                <w:strike w:val="false"/>
+                <w:sz w:val="22"/>
+                <w:szCs w:val="22"/>
+                <w:color w:val="000000"/>
+              </w:rPr>
+            </w:pPr>
+            <w:r>
+              <w:rPr>
+                <w:rFonts w:ascii="Helvetica" w:hAnsi="Helvetica" w:eastAsia="Helvetica" w:cs="Helvetica"/>
+                <w:i w:val="false"/>
+                <w:b w:val="false"/>
+                <w:u w:val="none"/>
+                <w:strike w:val="false"/>
+                <w:sz w:val="22"/>
+                <w:szCs w:val="22"/>
+                <w:color w:val="000000"/>
+              </w:rPr>
+              <w:t xml:space="preserve">555 (48.3)</w:t>
             </w:r>
           </w:p>
         </w:tc>
       </w:tr>
       <w:tr>
         <w:trPr>
-          <w:trHeight w:val="617" w:hRule="auto"/>
+          <w:trHeight w:val="608" w:hRule="auto"/>
         </w:trPr>
-        body25
-        <w:tc>
-          <w:tcPr>
-            <w:tcBorders>
-              <w:bottom w:val="none" w:sz="0" w:space="0" w:color="000000"/>
-              <w:top w:val="none" w:sz="0" w:space="0" w:color="000000"/>
-              <w:left w:val="none" w:sz="0" w:space="0" w:color="000000"/>
-              <w:right w:val="none" w:sz="0" w:space="0" w:color="000000"/>
-            </w:tcBorders>
-            <w:shd w:val="clear" w:color="auto" w:fill="FFFFFF"/>
-            <w:tcMar>
-              <w:top w:w="0" w:type="dxa"/>
-              <w:bottom w:w="0" w:type="dxa"/>
-              <w:left w:w="0" w:type="dxa"/>
-              <w:right w:w="0" w:type="dxa"/>
-            </w:tcMar>
-            <w:vAlign w:val="top"/>
-          </w:tcPr>
-          <w:p>
-            <w:pPr>
+        <w:tc>
+          <w:tcPr>
+            <w:tcBorders>
+              <w:bottom w:val="none" w:sz="0" w:space="0" w:color="000000"/>
+              <w:top w:val="none" w:sz="0" w:space="0" w:color="000000"/>
+              <w:left w:val="none" w:sz="0" w:space="0" w:color="000000"/>
+              <w:right w:val="none" w:sz="0" w:space="0" w:color="000000"/>
+            </w:tcBorders>
+            <w:shd w:val="clear" w:color="auto" w:fill="FFFFFF"/>
+            <w:tcMar>
+              <w:top w:w="0" w:type="dxa"/>
+              <w:bottom w:w="0" w:type="dxa"/>
+              <w:left w:w="0" w:type="dxa"/>
+              <w:right w:w="0" w:type="dxa"/>
+            </w:tcMar>
+            <w:vAlign w:val="top"/>
+          </w:tcPr>
+          <w:p>
+            <w:pPr>
+              <w:pStyle w:val="Normal"/>
               <w:jc w:val="left"/>
               <w:pBdr>
                 <w:bottom w:val="none" w:sz="0" w:space="0" w:color="000000"/>
@@ -2923,50 +2948,51 @@
               <w:spacing w:after="100" w:before="100" w:line="240"/>
               <w:ind w:left="300" w:right="100" w:firstLine="0" w:firstLineChars="0"/>
               <w:rPr>
-                <w:rFonts w:ascii="Arial" w:hAnsi="Arial" w:eastAsia="Arial" w:cs="Arial"/>
-                <w:i w:val="false"/>
-                <w:b w:val="false"/>
-                <w:u w:val="none"/>
-                <w:strike w:val="false"/>
-                <w:sz w:val="22"/>
-                <w:szCs w:val="22"/>
-                <w:color w:val="000000"/>
-              </w:rPr>
-            </w:pPr>
-            <w:r>
-              <w:rPr>
-                <w:rFonts w:ascii="Arial" w:hAnsi="Arial" w:eastAsia="Arial" w:cs="Arial"/>
-                <w:i w:val="false"/>
-                <w:b w:val="false"/>
-                <w:u w:val="none"/>
-                <w:strike w:val="false"/>
-                <w:sz w:val="22"/>
-                <w:szCs w:val="22"/>
-                <w:color w:val="000000"/>
-              </w:rPr>
-              <w:t xml:space="preserve">No</w:t>
-            </w:r>
-          </w:p>
-        </w:tc>
-        <w:tc>
-          <w:tcPr>
-            <w:tcBorders>
-              <w:bottom w:val="none" w:sz="0" w:space="0" w:color="000000"/>
-              <w:top w:val="none" w:sz="0" w:space="0" w:color="000000"/>
-              <w:left w:val="none" w:sz="0" w:space="0" w:color="000000"/>
-              <w:right w:val="none" w:sz="0" w:space="0" w:color="000000"/>
-            </w:tcBorders>
-            <w:shd w:val="clear" w:color="auto" w:fill="FFFFFF"/>
-            <w:tcMar>
-              <w:top w:w="0" w:type="dxa"/>
-              <w:bottom w:w="0" w:type="dxa"/>
-              <w:left w:w="0" w:type="dxa"/>
-              <w:right w:w="0" w:type="dxa"/>
-            </w:tcMar>
-            <w:vAlign w:val="top"/>
-          </w:tcPr>
-          <w:p>
-            <w:pPr>
+                <w:rFonts w:ascii="Helvetica" w:hAnsi="Helvetica" w:eastAsia="Helvetica" w:cs="Helvetica"/>
+                <w:i w:val="false"/>
+                <w:b w:val="false"/>
+                <w:u w:val="none"/>
+                <w:strike w:val="false"/>
+                <w:sz w:val="22"/>
+                <w:szCs w:val="22"/>
+                <w:color w:val="000000"/>
+              </w:rPr>
+            </w:pPr>
+            <w:r>
+              <w:rPr>
+                <w:rFonts w:ascii="Helvetica" w:hAnsi="Helvetica" w:eastAsia="Helvetica" w:cs="Helvetica"/>
+                <w:i w:val="false"/>
+                <w:b w:val="false"/>
+                <w:u w:val="none"/>
+                <w:strike w:val="false"/>
+                <w:sz w:val="22"/>
+                <w:szCs w:val="22"/>
+                <w:color w:val="000000"/>
+              </w:rPr>
+              <w:t xml:space="preserve">Missing</w:t>
+            </w:r>
+          </w:p>
+        </w:tc>
+        <w:tc>
+          <w:tcPr>
+            <w:tcBorders>
+              <w:bottom w:val="none" w:sz="0" w:space="0" w:color="000000"/>
+              <w:top w:val="none" w:sz="0" w:space="0" w:color="000000"/>
+              <w:left w:val="none" w:sz="0" w:space="0" w:color="000000"/>
+              <w:right w:val="none" w:sz="0" w:space="0" w:color="000000"/>
+            </w:tcBorders>
+            <w:shd w:val="clear" w:color="auto" w:fill="FFFFFF"/>
+            <w:tcMar>
+              <w:top w:w="0" w:type="dxa"/>
+              <w:bottom w:w="0" w:type="dxa"/>
+              <w:left w:w="0" w:type="dxa"/>
+              <w:right w:w="0" w:type="dxa"/>
+            </w:tcMar>
+            <w:vAlign w:val="top"/>
+          </w:tcPr>
+          <w:p>
+            <w:pPr>
+              <w:pStyle w:val="Normal"/>
               <w:jc w:val="center"/>
               <w:pBdr>
                 <w:bottom w:val="none" w:sz="0" w:space="0" w:color="000000"/>
@@ -2977,56 +3003,56 @@
               <w:spacing w:after="100" w:before="100" w:line="240"/>
               <w:ind w:left="100" w:right="100" w:firstLine="0" w:firstLineChars="0"/>
               <w:rPr>
-                <w:rFonts w:ascii="Arial" w:hAnsi="Arial" w:eastAsia="Arial" w:cs="Arial"/>
-                <w:i w:val="false"/>
-                <w:b w:val="false"/>
-                <w:u w:val="none"/>
-                <w:strike w:val="false"/>
-                <w:sz w:val="22"/>
-                <w:szCs w:val="22"/>
-                <w:color w:val="000000"/>
-              </w:rPr>
-            </w:pPr>
-            <w:r>
-              <w:rPr>
-                <w:rFonts w:ascii="Arial" w:hAnsi="Arial" w:eastAsia="Arial" w:cs="Arial"/>
-                <w:i w:val="false"/>
-                <w:b w:val="false"/>
-                <w:u w:val="none"/>
-                <w:strike w:val="false"/>
-                <w:sz w:val="22"/>
-                <w:szCs w:val="22"/>
-                <w:color w:val="000000"/>
-              </w:rPr>
-              <w:t xml:space="preserve">593 (52%)</w:t>
+                <w:rFonts w:ascii="Helvetica" w:hAnsi="Helvetica" w:eastAsia="Helvetica" w:cs="Helvetica"/>
+                <w:i w:val="false"/>
+                <w:b w:val="false"/>
+                <w:u w:val="none"/>
+                <w:strike w:val="false"/>
+                <w:sz w:val="22"/>
+                <w:szCs w:val="22"/>
+                <w:color w:val="000000"/>
+              </w:rPr>
+            </w:pPr>
+            <w:r>
+              <w:rPr>
+                <w:rFonts w:ascii="Helvetica" w:hAnsi="Helvetica" w:eastAsia="Helvetica" w:cs="Helvetica"/>
+                <w:i w:val="false"/>
+                <w:b w:val="false"/>
+                <w:u w:val="none"/>
+                <w:strike w:val="false"/>
+                <w:sz w:val="22"/>
+                <w:szCs w:val="22"/>
+                <w:color w:val="000000"/>
+              </w:rPr>
+              <w:t xml:space="preserve">8 (0.7)</w:t>
             </w:r>
           </w:p>
         </w:tc>
       </w:tr>
       <w:tr>
         <w:trPr>
-          <w:trHeight w:val="617" w:hRule="auto"/>
+          <w:trHeight w:val="608" w:hRule="auto"/>
         </w:trPr>
-        body26
-        <w:tc>
-          <w:tcPr>
-            <w:tcBorders>
-              <w:bottom w:val="none" w:sz="0" w:space="0" w:color="000000"/>
-              <w:top w:val="none" w:sz="0" w:space="0" w:color="000000"/>
-              <w:left w:val="none" w:sz="0" w:space="0" w:color="000000"/>
-              <w:right w:val="none" w:sz="0" w:space="0" w:color="000000"/>
-            </w:tcBorders>
-            <w:shd w:val="clear" w:color="auto" w:fill="FFFFFF"/>
-            <w:tcMar>
-              <w:top w:w="0" w:type="dxa"/>
-              <w:bottom w:w="0" w:type="dxa"/>
-              <w:left w:w="0" w:type="dxa"/>
-              <w:right w:w="0" w:type="dxa"/>
-            </w:tcMar>
-            <w:vAlign w:val="top"/>
-          </w:tcPr>
-          <w:p>
-            <w:pPr>
+        <w:tc>
+          <w:tcPr>
+            <w:tcBorders>
+              <w:bottom w:val="none" w:sz="0" w:space="0" w:color="000000"/>
+              <w:top w:val="none" w:sz="0" w:space="0" w:color="000000"/>
+              <w:left w:val="none" w:sz="0" w:space="0" w:color="000000"/>
+              <w:right w:val="none" w:sz="0" w:space="0" w:color="000000"/>
+            </w:tcBorders>
+            <w:shd w:val="clear" w:color="auto" w:fill="FFFFFF"/>
+            <w:tcMar>
+              <w:top w:w="0" w:type="dxa"/>
+              <w:bottom w:w="0" w:type="dxa"/>
+              <w:left w:w="0" w:type="dxa"/>
+              <w:right w:w="0" w:type="dxa"/>
+            </w:tcMar>
+            <w:vAlign w:val="top"/>
+          </w:tcPr>
+          <w:p>
+            <w:pPr>
+              <w:pStyle w:val="Normal"/>
               <w:jc w:val="left"/>
               <w:pBdr>
                 <w:bottom w:val="none" w:sz="0" w:space="0" w:color="000000"/>
@@ -3035,52 +3061,53 @@
                 <w:right w:val="none" w:sz="0" w:space="0" w:color="000000"/>
               </w:pBdr>
               <w:spacing w:after="100" w:before="100" w:line="240"/>
-              <w:ind w:left="300" w:right="100" w:firstLine="0" w:firstLineChars="0"/>
-              <w:rPr>
-                <w:rFonts w:ascii="Arial" w:hAnsi="Arial" w:eastAsia="Arial" w:cs="Arial"/>
-                <w:i w:val="false"/>
-                <w:b w:val="false"/>
-                <w:u w:val="none"/>
-                <w:strike w:val="false"/>
-                <w:sz w:val="22"/>
-                <w:szCs w:val="22"/>
-                <w:color w:val="000000"/>
-              </w:rPr>
-            </w:pPr>
-            <w:r>
-              <w:rPr>
-                <w:rFonts w:ascii="Arial" w:hAnsi="Arial" w:eastAsia="Arial" w:cs="Arial"/>
-                <w:i w:val="false"/>
-                <w:b w:val="false"/>
-                <w:u w:val="none"/>
-                <w:strike w:val="false"/>
-                <w:sz w:val="22"/>
-                <w:szCs w:val="22"/>
-                <w:color w:val="000000"/>
-              </w:rPr>
-              <w:t xml:space="preserve">Yes</w:t>
-            </w:r>
-          </w:p>
-        </w:tc>
-        <w:tc>
-          <w:tcPr>
-            <w:tcBorders>
-              <w:bottom w:val="none" w:sz="0" w:space="0" w:color="000000"/>
-              <w:top w:val="none" w:sz="0" w:space="0" w:color="000000"/>
-              <w:left w:val="none" w:sz="0" w:space="0" w:color="000000"/>
-              <w:right w:val="none" w:sz="0" w:space="0" w:color="000000"/>
-            </w:tcBorders>
-            <w:shd w:val="clear" w:color="auto" w:fill="FFFFFF"/>
-            <w:tcMar>
-              <w:top w:w="0" w:type="dxa"/>
-              <w:bottom w:w="0" w:type="dxa"/>
-              <w:left w:w="0" w:type="dxa"/>
-              <w:right w:w="0" w:type="dxa"/>
-            </w:tcMar>
-            <w:vAlign w:val="top"/>
-          </w:tcPr>
-          <w:p>
-            <w:pPr>
+              <w:ind w:left="100" w:right="100" w:firstLine="0" w:firstLineChars="0"/>
+              <w:rPr>
+                <w:rFonts w:ascii="Helvetica" w:hAnsi="Helvetica" w:eastAsia="Helvetica" w:cs="Helvetica"/>
+                <w:i w:val="false"/>
+                <w:b w:val="true"/>
+                <w:u w:val="none"/>
+                <w:strike w:val="false"/>
+                <w:sz w:val="22"/>
+                <w:szCs w:val="22"/>
+                <w:color w:val="000000"/>
+              </w:rPr>
+            </w:pPr>
+            <w:r>
+              <w:rPr>
+                <w:rFonts w:ascii="Helvetica" w:hAnsi="Helvetica" w:eastAsia="Helvetica" w:cs="Helvetica"/>
+                <w:i w:val="false"/>
+                <w:b w:val="true"/>
+                <w:u w:val="none"/>
+                <w:strike w:val="false"/>
+                <w:sz w:val="22"/>
+                <w:szCs w:val="22"/>
+                <w:color w:val="000000"/>
+              </w:rPr>
+              <w:t xml:space="preserve">Self-efficacy for cancer prevention, Mean (SD)</w:t>
+            </w:r>
+          </w:p>
+        </w:tc>
+        <w:tc>
+          <w:tcPr>
+            <w:tcBorders>
+              <w:bottom w:val="none" w:sz="0" w:space="0" w:color="000000"/>
+              <w:top w:val="none" w:sz="0" w:space="0" w:color="000000"/>
+              <w:left w:val="none" w:sz="0" w:space="0" w:color="000000"/>
+              <w:right w:val="none" w:sz="0" w:space="0" w:color="000000"/>
+            </w:tcBorders>
+            <w:shd w:val="clear" w:color="auto" w:fill="FFFFFF"/>
+            <w:tcMar>
+              <w:top w:w="0" w:type="dxa"/>
+              <w:bottom w:w="0" w:type="dxa"/>
+              <w:left w:w="0" w:type="dxa"/>
+              <w:right w:w="0" w:type="dxa"/>
+            </w:tcMar>
+            <w:vAlign w:val="top"/>
+          </w:tcPr>
+          <w:p>
+            <w:pPr>
+              <w:pStyle w:val="Normal"/>
               <w:jc w:val="center"/>
               <w:pBdr>
                 <w:bottom w:val="none" w:sz="0" w:space="0" w:color="000000"/>
@@ -3091,56 +3118,56 @@
               <w:spacing w:after="100" w:before="100" w:line="240"/>
               <w:ind w:left="100" w:right="100" w:firstLine="0" w:firstLineChars="0"/>
               <w:rPr>
-                <w:rFonts w:ascii="Arial" w:hAnsi="Arial" w:eastAsia="Arial" w:cs="Arial"/>
-                <w:i w:val="false"/>
-                <w:b w:val="false"/>
-                <w:u w:val="none"/>
-                <w:strike w:val="false"/>
-                <w:sz w:val="22"/>
-                <w:szCs w:val="22"/>
-                <w:color w:val="000000"/>
-              </w:rPr>
-            </w:pPr>
-            <w:r>
-              <w:rPr>
-                <w:rFonts w:ascii="Arial" w:hAnsi="Arial" w:eastAsia="Arial" w:cs="Arial"/>
-                <w:i w:val="false"/>
-                <w:b w:val="false"/>
-                <w:u w:val="none"/>
-                <w:strike w:val="false"/>
-                <w:sz w:val="22"/>
-                <w:szCs w:val="22"/>
-                <w:color w:val="000000"/>
-              </w:rPr>
-              <w:t xml:space="preserve">555 (48%)</w:t>
+                <w:rFonts w:ascii="Helvetica" w:hAnsi="Helvetica" w:eastAsia="Helvetica" w:cs="Helvetica"/>
+                <w:i w:val="false"/>
+                <w:b w:val="false"/>
+                <w:u w:val="none"/>
+                <w:strike w:val="false"/>
+                <w:sz w:val="22"/>
+                <w:szCs w:val="22"/>
+                <w:color w:val="000000"/>
+              </w:rPr>
+            </w:pPr>
+            <w:r>
+              <w:rPr>
+                <w:rFonts w:ascii="Helvetica" w:hAnsi="Helvetica" w:eastAsia="Helvetica" w:cs="Helvetica"/>
+                <w:i w:val="false"/>
+                <w:b w:val="false"/>
+                <w:u w:val="none"/>
+                <w:strike w:val="false"/>
+                <w:sz w:val="22"/>
+                <w:szCs w:val="22"/>
+                <w:color w:val="000000"/>
+              </w:rPr>
+              <w:t xml:space="preserve">5.9 (1.3)</w:t>
             </w:r>
           </w:p>
         </w:tc>
       </w:tr>
       <w:tr>
         <w:trPr>
-          <w:trHeight w:val="617" w:hRule="auto"/>
+          <w:trHeight w:val="608" w:hRule="auto"/>
         </w:trPr>
-        body27
-        <w:tc>
-          <w:tcPr>
-            <w:tcBorders>
-              <w:bottom w:val="none" w:sz="0" w:space="0" w:color="000000"/>
-              <w:top w:val="none" w:sz="0" w:space="0" w:color="000000"/>
-              <w:left w:val="none" w:sz="0" w:space="0" w:color="000000"/>
-              <w:right w:val="none" w:sz="0" w:space="0" w:color="000000"/>
-            </w:tcBorders>
-            <w:shd w:val="clear" w:color="auto" w:fill="FFFFFF"/>
-            <w:tcMar>
-              <w:top w:w="0" w:type="dxa"/>
-              <w:bottom w:w="0" w:type="dxa"/>
-              <w:left w:w="0" w:type="dxa"/>
-              <w:right w:w="0" w:type="dxa"/>
-            </w:tcMar>
-            <w:vAlign w:val="top"/>
-          </w:tcPr>
-          <w:p>
-            <w:pPr>
+        <w:tc>
+          <w:tcPr>
+            <w:tcBorders>
+              <w:bottom w:val="none" w:sz="0" w:space="0" w:color="000000"/>
+              <w:top w:val="none" w:sz="0" w:space="0" w:color="000000"/>
+              <w:left w:val="none" w:sz="0" w:space="0" w:color="000000"/>
+              <w:right w:val="none" w:sz="0" w:space="0" w:color="000000"/>
+            </w:tcBorders>
+            <w:shd w:val="clear" w:color="auto" w:fill="FFFFFF"/>
+            <w:tcMar>
+              <w:top w:w="0" w:type="dxa"/>
+              <w:bottom w:w="0" w:type="dxa"/>
+              <w:left w:w="0" w:type="dxa"/>
+              <w:right w:w="0" w:type="dxa"/>
+            </w:tcMar>
+            <w:vAlign w:val="top"/>
+          </w:tcPr>
+          <w:p>
+            <w:pPr>
+              <w:pStyle w:val="Normal"/>
               <w:jc w:val="left"/>
               <w:pBdr>
                 <w:bottom w:val="none" w:sz="0" w:space="0" w:color="000000"/>
@@ -3151,19 +3178,19 @@
               <w:spacing w:after="100" w:before="100" w:line="240"/>
               <w:ind w:left="300" w:right="100" w:firstLine="0" w:firstLineChars="0"/>
               <w:rPr>
-                <w:rFonts w:ascii="Arial" w:hAnsi="Arial" w:eastAsia="Arial" w:cs="Arial"/>
-                <w:i w:val="false"/>
-                <w:b w:val="false"/>
-                <w:u w:val="none"/>
-                <w:strike w:val="false"/>
-                <w:sz w:val="22"/>
-                <w:szCs w:val="22"/>
-                <w:color w:val="000000"/>
-              </w:rPr>
-            </w:pPr>
-            <w:r>
-              <w:rPr>
-                <w:rFonts w:ascii="Arial" w:hAnsi="Arial" w:eastAsia="Arial" w:cs="Arial"/>
+                <w:rFonts w:ascii="Helvetica" w:hAnsi="Helvetica" w:eastAsia="Helvetica" w:cs="Helvetica"/>
+                <w:i w:val="false"/>
+                <w:b w:val="false"/>
+                <w:u w:val="none"/>
+                <w:strike w:val="false"/>
+                <w:sz w:val="22"/>
+                <w:szCs w:val="22"/>
+                <w:color w:val="000000"/>
+              </w:rPr>
+            </w:pPr>
+            <w:r>
+              <w:rPr>
+                <w:rFonts w:ascii="Helvetica" w:hAnsi="Helvetica" w:eastAsia="Helvetica" w:cs="Helvetica"/>
                 <w:i w:val="false"/>
                 <w:b w:val="false"/>
                 <w:u w:val="none"/>
@@ -3195,6 +3222,7 @@
           </w:tcPr>
           <w:p>
             <w:pPr>
+              <w:pStyle w:val="Normal"/>
               <w:jc w:val="center"/>
               <w:pBdr>
                 <w:bottom w:val="none" w:sz="0" w:space="0" w:color="000000"/>
@@ -3205,56 +3233,56 @@
               <w:spacing w:after="100" w:before="100" w:line="240"/>
               <w:ind w:left="100" w:right="100" w:firstLine="0" w:firstLineChars="0"/>
               <w:rPr>
-                <w:rFonts w:ascii="Arial" w:hAnsi="Arial" w:eastAsia="Arial" w:cs="Arial"/>
-                <w:i w:val="false"/>
-                <w:b w:val="false"/>
-                <w:u w:val="none"/>
-                <w:strike w:val="false"/>
-                <w:sz w:val="22"/>
-                <w:szCs w:val="22"/>
-                <w:color w:val="000000"/>
-              </w:rPr>
-            </w:pPr>
-            <w:r>
-              <w:rPr>
-                <w:rFonts w:ascii="Arial" w:hAnsi="Arial" w:eastAsia="Arial" w:cs="Arial"/>
-                <w:i w:val="false"/>
-                <w:b w:val="false"/>
-                <w:u w:val="none"/>
-                <w:strike w:val="false"/>
-                <w:sz w:val="22"/>
-                <w:szCs w:val="22"/>
-                <w:color w:val="000000"/>
-              </w:rPr>
-              <w:t xml:space="preserve">8 (0.7%)</w:t>
+                <w:rFonts w:ascii="Helvetica" w:hAnsi="Helvetica" w:eastAsia="Helvetica" w:cs="Helvetica"/>
+                <w:i w:val="false"/>
+                <w:b w:val="false"/>
+                <w:u w:val="none"/>
+                <w:strike w:val="false"/>
+                <w:sz w:val="22"/>
+                <w:szCs w:val="22"/>
+                <w:color w:val="000000"/>
+              </w:rPr>
+            </w:pPr>
+            <w:r>
+              <w:rPr>
+                <w:rFonts w:ascii="Helvetica" w:hAnsi="Helvetica" w:eastAsia="Helvetica" w:cs="Helvetica"/>
+                <w:i w:val="false"/>
+                <w:b w:val="false"/>
+                <w:u w:val="none"/>
+                <w:strike w:val="false"/>
+                <w:sz w:val="22"/>
+                <w:szCs w:val="22"/>
+                <w:color w:val="000000"/>
+              </w:rPr>
+              <w:t xml:space="preserve">5 (0.4)</w:t>
             </w:r>
           </w:p>
         </w:tc>
       </w:tr>
       <w:tr>
         <w:trPr>
-          <w:trHeight w:val="617" w:hRule="auto"/>
+          <w:trHeight w:val="608" w:hRule="auto"/>
         </w:trPr>
-        body28
-        <w:tc>
-          <w:tcPr>
-            <w:tcBorders>
-              <w:bottom w:val="none" w:sz="0" w:space="0" w:color="000000"/>
-              <w:top w:val="none" w:sz="0" w:space="0" w:color="000000"/>
-              <w:left w:val="none" w:sz="0" w:space="0" w:color="000000"/>
-              <w:right w:val="none" w:sz="0" w:space="0" w:color="000000"/>
-            </w:tcBorders>
-            <w:shd w:val="clear" w:color="auto" w:fill="FFFFFF"/>
-            <w:tcMar>
-              <w:top w:w="0" w:type="dxa"/>
-              <w:bottom w:w="0" w:type="dxa"/>
-              <w:left w:w="0" w:type="dxa"/>
-              <w:right w:w="0" w:type="dxa"/>
-            </w:tcMar>
-            <w:vAlign w:val="top"/>
-          </w:tcPr>
-          <w:p>
-            <w:pPr>
+        <w:tc>
+          <w:tcPr>
+            <w:tcBorders>
+              <w:bottom w:val="none" w:sz="0" w:space="0" w:color="000000"/>
+              <w:top w:val="none" w:sz="0" w:space="0" w:color="000000"/>
+              <w:left w:val="none" w:sz="0" w:space="0" w:color="000000"/>
+              <w:right w:val="none" w:sz="0" w:space="0" w:color="000000"/>
+            </w:tcBorders>
+            <w:shd w:val="clear" w:color="auto" w:fill="FFFFFF"/>
+            <w:tcMar>
+              <w:top w:w="0" w:type="dxa"/>
+              <w:bottom w:w="0" w:type="dxa"/>
+              <w:left w:w="0" w:type="dxa"/>
+              <w:right w:w="0" w:type="dxa"/>
+            </w:tcMar>
+            <w:vAlign w:val="top"/>
+          </w:tcPr>
+          <w:p>
+            <w:pPr>
+              <w:pStyle w:val="Normal"/>
               <w:jc w:val="left"/>
               <w:pBdr>
                 <w:bottom w:val="none" w:sz="0" w:space="0" w:color="000000"/>
@@ -3265,7 +3293,7 @@
               <w:spacing w:after="100" w:before="100" w:line="240"/>
               <w:ind w:left="100" w:right="100" w:firstLine="0" w:firstLineChars="0"/>
               <w:rPr>
-                <w:rFonts w:ascii="Arial" w:hAnsi="Arial" w:eastAsia="Arial" w:cs="Arial"/>
+                <w:rFonts w:ascii="Helvetica" w:hAnsi="Helvetica" w:eastAsia="Helvetica" w:cs="Helvetica"/>
                 <w:i w:val="false"/>
                 <w:b w:val="true"/>
                 <w:u w:val="none"/>
@@ -3277,7 +3305,7 @@
             </w:pPr>
             <w:r>
               <w:rPr>
-                <w:rFonts w:ascii="Arial" w:hAnsi="Arial" w:eastAsia="Arial" w:cs="Arial"/>
+                <w:rFonts w:ascii="Helvetica" w:hAnsi="Helvetica" w:eastAsia="Helvetica" w:cs="Helvetica"/>
                 <w:i w:val="false"/>
                 <w:b w:val="true"/>
                 <w:u w:val="none"/>
@@ -3286,29 +3314,30 @@
                 <w:szCs w:val="22"/>
                 <w:color w:val="000000"/>
               </w:rPr>
-              <w:t xml:space="preserve">Self-efficacy for cancer prevention, Mean (SD)</w:t>
-            </w:r>
-          </w:p>
-        </w:tc>
-        <w:tc>
-          <w:tcPr>
-            <w:tcBorders>
-              <w:bottom w:val="none" w:sz="0" w:space="0" w:color="000000"/>
-              <w:top w:val="none" w:sz="0" w:space="0" w:color="000000"/>
-              <w:left w:val="none" w:sz="0" w:space="0" w:color="000000"/>
-              <w:right w:val="none" w:sz="0" w:space="0" w:color="000000"/>
-            </w:tcBorders>
-            <w:shd w:val="clear" w:color="auto" w:fill="FFFFFF"/>
-            <w:tcMar>
-              <w:top w:w="0" w:type="dxa"/>
-              <w:bottom w:w="0" w:type="dxa"/>
-              <w:left w:w="0" w:type="dxa"/>
-              <w:right w:w="0" w:type="dxa"/>
-            </w:tcMar>
-            <w:vAlign w:val="top"/>
-          </w:tcPr>
-          <w:p>
-            <w:pPr>
+              <w:t xml:space="preserve">Smoking status, n (%)</w:t>
+            </w:r>
+          </w:p>
+        </w:tc>
+        <w:tc>
+          <w:tcPr>
+            <w:tcBorders>
+              <w:bottom w:val="none" w:sz="0" w:space="0" w:color="000000"/>
+              <w:top w:val="none" w:sz="0" w:space="0" w:color="000000"/>
+              <w:left w:val="none" w:sz="0" w:space="0" w:color="000000"/>
+              <w:right w:val="none" w:sz="0" w:space="0" w:color="000000"/>
+            </w:tcBorders>
+            <w:shd w:val="clear" w:color="auto" w:fill="FFFFFF"/>
+            <w:tcMar>
+              <w:top w:w="0" w:type="dxa"/>
+              <w:bottom w:w="0" w:type="dxa"/>
+              <w:left w:w="0" w:type="dxa"/>
+              <w:right w:w="0" w:type="dxa"/>
+            </w:tcMar>
+            <w:vAlign w:val="top"/>
+          </w:tcPr>
+          <w:p>
+            <w:pPr>
+              <w:pStyle w:val="Normal"/>
               <w:jc w:val="center"/>
               <w:pBdr>
                 <w:bottom w:val="none" w:sz="0" w:space="0" w:color="000000"/>
@@ -3319,56 +3348,56 @@
               <w:spacing w:after="100" w:before="100" w:line="240"/>
               <w:ind w:left="100" w:right="100" w:firstLine="0" w:firstLineChars="0"/>
               <w:rPr>
-                <w:rFonts w:ascii="Arial" w:hAnsi="Arial" w:eastAsia="Arial" w:cs="Arial"/>
-                <w:i w:val="false"/>
-                <w:b w:val="false"/>
-                <w:u w:val="none"/>
-                <w:strike w:val="false"/>
-                <w:sz w:val="22"/>
-                <w:szCs w:val="22"/>
-                <w:color w:val="000000"/>
-              </w:rPr>
-            </w:pPr>
-            <w:r>
-              <w:rPr>
-                <w:rFonts w:ascii="Arial" w:hAnsi="Arial" w:eastAsia="Arial" w:cs="Arial"/>
-                <w:i w:val="false"/>
-                <w:b w:val="false"/>
-                <w:u w:val="none"/>
-                <w:strike w:val="false"/>
-                <w:sz w:val="22"/>
-                <w:szCs w:val="22"/>
-                <w:color w:val="000000"/>
-              </w:rPr>
-              <w:t xml:space="preserve">5.9 (1.3)</w:t>
+                <w:rFonts w:ascii="Helvetica" w:hAnsi="Helvetica" w:eastAsia="Helvetica" w:cs="Helvetica"/>
+                <w:i w:val="false"/>
+                <w:b w:val="false"/>
+                <w:u w:val="none"/>
+                <w:strike w:val="false"/>
+                <w:sz w:val="22"/>
+                <w:szCs w:val="22"/>
+                <w:color w:val="000000"/>
+              </w:rPr>
+            </w:pPr>
+            <w:r>
+              <w:rPr>
+                <w:rFonts w:ascii="Helvetica" w:hAnsi="Helvetica" w:eastAsia="Helvetica" w:cs="Helvetica"/>
+                <w:i w:val="false"/>
+                <w:b w:val="false"/>
+                <w:u w:val="none"/>
+                <w:strike w:val="false"/>
+                <w:sz w:val="22"/>
+                <w:szCs w:val="22"/>
+                <w:color w:val="000000"/>
+              </w:rPr>
+              <w:t xml:space="preserve"/>
             </w:r>
           </w:p>
         </w:tc>
       </w:tr>
       <w:tr>
         <w:trPr>
-          <w:trHeight w:val="617" w:hRule="auto"/>
+          <w:trHeight w:val="608" w:hRule="auto"/>
         </w:trPr>
-        body29
-        <w:tc>
-          <w:tcPr>
-            <w:tcBorders>
-              <w:bottom w:val="none" w:sz="0" w:space="0" w:color="000000"/>
-              <w:top w:val="none" w:sz="0" w:space="0" w:color="000000"/>
-              <w:left w:val="none" w:sz="0" w:space="0" w:color="000000"/>
-              <w:right w:val="none" w:sz="0" w:space="0" w:color="000000"/>
-            </w:tcBorders>
-            <w:shd w:val="clear" w:color="auto" w:fill="FFFFFF"/>
-            <w:tcMar>
-              <w:top w:w="0" w:type="dxa"/>
-              <w:bottom w:w="0" w:type="dxa"/>
-              <w:left w:w="0" w:type="dxa"/>
-              <w:right w:w="0" w:type="dxa"/>
-            </w:tcMar>
-            <w:vAlign w:val="top"/>
-          </w:tcPr>
-          <w:p>
-            <w:pPr>
+        <w:tc>
+          <w:tcPr>
+            <w:tcBorders>
+              <w:bottom w:val="none" w:sz="0" w:space="0" w:color="000000"/>
+              <w:top w:val="none" w:sz="0" w:space="0" w:color="000000"/>
+              <w:left w:val="none" w:sz="0" w:space="0" w:color="000000"/>
+              <w:right w:val="none" w:sz="0" w:space="0" w:color="000000"/>
+            </w:tcBorders>
+            <w:shd w:val="clear" w:color="auto" w:fill="FFFFFF"/>
+            <w:tcMar>
+              <w:top w:w="0" w:type="dxa"/>
+              <w:bottom w:w="0" w:type="dxa"/>
+              <w:left w:w="0" w:type="dxa"/>
+              <w:right w:w="0" w:type="dxa"/>
+            </w:tcMar>
+            <w:vAlign w:val="top"/>
+          </w:tcPr>
+          <w:p>
+            <w:pPr>
+              <w:pStyle w:val="Normal"/>
               <w:jc w:val="left"/>
               <w:pBdr>
                 <w:bottom w:val="none" w:sz="0" w:space="0" w:color="000000"/>
@@ -3379,50 +3408,51 @@
               <w:spacing w:after="100" w:before="100" w:line="240"/>
               <w:ind w:left="300" w:right="100" w:firstLine="0" w:firstLineChars="0"/>
               <w:rPr>
-                <w:rFonts w:ascii="Arial" w:hAnsi="Arial" w:eastAsia="Arial" w:cs="Arial"/>
-                <w:i w:val="false"/>
-                <w:b w:val="false"/>
-                <w:u w:val="none"/>
-                <w:strike w:val="false"/>
-                <w:sz w:val="22"/>
-                <w:szCs w:val="22"/>
-                <w:color w:val="000000"/>
-              </w:rPr>
-            </w:pPr>
-            <w:r>
-              <w:rPr>
-                <w:rFonts w:ascii="Arial" w:hAnsi="Arial" w:eastAsia="Arial" w:cs="Arial"/>
-                <w:i w:val="false"/>
-                <w:b w:val="false"/>
-                <w:u w:val="none"/>
-                <w:strike w:val="false"/>
-                <w:sz w:val="22"/>
-                <w:szCs w:val="22"/>
-                <w:color w:val="000000"/>
-              </w:rPr>
-              <w:t xml:space="preserve">Missing</w:t>
-            </w:r>
-          </w:p>
-        </w:tc>
-        <w:tc>
-          <w:tcPr>
-            <w:tcBorders>
-              <w:bottom w:val="none" w:sz="0" w:space="0" w:color="000000"/>
-              <w:top w:val="none" w:sz="0" w:space="0" w:color="000000"/>
-              <w:left w:val="none" w:sz="0" w:space="0" w:color="000000"/>
-              <w:right w:val="none" w:sz="0" w:space="0" w:color="000000"/>
-            </w:tcBorders>
-            <w:shd w:val="clear" w:color="auto" w:fill="FFFFFF"/>
-            <w:tcMar>
-              <w:top w:w="0" w:type="dxa"/>
-              <w:bottom w:w="0" w:type="dxa"/>
-              <w:left w:w="0" w:type="dxa"/>
-              <w:right w:w="0" w:type="dxa"/>
-            </w:tcMar>
-            <w:vAlign w:val="top"/>
-          </w:tcPr>
-          <w:p>
-            <w:pPr>
+                <w:rFonts w:ascii="Helvetica" w:hAnsi="Helvetica" w:eastAsia="Helvetica" w:cs="Helvetica"/>
+                <w:i w:val="false"/>
+                <w:b w:val="false"/>
+                <w:u w:val="none"/>
+                <w:strike w:val="false"/>
+                <w:sz w:val="22"/>
+                <w:szCs w:val="22"/>
+                <w:color w:val="000000"/>
+              </w:rPr>
+            </w:pPr>
+            <w:r>
+              <w:rPr>
+                <w:rFonts w:ascii="Helvetica" w:hAnsi="Helvetica" w:eastAsia="Helvetica" w:cs="Helvetica"/>
+                <w:i w:val="false"/>
+                <w:b w:val="false"/>
+                <w:u w:val="none"/>
+                <w:strike w:val="false"/>
+                <w:sz w:val="22"/>
+                <w:szCs w:val="22"/>
+                <w:color w:val="000000"/>
+              </w:rPr>
+              <w:t xml:space="preserve">Never</w:t>
+            </w:r>
+          </w:p>
+        </w:tc>
+        <w:tc>
+          <w:tcPr>
+            <w:tcBorders>
+              <w:bottom w:val="none" w:sz="0" w:space="0" w:color="000000"/>
+              <w:top w:val="none" w:sz="0" w:space="0" w:color="000000"/>
+              <w:left w:val="none" w:sz="0" w:space="0" w:color="000000"/>
+              <w:right w:val="none" w:sz="0" w:space="0" w:color="000000"/>
+            </w:tcBorders>
+            <w:shd w:val="clear" w:color="auto" w:fill="FFFFFF"/>
+            <w:tcMar>
+              <w:top w:w="0" w:type="dxa"/>
+              <w:bottom w:w="0" w:type="dxa"/>
+              <w:left w:w="0" w:type="dxa"/>
+              <w:right w:w="0" w:type="dxa"/>
+            </w:tcMar>
+            <w:vAlign w:val="top"/>
+          </w:tcPr>
+          <w:p>
+            <w:pPr>
+              <w:pStyle w:val="Normal"/>
               <w:jc w:val="center"/>
               <w:pBdr>
                 <w:bottom w:val="none" w:sz="0" w:space="0" w:color="000000"/>
@@ -3433,56 +3463,56 @@
               <w:spacing w:after="100" w:before="100" w:line="240"/>
               <w:ind w:left="100" w:right="100" w:firstLine="0" w:firstLineChars="0"/>
               <w:rPr>
-                <w:rFonts w:ascii="Arial" w:hAnsi="Arial" w:eastAsia="Arial" w:cs="Arial"/>
-                <w:i w:val="false"/>
-                <w:b w:val="false"/>
-                <w:u w:val="none"/>
-                <w:strike w:val="false"/>
-                <w:sz w:val="22"/>
-                <w:szCs w:val="22"/>
-                <w:color w:val="000000"/>
-              </w:rPr>
-            </w:pPr>
-            <w:r>
-              <w:rPr>
-                <w:rFonts w:ascii="Arial" w:hAnsi="Arial" w:eastAsia="Arial" w:cs="Arial"/>
-                <w:i w:val="false"/>
-                <w:b w:val="false"/>
-                <w:u w:val="none"/>
-                <w:strike w:val="false"/>
-                <w:sz w:val="22"/>
-                <w:szCs w:val="22"/>
-                <w:color w:val="000000"/>
-              </w:rPr>
-              <w:t xml:space="preserve">5 (0.4%)</w:t>
+                <w:rFonts w:ascii="Helvetica" w:hAnsi="Helvetica" w:eastAsia="Helvetica" w:cs="Helvetica"/>
+                <w:i w:val="false"/>
+                <w:b w:val="false"/>
+                <w:u w:val="none"/>
+                <w:strike w:val="false"/>
+                <w:sz w:val="22"/>
+                <w:szCs w:val="22"/>
+                <w:color w:val="000000"/>
+              </w:rPr>
+            </w:pPr>
+            <w:r>
+              <w:rPr>
+                <w:rFonts w:ascii="Helvetica" w:hAnsi="Helvetica" w:eastAsia="Helvetica" w:cs="Helvetica"/>
+                <w:i w:val="false"/>
+                <w:b w:val="false"/>
+                <w:u w:val="none"/>
+                <w:strike w:val="false"/>
+                <w:sz w:val="22"/>
+                <w:szCs w:val="22"/>
+                <w:color w:val="000000"/>
+              </w:rPr>
+              <w:t xml:space="preserve">671 (58.0)</w:t>
             </w:r>
           </w:p>
         </w:tc>
       </w:tr>
       <w:tr>
         <w:trPr>
-          <w:trHeight w:val="617" w:hRule="auto"/>
+          <w:trHeight w:val="608" w:hRule="auto"/>
         </w:trPr>
-        body30
-        <w:tc>
-          <w:tcPr>
-            <w:tcBorders>
-              <w:bottom w:val="none" w:sz="0" w:space="0" w:color="000000"/>
-              <w:top w:val="none" w:sz="0" w:space="0" w:color="000000"/>
-              <w:left w:val="none" w:sz="0" w:space="0" w:color="000000"/>
-              <w:right w:val="none" w:sz="0" w:space="0" w:color="000000"/>
-            </w:tcBorders>
-            <w:shd w:val="clear" w:color="auto" w:fill="FFFFFF"/>
-            <w:tcMar>
-              <w:top w:w="0" w:type="dxa"/>
-              <w:bottom w:w="0" w:type="dxa"/>
-              <w:left w:w="0" w:type="dxa"/>
-              <w:right w:w="0" w:type="dxa"/>
-            </w:tcMar>
-            <w:vAlign w:val="top"/>
-          </w:tcPr>
-          <w:p>
-            <w:pPr>
+        <w:tc>
+          <w:tcPr>
+            <w:tcBorders>
+              <w:bottom w:val="none" w:sz="0" w:space="0" w:color="000000"/>
+              <w:top w:val="none" w:sz="0" w:space="0" w:color="000000"/>
+              <w:left w:val="none" w:sz="0" w:space="0" w:color="000000"/>
+              <w:right w:val="none" w:sz="0" w:space="0" w:color="000000"/>
+            </w:tcBorders>
+            <w:shd w:val="clear" w:color="auto" w:fill="FFFFFF"/>
+            <w:tcMar>
+              <w:top w:w="0" w:type="dxa"/>
+              <w:bottom w:w="0" w:type="dxa"/>
+              <w:left w:w="0" w:type="dxa"/>
+              <w:right w:w="0" w:type="dxa"/>
+            </w:tcMar>
+            <w:vAlign w:val="top"/>
+          </w:tcPr>
+          <w:p>
+            <w:pPr>
+              <w:pStyle w:val="Normal"/>
               <w:jc w:val="left"/>
               <w:pBdr>
                 <w:bottom w:val="none" w:sz="0" w:space="0" w:color="000000"/>
@@ -3491,112 +3521,113 @@
                 <w:right w:val="none" w:sz="0" w:space="0" w:color="000000"/>
               </w:pBdr>
               <w:spacing w:after="100" w:before="100" w:line="240"/>
+              <w:ind w:left="300" w:right="100" w:firstLine="0" w:firstLineChars="0"/>
+              <w:rPr>
+                <w:rFonts w:ascii="Helvetica" w:hAnsi="Helvetica" w:eastAsia="Helvetica" w:cs="Helvetica"/>
+                <w:i w:val="false"/>
+                <w:b w:val="false"/>
+                <w:u w:val="none"/>
+                <w:strike w:val="false"/>
+                <w:sz w:val="22"/>
+                <w:szCs w:val="22"/>
+                <w:color w:val="000000"/>
+              </w:rPr>
+            </w:pPr>
+            <w:r>
+              <w:rPr>
+                <w:rFonts w:ascii="Helvetica" w:hAnsi="Helvetica" w:eastAsia="Helvetica" w:cs="Helvetica"/>
+                <w:i w:val="false"/>
+                <w:b w:val="false"/>
+                <w:u w:val="none"/>
+                <w:strike w:val="false"/>
+                <w:sz w:val="22"/>
+                <w:szCs w:val="22"/>
+                <w:color w:val="000000"/>
+              </w:rPr>
+              <w:t xml:space="preserve">Past</w:t>
+            </w:r>
+          </w:p>
+        </w:tc>
+        <w:tc>
+          <w:tcPr>
+            <w:tcBorders>
+              <w:bottom w:val="none" w:sz="0" w:space="0" w:color="000000"/>
+              <w:top w:val="none" w:sz="0" w:space="0" w:color="000000"/>
+              <w:left w:val="none" w:sz="0" w:space="0" w:color="000000"/>
+              <w:right w:val="none" w:sz="0" w:space="0" w:color="000000"/>
+            </w:tcBorders>
+            <w:shd w:val="clear" w:color="auto" w:fill="FFFFFF"/>
+            <w:tcMar>
+              <w:top w:w="0" w:type="dxa"/>
+              <w:bottom w:w="0" w:type="dxa"/>
+              <w:left w:w="0" w:type="dxa"/>
+              <w:right w:w="0" w:type="dxa"/>
+            </w:tcMar>
+            <w:vAlign w:val="top"/>
+          </w:tcPr>
+          <w:p>
+            <w:pPr>
+              <w:pStyle w:val="Normal"/>
+              <w:jc w:val="center"/>
+              <w:pBdr>
+                <w:bottom w:val="none" w:sz="0" w:space="0" w:color="000000"/>
+                <w:top w:val="none" w:sz="0" w:space="0" w:color="000000"/>
+                <w:left w:val="none" w:sz="0" w:space="0" w:color="000000"/>
+                <w:right w:val="none" w:sz="0" w:space="0" w:color="000000"/>
+              </w:pBdr>
+              <w:spacing w:after="100" w:before="100" w:line="240"/>
               <w:ind w:left="100" w:right="100" w:firstLine="0" w:firstLineChars="0"/>
               <w:rPr>
-                <w:rFonts w:ascii="Arial" w:hAnsi="Arial" w:eastAsia="Arial" w:cs="Arial"/>
-                <w:i w:val="false"/>
-                <w:b w:val="true"/>
-                <w:u w:val="none"/>
-                <w:strike w:val="false"/>
-                <w:sz w:val="22"/>
-                <w:szCs w:val="22"/>
-                <w:color w:val="000000"/>
-              </w:rPr>
-            </w:pPr>
-            <w:r>
-              <w:rPr>
-                <w:rFonts w:ascii="Arial" w:hAnsi="Arial" w:eastAsia="Arial" w:cs="Arial"/>
-                <w:i w:val="false"/>
-                <w:b w:val="true"/>
-                <w:u w:val="none"/>
-                <w:strike w:val="false"/>
-                <w:sz w:val="22"/>
-                <w:szCs w:val="22"/>
-                <w:color w:val="000000"/>
-              </w:rPr>
-              <w:t xml:space="preserve">Smoking status, n (%)</w:t>
-            </w:r>
-          </w:p>
-        </w:tc>
-        <w:tc>
-          <w:tcPr>
-            <w:tcBorders>
-              <w:bottom w:val="none" w:sz="0" w:space="0" w:color="000000"/>
-              <w:top w:val="none" w:sz="0" w:space="0" w:color="000000"/>
-              <w:left w:val="none" w:sz="0" w:space="0" w:color="000000"/>
-              <w:right w:val="none" w:sz="0" w:space="0" w:color="000000"/>
-            </w:tcBorders>
-            <w:shd w:val="clear" w:color="auto" w:fill="FFFFFF"/>
-            <w:tcMar>
-              <w:top w:w="0" w:type="dxa"/>
-              <w:bottom w:w="0" w:type="dxa"/>
-              <w:left w:w="0" w:type="dxa"/>
-              <w:right w:w="0" w:type="dxa"/>
-            </w:tcMar>
-            <w:vAlign w:val="top"/>
-          </w:tcPr>
-          <w:p>
-            <w:pPr>
-              <w:jc w:val="center"/>
-              <w:pBdr>
-                <w:bottom w:val="none" w:sz="0" w:space="0" w:color="000000"/>
-                <w:top w:val="none" w:sz="0" w:space="0" w:color="000000"/>
-                <w:left w:val="none" w:sz="0" w:space="0" w:color="000000"/>
-                <w:right w:val="none" w:sz="0" w:space="0" w:color="000000"/>
-              </w:pBdr>
-              <w:spacing w:after="100" w:before="100" w:line="240"/>
-              <w:ind w:left="100" w:right="100" w:firstLine="0" w:firstLineChars="0"/>
-              <w:rPr>
-                <w:rFonts w:ascii="Arial" w:hAnsi="Arial" w:eastAsia="Arial" w:cs="Arial"/>
-                <w:i w:val="false"/>
-                <w:b w:val="false"/>
-                <w:u w:val="none"/>
-                <w:strike w:val="false"/>
-                <w:sz w:val="22"/>
-                <w:szCs w:val="22"/>
-                <w:color w:val="000000"/>
-              </w:rPr>
-            </w:pPr>
-            <w:r>
-              <w:rPr>
-                <w:rFonts w:ascii="Arial" w:hAnsi="Arial" w:eastAsia="Arial" w:cs="Arial"/>
-                <w:i w:val="false"/>
-                <w:b w:val="false"/>
-                <w:u w:val="none"/>
-                <w:strike w:val="false"/>
-                <w:sz w:val="22"/>
-                <w:szCs w:val="22"/>
-                <w:color w:val="000000"/>
-              </w:rPr>
-              <w:t xml:space="preserve"/>
+                <w:rFonts w:ascii="Helvetica" w:hAnsi="Helvetica" w:eastAsia="Helvetica" w:cs="Helvetica"/>
+                <w:i w:val="false"/>
+                <w:b w:val="false"/>
+                <w:u w:val="none"/>
+                <w:strike w:val="false"/>
+                <w:sz w:val="22"/>
+                <w:szCs w:val="22"/>
+                <w:color w:val="000000"/>
+              </w:rPr>
+            </w:pPr>
+            <w:r>
+              <w:rPr>
+                <w:rFonts w:ascii="Helvetica" w:hAnsi="Helvetica" w:eastAsia="Helvetica" w:cs="Helvetica"/>
+                <w:i w:val="false"/>
+                <w:b w:val="false"/>
+                <w:u w:val="none"/>
+                <w:strike w:val="false"/>
+                <w:sz w:val="22"/>
+                <w:szCs w:val="22"/>
+                <w:color w:val="000000"/>
+              </w:rPr>
+              <w:t xml:space="preserve">325 (28.1)</w:t>
             </w:r>
           </w:p>
         </w:tc>
       </w:tr>
       <w:tr>
         <w:trPr>
-          <w:trHeight w:val="617" w:hRule="auto"/>
+          <w:trHeight w:val="608" w:hRule="auto"/>
         </w:trPr>
-        body31
-        <w:tc>
-          <w:tcPr>
-            <w:tcBorders>
-              <w:bottom w:val="none" w:sz="0" w:space="0" w:color="000000"/>
-              <w:top w:val="none" w:sz="0" w:space="0" w:color="000000"/>
-              <w:left w:val="none" w:sz="0" w:space="0" w:color="000000"/>
-              <w:right w:val="none" w:sz="0" w:space="0" w:color="000000"/>
-            </w:tcBorders>
-            <w:shd w:val="clear" w:color="auto" w:fill="FFFFFF"/>
-            <w:tcMar>
-              <w:top w:w="0" w:type="dxa"/>
-              <w:bottom w:w="0" w:type="dxa"/>
-              <w:left w:w="0" w:type="dxa"/>
-              <w:right w:w="0" w:type="dxa"/>
-            </w:tcMar>
-            <w:vAlign w:val="top"/>
-          </w:tcPr>
-          <w:p>
-            <w:pPr>
+        <w:tc>
+          <w:tcPr>
+            <w:tcBorders>
+              <w:bottom w:val="none" w:sz="0" w:space="0" w:color="000000"/>
+              <w:top w:val="none" w:sz="0" w:space="0" w:color="000000"/>
+              <w:left w:val="none" w:sz="0" w:space="0" w:color="000000"/>
+              <w:right w:val="none" w:sz="0" w:space="0" w:color="000000"/>
+            </w:tcBorders>
+            <w:shd w:val="clear" w:color="auto" w:fill="FFFFFF"/>
+            <w:tcMar>
+              <w:top w:w="0" w:type="dxa"/>
+              <w:bottom w:w="0" w:type="dxa"/>
+              <w:left w:w="0" w:type="dxa"/>
+              <w:right w:w="0" w:type="dxa"/>
+            </w:tcMar>
+            <w:vAlign w:val="top"/>
+          </w:tcPr>
+          <w:p>
+            <w:pPr>
+              <w:pStyle w:val="Normal"/>
               <w:jc w:val="left"/>
               <w:pBdr>
                 <w:bottom w:val="none" w:sz="0" w:space="0" w:color="000000"/>
@@ -3607,50 +3638,51 @@
               <w:spacing w:after="100" w:before="100" w:line="240"/>
               <w:ind w:left="300" w:right="100" w:firstLine="0" w:firstLineChars="0"/>
               <w:rPr>
-                <w:rFonts w:ascii="Arial" w:hAnsi="Arial" w:eastAsia="Arial" w:cs="Arial"/>
-                <w:i w:val="false"/>
-                <w:b w:val="false"/>
-                <w:u w:val="none"/>
-                <w:strike w:val="false"/>
-                <w:sz w:val="22"/>
-                <w:szCs w:val="22"/>
-                <w:color w:val="000000"/>
-              </w:rPr>
-            </w:pPr>
-            <w:r>
-              <w:rPr>
-                <w:rFonts w:ascii="Arial" w:hAnsi="Arial" w:eastAsia="Arial" w:cs="Arial"/>
-                <w:i w:val="false"/>
-                <w:b w:val="false"/>
-                <w:u w:val="none"/>
-                <w:strike w:val="false"/>
-                <w:sz w:val="22"/>
-                <w:szCs w:val="22"/>
-                <w:color w:val="000000"/>
-              </w:rPr>
-              <w:t xml:space="preserve">Never</w:t>
-            </w:r>
-          </w:p>
-        </w:tc>
-        <w:tc>
-          <w:tcPr>
-            <w:tcBorders>
-              <w:bottom w:val="none" w:sz="0" w:space="0" w:color="000000"/>
-              <w:top w:val="none" w:sz="0" w:space="0" w:color="000000"/>
-              <w:left w:val="none" w:sz="0" w:space="0" w:color="000000"/>
-              <w:right w:val="none" w:sz="0" w:space="0" w:color="000000"/>
-            </w:tcBorders>
-            <w:shd w:val="clear" w:color="auto" w:fill="FFFFFF"/>
-            <w:tcMar>
-              <w:top w:w="0" w:type="dxa"/>
-              <w:bottom w:w="0" w:type="dxa"/>
-              <w:left w:w="0" w:type="dxa"/>
-              <w:right w:w="0" w:type="dxa"/>
-            </w:tcMar>
-            <w:vAlign w:val="top"/>
-          </w:tcPr>
-          <w:p>
-            <w:pPr>
+                <w:rFonts w:ascii="Helvetica" w:hAnsi="Helvetica" w:eastAsia="Helvetica" w:cs="Helvetica"/>
+                <w:i w:val="false"/>
+                <w:b w:val="false"/>
+                <w:u w:val="none"/>
+                <w:strike w:val="false"/>
+                <w:sz w:val="22"/>
+                <w:szCs w:val="22"/>
+                <w:color w:val="000000"/>
+              </w:rPr>
+            </w:pPr>
+            <w:r>
+              <w:rPr>
+                <w:rFonts w:ascii="Helvetica" w:hAnsi="Helvetica" w:eastAsia="Helvetica" w:cs="Helvetica"/>
+                <w:i w:val="false"/>
+                <w:b w:val="false"/>
+                <w:u w:val="none"/>
+                <w:strike w:val="false"/>
+                <w:sz w:val="22"/>
+                <w:szCs w:val="22"/>
+                <w:color w:val="000000"/>
+              </w:rPr>
+              <w:t xml:space="preserve">Current</w:t>
+            </w:r>
+          </w:p>
+        </w:tc>
+        <w:tc>
+          <w:tcPr>
+            <w:tcBorders>
+              <w:bottom w:val="none" w:sz="0" w:space="0" w:color="000000"/>
+              <w:top w:val="none" w:sz="0" w:space="0" w:color="000000"/>
+              <w:left w:val="none" w:sz="0" w:space="0" w:color="000000"/>
+              <w:right w:val="none" w:sz="0" w:space="0" w:color="000000"/>
+            </w:tcBorders>
+            <w:shd w:val="clear" w:color="auto" w:fill="FFFFFF"/>
+            <w:tcMar>
+              <w:top w:w="0" w:type="dxa"/>
+              <w:bottom w:w="0" w:type="dxa"/>
+              <w:left w:w="0" w:type="dxa"/>
+              <w:right w:w="0" w:type="dxa"/>
+            </w:tcMar>
+            <w:vAlign w:val="top"/>
+          </w:tcPr>
+          <w:p>
+            <w:pPr>
+              <w:pStyle w:val="Normal"/>
               <w:jc w:val="center"/>
               <w:pBdr>
                 <w:bottom w:val="none" w:sz="0" w:space="0" w:color="000000"/>
@@ -3661,56 +3693,56 @@
               <w:spacing w:after="100" w:before="100" w:line="240"/>
               <w:ind w:left="100" w:right="100" w:firstLine="0" w:firstLineChars="0"/>
               <w:rPr>
-                <w:rFonts w:ascii="Arial" w:hAnsi="Arial" w:eastAsia="Arial" w:cs="Arial"/>
-                <w:i w:val="false"/>
-                <w:b w:val="false"/>
-                <w:u w:val="none"/>
-                <w:strike w:val="false"/>
-                <w:sz w:val="22"/>
-                <w:szCs w:val="22"/>
-                <w:color w:val="000000"/>
-              </w:rPr>
-            </w:pPr>
-            <w:r>
-              <w:rPr>
-                <w:rFonts w:ascii="Arial" w:hAnsi="Arial" w:eastAsia="Arial" w:cs="Arial"/>
-                <w:i w:val="false"/>
-                <w:b w:val="false"/>
-                <w:u w:val="none"/>
-                <w:strike w:val="false"/>
-                <w:sz w:val="22"/>
-                <w:szCs w:val="22"/>
-                <w:color w:val="000000"/>
-              </w:rPr>
-              <w:t xml:space="preserve">671 (58%)</w:t>
+                <w:rFonts w:ascii="Helvetica" w:hAnsi="Helvetica" w:eastAsia="Helvetica" w:cs="Helvetica"/>
+                <w:i w:val="false"/>
+                <w:b w:val="false"/>
+                <w:u w:val="none"/>
+                <w:strike w:val="false"/>
+                <w:sz w:val="22"/>
+                <w:szCs w:val="22"/>
+                <w:color w:val="000000"/>
+              </w:rPr>
+            </w:pPr>
+            <w:r>
+              <w:rPr>
+                <w:rFonts w:ascii="Helvetica" w:hAnsi="Helvetica" w:eastAsia="Helvetica" w:cs="Helvetica"/>
+                <w:i w:val="false"/>
+                <w:b w:val="false"/>
+                <w:u w:val="none"/>
+                <w:strike w:val="false"/>
+                <w:sz w:val="22"/>
+                <w:szCs w:val="22"/>
+                <w:color w:val="000000"/>
+              </w:rPr>
+              <w:t xml:space="preserve">160 (13.8)</w:t>
             </w:r>
           </w:p>
         </w:tc>
       </w:tr>
       <w:tr>
         <w:trPr>
-          <w:trHeight w:val="617" w:hRule="auto"/>
+          <w:trHeight w:val="608" w:hRule="auto"/>
         </w:trPr>
-        body32
-        <w:tc>
-          <w:tcPr>
-            <w:tcBorders>
-              <w:bottom w:val="none" w:sz="0" w:space="0" w:color="000000"/>
-              <w:top w:val="none" w:sz="0" w:space="0" w:color="000000"/>
-              <w:left w:val="none" w:sz="0" w:space="0" w:color="000000"/>
-              <w:right w:val="none" w:sz="0" w:space="0" w:color="000000"/>
-            </w:tcBorders>
-            <w:shd w:val="clear" w:color="auto" w:fill="FFFFFF"/>
-            <w:tcMar>
-              <w:top w:w="0" w:type="dxa"/>
-              <w:bottom w:w="0" w:type="dxa"/>
-              <w:left w:w="0" w:type="dxa"/>
-              <w:right w:w="0" w:type="dxa"/>
-            </w:tcMar>
-            <w:vAlign w:val="top"/>
-          </w:tcPr>
-          <w:p>
-            <w:pPr>
+        <w:tc>
+          <w:tcPr>
+            <w:tcBorders>
+              <w:bottom w:val="none" w:sz="0" w:space="0" w:color="000000"/>
+              <w:top w:val="none" w:sz="0" w:space="0" w:color="000000"/>
+              <w:left w:val="none" w:sz="0" w:space="0" w:color="000000"/>
+              <w:right w:val="none" w:sz="0" w:space="0" w:color="000000"/>
+            </w:tcBorders>
+            <w:shd w:val="clear" w:color="auto" w:fill="FFFFFF"/>
+            <w:tcMar>
+              <w:top w:w="0" w:type="dxa"/>
+              <w:bottom w:w="0" w:type="dxa"/>
+              <w:left w:w="0" w:type="dxa"/>
+              <w:right w:w="0" w:type="dxa"/>
+            </w:tcMar>
+            <w:vAlign w:val="top"/>
+          </w:tcPr>
+          <w:p>
+            <w:pPr>
+              <w:pStyle w:val="Normal"/>
               <w:jc w:val="left"/>
               <w:pBdr>
                 <w:bottom w:val="none" w:sz="0" w:space="0" w:color="000000"/>
@@ -3719,52 +3751,53 @@
                 <w:right w:val="none" w:sz="0" w:space="0" w:color="000000"/>
               </w:pBdr>
               <w:spacing w:after="100" w:before="100" w:line="240"/>
-              <w:ind w:left="300" w:right="100" w:firstLine="0" w:firstLineChars="0"/>
-              <w:rPr>
-                <w:rFonts w:ascii="Arial" w:hAnsi="Arial" w:eastAsia="Arial" w:cs="Arial"/>
-                <w:i w:val="false"/>
-                <w:b w:val="false"/>
-                <w:u w:val="none"/>
-                <w:strike w:val="false"/>
-                <w:sz w:val="22"/>
-                <w:szCs w:val="22"/>
-                <w:color w:val="000000"/>
-              </w:rPr>
-            </w:pPr>
-            <w:r>
-              <w:rPr>
-                <w:rFonts w:ascii="Arial" w:hAnsi="Arial" w:eastAsia="Arial" w:cs="Arial"/>
-                <w:i w:val="false"/>
-                <w:b w:val="false"/>
-                <w:u w:val="none"/>
-                <w:strike w:val="false"/>
-                <w:sz w:val="22"/>
-                <w:szCs w:val="22"/>
-                <w:color w:val="000000"/>
-              </w:rPr>
-              <w:t xml:space="preserve">Past</w:t>
-            </w:r>
-          </w:p>
-        </w:tc>
-        <w:tc>
-          <w:tcPr>
-            <w:tcBorders>
-              <w:bottom w:val="none" w:sz="0" w:space="0" w:color="000000"/>
-              <w:top w:val="none" w:sz="0" w:space="0" w:color="000000"/>
-              <w:left w:val="none" w:sz="0" w:space="0" w:color="000000"/>
-              <w:right w:val="none" w:sz="0" w:space="0" w:color="000000"/>
-            </w:tcBorders>
-            <w:shd w:val="clear" w:color="auto" w:fill="FFFFFF"/>
-            <w:tcMar>
-              <w:top w:w="0" w:type="dxa"/>
-              <w:bottom w:w="0" w:type="dxa"/>
-              <w:left w:w="0" w:type="dxa"/>
-              <w:right w:w="0" w:type="dxa"/>
-            </w:tcMar>
-            <w:vAlign w:val="top"/>
-          </w:tcPr>
-          <w:p>
-            <w:pPr>
+              <w:ind w:left="100" w:right="100" w:firstLine="0" w:firstLineChars="0"/>
+              <w:rPr>
+                <w:rFonts w:ascii="Helvetica" w:hAnsi="Helvetica" w:eastAsia="Helvetica" w:cs="Helvetica"/>
+                <w:i w:val="false"/>
+                <w:b w:val="true"/>
+                <w:u w:val="none"/>
+                <w:strike w:val="false"/>
+                <w:sz w:val="22"/>
+                <w:szCs w:val="22"/>
+                <w:color w:val="000000"/>
+              </w:rPr>
+            </w:pPr>
+            <w:r>
+              <w:rPr>
+                <w:rFonts w:ascii="Helvetica" w:hAnsi="Helvetica" w:eastAsia="Helvetica" w:cs="Helvetica"/>
+                <w:i w:val="false"/>
+                <w:b w:val="true"/>
+                <w:u w:val="none"/>
+                <w:strike w:val="false"/>
+                <w:sz w:val="22"/>
+                <w:szCs w:val="22"/>
+                <w:color w:val="000000"/>
+              </w:rPr>
+              <w:t xml:space="preserve">Alcohol consumption, n (%)</w:t>
+            </w:r>
+          </w:p>
+        </w:tc>
+        <w:tc>
+          <w:tcPr>
+            <w:tcBorders>
+              <w:bottom w:val="none" w:sz="0" w:space="0" w:color="000000"/>
+              <w:top w:val="none" w:sz="0" w:space="0" w:color="000000"/>
+              <w:left w:val="none" w:sz="0" w:space="0" w:color="000000"/>
+              <w:right w:val="none" w:sz="0" w:space="0" w:color="000000"/>
+            </w:tcBorders>
+            <w:shd w:val="clear" w:color="auto" w:fill="FFFFFF"/>
+            <w:tcMar>
+              <w:top w:w="0" w:type="dxa"/>
+              <w:bottom w:w="0" w:type="dxa"/>
+              <w:left w:w="0" w:type="dxa"/>
+              <w:right w:w="0" w:type="dxa"/>
+            </w:tcMar>
+            <w:vAlign w:val="top"/>
+          </w:tcPr>
+          <w:p>
+            <w:pPr>
+              <w:pStyle w:val="Normal"/>
               <w:jc w:val="center"/>
               <w:pBdr>
                 <w:bottom w:val="none" w:sz="0" w:space="0" w:color="000000"/>
@@ -3775,56 +3808,56 @@
               <w:spacing w:after="100" w:before="100" w:line="240"/>
               <w:ind w:left="100" w:right="100" w:firstLine="0" w:firstLineChars="0"/>
               <w:rPr>
-                <w:rFonts w:ascii="Arial" w:hAnsi="Arial" w:eastAsia="Arial" w:cs="Arial"/>
-                <w:i w:val="false"/>
-                <w:b w:val="false"/>
-                <w:u w:val="none"/>
-                <w:strike w:val="false"/>
-                <w:sz w:val="22"/>
-                <w:szCs w:val="22"/>
-                <w:color w:val="000000"/>
-              </w:rPr>
-            </w:pPr>
-            <w:r>
-              <w:rPr>
-                <w:rFonts w:ascii="Arial" w:hAnsi="Arial" w:eastAsia="Arial" w:cs="Arial"/>
-                <w:i w:val="false"/>
-                <w:b w:val="false"/>
-                <w:u w:val="none"/>
-                <w:strike w:val="false"/>
-                <w:sz w:val="22"/>
-                <w:szCs w:val="22"/>
-                <w:color w:val="000000"/>
-              </w:rPr>
-              <w:t xml:space="preserve">325 (28%)</w:t>
+                <w:rFonts w:ascii="Helvetica" w:hAnsi="Helvetica" w:eastAsia="Helvetica" w:cs="Helvetica"/>
+                <w:i w:val="false"/>
+                <w:b w:val="false"/>
+                <w:u w:val="none"/>
+                <w:strike w:val="false"/>
+                <w:sz w:val="22"/>
+                <w:szCs w:val="22"/>
+                <w:color w:val="000000"/>
+              </w:rPr>
+            </w:pPr>
+            <w:r>
+              <w:rPr>
+                <w:rFonts w:ascii="Helvetica" w:hAnsi="Helvetica" w:eastAsia="Helvetica" w:cs="Helvetica"/>
+                <w:i w:val="false"/>
+                <w:b w:val="false"/>
+                <w:u w:val="none"/>
+                <w:strike w:val="false"/>
+                <w:sz w:val="22"/>
+                <w:szCs w:val="22"/>
+                <w:color w:val="000000"/>
+              </w:rPr>
+              <w:t xml:space="preserve"/>
             </w:r>
           </w:p>
         </w:tc>
       </w:tr>
       <w:tr>
         <w:trPr>
-          <w:trHeight w:val="617" w:hRule="auto"/>
+          <w:trHeight w:val="608" w:hRule="auto"/>
         </w:trPr>
-        body33
-        <w:tc>
-          <w:tcPr>
-            <w:tcBorders>
-              <w:bottom w:val="none" w:sz="0" w:space="0" w:color="000000"/>
-              <w:top w:val="none" w:sz="0" w:space="0" w:color="000000"/>
-              <w:left w:val="none" w:sz="0" w:space="0" w:color="000000"/>
-              <w:right w:val="none" w:sz="0" w:space="0" w:color="000000"/>
-            </w:tcBorders>
-            <w:shd w:val="clear" w:color="auto" w:fill="FFFFFF"/>
-            <w:tcMar>
-              <w:top w:w="0" w:type="dxa"/>
-              <w:bottom w:w="0" w:type="dxa"/>
-              <w:left w:w="0" w:type="dxa"/>
-              <w:right w:w="0" w:type="dxa"/>
-            </w:tcMar>
-            <w:vAlign w:val="top"/>
-          </w:tcPr>
-          <w:p>
-            <w:pPr>
+        <w:tc>
+          <w:tcPr>
+            <w:tcBorders>
+              <w:bottom w:val="none" w:sz="0" w:space="0" w:color="000000"/>
+              <w:top w:val="none" w:sz="0" w:space="0" w:color="000000"/>
+              <w:left w:val="none" w:sz="0" w:space="0" w:color="000000"/>
+              <w:right w:val="none" w:sz="0" w:space="0" w:color="000000"/>
+            </w:tcBorders>
+            <w:shd w:val="clear" w:color="auto" w:fill="FFFFFF"/>
+            <w:tcMar>
+              <w:top w:w="0" w:type="dxa"/>
+              <w:bottom w:w="0" w:type="dxa"/>
+              <w:left w:w="0" w:type="dxa"/>
+              <w:right w:w="0" w:type="dxa"/>
+            </w:tcMar>
+            <w:vAlign w:val="top"/>
+          </w:tcPr>
+          <w:p>
+            <w:pPr>
+              <w:pStyle w:val="Normal"/>
               <w:jc w:val="left"/>
               <w:pBdr>
                 <w:bottom w:val="none" w:sz="0" w:space="0" w:color="000000"/>
@@ -3835,50 +3868,51 @@
               <w:spacing w:after="100" w:before="100" w:line="240"/>
               <w:ind w:left="300" w:right="100" w:firstLine="0" w:firstLineChars="0"/>
               <w:rPr>
-                <w:rFonts w:ascii="Arial" w:hAnsi="Arial" w:eastAsia="Arial" w:cs="Arial"/>
-                <w:i w:val="false"/>
-                <w:b w:val="false"/>
-                <w:u w:val="none"/>
-                <w:strike w:val="false"/>
-                <w:sz w:val="22"/>
-                <w:szCs w:val="22"/>
-                <w:color w:val="000000"/>
-              </w:rPr>
-            </w:pPr>
-            <w:r>
-              <w:rPr>
-                <w:rFonts w:ascii="Arial" w:hAnsi="Arial" w:eastAsia="Arial" w:cs="Arial"/>
-                <w:i w:val="false"/>
-                <w:b w:val="false"/>
-                <w:u w:val="none"/>
-                <w:strike w:val="false"/>
-                <w:sz w:val="22"/>
-                <w:szCs w:val="22"/>
-                <w:color w:val="000000"/>
-              </w:rPr>
-              <w:t xml:space="preserve">Current</w:t>
-            </w:r>
-          </w:p>
-        </w:tc>
-        <w:tc>
-          <w:tcPr>
-            <w:tcBorders>
-              <w:bottom w:val="none" w:sz="0" w:space="0" w:color="000000"/>
-              <w:top w:val="none" w:sz="0" w:space="0" w:color="000000"/>
-              <w:left w:val="none" w:sz="0" w:space="0" w:color="000000"/>
-              <w:right w:val="none" w:sz="0" w:space="0" w:color="000000"/>
-            </w:tcBorders>
-            <w:shd w:val="clear" w:color="auto" w:fill="FFFFFF"/>
-            <w:tcMar>
-              <w:top w:w="0" w:type="dxa"/>
-              <w:bottom w:w="0" w:type="dxa"/>
-              <w:left w:w="0" w:type="dxa"/>
-              <w:right w:w="0" w:type="dxa"/>
-            </w:tcMar>
-            <w:vAlign w:val="top"/>
-          </w:tcPr>
-          <w:p>
-            <w:pPr>
+                <w:rFonts w:ascii="Helvetica" w:hAnsi="Helvetica" w:eastAsia="Helvetica" w:cs="Helvetica"/>
+                <w:i w:val="false"/>
+                <w:b w:val="false"/>
+                <w:u w:val="none"/>
+                <w:strike w:val="false"/>
+                <w:sz w:val="22"/>
+                <w:szCs w:val="22"/>
+                <w:color w:val="000000"/>
+              </w:rPr>
+            </w:pPr>
+            <w:r>
+              <w:rPr>
+                <w:rFonts w:ascii="Helvetica" w:hAnsi="Helvetica" w:eastAsia="Helvetica" w:cs="Helvetica"/>
+                <w:i w:val="false"/>
+                <w:b w:val="false"/>
+                <w:u w:val="none"/>
+                <w:strike w:val="false"/>
+                <w:sz w:val="22"/>
+                <w:szCs w:val="22"/>
+                <w:color w:val="000000"/>
+              </w:rPr>
+              <w:t xml:space="preserve">Never</w:t>
+            </w:r>
+          </w:p>
+        </w:tc>
+        <w:tc>
+          <w:tcPr>
+            <w:tcBorders>
+              <w:bottom w:val="none" w:sz="0" w:space="0" w:color="000000"/>
+              <w:top w:val="none" w:sz="0" w:space="0" w:color="000000"/>
+              <w:left w:val="none" w:sz="0" w:space="0" w:color="000000"/>
+              <w:right w:val="none" w:sz="0" w:space="0" w:color="000000"/>
+            </w:tcBorders>
+            <w:shd w:val="clear" w:color="auto" w:fill="FFFFFF"/>
+            <w:tcMar>
+              <w:top w:w="0" w:type="dxa"/>
+              <w:bottom w:w="0" w:type="dxa"/>
+              <w:left w:w="0" w:type="dxa"/>
+              <w:right w:w="0" w:type="dxa"/>
+            </w:tcMar>
+            <w:vAlign w:val="top"/>
+          </w:tcPr>
+          <w:p>
+            <w:pPr>
+              <w:pStyle w:val="Normal"/>
               <w:jc w:val="center"/>
               <w:pBdr>
                 <w:bottom w:val="none" w:sz="0" w:space="0" w:color="000000"/>
@@ -3889,56 +3923,56 @@
               <w:spacing w:after="100" w:before="100" w:line="240"/>
               <w:ind w:left="100" w:right="100" w:firstLine="0" w:firstLineChars="0"/>
               <w:rPr>
-                <w:rFonts w:ascii="Arial" w:hAnsi="Arial" w:eastAsia="Arial" w:cs="Arial"/>
-                <w:i w:val="false"/>
-                <w:b w:val="false"/>
-                <w:u w:val="none"/>
-                <w:strike w:val="false"/>
-                <w:sz w:val="22"/>
-                <w:szCs w:val="22"/>
-                <w:color w:val="000000"/>
-              </w:rPr>
-            </w:pPr>
-            <w:r>
-              <w:rPr>
-                <w:rFonts w:ascii="Arial" w:hAnsi="Arial" w:eastAsia="Arial" w:cs="Arial"/>
-                <w:i w:val="false"/>
-                <w:b w:val="false"/>
-                <w:u w:val="none"/>
-                <w:strike w:val="false"/>
-                <w:sz w:val="22"/>
-                <w:szCs w:val="22"/>
-                <w:color w:val="000000"/>
-              </w:rPr>
-              <w:t xml:space="preserve">160 (14%)</w:t>
+                <w:rFonts w:ascii="Helvetica" w:hAnsi="Helvetica" w:eastAsia="Helvetica" w:cs="Helvetica"/>
+                <w:i w:val="false"/>
+                <w:b w:val="false"/>
+                <w:u w:val="none"/>
+                <w:strike w:val="false"/>
+                <w:sz w:val="22"/>
+                <w:szCs w:val="22"/>
+                <w:color w:val="000000"/>
+              </w:rPr>
+            </w:pPr>
+            <w:r>
+              <w:rPr>
+                <w:rFonts w:ascii="Helvetica" w:hAnsi="Helvetica" w:eastAsia="Helvetica" w:cs="Helvetica"/>
+                <w:i w:val="false"/>
+                <w:b w:val="false"/>
+                <w:u w:val="none"/>
+                <w:strike w:val="false"/>
+                <w:sz w:val="22"/>
+                <w:szCs w:val="22"/>
+                <w:color w:val="000000"/>
+              </w:rPr>
+              <w:t xml:space="preserve">372 (32.2)</w:t>
             </w:r>
           </w:p>
         </w:tc>
       </w:tr>
       <w:tr>
         <w:trPr>
-          <w:trHeight w:val="617" w:hRule="auto"/>
+          <w:trHeight w:val="608" w:hRule="auto"/>
         </w:trPr>
-        body34
-        <w:tc>
-          <w:tcPr>
-            <w:tcBorders>
-              <w:bottom w:val="none" w:sz="0" w:space="0" w:color="000000"/>
-              <w:top w:val="none" w:sz="0" w:space="0" w:color="000000"/>
-              <w:left w:val="none" w:sz="0" w:space="0" w:color="000000"/>
-              <w:right w:val="none" w:sz="0" w:space="0" w:color="000000"/>
-            </w:tcBorders>
-            <w:shd w:val="clear" w:color="auto" w:fill="FFFFFF"/>
-            <w:tcMar>
-              <w:top w:w="0" w:type="dxa"/>
-              <w:bottom w:w="0" w:type="dxa"/>
-              <w:left w:w="0" w:type="dxa"/>
-              <w:right w:w="0" w:type="dxa"/>
-            </w:tcMar>
-            <w:vAlign w:val="top"/>
-          </w:tcPr>
-          <w:p>
-            <w:pPr>
+        <w:tc>
+          <w:tcPr>
+            <w:tcBorders>
+              <w:bottom w:val="none" w:sz="0" w:space="0" w:color="000000"/>
+              <w:top w:val="none" w:sz="0" w:space="0" w:color="000000"/>
+              <w:left w:val="none" w:sz="0" w:space="0" w:color="000000"/>
+              <w:right w:val="none" w:sz="0" w:space="0" w:color="000000"/>
+            </w:tcBorders>
+            <w:shd w:val="clear" w:color="auto" w:fill="FFFFFF"/>
+            <w:tcMar>
+              <w:top w:w="0" w:type="dxa"/>
+              <w:bottom w:w="0" w:type="dxa"/>
+              <w:left w:w="0" w:type="dxa"/>
+              <w:right w:w="0" w:type="dxa"/>
+            </w:tcMar>
+            <w:vAlign w:val="top"/>
+          </w:tcPr>
+          <w:p>
+            <w:pPr>
+              <w:pStyle w:val="Normal"/>
               <w:jc w:val="left"/>
               <w:pBdr>
                 <w:bottom w:val="none" w:sz="0" w:space="0" w:color="000000"/>
@@ -3947,112 +3981,113 @@
                 <w:right w:val="none" w:sz="0" w:space="0" w:color="000000"/>
               </w:pBdr>
               <w:spacing w:after="100" w:before="100" w:line="240"/>
+              <w:ind w:left="300" w:right="100" w:firstLine="0" w:firstLineChars="0"/>
+              <w:rPr>
+                <w:rFonts w:ascii="Helvetica" w:hAnsi="Helvetica" w:eastAsia="Helvetica" w:cs="Helvetica"/>
+                <w:i w:val="false"/>
+                <w:b w:val="false"/>
+                <w:u w:val="none"/>
+                <w:strike w:val="false"/>
+                <w:sz w:val="22"/>
+                <w:szCs w:val="22"/>
+                <w:color w:val="000000"/>
+              </w:rPr>
+            </w:pPr>
+            <w:r>
+              <w:rPr>
+                <w:rFonts w:ascii="Helvetica" w:hAnsi="Helvetica" w:eastAsia="Helvetica" w:cs="Helvetica"/>
+                <w:i w:val="false"/>
+                <w:b w:val="false"/>
+                <w:u w:val="none"/>
+                <w:strike w:val="false"/>
+                <w:sz w:val="22"/>
+                <w:szCs w:val="22"/>
+                <w:color w:val="000000"/>
+              </w:rPr>
+              <w:t xml:space="preserve">&lt;1 day a week</w:t>
+            </w:r>
+          </w:p>
+        </w:tc>
+        <w:tc>
+          <w:tcPr>
+            <w:tcBorders>
+              <w:bottom w:val="none" w:sz="0" w:space="0" w:color="000000"/>
+              <w:top w:val="none" w:sz="0" w:space="0" w:color="000000"/>
+              <w:left w:val="none" w:sz="0" w:space="0" w:color="000000"/>
+              <w:right w:val="none" w:sz="0" w:space="0" w:color="000000"/>
+            </w:tcBorders>
+            <w:shd w:val="clear" w:color="auto" w:fill="FFFFFF"/>
+            <w:tcMar>
+              <w:top w:w="0" w:type="dxa"/>
+              <w:bottom w:w="0" w:type="dxa"/>
+              <w:left w:w="0" w:type="dxa"/>
+              <w:right w:w="0" w:type="dxa"/>
+            </w:tcMar>
+            <w:vAlign w:val="top"/>
+          </w:tcPr>
+          <w:p>
+            <w:pPr>
+              <w:pStyle w:val="Normal"/>
+              <w:jc w:val="center"/>
+              <w:pBdr>
+                <w:bottom w:val="none" w:sz="0" w:space="0" w:color="000000"/>
+                <w:top w:val="none" w:sz="0" w:space="0" w:color="000000"/>
+                <w:left w:val="none" w:sz="0" w:space="0" w:color="000000"/>
+                <w:right w:val="none" w:sz="0" w:space="0" w:color="000000"/>
+              </w:pBdr>
+              <w:spacing w:after="100" w:before="100" w:line="240"/>
               <w:ind w:left="100" w:right="100" w:firstLine="0" w:firstLineChars="0"/>
               <w:rPr>
-                <w:rFonts w:ascii="Arial" w:hAnsi="Arial" w:eastAsia="Arial" w:cs="Arial"/>
-                <w:i w:val="false"/>
-                <w:b w:val="true"/>
-                <w:u w:val="none"/>
-                <w:strike w:val="false"/>
-                <w:sz w:val="22"/>
-                <w:szCs w:val="22"/>
-                <w:color w:val="000000"/>
-              </w:rPr>
-            </w:pPr>
-            <w:r>
-              <w:rPr>
-                <w:rFonts w:ascii="Arial" w:hAnsi="Arial" w:eastAsia="Arial" w:cs="Arial"/>
-                <w:i w:val="false"/>
-                <w:b w:val="true"/>
-                <w:u w:val="none"/>
-                <w:strike w:val="false"/>
-                <w:sz w:val="22"/>
-                <w:szCs w:val="22"/>
-                <w:color w:val="000000"/>
-              </w:rPr>
-              <w:t xml:space="preserve">Alcohol consumption, n (%)</w:t>
-            </w:r>
-          </w:p>
-        </w:tc>
-        <w:tc>
-          <w:tcPr>
-            <w:tcBorders>
-              <w:bottom w:val="none" w:sz="0" w:space="0" w:color="000000"/>
-              <w:top w:val="none" w:sz="0" w:space="0" w:color="000000"/>
-              <w:left w:val="none" w:sz="0" w:space="0" w:color="000000"/>
-              <w:right w:val="none" w:sz="0" w:space="0" w:color="000000"/>
-            </w:tcBorders>
-            <w:shd w:val="clear" w:color="auto" w:fill="FFFFFF"/>
-            <w:tcMar>
-              <w:top w:w="0" w:type="dxa"/>
-              <w:bottom w:w="0" w:type="dxa"/>
-              <w:left w:w="0" w:type="dxa"/>
-              <w:right w:w="0" w:type="dxa"/>
-            </w:tcMar>
-            <w:vAlign w:val="top"/>
-          </w:tcPr>
-          <w:p>
-            <w:pPr>
-              <w:jc w:val="center"/>
-              <w:pBdr>
-                <w:bottom w:val="none" w:sz="0" w:space="0" w:color="000000"/>
-                <w:top w:val="none" w:sz="0" w:space="0" w:color="000000"/>
-                <w:left w:val="none" w:sz="0" w:space="0" w:color="000000"/>
-                <w:right w:val="none" w:sz="0" w:space="0" w:color="000000"/>
-              </w:pBdr>
-              <w:spacing w:after="100" w:before="100" w:line="240"/>
-              <w:ind w:left="100" w:right="100" w:firstLine="0" w:firstLineChars="0"/>
-              <w:rPr>
-                <w:rFonts w:ascii="Arial" w:hAnsi="Arial" w:eastAsia="Arial" w:cs="Arial"/>
-                <w:i w:val="false"/>
-                <w:b w:val="false"/>
-                <w:u w:val="none"/>
-                <w:strike w:val="false"/>
-                <w:sz w:val="22"/>
-                <w:szCs w:val="22"/>
-                <w:color w:val="000000"/>
-              </w:rPr>
-            </w:pPr>
-            <w:r>
-              <w:rPr>
-                <w:rFonts w:ascii="Arial" w:hAnsi="Arial" w:eastAsia="Arial" w:cs="Arial"/>
-                <w:i w:val="false"/>
-                <w:b w:val="false"/>
-                <w:u w:val="none"/>
-                <w:strike w:val="false"/>
-                <w:sz w:val="22"/>
-                <w:szCs w:val="22"/>
-                <w:color w:val="000000"/>
-              </w:rPr>
-              <w:t xml:space="preserve"/>
+                <w:rFonts w:ascii="Helvetica" w:hAnsi="Helvetica" w:eastAsia="Helvetica" w:cs="Helvetica"/>
+                <w:i w:val="false"/>
+                <w:b w:val="false"/>
+                <w:u w:val="none"/>
+                <w:strike w:val="false"/>
+                <w:sz w:val="22"/>
+                <w:szCs w:val="22"/>
+                <w:color w:val="000000"/>
+              </w:rPr>
+            </w:pPr>
+            <w:r>
+              <w:rPr>
+                <w:rFonts w:ascii="Helvetica" w:hAnsi="Helvetica" w:eastAsia="Helvetica" w:cs="Helvetica"/>
+                <w:i w:val="false"/>
+                <w:b w:val="false"/>
+                <w:u w:val="none"/>
+                <w:strike w:val="false"/>
+                <w:sz w:val="22"/>
+                <w:szCs w:val="22"/>
+                <w:color w:val="000000"/>
+              </w:rPr>
+              <w:t xml:space="preserve">308 (26.6)</w:t>
             </w:r>
           </w:p>
         </w:tc>
       </w:tr>
       <w:tr>
         <w:trPr>
-          <w:trHeight w:val="617" w:hRule="auto"/>
+          <w:trHeight w:val="608" w:hRule="auto"/>
         </w:trPr>
-        body35
-        <w:tc>
-          <w:tcPr>
-            <w:tcBorders>
-              <w:bottom w:val="none" w:sz="0" w:space="0" w:color="000000"/>
-              <w:top w:val="none" w:sz="0" w:space="0" w:color="000000"/>
-              <w:left w:val="none" w:sz="0" w:space="0" w:color="000000"/>
-              <w:right w:val="none" w:sz="0" w:space="0" w:color="000000"/>
-            </w:tcBorders>
-            <w:shd w:val="clear" w:color="auto" w:fill="FFFFFF"/>
-            <w:tcMar>
-              <w:top w:w="0" w:type="dxa"/>
-              <w:bottom w:w="0" w:type="dxa"/>
-              <w:left w:w="0" w:type="dxa"/>
-              <w:right w:w="0" w:type="dxa"/>
-            </w:tcMar>
-            <w:vAlign w:val="top"/>
-          </w:tcPr>
-          <w:p>
-            <w:pPr>
+        <w:tc>
+          <w:tcPr>
+            <w:tcBorders>
+              <w:bottom w:val="none" w:sz="0" w:space="0" w:color="000000"/>
+              <w:top w:val="none" w:sz="0" w:space="0" w:color="000000"/>
+              <w:left w:val="none" w:sz="0" w:space="0" w:color="000000"/>
+              <w:right w:val="none" w:sz="0" w:space="0" w:color="000000"/>
+            </w:tcBorders>
+            <w:shd w:val="clear" w:color="auto" w:fill="FFFFFF"/>
+            <w:tcMar>
+              <w:top w:w="0" w:type="dxa"/>
+              <w:bottom w:w="0" w:type="dxa"/>
+              <w:left w:w="0" w:type="dxa"/>
+              <w:right w:w="0" w:type="dxa"/>
+            </w:tcMar>
+            <w:vAlign w:val="top"/>
+          </w:tcPr>
+          <w:p>
+            <w:pPr>
+              <w:pStyle w:val="Normal"/>
               <w:jc w:val="left"/>
               <w:pBdr>
                 <w:bottom w:val="none" w:sz="0" w:space="0" w:color="000000"/>
@@ -4063,50 +4098,51 @@
               <w:spacing w:after="100" w:before="100" w:line="240"/>
               <w:ind w:left="300" w:right="100" w:firstLine="0" w:firstLineChars="0"/>
               <w:rPr>
-                <w:rFonts w:ascii="Arial" w:hAnsi="Arial" w:eastAsia="Arial" w:cs="Arial"/>
-                <w:i w:val="false"/>
-                <w:b w:val="false"/>
-                <w:u w:val="none"/>
-                <w:strike w:val="false"/>
-                <w:sz w:val="22"/>
-                <w:szCs w:val="22"/>
-                <w:color w:val="000000"/>
-              </w:rPr>
-            </w:pPr>
-            <w:r>
-              <w:rPr>
-                <w:rFonts w:ascii="Arial" w:hAnsi="Arial" w:eastAsia="Arial" w:cs="Arial"/>
-                <w:i w:val="false"/>
-                <w:b w:val="false"/>
-                <w:u w:val="none"/>
-                <w:strike w:val="false"/>
-                <w:sz w:val="22"/>
-                <w:szCs w:val="22"/>
-                <w:color w:val="000000"/>
-              </w:rPr>
-              <w:t xml:space="preserve">Never</w:t>
-            </w:r>
-          </w:p>
-        </w:tc>
-        <w:tc>
-          <w:tcPr>
-            <w:tcBorders>
-              <w:bottom w:val="none" w:sz="0" w:space="0" w:color="000000"/>
-              <w:top w:val="none" w:sz="0" w:space="0" w:color="000000"/>
-              <w:left w:val="none" w:sz="0" w:space="0" w:color="000000"/>
-              <w:right w:val="none" w:sz="0" w:space="0" w:color="000000"/>
-            </w:tcBorders>
-            <w:shd w:val="clear" w:color="auto" w:fill="FFFFFF"/>
-            <w:tcMar>
-              <w:top w:w="0" w:type="dxa"/>
-              <w:bottom w:w="0" w:type="dxa"/>
-              <w:left w:w="0" w:type="dxa"/>
-              <w:right w:w="0" w:type="dxa"/>
-            </w:tcMar>
-            <w:vAlign w:val="top"/>
-          </w:tcPr>
-          <w:p>
-            <w:pPr>
+                <w:rFonts w:ascii="Helvetica" w:hAnsi="Helvetica" w:eastAsia="Helvetica" w:cs="Helvetica"/>
+                <w:i w:val="false"/>
+                <w:b w:val="false"/>
+                <w:u w:val="none"/>
+                <w:strike w:val="false"/>
+                <w:sz w:val="22"/>
+                <w:szCs w:val="22"/>
+                <w:color w:val="000000"/>
+              </w:rPr>
+            </w:pPr>
+            <w:r>
+              <w:rPr>
+                <w:rFonts w:ascii="Helvetica" w:hAnsi="Helvetica" w:eastAsia="Helvetica" w:cs="Helvetica"/>
+                <w:i w:val="false"/>
+                <w:b w:val="false"/>
+                <w:u w:val="none"/>
+                <w:strike w:val="false"/>
+                <w:sz w:val="22"/>
+                <w:szCs w:val="22"/>
+                <w:color w:val="000000"/>
+              </w:rPr>
+              <w:t xml:space="preserve">1-2 days a week</w:t>
+            </w:r>
+          </w:p>
+        </w:tc>
+        <w:tc>
+          <w:tcPr>
+            <w:tcBorders>
+              <w:bottom w:val="none" w:sz="0" w:space="0" w:color="000000"/>
+              <w:top w:val="none" w:sz="0" w:space="0" w:color="000000"/>
+              <w:left w:val="none" w:sz="0" w:space="0" w:color="000000"/>
+              <w:right w:val="none" w:sz="0" w:space="0" w:color="000000"/>
+            </w:tcBorders>
+            <w:shd w:val="clear" w:color="auto" w:fill="FFFFFF"/>
+            <w:tcMar>
+              <w:top w:w="0" w:type="dxa"/>
+              <w:bottom w:w="0" w:type="dxa"/>
+              <w:left w:w="0" w:type="dxa"/>
+              <w:right w:w="0" w:type="dxa"/>
+            </w:tcMar>
+            <w:vAlign w:val="top"/>
+          </w:tcPr>
+          <w:p>
+            <w:pPr>
+              <w:pStyle w:val="Normal"/>
               <w:jc w:val="center"/>
               <w:pBdr>
                 <w:bottom w:val="none" w:sz="0" w:space="0" w:color="000000"/>
@@ -4117,56 +4153,56 @@
               <w:spacing w:after="100" w:before="100" w:line="240"/>
               <w:ind w:left="100" w:right="100" w:firstLine="0" w:firstLineChars="0"/>
               <w:rPr>
-                <w:rFonts w:ascii="Arial" w:hAnsi="Arial" w:eastAsia="Arial" w:cs="Arial"/>
-                <w:i w:val="false"/>
-                <w:b w:val="false"/>
-                <w:u w:val="none"/>
-                <w:strike w:val="false"/>
-                <w:sz w:val="22"/>
-                <w:szCs w:val="22"/>
-                <w:color w:val="000000"/>
-              </w:rPr>
-            </w:pPr>
-            <w:r>
-              <w:rPr>
-                <w:rFonts w:ascii="Arial" w:hAnsi="Arial" w:eastAsia="Arial" w:cs="Arial"/>
-                <w:i w:val="false"/>
-                <w:b w:val="false"/>
-                <w:u w:val="none"/>
-                <w:strike w:val="false"/>
-                <w:sz w:val="22"/>
-                <w:szCs w:val="22"/>
-                <w:color w:val="000000"/>
-              </w:rPr>
-              <w:t xml:space="preserve">372 (32%)</w:t>
+                <w:rFonts w:ascii="Helvetica" w:hAnsi="Helvetica" w:eastAsia="Helvetica" w:cs="Helvetica"/>
+                <w:i w:val="false"/>
+                <w:b w:val="false"/>
+                <w:u w:val="none"/>
+                <w:strike w:val="false"/>
+                <w:sz w:val="22"/>
+                <w:szCs w:val="22"/>
+                <w:color w:val="000000"/>
+              </w:rPr>
+            </w:pPr>
+            <w:r>
+              <w:rPr>
+                <w:rFonts w:ascii="Helvetica" w:hAnsi="Helvetica" w:eastAsia="Helvetica" w:cs="Helvetica"/>
+                <w:i w:val="false"/>
+                <w:b w:val="false"/>
+                <w:u w:val="none"/>
+                <w:strike w:val="false"/>
+                <w:sz w:val="22"/>
+                <w:szCs w:val="22"/>
+                <w:color w:val="000000"/>
+              </w:rPr>
+              <w:t xml:space="preserve">210 (18.2)</w:t>
             </w:r>
           </w:p>
         </w:tc>
       </w:tr>
       <w:tr>
         <w:trPr>
-          <w:trHeight w:val="617" w:hRule="auto"/>
+          <w:trHeight w:val="608" w:hRule="auto"/>
         </w:trPr>
-        body36
-        <w:tc>
-          <w:tcPr>
-            <w:tcBorders>
-              <w:bottom w:val="none" w:sz="0" w:space="0" w:color="000000"/>
-              <w:top w:val="none" w:sz="0" w:space="0" w:color="000000"/>
-              <w:left w:val="none" w:sz="0" w:space="0" w:color="000000"/>
-              <w:right w:val="none" w:sz="0" w:space="0" w:color="000000"/>
-            </w:tcBorders>
-            <w:shd w:val="clear" w:color="auto" w:fill="FFFFFF"/>
-            <w:tcMar>
-              <w:top w:w="0" w:type="dxa"/>
-              <w:bottom w:w="0" w:type="dxa"/>
-              <w:left w:w="0" w:type="dxa"/>
-              <w:right w:w="0" w:type="dxa"/>
-            </w:tcMar>
-            <w:vAlign w:val="top"/>
-          </w:tcPr>
-          <w:p>
-            <w:pPr>
+        <w:tc>
+          <w:tcPr>
+            <w:tcBorders>
+              <w:bottom w:val="none" w:sz="0" w:space="0" w:color="000000"/>
+              <w:top w:val="none" w:sz="0" w:space="0" w:color="000000"/>
+              <w:left w:val="none" w:sz="0" w:space="0" w:color="000000"/>
+              <w:right w:val="none" w:sz="0" w:space="0" w:color="000000"/>
+            </w:tcBorders>
+            <w:shd w:val="clear" w:color="auto" w:fill="FFFFFF"/>
+            <w:tcMar>
+              <w:top w:w="0" w:type="dxa"/>
+              <w:bottom w:w="0" w:type="dxa"/>
+              <w:left w:w="0" w:type="dxa"/>
+              <w:right w:w="0" w:type="dxa"/>
+            </w:tcMar>
+            <w:vAlign w:val="top"/>
+          </w:tcPr>
+          <w:p>
+            <w:pPr>
+              <w:pStyle w:val="Normal"/>
               <w:jc w:val="left"/>
               <w:pBdr>
                 <w:bottom w:val="none" w:sz="0" w:space="0" w:color="000000"/>
@@ -4177,50 +4213,51 @@
               <w:spacing w:after="100" w:before="100" w:line="240"/>
               <w:ind w:left="300" w:right="100" w:firstLine="0" w:firstLineChars="0"/>
               <w:rPr>
-                <w:rFonts w:ascii="Arial" w:hAnsi="Arial" w:eastAsia="Arial" w:cs="Arial"/>
-                <w:i w:val="false"/>
-                <w:b w:val="false"/>
-                <w:u w:val="none"/>
-                <w:strike w:val="false"/>
-                <w:sz w:val="22"/>
-                <w:szCs w:val="22"/>
-                <w:color w:val="000000"/>
-              </w:rPr>
-            </w:pPr>
-            <w:r>
-              <w:rPr>
-                <w:rFonts w:ascii="Arial" w:hAnsi="Arial" w:eastAsia="Arial" w:cs="Arial"/>
-                <w:i w:val="false"/>
-                <w:b w:val="false"/>
-                <w:u w:val="none"/>
-                <w:strike w:val="false"/>
-                <w:sz w:val="22"/>
-                <w:szCs w:val="22"/>
-                <w:color w:val="000000"/>
-              </w:rPr>
-              <w:t xml:space="preserve">&lt;1 day a week</w:t>
-            </w:r>
-          </w:p>
-        </w:tc>
-        <w:tc>
-          <w:tcPr>
-            <w:tcBorders>
-              <w:bottom w:val="none" w:sz="0" w:space="0" w:color="000000"/>
-              <w:top w:val="none" w:sz="0" w:space="0" w:color="000000"/>
-              <w:left w:val="none" w:sz="0" w:space="0" w:color="000000"/>
-              <w:right w:val="none" w:sz="0" w:space="0" w:color="000000"/>
-            </w:tcBorders>
-            <w:shd w:val="clear" w:color="auto" w:fill="FFFFFF"/>
-            <w:tcMar>
-              <w:top w:w="0" w:type="dxa"/>
-              <w:bottom w:w="0" w:type="dxa"/>
-              <w:left w:w="0" w:type="dxa"/>
-              <w:right w:w="0" w:type="dxa"/>
-            </w:tcMar>
-            <w:vAlign w:val="top"/>
-          </w:tcPr>
-          <w:p>
-            <w:pPr>
+                <w:rFonts w:ascii="Helvetica" w:hAnsi="Helvetica" w:eastAsia="Helvetica" w:cs="Helvetica"/>
+                <w:i w:val="false"/>
+                <w:b w:val="false"/>
+                <w:u w:val="none"/>
+                <w:strike w:val="false"/>
+                <w:sz w:val="22"/>
+                <w:szCs w:val="22"/>
+                <w:color w:val="000000"/>
+              </w:rPr>
+            </w:pPr>
+            <w:r>
+              <w:rPr>
+                <w:rFonts w:ascii="Helvetica" w:hAnsi="Helvetica" w:eastAsia="Helvetica" w:cs="Helvetica"/>
+                <w:i w:val="false"/>
+                <w:b w:val="false"/>
+                <w:u w:val="none"/>
+                <w:strike w:val="false"/>
+                <w:sz w:val="22"/>
+                <w:szCs w:val="22"/>
+                <w:color w:val="000000"/>
+              </w:rPr>
+              <w:t xml:space="preserve">3+ days a week</w:t>
+            </w:r>
+          </w:p>
+        </w:tc>
+        <w:tc>
+          <w:tcPr>
+            <w:tcBorders>
+              <w:bottom w:val="none" w:sz="0" w:space="0" w:color="000000"/>
+              <w:top w:val="none" w:sz="0" w:space="0" w:color="000000"/>
+              <w:left w:val="none" w:sz="0" w:space="0" w:color="000000"/>
+              <w:right w:val="none" w:sz="0" w:space="0" w:color="000000"/>
+            </w:tcBorders>
+            <w:shd w:val="clear" w:color="auto" w:fill="FFFFFF"/>
+            <w:tcMar>
+              <w:top w:w="0" w:type="dxa"/>
+              <w:bottom w:w="0" w:type="dxa"/>
+              <w:left w:w="0" w:type="dxa"/>
+              <w:right w:w="0" w:type="dxa"/>
+            </w:tcMar>
+            <w:vAlign w:val="top"/>
+          </w:tcPr>
+          <w:p>
+            <w:pPr>
+              <w:pStyle w:val="Normal"/>
               <w:jc w:val="center"/>
               <w:pBdr>
                 <w:bottom w:val="none" w:sz="0" w:space="0" w:color="000000"/>
@@ -4231,56 +4268,56 @@
               <w:spacing w:after="100" w:before="100" w:line="240"/>
               <w:ind w:left="100" w:right="100" w:firstLine="0" w:firstLineChars="0"/>
               <w:rPr>
-                <w:rFonts w:ascii="Arial" w:hAnsi="Arial" w:eastAsia="Arial" w:cs="Arial"/>
-                <w:i w:val="false"/>
-                <w:b w:val="false"/>
-                <w:u w:val="none"/>
-                <w:strike w:val="false"/>
-                <w:sz w:val="22"/>
-                <w:szCs w:val="22"/>
-                <w:color w:val="000000"/>
-              </w:rPr>
-            </w:pPr>
-            <w:r>
-              <w:rPr>
-                <w:rFonts w:ascii="Arial" w:hAnsi="Arial" w:eastAsia="Arial" w:cs="Arial"/>
-                <w:i w:val="false"/>
-                <w:b w:val="false"/>
-                <w:u w:val="none"/>
-                <w:strike w:val="false"/>
-                <w:sz w:val="22"/>
-                <w:szCs w:val="22"/>
-                <w:color w:val="000000"/>
-              </w:rPr>
-              <w:t xml:space="preserve">308 (27%)</w:t>
+                <w:rFonts w:ascii="Helvetica" w:hAnsi="Helvetica" w:eastAsia="Helvetica" w:cs="Helvetica"/>
+                <w:i w:val="false"/>
+                <w:b w:val="false"/>
+                <w:u w:val="none"/>
+                <w:strike w:val="false"/>
+                <w:sz w:val="22"/>
+                <w:szCs w:val="22"/>
+                <w:color w:val="000000"/>
+              </w:rPr>
+            </w:pPr>
+            <w:r>
+              <w:rPr>
+                <w:rFonts w:ascii="Helvetica" w:hAnsi="Helvetica" w:eastAsia="Helvetica" w:cs="Helvetica"/>
+                <w:i w:val="false"/>
+                <w:b w:val="false"/>
+                <w:u w:val="none"/>
+                <w:strike w:val="false"/>
+                <w:sz w:val="22"/>
+                <w:szCs w:val="22"/>
+                <w:color w:val="000000"/>
+              </w:rPr>
+              <w:t xml:space="preserve">266 (23.0)</w:t>
             </w:r>
           </w:p>
         </w:tc>
       </w:tr>
       <w:tr>
         <w:trPr>
-          <w:trHeight w:val="617" w:hRule="auto"/>
+          <w:trHeight w:val="608" w:hRule="auto"/>
         </w:trPr>
-        body37
-        <w:tc>
-          <w:tcPr>
-            <w:tcBorders>
-              <w:bottom w:val="none" w:sz="0" w:space="0" w:color="000000"/>
-              <w:top w:val="none" w:sz="0" w:space="0" w:color="000000"/>
-              <w:left w:val="none" w:sz="0" w:space="0" w:color="000000"/>
-              <w:right w:val="none" w:sz="0" w:space="0" w:color="000000"/>
-            </w:tcBorders>
-            <w:shd w:val="clear" w:color="auto" w:fill="FFFFFF"/>
-            <w:tcMar>
-              <w:top w:w="0" w:type="dxa"/>
-              <w:bottom w:w="0" w:type="dxa"/>
-              <w:left w:w="0" w:type="dxa"/>
-              <w:right w:w="0" w:type="dxa"/>
-            </w:tcMar>
-            <w:vAlign w:val="top"/>
-          </w:tcPr>
-          <w:p>
-            <w:pPr>
+        <w:tc>
+          <w:tcPr>
+            <w:tcBorders>
+              <w:bottom w:val="none" w:sz="0" w:space="0" w:color="000000"/>
+              <w:top w:val="none" w:sz="0" w:space="0" w:color="000000"/>
+              <w:left w:val="none" w:sz="0" w:space="0" w:color="000000"/>
+              <w:right w:val="none" w:sz="0" w:space="0" w:color="000000"/>
+            </w:tcBorders>
+            <w:shd w:val="clear" w:color="auto" w:fill="FFFFFF"/>
+            <w:tcMar>
+              <w:top w:w="0" w:type="dxa"/>
+              <w:bottom w:w="0" w:type="dxa"/>
+              <w:left w:w="0" w:type="dxa"/>
+              <w:right w:w="0" w:type="dxa"/>
+            </w:tcMar>
+            <w:vAlign w:val="top"/>
+          </w:tcPr>
+          <w:p>
+            <w:pPr>
+              <w:pStyle w:val="Normal"/>
               <w:jc w:val="left"/>
               <w:pBdr>
                 <w:bottom w:val="none" w:sz="0" w:space="0" w:color="000000"/>
@@ -4289,52 +4326,53 @@
                 <w:right w:val="none" w:sz="0" w:space="0" w:color="000000"/>
               </w:pBdr>
               <w:spacing w:after="100" w:before="100" w:line="240"/>
-              <w:ind w:left="300" w:right="100" w:firstLine="0" w:firstLineChars="0"/>
-              <w:rPr>
-                <w:rFonts w:ascii="Arial" w:hAnsi="Arial" w:eastAsia="Arial" w:cs="Arial"/>
-                <w:i w:val="false"/>
-                <w:b w:val="false"/>
-                <w:u w:val="none"/>
-                <w:strike w:val="false"/>
-                <w:sz w:val="22"/>
-                <w:szCs w:val="22"/>
-                <w:color w:val="000000"/>
-              </w:rPr>
-            </w:pPr>
-            <w:r>
-              <w:rPr>
-                <w:rFonts w:ascii="Arial" w:hAnsi="Arial" w:eastAsia="Arial" w:cs="Arial"/>
-                <w:i w:val="false"/>
-                <w:b w:val="false"/>
-                <w:u w:val="none"/>
-                <w:strike w:val="false"/>
-                <w:sz w:val="22"/>
-                <w:szCs w:val="22"/>
-                <w:color w:val="000000"/>
-              </w:rPr>
-              <w:t xml:space="preserve">1-2 days a week</w:t>
-            </w:r>
-          </w:p>
-        </w:tc>
-        <w:tc>
-          <w:tcPr>
-            <w:tcBorders>
-              <w:bottom w:val="none" w:sz="0" w:space="0" w:color="000000"/>
-              <w:top w:val="none" w:sz="0" w:space="0" w:color="000000"/>
-              <w:left w:val="none" w:sz="0" w:space="0" w:color="000000"/>
-              <w:right w:val="none" w:sz="0" w:space="0" w:color="000000"/>
-            </w:tcBorders>
-            <w:shd w:val="clear" w:color="auto" w:fill="FFFFFF"/>
-            <w:tcMar>
-              <w:top w:w="0" w:type="dxa"/>
-              <w:bottom w:w="0" w:type="dxa"/>
-              <w:left w:w="0" w:type="dxa"/>
-              <w:right w:w="0" w:type="dxa"/>
-            </w:tcMar>
-            <w:vAlign w:val="top"/>
-          </w:tcPr>
-          <w:p>
-            <w:pPr>
+              <w:ind w:left="100" w:right="100" w:firstLine="0" w:firstLineChars="0"/>
+              <w:rPr>
+                <w:rFonts w:ascii="Helvetica" w:hAnsi="Helvetica" w:eastAsia="Helvetica" w:cs="Helvetica"/>
+                <w:i w:val="false"/>
+                <w:b w:val="true"/>
+                <w:u w:val="none"/>
+                <w:strike w:val="false"/>
+                <w:sz w:val="22"/>
+                <w:szCs w:val="22"/>
+                <w:color w:val="000000"/>
+              </w:rPr>
+            </w:pPr>
+            <w:r>
+              <w:rPr>
+                <w:rFonts w:ascii="Helvetica" w:hAnsi="Helvetica" w:eastAsia="Helvetica" w:cs="Helvetica"/>
+                <w:i w:val="false"/>
+                <w:b w:val="true"/>
+                <w:u w:val="none"/>
+                <w:strike w:val="false"/>
+                <w:sz w:val="22"/>
+                <w:szCs w:val="22"/>
+                <w:color w:val="000000"/>
+              </w:rPr>
+              <w:t xml:space="preserve">Body mass index (kg/m²), Mean (SD)</w:t>
+            </w:r>
+          </w:p>
+        </w:tc>
+        <w:tc>
+          <w:tcPr>
+            <w:tcBorders>
+              <w:bottom w:val="none" w:sz="0" w:space="0" w:color="000000"/>
+              <w:top w:val="none" w:sz="0" w:space="0" w:color="000000"/>
+              <w:left w:val="none" w:sz="0" w:space="0" w:color="000000"/>
+              <w:right w:val="none" w:sz="0" w:space="0" w:color="000000"/>
+            </w:tcBorders>
+            <w:shd w:val="clear" w:color="auto" w:fill="FFFFFF"/>
+            <w:tcMar>
+              <w:top w:w="0" w:type="dxa"/>
+              <w:bottom w:w="0" w:type="dxa"/>
+              <w:left w:w="0" w:type="dxa"/>
+              <w:right w:w="0" w:type="dxa"/>
+            </w:tcMar>
+            <w:vAlign w:val="top"/>
+          </w:tcPr>
+          <w:p>
+            <w:pPr>
+              <w:pStyle w:val="Normal"/>
               <w:jc w:val="center"/>
               <w:pBdr>
                 <w:bottom w:val="none" w:sz="0" w:space="0" w:color="000000"/>
@@ -4345,56 +4383,56 @@
               <w:spacing w:after="100" w:before="100" w:line="240"/>
               <w:ind w:left="100" w:right="100" w:firstLine="0" w:firstLineChars="0"/>
               <w:rPr>
-                <w:rFonts w:ascii="Arial" w:hAnsi="Arial" w:eastAsia="Arial" w:cs="Arial"/>
-                <w:i w:val="false"/>
-                <w:b w:val="false"/>
-                <w:u w:val="none"/>
-                <w:strike w:val="false"/>
-                <w:sz w:val="22"/>
-                <w:szCs w:val="22"/>
-                <w:color w:val="000000"/>
-              </w:rPr>
-            </w:pPr>
-            <w:r>
-              <w:rPr>
-                <w:rFonts w:ascii="Arial" w:hAnsi="Arial" w:eastAsia="Arial" w:cs="Arial"/>
-                <w:i w:val="false"/>
-                <w:b w:val="false"/>
-                <w:u w:val="none"/>
-                <w:strike w:val="false"/>
-                <w:sz w:val="22"/>
-                <w:szCs w:val="22"/>
-                <w:color w:val="000000"/>
-              </w:rPr>
-              <w:t xml:space="preserve">210 (18%)</w:t>
+                <w:rFonts w:ascii="Helvetica" w:hAnsi="Helvetica" w:eastAsia="Helvetica" w:cs="Helvetica"/>
+                <w:i w:val="false"/>
+                <w:b w:val="false"/>
+                <w:u w:val="none"/>
+                <w:strike w:val="false"/>
+                <w:sz w:val="22"/>
+                <w:szCs w:val="22"/>
+                <w:color w:val="000000"/>
+              </w:rPr>
+            </w:pPr>
+            <w:r>
+              <w:rPr>
+                <w:rFonts w:ascii="Helvetica" w:hAnsi="Helvetica" w:eastAsia="Helvetica" w:cs="Helvetica"/>
+                <w:i w:val="false"/>
+                <w:b w:val="false"/>
+                <w:u w:val="none"/>
+                <w:strike w:val="false"/>
+                <w:sz w:val="22"/>
+                <w:szCs w:val="22"/>
+                <w:color w:val="000000"/>
+              </w:rPr>
+              <w:t xml:space="preserve">30.1 (7.1)</w:t>
             </w:r>
           </w:p>
         </w:tc>
       </w:tr>
       <w:tr>
         <w:trPr>
-          <w:trHeight w:val="617" w:hRule="auto"/>
+          <w:trHeight w:val="608" w:hRule="auto"/>
         </w:trPr>
-        body38
-        <w:tc>
-          <w:tcPr>
-            <w:tcBorders>
-              <w:bottom w:val="none" w:sz="0" w:space="0" w:color="000000"/>
-              <w:top w:val="none" w:sz="0" w:space="0" w:color="000000"/>
-              <w:left w:val="none" w:sz="0" w:space="0" w:color="000000"/>
-              <w:right w:val="none" w:sz="0" w:space="0" w:color="000000"/>
-            </w:tcBorders>
-            <w:shd w:val="clear" w:color="auto" w:fill="FFFFFF"/>
-            <w:tcMar>
-              <w:top w:w="0" w:type="dxa"/>
-              <w:bottom w:w="0" w:type="dxa"/>
-              <w:left w:w="0" w:type="dxa"/>
-              <w:right w:w="0" w:type="dxa"/>
-            </w:tcMar>
-            <w:vAlign w:val="top"/>
-          </w:tcPr>
-          <w:p>
-            <w:pPr>
+        <w:tc>
+          <w:tcPr>
+            <w:tcBorders>
+              <w:bottom w:val="none" w:sz="0" w:space="0" w:color="000000"/>
+              <w:top w:val="none" w:sz="0" w:space="0" w:color="000000"/>
+              <w:left w:val="none" w:sz="0" w:space="0" w:color="000000"/>
+              <w:right w:val="none" w:sz="0" w:space="0" w:color="000000"/>
+            </w:tcBorders>
+            <w:shd w:val="clear" w:color="auto" w:fill="FFFFFF"/>
+            <w:tcMar>
+              <w:top w:w="0" w:type="dxa"/>
+              <w:bottom w:w="0" w:type="dxa"/>
+              <w:left w:w="0" w:type="dxa"/>
+              <w:right w:w="0" w:type="dxa"/>
+            </w:tcMar>
+            <w:vAlign w:val="top"/>
+          </w:tcPr>
+          <w:p>
+            <w:pPr>
+              <w:pStyle w:val="Normal"/>
               <w:jc w:val="left"/>
               <w:pBdr>
                 <w:bottom w:val="none" w:sz="0" w:space="0" w:color="000000"/>
@@ -4403,52 +4441,53 @@
                 <w:right w:val="none" w:sz="0" w:space="0" w:color="000000"/>
               </w:pBdr>
               <w:spacing w:after="100" w:before="100" w:line="240"/>
-              <w:ind w:left="300" w:right="100" w:firstLine="0" w:firstLineChars="0"/>
-              <w:rPr>
-                <w:rFonts w:ascii="Arial" w:hAnsi="Arial" w:eastAsia="Arial" w:cs="Arial"/>
-                <w:i w:val="false"/>
-                <w:b w:val="false"/>
-                <w:u w:val="none"/>
-                <w:strike w:val="false"/>
-                <w:sz w:val="22"/>
-                <w:szCs w:val="22"/>
-                <w:color w:val="000000"/>
-              </w:rPr>
-            </w:pPr>
-            <w:r>
-              <w:rPr>
-                <w:rFonts w:ascii="Arial" w:hAnsi="Arial" w:eastAsia="Arial" w:cs="Arial"/>
-                <w:i w:val="false"/>
-                <w:b w:val="false"/>
-                <w:u w:val="none"/>
-                <w:strike w:val="false"/>
-                <w:sz w:val="22"/>
-                <w:szCs w:val="22"/>
-                <w:color w:val="000000"/>
-              </w:rPr>
-              <w:t xml:space="preserve">3+ days a week</w:t>
-            </w:r>
-          </w:p>
-        </w:tc>
-        <w:tc>
-          <w:tcPr>
-            <w:tcBorders>
-              <w:bottom w:val="none" w:sz="0" w:space="0" w:color="000000"/>
-              <w:top w:val="none" w:sz="0" w:space="0" w:color="000000"/>
-              <w:left w:val="none" w:sz="0" w:space="0" w:color="000000"/>
-              <w:right w:val="none" w:sz="0" w:space="0" w:color="000000"/>
-            </w:tcBorders>
-            <w:shd w:val="clear" w:color="auto" w:fill="FFFFFF"/>
-            <w:tcMar>
-              <w:top w:w="0" w:type="dxa"/>
-              <w:bottom w:w="0" w:type="dxa"/>
-              <w:left w:w="0" w:type="dxa"/>
-              <w:right w:w="0" w:type="dxa"/>
-            </w:tcMar>
-            <w:vAlign w:val="top"/>
-          </w:tcPr>
-          <w:p>
-            <w:pPr>
+              <w:ind w:left="100" w:right="100" w:firstLine="0" w:firstLineChars="0"/>
+              <w:rPr>
+                <w:rFonts w:ascii="Helvetica" w:hAnsi="Helvetica" w:eastAsia="Helvetica" w:cs="Helvetica"/>
+                <w:i w:val="false"/>
+                <w:b w:val="true"/>
+                <w:u w:val="none"/>
+                <w:strike w:val="false"/>
+                <w:sz w:val="22"/>
+                <w:szCs w:val="22"/>
+                <w:color w:val="000000"/>
+              </w:rPr>
+            </w:pPr>
+            <w:r>
+              <w:rPr>
+                <w:rFonts w:ascii="Helvetica" w:hAnsi="Helvetica" w:eastAsia="Helvetica" w:cs="Helvetica"/>
+                <w:i w:val="false"/>
+                <w:b w:val="true"/>
+                <w:u w:val="none"/>
+                <w:strike w:val="false"/>
+                <w:sz w:val="22"/>
+                <w:szCs w:val="22"/>
+                <w:color w:val="000000"/>
+              </w:rPr>
+              <w:t xml:space="preserve">Perceived cancer risk, Mean (SD)</w:t>
+            </w:r>
+          </w:p>
+        </w:tc>
+        <w:tc>
+          <w:tcPr>
+            <w:tcBorders>
+              <w:bottom w:val="none" w:sz="0" w:space="0" w:color="000000"/>
+              <w:top w:val="none" w:sz="0" w:space="0" w:color="000000"/>
+              <w:left w:val="none" w:sz="0" w:space="0" w:color="000000"/>
+              <w:right w:val="none" w:sz="0" w:space="0" w:color="000000"/>
+            </w:tcBorders>
+            <w:shd w:val="clear" w:color="auto" w:fill="FFFFFF"/>
+            <w:tcMar>
+              <w:top w:w="0" w:type="dxa"/>
+              <w:bottom w:w="0" w:type="dxa"/>
+              <w:left w:w="0" w:type="dxa"/>
+              <w:right w:w="0" w:type="dxa"/>
+            </w:tcMar>
+            <w:vAlign w:val="top"/>
+          </w:tcPr>
+          <w:p>
+            <w:pPr>
+              <w:pStyle w:val="Normal"/>
               <w:jc w:val="center"/>
               <w:pBdr>
                 <w:bottom w:val="none" w:sz="0" w:space="0" w:color="000000"/>
@@ -4459,56 +4498,56 @@
               <w:spacing w:after="100" w:before="100" w:line="240"/>
               <w:ind w:left="100" w:right="100" w:firstLine="0" w:firstLineChars="0"/>
               <w:rPr>
-                <w:rFonts w:ascii="Arial" w:hAnsi="Arial" w:eastAsia="Arial" w:cs="Arial"/>
-                <w:i w:val="false"/>
-                <w:b w:val="false"/>
-                <w:u w:val="none"/>
-                <w:strike w:val="false"/>
-                <w:sz w:val="22"/>
-                <w:szCs w:val="22"/>
-                <w:color w:val="000000"/>
-              </w:rPr>
-            </w:pPr>
-            <w:r>
-              <w:rPr>
-                <w:rFonts w:ascii="Arial" w:hAnsi="Arial" w:eastAsia="Arial" w:cs="Arial"/>
-                <w:i w:val="false"/>
-                <w:b w:val="false"/>
-                <w:u w:val="none"/>
-                <w:strike w:val="false"/>
-                <w:sz w:val="22"/>
-                <w:szCs w:val="22"/>
-                <w:color w:val="000000"/>
-              </w:rPr>
-              <w:t xml:space="preserve">266 (23%)</w:t>
+                <w:rFonts w:ascii="Helvetica" w:hAnsi="Helvetica" w:eastAsia="Helvetica" w:cs="Helvetica"/>
+                <w:i w:val="false"/>
+                <w:b w:val="false"/>
+                <w:u w:val="none"/>
+                <w:strike w:val="false"/>
+                <w:sz w:val="22"/>
+                <w:szCs w:val="22"/>
+                <w:color w:val="000000"/>
+              </w:rPr>
+            </w:pPr>
+            <w:r>
+              <w:rPr>
+                <w:rFonts w:ascii="Helvetica" w:hAnsi="Helvetica" w:eastAsia="Helvetica" w:cs="Helvetica"/>
+                <w:i w:val="false"/>
+                <w:b w:val="false"/>
+                <w:u w:val="none"/>
+                <w:strike w:val="false"/>
+                <w:sz w:val="22"/>
+                <w:szCs w:val="22"/>
+                <w:color w:val="000000"/>
+              </w:rPr>
+              <w:t xml:space="preserve">3.0 (1.5)</w:t>
             </w:r>
           </w:p>
         </w:tc>
       </w:tr>
       <w:tr>
         <w:trPr>
-          <w:trHeight w:val="617" w:hRule="auto"/>
+          <w:trHeight w:val="608" w:hRule="auto"/>
         </w:trPr>
-        body39
-        <w:tc>
-          <w:tcPr>
-            <w:tcBorders>
-              <w:bottom w:val="none" w:sz="0" w:space="0" w:color="000000"/>
-              <w:top w:val="none" w:sz="0" w:space="0" w:color="000000"/>
-              <w:left w:val="none" w:sz="0" w:space="0" w:color="000000"/>
-              <w:right w:val="none" w:sz="0" w:space="0" w:color="000000"/>
-            </w:tcBorders>
-            <w:shd w:val="clear" w:color="auto" w:fill="FFFFFF"/>
-            <w:tcMar>
-              <w:top w:w="0" w:type="dxa"/>
-              <w:bottom w:w="0" w:type="dxa"/>
-              <w:left w:w="0" w:type="dxa"/>
-              <w:right w:w="0" w:type="dxa"/>
-            </w:tcMar>
-            <w:vAlign w:val="top"/>
-          </w:tcPr>
-          <w:p>
-            <w:pPr>
+        <w:tc>
+          <w:tcPr>
+            <w:tcBorders>
+              <w:bottom w:val="none" w:sz="0" w:space="0" w:color="000000"/>
+              <w:top w:val="none" w:sz="0" w:space="0" w:color="000000"/>
+              <w:left w:val="none" w:sz="0" w:space="0" w:color="000000"/>
+              <w:right w:val="none" w:sz="0" w:space="0" w:color="000000"/>
+            </w:tcBorders>
+            <w:shd w:val="clear" w:color="auto" w:fill="FFFFFF"/>
+            <w:tcMar>
+              <w:top w:w="0" w:type="dxa"/>
+              <w:bottom w:w="0" w:type="dxa"/>
+              <w:left w:w="0" w:type="dxa"/>
+              <w:right w:w="0" w:type="dxa"/>
+            </w:tcMar>
+            <w:vAlign w:val="top"/>
+          </w:tcPr>
+          <w:p>
+            <w:pPr>
+              <w:pStyle w:val="Normal"/>
               <w:jc w:val="left"/>
               <w:pBdr>
                 <w:bottom w:val="none" w:sz="0" w:space="0" w:color="000000"/>
@@ -4519,7 +4558,7 @@
               <w:spacing w:after="100" w:before="100" w:line="240"/>
               <w:ind w:left="100" w:right="100" w:firstLine="0" w:firstLineChars="0"/>
               <w:rPr>
-                <w:rFonts w:ascii="Arial" w:hAnsi="Arial" w:eastAsia="Arial" w:cs="Arial"/>
+                <w:rFonts w:ascii="Helvetica" w:hAnsi="Helvetica" w:eastAsia="Helvetica" w:cs="Helvetica"/>
                 <w:i w:val="false"/>
                 <w:b w:val="true"/>
                 <w:u w:val="none"/>
@@ -4531,7 +4570,7 @@
             </w:pPr>
             <w:r>
               <w:rPr>
-                <w:rFonts w:ascii="Arial" w:hAnsi="Arial" w:eastAsia="Arial" w:cs="Arial"/>
+                <w:rFonts w:ascii="Helvetica" w:hAnsi="Helvetica" w:eastAsia="Helvetica" w:cs="Helvetica"/>
                 <w:i w:val="false"/>
                 <w:b w:val="true"/>
                 <w:u w:val="none"/>
@@ -4540,29 +4579,30 @@
                 <w:szCs w:val="22"/>
                 <w:color w:val="000000"/>
               </w:rPr>
-              <w:t xml:space="preserve">Body mass index (kg/m²), Mean (SD)</w:t>
-            </w:r>
-          </w:p>
-        </w:tc>
-        <w:tc>
-          <w:tcPr>
-            <w:tcBorders>
-              <w:bottom w:val="none" w:sz="0" w:space="0" w:color="000000"/>
-              <w:top w:val="none" w:sz="0" w:space="0" w:color="000000"/>
-              <w:left w:val="none" w:sz="0" w:space="0" w:color="000000"/>
-              <w:right w:val="none" w:sz="0" w:space="0" w:color="000000"/>
-            </w:tcBorders>
-            <w:shd w:val="clear" w:color="auto" w:fill="FFFFFF"/>
-            <w:tcMar>
-              <w:top w:w="0" w:type="dxa"/>
-              <w:bottom w:w="0" w:type="dxa"/>
-              <w:left w:w="0" w:type="dxa"/>
-              <w:right w:w="0" w:type="dxa"/>
-            </w:tcMar>
-            <w:vAlign w:val="top"/>
-          </w:tcPr>
-          <w:p>
-            <w:pPr>
+              <w:t xml:space="preserve">GrimAge2, Mean (SD)</w:t>
+            </w:r>
+          </w:p>
+        </w:tc>
+        <w:tc>
+          <w:tcPr>
+            <w:tcBorders>
+              <w:bottom w:val="none" w:sz="0" w:space="0" w:color="000000"/>
+              <w:top w:val="none" w:sz="0" w:space="0" w:color="000000"/>
+              <w:left w:val="none" w:sz="0" w:space="0" w:color="000000"/>
+              <w:right w:val="none" w:sz="0" w:space="0" w:color="000000"/>
+            </w:tcBorders>
+            <w:shd w:val="clear" w:color="auto" w:fill="FFFFFF"/>
+            <w:tcMar>
+              <w:top w:w="0" w:type="dxa"/>
+              <w:bottom w:w="0" w:type="dxa"/>
+              <w:left w:w="0" w:type="dxa"/>
+              <w:right w:w="0" w:type="dxa"/>
+            </w:tcMar>
+            <w:vAlign w:val="top"/>
+          </w:tcPr>
+          <w:p>
+            <w:pPr>
+              <w:pStyle w:val="Normal"/>
               <w:jc w:val="center"/>
               <w:pBdr>
                 <w:bottom w:val="none" w:sz="0" w:space="0" w:color="000000"/>
@@ -4573,56 +4613,56 @@
               <w:spacing w:after="100" w:before="100" w:line="240"/>
               <w:ind w:left="100" w:right="100" w:firstLine="0" w:firstLineChars="0"/>
               <w:rPr>
-                <w:rFonts w:ascii="Arial" w:hAnsi="Arial" w:eastAsia="Arial" w:cs="Arial"/>
-                <w:i w:val="false"/>
-                <w:b w:val="false"/>
-                <w:u w:val="none"/>
-                <w:strike w:val="false"/>
-                <w:sz w:val="22"/>
-                <w:szCs w:val="22"/>
-                <w:color w:val="000000"/>
-              </w:rPr>
-            </w:pPr>
-            <w:r>
-              <w:rPr>
-                <w:rFonts w:ascii="Arial" w:hAnsi="Arial" w:eastAsia="Arial" w:cs="Arial"/>
-                <w:i w:val="false"/>
-                <w:b w:val="false"/>
-                <w:u w:val="none"/>
-                <w:strike w:val="false"/>
-                <w:sz w:val="22"/>
-                <w:szCs w:val="22"/>
-                <w:color w:val="000000"/>
-              </w:rPr>
-              <w:t xml:space="preserve">30.1 (7.1)</w:t>
+                <w:rFonts w:ascii="Helvetica" w:hAnsi="Helvetica" w:eastAsia="Helvetica" w:cs="Helvetica"/>
+                <w:i w:val="false"/>
+                <w:b w:val="false"/>
+                <w:u w:val="none"/>
+                <w:strike w:val="false"/>
+                <w:sz w:val="22"/>
+                <w:szCs w:val="22"/>
+                <w:color w:val="000000"/>
+              </w:rPr>
+            </w:pPr>
+            <w:r>
+              <w:rPr>
+                <w:rFonts w:ascii="Helvetica" w:hAnsi="Helvetica" w:eastAsia="Helvetica" w:cs="Helvetica"/>
+                <w:i w:val="false"/>
+                <w:b w:val="false"/>
+                <w:u w:val="none"/>
+                <w:strike w:val="false"/>
+                <w:sz w:val="22"/>
+                <w:szCs w:val="22"/>
+                <w:color w:val="000000"/>
+              </w:rPr>
+              <w:t xml:space="preserve">62.1 (10.8)</w:t>
             </w:r>
           </w:p>
         </w:tc>
       </w:tr>
       <w:tr>
         <w:trPr>
-          <w:trHeight w:val="617" w:hRule="auto"/>
+          <w:trHeight w:val="608" w:hRule="auto"/>
         </w:trPr>
-        body40
-        <w:tc>
-          <w:tcPr>
-            <w:tcBorders>
-              <w:bottom w:val="none" w:sz="0" w:space="0" w:color="000000"/>
-              <w:top w:val="none" w:sz="0" w:space="0" w:color="000000"/>
-              <w:left w:val="none" w:sz="0" w:space="0" w:color="000000"/>
-              <w:right w:val="none" w:sz="0" w:space="0" w:color="000000"/>
-            </w:tcBorders>
-            <w:shd w:val="clear" w:color="auto" w:fill="FFFFFF"/>
-            <w:tcMar>
-              <w:top w:w="0" w:type="dxa"/>
-              <w:bottom w:w="0" w:type="dxa"/>
-              <w:left w:w="0" w:type="dxa"/>
-              <w:right w:w="0" w:type="dxa"/>
-            </w:tcMar>
-            <w:vAlign w:val="top"/>
-          </w:tcPr>
-          <w:p>
-            <w:pPr>
+        <w:tc>
+          <w:tcPr>
+            <w:tcBorders>
+              <w:bottom w:val="none" w:sz="0" w:space="0" w:color="000000"/>
+              <w:top w:val="none" w:sz="0" w:space="0" w:color="000000"/>
+              <w:left w:val="none" w:sz="0" w:space="0" w:color="000000"/>
+              <w:right w:val="none" w:sz="0" w:space="0" w:color="000000"/>
+            </w:tcBorders>
+            <w:shd w:val="clear" w:color="auto" w:fill="FFFFFF"/>
+            <w:tcMar>
+              <w:top w:w="0" w:type="dxa"/>
+              <w:bottom w:w="0" w:type="dxa"/>
+              <w:left w:w="0" w:type="dxa"/>
+              <w:right w:w="0" w:type="dxa"/>
+            </w:tcMar>
+            <w:vAlign w:val="top"/>
+          </w:tcPr>
+          <w:p>
+            <w:pPr>
+              <w:pStyle w:val="Normal"/>
               <w:jc w:val="left"/>
               <w:pBdr>
                 <w:bottom w:val="none" w:sz="0" w:space="0" w:color="000000"/>
@@ -4631,112 +4671,113 @@
                 <w:right w:val="none" w:sz="0" w:space="0" w:color="000000"/>
               </w:pBdr>
               <w:spacing w:after="100" w:before="100" w:line="240"/>
+              <w:ind w:left="300" w:right="100" w:firstLine="0" w:firstLineChars="0"/>
+              <w:rPr>
+                <w:rFonts w:ascii="Helvetica" w:hAnsi="Helvetica" w:eastAsia="Helvetica" w:cs="Helvetica"/>
+                <w:i w:val="false"/>
+                <w:b w:val="false"/>
+                <w:u w:val="none"/>
+                <w:strike w:val="false"/>
+                <w:sz w:val="22"/>
+                <w:szCs w:val="22"/>
+                <w:color w:val="000000"/>
+              </w:rPr>
+            </w:pPr>
+            <w:r>
+              <w:rPr>
+                <w:rFonts w:ascii="Helvetica" w:hAnsi="Helvetica" w:eastAsia="Helvetica" w:cs="Helvetica"/>
+                <w:i w:val="false"/>
+                <w:b w:val="false"/>
+                <w:u w:val="none"/>
+                <w:strike w:val="false"/>
+                <w:sz w:val="22"/>
+                <w:szCs w:val="22"/>
+                <w:color w:val="000000"/>
+              </w:rPr>
+              <w:t xml:space="preserve">Missing</w:t>
+            </w:r>
+          </w:p>
+        </w:tc>
+        <w:tc>
+          <w:tcPr>
+            <w:tcBorders>
+              <w:bottom w:val="none" w:sz="0" w:space="0" w:color="000000"/>
+              <w:top w:val="none" w:sz="0" w:space="0" w:color="000000"/>
+              <w:left w:val="none" w:sz="0" w:space="0" w:color="000000"/>
+              <w:right w:val="none" w:sz="0" w:space="0" w:color="000000"/>
+            </w:tcBorders>
+            <w:shd w:val="clear" w:color="auto" w:fill="FFFFFF"/>
+            <w:tcMar>
+              <w:top w:w="0" w:type="dxa"/>
+              <w:bottom w:w="0" w:type="dxa"/>
+              <w:left w:w="0" w:type="dxa"/>
+              <w:right w:w="0" w:type="dxa"/>
+            </w:tcMar>
+            <w:vAlign w:val="top"/>
+          </w:tcPr>
+          <w:p>
+            <w:pPr>
+              <w:pStyle w:val="Normal"/>
+              <w:jc w:val="center"/>
+              <w:pBdr>
+                <w:bottom w:val="none" w:sz="0" w:space="0" w:color="000000"/>
+                <w:top w:val="none" w:sz="0" w:space="0" w:color="000000"/>
+                <w:left w:val="none" w:sz="0" w:space="0" w:color="000000"/>
+                <w:right w:val="none" w:sz="0" w:space="0" w:color="000000"/>
+              </w:pBdr>
+              <w:spacing w:after="100" w:before="100" w:line="240"/>
               <w:ind w:left="100" w:right="100" w:firstLine="0" w:firstLineChars="0"/>
               <w:rPr>
-                <w:rFonts w:ascii="Arial" w:hAnsi="Arial" w:eastAsia="Arial" w:cs="Arial"/>
-                <w:i w:val="false"/>
-                <w:b w:val="true"/>
-                <w:u w:val="none"/>
-                <w:strike w:val="false"/>
-                <w:sz w:val="22"/>
-                <w:szCs w:val="22"/>
-                <w:color w:val="000000"/>
-              </w:rPr>
-            </w:pPr>
-            <w:r>
-              <w:rPr>
-                <w:rFonts w:ascii="Arial" w:hAnsi="Arial" w:eastAsia="Arial" w:cs="Arial"/>
-                <w:i w:val="false"/>
-                <w:b w:val="true"/>
-                <w:u w:val="none"/>
-                <w:strike w:val="false"/>
-                <w:sz w:val="22"/>
-                <w:szCs w:val="22"/>
-                <w:color w:val="000000"/>
-              </w:rPr>
-              <w:t xml:space="preserve">Perceived cancer risk, Mean (SD)</w:t>
-            </w:r>
-          </w:p>
-        </w:tc>
-        <w:tc>
-          <w:tcPr>
-            <w:tcBorders>
-              <w:bottom w:val="none" w:sz="0" w:space="0" w:color="000000"/>
-              <w:top w:val="none" w:sz="0" w:space="0" w:color="000000"/>
-              <w:left w:val="none" w:sz="0" w:space="0" w:color="000000"/>
-              <w:right w:val="none" w:sz="0" w:space="0" w:color="000000"/>
-            </w:tcBorders>
-            <w:shd w:val="clear" w:color="auto" w:fill="FFFFFF"/>
-            <w:tcMar>
-              <w:top w:w="0" w:type="dxa"/>
-              <w:bottom w:w="0" w:type="dxa"/>
-              <w:left w:w="0" w:type="dxa"/>
-              <w:right w:w="0" w:type="dxa"/>
-            </w:tcMar>
-            <w:vAlign w:val="top"/>
-          </w:tcPr>
-          <w:p>
-            <w:pPr>
-              <w:jc w:val="center"/>
-              <w:pBdr>
-                <w:bottom w:val="none" w:sz="0" w:space="0" w:color="000000"/>
-                <w:top w:val="none" w:sz="0" w:space="0" w:color="000000"/>
-                <w:left w:val="none" w:sz="0" w:space="0" w:color="000000"/>
-                <w:right w:val="none" w:sz="0" w:space="0" w:color="000000"/>
-              </w:pBdr>
-              <w:spacing w:after="100" w:before="100" w:line="240"/>
-              <w:ind w:left="100" w:right="100" w:firstLine="0" w:firstLineChars="0"/>
-              <w:rPr>
-                <w:rFonts w:ascii="Arial" w:hAnsi="Arial" w:eastAsia="Arial" w:cs="Arial"/>
-                <w:i w:val="false"/>
-                <w:b w:val="false"/>
-                <w:u w:val="none"/>
-                <w:strike w:val="false"/>
-                <w:sz w:val="22"/>
-                <w:szCs w:val="22"/>
-                <w:color w:val="000000"/>
-              </w:rPr>
-            </w:pPr>
-            <w:r>
-              <w:rPr>
-                <w:rFonts w:ascii="Arial" w:hAnsi="Arial" w:eastAsia="Arial" w:cs="Arial"/>
-                <w:i w:val="false"/>
-                <w:b w:val="false"/>
-                <w:u w:val="none"/>
-                <w:strike w:val="false"/>
-                <w:sz w:val="22"/>
-                <w:szCs w:val="22"/>
-                <w:color w:val="000000"/>
-              </w:rPr>
-              <w:t xml:space="preserve">3.0 (1.5)</w:t>
+                <w:rFonts w:ascii="Helvetica" w:hAnsi="Helvetica" w:eastAsia="Helvetica" w:cs="Helvetica"/>
+                <w:i w:val="false"/>
+                <w:b w:val="false"/>
+                <w:u w:val="none"/>
+                <w:strike w:val="false"/>
+                <w:sz w:val="22"/>
+                <w:szCs w:val="22"/>
+                <w:color w:val="000000"/>
+              </w:rPr>
+            </w:pPr>
+            <w:r>
+              <w:rPr>
+                <w:rFonts w:ascii="Helvetica" w:hAnsi="Helvetica" w:eastAsia="Helvetica" w:cs="Helvetica"/>
+                <w:i w:val="false"/>
+                <w:b w:val="false"/>
+                <w:u w:val="none"/>
+                <w:strike w:val="false"/>
+                <w:sz w:val="22"/>
+                <w:szCs w:val="22"/>
+                <w:color w:val="000000"/>
+              </w:rPr>
+              <w:t xml:space="preserve">1 (&lt;0.1)</w:t>
             </w:r>
           </w:p>
         </w:tc>
       </w:tr>
       <w:tr>
         <w:trPr>
-          <w:trHeight w:val="617" w:hRule="auto"/>
+          <w:trHeight w:val="623" w:hRule="auto"/>
         </w:trPr>
-        body41
-        <w:tc>
-          <w:tcPr>
-            <w:tcBorders>
-              <w:bottom w:val="none" w:sz="0" w:space="0" w:color="000000"/>
-              <w:top w:val="none" w:sz="0" w:space="0" w:color="000000"/>
-              <w:left w:val="none" w:sz="0" w:space="0" w:color="000000"/>
-              <w:right w:val="none" w:sz="0" w:space="0" w:color="000000"/>
-            </w:tcBorders>
-            <w:shd w:val="clear" w:color="auto" w:fill="FFFFFF"/>
-            <w:tcMar>
-              <w:top w:w="0" w:type="dxa"/>
-              <w:bottom w:w="0" w:type="dxa"/>
-              <w:left w:w="0" w:type="dxa"/>
-              <w:right w:w="0" w:type="dxa"/>
-            </w:tcMar>
-            <w:vAlign w:val="top"/>
-          </w:tcPr>
-          <w:p>
-            <w:pPr>
+        <w:tc>
+          <w:tcPr>
+            <w:tcBorders>
+              <w:bottom w:val="single" w:sz="8" w:space="0" w:color="000000"/>
+              <w:top w:val="none" w:sz="0" w:space="0" w:color="000000"/>
+              <w:left w:val="none" w:sz="0" w:space="0" w:color="000000"/>
+              <w:right w:val="none" w:sz="0" w:space="0" w:color="000000"/>
+            </w:tcBorders>
+            <w:shd w:val="clear" w:color="auto" w:fill="FFFFFF"/>
+            <w:tcMar>
+              <w:top w:w="0" w:type="dxa"/>
+              <w:bottom w:w="0" w:type="dxa"/>
+              <w:left w:w="0" w:type="dxa"/>
+              <w:right w:w="0" w:type="dxa"/>
+            </w:tcMar>
+            <w:vAlign w:val="top"/>
+          </w:tcPr>
+          <w:p>
+            <w:pPr>
+              <w:pStyle w:val="Normal"/>
               <w:jc w:val="left"/>
               <w:pBdr>
                 <w:bottom w:val="none" w:sz="0" w:space="0" w:color="000000"/>
@@ -4747,7 +4788,7 @@
               <w:spacing w:after="100" w:before="100" w:line="240"/>
               <w:ind w:left="100" w:right="100" w:firstLine="0" w:firstLineChars="0"/>
               <w:rPr>
-                <w:rFonts w:ascii="Arial" w:hAnsi="Arial" w:eastAsia="Arial" w:cs="Arial"/>
+                <w:rFonts w:ascii="Helvetica" w:hAnsi="Helvetica" w:eastAsia="Helvetica" w:cs="Helvetica"/>
                 <w:i w:val="false"/>
                 <w:b w:val="true"/>
                 <w:u w:val="none"/>
@@ -4759,7 +4800,7 @@
             </w:pPr>
             <w:r>
               <w:rPr>
-                <w:rFonts w:ascii="Arial" w:hAnsi="Arial" w:eastAsia="Arial" w:cs="Arial"/>
+                <w:rFonts w:ascii="Helvetica" w:hAnsi="Helvetica" w:eastAsia="Helvetica" w:cs="Helvetica"/>
                 <w:i w:val="false"/>
                 <w:b w:val="true"/>
                 <w:u w:val="none"/>
@@ -4768,29 +4809,30 @@
                 <w:szCs w:val="22"/>
                 <w:color w:val="000000"/>
               </w:rPr>
-              <w:t xml:space="preserve">GrimAge2, Mean (SD)</w:t>
-            </w:r>
-          </w:p>
-        </w:tc>
-        <w:tc>
-          <w:tcPr>
-            <w:tcBorders>
-              <w:bottom w:val="none" w:sz="0" w:space="0" w:color="000000"/>
-              <w:top w:val="none" w:sz="0" w:space="0" w:color="000000"/>
-              <w:left w:val="none" w:sz="0" w:space="0" w:color="000000"/>
-              <w:right w:val="none" w:sz="0" w:space="0" w:color="000000"/>
-            </w:tcBorders>
-            <w:shd w:val="clear" w:color="auto" w:fill="FFFFFF"/>
-            <w:tcMar>
-              <w:top w:w="0" w:type="dxa"/>
-              <w:bottom w:w="0" w:type="dxa"/>
-              <w:left w:w="0" w:type="dxa"/>
-              <w:right w:w="0" w:type="dxa"/>
-            </w:tcMar>
-            <w:vAlign w:val="top"/>
-          </w:tcPr>
-          <w:p>
-            <w:pPr>
+              <w:t xml:space="preserve">DunedinPACE, Mean (SD)</w:t>
+            </w:r>
+          </w:p>
+        </w:tc>
+        <w:tc>
+          <w:tcPr>
+            <w:tcBorders>
+              <w:bottom w:val="single" w:sz="8" w:space="0" w:color="000000"/>
+              <w:top w:val="none" w:sz="0" w:space="0" w:color="000000"/>
+              <w:left w:val="none" w:sz="0" w:space="0" w:color="000000"/>
+              <w:right w:val="none" w:sz="0" w:space="0" w:color="000000"/>
+            </w:tcBorders>
+            <w:shd w:val="clear" w:color="auto" w:fill="FFFFFF"/>
+            <w:tcMar>
+              <w:top w:w="0" w:type="dxa"/>
+              <w:bottom w:w="0" w:type="dxa"/>
+              <w:left w:w="0" w:type="dxa"/>
+              <w:right w:w="0" w:type="dxa"/>
+            </w:tcMar>
+            <w:vAlign w:val="top"/>
+          </w:tcPr>
+          <w:p>
+            <w:pPr>
+              <w:pStyle w:val="Normal"/>
               <w:jc w:val="center"/>
               <w:pBdr>
                 <w:bottom w:val="none" w:sz="0" w:space="0" w:color="000000"/>
@@ -4801,247 +4843,19 @@
               <w:spacing w:after="100" w:before="100" w:line="240"/>
               <w:ind w:left="100" w:right="100" w:firstLine="0" w:firstLineChars="0"/>
               <w:rPr>
-                <w:rFonts w:ascii="Arial" w:hAnsi="Arial" w:eastAsia="Arial" w:cs="Arial"/>
-                <w:i w:val="false"/>
-                <w:b w:val="false"/>
-                <w:u w:val="none"/>
-                <w:strike w:val="false"/>
-                <w:sz w:val="22"/>
-                <w:szCs w:val="22"/>
-                <w:color w:val="000000"/>
-              </w:rPr>
-            </w:pPr>
-            <w:r>
-              <w:rPr>
-                <w:rFonts w:ascii="Arial" w:hAnsi="Arial" w:eastAsia="Arial" w:cs="Arial"/>
-                <w:i w:val="false"/>
-                <w:b w:val="false"/>
-                <w:u w:val="none"/>
-                <w:strike w:val="false"/>
-                <w:sz w:val="22"/>
-                <w:szCs w:val="22"/>
-                <w:color w:val="000000"/>
-              </w:rPr>
-              <w:t xml:space="preserve">62.1 (10.8)</w:t>
-            </w:r>
-          </w:p>
-        </w:tc>
-      </w:tr>
-      <w:tr>
-        <w:trPr>
-          <w:trHeight w:val="617" w:hRule="auto"/>
-        </w:trPr>
-        body42
-        <w:tc>
-          <w:tcPr>
-            <w:tcBorders>
-              <w:bottom w:val="none" w:sz="0" w:space="0" w:color="000000"/>
-              <w:top w:val="none" w:sz="0" w:space="0" w:color="000000"/>
-              <w:left w:val="none" w:sz="0" w:space="0" w:color="000000"/>
-              <w:right w:val="none" w:sz="0" w:space="0" w:color="000000"/>
-            </w:tcBorders>
-            <w:shd w:val="clear" w:color="auto" w:fill="FFFFFF"/>
-            <w:tcMar>
-              <w:top w:w="0" w:type="dxa"/>
-              <w:bottom w:w="0" w:type="dxa"/>
-              <w:left w:w="0" w:type="dxa"/>
-              <w:right w:w="0" w:type="dxa"/>
-            </w:tcMar>
-            <w:vAlign w:val="top"/>
-          </w:tcPr>
-          <w:p>
-            <w:pPr>
-              <w:jc w:val="left"/>
-              <w:pBdr>
-                <w:bottom w:val="none" w:sz="0" w:space="0" w:color="000000"/>
-                <w:top w:val="none" w:sz="0" w:space="0" w:color="000000"/>
-                <w:left w:val="none" w:sz="0" w:space="0" w:color="000000"/>
-                <w:right w:val="none" w:sz="0" w:space="0" w:color="000000"/>
-              </w:pBdr>
-              <w:spacing w:after="100" w:before="100" w:line="240"/>
-              <w:ind w:left="300" w:right="100" w:firstLine="0" w:firstLineChars="0"/>
-              <w:rPr>
-                <w:rFonts w:ascii="Arial" w:hAnsi="Arial" w:eastAsia="Arial" w:cs="Arial"/>
-                <w:i w:val="false"/>
-                <w:b w:val="false"/>
-                <w:u w:val="none"/>
-                <w:strike w:val="false"/>
-                <w:sz w:val="22"/>
-                <w:szCs w:val="22"/>
-                <w:color w:val="000000"/>
-              </w:rPr>
-            </w:pPr>
-            <w:r>
-              <w:rPr>
-                <w:rFonts w:ascii="Arial" w:hAnsi="Arial" w:eastAsia="Arial" w:cs="Arial"/>
-                <w:i w:val="false"/>
-                <w:b w:val="false"/>
-                <w:u w:val="none"/>
-                <w:strike w:val="false"/>
-                <w:sz w:val="22"/>
-                <w:szCs w:val="22"/>
-                <w:color w:val="000000"/>
-              </w:rPr>
-              <w:t xml:space="preserve">Missing</w:t>
-            </w:r>
-          </w:p>
-        </w:tc>
-        <w:tc>
-          <w:tcPr>
-            <w:tcBorders>
-              <w:bottom w:val="none" w:sz="0" w:space="0" w:color="000000"/>
-              <w:top w:val="none" w:sz="0" w:space="0" w:color="000000"/>
-              <w:left w:val="none" w:sz="0" w:space="0" w:color="000000"/>
-              <w:right w:val="none" w:sz="0" w:space="0" w:color="000000"/>
-            </w:tcBorders>
-            <w:shd w:val="clear" w:color="auto" w:fill="FFFFFF"/>
-            <w:tcMar>
-              <w:top w:w="0" w:type="dxa"/>
-              <w:bottom w:w="0" w:type="dxa"/>
-              <w:left w:w="0" w:type="dxa"/>
-              <w:right w:w="0" w:type="dxa"/>
-            </w:tcMar>
-            <w:vAlign w:val="top"/>
-          </w:tcPr>
-          <w:p>
-            <w:pPr>
-              <w:jc w:val="center"/>
-              <w:pBdr>
-                <w:bottom w:val="none" w:sz="0" w:space="0" w:color="000000"/>
-                <w:top w:val="none" w:sz="0" w:space="0" w:color="000000"/>
-                <w:left w:val="none" w:sz="0" w:space="0" w:color="000000"/>
-                <w:right w:val="none" w:sz="0" w:space="0" w:color="000000"/>
-              </w:pBdr>
-              <w:spacing w:after="100" w:before="100" w:line="240"/>
-              <w:ind w:left="100" w:right="100" w:firstLine="0" w:firstLineChars="0"/>
-              <w:rPr>
-                <w:rFonts w:ascii="Arial" w:hAnsi="Arial" w:eastAsia="Arial" w:cs="Arial"/>
-                <w:i w:val="false"/>
-                <w:b w:val="false"/>
-                <w:u w:val="none"/>
-                <w:strike w:val="false"/>
-                <w:sz w:val="22"/>
-                <w:szCs w:val="22"/>
-                <w:color w:val="000000"/>
-              </w:rPr>
-            </w:pPr>
-            <w:r>
-              <w:rPr>
-                <w:rFonts w:ascii="Arial" w:hAnsi="Arial" w:eastAsia="Arial" w:cs="Arial"/>
-                <w:i w:val="false"/>
-                <w:b w:val="false"/>
-                <w:u w:val="none"/>
-                <w:strike w:val="false"/>
-                <w:sz w:val="22"/>
-                <w:szCs w:val="22"/>
-                <w:color w:val="000000"/>
-              </w:rPr>
-              <w:t xml:space="preserve">1 (&lt;0.1%)</w:t>
-            </w:r>
-          </w:p>
-        </w:tc>
-      </w:tr>
-      <w:tr>
-        <w:trPr>
-          <w:trHeight w:val="617" w:hRule="auto"/>
-        </w:trPr>
-        body43
-        <w:tc>
-          <w:tcPr>
-            <w:tcBorders>
-              <w:bottom w:val="single" w:sz="8" w:space="0" w:color="000000"/>
-              <w:top w:val="none" w:sz="0" w:space="0" w:color="000000"/>
-              <w:left w:val="none" w:sz="0" w:space="0" w:color="000000"/>
-              <w:right w:val="none" w:sz="0" w:space="0" w:color="000000"/>
-            </w:tcBorders>
-            <w:shd w:val="clear" w:color="auto" w:fill="FFFFFF"/>
-            <w:tcMar>
-              <w:top w:w="0" w:type="dxa"/>
-              <w:bottom w:w="0" w:type="dxa"/>
-              <w:left w:w="0" w:type="dxa"/>
-              <w:right w:w="0" w:type="dxa"/>
-            </w:tcMar>
-            <w:vAlign w:val="top"/>
-          </w:tcPr>
-          <w:p>
-            <w:pPr>
-              <w:jc w:val="left"/>
-              <w:pBdr>
-                <w:bottom w:val="none" w:sz="0" w:space="0" w:color="000000"/>
-                <w:top w:val="none" w:sz="0" w:space="0" w:color="000000"/>
-                <w:left w:val="none" w:sz="0" w:space="0" w:color="000000"/>
-                <w:right w:val="none" w:sz="0" w:space="0" w:color="000000"/>
-              </w:pBdr>
-              <w:spacing w:after="100" w:before="100" w:line="240"/>
-              <w:ind w:left="100" w:right="100" w:firstLine="0" w:firstLineChars="0"/>
-              <w:rPr>
-                <w:rFonts w:ascii="Arial" w:hAnsi="Arial" w:eastAsia="Arial" w:cs="Arial"/>
-                <w:i w:val="false"/>
-                <w:b w:val="true"/>
-                <w:u w:val="none"/>
-                <w:strike w:val="false"/>
-                <w:sz w:val="22"/>
-                <w:szCs w:val="22"/>
-                <w:color w:val="000000"/>
-              </w:rPr>
-            </w:pPr>
-            <w:r>
-              <w:rPr>
-                <w:rFonts w:ascii="Arial" w:hAnsi="Arial" w:eastAsia="Arial" w:cs="Arial"/>
-                <w:i w:val="false"/>
-                <w:b w:val="true"/>
-                <w:u w:val="none"/>
-                <w:strike w:val="false"/>
-                <w:sz w:val="22"/>
-                <w:szCs w:val="22"/>
-                <w:color w:val="000000"/>
-              </w:rPr>
-              <w:t xml:space="preserve">DunedinPACE, Mean (SD)</w:t>
-            </w:r>
-          </w:p>
-        </w:tc>
-        <w:tc>
-          <w:tcPr>
-            <w:tcBorders>
-              <w:bottom w:val="single" w:sz="8" w:space="0" w:color="000000"/>
-              <w:top w:val="none" w:sz="0" w:space="0" w:color="000000"/>
-              <w:left w:val="none" w:sz="0" w:space="0" w:color="000000"/>
-              <w:right w:val="none" w:sz="0" w:space="0" w:color="000000"/>
-            </w:tcBorders>
-            <w:shd w:val="clear" w:color="auto" w:fill="FFFFFF"/>
-            <w:tcMar>
-              <w:top w:w="0" w:type="dxa"/>
-              <w:bottom w:w="0" w:type="dxa"/>
-              <w:left w:w="0" w:type="dxa"/>
-              <w:right w:w="0" w:type="dxa"/>
-            </w:tcMar>
-            <w:vAlign w:val="top"/>
-          </w:tcPr>
-          <w:p>
-            <w:pPr>
-              <w:jc w:val="center"/>
-              <w:pBdr>
-                <w:bottom w:val="none" w:sz="0" w:space="0" w:color="000000"/>
-                <w:top w:val="none" w:sz="0" w:space="0" w:color="000000"/>
-                <w:left w:val="none" w:sz="0" w:space="0" w:color="000000"/>
-                <w:right w:val="none" w:sz="0" w:space="0" w:color="000000"/>
-              </w:pBdr>
-              <w:spacing w:after="100" w:before="100" w:line="240"/>
-              <w:ind w:left="100" w:right="100" w:firstLine="0" w:firstLineChars="0"/>
-              <w:rPr>
-                <w:rFonts w:ascii="Arial" w:hAnsi="Arial" w:eastAsia="Arial" w:cs="Arial"/>
-                <w:i w:val="false"/>
-                <w:b w:val="false"/>
-                <w:u w:val="none"/>
-                <w:strike w:val="false"/>
-                <w:sz w:val="22"/>
-                <w:szCs w:val="22"/>
-                <w:color w:val="000000"/>
-              </w:rPr>
-            </w:pPr>
-            <w:r>
-              <w:rPr>
-                <w:rFonts w:ascii="Arial" w:hAnsi="Arial" w:eastAsia="Arial" w:cs="Arial"/>
+                <w:rFonts w:ascii="Helvetica" w:hAnsi="Helvetica" w:eastAsia="Helvetica" w:cs="Helvetica"/>
+                <w:i w:val="false"/>
+                <w:b w:val="false"/>
+                <w:u w:val="none"/>
+                <w:strike w:val="false"/>
+                <w:sz w:val="22"/>
+                <w:szCs w:val="22"/>
+                <w:color w:val="000000"/>
+              </w:rPr>
+            </w:pPr>
+            <w:r>
+              <w:rPr>
+                <w:rFonts w:ascii="Helvetica" w:hAnsi="Helvetica" w:eastAsia="Helvetica" w:cs="Helvetica"/>
                 <w:i w:val="false"/>
                 <w:b w:val="false"/>
                 <w:u w:val="none"/>

--- a/Output/Table 1 Overall Descriptives.docx
+++ b/Output/Table 1 Overall Descriptives.docx
@@ -40,9 +40,10 @@
       </w:tblGrid>
       <w:tr>
         <w:trPr>
-          <w:trHeight w:val="638" w:hRule="auto"/>
+          <w:trHeight w:val="604" w:hRule="auto"/>
           <w:tblHeader/>
         </w:trPr>
+        header 1
         <w:tc>
           <w:tcPr>
             <w:tcBorders>
@@ -62,7 +63,6 @@
           </w:tcPr>
           <w:p>
             <w:pPr>
-              <w:pStyle w:val="Normal"/>
               <w:jc w:val="left"/>
               <w:pBdr>
                 <w:bottom w:val="none" w:sz="0" w:space="0" w:color="000000"/>
@@ -73,19 +73,19 @@
               <w:spacing w:after="40" w:before="40" w:line="240"/>
               <w:ind w:left="100" w:right="100" w:firstLine="0" w:firstLineChars="0"/>
               <w:rPr>
-                <w:rFonts w:ascii="Helvetica" w:hAnsi="Helvetica" w:eastAsia="Helvetica" w:cs="Helvetica"/>
-                <w:i w:val="false"/>
-                <w:b w:val="false"/>
-                <w:u w:val="none"/>
-                <w:strike w:val="false"/>
-                <w:sz w:val="22"/>
-                <w:szCs w:val="22"/>
-                <w:color w:val="000000"/>
-              </w:rPr>
-            </w:pPr>
-            <w:r>
-              <w:rPr>
-                <w:rFonts w:ascii="Helvetica" w:hAnsi="Helvetica" w:eastAsia="Helvetica" w:cs="Helvetica"/>
+                <w:rFonts w:ascii="Arial" w:hAnsi="Arial" w:eastAsia="Arial" w:cs="Arial"/>
+                <w:i w:val="false"/>
+                <w:b w:val="false"/>
+                <w:u w:val="none"/>
+                <w:strike w:val="false"/>
+                <w:sz w:val="22"/>
+                <w:szCs w:val="22"/>
+                <w:color w:val="000000"/>
+              </w:rPr>
+            </w:pPr>
+            <w:r>
+              <w:rPr>
+                <w:rFonts w:ascii="Arial" w:hAnsi="Arial" w:eastAsia="Arial" w:cs="Arial"/>
                 <w:i w:val="false"/>
                 <w:b w:val="true"/>
                 <w:u w:val="none"/>
@@ -117,7 +117,6 @@
           </w:tcPr>
           <w:p>
             <w:pPr>
-              <w:pStyle w:val="Normal"/>
               <w:jc w:val="center"/>
               <w:pBdr>
                 <w:bottom w:val="none" w:sz="0" w:space="0" w:color="000000"/>
@@ -128,19 +127,19 @@
               <w:spacing w:after="40" w:before="40" w:line="240"/>
               <w:ind w:left="100" w:right="100" w:firstLine="0" w:firstLineChars="0"/>
               <w:rPr>
-                <w:rFonts w:ascii="Helvetica" w:hAnsi="Helvetica" w:eastAsia="Helvetica" w:cs="Helvetica"/>
-                <w:i w:val="false"/>
-                <w:b w:val="false"/>
-                <w:u w:val="none"/>
-                <w:strike w:val="false"/>
-                <w:sz w:val="22"/>
-                <w:szCs w:val="22"/>
-                <w:color w:val="000000"/>
-              </w:rPr>
-            </w:pPr>
-            <w:r>
-              <w:rPr>
-                <w:rFonts w:ascii="Helvetica" w:hAnsi="Helvetica" w:eastAsia="Helvetica" w:cs="Helvetica"/>
+                <w:rFonts w:ascii="Arial" w:hAnsi="Arial" w:eastAsia="Arial" w:cs="Arial"/>
+                <w:i w:val="false"/>
+                <w:b w:val="false"/>
+                <w:u w:val="none"/>
+                <w:strike w:val="false"/>
+                <w:sz w:val="22"/>
+                <w:szCs w:val="22"/>
+                <w:color w:val="000000"/>
+              </w:rPr>
+            </w:pPr>
+            <w:r>
+              <w:rPr>
+                <w:rFonts w:ascii="Arial" w:hAnsi="Arial" w:eastAsia="Arial" w:cs="Arial"/>
                 <w:i w:val="false"/>
                 <w:b w:val="true"/>
                 <w:u w:val="none"/>
@@ -156,8 +155,9 @@
       </w:tr>
       <w:tr>
         <w:trPr>
-          <w:trHeight w:val="608" w:hRule="auto"/>
+          <w:trHeight w:val="617" w:hRule="auto"/>
         </w:trPr>
+        body 1
         <w:tc>
           <w:tcPr>
             <w:tcBorders>
@@ -177,7 +177,6 @@
           </w:tcPr>
           <w:p>
             <w:pPr>
-              <w:pStyle w:val="Normal"/>
               <w:jc w:val="left"/>
               <w:pBdr>
                 <w:bottom w:val="none" w:sz="0" w:space="0" w:color="000000"/>
@@ -188,7 +187,7 @@
               <w:spacing w:after="100" w:before="100" w:line="240"/>
               <w:ind w:left="100" w:right="100" w:firstLine="0" w:firstLineChars="0"/>
               <w:rPr>
-                <w:rFonts w:ascii="Helvetica" w:hAnsi="Helvetica" w:eastAsia="Helvetica" w:cs="Helvetica"/>
+                <w:rFonts w:ascii="Arial" w:hAnsi="Arial" w:eastAsia="Arial" w:cs="Arial"/>
                 <w:i w:val="false"/>
                 <w:b w:val="true"/>
                 <w:u w:val="none"/>
@@ -200,7 +199,7 @@
             </w:pPr>
             <w:r>
               <w:rPr>
-                <w:rFonts w:ascii="Helvetica" w:hAnsi="Helvetica" w:eastAsia="Helvetica" w:cs="Helvetica"/>
+                <w:rFonts w:ascii="Arial" w:hAnsi="Arial" w:eastAsia="Arial" w:cs="Arial"/>
                 <w:i w:val="false"/>
                 <w:b w:val="true"/>
                 <w:u w:val="none"/>
@@ -232,7 +231,6 @@
           </w:tcPr>
           <w:p>
             <w:pPr>
-              <w:pStyle w:val="Normal"/>
               <w:jc w:val="center"/>
               <w:pBdr>
                 <w:bottom w:val="none" w:sz="0" w:space="0" w:color="000000"/>
@@ -243,19 +241,19 @@
               <w:spacing w:after="100" w:before="100" w:line="240"/>
               <w:ind w:left="100" w:right="100" w:firstLine="0" w:firstLineChars="0"/>
               <w:rPr>
-                <w:rFonts w:ascii="Helvetica" w:hAnsi="Helvetica" w:eastAsia="Helvetica" w:cs="Helvetica"/>
-                <w:i w:val="false"/>
-                <w:b w:val="false"/>
-                <w:u w:val="none"/>
-                <w:strike w:val="false"/>
-                <w:sz w:val="22"/>
-                <w:szCs w:val="22"/>
-                <w:color w:val="000000"/>
-              </w:rPr>
-            </w:pPr>
-            <w:r>
-              <w:rPr>
-                <w:rFonts w:ascii="Helvetica" w:hAnsi="Helvetica" w:eastAsia="Helvetica" w:cs="Helvetica"/>
+                <w:rFonts w:ascii="Arial" w:hAnsi="Arial" w:eastAsia="Arial" w:cs="Arial"/>
+                <w:i w:val="false"/>
+                <w:b w:val="false"/>
+                <w:u w:val="none"/>
+                <w:strike w:val="false"/>
+                <w:sz w:val="22"/>
+                <w:szCs w:val="22"/>
+                <w:color w:val="000000"/>
+              </w:rPr>
+            </w:pPr>
+            <w:r>
+              <w:rPr>
+                <w:rFonts w:ascii="Arial" w:hAnsi="Arial" w:eastAsia="Arial" w:cs="Arial"/>
                 <w:i w:val="false"/>
                 <w:b w:val="false"/>
                 <w:u w:val="none"/>
@@ -271,28 +269,28 @@
       </w:tr>
       <w:tr>
         <w:trPr>
-          <w:trHeight w:val="608" w:hRule="auto"/>
+          <w:trHeight w:val="617" w:hRule="auto"/>
         </w:trPr>
-        <w:tc>
-          <w:tcPr>
-            <w:tcBorders>
-              <w:bottom w:val="none" w:sz="0" w:space="0" w:color="000000"/>
-              <w:top w:val="none" w:sz="0" w:space="0" w:color="000000"/>
-              <w:left w:val="none" w:sz="0" w:space="0" w:color="000000"/>
-              <w:right w:val="none" w:sz="0" w:space="0" w:color="000000"/>
-            </w:tcBorders>
-            <w:shd w:val="clear" w:color="auto" w:fill="FFFFFF"/>
-            <w:tcMar>
-              <w:top w:w="0" w:type="dxa"/>
-              <w:bottom w:w="0" w:type="dxa"/>
-              <w:left w:w="0" w:type="dxa"/>
-              <w:right w:w="0" w:type="dxa"/>
-            </w:tcMar>
-            <w:vAlign w:val="top"/>
-          </w:tcPr>
-          <w:p>
-            <w:pPr>
-              <w:pStyle w:val="Normal"/>
+        body 2
+        <w:tc>
+          <w:tcPr>
+            <w:tcBorders>
+              <w:bottom w:val="none" w:sz="0" w:space="0" w:color="000000"/>
+              <w:top w:val="none" w:sz="0" w:space="0" w:color="000000"/>
+              <w:left w:val="none" w:sz="0" w:space="0" w:color="000000"/>
+              <w:right w:val="none" w:sz="0" w:space="0" w:color="000000"/>
+            </w:tcBorders>
+            <w:shd w:val="clear" w:color="auto" w:fill="FFFFFF"/>
+            <w:tcMar>
+              <w:top w:w="0" w:type="dxa"/>
+              <w:bottom w:w="0" w:type="dxa"/>
+              <w:left w:w="0" w:type="dxa"/>
+              <w:right w:w="0" w:type="dxa"/>
+            </w:tcMar>
+            <w:vAlign w:val="top"/>
+          </w:tcPr>
+          <w:p>
+            <w:pPr>
               <w:jc w:val="left"/>
               <w:pBdr>
                 <w:bottom w:val="none" w:sz="0" w:space="0" w:color="000000"/>
@@ -303,7 +301,7 @@
               <w:spacing w:after="100" w:before="100" w:line="240"/>
               <w:ind w:left="100" w:right="100" w:firstLine="0" w:firstLineChars="0"/>
               <w:rPr>
-                <w:rFonts w:ascii="Helvetica" w:hAnsi="Helvetica" w:eastAsia="Helvetica" w:cs="Helvetica"/>
+                <w:rFonts w:ascii="Arial" w:hAnsi="Arial" w:eastAsia="Arial" w:cs="Arial"/>
                 <w:i w:val="false"/>
                 <w:b w:val="true"/>
                 <w:u w:val="none"/>
@@ -315,7 +313,7 @@
             </w:pPr>
             <w:r>
               <w:rPr>
-                <w:rFonts w:ascii="Helvetica" w:hAnsi="Helvetica" w:eastAsia="Helvetica" w:cs="Helvetica"/>
+                <w:rFonts w:ascii="Arial" w:hAnsi="Arial" w:eastAsia="Arial" w:cs="Arial"/>
                 <w:i w:val="false"/>
                 <w:b w:val="true"/>
                 <w:u w:val="none"/>
@@ -347,7 +345,6 @@
           </w:tcPr>
           <w:p>
             <w:pPr>
-              <w:pStyle w:val="Normal"/>
               <w:jc w:val="center"/>
               <w:pBdr>
                 <w:bottom w:val="none" w:sz="0" w:space="0" w:color="000000"/>
@@ -358,19 +355,19 @@
               <w:spacing w:after="100" w:before="100" w:line="240"/>
               <w:ind w:left="100" w:right="100" w:firstLine="0" w:firstLineChars="0"/>
               <w:rPr>
-                <w:rFonts w:ascii="Helvetica" w:hAnsi="Helvetica" w:eastAsia="Helvetica" w:cs="Helvetica"/>
-                <w:i w:val="false"/>
-                <w:b w:val="false"/>
-                <w:u w:val="none"/>
-                <w:strike w:val="false"/>
-                <w:sz w:val="22"/>
-                <w:szCs w:val="22"/>
-                <w:color w:val="000000"/>
-              </w:rPr>
-            </w:pPr>
-            <w:r>
-              <w:rPr>
-                <w:rFonts w:ascii="Helvetica" w:hAnsi="Helvetica" w:eastAsia="Helvetica" w:cs="Helvetica"/>
+                <w:rFonts w:ascii="Arial" w:hAnsi="Arial" w:eastAsia="Arial" w:cs="Arial"/>
+                <w:i w:val="false"/>
+                <w:b w:val="false"/>
+                <w:u w:val="none"/>
+                <w:strike w:val="false"/>
+                <w:sz w:val="22"/>
+                <w:szCs w:val="22"/>
+                <w:color w:val="000000"/>
+              </w:rPr>
+            </w:pPr>
+            <w:r>
+              <w:rPr>
+                <w:rFonts w:ascii="Arial" w:hAnsi="Arial" w:eastAsia="Arial" w:cs="Arial"/>
                 <w:i w:val="false"/>
                 <w:b w:val="false"/>
                 <w:u w:val="none"/>
@@ -386,28 +383,28 @@
       </w:tr>
       <w:tr>
         <w:trPr>
-          <w:trHeight w:val="608" w:hRule="auto"/>
+          <w:trHeight w:val="617" w:hRule="auto"/>
         </w:trPr>
-        <w:tc>
-          <w:tcPr>
-            <w:tcBorders>
-              <w:bottom w:val="none" w:sz="0" w:space="0" w:color="000000"/>
-              <w:top w:val="none" w:sz="0" w:space="0" w:color="000000"/>
-              <w:left w:val="none" w:sz="0" w:space="0" w:color="000000"/>
-              <w:right w:val="none" w:sz="0" w:space="0" w:color="000000"/>
-            </w:tcBorders>
-            <w:shd w:val="clear" w:color="auto" w:fill="FFFFFF"/>
-            <w:tcMar>
-              <w:top w:w="0" w:type="dxa"/>
-              <w:bottom w:w="0" w:type="dxa"/>
-              <w:left w:w="0" w:type="dxa"/>
-              <w:right w:w="0" w:type="dxa"/>
-            </w:tcMar>
-            <w:vAlign w:val="top"/>
-          </w:tcPr>
-          <w:p>
-            <w:pPr>
-              <w:pStyle w:val="Normal"/>
+        body 3
+        <w:tc>
+          <w:tcPr>
+            <w:tcBorders>
+              <w:bottom w:val="none" w:sz="0" w:space="0" w:color="000000"/>
+              <w:top w:val="none" w:sz="0" w:space="0" w:color="000000"/>
+              <w:left w:val="none" w:sz="0" w:space="0" w:color="000000"/>
+              <w:right w:val="none" w:sz="0" w:space="0" w:color="000000"/>
+            </w:tcBorders>
+            <w:shd w:val="clear" w:color="auto" w:fill="FFFFFF"/>
+            <w:tcMar>
+              <w:top w:w="0" w:type="dxa"/>
+              <w:bottom w:w="0" w:type="dxa"/>
+              <w:left w:w="0" w:type="dxa"/>
+              <w:right w:w="0" w:type="dxa"/>
+            </w:tcMar>
+            <w:vAlign w:val="top"/>
+          </w:tcPr>
+          <w:p>
+            <w:pPr>
               <w:jc w:val="left"/>
               <w:pBdr>
                 <w:bottom w:val="none" w:sz="0" w:space="0" w:color="000000"/>
@@ -418,19 +415,19 @@
               <w:spacing w:after="100" w:before="100" w:line="240"/>
               <w:ind w:left="300" w:right="100" w:firstLine="0" w:firstLineChars="0"/>
               <w:rPr>
-                <w:rFonts w:ascii="Helvetica" w:hAnsi="Helvetica" w:eastAsia="Helvetica" w:cs="Helvetica"/>
-                <w:i w:val="false"/>
-                <w:b w:val="false"/>
-                <w:u w:val="none"/>
-                <w:strike w:val="false"/>
-                <w:sz w:val="22"/>
-                <w:szCs w:val="22"/>
-                <w:color w:val="000000"/>
-              </w:rPr>
-            </w:pPr>
-            <w:r>
-              <w:rPr>
-                <w:rFonts w:ascii="Helvetica" w:hAnsi="Helvetica" w:eastAsia="Helvetica" w:cs="Helvetica"/>
+                <w:rFonts w:ascii="Arial" w:hAnsi="Arial" w:eastAsia="Arial" w:cs="Arial"/>
+                <w:i w:val="false"/>
+                <w:b w:val="false"/>
+                <w:u w:val="none"/>
+                <w:strike w:val="false"/>
+                <w:sz w:val="22"/>
+                <w:szCs w:val="22"/>
+                <w:color w:val="000000"/>
+              </w:rPr>
+            </w:pPr>
+            <w:r>
+              <w:rPr>
+                <w:rFonts w:ascii="Arial" w:hAnsi="Arial" w:eastAsia="Arial" w:cs="Arial"/>
                 <w:i w:val="false"/>
                 <w:b w:val="false"/>
                 <w:u w:val="none"/>
@@ -462,7 +459,6 @@
           </w:tcPr>
           <w:p>
             <w:pPr>
-              <w:pStyle w:val="Normal"/>
               <w:jc w:val="center"/>
               <w:pBdr>
                 <w:bottom w:val="none" w:sz="0" w:space="0" w:color="000000"/>
@@ -473,19 +469,19 @@
               <w:spacing w:after="100" w:before="100" w:line="240"/>
               <w:ind w:left="100" w:right="100" w:firstLine="0" w:firstLineChars="0"/>
               <w:rPr>
-                <w:rFonts w:ascii="Helvetica" w:hAnsi="Helvetica" w:eastAsia="Helvetica" w:cs="Helvetica"/>
-                <w:i w:val="false"/>
-                <w:b w:val="false"/>
-                <w:u w:val="none"/>
-                <w:strike w:val="false"/>
-                <w:sz w:val="22"/>
-                <w:szCs w:val="22"/>
-                <w:color w:val="000000"/>
-              </w:rPr>
-            </w:pPr>
-            <w:r>
-              <w:rPr>
-                <w:rFonts w:ascii="Helvetica" w:hAnsi="Helvetica" w:eastAsia="Helvetica" w:cs="Helvetica"/>
+                <w:rFonts w:ascii="Arial" w:hAnsi="Arial" w:eastAsia="Arial" w:cs="Arial"/>
+                <w:i w:val="false"/>
+                <w:b w:val="false"/>
+                <w:u w:val="none"/>
+                <w:strike w:val="false"/>
+                <w:sz w:val="22"/>
+                <w:szCs w:val="22"/>
+                <w:color w:val="000000"/>
+              </w:rPr>
+            </w:pPr>
+            <w:r>
+              <w:rPr>
+                <w:rFonts w:ascii="Arial" w:hAnsi="Arial" w:eastAsia="Arial" w:cs="Arial"/>
                 <w:i w:val="false"/>
                 <w:b w:val="false"/>
                 <w:u w:val="none"/>
@@ -501,28 +497,28 @@
       </w:tr>
       <w:tr>
         <w:trPr>
-          <w:trHeight w:val="608" w:hRule="auto"/>
+          <w:trHeight w:val="617" w:hRule="auto"/>
         </w:trPr>
-        <w:tc>
-          <w:tcPr>
-            <w:tcBorders>
-              <w:bottom w:val="none" w:sz="0" w:space="0" w:color="000000"/>
-              <w:top w:val="none" w:sz="0" w:space="0" w:color="000000"/>
-              <w:left w:val="none" w:sz="0" w:space="0" w:color="000000"/>
-              <w:right w:val="none" w:sz="0" w:space="0" w:color="000000"/>
-            </w:tcBorders>
-            <w:shd w:val="clear" w:color="auto" w:fill="FFFFFF"/>
-            <w:tcMar>
-              <w:top w:w="0" w:type="dxa"/>
-              <w:bottom w:w="0" w:type="dxa"/>
-              <w:left w:w="0" w:type="dxa"/>
-              <w:right w:w="0" w:type="dxa"/>
-            </w:tcMar>
-            <w:vAlign w:val="top"/>
-          </w:tcPr>
-          <w:p>
-            <w:pPr>
-              <w:pStyle w:val="Normal"/>
+        body 4
+        <w:tc>
+          <w:tcPr>
+            <w:tcBorders>
+              <w:bottom w:val="none" w:sz="0" w:space="0" w:color="000000"/>
+              <w:top w:val="none" w:sz="0" w:space="0" w:color="000000"/>
+              <w:left w:val="none" w:sz="0" w:space="0" w:color="000000"/>
+              <w:right w:val="none" w:sz="0" w:space="0" w:color="000000"/>
+            </w:tcBorders>
+            <w:shd w:val="clear" w:color="auto" w:fill="FFFFFF"/>
+            <w:tcMar>
+              <w:top w:w="0" w:type="dxa"/>
+              <w:bottom w:w="0" w:type="dxa"/>
+              <w:left w:w="0" w:type="dxa"/>
+              <w:right w:w="0" w:type="dxa"/>
+            </w:tcMar>
+            <w:vAlign w:val="top"/>
+          </w:tcPr>
+          <w:p>
+            <w:pPr>
               <w:jc w:val="left"/>
               <w:pBdr>
                 <w:bottom w:val="none" w:sz="0" w:space="0" w:color="000000"/>
@@ -533,19 +529,19 @@
               <w:spacing w:after="100" w:before="100" w:line="240"/>
               <w:ind w:left="300" w:right="100" w:firstLine="0" w:firstLineChars="0"/>
               <w:rPr>
-                <w:rFonts w:ascii="Helvetica" w:hAnsi="Helvetica" w:eastAsia="Helvetica" w:cs="Helvetica"/>
-                <w:i w:val="false"/>
-                <w:b w:val="false"/>
-                <w:u w:val="none"/>
-                <w:strike w:val="false"/>
-                <w:sz w:val="22"/>
-                <w:szCs w:val="22"/>
-                <w:color w:val="000000"/>
-              </w:rPr>
-            </w:pPr>
-            <w:r>
-              <w:rPr>
-                <w:rFonts w:ascii="Helvetica" w:hAnsi="Helvetica" w:eastAsia="Helvetica" w:cs="Helvetica"/>
+                <w:rFonts w:ascii="Arial" w:hAnsi="Arial" w:eastAsia="Arial" w:cs="Arial"/>
+                <w:i w:val="false"/>
+                <w:b w:val="false"/>
+                <w:u w:val="none"/>
+                <w:strike w:val="false"/>
+                <w:sz w:val="22"/>
+                <w:szCs w:val="22"/>
+                <w:color w:val="000000"/>
+              </w:rPr>
+            </w:pPr>
+            <w:r>
+              <w:rPr>
+                <w:rFonts w:ascii="Arial" w:hAnsi="Arial" w:eastAsia="Arial" w:cs="Arial"/>
                 <w:i w:val="false"/>
                 <w:b w:val="false"/>
                 <w:u w:val="none"/>
@@ -577,7 +573,6 @@
           </w:tcPr>
           <w:p>
             <w:pPr>
-              <w:pStyle w:val="Normal"/>
               <w:jc w:val="center"/>
               <w:pBdr>
                 <w:bottom w:val="none" w:sz="0" w:space="0" w:color="000000"/>
@@ -588,19 +583,19 @@
               <w:spacing w:after="100" w:before="100" w:line="240"/>
               <w:ind w:left="100" w:right="100" w:firstLine="0" w:firstLineChars="0"/>
               <w:rPr>
-                <w:rFonts w:ascii="Helvetica" w:hAnsi="Helvetica" w:eastAsia="Helvetica" w:cs="Helvetica"/>
-                <w:i w:val="false"/>
-                <w:b w:val="false"/>
-                <w:u w:val="none"/>
-                <w:strike w:val="false"/>
-                <w:sz w:val="22"/>
-                <w:szCs w:val="22"/>
-                <w:color w:val="000000"/>
-              </w:rPr>
-            </w:pPr>
-            <w:r>
-              <w:rPr>
-                <w:rFonts w:ascii="Helvetica" w:hAnsi="Helvetica" w:eastAsia="Helvetica" w:cs="Helvetica"/>
+                <w:rFonts w:ascii="Arial" w:hAnsi="Arial" w:eastAsia="Arial" w:cs="Arial"/>
+                <w:i w:val="false"/>
+                <w:b w:val="false"/>
+                <w:u w:val="none"/>
+                <w:strike w:val="false"/>
+                <w:sz w:val="22"/>
+                <w:szCs w:val="22"/>
+                <w:color w:val="000000"/>
+              </w:rPr>
+            </w:pPr>
+            <w:r>
+              <w:rPr>
+                <w:rFonts w:ascii="Arial" w:hAnsi="Arial" w:eastAsia="Arial" w:cs="Arial"/>
                 <w:i w:val="false"/>
                 <w:b w:val="false"/>
                 <w:u w:val="none"/>
@@ -616,28 +611,28 @@
       </w:tr>
       <w:tr>
         <w:trPr>
-          <w:trHeight w:val="608" w:hRule="auto"/>
+          <w:trHeight w:val="617" w:hRule="auto"/>
         </w:trPr>
-        <w:tc>
-          <w:tcPr>
-            <w:tcBorders>
-              <w:bottom w:val="none" w:sz="0" w:space="0" w:color="000000"/>
-              <w:top w:val="none" w:sz="0" w:space="0" w:color="000000"/>
-              <w:left w:val="none" w:sz="0" w:space="0" w:color="000000"/>
-              <w:right w:val="none" w:sz="0" w:space="0" w:color="000000"/>
-            </w:tcBorders>
-            <w:shd w:val="clear" w:color="auto" w:fill="FFFFFF"/>
-            <w:tcMar>
-              <w:top w:w="0" w:type="dxa"/>
-              <w:bottom w:w="0" w:type="dxa"/>
-              <w:left w:w="0" w:type="dxa"/>
-              <w:right w:w="0" w:type="dxa"/>
-            </w:tcMar>
-            <w:vAlign w:val="top"/>
-          </w:tcPr>
-          <w:p>
-            <w:pPr>
-              <w:pStyle w:val="Normal"/>
+        body 5
+        <w:tc>
+          <w:tcPr>
+            <w:tcBorders>
+              <w:bottom w:val="none" w:sz="0" w:space="0" w:color="000000"/>
+              <w:top w:val="none" w:sz="0" w:space="0" w:color="000000"/>
+              <w:left w:val="none" w:sz="0" w:space="0" w:color="000000"/>
+              <w:right w:val="none" w:sz="0" w:space="0" w:color="000000"/>
+            </w:tcBorders>
+            <w:shd w:val="clear" w:color="auto" w:fill="FFFFFF"/>
+            <w:tcMar>
+              <w:top w:w="0" w:type="dxa"/>
+              <w:bottom w:w="0" w:type="dxa"/>
+              <w:left w:w="0" w:type="dxa"/>
+              <w:right w:w="0" w:type="dxa"/>
+            </w:tcMar>
+            <w:vAlign w:val="top"/>
+          </w:tcPr>
+          <w:p>
+            <w:pPr>
               <w:jc w:val="left"/>
               <w:pBdr>
                 <w:bottom w:val="none" w:sz="0" w:space="0" w:color="000000"/>
@@ -648,7 +643,7 @@
               <w:spacing w:after="100" w:before="100" w:line="240"/>
               <w:ind w:left="100" w:right="100" w:firstLine="0" w:firstLineChars="0"/>
               <w:rPr>
-                <w:rFonts w:ascii="Helvetica" w:hAnsi="Helvetica" w:eastAsia="Helvetica" w:cs="Helvetica"/>
+                <w:rFonts w:ascii="Arial" w:hAnsi="Arial" w:eastAsia="Arial" w:cs="Arial"/>
                 <w:i w:val="false"/>
                 <w:b w:val="true"/>
                 <w:u w:val="none"/>
@@ -660,7 +655,7 @@
             </w:pPr>
             <w:r>
               <w:rPr>
-                <w:rFonts w:ascii="Helvetica" w:hAnsi="Helvetica" w:eastAsia="Helvetica" w:cs="Helvetica"/>
+                <w:rFonts w:ascii="Arial" w:hAnsi="Arial" w:eastAsia="Arial" w:cs="Arial"/>
                 <w:i w:val="false"/>
                 <w:b w:val="true"/>
                 <w:u w:val="none"/>
@@ -692,7 +687,6 @@
           </w:tcPr>
           <w:p>
             <w:pPr>
-              <w:pStyle w:val="Normal"/>
               <w:jc w:val="center"/>
               <w:pBdr>
                 <w:bottom w:val="none" w:sz="0" w:space="0" w:color="000000"/>
@@ -703,19 +697,19 @@
               <w:spacing w:after="100" w:before="100" w:line="240"/>
               <w:ind w:left="100" w:right="100" w:firstLine="0" w:firstLineChars="0"/>
               <w:rPr>
-                <w:rFonts w:ascii="Helvetica" w:hAnsi="Helvetica" w:eastAsia="Helvetica" w:cs="Helvetica"/>
-                <w:i w:val="false"/>
-                <w:b w:val="false"/>
-                <w:u w:val="none"/>
-                <w:strike w:val="false"/>
-                <w:sz w:val="22"/>
-                <w:szCs w:val="22"/>
-                <w:color w:val="000000"/>
-              </w:rPr>
-            </w:pPr>
-            <w:r>
-              <w:rPr>
-                <w:rFonts w:ascii="Helvetica" w:hAnsi="Helvetica" w:eastAsia="Helvetica" w:cs="Helvetica"/>
+                <w:rFonts w:ascii="Arial" w:hAnsi="Arial" w:eastAsia="Arial" w:cs="Arial"/>
+                <w:i w:val="false"/>
+                <w:b w:val="false"/>
+                <w:u w:val="none"/>
+                <w:strike w:val="false"/>
+                <w:sz w:val="22"/>
+                <w:szCs w:val="22"/>
+                <w:color w:val="000000"/>
+              </w:rPr>
+            </w:pPr>
+            <w:r>
+              <w:rPr>
+                <w:rFonts w:ascii="Arial" w:hAnsi="Arial" w:eastAsia="Arial" w:cs="Arial"/>
                 <w:i w:val="false"/>
                 <w:b w:val="false"/>
                 <w:u w:val="none"/>
@@ -731,28 +725,28 @@
       </w:tr>
       <w:tr>
         <w:trPr>
-          <w:trHeight w:val="608" w:hRule="auto"/>
+          <w:trHeight w:val="617" w:hRule="auto"/>
         </w:trPr>
-        <w:tc>
-          <w:tcPr>
-            <w:tcBorders>
-              <w:bottom w:val="none" w:sz="0" w:space="0" w:color="000000"/>
-              <w:top w:val="none" w:sz="0" w:space="0" w:color="000000"/>
-              <w:left w:val="none" w:sz="0" w:space="0" w:color="000000"/>
-              <w:right w:val="none" w:sz="0" w:space="0" w:color="000000"/>
-            </w:tcBorders>
-            <w:shd w:val="clear" w:color="auto" w:fill="FFFFFF"/>
-            <w:tcMar>
-              <w:top w:w="0" w:type="dxa"/>
-              <w:bottom w:w="0" w:type="dxa"/>
-              <w:left w:w="0" w:type="dxa"/>
-              <w:right w:w="0" w:type="dxa"/>
-            </w:tcMar>
-            <w:vAlign w:val="top"/>
-          </w:tcPr>
-          <w:p>
-            <w:pPr>
-              <w:pStyle w:val="Normal"/>
+        body 6
+        <w:tc>
+          <w:tcPr>
+            <w:tcBorders>
+              <w:bottom w:val="none" w:sz="0" w:space="0" w:color="000000"/>
+              <w:top w:val="none" w:sz="0" w:space="0" w:color="000000"/>
+              <w:left w:val="none" w:sz="0" w:space="0" w:color="000000"/>
+              <w:right w:val="none" w:sz="0" w:space="0" w:color="000000"/>
+            </w:tcBorders>
+            <w:shd w:val="clear" w:color="auto" w:fill="FFFFFF"/>
+            <w:tcMar>
+              <w:top w:w="0" w:type="dxa"/>
+              <w:bottom w:w="0" w:type="dxa"/>
+              <w:left w:w="0" w:type="dxa"/>
+              <w:right w:w="0" w:type="dxa"/>
+            </w:tcMar>
+            <w:vAlign w:val="top"/>
+          </w:tcPr>
+          <w:p>
+            <w:pPr>
               <w:jc w:val="left"/>
               <w:pBdr>
                 <w:bottom w:val="none" w:sz="0" w:space="0" w:color="000000"/>
@@ -763,19 +757,19 @@
               <w:spacing w:after="100" w:before="100" w:line="240"/>
               <w:ind w:left="300" w:right="100" w:firstLine="0" w:firstLineChars="0"/>
               <w:rPr>
-                <w:rFonts w:ascii="Helvetica" w:hAnsi="Helvetica" w:eastAsia="Helvetica" w:cs="Helvetica"/>
-                <w:i w:val="false"/>
-                <w:b w:val="false"/>
-                <w:u w:val="none"/>
-                <w:strike w:val="false"/>
-                <w:sz w:val="22"/>
-                <w:szCs w:val="22"/>
-                <w:color w:val="000000"/>
-              </w:rPr>
-            </w:pPr>
-            <w:r>
-              <w:rPr>
-                <w:rFonts w:ascii="Helvetica" w:hAnsi="Helvetica" w:eastAsia="Helvetica" w:cs="Helvetica"/>
+                <w:rFonts w:ascii="Arial" w:hAnsi="Arial" w:eastAsia="Arial" w:cs="Arial"/>
+                <w:i w:val="false"/>
+                <w:b w:val="false"/>
+                <w:u w:val="none"/>
+                <w:strike w:val="false"/>
+                <w:sz w:val="22"/>
+                <w:szCs w:val="22"/>
+                <w:color w:val="000000"/>
+              </w:rPr>
+            </w:pPr>
+            <w:r>
+              <w:rPr>
+                <w:rFonts w:ascii="Arial" w:hAnsi="Arial" w:eastAsia="Arial" w:cs="Arial"/>
                 <w:i w:val="false"/>
                 <w:b w:val="false"/>
                 <w:u w:val="none"/>
@@ -807,7 +801,6 @@
           </w:tcPr>
           <w:p>
             <w:pPr>
-              <w:pStyle w:val="Normal"/>
               <w:jc w:val="center"/>
               <w:pBdr>
                 <w:bottom w:val="none" w:sz="0" w:space="0" w:color="000000"/>
@@ -818,19 +811,19 @@
               <w:spacing w:after="100" w:before="100" w:line="240"/>
               <w:ind w:left="100" w:right="100" w:firstLine="0" w:firstLineChars="0"/>
               <w:rPr>
-                <w:rFonts w:ascii="Helvetica" w:hAnsi="Helvetica" w:eastAsia="Helvetica" w:cs="Helvetica"/>
-                <w:i w:val="false"/>
-                <w:b w:val="false"/>
-                <w:u w:val="none"/>
-                <w:strike w:val="false"/>
-                <w:sz w:val="22"/>
-                <w:szCs w:val="22"/>
-                <w:color w:val="000000"/>
-              </w:rPr>
-            </w:pPr>
-            <w:r>
-              <w:rPr>
-                <w:rFonts w:ascii="Helvetica" w:hAnsi="Helvetica" w:eastAsia="Helvetica" w:cs="Helvetica"/>
+                <w:rFonts w:ascii="Arial" w:hAnsi="Arial" w:eastAsia="Arial" w:cs="Arial"/>
+                <w:i w:val="false"/>
+                <w:b w:val="false"/>
+                <w:u w:val="none"/>
+                <w:strike w:val="false"/>
+                <w:sz w:val="22"/>
+                <w:szCs w:val="22"/>
+                <w:color w:val="000000"/>
+              </w:rPr>
+            </w:pPr>
+            <w:r>
+              <w:rPr>
+                <w:rFonts w:ascii="Arial" w:hAnsi="Arial" w:eastAsia="Arial" w:cs="Arial"/>
                 <w:i w:val="false"/>
                 <w:b w:val="false"/>
                 <w:u w:val="none"/>
@@ -846,28 +839,28 @@
       </w:tr>
       <w:tr>
         <w:trPr>
-          <w:trHeight w:val="608" w:hRule="auto"/>
+          <w:trHeight w:val="617" w:hRule="auto"/>
         </w:trPr>
-        <w:tc>
-          <w:tcPr>
-            <w:tcBorders>
-              <w:bottom w:val="none" w:sz="0" w:space="0" w:color="000000"/>
-              <w:top w:val="none" w:sz="0" w:space="0" w:color="000000"/>
-              <w:left w:val="none" w:sz="0" w:space="0" w:color="000000"/>
-              <w:right w:val="none" w:sz="0" w:space="0" w:color="000000"/>
-            </w:tcBorders>
-            <w:shd w:val="clear" w:color="auto" w:fill="FFFFFF"/>
-            <w:tcMar>
-              <w:top w:w="0" w:type="dxa"/>
-              <w:bottom w:w="0" w:type="dxa"/>
-              <w:left w:w="0" w:type="dxa"/>
-              <w:right w:w="0" w:type="dxa"/>
-            </w:tcMar>
-            <w:vAlign w:val="top"/>
-          </w:tcPr>
-          <w:p>
-            <w:pPr>
-              <w:pStyle w:val="Normal"/>
+        body 7
+        <w:tc>
+          <w:tcPr>
+            <w:tcBorders>
+              <w:bottom w:val="none" w:sz="0" w:space="0" w:color="000000"/>
+              <w:top w:val="none" w:sz="0" w:space="0" w:color="000000"/>
+              <w:left w:val="none" w:sz="0" w:space="0" w:color="000000"/>
+              <w:right w:val="none" w:sz="0" w:space="0" w:color="000000"/>
+            </w:tcBorders>
+            <w:shd w:val="clear" w:color="auto" w:fill="FFFFFF"/>
+            <w:tcMar>
+              <w:top w:w="0" w:type="dxa"/>
+              <w:bottom w:w="0" w:type="dxa"/>
+              <w:left w:w="0" w:type="dxa"/>
+              <w:right w:w="0" w:type="dxa"/>
+            </w:tcMar>
+            <w:vAlign w:val="top"/>
+          </w:tcPr>
+          <w:p>
+            <w:pPr>
               <w:jc w:val="left"/>
               <w:pBdr>
                 <w:bottom w:val="none" w:sz="0" w:space="0" w:color="000000"/>
@@ -878,19 +871,19 @@
               <w:spacing w:after="100" w:before="100" w:line="240"/>
               <w:ind w:left="300" w:right="100" w:firstLine="0" w:firstLineChars="0"/>
               <w:rPr>
-                <w:rFonts w:ascii="Helvetica" w:hAnsi="Helvetica" w:eastAsia="Helvetica" w:cs="Helvetica"/>
-                <w:i w:val="false"/>
-                <w:b w:val="false"/>
-                <w:u w:val="none"/>
-                <w:strike w:val="false"/>
-                <w:sz w:val="22"/>
-                <w:szCs w:val="22"/>
-                <w:color w:val="000000"/>
-              </w:rPr>
-            </w:pPr>
-            <w:r>
-              <w:rPr>
-                <w:rFonts w:ascii="Helvetica" w:hAnsi="Helvetica" w:eastAsia="Helvetica" w:cs="Helvetica"/>
+                <w:rFonts w:ascii="Arial" w:hAnsi="Arial" w:eastAsia="Arial" w:cs="Arial"/>
+                <w:i w:val="false"/>
+                <w:b w:val="false"/>
+                <w:u w:val="none"/>
+                <w:strike w:val="false"/>
+                <w:sz w:val="22"/>
+                <w:szCs w:val="22"/>
+                <w:color w:val="000000"/>
+              </w:rPr>
+            </w:pPr>
+            <w:r>
+              <w:rPr>
+                <w:rFonts w:ascii="Arial" w:hAnsi="Arial" w:eastAsia="Arial" w:cs="Arial"/>
                 <w:i w:val="false"/>
                 <w:b w:val="false"/>
                 <w:u w:val="none"/>
@@ -922,7 +915,6 @@
           </w:tcPr>
           <w:p>
             <w:pPr>
-              <w:pStyle w:val="Normal"/>
               <w:jc w:val="center"/>
               <w:pBdr>
                 <w:bottom w:val="none" w:sz="0" w:space="0" w:color="000000"/>
@@ -933,19 +925,19 @@
               <w:spacing w:after="100" w:before="100" w:line="240"/>
               <w:ind w:left="100" w:right="100" w:firstLine="0" w:firstLineChars="0"/>
               <w:rPr>
-                <w:rFonts w:ascii="Helvetica" w:hAnsi="Helvetica" w:eastAsia="Helvetica" w:cs="Helvetica"/>
-                <w:i w:val="false"/>
-                <w:b w:val="false"/>
-                <w:u w:val="none"/>
-                <w:strike w:val="false"/>
-                <w:sz w:val="22"/>
-                <w:szCs w:val="22"/>
-                <w:color w:val="000000"/>
-              </w:rPr>
-            </w:pPr>
-            <w:r>
-              <w:rPr>
-                <w:rFonts w:ascii="Helvetica" w:hAnsi="Helvetica" w:eastAsia="Helvetica" w:cs="Helvetica"/>
+                <w:rFonts w:ascii="Arial" w:hAnsi="Arial" w:eastAsia="Arial" w:cs="Arial"/>
+                <w:i w:val="false"/>
+                <w:b w:val="false"/>
+                <w:u w:val="none"/>
+                <w:strike w:val="false"/>
+                <w:sz w:val="22"/>
+                <w:szCs w:val="22"/>
+                <w:color w:val="000000"/>
+              </w:rPr>
+            </w:pPr>
+            <w:r>
+              <w:rPr>
+                <w:rFonts w:ascii="Arial" w:hAnsi="Arial" w:eastAsia="Arial" w:cs="Arial"/>
                 <w:i w:val="false"/>
                 <w:b w:val="false"/>
                 <w:u w:val="none"/>
@@ -961,28 +953,28 @@
       </w:tr>
       <w:tr>
         <w:trPr>
-          <w:trHeight w:val="608" w:hRule="auto"/>
+          <w:trHeight w:val="617" w:hRule="auto"/>
         </w:trPr>
-        <w:tc>
-          <w:tcPr>
-            <w:tcBorders>
-              <w:bottom w:val="none" w:sz="0" w:space="0" w:color="000000"/>
-              <w:top w:val="none" w:sz="0" w:space="0" w:color="000000"/>
-              <w:left w:val="none" w:sz="0" w:space="0" w:color="000000"/>
-              <w:right w:val="none" w:sz="0" w:space="0" w:color="000000"/>
-            </w:tcBorders>
-            <w:shd w:val="clear" w:color="auto" w:fill="FFFFFF"/>
-            <w:tcMar>
-              <w:top w:w="0" w:type="dxa"/>
-              <w:bottom w:w="0" w:type="dxa"/>
-              <w:left w:w="0" w:type="dxa"/>
-              <w:right w:w="0" w:type="dxa"/>
-            </w:tcMar>
-            <w:vAlign w:val="top"/>
-          </w:tcPr>
-          <w:p>
-            <w:pPr>
-              <w:pStyle w:val="Normal"/>
+        body 8
+        <w:tc>
+          <w:tcPr>
+            <w:tcBorders>
+              <w:bottom w:val="none" w:sz="0" w:space="0" w:color="000000"/>
+              <w:top w:val="none" w:sz="0" w:space="0" w:color="000000"/>
+              <w:left w:val="none" w:sz="0" w:space="0" w:color="000000"/>
+              <w:right w:val="none" w:sz="0" w:space="0" w:color="000000"/>
+            </w:tcBorders>
+            <w:shd w:val="clear" w:color="auto" w:fill="FFFFFF"/>
+            <w:tcMar>
+              <w:top w:w="0" w:type="dxa"/>
+              <w:bottom w:w="0" w:type="dxa"/>
+              <w:left w:w="0" w:type="dxa"/>
+              <w:right w:w="0" w:type="dxa"/>
+            </w:tcMar>
+            <w:vAlign w:val="top"/>
+          </w:tcPr>
+          <w:p>
+            <w:pPr>
               <w:jc w:val="left"/>
               <w:pBdr>
                 <w:bottom w:val="none" w:sz="0" w:space="0" w:color="000000"/>
@@ -993,19 +985,19 @@
               <w:spacing w:after="100" w:before="100" w:line="240"/>
               <w:ind w:left="300" w:right="100" w:firstLine="0" w:firstLineChars="0"/>
               <w:rPr>
-                <w:rFonts w:ascii="Helvetica" w:hAnsi="Helvetica" w:eastAsia="Helvetica" w:cs="Helvetica"/>
-                <w:i w:val="false"/>
-                <w:b w:val="false"/>
-                <w:u w:val="none"/>
-                <w:strike w:val="false"/>
-                <w:sz w:val="22"/>
-                <w:szCs w:val="22"/>
-                <w:color w:val="000000"/>
-              </w:rPr>
-            </w:pPr>
-            <w:r>
-              <w:rPr>
-                <w:rFonts w:ascii="Helvetica" w:hAnsi="Helvetica" w:eastAsia="Helvetica" w:cs="Helvetica"/>
+                <w:rFonts w:ascii="Arial" w:hAnsi="Arial" w:eastAsia="Arial" w:cs="Arial"/>
+                <w:i w:val="false"/>
+                <w:b w:val="false"/>
+                <w:u w:val="none"/>
+                <w:strike w:val="false"/>
+                <w:sz w:val="22"/>
+                <w:szCs w:val="22"/>
+                <w:color w:val="000000"/>
+              </w:rPr>
+            </w:pPr>
+            <w:r>
+              <w:rPr>
+                <w:rFonts w:ascii="Arial" w:hAnsi="Arial" w:eastAsia="Arial" w:cs="Arial"/>
                 <w:i w:val="false"/>
                 <w:b w:val="false"/>
                 <w:u w:val="none"/>
@@ -1037,7 +1029,6 @@
           </w:tcPr>
           <w:p>
             <w:pPr>
-              <w:pStyle w:val="Normal"/>
               <w:jc w:val="center"/>
               <w:pBdr>
                 <w:bottom w:val="none" w:sz="0" w:space="0" w:color="000000"/>
@@ -1048,19 +1039,19 @@
               <w:spacing w:after="100" w:before="100" w:line="240"/>
               <w:ind w:left="100" w:right="100" w:firstLine="0" w:firstLineChars="0"/>
               <w:rPr>
-                <w:rFonts w:ascii="Helvetica" w:hAnsi="Helvetica" w:eastAsia="Helvetica" w:cs="Helvetica"/>
-                <w:i w:val="false"/>
-                <w:b w:val="false"/>
-                <w:u w:val="none"/>
-                <w:strike w:val="false"/>
-                <w:sz w:val="22"/>
-                <w:szCs w:val="22"/>
-                <w:color w:val="000000"/>
-              </w:rPr>
-            </w:pPr>
-            <w:r>
-              <w:rPr>
-                <w:rFonts w:ascii="Helvetica" w:hAnsi="Helvetica" w:eastAsia="Helvetica" w:cs="Helvetica"/>
+                <w:rFonts w:ascii="Arial" w:hAnsi="Arial" w:eastAsia="Arial" w:cs="Arial"/>
+                <w:i w:val="false"/>
+                <w:b w:val="false"/>
+                <w:u w:val="none"/>
+                <w:strike w:val="false"/>
+                <w:sz w:val="22"/>
+                <w:szCs w:val="22"/>
+                <w:color w:val="000000"/>
+              </w:rPr>
+            </w:pPr>
+            <w:r>
+              <w:rPr>
+                <w:rFonts w:ascii="Arial" w:hAnsi="Arial" w:eastAsia="Arial" w:cs="Arial"/>
                 <w:i w:val="false"/>
                 <w:b w:val="false"/>
                 <w:u w:val="none"/>
@@ -1076,28 +1067,28 @@
       </w:tr>
       <w:tr>
         <w:trPr>
-          <w:trHeight w:val="608" w:hRule="auto"/>
+          <w:trHeight w:val="617" w:hRule="auto"/>
         </w:trPr>
-        <w:tc>
-          <w:tcPr>
-            <w:tcBorders>
-              <w:bottom w:val="none" w:sz="0" w:space="0" w:color="000000"/>
-              <w:top w:val="none" w:sz="0" w:space="0" w:color="000000"/>
-              <w:left w:val="none" w:sz="0" w:space="0" w:color="000000"/>
-              <w:right w:val="none" w:sz="0" w:space="0" w:color="000000"/>
-            </w:tcBorders>
-            <w:shd w:val="clear" w:color="auto" w:fill="FFFFFF"/>
-            <w:tcMar>
-              <w:top w:w="0" w:type="dxa"/>
-              <w:bottom w:w="0" w:type="dxa"/>
-              <w:left w:w="0" w:type="dxa"/>
-              <w:right w:w="0" w:type="dxa"/>
-            </w:tcMar>
-            <w:vAlign w:val="top"/>
-          </w:tcPr>
-          <w:p>
-            <w:pPr>
-              <w:pStyle w:val="Normal"/>
+        body 9
+        <w:tc>
+          <w:tcPr>
+            <w:tcBorders>
+              <w:bottom w:val="none" w:sz="0" w:space="0" w:color="000000"/>
+              <w:top w:val="none" w:sz="0" w:space="0" w:color="000000"/>
+              <w:left w:val="none" w:sz="0" w:space="0" w:color="000000"/>
+              <w:right w:val="none" w:sz="0" w:space="0" w:color="000000"/>
+            </w:tcBorders>
+            <w:shd w:val="clear" w:color="auto" w:fill="FFFFFF"/>
+            <w:tcMar>
+              <w:top w:w="0" w:type="dxa"/>
+              <w:bottom w:w="0" w:type="dxa"/>
+              <w:left w:w="0" w:type="dxa"/>
+              <w:right w:w="0" w:type="dxa"/>
+            </w:tcMar>
+            <w:vAlign w:val="top"/>
+          </w:tcPr>
+          <w:p>
+            <w:pPr>
               <w:jc w:val="left"/>
               <w:pBdr>
                 <w:bottom w:val="none" w:sz="0" w:space="0" w:color="000000"/>
@@ -1108,19 +1099,19 @@
               <w:spacing w:after="100" w:before="100" w:line="240"/>
               <w:ind w:left="300" w:right="100" w:firstLine="0" w:firstLineChars="0"/>
               <w:rPr>
-                <w:rFonts w:ascii="Helvetica" w:hAnsi="Helvetica" w:eastAsia="Helvetica" w:cs="Helvetica"/>
-                <w:i w:val="false"/>
-                <w:b w:val="false"/>
-                <w:u w:val="none"/>
-                <w:strike w:val="false"/>
-                <w:sz w:val="22"/>
-                <w:szCs w:val="22"/>
-                <w:color w:val="000000"/>
-              </w:rPr>
-            </w:pPr>
-            <w:r>
-              <w:rPr>
-                <w:rFonts w:ascii="Helvetica" w:hAnsi="Helvetica" w:eastAsia="Helvetica" w:cs="Helvetica"/>
+                <w:rFonts w:ascii="Arial" w:hAnsi="Arial" w:eastAsia="Arial" w:cs="Arial"/>
+                <w:i w:val="false"/>
+                <w:b w:val="false"/>
+                <w:u w:val="none"/>
+                <w:strike w:val="false"/>
+                <w:sz w:val="22"/>
+                <w:szCs w:val="22"/>
+                <w:color w:val="000000"/>
+              </w:rPr>
+            </w:pPr>
+            <w:r>
+              <w:rPr>
+                <w:rFonts w:ascii="Arial" w:hAnsi="Arial" w:eastAsia="Arial" w:cs="Arial"/>
                 <w:i w:val="false"/>
                 <w:b w:val="false"/>
                 <w:u w:val="none"/>
@@ -1152,7 +1143,6 @@
           </w:tcPr>
           <w:p>
             <w:pPr>
-              <w:pStyle w:val="Normal"/>
               <w:jc w:val="center"/>
               <w:pBdr>
                 <w:bottom w:val="none" w:sz="0" w:space="0" w:color="000000"/>
@@ -1163,19 +1153,19 @@
               <w:spacing w:after="100" w:before="100" w:line="240"/>
               <w:ind w:left="100" w:right="100" w:firstLine="0" w:firstLineChars="0"/>
               <w:rPr>
-                <w:rFonts w:ascii="Helvetica" w:hAnsi="Helvetica" w:eastAsia="Helvetica" w:cs="Helvetica"/>
-                <w:i w:val="false"/>
-                <w:b w:val="false"/>
-                <w:u w:val="none"/>
-                <w:strike w:val="false"/>
-                <w:sz w:val="22"/>
-                <w:szCs w:val="22"/>
-                <w:color w:val="000000"/>
-              </w:rPr>
-            </w:pPr>
-            <w:r>
-              <w:rPr>
-                <w:rFonts w:ascii="Helvetica" w:hAnsi="Helvetica" w:eastAsia="Helvetica" w:cs="Helvetica"/>
+                <w:rFonts w:ascii="Arial" w:hAnsi="Arial" w:eastAsia="Arial" w:cs="Arial"/>
+                <w:i w:val="false"/>
+                <w:b w:val="false"/>
+                <w:u w:val="none"/>
+                <w:strike w:val="false"/>
+                <w:sz w:val="22"/>
+                <w:szCs w:val="22"/>
+                <w:color w:val="000000"/>
+              </w:rPr>
+            </w:pPr>
+            <w:r>
+              <w:rPr>
+                <w:rFonts w:ascii="Arial" w:hAnsi="Arial" w:eastAsia="Arial" w:cs="Arial"/>
                 <w:i w:val="false"/>
                 <w:b w:val="false"/>
                 <w:u w:val="none"/>
@@ -1191,28 +1181,28 @@
       </w:tr>
       <w:tr>
         <w:trPr>
-          <w:trHeight w:val="608" w:hRule="auto"/>
+          <w:trHeight w:val="617" w:hRule="auto"/>
         </w:trPr>
-        <w:tc>
-          <w:tcPr>
-            <w:tcBorders>
-              <w:bottom w:val="none" w:sz="0" w:space="0" w:color="000000"/>
-              <w:top w:val="none" w:sz="0" w:space="0" w:color="000000"/>
-              <w:left w:val="none" w:sz="0" w:space="0" w:color="000000"/>
-              <w:right w:val="none" w:sz="0" w:space="0" w:color="000000"/>
-            </w:tcBorders>
-            <w:shd w:val="clear" w:color="auto" w:fill="FFFFFF"/>
-            <w:tcMar>
-              <w:top w:w="0" w:type="dxa"/>
-              <w:bottom w:w="0" w:type="dxa"/>
-              <w:left w:w="0" w:type="dxa"/>
-              <w:right w:w="0" w:type="dxa"/>
-            </w:tcMar>
-            <w:vAlign w:val="top"/>
-          </w:tcPr>
-          <w:p>
-            <w:pPr>
-              <w:pStyle w:val="Normal"/>
+        body10
+        <w:tc>
+          <w:tcPr>
+            <w:tcBorders>
+              <w:bottom w:val="none" w:sz="0" w:space="0" w:color="000000"/>
+              <w:top w:val="none" w:sz="0" w:space="0" w:color="000000"/>
+              <w:left w:val="none" w:sz="0" w:space="0" w:color="000000"/>
+              <w:right w:val="none" w:sz="0" w:space="0" w:color="000000"/>
+            </w:tcBorders>
+            <w:shd w:val="clear" w:color="auto" w:fill="FFFFFF"/>
+            <w:tcMar>
+              <w:top w:w="0" w:type="dxa"/>
+              <w:bottom w:w="0" w:type="dxa"/>
+              <w:left w:w="0" w:type="dxa"/>
+              <w:right w:w="0" w:type="dxa"/>
+            </w:tcMar>
+            <w:vAlign w:val="top"/>
+          </w:tcPr>
+          <w:p>
+            <w:pPr>
               <w:jc w:val="left"/>
               <w:pBdr>
                 <w:bottom w:val="none" w:sz="0" w:space="0" w:color="000000"/>
@@ -1223,7 +1213,7 @@
               <w:spacing w:after="100" w:before="100" w:line="240"/>
               <w:ind w:left="100" w:right="100" w:firstLine="0" w:firstLineChars="0"/>
               <w:rPr>
-                <w:rFonts w:ascii="Helvetica" w:hAnsi="Helvetica" w:eastAsia="Helvetica" w:cs="Helvetica"/>
+                <w:rFonts w:ascii="Arial" w:hAnsi="Arial" w:eastAsia="Arial" w:cs="Arial"/>
                 <w:i w:val="false"/>
                 <w:b w:val="true"/>
                 <w:u w:val="none"/>
@@ -1235,7 +1225,7 @@
             </w:pPr>
             <w:r>
               <w:rPr>
-                <w:rFonts w:ascii="Helvetica" w:hAnsi="Helvetica" w:eastAsia="Helvetica" w:cs="Helvetica"/>
+                <w:rFonts w:ascii="Arial" w:hAnsi="Arial" w:eastAsia="Arial" w:cs="Arial"/>
                 <w:i w:val="false"/>
                 <w:b w:val="true"/>
                 <w:u w:val="none"/>
@@ -1267,7 +1257,6 @@
           </w:tcPr>
           <w:p>
             <w:pPr>
-              <w:pStyle w:val="Normal"/>
               <w:jc w:val="center"/>
               <w:pBdr>
                 <w:bottom w:val="none" w:sz="0" w:space="0" w:color="000000"/>
@@ -1278,19 +1267,19 @@
               <w:spacing w:after="100" w:before="100" w:line="240"/>
               <w:ind w:left="100" w:right="100" w:firstLine="0" w:firstLineChars="0"/>
               <w:rPr>
-                <w:rFonts w:ascii="Helvetica" w:hAnsi="Helvetica" w:eastAsia="Helvetica" w:cs="Helvetica"/>
-                <w:i w:val="false"/>
-                <w:b w:val="false"/>
-                <w:u w:val="none"/>
-                <w:strike w:val="false"/>
-                <w:sz w:val="22"/>
-                <w:szCs w:val="22"/>
-                <w:color w:val="000000"/>
-              </w:rPr>
-            </w:pPr>
-            <w:r>
-              <w:rPr>
-                <w:rFonts w:ascii="Helvetica" w:hAnsi="Helvetica" w:eastAsia="Helvetica" w:cs="Helvetica"/>
+                <w:rFonts w:ascii="Arial" w:hAnsi="Arial" w:eastAsia="Arial" w:cs="Arial"/>
+                <w:i w:val="false"/>
+                <w:b w:val="false"/>
+                <w:u w:val="none"/>
+                <w:strike w:val="false"/>
+                <w:sz w:val="22"/>
+                <w:szCs w:val="22"/>
+                <w:color w:val="000000"/>
+              </w:rPr>
+            </w:pPr>
+            <w:r>
+              <w:rPr>
+                <w:rFonts w:ascii="Arial" w:hAnsi="Arial" w:eastAsia="Arial" w:cs="Arial"/>
                 <w:i w:val="false"/>
                 <w:b w:val="false"/>
                 <w:u w:val="none"/>
@@ -1306,28 +1295,28 @@
       </w:tr>
       <w:tr>
         <w:trPr>
-          <w:trHeight w:val="608" w:hRule="auto"/>
+          <w:trHeight w:val="617" w:hRule="auto"/>
         </w:trPr>
-        <w:tc>
-          <w:tcPr>
-            <w:tcBorders>
-              <w:bottom w:val="none" w:sz="0" w:space="0" w:color="000000"/>
-              <w:top w:val="none" w:sz="0" w:space="0" w:color="000000"/>
-              <w:left w:val="none" w:sz="0" w:space="0" w:color="000000"/>
-              <w:right w:val="none" w:sz="0" w:space="0" w:color="000000"/>
-            </w:tcBorders>
-            <w:shd w:val="clear" w:color="auto" w:fill="FFFFFF"/>
-            <w:tcMar>
-              <w:top w:w="0" w:type="dxa"/>
-              <w:bottom w:w="0" w:type="dxa"/>
-              <w:left w:w="0" w:type="dxa"/>
-              <w:right w:w="0" w:type="dxa"/>
-            </w:tcMar>
-            <w:vAlign w:val="top"/>
-          </w:tcPr>
-          <w:p>
-            <w:pPr>
-              <w:pStyle w:val="Normal"/>
+        body11
+        <w:tc>
+          <w:tcPr>
+            <w:tcBorders>
+              <w:bottom w:val="none" w:sz="0" w:space="0" w:color="000000"/>
+              <w:top w:val="none" w:sz="0" w:space="0" w:color="000000"/>
+              <w:left w:val="none" w:sz="0" w:space="0" w:color="000000"/>
+              <w:right w:val="none" w:sz="0" w:space="0" w:color="000000"/>
+            </w:tcBorders>
+            <w:shd w:val="clear" w:color="auto" w:fill="FFFFFF"/>
+            <w:tcMar>
+              <w:top w:w="0" w:type="dxa"/>
+              <w:bottom w:w="0" w:type="dxa"/>
+              <w:left w:w="0" w:type="dxa"/>
+              <w:right w:w="0" w:type="dxa"/>
+            </w:tcMar>
+            <w:vAlign w:val="top"/>
+          </w:tcPr>
+          <w:p>
+            <w:pPr>
               <w:jc w:val="left"/>
               <w:pBdr>
                 <w:bottom w:val="none" w:sz="0" w:space="0" w:color="000000"/>
@@ -1338,19 +1327,19 @@
               <w:spacing w:after="100" w:before="100" w:line="240"/>
               <w:ind w:left="300" w:right="100" w:firstLine="0" w:firstLineChars="0"/>
               <w:rPr>
-                <w:rFonts w:ascii="Helvetica" w:hAnsi="Helvetica" w:eastAsia="Helvetica" w:cs="Helvetica"/>
-                <w:i w:val="false"/>
-                <w:b w:val="false"/>
-                <w:u w:val="none"/>
-                <w:strike w:val="false"/>
-                <w:sz w:val="22"/>
-                <w:szCs w:val="22"/>
-                <w:color w:val="000000"/>
-              </w:rPr>
-            </w:pPr>
-            <w:r>
-              <w:rPr>
-                <w:rFonts w:ascii="Helvetica" w:hAnsi="Helvetica" w:eastAsia="Helvetica" w:cs="Helvetica"/>
+                <w:rFonts w:ascii="Arial" w:hAnsi="Arial" w:eastAsia="Arial" w:cs="Arial"/>
+                <w:i w:val="false"/>
+                <w:b w:val="false"/>
+                <w:u w:val="none"/>
+                <w:strike w:val="false"/>
+                <w:sz w:val="22"/>
+                <w:szCs w:val="22"/>
+                <w:color w:val="000000"/>
+              </w:rPr>
+            </w:pPr>
+            <w:r>
+              <w:rPr>
+                <w:rFonts w:ascii="Arial" w:hAnsi="Arial" w:eastAsia="Arial" w:cs="Arial"/>
                 <w:i w:val="false"/>
                 <w:b w:val="false"/>
                 <w:u w:val="none"/>
@@ -1382,7 +1371,6 @@
           </w:tcPr>
           <w:p>
             <w:pPr>
-              <w:pStyle w:val="Normal"/>
               <w:jc w:val="center"/>
               <w:pBdr>
                 <w:bottom w:val="none" w:sz="0" w:space="0" w:color="000000"/>
@@ -1393,19 +1381,19 @@
               <w:spacing w:after="100" w:before="100" w:line="240"/>
               <w:ind w:left="100" w:right="100" w:firstLine="0" w:firstLineChars="0"/>
               <w:rPr>
-                <w:rFonts w:ascii="Helvetica" w:hAnsi="Helvetica" w:eastAsia="Helvetica" w:cs="Helvetica"/>
-                <w:i w:val="false"/>
-                <w:b w:val="false"/>
-                <w:u w:val="none"/>
-                <w:strike w:val="false"/>
-                <w:sz w:val="22"/>
-                <w:szCs w:val="22"/>
-                <w:color w:val="000000"/>
-              </w:rPr>
-            </w:pPr>
-            <w:r>
-              <w:rPr>
-                <w:rFonts w:ascii="Helvetica" w:hAnsi="Helvetica" w:eastAsia="Helvetica" w:cs="Helvetica"/>
+                <w:rFonts w:ascii="Arial" w:hAnsi="Arial" w:eastAsia="Arial" w:cs="Arial"/>
+                <w:i w:val="false"/>
+                <w:b w:val="false"/>
+                <w:u w:val="none"/>
+                <w:strike w:val="false"/>
+                <w:sz w:val="22"/>
+                <w:szCs w:val="22"/>
+                <w:color w:val="000000"/>
+              </w:rPr>
+            </w:pPr>
+            <w:r>
+              <w:rPr>
+                <w:rFonts w:ascii="Arial" w:hAnsi="Arial" w:eastAsia="Arial" w:cs="Arial"/>
                 <w:i w:val="false"/>
                 <w:b w:val="false"/>
                 <w:u w:val="none"/>
@@ -1421,28 +1409,28 @@
       </w:tr>
       <w:tr>
         <w:trPr>
-          <w:trHeight w:val="608" w:hRule="auto"/>
+          <w:trHeight w:val="617" w:hRule="auto"/>
         </w:trPr>
-        <w:tc>
-          <w:tcPr>
-            <w:tcBorders>
-              <w:bottom w:val="none" w:sz="0" w:space="0" w:color="000000"/>
-              <w:top w:val="none" w:sz="0" w:space="0" w:color="000000"/>
-              <w:left w:val="none" w:sz="0" w:space="0" w:color="000000"/>
-              <w:right w:val="none" w:sz="0" w:space="0" w:color="000000"/>
-            </w:tcBorders>
-            <w:shd w:val="clear" w:color="auto" w:fill="FFFFFF"/>
-            <w:tcMar>
-              <w:top w:w="0" w:type="dxa"/>
-              <w:bottom w:w="0" w:type="dxa"/>
-              <w:left w:w="0" w:type="dxa"/>
-              <w:right w:w="0" w:type="dxa"/>
-            </w:tcMar>
-            <w:vAlign w:val="top"/>
-          </w:tcPr>
-          <w:p>
-            <w:pPr>
-              <w:pStyle w:val="Normal"/>
+        body12
+        <w:tc>
+          <w:tcPr>
+            <w:tcBorders>
+              <w:bottom w:val="none" w:sz="0" w:space="0" w:color="000000"/>
+              <w:top w:val="none" w:sz="0" w:space="0" w:color="000000"/>
+              <w:left w:val="none" w:sz="0" w:space="0" w:color="000000"/>
+              <w:right w:val="none" w:sz="0" w:space="0" w:color="000000"/>
+            </w:tcBorders>
+            <w:shd w:val="clear" w:color="auto" w:fill="FFFFFF"/>
+            <w:tcMar>
+              <w:top w:w="0" w:type="dxa"/>
+              <w:bottom w:w="0" w:type="dxa"/>
+              <w:left w:w="0" w:type="dxa"/>
+              <w:right w:w="0" w:type="dxa"/>
+            </w:tcMar>
+            <w:vAlign w:val="top"/>
+          </w:tcPr>
+          <w:p>
+            <w:pPr>
               <w:jc w:val="left"/>
               <w:pBdr>
                 <w:bottom w:val="none" w:sz="0" w:space="0" w:color="000000"/>
@@ -1453,19 +1441,19 @@
               <w:spacing w:after="100" w:before="100" w:line="240"/>
               <w:ind w:left="300" w:right="100" w:firstLine="0" w:firstLineChars="0"/>
               <w:rPr>
-                <w:rFonts w:ascii="Helvetica" w:hAnsi="Helvetica" w:eastAsia="Helvetica" w:cs="Helvetica"/>
-                <w:i w:val="false"/>
-                <w:b w:val="false"/>
-                <w:u w:val="none"/>
-                <w:strike w:val="false"/>
-                <w:sz w:val="22"/>
-                <w:szCs w:val="22"/>
-                <w:color w:val="000000"/>
-              </w:rPr>
-            </w:pPr>
-            <w:r>
-              <w:rPr>
-                <w:rFonts w:ascii="Helvetica" w:hAnsi="Helvetica" w:eastAsia="Helvetica" w:cs="Helvetica"/>
+                <w:rFonts w:ascii="Arial" w:hAnsi="Arial" w:eastAsia="Arial" w:cs="Arial"/>
+                <w:i w:val="false"/>
+                <w:b w:val="false"/>
+                <w:u w:val="none"/>
+                <w:strike w:val="false"/>
+                <w:sz w:val="22"/>
+                <w:szCs w:val="22"/>
+                <w:color w:val="000000"/>
+              </w:rPr>
+            </w:pPr>
+            <w:r>
+              <w:rPr>
+                <w:rFonts w:ascii="Arial" w:hAnsi="Arial" w:eastAsia="Arial" w:cs="Arial"/>
                 <w:i w:val="false"/>
                 <w:b w:val="false"/>
                 <w:u w:val="none"/>
@@ -1497,7 +1485,6 @@
           </w:tcPr>
           <w:p>
             <w:pPr>
-              <w:pStyle w:val="Normal"/>
               <w:jc w:val="center"/>
               <w:pBdr>
                 <w:bottom w:val="none" w:sz="0" w:space="0" w:color="000000"/>
@@ -1508,19 +1495,19 @@
               <w:spacing w:after="100" w:before="100" w:line="240"/>
               <w:ind w:left="100" w:right="100" w:firstLine="0" w:firstLineChars="0"/>
               <w:rPr>
-                <w:rFonts w:ascii="Helvetica" w:hAnsi="Helvetica" w:eastAsia="Helvetica" w:cs="Helvetica"/>
-                <w:i w:val="false"/>
-                <w:b w:val="false"/>
-                <w:u w:val="none"/>
-                <w:strike w:val="false"/>
-                <w:sz w:val="22"/>
-                <w:szCs w:val="22"/>
-                <w:color w:val="000000"/>
-              </w:rPr>
-            </w:pPr>
-            <w:r>
-              <w:rPr>
-                <w:rFonts w:ascii="Helvetica" w:hAnsi="Helvetica" w:eastAsia="Helvetica" w:cs="Helvetica"/>
+                <w:rFonts w:ascii="Arial" w:hAnsi="Arial" w:eastAsia="Arial" w:cs="Arial"/>
+                <w:i w:val="false"/>
+                <w:b w:val="false"/>
+                <w:u w:val="none"/>
+                <w:strike w:val="false"/>
+                <w:sz w:val="22"/>
+                <w:szCs w:val="22"/>
+                <w:color w:val="000000"/>
+              </w:rPr>
+            </w:pPr>
+            <w:r>
+              <w:rPr>
+                <w:rFonts w:ascii="Arial" w:hAnsi="Arial" w:eastAsia="Arial" w:cs="Arial"/>
                 <w:i w:val="false"/>
                 <w:b w:val="false"/>
                 <w:u w:val="none"/>
@@ -1536,28 +1523,28 @@
       </w:tr>
       <w:tr>
         <w:trPr>
-          <w:trHeight w:val="608" w:hRule="auto"/>
+          <w:trHeight w:val="617" w:hRule="auto"/>
         </w:trPr>
-        <w:tc>
-          <w:tcPr>
-            <w:tcBorders>
-              <w:bottom w:val="none" w:sz="0" w:space="0" w:color="000000"/>
-              <w:top w:val="none" w:sz="0" w:space="0" w:color="000000"/>
-              <w:left w:val="none" w:sz="0" w:space="0" w:color="000000"/>
-              <w:right w:val="none" w:sz="0" w:space="0" w:color="000000"/>
-            </w:tcBorders>
-            <w:shd w:val="clear" w:color="auto" w:fill="FFFFFF"/>
-            <w:tcMar>
-              <w:top w:w="0" w:type="dxa"/>
-              <w:bottom w:w="0" w:type="dxa"/>
-              <w:left w:w="0" w:type="dxa"/>
-              <w:right w:w="0" w:type="dxa"/>
-            </w:tcMar>
-            <w:vAlign w:val="top"/>
-          </w:tcPr>
-          <w:p>
-            <w:pPr>
-              <w:pStyle w:val="Normal"/>
+        body13
+        <w:tc>
+          <w:tcPr>
+            <w:tcBorders>
+              <w:bottom w:val="none" w:sz="0" w:space="0" w:color="000000"/>
+              <w:top w:val="none" w:sz="0" w:space="0" w:color="000000"/>
+              <w:left w:val="none" w:sz="0" w:space="0" w:color="000000"/>
+              <w:right w:val="none" w:sz="0" w:space="0" w:color="000000"/>
+            </w:tcBorders>
+            <w:shd w:val="clear" w:color="auto" w:fill="FFFFFF"/>
+            <w:tcMar>
+              <w:top w:w="0" w:type="dxa"/>
+              <w:bottom w:w="0" w:type="dxa"/>
+              <w:left w:w="0" w:type="dxa"/>
+              <w:right w:w="0" w:type="dxa"/>
+            </w:tcMar>
+            <w:vAlign w:val="top"/>
+          </w:tcPr>
+          <w:p>
+            <w:pPr>
               <w:jc w:val="left"/>
               <w:pBdr>
                 <w:bottom w:val="none" w:sz="0" w:space="0" w:color="000000"/>
@@ -1568,19 +1555,19 @@
               <w:spacing w:after="100" w:before="100" w:line="240"/>
               <w:ind w:left="300" w:right="100" w:firstLine="0" w:firstLineChars="0"/>
               <w:rPr>
-                <w:rFonts w:ascii="Helvetica" w:hAnsi="Helvetica" w:eastAsia="Helvetica" w:cs="Helvetica"/>
-                <w:i w:val="false"/>
-                <w:b w:val="false"/>
-                <w:u w:val="none"/>
-                <w:strike w:val="false"/>
-                <w:sz w:val="22"/>
-                <w:szCs w:val="22"/>
-                <w:color w:val="000000"/>
-              </w:rPr>
-            </w:pPr>
-            <w:r>
-              <w:rPr>
-                <w:rFonts w:ascii="Helvetica" w:hAnsi="Helvetica" w:eastAsia="Helvetica" w:cs="Helvetica"/>
+                <w:rFonts w:ascii="Arial" w:hAnsi="Arial" w:eastAsia="Arial" w:cs="Arial"/>
+                <w:i w:val="false"/>
+                <w:b w:val="false"/>
+                <w:u w:val="none"/>
+                <w:strike w:val="false"/>
+                <w:sz w:val="22"/>
+                <w:szCs w:val="22"/>
+                <w:color w:val="000000"/>
+              </w:rPr>
+            </w:pPr>
+            <w:r>
+              <w:rPr>
+                <w:rFonts w:ascii="Arial" w:hAnsi="Arial" w:eastAsia="Arial" w:cs="Arial"/>
                 <w:i w:val="false"/>
                 <w:b w:val="false"/>
                 <w:u w:val="none"/>
@@ -1612,7 +1599,6 @@
           </w:tcPr>
           <w:p>
             <w:pPr>
-              <w:pStyle w:val="Normal"/>
               <w:jc w:val="center"/>
               <w:pBdr>
                 <w:bottom w:val="none" w:sz="0" w:space="0" w:color="000000"/>
@@ -1623,19 +1609,19 @@
               <w:spacing w:after="100" w:before="100" w:line="240"/>
               <w:ind w:left="100" w:right="100" w:firstLine="0" w:firstLineChars="0"/>
               <w:rPr>
-                <w:rFonts w:ascii="Helvetica" w:hAnsi="Helvetica" w:eastAsia="Helvetica" w:cs="Helvetica"/>
-                <w:i w:val="false"/>
-                <w:b w:val="false"/>
-                <w:u w:val="none"/>
-                <w:strike w:val="false"/>
-                <w:sz w:val="22"/>
-                <w:szCs w:val="22"/>
-                <w:color w:val="000000"/>
-              </w:rPr>
-            </w:pPr>
-            <w:r>
-              <w:rPr>
-                <w:rFonts w:ascii="Helvetica" w:hAnsi="Helvetica" w:eastAsia="Helvetica" w:cs="Helvetica"/>
+                <w:rFonts w:ascii="Arial" w:hAnsi="Arial" w:eastAsia="Arial" w:cs="Arial"/>
+                <w:i w:val="false"/>
+                <w:b w:val="false"/>
+                <w:u w:val="none"/>
+                <w:strike w:val="false"/>
+                <w:sz w:val="22"/>
+                <w:szCs w:val="22"/>
+                <w:color w:val="000000"/>
+              </w:rPr>
+            </w:pPr>
+            <w:r>
+              <w:rPr>
+                <w:rFonts w:ascii="Arial" w:hAnsi="Arial" w:eastAsia="Arial" w:cs="Arial"/>
                 <w:i w:val="false"/>
                 <w:b w:val="false"/>
                 <w:u w:val="none"/>
@@ -1651,28 +1637,28 @@
       </w:tr>
       <w:tr>
         <w:trPr>
-          <w:trHeight w:val="608" w:hRule="auto"/>
+          <w:trHeight w:val="617" w:hRule="auto"/>
         </w:trPr>
-        <w:tc>
-          <w:tcPr>
-            <w:tcBorders>
-              <w:bottom w:val="none" w:sz="0" w:space="0" w:color="000000"/>
-              <w:top w:val="none" w:sz="0" w:space="0" w:color="000000"/>
-              <w:left w:val="none" w:sz="0" w:space="0" w:color="000000"/>
-              <w:right w:val="none" w:sz="0" w:space="0" w:color="000000"/>
-            </w:tcBorders>
-            <w:shd w:val="clear" w:color="auto" w:fill="FFFFFF"/>
-            <w:tcMar>
-              <w:top w:w="0" w:type="dxa"/>
-              <w:bottom w:w="0" w:type="dxa"/>
-              <w:left w:w="0" w:type="dxa"/>
-              <w:right w:w="0" w:type="dxa"/>
-            </w:tcMar>
-            <w:vAlign w:val="top"/>
-          </w:tcPr>
-          <w:p>
-            <w:pPr>
-              <w:pStyle w:val="Normal"/>
+        body14
+        <w:tc>
+          <w:tcPr>
+            <w:tcBorders>
+              <w:bottom w:val="none" w:sz="0" w:space="0" w:color="000000"/>
+              <w:top w:val="none" w:sz="0" w:space="0" w:color="000000"/>
+              <w:left w:val="none" w:sz="0" w:space="0" w:color="000000"/>
+              <w:right w:val="none" w:sz="0" w:space="0" w:color="000000"/>
+            </w:tcBorders>
+            <w:shd w:val="clear" w:color="auto" w:fill="FFFFFF"/>
+            <w:tcMar>
+              <w:top w:w="0" w:type="dxa"/>
+              <w:bottom w:w="0" w:type="dxa"/>
+              <w:left w:w="0" w:type="dxa"/>
+              <w:right w:w="0" w:type="dxa"/>
+            </w:tcMar>
+            <w:vAlign w:val="top"/>
+          </w:tcPr>
+          <w:p>
+            <w:pPr>
               <w:jc w:val="left"/>
               <w:pBdr>
                 <w:bottom w:val="none" w:sz="0" w:space="0" w:color="000000"/>
@@ -1683,19 +1669,19 @@
               <w:spacing w:after="100" w:before="100" w:line="240"/>
               <w:ind w:left="300" w:right="100" w:firstLine="0" w:firstLineChars="0"/>
               <w:rPr>
-                <w:rFonts w:ascii="Helvetica" w:hAnsi="Helvetica" w:eastAsia="Helvetica" w:cs="Helvetica"/>
-                <w:i w:val="false"/>
-                <w:b w:val="false"/>
-                <w:u w:val="none"/>
-                <w:strike w:val="false"/>
-                <w:sz w:val="22"/>
-                <w:szCs w:val="22"/>
-                <w:color w:val="000000"/>
-              </w:rPr>
-            </w:pPr>
-            <w:r>
-              <w:rPr>
-                <w:rFonts w:ascii="Helvetica" w:hAnsi="Helvetica" w:eastAsia="Helvetica" w:cs="Helvetica"/>
+                <w:rFonts w:ascii="Arial" w:hAnsi="Arial" w:eastAsia="Arial" w:cs="Arial"/>
+                <w:i w:val="false"/>
+                <w:b w:val="false"/>
+                <w:u w:val="none"/>
+                <w:strike w:val="false"/>
+                <w:sz w:val="22"/>
+                <w:szCs w:val="22"/>
+                <w:color w:val="000000"/>
+              </w:rPr>
+            </w:pPr>
+            <w:r>
+              <w:rPr>
+                <w:rFonts w:ascii="Arial" w:hAnsi="Arial" w:eastAsia="Arial" w:cs="Arial"/>
                 <w:i w:val="false"/>
                 <w:b w:val="false"/>
                 <w:u w:val="none"/>
@@ -1727,7 +1713,6 @@
           </w:tcPr>
           <w:p>
             <w:pPr>
-              <w:pStyle w:val="Normal"/>
               <w:jc w:val="center"/>
               <w:pBdr>
                 <w:bottom w:val="none" w:sz="0" w:space="0" w:color="000000"/>
@@ -1738,19 +1723,19 @@
               <w:spacing w:after="100" w:before="100" w:line="240"/>
               <w:ind w:left="100" w:right="100" w:firstLine="0" w:firstLineChars="0"/>
               <w:rPr>
-                <w:rFonts w:ascii="Helvetica" w:hAnsi="Helvetica" w:eastAsia="Helvetica" w:cs="Helvetica"/>
-                <w:i w:val="false"/>
-                <w:b w:val="false"/>
-                <w:u w:val="none"/>
-                <w:strike w:val="false"/>
-                <w:sz w:val="22"/>
-                <w:szCs w:val="22"/>
-                <w:color w:val="000000"/>
-              </w:rPr>
-            </w:pPr>
-            <w:r>
-              <w:rPr>
-                <w:rFonts w:ascii="Helvetica" w:hAnsi="Helvetica" w:eastAsia="Helvetica" w:cs="Helvetica"/>
+                <w:rFonts w:ascii="Arial" w:hAnsi="Arial" w:eastAsia="Arial" w:cs="Arial"/>
+                <w:i w:val="false"/>
+                <w:b w:val="false"/>
+                <w:u w:val="none"/>
+                <w:strike w:val="false"/>
+                <w:sz w:val="22"/>
+                <w:szCs w:val="22"/>
+                <w:color w:val="000000"/>
+              </w:rPr>
+            </w:pPr>
+            <w:r>
+              <w:rPr>
+                <w:rFonts w:ascii="Arial" w:hAnsi="Arial" w:eastAsia="Arial" w:cs="Arial"/>
                 <w:i w:val="false"/>
                 <w:b w:val="false"/>
                 <w:u w:val="none"/>
@@ -1766,28 +1751,28 @@
       </w:tr>
       <w:tr>
         <w:trPr>
-          <w:trHeight w:val="608" w:hRule="auto"/>
+          <w:trHeight w:val="617" w:hRule="auto"/>
         </w:trPr>
-        <w:tc>
-          <w:tcPr>
-            <w:tcBorders>
-              <w:bottom w:val="none" w:sz="0" w:space="0" w:color="000000"/>
-              <w:top w:val="none" w:sz="0" w:space="0" w:color="000000"/>
-              <w:left w:val="none" w:sz="0" w:space="0" w:color="000000"/>
-              <w:right w:val="none" w:sz="0" w:space="0" w:color="000000"/>
-            </w:tcBorders>
-            <w:shd w:val="clear" w:color="auto" w:fill="FFFFFF"/>
-            <w:tcMar>
-              <w:top w:w="0" w:type="dxa"/>
-              <w:bottom w:w="0" w:type="dxa"/>
-              <w:left w:w="0" w:type="dxa"/>
-              <w:right w:w="0" w:type="dxa"/>
-            </w:tcMar>
-            <w:vAlign w:val="top"/>
-          </w:tcPr>
-          <w:p>
-            <w:pPr>
-              <w:pStyle w:val="Normal"/>
+        body15
+        <w:tc>
+          <w:tcPr>
+            <w:tcBorders>
+              <w:bottom w:val="none" w:sz="0" w:space="0" w:color="000000"/>
+              <w:top w:val="none" w:sz="0" w:space="0" w:color="000000"/>
+              <w:left w:val="none" w:sz="0" w:space="0" w:color="000000"/>
+              <w:right w:val="none" w:sz="0" w:space="0" w:color="000000"/>
+            </w:tcBorders>
+            <w:shd w:val="clear" w:color="auto" w:fill="FFFFFF"/>
+            <w:tcMar>
+              <w:top w:w="0" w:type="dxa"/>
+              <w:bottom w:w="0" w:type="dxa"/>
+              <w:left w:w="0" w:type="dxa"/>
+              <w:right w:w="0" w:type="dxa"/>
+            </w:tcMar>
+            <w:vAlign w:val="top"/>
+          </w:tcPr>
+          <w:p>
+            <w:pPr>
               <w:jc w:val="left"/>
               <w:pBdr>
                 <w:bottom w:val="none" w:sz="0" w:space="0" w:color="000000"/>
@@ -1798,7 +1783,7 @@
               <w:spacing w:after="100" w:before="100" w:line="240"/>
               <w:ind w:left="100" w:right="100" w:firstLine="0" w:firstLineChars="0"/>
               <w:rPr>
-                <w:rFonts w:ascii="Helvetica" w:hAnsi="Helvetica" w:eastAsia="Helvetica" w:cs="Helvetica"/>
+                <w:rFonts w:ascii="Arial" w:hAnsi="Arial" w:eastAsia="Arial" w:cs="Arial"/>
                 <w:i w:val="false"/>
                 <w:b w:val="true"/>
                 <w:u w:val="none"/>
@@ -1810,7 +1795,7 @@
             </w:pPr>
             <w:r>
               <w:rPr>
-                <w:rFonts w:ascii="Helvetica" w:hAnsi="Helvetica" w:eastAsia="Helvetica" w:cs="Helvetica"/>
+                <w:rFonts w:ascii="Arial" w:hAnsi="Arial" w:eastAsia="Arial" w:cs="Arial"/>
                 <w:i w:val="false"/>
                 <w:b w:val="true"/>
                 <w:u w:val="none"/>
@@ -1842,7 +1827,6 @@
           </w:tcPr>
           <w:p>
             <w:pPr>
-              <w:pStyle w:val="Normal"/>
               <w:jc w:val="center"/>
               <w:pBdr>
                 <w:bottom w:val="none" w:sz="0" w:space="0" w:color="000000"/>
@@ -1853,19 +1837,19 @@
               <w:spacing w:after="100" w:before="100" w:line="240"/>
               <w:ind w:left="100" w:right="100" w:firstLine="0" w:firstLineChars="0"/>
               <w:rPr>
-                <w:rFonts w:ascii="Helvetica" w:hAnsi="Helvetica" w:eastAsia="Helvetica" w:cs="Helvetica"/>
-                <w:i w:val="false"/>
-                <w:b w:val="false"/>
-                <w:u w:val="none"/>
-                <w:strike w:val="false"/>
-                <w:sz w:val="22"/>
-                <w:szCs w:val="22"/>
-                <w:color w:val="000000"/>
-              </w:rPr>
-            </w:pPr>
-            <w:r>
-              <w:rPr>
-                <w:rFonts w:ascii="Helvetica" w:hAnsi="Helvetica" w:eastAsia="Helvetica" w:cs="Helvetica"/>
+                <w:rFonts w:ascii="Arial" w:hAnsi="Arial" w:eastAsia="Arial" w:cs="Arial"/>
+                <w:i w:val="false"/>
+                <w:b w:val="false"/>
+                <w:u w:val="none"/>
+                <w:strike w:val="false"/>
+                <w:sz w:val="22"/>
+                <w:szCs w:val="22"/>
+                <w:color w:val="000000"/>
+              </w:rPr>
+            </w:pPr>
+            <w:r>
+              <w:rPr>
+                <w:rFonts w:ascii="Arial" w:hAnsi="Arial" w:eastAsia="Arial" w:cs="Arial"/>
                 <w:i w:val="false"/>
                 <w:b w:val="false"/>
                 <w:u w:val="none"/>
@@ -1881,28 +1865,28 @@
       </w:tr>
       <w:tr>
         <w:trPr>
-          <w:trHeight w:val="608" w:hRule="auto"/>
+          <w:trHeight w:val="617" w:hRule="auto"/>
         </w:trPr>
-        <w:tc>
-          <w:tcPr>
-            <w:tcBorders>
-              <w:bottom w:val="none" w:sz="0" w:space="0" w:color="000000"/>
-              <w:top w:val="none" w:sz="0" w:space="0" w:color="000000"/>
-              <w:left w:val="none" w:sz="0" w:space="0" w:color="000000"/>
-              <w:right w:val="none" w:sz="0" w:space="0" w:color="000000"/>
-            </w:tcBorders>
-            <w:shd w:val="clear" w:color="auto" w:fill="FFFFFF"/>
-            <w:tcMar>
-              <w:top w:w="0" w:type="dxa"/>
-              <w:bottom w:w="0" w:type="dxa"/>
-              <w:left w:w="0" w:type="dxa"/>
-              <w:right w:w="0" w:type="dxa"/>
-            </w:tcMar>
-            <w:vAlign w:val="top"/>
-          </w:tcPr>
-          <w:p>
-            <w:pPr>
-              <w:pStyle w:val="Normal"/>
+        body16
+        <w:tc>
+          <w:tcPr>
+            <w:tcBorders>
+              <w:bottom w:val="none" w:sz="0" w:space="0" w:color="000000"/>
+              <w:top w:val="none" w:sz="0" w:space="0" w:color="000000"/>
+              <w:left w:val="none" w:sz="0" w:space="0" w:color="000000"/>
+              <w:right w:val="none" w:sz="0" w:space="0" w:color="000000"/>
+            </w:tcBorders>
+            <w:shd w:val="clear" w:color="auto" w:fill="FFFFFF"/>
+            <w:tcMar>
+              <w:top w:w="0" w:type="dxa"/>
+              <w:bottom w:w="0" w:type="dxa"/>
+              <w:left w:w="0" w:type="dxa"/>
+              <w:right w:w="0" w:type="dxa"/>
+            </w:tcMar>
+            <w:vAlign w:val="top"/>
+          </w:tcPr>
+          <w:p>
+            <w:pPr>
               <w:jc w:val="left"/>
               <w:pBdr>
                 <w:bottom w:val="none" w:sz="0" w:space="0" w:color="000000"/>
@@ -1913,19 +1897,19 @@
               <w:spacing w:after="100" w:before="100" w:line="240"/>
               <w:ind w:left="300" w:right="100" w:firstLine="0" w:firstLineChars="0"/>
               <w:rPr>
-                <w:rFonts w:ascii="Helvetica" w:hAnsi="Helvetica" w:eastAsia="Helvetica" w:cs="Helvetica"/>
-                <w:i w:val="false"/>
-                <w:b w:val="false"/>
-                <w:u w:val="none"/>
-                <w:strike w:val="false"/>
-                <w:sz w:val="22"/>
-                <w:szCs w:val="22"/>
-                <w:color w:val="000000"/>
-              </w:rPr>
-            </w:pPr>
-            <w:r>
-              <w:rPr>
-                <w:rFonts w:ascii="Helvetica" w:hAnsi="Helvetica" w:eastAsia="Helvetica" w:cs="Helvetica"/>
+                <w:rFonts w:ascii="Arial" w:hAnsi="Arial" w:eastAsia="Arial" w:cs="Arial"/>
+                <w:i w:val="false"/>
+                <w:b w:val="false"/>
+                <w:u w:val="none"/>
+                <w:strike w:val="false"/>
+                <w:sz w:val="22"/>
+                <w:szCs w:val="22"/>
+                <w:color w:val="000000"/>
+              </w:rPr>
+            </w:pPr>
+            <w:r>
+              <w:rPr>
+                <w:rFonts w:ascii="Arial" w:hAnsi="Arial" w:eastAsia="Arial" w:cs="Arial"/>
                 <w:i w:val="false"/>
                 <w:b w:val="false"/>
                 <w:u w:val="none"/>
@@ -1957,7 +1941,6 @@
           </w:tcPr>
           <w:p>
             <w:pPr>
-              <w:pStyle w:val="Normal"/>
               <w:jc w:val="center"/>
               <w:pBdr>
                 <w:bottom w:val="none" w:sz="0" w:space="0" w:color="000000"/>
@@ -1968,19 +1951,19 @@
               <w:spacing w:after="100" w:before="100" w:line="240"/>
               <w:ind w:left="100" w:right="100" w:firstLine="0" w:firstLineChars="0"/>
               <w:rPr>
-                <w:rFonts w:ascii="Helvetica" w:hAnsi="Helvetica" w:eastAsia="Helvetica" w:cs="Helvetica"/>
-                <w:i w:val="false"/>
-                <w:b w:val="false"/>
-                <w:u w:val="none"/>
-                <w:strike w:val="false"/>
-                <w:sz w:val="22"/>
-                <w:szCs w:val="22"/>
-                <w:color w:val="000000"/>
-              </w:rPr>
-            </w:pPr>
-            <w:r>
-              <w:rPr>
-                <w:rFonts w:ascii="Helvetica" w:hAnsi="Helvetica" w:eastAsia="Helvetica" w:cs="Helvetica"/>
+                <w:rFonts w:ascii="Arial" w:hAnsi="Arial" w:eastAsia="Arial" w:cs="Arial"/>
+                <w:i w:val="false"/>
+                <w:b w:val="false"/>
+                <w:u w:val="none"/>
+                <w:strike w:val="false"/>
+                <w:sz w:val="22"/>
+                <w:szCs w:val="22"/>
+                <w:color w:val="000000"/>
+              </w:rPr>
+            </w:pPr>
+            <w:r>
+              <w:rPr>
+                <w:rFonts w:ascii="Arial" w:hAnsi="Arial" w:eastAsia="Arial" w:cs="Arial"/>
                 <w:i w:val="false"/>
                 <w:b w:val="false"/>
                 <w:u w:val="none"/>
@@ -1996,28 +1979,28 @@
       </w:tr>
       <w:tr>
         <w:trPr>
-          <w:trHeight w:val="608" w:hRule="auto"/>
+          <w:trHeight w:val="617" w:hRule="auto"/>
         </w:trPr>
-        <w:tc>
-          <w:tcPr>
-            <w:tcBorders>
-              <w:bottom w:val="none" w:sz="0" w:space="0" w:color="000000"/>
-              <w:top w:val="none" w:sz="0" w:space="0" w:color="000000"/>
-              <w:left w:val="none" w:sz="0" w:space="0" w:color="000000"/>
-              <w:right w:val="none" w:sz="0" w:space="0" w:color="000000"/>
-            </w:tcBorders>
-            <w:shd w:val="clear" w:color="auto" w:fill="FFFFFF"/>
-            <w:tcMar>
-              <w:top w:w="0" w:type="dxa"/>
-              <w:bottom w:w="0" w:type="dxa"/>
-              <w:left w:w="0" w:type="dxa"/>
-              <w:right w:w="0" w:type="dxa"/>
-            </w:tcMar>
-            <w:vAlign w:val="top"/>
-          </w:tcPr>
-          <w:p>
-            <w:pPr>
-              <w:pStyle w:val="Normal"/>
+        body17
+        <w:tc>
+          <w:tcPr>
+            <w:tcBorders>
+              <w:bottom w:val="none" w:sz="0" w:space="0" w:color="000000"/>
+              <w:top w:val="none" w:sz="0" w:space="0" w:color="000000"/>
+              <w:left w:val="none" w:sz="0" w:space="0" w:color="000000"/>
+              <w:right w:val="none" w:sz="0" w:space="0" w:color="000000"/>
+            </w:tcBorders>
+            <w:shd w:val="clear" w:color="auto" w:fill="FFFFFF"/>
+            <w:tcMar>
+              <w:top w:w="0" w:type="dxa"/>
+              <w:bottom w:w="0" w:type="dxa"/>
+              <w:left w:w="0" w:type="dxa"/>
+              <w:right w:w="0" w:type="dxa"/>
+            </w:tcMar>
+            <w:vAlign w:val="top"/>
+          </w:tcPr>
+          <w:p>
+            <w:pPr>
               <w:jc w:val="left"/>
               <w:pBdr>
                 <w:bottom w:val="none" w:sz="0" w:space="0" w:color="000000"/>
@@ -2028,19 +2011,19 @@
               <w:spacing w:after="100" w:before="100" w:line="240"/>
               <w:ind w:left="300" w:right="100" w:firstLine="0" w:firstLineChars="0"/>
               <w:rPr>
-                <w:rFonts w:ascii="Helvetica" w:hAnsi="Helvetica" w:eastAsia="Helvetica" w:cs="Helvetica"/>
-                <w:i w:val="false"/>
-                <w:b w:val="false"/>
-                <w:u w:val="none"/>
-                <w:strike w:val="false"/>
-                <w:sz w:val="22"/>
-                <w:szCs w:val="22"/>
-                <w:color w:val="000000"/>
-              </w:rPr>
-            </w:pPr>
-            <w:r>
-              <w:rPr>
-                <w:rFonts w:ascii="Helvetica" w:hAnsi="Helvetica" w:eastAsia="Helvetica" w:cs="Helvetica"/>
+                <w:rFonts w:ascii="Arial" w:hAnsi="Arial" w:eastAsia="Arial" w:cs="Arial"/>
+                <w:i w:val="false"/>
+                <w:b w:val="false"/>
+                <w:u w:val="none"/>
+                <w:strike w:val="false"/>
+                <w:sz w:val="22"/>
+                <w:szCs w:val="22"/>
+                <w:color w:val="000000"/>
+              </w:rPr>
+            </w:pPr>
+            <w:r>
+              <w:rPr>
+                <w:rFonts w:ascii="Arial" w:hAnsi="Arial" w:eastAsia="Arial" w:cs="Arial"/>
                 <w:i w:val="false"/>
                 <w:b w:val="false"/>
                 <w:u w:val="none"/>
@@ -2072,7 +2055,6 @@
           </w:tcPr>
           <w:p>
             <w:pPr>
-              <w:pStyle w:val="Normal"/>
               <w:jc w:val="center"/>
               <w:pBdr>
                 <w:bottom w:val="none" w:sz="0" w:space="0" w:color="000000"/>
@@ -2083,19 +2065,19 @@
               <w:spacing w:after="100" w:before="100" w:line="240"/>
               <w:ind w:left="100" w:right="100" w:firstLine="0" w:firstLineChars="0"/>
               <w:rPr>
-                <w:rFonts w:ascii="Helvetica" w:hAnsi="Helvetica" w:eastAsia="Helvetica" w:cs="Helvetica"/>
-                <w:i w:val="false"/>
-                <w:b w:val="false"/>
-                <w:u w:val="none"/>
-                <w:strike w:val="false"/>
-                <w:sz w:val="22"/>
-                <w:szCs w:val="22"/>
-                <w:color w:val="000000"/>
-              </w:rPr>
-            </w:pPr>
-            <w:r>
-              <w:rPr>
-                <w:rFonts w:ascii="Helvetica" w:hAnsi="Helvetica" w:eastAsia="Helvetica" w:cs="Helvetica"/>
+                <w:rFonts w:ascii="Arial" w:hAnsi="Arial" w:eastAsia="Arial" w:cs="Arial"/>
+                <w:i w:val="false"/>
+                <w:b w:val="false"/>
+                <w:u w:val="none"/>
+                <w:strike w:val="false"/>
+                <w:sz w:val="22"/>
+                <w:szCs w:val="22"/>
+                <w:color w:val="000000"/>
+              </w:rPr>
+            </w:pPr>
+            <w:r>
+              <w:rPr>
+                <w:rFonts w:ascii="Arial" w:hAnsi="Arial" w:eastAsia="Arial" w:cs="Arial"/>
                 <w:i w:val="false"/>
                 <w:b w:val="false"/>
                 <w:u w:val="none"/>
@@ -2111,28 +2093,28 @@
       </w:tr>
       <w:tr>
         <w:trPr>
-          <w:trHeight w:val="608" w:hRule="auto"/>
+          <w:trHeight w:val="617" w:hRule="auto"/>
         </w:trPr>
-        <w:tc>
-          <w:tcPr>
-            <w:tcBorders>
-              <w:bottom w:val="none" w:sz="0" w:space="0" w:color="000000"/>
-              <w:top w:val="none" w:sz="0" w:space="0" w:color="000000"/>
-              <w:left w:val="none" w:sz="0" w:space="0" w:color="000000"/>
-              <w:right w:val="none" w:sz="0" w:space="0" w:color="000000"/>
-            </w:tcBorders>
-            <w:shd w:val="clear" w:color="auto" w:fill="FFFFFF"/>
-            <w:tcMar>
-              <w:top w:w="0" w:type="dxa"/>
-              <w:bottom w:w="0" w:type="dxa"/>
-              <w:left w:w="0" w:type="dxa"/>
-              <w:right w:w="0" w:type="dxa"/>
-            </w:tcMar>
-            <w:vAlign w:val="top"/>
-          </w:tcPr>
-          <w:p>
-            <w:pPr>
-              <w:pStyle w:val="Normal"/>
+        body18
+        <w:tc>
+          <w:tcPr>
+            <w:tcBorders>
+              <w:bottom w:val="none" w:sz="0" w:space="0" w:color="000000"/>
+              <w:top w:val="none" w:sz="0" w:space="0" w:color="000000"/>
+              <w:left w:val="none" w:sz="0" w:space="0" w:color="000000"/>
+              <w:right w:val="none" w:sz="0" w:space="0" w:color="000000"/>
+            </w:tcBorders>
+            <w:shd w:val="clear" w:color="auto" w:fill="FFFFFF"/>
+            <w:tcMar>
+              <w:top w:w="0" w:type="dxa"/>
+              <w:bottom w:w="0" w:type="dxa"/>
+              <w:left w:w="0" w:type="dxa"/>
+              <w:right w:w="0" w:type="dxa"/>
+            </w:tcMar>
+            <w:vAlign w:val="top"/>
+          </w:tcPr>
+          <w:p>
+            <w:pPr>
               <w:jc w:val="left"/>
               <w:pBdr>
                 <w:bottom w:val="none" w:sz="0" w:space="0" w:color="000000"/>
@@ -2143,19 +2125,19 @@
               <w:spacing w:after="100" w:before="100" w:line="240"/>
               <w:ind w:left="300" w:right="100" w:firstLine="0" w:firstLineChars="0"/>
               <w:rPr>
-                <w:rFonts w:ascii="Helvetica" w:hAnsi="Helvetica" w:eastAsia="Helvetica" w:cs="Helvetica"/>
-                <w:i w:val="false"/>
-                <w:b w:val="false"/>
-                <w:u w:val="none"/>
-                <w:strike w:val="false"/>
-                <w:sz w:val="22"/>
-                <w:szCs w:val="22"/>
-                <w:color w:val="000000"/>
-              </w:rPr>
-            </w:pPr>
-            <w:r>
-              <w:rPr>
-                <w:rFonts w:ascii="Helvetica" w:hAnsi="Helvetica" w:eastAsia="Helvetica" w:cs="Helvetica"/>
+                <w:rFonts w:ascii="Arial" w:hAnsi="Arial" w:eastAsia="Arial" w:cs="Arial"/>
+                <w:i w:val="false"/>
+                <w:b w:val="false"/>
+                <w:u w:val="none"/>
+                <w:strike w:val="false"/>
+                <w:sz w:val="22"/>
+                <w:szCs w:val="22"/>
+                <w:color w:val="000000"/>
+              </w:rPr>
+            </w:pPr>
+            <w:r>
+              <w:rPr>
+                <w:rFonts w:ascii="Arial" w:hAnsi="Arial" w:eastAsia="Arial" w:cs="Arial"/>
                 <w:i w:val="false"/>
                 <w:b w:val="false"/>
                 <w:u w:val="none"/>
@@ -2187,7 +2169,6 @@
           </w:tcPr>
           <w:p>
             <w:pPr>
-              <w:pStyle w:val="Normal"/>
               <w:jc w:val="center"/>
               <w:pBdr>
                 <w:bottom w:val="none" w:sz="0" w:space="0" w:color="000000"/>
@@ -2198,19 +2179,19 @@
               <w:spacing w:after="100" w:before="100" w:line="240"/>
               <w:ind w:left="100" w:right="100" w:firstLine="0" w:firstLineChars="0"/>
               <w:rPr>
-                <w:rFonts w:ascii="Helvetica" w:hAnsi="Helvetica" w:eastAsia="Helvetica" w:cs="Helvetica"/>
-                <w:i w:val="false"/>
-                <w:b w:val="false"/>
-                <w:u w:val="none"/>
-                <w:strike w:val="false"/>
-                <w:sz w:val="22"/>
-                <w:szCs w:val="22"/>
-                <w:color w:val="000000"/>
-              </w:rPr>
-            </w:pPr>
-            <w:r>
-              <w:rPr>
-                <w:rFonts w:ascii="Helvetica" w:hAnsi="Helvetica" w:eastAsia="Helvetica" w:cs="Helvetica"/>
+                <w:rFonts w:ascii="Arial" w:hAnsi="Arial" w:eastAsia="Arial" w:cs="Arial"/>
+                <w:i w:val="false"/>
+                <w:b w:val="false"/>
+                <w:u w:val="none"/>
+                <w:strike w:val="false"/>
+                <w:sz w:val="22"/>
+                <w:szCs w:val="22"/>
+                <w:color w:val="000000"/>
+              </w:rPr>
+            </w:pPr>
+            <w:r>
+              <w:rPr>
+                <w:rFonts w:ascii="Arial" w:hAnsi="Arial" w:eastAsia="Arial" w:cs="Arial"/>
                 <w:i w:val="false"/>
                 <w:b w:val="false"/>
                 <w:u w:val="none"/>
@@ -2226,28 +2207,28 @@
       </w:tr>
       <w:tr>
         <w:trPr>
-          <w:trHeight w:val="608" w:hRule="auto"/>
+          <w:trHeight w:val="617" w:hRule="auto"/>
         </w:trPr>
-        <w:tc>
-          <w:tcPr>
-            <w:tcBorders>
-              <w:bottom w:val="none" w:sz="0" w:space="0" w:color="000000"/>
-              <w:top w:val="none" w:sz="0" w:space="0" w:color="000000"/>
-              <w:left w:val="none" w:sz="0" w:space="0" w:color="000000"/>
-              <w:right w:val="none" w:sz="0" w:space="0" w:color="000000"/>
-            </w:tcBorders>
-            <w:shd w:val="clear" w:color="auto" w:fill="FFFFFF"/>
-            <w:tcMar>
-              <w:top w:w="0" w:type="dxa"/>
-              <w:bottom w:w="0" w:type="dxa"/>
-              <w:left w:w="0" w:type="dxa"/>
-              <w:right w:w="0" w:type="dxa"/>
-            </w:tcMar>
-            <w:vAlign w:val="top"/>
-          </w:tcPr>
-          <w:p>
-            <w:pPr>
-              <w:pStyle w:val="Normal"/>
+        body19
+        <w:tc>
+          <w:tcPr>
+            <w:tcBorders>
+              <w:bottom w:val="none" w:sz="0" w:space="0" w:color="000000"/>
+              <w:top w:val="none" w:sz="0" w:space="0" w:color="000000"/>
+              <w:left w:val="none" w:sz="0" w:space="0" w:color="000000"/>
+              <w:right w:val="none" w:sz="0" w:space="0" w:color="000000"/>
+            </w:tcBorders>
+            <w:shd w:val="clear" w:color="auto" w:fill="FFFFFF"/>
+            <w:tcMar>
+              <w:top w:w="0" w:type="dxa"/>
+              <w:bottom w:w="0" w:type="dxa"/>
+              <w:left w:w="0" w:type="dxa"/>
+              <w:right w:w="0" w:type="dxa"/>
+            </w:tcMar>
+            <w:vAlign w:val="top"/>
+          </w:tcPr>
+          <w:p>
+            <w:pPr>
               <w:jc w:val="left"/>
               <w:pBdr>
                 <w:bottom w:val="none" w:sz="0" w:space="0" w:color="000000"/>
@@ -2258,19 +2239,19 @@
               <w:spacing w:after="100" w:before="100" w:line="240"/>
               <w:ind w:left="300" w:right="100" w:firstLine="0" w:firstLineChars="0"/>
               <w:rPr>
-                <w:rFonts w:ascii="Helvetica" w:hAnsi="Helvetica" w:eastAsia="Helvetica" w:cs="Helvetica"/>
-                <w:i w:val="false"/>
-                <w:b w:val="false"/>
-                <w:u w:val="none"/>
-                <w:strike w:val="false"/>
-                <w:sz w:val="22"/>
-                <w:szCs w:val="22"/>
-                <w:color w:val="000000"/>
-              </w:rPr>
-            </w:pPr>
-            <w:r>
-              <w:rPr>
-                <w:rFonts w:ascii="Helvetica" w:hAnsi="Helvetica" w:eastAsia="Helvetica" w:cs="Helvetica"/>
+                <w:rFonts w:ascii="Arial" w:hAnsi="Arial" w:eastAsia="Arial" w:cs="Arial"/>
+                <w:i w:val="false"/>
+                <w:b w:val="false"/>
+                <w:u w:val="none"/>
+                <w:strike w:val="false"/>
+                <w:sz w:val="22"/>
+                <w:szCs w:val="22"/>
+                <w:color w:val="000000"/>
+              </w:rPr>
+            </w:pPr>
+            <w:r>
+              <w:rPr>
+                <w:rFonts w:ascii="Arial" w:hAnsi="Arial" w:eastAsia="Arial" w:cs="Arial"/>
                 <w:i w:val="false"/>
                 <w:b w:val="false"/>
                 <w:u w:val="none"/>
@@ -2302,7 +2283,6 @@
           </w:tcPr>
           <w:p>
             <w:pPr>
-              <w:pStyle w:val="Normal"/>
               <w:jc w:val="center"/>
               <w:pBdr>
                 <w:bottom w:val="none" w:sz="0" w:space="0" w:color="000000"/>
@@ -2313,19 +2293,19 @@
               <w:spacing w:after="100" w:before="100" w:line="240"/>
               <w:ind w:left="100" w:right="100" w:firstLine="0" w:firstLineChars="0"/>
               <w:rPr>
-                <w:rFonts w:ascii="Helvetica" w:hAnsi="Helvetica" w:eastAsia="Helvetica" w:cs="Helvetica"/>
-                <w:i w:val="false"/>
-                <w:b w:val="false"/>
-                <w:u w:val="none"/>
-                <w:strike w:val="false"/>
-                <w:sz w:val="22"/>
-                <w:szCs w:val="22"/>
-                <w:color w:val="000000"/>
-              </w:rPr>
-            </w:pPr>
-            <w:r>
-              <w:rPr>
-                <w:rFonts w:ascii="Helvetica" w:hAnsi="Helvetica" w:eastAsia="Helvetica" w:cs="Helvetica"/>
+                <w:rFonts w:ascii="Arial" w:hAnsi="Arial" w:eastAsia="Arial" w:cs="Arial"/>
+                <w:i w:val="false"/>
+                <w:b w:val="false"/>
+                <w:u w:val="none"/>
+                <w:strike w:val="false"/>
+                <w:sz w:val="22"/>
+                <w:szCs w:val="22"/>
+                <w:color w:val="000000"/>
+              </w:rPr>
+            </w:pPr>
+            <w:r>
+              <w:rPr>
+                <w:rFonts w:ascii="Arial" w:hAnsi="Arial" w:eastAsia="Arial" w:cs="Arial"/>
                 <w:i w:val="false"/>
                 <w:b w:val="false"/>
                 <w:u w:val="none"/>
@@ -2341,28 +2321,28 @@
       </w:tr>
       <w:tr>
         <w:trPr>
-          <w:trHeight w:val="608" w:hRule="auto"/>
+          <w:trHeight w:val="617" w:hRule="auto"/>
         </w:trPr>
-        <w:tc>
-          <w:tcPr>
-            <w:tcBorders>
-              <w:bottom w:val="none" w:sz="0" w:space="0" w:color="000000"/>
-              <w:top w:val="none" w:sz="0" w:space="0" w:color="000000"/>
-              <w:left w:val="none" w:sz="0" w:space="0" w:color="000000"/>
-              <w:right w:val="none" w:sz="0" w:space="0" w:color="000000"/>
-            </w:tcBorders>
-            <w:shd w:val="clear" w:color="auto" w:fill="FFFFFF"/>
-            <w:tcMar>
-              <w:top w:w="0" w:type="dxa"/>
-              <w:bottom w:w="0" w:type="dxa"/>
-              <w:left w:w="0" w:type="dxa"/>
-              <w:right w:w="0" w:type="dxa"/>
-            </w:tcMar>
-            <w:vAlign w:val="top"/>
-          </w:tcPr>
-          <w:p>
-            <w:pPr>
-              <w:pStyle w:val="Normal"/>
+        body20
+        <w:tc>
+          <w:tcPr>
+            <w:tcBorders>
+              <w:bottom w:val="none" w:sz="0" w:space="0" w:color="000000"/>
+              <w:top w:val="none" w:sz="0" w:space="0" w:color="000000"/>
+              <w:left w:val="none" w:sz="0" w:space="0" w:color="000000"/>
+              <w:right w:val="none" w:sz="0" w:space="0" w:color="000000"/>
+            </w:tcBorders>
+            <w:shd w:val="clear" w:color="auto" w:fill="FFFFFF"/>
+            <w:tcMar>
+              <w:top w:w="0" w:type="dxa"/>
+              <w:bottom w:w="0" w:type="dxa"/>
+              <w:left w:w="0" w:type="dxa"/>
+              <w:right w:w="0" w:type="dxa"/>
+            </w:tcMar>
+            <w:vAlign w:val="top"/>
+          </w:tcPr>
+          <w:p>
+            <w:pPr>
               <w:jc w:val="left"/>
               <w:pBdr>
                 <w:bottom w:val="none" w:sz="0" w:space="0" w:color="000000"/>
@@ -2373,7 +2353,7 @@
               <w:spacing w:after="100" w:before="100" w:line="240"/>
               <w:ind w:left="100" w:right="100" w:firstLine="0" w:firstLineChars="0"/>
               <w:rPr>
-                <w:rFonts w:ascii="Helvetica" w:hAnsi="Helvetica" w:eastAsia="Helvetica" w:cs="Helvetica"/>
+                <w:rFonts w:ascii="Arial" w:hAnsi="Arial" w:eastAsia="Arial" w:cs="Arial"/>
                 <w:i w:val="false"/>
                 <w:b w:val="true"/>
                 <w:u w:val="none"/>
@@ -2385,7 +2365,7 @@
             </w:pPr>
             <w:r>
               <w:rPr>
-                <w:rFonts w:ascii="Helvetica" w:hAnsi="Helvetica" w:eastAsia="Helvetica" w:cs="Helvetica"/>
+                <w:rFonts w:ascii="Arial" w:hAnsi="Arial" w:eastAsia="Arial" w:cs="Arial"/>
                 <w:i w:val="false"/>
                 <w:b w:val="true"/>
                 <w:u w:val="none"/>
@@ -2417,7 +2397,6 @@
           </w:tcPr>
           <w:p>
             <w:pPr>
-              <w:pStyle w:val="Normal"/>
               <w:jc w:val="center"/>
               <w:pBdr>
                 <w:bottom w:val="none" w:sz="0" w:space="0" w:color="000000"/>
@@ -2428,19 +2407,19 @@
               <w:spacing w:after="100" w:before="100" w:line="240"/>
               <w:ind w:left="100" w:right="100" w:firstLine="0" w:firstLineChars="0"/>
               <w:rPr>
-                <w:rFonts w:ascii="Helvetica" w:hAnsi="Helvetica" w:eastAsia="Helvetica" w:cs="Helvetica"/>
-                <w:i w:val="false"/>
-                <w:b w:val="false"/>
-                <w:u w:val="none"/>
-                <w:strike w:val="false"/>
-                <w:sz w:val="22"/>
-                <w:szCs w:val="22"/>
-                <w:color w:val="000000"/>
-              </w:rPr>
-            </w:pPr>
-            <w:r>
-              <w:rPr>
-                <w:rFonts w:ascii="Helvetica" w:hAnsi="Helvetica" w:eastAsia="Helvetica" w:cs="Helvetica"/>
+                <w:rFonts w:ascii="Arial" w:hAnsi="Arial" w:eastAsia="Arial" w:cs="Arial"/>
+                <w:i w:val="false"/>
+                <w:b w:val="false"/>
+                <w:u w:val="none"/>
+                <w:strike w:val="false"/>
+                <w:sz w:val="22"/>
+                <w:szCs w:val="22"/>
+                <w:color w:val="000000"/>
+              </w:rPr>
+            </w:pPr>
+            <w:r>
+              <w:rPr>
+                <w:rFonts w:ascii="Arial" w:hAnsi="Arial" w:eastAsia="Arial" w:cs="Arial"/>
                 <w:i w:val="false"/>
                 <w:b w:val="false"/>
                 <w:u w:val="none"/>
@@ -2456,28 +2435,28 @@
       </w:tr>
       <w:tr>
         <w:trPr>
-          <w:trHeight w:val="608" w:hRule="auto"/>
+          <w:trHeight w:val="617" w:hRule="auto"/>
         </w:trPr>
-        <w:tc>
-          <w:tcPr>
-            <w:tcBorders>
-              <w:bottom w:val="none" w:sz="0" w:space="0" w:color="000000"/>
-              <w:top w:val="none" w:sz="0" w:space="0" w:color="000000"/>
-              <w:left w:val="none" w:sz="0" w:space="0" w:color="000000"/>
-              <w:right w:val="none" w:sz="0" w:space="0" w:color="000000"/>
-            </w:tcBorders>
-            <w:shd w:val="clear" w:color="auto" w:fill="FFFFFF"/>
-            <w:tcMar>
-              <w:top w:w="0" w:type="dxa"/>
-              <w:bottom w:w="0" w:type="dxa"/>
-              <w:left w:w="0" w:type="dxa"/>
-              <w:right w:w="0" w:type="dxa"/>
-            </w:tcMar>
-            <w:vAlign w:val="top"/>
-          </w:tcPr>
-          <w:p>
-            <w:pPr>
-              <w:pStyle w:val="Normal"/>
+        body21
+        <w:tc>
+          <w:tcPr>
+            <w:tcBorders>
+              <w:bottom w:val="none" w:sz="0" w:space="0" w:color="000000"/>
+              <w:top w:val="none" w:sz="0" w:space="0" w:color="000000"/>
+              <w:left w:val="none" w:sz="0" w:space="0" w:color="000000"/>
+              <w:right w:val="none" w:sz="0" w:space="0" w:color="000000"/>
+            </w:tcBorders>
+            <w:shd w:val="clear" w:color="auto" w:fill="FFFFFF"/>
+            <w:tcMar>
+              <w:top w:w="0" w:type="dxa"/>
+              <w:bottom w:w="0" w:type="dxa"/>
+              <w:left w:w="0" w:type="dxa"/>
+              <w:right w:w="0" w:type="dxa"/>
+            </w:tcMar>
+            <w:vAlign w:val="top"/>
+          </w:tcPr>
+          <w:p>
+            <w:pPr>
               <w:jc w:val="left"/>
               <w:pBdr>
                 <w:bottom w:val="none" w:sz="0" w:space="0" w:color="000000"/>
@@ -2488,19 +2467,19 @@
               <w:spacing w:after="100" w:before="100" w:line="240"/>
               <w:ind w:left="300" w:right="100" w:firstLine="0" w:firstLineChars="0"/>
               <w:rPr>
-                <w:rFonts w:ascii="Helvetica" w:hAnsi="Helvetica" w:eastAsia="Helvetica" w:cs="Helvetica"/>
-                <w:i w:val="false"/>
-                <w:b w:val="false"/>
-                <w:u w:val="none"/>
-                <w:strike w:val="false"/>
-                <w:sz w:val="22"/>
-                <w:szCs w:val="22"/>
-                <w:color w:val="000000"/>
-              </w:rPr>
-            </w:pPr>
-            <w:r>
-              <w:rPr>
-                <w:rFonts w:ascii="Helvetica" w:hAnsi="Helvetica" w:eastAsia="Helvetica" w:cs="Helvetica"/>
+                <w:rFonts w:ascii="Arial" w:hAnsi="Arial" w:eastAsia="Arial" w:cs="Arial"/>
+                <w:i w:val="false"/>
+                <w:b w:val="false"/>
+                <w:u w:val="none"/>
+                <w:strike w:val="false"/>
+                <w:sz w:val="22"/>
+                <w:szCs w:val="22"/>
+                <w:color w:val="000000"/>
+              </w:rPr>
+            </w:pPr>
+            <w:r>
+              <w:rPr>
+                <w:rFonts w:ascii="Arial" w:hAnsi="Arial" w:eastAsia="Arial" w:cs="Arial"/>
                 <w:i w:val="false"/>
                 <w:b w:val="false"/>
                 <w:u w:val="none"/>
@@ -2532,7 +2511,6 @@
           </w:tcPr>
           <w:p>
             <w:pPr>
-              <w:pStyle w:val="Normal"/>
               <w:jc w:val="center"/>
               <w:pBdr>
                 <w:bottom w:val="none" w:sz="0" w:space="0" w:color="000000"/>
@@ -2543,19 +2521,19 @@
               <w:spacing w:after="100" w:before="100" w:line="240"/>
               <w:ind w:left="100" w:right="100" w:firstLine="0" w:firstLineChars="0"/>
               <w:rPr>
-                <w:rFonts w:ascii="Helvetica" w:hAnsi="Helvetica" w:eastAsia="Helvetica" w:cs="Helvetica"/>
-                <w:i w:val="false"/>
-                <w:b w:val="false"/>
-                <w:u w:val="none"/>
-                <w:strike w:val="false"/>
-                <w:sz w:val="22"/>
-                <w:szCs w:val="22"/>
-                <w:color w:val="000000"/>
-              </w:rPr>
-            </w:pPr>
-            <w:r>
-              <w:rPr>
-                <w:rFonts w:ascii="Helvetica" w:hAnsi="Helvetica" w:eastAsia="Helvetica" w:cs="Helvetica"/>
+                <w:rFonts w:ascii="Arial" w:hAnsi="Arial" w:eastAsia="Arial" w:cs="Arial"/>
+                <w:i w:val="false"/>
+                <w:b w:val="false"/>
+                <w:u w:val="none"/>
+                <w:strike w:val="false"/>
+                <w:sz w:val="22"/>
+                <w:szCs w:val="22"/>
+                <w:color w:val="000000"/>
+              </w:rPr>
+            </w:pPr>
+            <w:r>
+              <w:rPr>
+                <w:rFonts w:ascii="Arial" w:hAnsi="Arial" w:eastAsia="Arial" w:cs="Arial"/>
                 <w:i w:val="false"/>
                 <w:b w:val="false"/>
                 <w:u w:val="none"/>
@@ -2571,28 +2549,28 @@
       </w:tr>
       <w:tr>
         <w:trPr>
-          <w:trHeight w:val="608" w:hRule="auto"/>
+          <w:trHeight w:val="617" w:hRule="auto"/>
         </w:trPr>
-        <w:tc>
-          <w:tcPr>
-            <w:tcBorders>
-              <w:bottom w:val="none" w:sz="0" w:space="0" w:color="000000"/>
-              <w:top w:val="none" w:sz="0" w:space="0" w:color="000000"/>
-              <w:left w:val="none" w:sz="0" w:space="0" w:color="000000"/>
-              <w:right w:val="none" w:sz="0" w:space="0" w:color="000000"/>
-            </w:tcBorders>
-            <w:shd w:val="clear" w:color="auto" w:fill="FFFFFF"/>
-            <w:tcMar>
-              <w:top w:w="0" w:type="dxa"/>
-              <w:bottom w:w="0" w:type="dxa"/>
-              <w:left w:w="0" w:type="dxa"/>
-              <w:right w:w="0" w:type="dxa"/>
-            </w:tcMar>
-            <w:vAlign w:val="top"/>
-          </w:tcPr>
-          <w:p>
-            <w:pPr>
-              <w:pStyle w:val="Normal"/>
+        body22
+        <w:tc>
+          <w:tcPr>
+            <w:tcBorders>
+              <w:bottom w:val="none" w:sz="0" w:space="0" w:color="000000"/>
+              <w:top w:val="none" w:sz="0" w:space="0" w:color="000000"/>
+              <w:left w:val="none" w:sz="0" w:space="0" w:color="000000"/>
+              <w:right w:val="none" w:sz="0" w:space="0" w:color="000000"/>
+            </w:tcBorders>
+            <w:shd w:val="clear" w:color="auto" w:fill="FFFFFF"/>
+            <w:tcMar>
+              <w:top w:w="0" w:type="dxa"/>
+              <w:bottom w:w="0" w:type="dxa"/>
+              <w:left w:w="0" w:type="dxa"/>
+              <w:right w:w="0" w:type="dxa"/>
+            </w:tcMar>
+            <w:vAlign w:val="top"/>
+          </w:tcPr>
+          <w:p>
+            <w:pPr>
               <w:jc w:val="left"/>
               <w:pBdr>
                 <w:bottom w:val="none" w:sz="0" w:space="0" w:color="000000"/>
@@ -2603,7 +2581,7 @@
               <w:spacing w:after="100" w:before="100" w:line="240"/>
               <w:ind w:left="100" w:right="100" w:firstLine="0" w:firstLineChars="0"/>
               <w:rPr>
-                <w:rFonts w:ascii="Helvetica" w:hAnsi="Helvetica" w:eastAsia="Helvetica" w:cs="Helvetica"/>
+                <w:rFonts w:ascii="Arial" w:hAnsi="Arial" w:eastAsia="Arial" w:cs="Arial"/>
                 <w:i w:val="false"/>
                 <w:b w:val="true"/>
                 <w:u w:val="none"/>
@@ -2615,7 +2593,7 @@
             </w:pPr>
             <w:r>
               <w:rPr>
-                <w:rFonts w:ascii="Helvetica" w:hAnsi="Helvetica" w:eastAsia="Helvetica" w:cs="Helvetica"/>
+                <w:rFonts w:ascii="Arial" w:hAnsi="Arial" w:eastAsia="Arial" w:cs="Arial"/>
                 <w:i w:val="false"/>
                 <w:b w:val="true"/>
                 <w:u w:val="none"/>
@@ -2647,7 +2625,6 @@
           </w:tcPr>
           <w:p>
             <w:pPr>
-              <w:pStyle w:val="Normal"/>
               <w:jc w:val="center"/>
               <w:pBdr>
                 <w:bottom w:val="none" w:sz="0" w:space="0" w:color="000000"/>
@@ -2658,19 +2635,19 @@
               <w:spacing w:after="100" w:before="100" w:line="240"/>
               <w:ind w:left="100" w:right="100" w:firstLine="0" w:firstLineChars="0"/>
               <w:rPr>
-                <w:rFonts w:ascii="Helvetica" w:hAnsi="Helvetica" w:eastAsia="Helvetica" w:cs="Helvetica"/>
-                <w:i w:val="false"/>
-                <w:b w:val="false"/>
-                <w:u w:val="none"/>
-                <w:strike w:val="false"/>
-                <w:sz w:val="22"/>
-                <w:szCs w:val="22"/>
-                <w:color w:val="000000"/>
-              </w:rPr>
-            </w:pPr>
-            <w:r>
-              <w:rPr>
-                <w:rFonts w:ascii="Helvetica" w:hAnsi="Helvetica" w:eastAsia="Helvetica" w:cs="Helvetica"/>
+                <w:rFonts w:ascii="Arial" w:hAnsi="Arial" w:eastAsia="Arial" w:cs="Arial"/>
+                <w:i w:val="false"/>
+                <w:b w:val="false"/>
+                <w:u w:val="none"/>
+                <w:strike w:val="false"/>
+                <w:sz w:val="22"/>
+                <w:szCs w:val="22"/>
+                <w:color w:val="000000"/>
+              </w:rPr>
+            </w:pPr>
+            <w:r>
+              <w:rPr>
+                <w:rFonts w:ascii="Arial" w:hAnsi="Arial" w:eastAsia="Arial" w:cs="Arial"/>
                 <w:i w:val="false"/>
                 <w:b w:val="false"/>
                 <w:u w:val="none"/>
@@ -2686,28 +2663,28 @@
       </w:tr>
       <w:tr>
         <w:trPr>
-          <w:trHeight w:val="608" w:hRule="auto"/>
+          <w:trHeight w:val="617" w:hRule="auto"/>
         </w:trPr>
-        <w:tc>
-          <w:tcPr>
-            <w:tcBorders>
-              <w:bottom w:val="none" w:sz="0" w:space="0" w:color="000000"/>
-              <w:top w:val="none" w:sz="0" w:space="0" w:color="000000"/>
-              <w:left w:val="none" w:sz="0" w:space="0" w:color="000000"/>
-              <w:right w:val="none" w:sz="0" w:space="0" w:color="000000"/>
-            </w:tcBorders>
-            <w:shd w:val="clear" w:color="auto" w:fill="FFFFFF"/>
-            <w:tcMar>
-              <w:top w:w="0" w:type="dxa"/>
-              <w:bottom w:w="0" w:type="dxa"/>
-              <w:left w:w="0" w:type="dxa"/>
-              <w:right w:w="0" w:type="dxa"/>
-            </w:tcMar>
-            <w:vAlign w:val="top"/>
-          </w:tcPr>
-          <w:p>
-            <w:pPr>
-              <w:pStyle w:val="Normal"/>
+        body23
+        <w:tc>
+          <w:tcPr>
+            <w:tcBorders>
+              <w:bottom w:val="none" w:sz="0" w:space="0" w:color="000000"/>
+              <w:top w:val="none" w:sz="0" w:space="0" w:color="000000"/>
+              <w:left w:val="none" w:sz="0" w:space="0" w:color="000000"/>
+              <w:right w:val="none" w:sz="0" w:space="0" w:color="000000"/>
+            </w:tcBorders>
+            <w:shd w:val="clear" w:color="auto" w:fill="FFFFFF"/>
+            <w:tcMar>
+              <w:top w:w="0" w:type="dxa"/>
+              <w:bottom w:w="0" w:type="dxa"/>
+              <w:left w:w="0" w:type="dxa"/>
+              <w:right w:w="0" w:type="dxa"/>
+            </w:tcMar>
+            <w:vAlign w:val="top"/>
+          </w:tcPr>
+          <w:p>
+            <w:pPr>
               <w:jc w:val="left"/>
               <w:pBdr>
                 <w:bottom w:val="none" w:sz="0" w:space="0" w:color="000000"/>
@@ -2718,19 +2695,19 @@
               <w:spacing w:after="100" w:before="100" w:line="240"/>
               <w:ind w:left="300" w:right="100" w:firstLine="0" w:firstLineChars="0"/>
               <w:rPr>
-                <w:rFonts w:ascii="Helvetica" w:hAnsi="Helvetica" w:eastAsia="Helvetica" w:cs="Helvetica"/>
-                <w:i w:val="false"/>
-                <w:b w:val="false"/>
-                <w:u w:val="none"/>
-                <w:strike w:val="false"/>
-                <w:sz w:val="22"/>
-                <w:szCs w:val="22"/>
-                <w:color w:val="000000"/>
-              </w:rPr>
-            </w:pPr>
-            <w:r>
-              <w:rPr>
-                <w:rFonts w:ascii="Helvetica" w:hAnsi="Helvetica" w:eastAsia="Helvetica" w:cs="Helvetica"/>
+                <w:rFonts w:ascii="Arial" w:hAnsi="Arial" w:eastAsia="Arial" w:cs="Arial"/>
+                <w:i w:val="false"/>
+                <w:b w:val="false"/>
+                <w:u w:val="none"/>
+                <w:strike w:val="false"/>
+                <w:sz w:val="22"/>
+                <w:szCs w:val="22"/>
+                <w:color w:val="000000"/>
+              </w:rPr>
+            </w:pPr>
+            <w:r>
+              <w:rPr>
+                <w:rFonts w:ascii="Arial" w:hAnsi="Arial" w:eastAsia="Arial" w:cs="Arial"/>
                 <w:i w:val="false"/>
                 <w:b w:val="false"/>
                 <w:u w:val="none"/>
@@ -2762,7 +2739,6 @@
           </w:tcPr>
           <w:p>
             <w:pPr>
-              <w:pStyle w:val="Normal"/>
               <w:jc w:val="center"/>
               <w:pBdr>
                 <w:bottom w:val="none" w:sz="0" w:space="0" w:color="000000"/>
@@ -2773,19 +2749,19 @@
               <w:spacing w:after="100" w:before="100" w:line="240"/>
               <w:ind w:left="100" w:right="100" w:firstLine="0" w:firstLineChars="0"/>
               <w:rPr>
-                <w:rFonts w:ascii="Helvetica" w:hAnsi="Helvetica" w:eastAsia="Helvetica" w:cs="Helvetica"/>
-                <w:i w:val="false"/>
-                <w:b w:val="false"/>
-                <w:u w:val="none"/>
-                <w:strike w:val="false"/>
-                <w:sz w:val="22"/>
-                <w:szCs w:val="22"/>
-                <w:color w:val="000000"/>
-              </w:rPr>
-            </w:pPr>
-            <w:r>
-              <w:rPr>
-                <w:rFonts w:ascii="Helvetica" w:hAnsi="Helvetica" w:eastAsia="Helvetica" w:cs="Helvetica"/>
+                <w:rFonts w:ascii="Arial" w:hAnsi="Arial" w:eastAsia="Arial" w:cs="Arial"/>
+                <w:i w:val="false"/>
+                <w:b w:val="false"/>
+                <w:u w:val="none"/>
+                <w:strike w:val="false"/>
+                <w:sz w:val="22"/>
+                <w:szCs w:val="22"/>
+                <w:color w:val="000000"/>
+              </w:rPr>
+            </w:pPr>
+            <w:r>
+              <w:rPr>
+                <w:rFonts w:ascii="Arial" w:hAnsi="Arial" w:eastAsia="Arial" w:cs="Arial"/>
                 <w:i w:val="false"/>
                 <w:b w:val="false"/>
                 <w:u w:val="none"/>
@@ -2801,28 +2777,28 @@
       </w:tr>
       <w:tr>
         <w:trPr>
-          <w:trHeight w:val="608" w:hRule="auto"/>
+          <w:trHeight w:val="617" w:hRule="auto"/>
         </w:trPr>
-        <w:tc>
-          <w:tcPr>
-            <w:tcBorders>
-              <w:bottom w:val="none" w:sz="0" w:space="0" w:color="000000"/>
-              <w:top w:val="none" w:sz="0" w:space="0" w:color="000000"/>
-              <w:left w:val="none" w:sz="0" w:space="0" w:color="000000"/>
-              <w:right w:val="none" w:sz="0" w:space="0" w:color="000000"/>
-            </w:tcBorders>
-            <w:shd w:val="clear" w:color="auto" w:fill="FFFFFF"/>
-            <w:tcMar>
-              <w:top w:w="0" w:type="dxa"/>
-              <w:bottom w:w="0" w:type="dxa"/>
-              <w:left w:w="0" w:type="dxa"/>
-              <w:right w:w="0" w:type="dxa"/>
-            </w:tcMar>
-            <w:vAlign w:val="top"/>
-          </w:tcPr>
-          <w:p>
-            <w:pPr>
-              <w:pStyle w:val="Normal"/>
+        body24
+        <w:tc>
+          <w:tcPr>
+            <w:tcBorders>
+              <w:bottom w:val="none" w:sz="0" w:space="0" w:color="000000"/>
+              <w:top w:val="none" w:sz="0" w:space="0" w:color="000000"/>
+              <w:left w:val="none" w:sz="0" w:space="0" w:color="000000"/>
+              <w:right w:val="none" w:sz="0" w:space="0" w:color="000000"/>
+            </w:tcBorders>
+            <w:shd w:val="clear" w:color="auto" w:fill="FFFFFF"/>
+            <w:tcMar>
+              <w:top w:w="0" w:type="dxa"/>
+              <w:bottom w:w="0" w:type="dxa"/>
+              <w:left w:w="0" w:type="dxa"/>
+              <w:right w:w="0" w:type="dxa"/>
+            </w:tcMar>
+            <w:vAlign w:val="top"/>
+          </w:tcPr>
+          <w:p>
+            <w:pPr>
               <w:jc w:val="left"/>
               <w:pBdr>
                 <w:bottom w:val="none" w:sz="0" w:space="0" w:color="000000"/>
@@ -2833,19 +2809,19 @@
               <w:spacing w:after="100" w:before="100" w:line="240"/>
               <w:ind w:left="300" w:right="100" w:firstLine="0" w:firstLineChars="0"/>
               <w:rPr>
-                <w:rFonts w:ascii="Helvetica" w:hAnsi="Helvetica" w:eastAsia="Helvetica" w:cs="Helvetica"/>
-                <w:i w:val="false"/>
-                <w:b w:val="false"/>
-                <w:u w:val="none"/>
-                <w:strike w:val="false"/>
-                <w:sz w:val="22"/>
-                <w:szCs w:val="22"/>
-                <w:color w:val="000000"/>
-              </w:rPr>
-            </w:pPr>
-            <w:r>
-              <w:rPr>
-                <w:rFonts w:ascii="Helvetica" w:hAnsi="Helvetica" w:eastAsia="Helvetica" w:cs="Helvetica"/>
+                <w:rFonts w:ascii="Arial" w:hAnsi="Arial" w:eastAsia="Arial" w:cs="Arial"/>
+                <w:i w:val="false"/>
+                <w:b w:val="false"/>
+                <w:u w:val="none"/>
+                <w:strike w:val="false"/>
+                <w:sz w:val="22"/>
+                <w:szCs w:val="22"/>
+                <w:color w:val="000000"/>
+              </w:rPr>
+            </w:pPr>
+            <w:r>
+              <w:rPr>
+                <w:rFonts w:ascii="Arial" w:hAnsi="Arial" w:eastAsia="Arial" w:cs="Arial"/>
                 <w:i w:val="false"/>
                 <w:b w:val="false"/>
                 <w:u w:val="none"/>
@@ -2877,7 +2853,6 @@
           </w:tcPr>
           <w:p>
             <w:pPr>
-              <w:pStyle w:val="Normal"/>
               <w:jc w:val="center"/>
               <w:pBdr>
                 <w:bottom w:val="none" w:sz="0" w:space="0" w:color="000000"/>
@@ -2888,19 +2863,19 @@
               <w:spacing w:after="100" w:before="100" w:line="240"/>
               <w:ind w:left="100" w:right="100" w:firstLine="0" w:firstLineChars="0"/>
               <w:rPr>
-                <w:rFonts w:ascii="Helvetica" w:hAnsi="Helvetica" w:eastAsia="Helvetica" w:cs="Helvetica"/>
-                <w:i w:val="false"/>
-                <w:b w:val="false"/>
-                <w:u w:val="none"/>
-                <w:strike w:val="false"/>
-                <w:sz w:val="22"/>
-                <w:szCs w:val="22"/>
-                <w:color w:val="000000"/>
-              </w:rPr>
-            </w:pPr>
-            <w:r>
-              <w:rPr>
-                <w:rFonts w:ascii="Helvetica" w:hAnsi="Helvetica" w:eastAsia="Helvetica" w:cs="Helvetica"/>
+                <w:rFonts w:ascii="Arial" w:hAnsi="Arial" w:eastAsia="Arial" w:cs="Arial"/>
+                <w:i w:val="false"/>
+                <w:b w:val="false"/>
+                <w:u w:val="none"/>
+                <w:strike w:val="false"/>
+                <w:sz w:val="22"/>
+                <w:szCs w:val="22"/>
+                <w:color w:val="000000"/>
+              </w:rPr>
+            </w:pPr>
+            <w:r>
+              <w:rPr>
+                <w:rFonts w:ascii="Arial" w:hAnsi="Arial" w:eastAsia="Arial" w:cs="Arial"/>
                 <w:i w:val="false"/>
                 <w:b w:val="false"/>
                 <w:u w:val="none"/>
@@ -2916,28 +2891,28 @@
       </w:tr>
       <w:tr>
         <w:trPr>
-          <w:trHeight w:val="608" w:hRule="auto"/>
+          <w:trHeight w:val="617" w:hRule="auto"/>
         </w:trPr>
-        <w:tc>
-          <w:tcPr>
-            <w:tcBorders>
-              <w:bottom w:val="none" w:sz="0" w:space="0" w:color="000000"/>
-              <w:top w:val="none" w:sz="0" w:space="0" w:color="000000"/>
-              <w:left w:val="none" w:sz="0" w:space="0" w:color="000000"/>
-              <w:right w:val="none" w:sz="0" w:space="0" w:color="000000"/>
-            </w:tcBorders>
-            <w:shd w:val="clear" w:color="auto" w:fill="FFFFFF"/>
-            <w:tcMar>
-              <w:top w:w="0" w:type="dxa"/>
-              <w:bottom w:w="0" w:type="dxa"/>
-              <w:left w:w="0" w:type="dxa"/>
-              <w:right w:w="0" w:type="dxa"/>
-            </w:tcMar>
-            <w:vAlign w:val="top"/>
-          </w:tcPr>
-          <w:p>
-            <w:pPr>
-              <w:pStyle w:val="Normal"/>
+        body25
+        <w:tc>
+          <w:tcPr>
+            <w:tcBorders>
+              <w:bottom w:val="none" w:sz="0" w:space="0" w:color="000000"/>
+              <w:top w:val="none" w:sz="0" w:space="0" w:color="000000"/>
+              <w:left w:val="none" w:sz="0" w:space="0" w:color="000000"/>
+              <w:right w:val="none" w:sz="0" w:space="0" w:color="000000"/>
+            </w:tcBorders>
+            <w:shd w:val="clear" w:color="auto" w:fill="FFFFFF"/>
+            <w:tcMar>
+              <w:top w:w="0" w:type="dxa"/>
+              <w:bottom w:w="0" w:type="dxa"/>
+              <w:left w:w="0" w:type="dxa"/>
+              <w:right w:w="0" w:type="dxa"/>
+            </w:tcMar>
+            <w:vAlign w:val="top"/>
+          </w:tcPr>
+          <w:p>
+            <w:pPr>
               <w:jc w:val="left"/>
               <w:pBdr>
                 <w:bottom w:val="none" w:sz="0" w:space="0" w:color="000000"/>
@@ -2948,19 +2923,19 @@
               <w:spacing w:after="100" w:before="100" w:line="240"/>
               <w:ind w:left="300" w:right="100" w:firstLine="0" w:firstLineChars="0"/>
               <w:rPr>
-                <w:rFonts w:ascii="Helvetica" w:hAnsi="Helvetica" w:eastAsia="Helvetica" w:cs="Helvetica"/>
-                <w:i w:val="false"/>
-                <w:b w:val="false"/>
-                <w:u w:val="none"/>
-                <w:strike w:val="false"/>
-                <w:sz w:val="22"/>
-                <w:szCs w:val="22"/>
-                <w:color w:val="000000"/>
-              </w:rPr>
-            </w:pPr>
-            <w:r>
-              <w:rPr>
-                <w:rFonts w:ascii="Helvetica" w:hAnsi="Helvetica" w:eastAsia="Helvetica" w:cs="Helvetica"/>
+                <w:rFonts w:ascii="Arial" w:hAnsi="Arial" w:eastAsia="Arial" w:cs="Arial"/>
+                <w:i w:val="false"/>
+                <w:b w:val="false"/>
+                <w:u w:val="none"/>
+                <w:strike w:val="false"/>
+                <w:sz w:val="22"/>
+                <w:szCs w:val="22"/>
+                <w:color w:val="000000"/>
+              </w:rPr>
+            </w:pPr>
+            <w:r>
+              <w:rPr>
+                <w:rFonts w:ascii="Arial" w:hAnsi="Arial" w:eastAsia="Arial" w:cs="Arial"/>
                 <w:i w:val="false"/>
                 <w:b w:val="false"/>
                 <w:u w:val="none"/>
@@ -2992,7 +2967,6 @@
           </w:tcPr>
           <w:p>
             <w:pPr>
-              <w:pStyle w:val="Normal"/>
               <w:jc w:val="center"/>
               <w:pBdr>
                 <w:bottom w:val="none" w:sz="0" w:space="0" w:color="000000"/>
@@ -3003,19 +2977,19 @@
               <w:spacing w:after="100" w:before="100" w:line="240"/>
               <w:ind w:left="100" w:right="100" w:firstLine="0" w:firstLineChars="0"/>
               <w:rPr>
-                <w:rFonts w:ascii="Helvetica" w:hAnsi="Helvetica" w:eastAsia="Helvetica" w:cs="Helvetica"/>
-                <w:i w:val="false"/>
-                <w:b w:val="false"/>
-                <w:u w:val="none"/>
-                <w:strike w:val="false"/>
-                <w:sz w:val="22"/>
-                <w:szCs w:val="22"/>
-                <w:color w:val="000000"/>
-              </w:rPr>
-            </w:pPr>
-            <w:r>
-              <w:rPr>
-                <w:rFonts w:ascii="Helvetica" w:hAnsi="Helvetica" w:eastAsia="Helvetica" w:cs="Helvetica"/>
+                <w:rFonts w:ascii="Arial" w:hAnsi="Arial" w:eastAsia="Arial" w:cs="Arial"/>
+                <w:i w:val="false"/>
+                <w:b w:val="false"/>
+                <w:u w:val="none"/>
+                <w:strike w:val="false"/>
+                <w:sz w:val="22"/>
+                <w:szCs w:val="22"/>
+                <w:color w:val="000000"/>
+              </w:rPr>
+            </w:pPr>
+            <w:r>
+              <w:rPr>
+                <w:rFonts w:ascii="Arial" w:hAnsi="Arial" w:eastAsia="Arial" w:cs="Arial"/>
                 <w:i w:val="false"/>
                 <w:b w:val="false"/>
                 <w:u w:val="none"/>
@@ -3031,28 +3005,28 @@
       </w:tr>
       <w:tr>
         <w:trPr>
-          <w:trHeight w:val="608" w:hRule="auto"/>
+          <w:trHeight w:val="617" w:hRule="auto"/>
         </w:trPr>
-        <w:tc>
-          <w:tcPr>
-            <w:tcBorders>
-              <w:bottom w:val="none" w:sz="0" w:space="0" w:color="000000"/>
-              <w:top w:val="none" w:sz="0" w:space="0" w:color="000000"/>
-              <w:left w:val="none" w:sz="0" w:space="0" w:color="000000"/>
-              <w:right w:val="none" w:sz="0" w:space="0" w:color="000000"/>
-            </w:tcBorders>
-            <w:shd w:val="clear" w:color="auto" w:fill="FFFFFF"/>
-            <w:tcMar>
-              <w:top w:w="0" w:type="dxa"/>
-              <w:bottom w:w="0" w:type="dxa"/>
-              <w:left w:w="0" w:type="dxa"/>
-              <w:right w:w="0" w:type="dxa"/>
-            </w:tcMar>
-            <w:vAlign w:val="top"/>
-          </w:tcPr>
-          <w:p>
-            <w:pPr>
-              <w:pStyle w:val="Normal"/>
+        body26
+        <w:tc>
+          <w:tcPr>
+            <w:tcBorders>
+              <w:bottom w:val="none" w:sz="0" w:space="0" w:color="000000"/>
+              <w:top w:val="none" w:sz="0" w:space="0" w:color="000000"/>
+              <w:left w:val="none" w:sz="0" w:space="0" w:color="000000"/>
+              <w:right w:val="none" w:sz="0" w:space="0" w:color="000000"/>
+            </w:tcBorders>
+            <w:shd w:val="clear" w:color="auto" w:fill="FFFFFF"/>
+            <w:tcMar>
+              <w:top w:w="0" w:type="dxa"/>
+              <w:bottom w:w="0" w:type="dxa"/>
+              <w:left w:w="0" w:type="dxa"/>
+              <w:right w:w="0" w:type="dxa"/>
+            </w:tcMar>
+            <w:vAlign w:val="top"/>
+          </w:tcPr>
+          <w:p>
+            <w:pPr>
               <w:jc w:val="left"/>
               <w:pBdr>
                 <w:bottom w:val="none" w:sz="0" w:space="0" w:color="000000"/>
@@ -3063,7 +3037,7 @@
               <w:spacing w:after="100" w:before="100" w:line="240"/>
               <w:ind w:left="100" w:right="100" w:firstLine="0" w:firstLineChars="0"/>
               <w:rPr>
-                <w:rFonts w:ascii="Helvetica" w:hAnsi="Helvetica" w:eastAsia="Helvetica" w:cs="Helvetica"/>
+                <w:rFonts w:ascii="Arial" w:hAnsi="Arial" w:eastAsia="Arial" w:cs="Arial"/>
                 <w:i w:val="false"/>
                 <w:b w:val="true"/>
                 <w:u w:val="none"/>
@@ -3075,7 +3049,7 @@
             </w:pPr>
             <w:r>
               <w:rPr>
-                <w:rFonts w:ascii="Helvetica" w:hAnsi="Helvetica" w:eastAsia="Helvetica" w:cs="Helvetica"/>
+                <w:rFonts w:ascii="Arial" w:hAnsi="Arial" w:eastAsia="Arial" w:cs="Arial"/>
                 <w:i w:val="false"/>
                 <w:b w:val="true"/>
                 <w:u w:val="none"/>
@@ -3107,7 +3081,6 @@
           </w:tcPr>
           <w:p>
             <w:pPr>
-              <w:pStyle w:val="Normal"/>
               <w:jc w:val="center"/>
               <w:pBdr>
                 <w:bottom w:val="none" w:sz="0" w:space="0" w:color="000000"/>
@@ -3118,19 +3091,19 @@
               <w:spacing w:after="100" w:before="100" w:line="240"/>
               <w:ind w:left="100" w:right="100" w:firstLine="0" w:firstLineChars="0"/>
               <w:rPr>
-                <w:rFonts w:ascii="Helvetica" w:hAnsi="Helvetica" w:eastAsia="Helvetica" w:cs="Helvetica"/>
-                <w:i w:val="false"/>
-                <w:b w:val="false"/>
-                <w:u w:val="none"/>
-                <w:strike w:val="false"/>
-                <w:sz w:val="22"/>
-                <w:szCs w:val="22"/>
-                <w:color w:val="000000"/>
-              </w:rPr>
-            </w:pPr>
-            <w:r>
-              <w:rPr>
-                <w:rFonts w:ascii="Helvetica" w:hAnsi="Helvetica" w:eastAsia="Helvetica" w:cs="Helvetica"/>
+                <w:rFonts w:ascii="Arial" w:hAnsi="Arial" w:eastAsia="Arial" w:cs="Arial"/>
+                <w:i w:val="false"/>
+                <w:b w:val="false"/>
+                <w:u w:val="none"/>
+                <w:strike w:val="false"/>
+                <w:sz w:val="22"/>
+                <w:szCs w:val="22"/>
+                <w:color w:val="000000"/>
+              </w:rPr>
+            </w:pPr>
+            <w:r>
+              <w:rPr>
+                <w:rFonts w:ascii="Arial" w:hAnsi="Arial" w:eastAsia="Arial" w:cs="Arial"/>
                 <w:i w:val="false"/>
                 <w:b w:val="false"/>
                 <w:u w:val="none"/>
@@ -3146,28 +3119,28 @@
       </w:tr>
       <w:tr>
         <w:trPr>
-          <w:trHeight w:val="608" w:hRule="auto"/>
+          <w:trHeight w:val="617" w:hRule="auto"/>
         </w:trPr>
-        <w:tc>
-          <w:tcPr>
-            <w:tcBorders>
-              <w:bottom w:val="none" w:sz="0" w:space="0" w:color="000000"/>
-              <w:top w:val="none" w:sz="0" w:space="0" w:color="000000"/>
-              <w:left w:val="none" w:sz="0" w:space="0" w:color="000000"/>
-              <w:right w:val="none" w:sz="0" w:space="0" w:color="000000"/>
-            </w:tcBorders>
-            <w:shd w:val="clear" w:color="auto" w:fill="FFFFFF"/>
-            <w:tcMar>
-              <w:top w:w="0" w:type="dxa"/>
-              <w:bottom w:w="0" w:type="dxa"/>
-              <w:left w:w="0" w:type="dxa"/>
-              <w:right w:w="0" w:type="dxa"/>
-            </w:tcMar>
-            <w:vAlign w:val="top"/>
-          </w:tcPr>
-          <w:p>
-            <w:pPr>
-              <w:pStyle w:val="Normal"/>
+        body27
+        <w:tc>
+          <w:tcPr>
+            <w:tcBorders>
+              <w:bottom w:val="none" w:sz="0" w:space="0" w:color="000000"/>
+              <w:top w:val="none" w:sz="0" w:space="0" w:color="000000"/>
+              <w:left w:val="none" w:sz="0" w:space="0" w:color="000000"/>
+              <w:right w:val="none" w:sz="0" w:space="0" w:color="000000"/>
+            </w:tcBorders>
+            <w:shd w:val="clear" w:color="auto" w:fill="FFFFFF"/>
+            <w:tcMar>
+              <w:top w:w="0" w:type="dxa"/>
+              <w:bottom w:w="0" w:type="dxa"/>
+              <w:left w:w="0" w:type="dxa"/>
+              <w:right w:w="0" w:type="dxa"/>
+            </w:tcMar>
+            <w:vAlign w:val="top"/>
+          </w:tcPr>
+          <w:p>
+            <w:pPr>
               <w:jc w:val="left"/>
               <w:pBdr>
                 <w:bottom w:val="none" w:sz="0" w:space="0" w:color="000000"/>
@@ -3178,19 +3151,19 @@
               <w:spacing w:after="100" w:before="100" w:line="240"/>
               <w:ind w:left="300" w:right="100" w:firstLine="0" w:firstLineChars="0"/>
               <w:rPr>
-                <w:rFonts w:ascii="Helvetica" w:hAnsi="Helvetica" w:eastAsia="Helvetica" w:cs="Helvetica"/>
-                <w:i w:val="false"/>
-                <w:b w:val="false"/>
-                <w:u w:val="none"/>
-                <w:strike w:val="false"/>
-                <w:sz w:val="22"/>
-                <w:szCs w:val="22"/>
-                <w:color w:val="000000"/>
-              </w:rPr>
-            </w:pPr>
-            <w:r>
-              <w:rPr>
-                <w:rFonts w:ascii="Helvetica" w:hAnsi="Helvetica" w:eastAsia="Helvetica" w:cs="Helvetica"/>
+                <w:rFonts w:ascii="Arial" w:hAnsi="Arial" w:eastAsia="Arial" w:cs="Arial"/>
+                <w:i w:val="false"/>
+                <w:b w:val="false"/>
+                <w:u w:val="none"/>
+                <w:strike w:val="false"/>
+                <w:sz w:val="22"/>
+                <w:szCs w:val="22"/>
+                <w:color w:val="000000"/>
+              </w:rPr>
+            </w:pPr>
+            <w:r>
+              <w:rPr>
+                <w:rFonts w:ascii="Arial" w:hAnsi="Arial" w:eastAsia="Arial" w:cs="Arial"/>
                 <w:i w:val="false"/>
                 <w:b w:val="false"/>
                 <w:u w:val="none"/>
@@ -3222,7 +3195,6 @@
           </w:tcPr>
           <w:p>
             <w:pPr>
-              <w:pStyle w:val="Normal"/>
               <w:jc w:val="center"/>
               <w:pBdr>
                 <w:bottom w:val="none" w:sz="0" w:space="0" w:color="000000"/>
@@ -3233,19 +3205,19 @@
               <w:spacing w:after="100" w:before="100" w:line="240"/>
               <w:ind w:left="100" w:right="100" w:firstLine="0" w:firstLineChars="0"/>
               <w:rPr>
-                <w:rFonts w:ascii="Helvetica" w:hAnsi="Helvetica" w:eastAsia="Helvetica" w:cs="Helvetica"/>
-                <w:i w:val="false"/>
-                <w:b w:val="false"/>
-                <w:u w:val="none"/>
-                <w:strike w:val="false"/>
-                <w:sz w:val="22"/>
-                <w:szCs w:val="22"/>
-                <w:color w:val="000000"/>
-              </w:rPr>
-            </w:pPr>
-            <w:r>
-              <w:rPr>
-                <w:rFonts w:ascii="Helvetica" w:hAnsi="Helvetica" w:eastAsia="Helvetica" w:cs="Helvetica"/>
+                <w:rFonts w:ascii="Arial" w:hAnsi="Arial" w:eastAsia="Arial" w:cs="Arial"/>
+                <w:i w:val="false"/>
+                <w:b w:val="false"/>
+                <w:u w:val="none"/>
+                <w:strike w:val="false"/>
+                <w:sz w:val="22"/>
+                <w:szCs w:val="22"/>
+                <w:color w:val="000000"/>
+              </w:rPr>
+            </w:pPr>
+            <w:r>
+              <w:rPr>
+                <w:rFonts w:ascii="Arial" w:hAnsi="Arial" w:eastAsia="Arial" w:cs="Arial"/>
                 <w:i w:val="false"/>
                 <w:b w:val="false"/>
                 <w:u w:val="none"/>
@@ -3261,28 +3233,28 @@
       </w:tr>
       <w:tr>
         <w:trPr>
-          <w:trHeight w:val="608" w:hRule="auto"/>
+          <w:trHeight w:val="617" w:hRule="auto"/>
         </w:trPr>
-        <w:tc>
-          <w:tcPr>
-            <w:tcBorders>
-              <w:bottom w:val="none" w:sz="0" w:space="0" w:color="000000"/>
-              <w:top w:val="none" w:sz="0" w:space="0" w:color="000000"/>
-              <w:left w:val="none" w:sz="0" w:space="0" w:color="000000"/>
-              <w:right w:val="none" w:sz="0" w:space="0" w:color="000000"/>
-            </w:tcBorders>
-            <w:shd w:val="clear" w:color="auto" w:fill="FFFFFF"/>
-            <w:tcMar>
-              <w:top w:w="0" w:type="dxa"/>
-              <w:bottom w:w="0" w:type="dxa"/>
-              <w:left w:w="0" w:type="dxa"/>
-              <w:right w:w="0" w:type="dxa"/>
-            </w:tcMar>
-            <w:vAlign w:val="top"/>
-          </w:tcPr>
-          <w:p>
-            <w:pPr>
-              <w:pStyle w:val="Normal"/>
+        body28
+        <w:tc>
+          <w:tcPr>
+            <w:tcBorders>
+              <w:bottom w:val="none" w:sz="0" w:space="0" w:color="000000"/>
+              <w:top w:val="none" w:sz="0" w:space="0" w:color="000000"/>
+              <w:left w:val="none" w:sz="0" w:space="0" w:color="000000"/>
+              <w:right w:val="none" w:sz="0" w:space="0" w:color="000000"/>
+            </w:tcBorders>
+            <w:shd w:val="clear" w:color="auto" w:fill="FFFFFF"/>
+            <w:tcMar>
+              <w:top w:w="0" w:type="dxa"/>
+              <w:bottom w:w="0" w:type="dxa"/>
+              <w:left w:w="0" w:type="dxa"/>
+              <w:right w:w="0" w:type="dxa"/>
+            </w:tcMar>
+            <w:vAlign w:val="top"/>
+          </w:tcPr>
+          <w:p>
+            <w:pPr>
               <w:jc w:val="left"/>
               <w:pBdr>
                 <w:bottom w:val="none" w:sz="0" w:space="0" w:color="000000"/>
@@ -3293,7 +3265,7 @@
               <w:spacing w:after="100" w:before="100" w:line="240"/>
               <w:ind w:left="100" w:right="100" w:firstLine="0" w:firstLineChars="0"/>
               <w:rPr>
-                <w:rFonts w:ascii="Helvetica" w:hAnsi="Helvetica" w:eastAsia="Helvetica" w:cs="Helvetica"/>
+                <w:rFonts w:ascii="Arial" w:hAnsi="Arial" w:eastAsia="Arial" w:cs="Arial"/>
                 <w:i w:val="false"/>
                 <w:b w:val="true"/>
                 <w:u w:val="none"/>
@@ -3305,7 +3277,7 @@
             </w:pPr>
             <w:r>
               <w:rPr>
-                <w:rFonts w:ascii="Helvetica" w:hAnsi="Helvetica" w:eastAsia="Helvetica" w:cs="Helvetica"/>
+                <w:rFonts w:ascii="Arial" w:hAnsi="Arial" w:eastAsia="Arial" w:cs="Arial"/>
                 <w:i w:val="false"/>
                 <w:b w:val="true"/>
                 <w:u w:val="none"/>
@@ -3337,7 +3309,6 @@
           </w:tcPr>
           <w:p>
             <w:pPr>
-              <w:pStyle w:val="Normal"/>
               <w:jc w:val="center"/>
               <w:pBdr>
                 <w:bottom w:val="none" w:sz="0" w:space="0" w:color="000000"/>
@@ -3348,19 +3319,19 @@
               <w:spacing w:after="100" w:before="100" w:line="240"/>
               <w:ind w:left="100" w:right="100" w:firstLine="0" w:firstLineChars="0"/>
               <w:rPr>
-                <w:rFonts w:ascii="Helvetica" w:hAnsi="Helvetica" w:eastAsia="Helvetica" w:cs="Helvetica"/>
-                <w:i w:val="false"/>
-                <w:b w:val="false"/>
-                <w:u w:val="none"/>
-                <w:strike w:val="false"/>
-                <w:sz w:val="22"/>
-                <w:szCs w:val="22"/>
-                <w:color w:val="000000"/>
-              </w:rPr>
-            </w:pPr>
-            <w:r>
-              <w:rPr>
-                <w:rFonts w:ascii="Helvetica" w:hAnsi="Helvetica" w:eastAsia="Helvetica" w:cs="Helvetica"/>
+                <w:rFonts w:ascii="Arial" w:hAnsi="Arial" w:eastAsia="Arial" w:cs="Arial"/>
+                <w:i w:val="false"/>
+                <w:b w:val="false"/>
+                <w:u w:val="none"/>
+                <w:strike w:val="false"/>
+                <w:sz w:val="22"/>
+                <w:szCs w:val="22"/>
+                <w:color w:val="000000"/>
+              </w:rPr>
+            </w:pPr>
+            <w:r>
+              <w:rPr>
+                <w:rFonts w:ascii="Arial" w:hAnsi="Arial" w:eastAsia="Arial" w:cs="Arial"/>
                 <w:i w:val="false"/>
                 <w:b w:val="false"/>
                 <w:u w:val="none"/>
@@ -3376,28 +3347,28 @@
       </w:tr>
       <w:tr>
         <w:trPr>
-          <w:trHeight w:val="608" w:hRule="auto"/>
+          <w:trHeight w:val="617" w:hRule="auto"/>
         </w:trPr>
-        <w:tc>
-          <w:tcPr>
-            <w:tcBorders>
-              <w:bottom w:val="none" w:sz="0" w:space="0" w:color="000000"/>
-              <w:top w:val="none" w:sz="0" w:space="0" w:color="000000"/>
-              <w:left w:val="none" w:sz="0" w:space="0" w:color="000000"/>
-              <w:right w:val="none" w:sz="0" w:space="0" w:color="000000"/>
-            </w:tcBorders>
-            <w:shd w:val="clear" w:color="auto" w:fill="FFFFFF"/>
-            <w:tcMar>
-              <w:top w:w="0" w:type="dxa"/>
-              <w:bottom w:w="0" w:type="dxa"/>
-              <w:left w:w="0" w:type="dxa"/>
-              <w:right w:w="0" w:type="dxa"/>
-            </w:tcMar>
-            <w:vAlign w:val="top"/>
-          </w:tcPr>
-          <w:p>
-            <w:pPr>
-              <w:pStyle w:val="Normal"/>
+        body29
+        <w:tc>
+          <w:tcPr>
+            <w:tcBorders>
+              <w:bottom w:val="none" w:sz="0" w:space="0" w:color="000000"/>
+              <w:top w:val="none" w:sz="0" w:space="0" w:color="000000"/>
+              <w:left w:val="none" w:sz="0" w:space="0" w:color="000000"/>
+              <w:right w:val="none" w:sz="0" w:space="0" w:color="000000"/>
+            </w:tcBorders>
+            <w:shd w:val="clear" w:color="auto" w:fill="FFFFFF"/>
+            <w:tcMar>
+              <w:top w:w="0" w:type="dxa"/>
+              <w:bottom w:w="0" w:type="dxa"/>
+              <w:left w:w="0" w:type="dxa"/>
+              <w:right w:w="0" w:type="dxa"/>
+            </w:tcMar>
+            <w:vAlign w:val="top"/>
+          </w:tcPr>
+          <w:p>
+            <w:pPr>
               <w:jc w:val="left"/>
               <w:pBdr>
                 <w:bottom w:val="none" w:sz="0" w:space="0" w:color="000000"/>
@@ -3408,19 +3379,19 @@
               <w:spacing w:after="100" w:before="100" w:line="240"/>
               <w:ind w:left="300" w:right="100" w:firstLine="0" w:firstLineChars="0"/>
               <w:rPr>
-                <w:rFonts w:ascii="Helvetica" w:hAnsi="Helvetica" w:eastAsia="Helvetica" w:cs="Helvetica"/>
-                <w:i w:val="false"/>
-                <w:b w:val="false"/>
-                <w:u w:val="none"/>
-                <w:strike w:val="false"/>
-                <w:sz w:val="22"/>
-                <w:szCs w:val="22"/>
-                <w:color w:val="000000"/>
-              </w:rPr>
-            </w:pPr>
-            <w:r>
-              <w:rPr>
-                <w:rFonts w:ascii="Helvetica" w:hAnsi="Helvetica" w:eastAsia="Helvetica" w:cs="Helvetica"/>
+                <w:rFonts w:ascii="Arial" w:hAnsi="Arial" w:eastAsia="Arial" w:cs="Arial"/>
+                <w:i w:val="false"/>
+                <w:b w:val="false"/>
+                <w:u w:val="none"/>
+                <w:strike w:val="false"/>
+                <w:sz w:val="22"/>
+                <w:szCs w:val="22"/>
+                <w:color w:val="000000"/>
+              </w:rPr>
+            </w:pPr>
+            <w:r>
+              <w:rPr>
+                <w:rFonts w:ascii="Arial" w:hAnsi="Arial" w:eastAsia="Arial" w:cs="Arial"/>
                 <w:i w:val="false"/>
                 <w:b w:val="false"/>
                 <w:u w:val="none"/>
@@ -3452,7 +3423,6 @@
           </w:tcPr>
           <w:p>
             <w:pPr>
-              <w:pStyle w:val="Normal"/>
               <w:jc w:val="center"/>
               <w:pBdr>
                 <w:bottom w:val="none" w:sz="0" w:space="0" w:color="000000"/>
@@ -3463,19 +3433,19 @@
               <w:spacing w:after="100" w:before="100" w:line="240"/>
               <w:ind w:left="100" w:right="100" w:firstLine="0" w:firstLineChars="0"/>
               <w:rPr>
-                <w:rFonts w:ascii="Helvetica" w:hAnsi="Helvetica" w:eastAsia="Helvetica" w:cs="Helvetica"/>
-                <w:i w:val="false"/>
-                <w:b w:val="false"/>
-                <w:u w:val="none"/>
-                <w:strike w:val="false"/>
-                <w:sz w:val="22"/>
-                <w:szCs w:val="22"/>
-                <w:color w:val="000000"/>
-              </w:rPr>
-            </w:pPr>
-            <w:r>
-              <w:rPr>
-                <w:rFonts w:ascii="Helvetica" w:hAnsi="Helvetica" w:eastAsia="Helvetica" w:cs="Helvetica"/>
+                <w:rFonts w:ascii="Arial" w:hAnsi="Arial" w:eastAsia="Arial" w:cs="Arial"/>
+                <w:i w:val="false"/>
+                <w:b w:val="false"/>
+                <w:u w:val="none"/>
+                <w:strike w:val="false"/>
+                <w:sz w:val="22"/>
+                <w:szCs w:val="22"/>
+                <w:color w:val="000000"/>
+              </w:rPr>
+            </w:pPr>
+            <w:r>
+              <w:rPr>
+                <w:rFonts w:ascii="Arial" w:hAnsi="Arial" w:eastAsia="Arial" w:cs="Arial"/>
                 <w:i w:val="false"/>
                 <w:b w:val="false"/>
                 <w:u w:val="none"/>
@@ -3491,28 +3461,28 @@
       </w:tr>
       <w:tr>
         <w:trPr>
-          <w:trHeight w:val="608" w:hRule="auto"/>
+          <w:trHeight w:val="617" w:hRule="auto"/>
         </w:trPr>
-        <w:tc>
-          <w:tcPr>
-            <w:tcBorders>
-              <w:bottom w:val="none" w:sz="0" w:space="0" w:color="000000"/>
-              <w:top w:val="none" w:sz="0" w:space="0" w:color="000000"/>
-              <w:left w:val="none" w:sz="0" w:space="0" w:color="000000"/>
-              <w:right w:val="none" w:sz="0" w:space="0" w:color="000000"/>
-            </w:tcBorders>
-            <w:shd w:val="clear" w:color="auto" w:fill="FFFFFF"/>
-            <w:tcMar>
-              <w:top w:w="0" w:type="dxa"/>
-              <w:bottom w:w="0" w:type="dxa"/>
-              <w:left w:w="0" w:type="dxa"/>
-              <w:right w:w="0" w:type="dxa"/>
-            </w:tcMar>
-            <w:vAlign w:val="top"/>
-          </w:tcPr>
-          <w:p>
-            <w:pPr>
-              <w:pStyle w:val="Normal"/>
+        body30
+        <w:tc>
+          <w:tcPr>
+            <w:tcBorders>
+              <w:bottom w:val="none" w:sz="0" w:space="0" w:color="000000"/>
+              <w:top w:val="none" w:sz="0" w:space="0" w:color="000000"/>
+              <w:left w:val="none" w:sz="0" w:space="0" w:color="000000"/>
+              <w:right w:val="none" w:sz="0" w:space="0" w:color="000000"/>
+            </w:tcBorders>
+            <w:shd w:val="clear" w:color="auto" w:fill="FFFFFF"/>
+            <w:tcMar>
+              <w:top w:w="0" w:type="dxa"/>
+              <w:bottom w:w="0" w:type="dxa"/>
+              <w:left w:w="0" w:type="dxa"/>
+              <w:right w:w="0" w:type="dxa"/>
+            </w:tcMar>
+            <w:vAlign w:val="top"/>
+          </w:tcPr>
+          <w:p>
+            <w:pPr>
               <w:jc w:val="left"/>
               <w:pBdr>
                 <w:bottom w:val="none" w:sz="0" w:space="0" w:color="000000"/>
@@ -3523,19 +3493,19 @@
               <w:spacing w:after="100" w:before="100" w:line="240"/>
               <w:ind w:left="300" w:right="100" w:firstLine="0" w:firstLineChars="0"/>
               <w:rPr>
-                <w:rFonts w:ascii="Helvetica" w:hAnsi="Helvetica" w:eastAsia="Helvetica" w:cs="Helvetica"/>
-                <w:i w:val="false"/>
-                <w:b w:val="false"/>
-                <w:u w:val="none"/>
-                <w:strike w:val="false"/>
-                <w:sz w:val="22"/>
-                <w:szCs w:val="22"/>
-                <w:color w:val="000000"/>
-              </w:rPr>
-            </w:pPr>
-            <w:r>
-              <w:rPr>
-                <w:rFonts w:ascii="Helvetica" w:hAnsi="Helvetica" w:eastAsia="Helvetica" w:cs="Helvetica"/>
+                <w:rFonts w:ascii="Arial" w:hAnsi="Arial" w:eastAsia="Arial" w:cs="Arial"/>
+                <w:i w:val="false"/>
+                <w:b w:val="false"/>
+                <w:u w:val="none"/>
+                <w:strike w:val="false"/>
+                <w:sz w:val="22"/>
+                <w:szCs w:val="22"/>
+                <w:color w:val="000000"/>
+              </w:rPr>
+            </w:pPr>
+            <w:r>
+              <w:rPr>
+                <w:rFonts w:ascii="Arial" w:hAnsi="Arial" w:eastAsia="Arial" w:cs="Arial"/>
                 <w:i w:val="false"/>
                 <w:b w:val="false"/>
                 <w:u w:val="none"/>
@@ -3567,7 +3537,6 @@
           </w:tcPr>
           <w:p>
             <w:pPr>
-              <w:pStyle w:val="Normal"/>
               <w:jc w:val="center"/>
               <w:pBdr>
                 <w:bottom w:val="none" w:sz="0" w:space="0" w:color="000000"/>
@@ -3578,19 +3547,19 @@
               <w:spacing w:after="100" w:before="100" w:line="240"/>
               <w:ind w:left="100" w:right="100" w:firstLine="0" w:firstLineChars="0"/>
               <w:rPr>
-                <w:rFonts w:ascii="Helvetica" w:hAnsi="Helvetica" w:eastAsia="Helvetica" w:cs="Helvetica"/>
-                <w:i w:val="false"/>
-                <w:b w:val="false"/>
-                <w:u w:val="none"/>
-                <w:strike w:val="false"/>
-                <w:sz w:val="22"/>
-                <w:szCs w:val="22"/>
-                <w:color w:val="000000"/>
-              </w:rPr>
-            </w:pPr>
-            <w:r>
-              <w:rPr>
-                <w:rFonts w:ascii="Helvetica" w:hAnsi="Helvetica" w:eastAsia="Helvetica" w:cs="Helvetica"/>
+                <w:rFonts w:ascii="Arial" w:hAnsi="Arial" w:eastAsia="Arial" w:cs="Arial"/>
+                <w:i w:val="false"/>
+                <w:b w:val="false"/>
+                <w:u w:val="none"/>
+                <w:strike w:val="false"/>
+                <w:sz w:val="22"/>
+                <w:szCs w:val="22"/>
+                <w:color w:val="000000"/>
+              </w:rPr>
+            </w:pPr>
+            <w:r>
+              <w:rPr>
+                <w:rFonts w:ascii="Arial" w:hAnsi="Arial" w:eastAsia="Arial" w:cs="Arial"/>
                 <w:i w:val="false"/>
                 <w:b w:val="false"/>
                 <w:u w:val="none"/>
@@ -3606,28 +3575,28 @@
       </w:tr>
       <w:tr>
         <w:trPr>
-          <w:trHeight w:val="608" w:hRule="auto"/>
+          <w:trHeight w:val="617" w:hRule="auto"/>
         </w:trPr>
-        <w:tc>
-          <w:tcPr>
-            <w:tcBorders>
-              <w:bottom w:val="none" w:sz="0" w:space="0" w:color="000000"/>
-              <w:top w:val="none" w:sz="0" w:space="0" w:color="000000"/>
-              <w:left w:val="none" w:sz="0" w:space="0" w:color="000000"/>
-              <w:right w:val="none" w:sz="0" w:space="0" w:color="000000"/>
-            </w:tcBorders>
-            <w:shd w:val="clear" w:color="auto" w:fill="FFFFFF"/>
-            <w:tcMar>
-              <w:top w:w="0" w:type="dxa"/>
-              <w:bottom w:w="0" w:type="dxa"/>
-              <w:left w:w="0" w:type="dxa"/>
-              <w:right w:w="0" w:type="dxa"/>
-            </w:tcMar>
-            <w:vAlign w:val="top"/>
-          </w:tcPr>
-          <w:p>
-            <w:pPr>
-              <w:pStyle w:val="Normal"/>
+        body31
+        <w:tc>
+          <w:tcPr>
+            <w:tcBorders>
+              <w:bottom w:val="none" w:sz="0" w:space="0" w:color="000000"/>
+              <w:top w:val="none" w:sz="0" w:space="0" w:color="000000"/>
+              <w:left w:val="none" w:sz="0" w:space="0" w:color="000000"/>
+              <w:right w:val="none" w:sz="0" w:space="0" w:color="000000"/>
+            </w:tcBorders>
+            <w:shd w:val="clear" w:color="auto" w:fill="FFFFFF"/>
+            <w:tcMar>
+              <w:top w:w="0" w:type="dxa"/>
+              <w:bottom w:w="0" w:type="dxa"/>
+              <w:left w:w="0" w:type="dxa"/>
+              <w:right w:w="0" w:type="dxa"/>
+            </w:tcMar>
+            <w:vAlign w:val="top"/>
+          </w:tcPr>
+          <w:p>
+            <w:pPr>
               <w:jc w:val="left"/>
               <w:pBdr>
                 <w:bottom w:val="none" w:sz="0" w:space="0" w:color="000000"/>
@@ -3638,19 +3607,19 @@
               <w:spacing w:after="100" w:before="100" w:line="240"/>
               <w:ind w:left="300" w:right="100" w:firstLine="0" w:firstLineChars="0"/>
               <w:rPr>
-                <w:rFonts w:ascii="Helvetica" w:hAnsi="Helvetica" w:eastAsia="Helvetica" w:cs="Helvetica"/>
-                <w:i w:val="false"/>
-                <w:b w:val="false"/>
-                <w:u w:val="none"/>
-                <w:strike w:val="false"/>
-                <w:sz w:val="22"/>
-                <w:szCs w:val="22"/>
-                <w:color w:val="000000"/>
-              </w:rPr>
-            </w:pPr>
-            <w:r>
-              <w:rPr>
-                <w:rFonts w:ascii="Helvetica" w:hAnsi="Helvetica" w:eastAsia="Helvetica" w:cs="Helvetica"/>
+                <w:rFonts w:ascii="Arial" w:hAnsi="Arial" w:eastAsia="Arial" w:cs="Arial"/>
+                <w:i w:val="false"/>
+                <w:b w:val="false"/>
+                <w:u w:val="none"/>
+                <w:strike w:val="false"/>
+                <w:sz w:val="22"/>
+                <w:szCs w:val="22"/>
+                <w:color w:val="000000"/>
+              </w:rPr>
+            </w:pPr>
+            <w:r>
+              <w:rPr>
+                <w:rFonts w:ascii="Arial" w:hAnsi="Arial" w:eastAsia="Arial" w:cs="Arial"/>
                 <w:i w:val="false"/>
                 <w:b w:val="false"/>
                 <w:u w:val="none"/>
@@ -3682,7 +3651,6 @@
           </w:tcPr>
           <w:p>
             <w:pPr>
-              <w:pStyle w:val="Normal"/>
               <w:jc w:val="center"/>
               <w:pBdr>
                 <w:bottom w:val="none" w:sz="0" w:space="0" w:color="000000"/>
@@ -3693,19 +3661,19 @@
               <w:spacing w:after="100" w:before="100" w:line="240"/>
               <w:ind w:left="100" w:right="100" w:firstLine="0" w:firstLineChars="0"/>
               <w:rPr>
-                <w:rFonts w:ascii="Helvetica" w:hAnsi="Helvetica" w:eastAsia="Helvetica" w:cs="Helvetica"/>
-                <w:i w:val="false"/>
-                <w:b w:val="false"/>
-                <w:u w:val="none"/>
-                <w:strike w:val="false"/>
-                <w:sz w:val="22"/>
-                <w:szCs w:val="22"/>
-                <w:color w:val="000000"/>
-              </w:rPr>
-            </w:pPr>
-            <w:r>
-              <w:rPr>
-                <w:rFonts w:ascii="Helvetica" w:hAnsi="Helvetica" w:eastAsia="Helvetica" w:cs="Helvetica"/>
+                <w:rFonts w:ascii="Arial" w:hAnsi="Arial" w:eastAsia="Arial" w:cs="Arial"/>
+                <w:i w:val="false"/>
+                <w:b w:val="false"/>
+                <w:u w:val="none"/>
+                <w:strike w:val="false"/>
+                <w:sz w:val="22"/>
+                <w:szCs w:val="22"/>
+                <w:color w:val="000000"/>
+              </w:rPr>
+            </w:pPr>
+            <w:r>
+              <w:rPr>
+                <w:rFonts w:ascii="Arial" w:hAnsi="Arial" w:eastAsia="Arial" w:cs="Arial"/>
                 <w:i w:val="false"/>
                 <w:b w:val="false"/>
                 <w:u w:val="none"/>
@@ -3721,28 +3689,28 @@
       </w:tr>
       <w:tr>
         <w:trPr>
-          <w:trHeight w:val="608" w:hRule="auto"/>
+          <w:trHeight w:val="617" w:hRule="auto"/>
         </w:trPr>
-        <w:tc>
-          <w:tcPr>
-            <w:tcBorders>
-              <w:bottom w:val="none" w:sz="0" w:space="0" w:color="000000"/>
-              <w:top w:val="none" w:sz="0" w:space="0" w:color="000000"/>
-              <w:left w:val="none" w:sz="0" w:space="0" w:color="000000"/>
-              <w:right w:val="none" w:sz="0" w:space="0" w:color="000000"/>
-            </w:tcBorders>
-            <w:shd w:val="clear" w:color="auto" w:fill="FFFFFF"/>
-            <w:tcMar>
-              <w:top w:w="0" w:type="dxa"/>
-              <w:bottom w:w="0" w:type="dxa"/>
-              <w:left w:w="0" w:type="dxa"/>
-              <w:right w:w="0" w:type="dxa"/>
-            </w:tcMar>
-            <w:vAlign w:val="top"/>
-          </w:tcPr>
-          <w:p>
-            <w:pPr>
-              <w:pStyle w:val="Normal"/>
+        body32
+        <w:tc>
+          <w:tcPr>
+            <w:tcBorders>
+              <w:bottom w:val="none" w:sz="0" w:space="0" w:color="000000"/>
+              <w:top w:val="none" w:sz="0" w:space="0" w:color="000000"/>
+              <w:left w:val="none" w:sz="0" w:space="0" w:color="000000"/>
+              <w:right w:val="none" w:sz="0" w:space="0" w:color="000000"/>
+            </w:tcBorders>
+            <w:shd w:val="clear" w:color="auto" w:fill="FFFFFF"/>
+            <w:tcMar>
+              <w:top w:w="0" w:type="dxa"/>
+              <w:bottom w:w="0" w:type="dxa"/>
+              <w:left w:w="0" w:type="dxa"/>
+              <w:right w:w="0" w:type="dxa"/>
+            </w:tcMar>
+            <w:vAlign w:val="top"/>
+          </w:tcPr>
+          <w:p>
+            <w:pPr>
               <w:jc w:val="left"/>
               <w:pBdr>
                 <w:bottom w:val="none" w:sz="0" w:space="0" w:color="000000"/>
@@ -3753,7 +3721,7 @@
               <w:spacing w:after="100" w:before="100" w:line="240"/>
               <w:ind w:left="100" w:right="100" w:firstLine="0" w:firstLineChars="0"/>
               <w:rPr>
-                <w:rFonts w:ascii="Helvetica" w:hAnsi="Helvetica" w:eastAsia="Helvetica" w:cs="Helvetica"/>
+                <w:rFonts w:ascii="Arial" w:hAnsi="Arial" w:eastAsia="Arial" w:cs="Arial"/>
                 <w:i w:val="false"/>
                 <w:b w:val="true"/>
                 <w:u w:val="none"/>
@@ -3765,7 +3733,7 @@
             </w:pPr>
             <w:r>
               <w:rPr>
-                <w:rFonts w:ascii="Helvetica" w:hAnsi="Helvetica" w:eastAsia="Helvetica" w:cs="Helvetica"/>
+                <w:rFonts w:ascii="Arial" w:hAnsi="Arial" w:eastAsia="Arial" w:cs="Arial"/>
                 <w:i w:val="false"/>
                 <w:b w:val="true"/>
                 <w:u w:val="none"/>
@@ -3797,7 +3765,6 @@
           </w:tcPr>
           <w:p>
             <w:pPr>
-              <w:pStyle w:val="Normal"/>
               <w:jc w:val="center"/>
               <w:pBdr>
                 <w:bottom w:val="none" w:sz="0" w:space="0" w:color="000000"/>
@@ -3808,19 +3775,19 @@
               <w:spacing w:after="100" w:before="100" w:line="240"/>
               <w:ind w:left="100" w:right="100" w:firstLine="0" w:firstLineChars="0"/>
               <w:rPr>
-                <w:rFonts w:ascii="Helvetica" w:hAnsi="Helvetica" w:eastAsia="Helvetica" w:cs="Helvetica"/>
-                <w:i w:val="false"/>
-                <w:b w:val="false"/>
-                <w:u w:val="none"/>
-                <w:strike w:val="false"/>
-                <w:sz w:val="22"/>
-                <w:szCs w:val="22"/>
-                <w:color w:val="000000"/>
-              </w:rPr>
-            </w:pPr>
-            <w:r>
-              <w:rPr>
-                <w:rFonts w:ascii="Helvetica" w:hAnsi="Helvetica" w:eastAsia="Helvetica" w:cs="Helvetica"/>
+                <w:rFonts w:ascii="Arial" w:hAnsi="Arial" w:eastAsia="Arial" w:cs="Arial"/>
+                <w:i w:val="false"/>
+                <w:b w:val="false"/>
+                <w:u w:val="none"/>
+                <w:strike w:val="false"/>
+                <w:sz w:val="22"/>
+                <w:szCs w:val="22"/>
+                <w:color w:val="000000"/>
+              </w:rPr>
+            </w:pPr>
+            <w:r>
+              <w:rPr>
+                <w:rFonts w:ascii="Arial" w:hAnsi="Arial" w:eastAsia="Arial" w:cs="Arial"/>
                 <w:i w:val="false"/>
                 <w:b w:val="false"/>
                 <w:u w:val="none"/>
@@ -3836,28 +3803,28 @@
       </w:tr>
       <w:tr>
         <w:trPr>
-          <w:trHeight w:val="608" w:hRule="auto"/>
+          <w:trHeight w:val="617" w:hRule="auto"/>
         </w:trPr>
-        <w:tc>
-          <w:tcPr>
-            <w:tcBorders>
-              <w:bottom w:val="none" w:sz="0" w:space="0" w:color="000000"/>
-              <w:top w:val="none" w:sz="0" w:space="0" w:color="000000"/>
-              <w:left w:val="none" w:sz="0" w:space="0" w:color="000000"/>
-              <w:right w:val="none" w:sz="0" w:space="0" w:color="000000"/>
-            </w:tcBorders>
-            <w:shd w:val="clear" w:color="auto" w:fill="FFFFFF"/>
-            <w:tcMar>
-              <w:top w:w="0" w:type="dxa"/>
-              <w:bottom w:w="0" w:type="dxa"/>
-              <w:left w:w="0" w:type="dxa"/>
-              <w:right w:w="0" w:type="dxa"/>
-            </w:tcMar>
-            <w:vAlign w:val="top"/>
-          </w:tcPr>
-          <w:p>
-            <w:pPr>
-              <w:pStyle w:val="Normal"/>
+        body33
+        <w:tc>
+          <w:tcPr>
+            <w:tcBorders>
+              <w:bottom w:val="none" w:sz="0" w:space="0" w:color="000000"/>
+              <w:top w:val="none" w:sz="0" w:space="0" w:color="000000"/>
+              <w:left w:val="none" w:sz="0" w:space="0" w:color="000000"/>
+              <w:right w:val="none" w:sz="0" w:space="0" w:color="000000"/>
+            </w:tcBorders>
+            <w:shd w:val="clear" w:color="auto" w:fill="FFFFFF"/>
+            <w:tcMar>
+              <w:top w:w="0" w:type="dxa"/>
+              <w:bottom w:w="0" w:type="dxa"/>
+              <w:left w:w="0" w:type="dxa"/>
+              <w:right w:w="0" w:type="dxa"/>
+            </w:tcMar>
+            <w:vAlign w:val="top"/>
+          </w:tcPr>
+          <w:p>
+            <w:pPr>
               <w:jc w:val="left"/>
               <w:pBdr>
                 <w:bottom w:val="none" w:sz="0" w:space="0" w:color="000000"/>
@@ -3868,19 +3835,19 @@
               <w:spacing w:after="100" w:before="100" w:line="240"/>
               <w:ind w:left="300" w:right="100" w:firstLine="0" w:firstLineChars="0"/>
               <w:rPr>
-                <w:rFonts w:ascii="Helvetica" w:hAnsi="Helvetica" w:eastAsia="Helvetica" w:cs="Helvetica"/>
-                <w:i w:val="false"/>
-                <w:b w:val="false"/>
-                <w:u w:val="none"/>
-                <w:strike w:val="false"/>
-                <w:sz w:val="22"/>
-                <w:szCs w:val="22"/>
-                <w:color w:val="000000"/>
-              </w:rPr>
-            </w:pPr>
-            <w:r>
-              <w:rPr>
-                <w:rFonts w:ascii="Helvetica" w:hAnsi="Helvetica" w:eastAsia="Helvetica" w:cs="Helvetica"/>
+                <w:rFonts w:ascii="Arial" w:hAnsi="Arial" w:eastAsia="Arial" w:cs="Arial"/>
+                <w:i w:val="false"/>
+                <w:b w:val="false"/>
+                <w:u w:val="none"/>
+                <w:strike w:val="false"/>
+                <w:sz w:val="22"/>
+                <w:szCs w:val="22"/>
+                <w:color w:val="000000"/>
+              </w:rPr>
+            </w:pPr>
+            <w:r>
+              <w:rPr>
+                <w:rFonts w:ascii="Arial" w:hAnsi="Arial" w:eastAsia="Arial" w:cs="Arial"/>
                 <w:i w:val="false"/>
                 <w:b w:val="false"/>
                 <w:u w:val="none"/>
@@ -3912,7 +3879,6 @@
           </w:tcPr>
           <w:p>
             <w:pPr>
-              <w:pStyle w:val="Normal"/>
               <w:jc w:val="center"/>
               <w:pBdr>
                 <w:bottom w:val="none" w:sz="0" w:space="0" w:color="000000"/>
@@ -3923,19 +3889,19 @@
               <w:spacing w:after="100" w:before="100" w:line="240"/>
               <w:ind w:left="100" w:right="100" w:firstLine="0" w:firstLineChars="0"/>
               <w:rPr>
-                <w:rFonts w:ascii="Helvetica" w:hAnsi="Helvetica" w:eastAsia="Helvetica" w:cs="Helvetica"/>
-                <w:i w:val="false"/>
-                <w:b w:val="false"/>
-                <w:u w:val="none"/>
-                <w:strike w:val="false"/>
-                <w:sz w:val="22"/>
-                <w:szCs w:val="22"/>
-                <w:color w:val="000000"/>
-              </w:rPr>
-            </w:pPr>
-            <w:r>
-              <w:rPr>
-                <w:rFonts w:ascii="Helvetica" w:hAnsi="Helvetica" w:eastAsia="Helvetica" w:cs="Helvetica"/>
+                <w:rFonts w:ascii="Arial" w:hAnsi="Arial" w:eastAsia="Arial" w:cs="Arial"/>
+                <w:i w:val="false"/>
+                <w:b w:val="false"/>
+                <w:u w:val="none"/>
+                <w:strike w:val="false"/>
+                <w:sz w:val="22"/>
+                <w:szCs w:val="22"/>
+                <w:color w:val="000000"/>
+              </w:rPr>
+            </w:pPr>
+            <w:r>
+              <w:rPr>
+                <w:rFonts w:ascii="Arial" w:hAnsi="Arial" w:eastAsia="Arial" w:cs="Arial"/>
                 <w:i w:val="false"/>
                 <w:b w:val="false"/>
                 <w:u w:val="none"/>
@@ -3951,28 +3917,28 @@
       </w:tr>
       <w:tr>
         <w:trPr>
-          <w:trHeight w:val="608" w:hRule="auto"/>
+          <w:trHeight w:val="617" w:hRule="auto"/>
         </w:trPr>
-        <w:tc>
-          <w:tcPr>
-            <w:tcBorders>
-              <w:bottom w:val="none" w:sz="0" w:space="0" w:color="000000"/>
-              <w:top w:val="none" w:sz="0" w:space="0" w:color="000000"/>
-              <w:left w:val="none" w:sz="0" w:space="0" w:color="000000"/>
-              <w:right w:val="none" w:sz="0" w:space="0" w:color="000000"/>
-            </w:tcBorders>
-            <w:shd w:val="clear" w:color="auto" w:fill="FFFFFF"/>
-            <w:tcMar>
-              <w:top w:w="0" w:type="dxa"/>
-              <w:bottom w:w="0" w:type="dxa"/>
-              <w:left w:w="0" w:type="dxa"/>
-              <w:right w:w="0" w:type="dxa"/>
-            </w:tcMar>
-            <w:vAlign w:val="top"/>
-          </w:tcPr>
-          <w:p>
-            <w:pPr>
-              <w:pStyle w:val="Normal"/>
+        body34
+        <w:tc>
+          <w:tcPr>
+            <w:tcBorders>
+              <w:bottom w:val="none" w:sz="0" w:space="0" w:color="000000"/>
+              <w:top w:val="none" w:sz="0" w:space="0" w:color="000000"/>
+              <w:left w:val="none" w:sz="0" w:space="0" w:color="000000"/>
+              <w:right w:val="none" w:sz="0" w:space="0" w:color="000000"/>
+            </w:tcBorders>
+            <w:shd w:val="clear" w:color="auto" w:fill="FFFFFF"/>
+            <w:tcMar>
+              <w:top w:w="0" w:type="dxa"/>
+              <w:bottom w:w="0" w:type="dxa"/>
+              <w:left w:w="0" w:type="dxa"/>
+              <w:right w:w="0" w:type="dxa"/>
+            </w:tcMar>
+            <w:vAlign w:val="top"/>
+          </w:tcPr>
+          <w:p>
+            <w:pPr>
               <w:jc w:val="left"/>
               <w:pBdr>
                 <w:bottom w:val="none" w:sz="0" w:space="0" w:color="000000"/>
@@ -3983,19 +3949,19 @@
               <w:spacing w:after="100" w:before="100" w:line="240"/>
               <w:ind w:left="300" w:right="100" w:firstLine="0" w:firstLineChars="0"/>
               <w:rPr>
-                <w:rFonts w:ascii="Helvetica" w:hAnsi="Helvetica" w:eastAsia="Helvetica" w:cs="Helvetica"/>
-                <w:i w:val="false"/>
-                <w:b w:val="false"/>
-                <w:u w:val="none"/>
-                <w:strike w:val="false"/>
-                <w:sz w:val="22"/>
-                <w:szCs w:val="22"/>
-                <w:color w:val="000000"/>
-              </w:rPr>
-            </w:pPr>
-            <w:r>
-              <w:rPr>
-                <w:rFonts w:ascii="Helvetica" w:hAnsi="Helvetica" w:eastAsia="Helvetica" w:cs="Helvetica"/>
+                <w:rFonts w:ascii="Arial" w:hAnsi="Arial" w:eastAsia="Arial" w:cs="Arial"/>
+                <w:i w:val="false"/>
+                <w:b w:val="false"/>
+                <w:u w:val="none"/>
+                <w:strike w:val="false"/>
+                <w:sz w:val="22"/>
+                <w:szCs w:val="22"/>
+                <w:color w:val="000000"/>
+              </w:rPr>
+            </w:pPr>
+            <w:r>
+              <w:rPr>
+                <w:rFonts w:ascii="Arial" w:hAnsi="Arial" w:eastAsia="Arial" w:cs="Arial"/>
                 <w:i w:val="false"/>
                 <w:b w:val="false"/>
                 <w:u w:val="none"/>
@@ -4027,7 +3993,6 @@
           </w:tcPr>
           <w:p>
             <w:pPr>
-              <w:pStyle w:val="Normal"/>
               <w:jc w:val="center"/>
               <w:pBdr>
                 <w:bottom w:val="none" w:sz="0" w:space="0" w:color="000000"/>
@@ -4038,19 +4003,19 @@
               <w:spacing w:after="100" w:before="100" w:line="240"/>
               <w:ind w:left="100" w:right="100" w:firstLine="0" w:firstLineChars="0"/>
               <w:rPr>
-                <w:rFonts w:ascii="Helvetica" w:hAnsi="Helvetica" w:eastAsia="Helvetica" w:cs="Helvetica"/>
-                <w:i w:val="false"/>
-                <w:b w:val="false"/>
-                <w:u w:val="none"/>
-                <w:strike w:val="false"/>
-                <w:sz w:val="22"/>
-                <w:szCs w:val="22"/>
-                <w:color w:val="000000"/>
-              </w:rPr>
-            </w:pPr>
-            <w:r>
-              <w:rPr>
-                <w:rFonts w:ascii="Helvetica" w:hAnsi="Helvetica" w:eastAsia="Helvetica" w:cs="Helvetica"/>
+                <w:rFonts w:ascii="Arial" w:hAnsi="Arial" w:eastAsia="Arial" w:cs="Arial"/>
+                <w:i w:val="false"/>
+                <w:b w:val="false"/>
+                <w:u w:val="none"/>
+                <w:strike w:val="false"/>
+                <w:sz w:val="22"/>
+                <w:szCs w:val="22"/>
+                <w:color w:val="000000"/>
+              </w:rPr>
+            </w:pPr>
+            <w:r>
+              <w:rPr>
+                <w:rFonts w:ascii="Arial" w:hAnsi="Arial" w:eastAsia="Arial" w:cs="Arial"/>
                 <w:i w:val="false"/>
                 <w:b w:val="false"/>
                 <w:u w:val="none"/>
@@ -4066,28 +4031,28 @@
       </w:tr>
       <w:tr>
         <w:trPr>
-          <w:trHeight w:val="608" w:hRule="auto"/>
+          <w:trHeight w:val="617" w:hRule="auto"/>
         </w:trPr>
-        <w:tc>
-          <w:tcPr>
-            <w:tcBorders>
-              <w:bottom w:val="none" w:sz="0" w:space="0" w:color="000000"/>
-              <w:top w:val="none" w:sz="0" w:space="0" w:color="000000"/>
-              <w:left w:val="none" w:sz="0" w:space="0" w:color="000000"/>
-              <w:right w:val="none" w:sz="0" w:space="0" w:color="000000"/>
-            </w:tcBorders>
-            <w:shd w:val="clear" w:color="auto" w:fill="FFFFFF"/>
-            <w:tcMar>
-              <w:top w:w="0" w:type="dxa"/>
-              <w:bottom w:w="0" w:type="dxa"/>
-              <w:left w:w="0" w:type="dxa"/>
-              <w:right w:w="0" w:type="dxa"/>
-            </w:tcMar>
-            <w:vAlign w:val="top"/>
-          </w:tcPr>
-          <w:p>
-            <w:pPr>
-              <w:pStyle w:val="Normal"/>
+        body35
+        <w:tc>
+          <w:tcPr>
+            <w:tcBorders>
+              <w:bottom w:val="none" w:sz="0" w:space="0" w:color="000000"/>
+              <w:top w:val="none" w:sz="0" w:space="0" w:color="000000"/>
+              <w:left w:val="none" w:sz="0" w:space="0" w:color="000000"/>
+              <w:right w:val="none" w:sz="0" w:space="0" w:color="000000"/>
+            </w:tcBorders>
+            <w:shd w:val="clear" w:color="auto" w:fill="FFFFFF"/>
+            <w:tcMar>
+              <w:top w:w="0" w:type="dxa"/>
+              <w:bottom w:w="0" w:type="dxa"/>
+              <w:left w:w="0" w:type="dxa"/>
+              <w:right w:w="0" w:type="dxa"/>
+            </w:tcMar>
+            <w:vAlign w:val="top"/>
+          </w:tcPr>
+          <w:p>
+            <w:pPr>
               <w:jc w:val="left"/>
               <w:pBdr>
                 <w:bottom w:val="none" w:sz="0" w:space="0" w:color="000000"/>
@@ -4098,19 +4063,19 @@
               <w:spacing w:after="100" w:before="100" w:line="240"/>
               <w:ind w:left="300" w:right="100" w:firstLine="0" w:firstLineChars="0"/>
               <w:rPr>
-                <w:rFonts w:ascii="Helvetica" w:hAnsi="Helvetica" w:eastAsia="Helvetica" w:cs="Helvetica"/>
-                <w:i w:val="false"/>
-                <w:b w:val="false"/>
-                <w:u w:val="none"/>
-                <w:strike w:val="false"/>
-                <w:sz w:val="22"/>
-                <w:szCs w:val="22"/>
-                <w:color w:val="000000"/>
-              </w:rPr>
-            </w:pPr>
-            <w:r>
-              <w:rPr>
-                <w:rFonts w:ascii="Helvetica" w:hAnsi="Helvetica" w:eastAsia="Helvetica" w:cs="Helvetica"/>
+                <w:rFonts w:ascii="Arial" w:hAnsi="Arial" w:eastAsia="Arial" w:cs="Arial"/>
+                <w:i w:val="false"/>
+                <w:b w:val="false"/>
+                <w:u w:val="none"/>
+                <w:strike w:val="false"/>
+                <w:sz w:val="22"/>
+                <w:szCs w:val="22"/>
+                <w:color w:val="000000"/>
+              </w:rPr>
+            </w:pPr>
+            <w:r>
+              <w:rPr>
+                <w:rFonts w:ascii="Arial" w:hAnsi="Arial" w:eastAsia="Arial" w:cs="Arial"/>
                 <w:i w:val="false"/>
                 <w:b w:val="false"/>
                 <w:u w:val="none"/>
@@ -4142,7 +4107,6 @@
           </w:tcPr>
           <w:p>
             <w:pPr>
-              <w:pStyle w:val="Normal"/>
               <w:jc w:val="center"/>
               <w:pBdr>
                 <w:bottom w:val="none" w:sz="0" w:space="0" w:color="000000"/>
@@ -4153,19 +4117,19 @@
               <w:spacing w:after="100" w:before="100" w:line="240"/>
               <w:ind w:left="100" w:right="100" w:firstLine="0" w:firstLineChars="0"/>
               <w:rPr>
-                <w:rFonts w:ascii="Helvetica" w:hAnsi="Helvetica" w:eastAsia="Helvetica" w:cs="Helvetica"/>
-                <w:i w:val="false"/>
-                <w:b w:val="false"/>
-                <w:u w:val="none"/>
-                <w:strike w:val="false"/>
-                <w:sz w:val="22"/>
-                <w:szCs w:val="22"/>
-                <w:color w:val="000000"/>
-              </w:rPr>
-            </w:pPr>
-            <w:r>
-              <w:rPr>
-                <w:rFonts w:ascii="Helvetica" w:hAnsi="Helvetica" w:eastAsia="Helvetica" w:cs="Helvetica"/>
+                <w:rFonts w:ascii="Arial" w:hAnsi="Arial" w:eastAsia="Arial" w:cs="Arial"/>
+                <w:i w:val="false"/>
+                <w:b w:val="false"/>
+                <w:u w:val="none"/>
+                <w:strike w:val="false"/>
+                <w:sz w:val="22"/>
+                <w:szCs w:val="22"/>
+                <w:color w:val="000000"/>
+              </w:rPr>
+            </w:pPr>
+            <w:r>
+              <w:rPr>
+                <w:rFonts w:ascii="Arial" w:hAnsi="Arial" w:eastAsia="Arial" w:cs="Arial"/>
                 <w:i w:val="false"/>
                 <w:b w:val="false"/>
                 <w:u w:val="none"/>
@@ -4181,28 +4145,28 @@
       </w:tr>
       <w:tr>
         <w:trPr>
-          <w:trHeight w:val="608" w:hRule="auto"/>
+          <w:trHeight w:val="617" w:hRule="auto"/>
         </w:trPr>
-        <w:tc>
-          <w:tcPr>
-            <w:tcBorders>
-              <w:bottom w:val="none" w:sz="0" w:space="0" w:color="000000"/>
-              <w:top w:val="none" w:sz="0" w:space="0" w:color="000000"/>
-              <w:left w:val="none" w:sz="0" w:space="0" w:color="000000"/>
-              <w:right w:val="none" w:sz="0" w:space="0" w:color="000000"/>
-            </w:tcBorders>
-            <w:shd w:val="clear" w:color="auto" w:fill="FFFFFF"/>
-            <w:tcMar>
-              <w:top w:w="0" w:type="dxa"/>
-              <w:bottom w:w="0" w:type="dxa"/>
-              <w:left w:w="0" w:type="dxa"/>
-              <w:right w:w="0" w:type="dxa"/>
-            </w:tcMar>
-            <w:vAlign w:val="top"/>
-          </w:tcPr>
-          <w:p>
-            <w:pPr>
-              <w:pStyle w:val="Normal"/>
+        body36
+        <w:tc>
+          <w:tcPr>
+            <w:tcBorders>
+              <w:bottom w:val="none" w:sz="0" w:space="0" w:color="000000"/>
+              <w:top w:val="none" w:sz="0" w:space="0" w:color="000000"/>
+              <w:left w:val="none" w:sz="0" w:space="0" w:color="000000"/>
+              <w:right w:val="none" w:sz="0" w:space="0" w:color="000000"/>
+            </w:tcBorders>
+            <w:shd w:val="clear" w:color="auto" w:fill="FFFFFF"/>
+            <w:tcMar>
+              <w:top w:w="0" w:type="dxa"/>
+              <w:bottom w:w="0" w:type="dxa"/>
+              <w:left w:w="0" w:type="dxa"/>
+              <w:right w:w="0" w:type="dxa"/>
+            </w:tcMar>
+            <w:vAlign w:val="top"/>
+          </w:tcPr>
+          <w:p>
+            <w:pPr>
               <w:jc w:val="left"/>
               <w:pBdr>
                 <w:bottom w:val="none" w:sz="0" w:space="0" w:color="000000"/>
@@ -4213,19 +4177,19 @@
               <w:spacing w:after="100" w:before="100" w:line="240"/>
               <w:ind w:left="300" w:right="100" w:firstLine="0" w:firstLineChars="0"/>
               <w:rPr>
-                <w:rFonts w:ascii="Helvetica" w:hAnsi="Helvetica" w:eastAsia="Helvetica" w:cs="Helvetica"/>
-                <w:i w:val="false"/>
-                <w:b w:val="false"/>
-                <w:u w:val="none"/>
-                <w:strike w:val="false"/>
-                <w:sz w:val="22"/>
-                <w:szCs w:val="22"/>
-                <w:color w:val="000000"/>
-              </w:rPr>
-            </w:pPr>
-            <w:r>
-              <w:rPr>
-                <w:rFonts w:ascii="Helvetica" w:hAnsi="Helvetica" w:eastAsia="Helvetica" w:cs="Helvetica"/>
+                <w:rFonts w:ascii="Arial" w:hAnsi="Arial" w:eastAsia="Arial" w:cs="Arial"/>
+                <w:i w:val="false"/>
+                <w:b w:val="false"/>
+                <w:u w:val="none"/>
+                <w:strike w:val="false"/>
+                <w:sz w:val="22"/>
+                <w:szCs w:val="22"/>
+                <w:color w:val="000000"/>
+              </w:rPr>
+            </w:pPr>
+            <w:r>
+              <w:rPr>
+                <w:rFonts w:ascii="Arial" w:hAnsi="Arial" w:eastAsia="Arial" w:cs="Arial"/>
                 <w:i w:val="false"/>
                 <w:b w:val="false"/>
                 <w:u w:val="none"/>
@@ -4257,7 +4221,6 @@
           </w:tcPr>
           <w:p>
             <w:pPr>
-              <w:pStyle w:val="Normal"/>
               <w:jc w:val="center"/>
               <w:pBdr>
                 <w:bottom w:val="none" w:sz="0" w:space="0" w:color="000000"/>
@@ -4268,19 +4231,19 @@
               <w:spacing w:after="100" w:before="100" w:line="240"/>
               <w:ind w:left="100" w:right="100" w:firstLine="0" w:firstLineChars="0"/>
               <w:rPr>
-                <w:rFonts w:ascii="Helvetica" w:hAnsi="Helvetica" w:eastAsia="Helvetica" w:cs="Helvetica"/>
-                <w:i w:val="false"/>
-                <w:b w:val="false"/>
-                <w:u w:val="none"/>
-                <w:strike w:val="false"/>
-                <w:sz w:val="22"/>
-                <w:szCs w:val="22"/>
-                <w:color w:val="000000"/>
-              </w:rPr>
-            </w:pPr>
-            <w:r>
-              <w:rPr>
-                <w:rFonts w:ascii="Helvetica" w:hAnsi="Helvetica" w:eastAsia="Helvetica" w:cs="Helvetica"/>
+                <w:rFonts w:ascii="Arial" w:hAnsi="Arial" w:eastAsia="Arial" w:cs="Arial"/>
+                <w:i w:val="false"/>
+                <w:b w:val="false"/>
+                <w:u w:val="none"/>
+                <w:strike w:val="false"/>
+                <w:sz w:val="22"/>
+                <w:szCs w:val="22"/>
+                <w:color w:val="000000"/>
+              </w:rPr>
+            </w:pPr>
+            <w:r>
+              <w:rPr>
+                <w:rFonts w:ascii="Arial" w:hAnsi="Arial" w:eastAsia="Arial" w:cs="Arial"/>
                 <w:i w:val="false"/>
                 <w:b w:val="false"/>
                 <w:u w:val="none"/>
@@ -4296,28 +4259,28 @@
       </w:tr>
       <w:tr>
         <w:trPr>
-          <w:trHeight w:val="608" w:hRule="auto"/>
+          <w:trHeight w:val="617" w:hRule="auto"/>
         </w:trPr>
-        <w:tc>
-          <w:tcPr>
-            <w:tcBorders>
-              <w:bottom w:val="none" w:sz="0" w:space="0" w:color="000000"/>
-              <w:top w:val="none" w:sz="0" w:space="0" w:color="000000"/>
-              <w:left w:val="none" w:sz="0" w:space="0" w:color="000000"/>
-              <w:right w:val="none" w:sz="0" w:space="0" w:color="000000"/>
-            </w:tcBorders>
-            <w:shd w:val="clear" w:color="auto" w:fill="FFFFFF"/>
-            <w:tcMar>
-              <w:top w:w="0" w:type="dxa"/>
-              <w:bottom w:w="0" w:type="dxa"/>
-              <w:left w:w="0" w:type="dxa"/>
-              <w:right w:w="0" w:type="dxa"/>
-            </w:tcMar>
-            <w:vAlign w:val="top"/>
-          </w:tcPr>
-          <w:p>
-            <w:pPr>
-              <w:pStyle w:val="Normal"/>
+        body37
+        <w:tc>
+          <w:tcPr>
+            <w:tcBorders>
+              <w:bottom w:val="none" w:sz="0" w:space="0" w:color="000000"/>
+              <w:top w:val="none" w:sz="0" w:space="0" w:color="000000"/>
+              <w:left w:val="none" w:sz="0" w:space="0" w:color="000000"/>
+              <w:right w:val="none" w:sz="0" w:space="0" w:color="000000"/>
+            </w:tcBorders>
+            <w:shd w:val="clear" w:color="auto" w:fill="FFFFFF"/>
+            <w:tcMar>
+              <w:top w:w="0" w:type="dxa"/>
+              <w:bottom w:w="0" w:type="dxa"/>
+              <w:left w:w="0" w:type="dxa"/>
+              <w:right w:w="0" w:type="dxa"/>
+            </w:tcMar>
+            <w:vAlign w:val="top"/>
+          </w:tcPr>
+          <w:p>
+            <w:pPr>
               <w:jc w:val="left"/>
               <w:pBdr>
                 <w:bottom w:val="none" w:sz="0" w:space="0" w:color="000000"/>
@@ -4328,7 +4291,7 @@
               <w:spacing w:after="100" w:before="100" w:line="240"/>
               <w:ind w:left="100" w:right="100" w:firstLine="0" w:firstLineChars="0"/>
               <w:rPr>
-                <w:rFonts w:ascii="Helvetica" w:hAnsi="Helvetica" w:eastAsia="Helvetica" w:cs="Helvetica"/>
+                <w:rFonts w:ascii="Arial" w:hAnsi="Arial" w:eastAsia="Arial" w:cs="Arial"/>
                 <w:i w:val="false"/>
                 <w:b w:val="true"/>
                 <w:u w:val="none"/>
@@ -4340,7 +4303,7 @@
             </w:pPr>
             <w:r>
               <w:rPr>
-                <w:rFonts w:ascii="Helvetica" w:hAnsi="Helvetica" w:eastAsia="Helvetica" w:cs="Helvetica"/>
+                <w:rFonts w:ascii="Arial" w:hAnsi="Arial" w:eastAsia="Arial" w:cs="Arial"/>
                 <w:i w:val="false"/>
                 <w:b w:val="true"/>
                 <w:u w:val="none"/>
@@ -4372,7 +4335,6 @@
           </w:tcPr>
           <w:p>
             <w:pPr>
-              <w:pStyle w:val="Normal"/>
               <w:jc w:val="center"/>
               <w:pBdr>
                 <w:bottom w:val="none" w:sz="0" w:space="0" w:color="000000"/>
@@ -4383,19 +4345,19 @@
               <w:spacing w:after="100" w:before="100" w:line="240"/>
               <w:ind w:left="100" w:right="100" w:firstLine="0" w:firstLineChars="0"/>
               <w:rPr>
-                <w:rFonts w:ascii="Helvetica" w:hAnsi="Helvetica" w:eastAsia="Helvetica" w:cs="Helvetica"/>
-                <w:i w:val="false"/>
-                <w:b w:val="false"/>
-                <w:u w:val="none"/>
-                <w:strike w:val="false"/>
-                <w:sz w:val="22"/>
-                <w:szCs w:val="22"/>
-                <w:color w:val="000000"/>
-              </w:rPr>
-            </w:pPr>
-            <w:r>
-              <w:rPr>
-                <w:rFonts w:ascii="Helvetica" w:hAnsi="Helvetica" w:eastAsia="Helvetica" w:cs="Helvetica"/>
+                <w:rFonts w:ascii="Arial" w:hAnsi="Arial" w:eastAsia="Arial" w:cs="Arial"/>
+                <w:i w:val="false"/>
+                <w:b w:val="false"/>
+                <w:u w:val="none"/>
+                <w:strike w:val="false"/>
+                <w:sz w:val="22"/>
+                <w:szCs w:val="22"/>
+                <w:color w:val="000000"/>
+              </w:rPr>
+            </w:pPr>
+            <w:r>
+              <w:rPr>
+                <w:rFonts w:ascii="Arial" w:hAnsi="Arial" w:eastAsia="Arial" w:cs="Arial"/>
                 <w:i w:val="false"/>
                 <w:b w:val="false"/>
                 <w:u w:val="none"/>
@@ -4411,28 +4373,28 @@
       </w:tr>
       <w:tr>
         <w:trPr>
-          <w:trHeight w:val="608" w:hRule="auto"/>
+          <w:trHeight w:val="617" w:hRule="auto"/>
         </w:trPr>
-        <w:tc>
-          <w:tcPr>
-            <w:tcBorders>
-              <w:bottom w:val="none" w:sz="0" w:space="0" w:color="000000"/>
-              <w:top w:val="none" w:sz="0" w:space="0" w:color="000000"/>
-              <w:left w:val="none" w:sz="0" w:space="0" w:color="000000"/>
-              <w:right w:val="none" w:sz="0" w:space="0" w:color="000000"/>
-            </w:tcBorders>
-            <w:shd w:val="clear" w:color="auto" w:fill="FFFFFF"/>
-            <w:tcMar>
-              <w:top w:w="0" w:type="dxa"/>
-              <w:bottom w:w="0" w:type="dxa"/>
-              <w:left w:w="0" w:type="dxa"/>
-              <w:right w:w="0" w:type="dxa"/>
-            </w:tcMar>
-            <w:vAlign w:val="top"/>
-          </w:tcPr>
-          <w:p>
-            <w:pPr>
-              <w:pStyle w:val="Normal"/>
+        body38
+        <w:tc>
+          <w:tcPr>
+            <w:tcBorders>
+              <w:bottom w:val="none" w:sz="0" w:space="0" w:color="000000"/>
+              <w:top w:val="none" w:sz="0" w:space="0" w:color="000000"/>
+              <w:left w:val="none" w:sz="0" w:space="0" w:color="000000"/>
+              <w:right w:val="none" w:sz="0" w:space="0" w:color="000000"/>
+            </w:tcBorders>
+            <w:shd w:val="clear" w:color="auto" w:fill="FFFFFF"/>
+            <w:tcMar>
+              <w:top w:w="0" w:type="dxa"/>
+              <w:bottom w:w="0" w:type="dxa"/>
+              <w:left w:w="0" w:type="dxa"/>
+              <w:right w:w="0" w:type="dxa"/>
+            </w:tcMar>
+            <w:vAlign w:val="top"/>
+          </w:tcPr>
+          <w:p>
+            <w:pPr>
               <w:jc w:val="left"/>
               <w:pBdr>
                 <w:bottom w:val="none" w:sz="0" w:space="0" w:color="000000"/>
@@ -4443,7 +4405,7 @@
               <w:spacing w:after="100" w:before="100" w:line="240"/>
               <w:ind w:left="100" w:right="100" w:firstLine="0" w:firstLineChars="0"/>
               <w:rPr>
-                <w:rFonts w:ascii="Helvetica" w:hAnsi="Helvetica" w:eastAsia="Helvetica" w:cs="Helvetica"/>
+                <w:rFonts w:ascii="Arial" w:hAnsi="Arial" w:eastAsia="Arial" w:cs="Arial"/>
                 <w:i w:val="false"/>
                 <w:b w:val="true"/>
                 <w:u w:val="none"/>
@@ -4455,7 +4417,7 @@
             </w:pPr>
             <w:r>
               <w:rPr>
-                <w:rFonts w:ascii="Helvetica" w:hAnsi="Helvetica" w:eastAsia="Helvetica" w:cs="Helvetica"/>
+                <w:rFonts w:ascii="Arial" w:hAnsi="Arial" w:eastAsia="Arial" w:cs="Arial"/>
                 <w:i w:val="false"/>
                 <w:b w:val="true"/>
                 <w:u w:val="none"/>
@@ -4487,7 +4449,6 @@
           </w:tcPr>
           <w:p>
             <w:pPr>
-              <w:pStyle w:val="Normal"/>
               <w:jc w:val="center"/>
               <w:pBdr>
                 <w:bottom w:val="none" w:sz="0" w:space="0" w:color="000000"/>
@@ -4498,19 +4459,19 @@
               <w:spacing w:after="100" w:before="100" w:line="240"/>
               <w:ind w:left="100" w:right="100" w:firstLine="0" w:firstLineChars="0"/>
               <w:rPr>
-                <w:rFonts w:ascii="Helvetica" w:hAnsi="Helvetica" w:eastAsia="Helvetica" w:cs="Helvetica"/>
-                <w:i w:val="false"/>
-                <w:b w:val="false"/>
-                <w:u w:val="none"/>
-                <w:strike w:val="false"/>
-                <w:sz w:val="22"/>
-                <w:szCs w:val="22"/>
-                <w:color w:val="000000"/>
-              </w:rPr>
-            </w:pPr>
-            <w:r>
-              <w:rPr>
-                <w:rFonts w:ascii="Helvetica" w:hAnsi="Helvetica" w:eastAsia="Helvetica" w:cs="Helvetica"/>
+                <w:rFonts w:ascii="Arial" w:hAnsi="Arial" w:eastAsia="Arial" w:cs="Arial"/>
+                <w:i w:val="false"/>
+                <w:b w:val="false"/>
+                <w:u w:val="none"/>
+                <w:strike w:val="false"/>
+                <w:sz w:val="22"/>
+                <w:szCs w:val="22"/>
+                <w:color w:val="000000"/>
+              </w:rPr>
+            </w:pPr>
+            <w:r>
+              <w:rPr>
+                <w:rFonts w:ascii="Arial" w:hAnsi="Arial" w:eastAsia="Arial" w:cs="Arial"/>
                 <w:i w:val="false"/>
                 <w:b w:val="false"/>
                 <w:u w:val="none"/>
@@ -4526,28 +4487,28 @@
       </w:tr>
       <w:tr>
         <w:trPr>
-          <w:trHeight w:val="608" w:hRule="auto"/>
+          <w:trHeight w:val="617" w:hRule="auto"/>
         </w:trPr>
-        <w:tc>
-          <w:tcPr>
-            <w:tcBorders>
-              <w:bottom w:val="none" w:sz="0" w:space="0" w:color="000000"/>
-              <w:top w:val="none" w:sz="0" w:space="0" w:color="000000"/>
-              <w:left w:val="none" w:sz="0" w:space="0" w:color="000000"/>
-              <w:right w:val="none" w:sz="0" w:space="0" w:color="000000"/>
-            </w:tcBorders>
-            <w:shd w:val="clear" w:color="auto" w:fill="FFFFFF"/>
-            <w:tcMar>
-              <w:top w:w="0" w:type="dxa"/>
-              <w:bottom w:w="0" w:type="dxa"/>
-              <w:left w:w="0" w:type="dxa"/>
-              <w:right w:w="0" w:type="dxa"/>
-            </w:tcMar>
-            <w:vAlign w:val="top"/>
-          </w:tcPr>
-          <w:p>
-            <w:pPr>
-              <w:pStyle w:val="Normal"/>
+        body39
+        <w:tc>
+          <w:tcPr>
+            <w:tcBorders>
+              <w:bottom w:val="none" w:sz="0" w:space="0" w:color="000000"/>
+              <w:top w:val="none" w:sz="0" w:space="0" w:color="000000"/>
+              <w:left w:val="none" w:sz="0" w:space="0" w:color="000000"/>
+              <w:right w:val="none" w:sz="0" w:space="0" w:color="000000"/>
+            </w:tcBorders>
+            <w:shd w:val="clear" w:color="auto" w:fill="FFFFFF"/>
+            <w:tcMar>
+              <w:top w:w="0" w:type="dxa"/>
+              <w:bottom w:w="0" w:type="dxa"/>
+              <w:left w:w="0" w:type="dxa"/>
+              <w:right w:w="0" w:type="dxa"/>
+            </w:tcMar>
+            <w:vAlign w:val="top"/>
+          </w:tcPr>
+          <w:p>
+            <w:pPr>
               <w:jc w:val="left"/>
               <w:pBdr>
                 <w:bottom w:val="none" w:sz="0" w:space="0" w:color="000000"/>
@@ -4558,7 +4519,7 @@
               <w:spacing w:after="100" w:before="100" w:line="240"/>
               <w:ind w:left="100" w:right="100" w:firstLine="0" w:firstLineChars="0"/>
               <w:rPr>
-                <w:rFonts w:ascii="Helvetica" w:hAnsi="Helvetica" w:eastAsia="Helvetica" w:cs="Helvetica"/>
+                <w:rFonts w:ascii="Arial" w:hAnsi="Arial" w:eastAsia="Arial" w:cs="Arial"/>
                 <w:i w:val="false"/>
                 <w:b w:val="true"/>
                 <w:u w:val="none"/>
@@ -4570,7 +4531,7 @@
             </w:pPr>
             <w:r>
               <w:rPr>
-                <w:rFonts w:ascii="Helvetica" w:hAnsi="Helvetica" w:eastAsia="Helvetica" w:cs="Helvetica"/>
+                <w:rFonts w:ascii="Arial" w:hAnsi="Arial" w:eastAsia="Arial" w:cs="Arial"/>
                 <w:i w:val="false"/>
                 <w:b w:val="true"/>
                 <w:u w:val="none"/>
@@ -4602,7 +4563,6 @@
           </w:tcPr>
           <w:p>
             <w:pPr>
-              <w:pStyle w:val="Normal"/>
               <w:jc w:val="center"/>
               <w:pBdr>
                 <w:bottom w:val="none" w:sz="0" w:space="0" w:color="000000"/>
@@ -4613,19 +4573,19 @@
               <w:spacing w:after="100" w:before="100" w:line="240"/>
               <w:ind w:left="100" w:right="100" w:firstLine="0" w:firstLineChars="0"/>
               <w:rPr>
-                <w:rFonts w:ascii="Helvetica" w:hAnsi="Helvetica" w:eastAsia="Helvetica" w:cs="Helvetica"/>
-                <w:i w:val="false"/>
-                <w:b w:val="false"/>
-                <w:u w:val="none"/>
-                <w:strike w:val="false"/>
-                <w:sz w:val="22"/>
-                <w:szCs w:val="22"/>
-                <w:color w:val="000000"/>
-              </w:rPr>
-            </w:pPr>
-            <w:r>
-              <w:rPr>
-                <w:rFonts w:ascii="Helvetica" w:hAnsi="Helvetica" w:eastAsia="Helvetica" w:cs="Helvetica"/>
+                <w:rFonts w:ascii="Arial" w:hAnsi="Arial" w:eastAsia="Arial" w:cs="Arial"/>
+                <w:i w:val="false"/>
+                <w:b w:val="false"/>
+                <w:u w:val="none"/>
+                <w:strike w:val="false"/>
+                <w:sz w:val="22"/>
+                <w:szCs w:val="22"/>
+                <w:color w:val="000000"/>
+              </w:rPr>
+            </w:pPr>
+            <w:r>
+              <w:rPr>
+                <w:rFonts w:ascii="Arial" w:hAnsi="Arial" w:eastAsia="Arial" w:cs="Arial"/>
                 <w:i w:val="false"/>
                 <w:b w:val="false"/>
                 <w:u w:val="none"/>
@@ -4641,28 +4601,28 @@
       </w:tr>
       <w:tr>
         <w:trPr>
-          <w:trHeight w:val="608" w:hRule="auto"/>
+          <w:trHeight w:val="617" w:hRule="auto"/>
         </w:trPr>
-        <w:tc>
-          <w:tcPr>
-            <w:tcBorders>
-              <w:bottom w:val="none" w:sz="0" w:space="0" w:color="000000"/>
-              <w:top w:val="none" w:sz="0" w:space="0" w:color="000000"/>
-              <w:left w:val="none" w:sz="0" w:space="0" w:color="000000"/>
-              <w:right w:val="none" w:sz="0" w:space="0" w:color="000000"/>
-            </w:tcBorders>
-            <w:shd w:val="clear" w:color="auto" w:fill="FFFFFF"/>
-            <w:tcMar>
-              <w:top w:w="0" w:type="dxa"/>
-              <w:bottom w:w="0" w:type="dxa"/>
-              <w:left w:w="0" w:type="dxa"/>
-              <w:right w:w="0" w:type="dxa"/>
-            </w:tcMar>
-            <w:vAlign w:val="top"/>
-          </w:tcPr>
-          <w:p>
-            <w:pPr>
-              <w:pStyle w:val="Normal"/>
+        body40
+        <w:tc>
+          <w:tcPr>
+            <w:tcBorders>
+              <w:bottom w:val="none" w:sz="0" w:space="0" w:color="000000"/>
+              <w:top w:val="none" w:sz="0" w:space="0" w:color="000000"/>
+              <w:left w:val="none" w:sz="0" w:space="0" w:color="000000"/>
+              <w:right w:val="none" w:sz="0" w:space="0" w:color="000000"/>
+            </w:tcBorders>
+            <w:shd w:val="clear" w:color="auto" w:fill="FFFFFF"/>
+            <w:tcMar>
+              <w:top w:w="0" w:type="dxa"/>
+              <w:bottom w:w="0" w:type="dxa"/>
+              <w:left w:w="0" w:type="dxa"/>
+              <w:right w:w="0" w:type="dxa"/>
+            </w:tcMar>
+            <w:vAlign w:val="top"/>
+          </w:tcPr>
+          <w:p>
+            <w:pPr>
               <w:jc w:val="left"/>
               <w:pBdr>
                 <w:bottom w:val="none" w:sz="0" w:space="0" w:color="000000"/>
@@ -4673,19 +4633,19 @@
               <w:spacing w:after="100" w:before="100" w:line="240"/>
               <w:ind w:left="300" w:right="100" w:firstLine="0" w:firstLineChars="0"/>
               <w:rPr>
-                <w:rFonts w:ascii="Helvetica" w:hAnsi="Helvetica" w:eastAsia="Helvetica" w:cs="Helvetica"/>
-                <w:i w:val="false"/>
-                <w:b w:val="false"/>
-                <w:u w:val="none"/>
-                <w:strike w:val="false"/>
-                <w:sz w:val="22"/>
-                <w:szCs w:val="22"/>
-                <w:color w:val="000000"/>
-              </w:rPr>
-            </w:pPr>
-            <w:r>
-              <w:rPr>
-                <w:rFonts w:ascii="Helvetica" w:hAnsi="Helvetica" w:eastAsia="Helvetica" w:cs="Helvetica"/>
+                <w:rFonts w:ascii="Arial" w:hAnsi="Arial" w:eastAsia="Arial" w:cs="Arial"/>
+                <w:i w:val="false"/>
+                <w:b w:val="false"/>
+                <w:u w:val="none"/>
+                <w:strike w:val="false"/>
+                <w:sz w:val="22"/>
+                <w:szCs w:val="22"/>
+                <w:color w:val="000000"/>
+              </w:rPr>
+            </w:pPr>
+            <w:r>
+              <w:rPr>
+                <w:rFonts w:ascii="Arial" w:hAnsi="Arial" w:eastAsia="Arial" w:cs="Arial"/>
                 <w:i w:val="false"/>
                 <w:b w:val="false"/>
                 <w:u w:val="none"/>
@@ -4717,7 +4677,6 @@
           </w:tcPr>
           <w:p>
             <w:pPr>
-              <w:pStyle w:val="Normal"/>
               <w:jc w:val="center"/>
               <w:pBdr>
                 <w:bottom w:val="none" w:sz="0" w:space="0" w:color="000000"/>
@@ -4728,19 +4687,19 @@
               <w:spacing w:after="100" w:before="100" w:line="240"/>
               <w:ind w:left="100" w:right="100" w:firstLine="0" w:firstLineChars="0"/>
               <w:rPr>
-                <w:rFonts w:ascii="Helvetica" w:hAnsi="Helvetica" w:eastAsia="Helvetica" w:cs="Helvetica"/>
-                <w:i w:val="false"/>
-                <w:b w:val="false"/>
-                <w:u w:val="none"/>
-                <w:strike w:val="false"/>
-                <w:sz w:val="22"/>
-                <w:szCs w:val="22"/>
-                <w:color w:val="000000"/>
-              </w:rPr>
-            </w:pPr>
-            <w:r>
-              <w:rPr>
-                <w:rFonts w:ascii="Helvetica" w:hAnsi="Helvetica" w:eastAsia="Helvetica" w:cs="Helvetica"/>
+                <w:rFonts w:ascii="Arial" w:hAnsi="Arial" w:eastAsia="Arial" w:cs="Arial"/>
+                <w:i w:val="false"/>
+                <w:b w:val="false"/>
+                <w:u w:val="none"/>
+                <w:strike w:val="false"/>
+                <w:sz w:val="22"/>
+                <w:szCs w:val="22"/>
+                <w:color w:val="000000"/>
+              </w:rPr>
+            </w:pPr>
+            <w:r>
+              <w:rPr>
+                <w:rFonts w:ascii="Arial" w:hAnsi="Arial" w:eastAsia="Arial" w:cs="Arial"/>
                 <w:i w:val="false"/>
                 <w:b w:val="false"/>
                 <w:u w:val="none"/>
@@ -4756,8 +4715,9 @@
       </w:tr>
       <w:tr>
         <w:trPr>
-          <w:trHeight w:val="623" w:hRule="auto"/>
+          <w:trHeight w:val="617" w:hRule="auto"/>
         </w:trPr>
+        body41
         <w:tc>
           <w:tcPr>
             <w:tcBorders>
@@ -4777,7 +4737,6 @@
           </w:tcPr>
           <w:p>
             <w:pPr>
-              <w:pStyle w:val="Normal"/>
               <w:jc w:val="left"/>
               <w:pBdr>
                 <w:bottom w:val="none" w:sz="0" w:space="0" w:color="000000"/>
@@ -4788,7 +4747,7 @@
               <w:spacing w:after="100" w:before="100" w:line="240"/>
               <w:ind w:left="100" w:right="100" w:firstLine="0" w:firstLineChars="0"/>
               <w:rPr>
-                <w:rFonts w:ascii="Helvetica" w:hAnsi="Helvetica" w:eastAsia="Helvetica" w:cs="Helvetica"/>
+                <w:rFonts w:ascii="Arial" w:hAnsi="Arial" w:eastAsia="Arial" w:cs="Arial"/>
                 <w:i w:val="false"/>
                 <w:b w:val="true"/>
                 <w:u w:val="none"/>
@@ -4800,7 +4759,7 @@
             </w:pPr>
             <w:r>
               <w:rPr>
-                <w:rFonts w:ascii="Helvetica" w:hAnsi="Helvetica" w:eastAsia="Helvetica" w:cs="Helvetica"/>
+                <w:rFonts w:ascii="Arial" w:hAnsi="Arial" w:eastAsia="Arial" w:cs="Arial"/>
                 <w:i w:val="false"/>
                 <w:b w:val="true"/>
                 <w:u w:val="none"/>
@@ -4832,7 +4791,6 @@
           </w:tcPr>
           <w:p>
             <w:pPr>
-              <w:pStyle w:val="Normal"/>
               <w:jc w:val="center"/>
               <w:pBdr>
                 <w:bottom w:val="none" w:sz="0" w:space="0" w:color="000000"/>
@@ -4843,19 +4801,19 @@
               <w:spacing w:after="100" w:before="100" w:line="240"/>
               <w:ind w:left="100" w:right="100" w:firstLine="0" w:firstLineChars="0"/>
               <w:rPr>
-                <w:rFonts w:ascii="Helvetica" w:hAnsi="Helvetica" w:eastAsia="Helvetica" w:cs="Helvetica"/>
-                <w:i w:val="false"/>
-                <w:b w:val="false"/>
-                <w:u w:val="none"/>
-                <w:strike w:val="false"/>
-                <w:sz w:val="22"/>
-                <w:szCs w:val="22"/>
-                <w:color w:val="000000"/>
-              </w:rPr>
-            </w:pPr>
-            <w:r>
-              <w:rPr>
-                <w:rFonts w:ascii="Helvetica" w:hAnsi="Helvetica" w:eastAsia="Helvetica" w:cs="Helvetica"/>
+                <w:rFonts w:ascii="Arial" w:hAnsi="Arial" w:eastAsia="Arial" w:cs="Arial"/>
+                <w:i w:val="false"/>
+                <w:b w:val="false"/>
+                <w:u w:val="none"/>
+                <w:strike w:val="false"/>
+                <w:sz w:val="22"/>
+                <w:szCs w:val="22"/>
+                <w:color w:val="000000"/>
+              </w:rPr>
+            </w:pPr>
+            <w:r>
+              <w:rPr>
+                <w:rFonts w:ascii="Arial" w:hAnsi="Arial" w:eastAsia="Arial" w:cs="Arial"/>
                 <w:i w:val="false"/>
                 <w:b w:val="false"/>
                 <w:u w:val="none"/>

--- a/Output/Table 1 Overall Descriptives.docx
+++ b/Output/Table 1 Overall Descriptives.docx
@@ -40,10 +40,9 @@
       </w:tblGrid>
       <w:tr>
         <w:trPr>
-          <w:trHeight w:val="604" w:hRule="auto"/>
+          <w:trHeight w:val="638" w:hRule="auto"/>
           <w:tblHeader/>
         </w:trPr>
-        header 1
         <w:tc>
           <w:tcPr>
             <w:tcBorders>
@@ -63,6 +62,7 @@
           </w:tcPr>
           <w:p>
             <w:pPr>
+              <w:pStyle w:val="Normal"/>
               <w:jc w:val="left"/>
               <w:pBdr>
                 <w:bottom w:val="none" w:sz="0" w:space="0" w:color="000000"/>
@@ -73,19 +73,19 @@
               <w:spacing w:after="40" w:before="40" w:line="240"/>
               <w:ind w:left="100" w:right="100" w:firstLine="0" w:firstLineChars="0"/>
               <w:rPr>
-                <w:rFonts w:ascii="Arial" w:hAnsi="Arial" w:eastAsia="Arial" w:cs="Arial"/>
-                <w:i w:val="false"/>
-                <w:b w:val="false"/>
-                <w:u w:val="none"/>
-                <w:strike w:val="false"/>
-                <w:sz w:val="22"/>
-                <w:szCs w:val="22"/>
-                <w:color w:val="000000"/>
-              </w:rPr>
-            </w:pPr>
-            <w:r>
-              <w:rPr>
-                <w:rFonts w:ascii="Arial" w:hAnsi="Arial" w:eastAsia="Arial" w:cs="Arial"/>
+                <w:rFonts w:ascii="Helvetica" w:hAnsi="Helvetica" w:eastAsia="Helvetica" w:cs="Helvetica"/>
+                <w:i w:val="false"/>
+                <w:b w:val="false"/>
+                <w:u w:val="none"/>
+                <w:strike w:val="false"/>
+                <w:sz w:val="22"/>
+                <w:szCs w:val="22"/>
+                <w:color w:val="000000"/>
+              </w:rPr>
+            </w:pPr>
+            <w:r>
+              <w:rPr>
+                <w:rFonts w:ascii="Helvetica" w:hAnsi="Helvetica" w:eastAsia="Helvetica" w:cs="Helvetica"/>
                 <w:i w:val="false"/>
                 <w:b w:val="true"/>
                 <w:u w:val="none"/>
@@ -117,6 +117,7 @@
           </w:tcPr>
           <w:p>
             <w:pPr>
+              <w:pStyle w:val="Normal"/>
               <w:jc w:val="center"/>
               <w:pBdr>
                 <w:bottom w:val="none" w:sz="0" w:space="0" w:color="000000"/>
@@ -127,19 +128,19 @@
               <w:spacing w:after="40" w:before="40" w:line="240"/>
               <w:ind w:left="100" w:right="100" w:firstLine="0" w:firstLineChars="0"/>
               <w:rPr>
-                <w:rFonts w:ascii="Arial" w:hAnsi="Arial" w:eastAsia="Arial" w:cs="Arial"/>
-                <w:i w:val="false"/>
-                <w:b w:val="false"/>
-                <w:u w:val="none"/>
-                <w:strike w:val="false"/>
-                <w:sz w:val="22"/>
-                <w:szCs w:val="22"/>
-                <w:color w:val="000000"/>
-              </w:rPr>
-            </w:pPr>
-            <w:r>
-              <w:rPr>
-                <w:rFonts w:ascii="Arial" w:hAnsi="Arial" w:eastAsia="Arial" w:cs="Arial"/>
+                <w:rFonts w:ascii="Helvetica" w:hAnsi="Helvetica" w:eastAsia="Helvetica" w:cs="Helvetica"/>
+                <w:i w:val="false"/>
+                <w:b w:val="false"/>
+                <w:u w:val="none"/>
+                <w:strike w:val="false"/>
+                <w:sz w:val="22"/>
+                <w:szCs w:val="22"/>
+                <w:color w:val="000000"/>
+              </w:rPr>
+            </w:pPr>
+            <w:r>
+              <w:rPr>
+                <w:rFonts w:ascii="Helvetica" w:hAnsi="Helvetica" w:eastAsia="Helvetica" w:cs="Helvetica"/>
                 <w:i w:val="false"/>
                 <w:b w:val="true"/>
                 <w:u w:val="none"/>
@@ -148,16 +149,15 @@
                 <w:szCs w:val="22"/>
                 <w:color w:val="000000"/>
               </w:rPr>
-              <w:t xml:space="preserve">N = 1,156</w:t>
+              <w:t xml:space="preserve">N = 1,155</w:t>
             </w:r>
           </w:p>
         </w:tc>
       </w:tr>
       <w:tr>
         <w:trPr>
-          <w:trHeight w:val="617" w:hRule="auto"/>
+          <w:trHeight w:val="608" w:hRule="auto"/>
         </w:trPr>
-        body 1
         <w:tc>
           <w:tcPr>
             <w:tcBorders>
@@ -177,6 +177,7 @@
           </w:tcPr>
           <w:p>
             <w:pPr>
+              <w:pStyle w:val="Normal"/>
               <w:jc w:val="left"/>
               <w:pBdr>
                 <w:bottom w:val="none" w:sz="0" w:space="0" w:color="000000"/>
@@ -187,7 +188,7 @@
               <w:spacing w:after="100" w:before="100" w:line="240"/>
               <w:ind w:left="100" w:right="100" w:firstLine="0" w:firstLineChars="0"/>
               <w:rPr>
-                <w:rFonts w:ascii="Arial" w:hAnsi="Arial" w:eastAsia="Arial" w:cs="Arial"/>
+                <w:rFonts w:ascii="Helvetica" w:hAnsi="Helvetica" w:eastAsia="Helvetica" w:cs="Helvetica"/>
                 <w:i w:val="false"/>
                 <w:b w:val="true"/>
                 <w:u w:val="none"/>
@@ -199,7 +200,7 @@
             </w:pPr>
             <w:r>
               <w:rPr>
-                <w:rFonts w:ascii="Arial" w:hAnsi="Arial" w:eastAsia="Arial" w:cs="Arial"/>
+                <w:rFonts w:ascii="Helvetica" w:hAnsi="Helvetica" w:eastAsia="Helvetica" w:cs="Helvetica"/>
                 <w:i w:val="false"/>
                 <w:b w:val="true"/>
                 <w:u w:val="none"/>
@@ -231,6 +232,7 @@
           </w:tcPr>
           <w:p>
             <w:pPr>
+              <w:pStyle w:val="Normal"/>
               <w:jc w:val="center"/>
               <w:pBdr>
                 <w:bottom w:val="none" w:sz="0" w:space="0" w:color="000000"/>
@@ -241,19 +243,19 @@
               <w:spacing w:after="100" w:before="100" w:line="240"/>
               <w:ind w:left="100" w:right="100" w:firstLine="0" w:firstLineChars="0"/>
               <w:rPr>
-                <w:rFonts w:ascii="Arial" w:hAnsi="Arial" w:eastAsia="Arial" w:cs="Arial"/>
-                <w:i w:val="false"/>
-                <w:b w:val="false"/>
-                <w:u w:val="none"/>
-                <w:strike w:val="false"/>
-                <w:sz w:val="22"/>
-                <w:szCs w:val="22"/>
-                <w:color w:val="000000"/>
-              </w:rPr>
-            </w:pPr>
-            <w:r>
-              <w:rPr>
-                <w:rFonts w:ascii="Arial" w:hAnsi="Arial" w:eastAsia="Arial" w:cs="Arial"/>
+                <w:rFonts w:ascii="Helvetica" w:hAnsi="Helvetica" w:eastAsia="Helvetica" w:cs="Helvetica"/>
+                <w:i w:val="false"/>
+                <w:b w:val="false"/>
+                <w:u w:val="none"/>
+                <w:strike w:val="false"/>
+                <w:sz w:val="22"/>
+                <w:szCs w:val="22"/>
+                <w:color w:val="000000"/>
+              </w:rPr>
+            </w:pPr>
+            <w:r>
+              <w:rPr>
+                <w:rFonts w:ascii="Helvetica" w:hAnsi="Helvetica" w:eastAsia="Helvetica" w:cs="Helvetica"/>
                 <w:i w:val="false"/>
                 <w:b w:val="false"/>
                 <w:u w:val="none"/>
@@ -269,28 +271,28 @@
       </w:tr>
       <w:tr>
         <w:trPr>
-          <w:trHeight w:val="617" w:hRule="auto"/>
+          <w:trHeight w:val="608" w:hRule="auto"/>
         </w:trPr>
-        body 2
-        <w:tc>
-          <w:tcPr>
-            <w:tcBorders>
-              <w:bottom w:val="none" w:sz="0" w:space="0" w:color="000000"/>
-              <w:top w:val="none" w:sz="0" w:space="0" w:color="000000"/>
-              <w:left w:val="none" w:sz="0" w:space="0" w:color="000000"/>
-              <w:right w:val="none" w:sz="0" w:space="0" w:color="000000"/>
-            </w:tcBorders>
-            <w:shd w:val="clear" w:color="auto" w:fill="FFFFFF"/>
-            <w:tcMar>
-              <w:top w:w="0" w:type="dxa"/>
-              <w:bottom w:w="0" w:type="dxa"/>
-              <w:left w:w="0" w:type="dxa"/>
-              <w:right w:w="0" w:type="dxa"/>
-            </w:tcMar>
-            <w:vAlign w:val="top"/>
-          </w:tcPr>
-          <w:p>
-            <w:pPr>
+        <w:tc>
+          <w:tcPr>
+            <w:tcBorders>
+              <w:bottom w:val="none" w:sz="0" w:space="0" w:color="000000"/>
+              <w:top w:val="none" w:sz="0" w:space="0" w:color="000000"/>
+              <w:left w:val="none" w:sz="0" w:space="0" w:color="000000"/>
+              <w:right w:val="none" w:sz="0" w:space="0" w:color="000000"/>
+            </w:tcBorders>
+            <w:shd w:val="clear" w:color="auto" w:fill="FFFFFF"/>
+            <w:tcMar>
+              <w:top w:w="0" w:type="dxa"/>
+              <w:bottom w:w="0" w:type="dxa"/>
+              <w:left w:w="0" w:type="dxa"/>
+              <w:right w:w="0" w:type="dxa"/>
+            </w:tcMar>
+            <w:vAlign w:val="top"/>
+          </w:tcPr>
+          <w:p>
+            <w:pPr>
+              <w:pStyle w:val="Normal"/>
               <w:jc w:val="left"/>
               <w:pBdr>
                 <w:bottom w:val="none" w:sz="0" w:space="0" w:color="000000"/>
@@ -301,7 +303,7 @@
               <w:spacing w:after="100" w:before="100" w:line="240"/>
               <w:ind w:left="100" w:right="100" w:firstLine="0" w:firstLineChars="0"/>
               <w:rPr>
-                <w:rFonts w:ascii="Arial" w:hAnsi="Arial" w:eastAsia="Arial" w:cs="Arial"/>
+                <w:rFonts w:ascii="Helvetica" w:hAnsi="Helvetica" w:eastAsia="Helvetica" w:cs="Helvetica"/>
                 <w:i w:val="false"/>
                 <w:b w:val="true"/>
                 <w:u w:val="none"/>
@@ -313,7 +315,7 @@
             </w:pPr>
             <w:r>
               <w:rPr>
-                <w:rFonts w:ascii="Arial" w:hAnsi="Arial" w:eastAsia="Arial" w:cs="Arial"/>
+                <w:rFonts w:ascii="Helvetica" w:hAnsi="Helvetica" w:eastAsia="Helvetica" w:cs="Helvetica"/>
                 <w:i w:val="false"/>
                 <w:b w:val="true"/>
                 <w:u w:val="none"/>
@@ -345,6 +347,7 @@
           </w:tcPr>
           <w:p>
             <w:pPr>
+              <w:pStyle w:val="Normal"/>
               <w:jc w:val="center"/>
               <w:pBdr>
                 <w:bottom w:val="none" w:sz="0" w:space="0" w:color="000000"/>
@@ -355,19 +358,19 @@
               <w:spacing w:after="100" w:before="100" w:line="240"/>
               <w:ind w:left="100" w:right="100" w:firstLine="0" w:firstLineChars="0"/>
               <w:rPr>
-                <w:rFonts w:ascii="Arial" w:hAnsi="Arial" w:eastAsia="Arial" w:cs="Arial"/>
-                <w:i w:val="false"/>
-                <w:b w:val="false"/>
-                <w:u w:val="none"/>
-                <w:strike w:val="false"/>
-                <w:sz w:val="22"/>
-                <w:szCs w:val="22"/>
-                <w:color w:val="000000"/>
-              </w:rPr>
-            </w:pPr>
-            <w:r>
-              <w:rPr>
-                <w:rFonts w:ascii="Arial" w:hAnsi="Arial" w:eastAsia="Arial" w:cs="Arial"/>
+                <w:rFonts w:ascii="Helvetica" w:hAnsi="Helvetica" w:eastAsia="Helvetica" w:cs="Helvetica"/>
+                <w:i w:val="false"/>
+                <w:b w:val="false"/>
+                <w:u w:val="none"/>
+                <w:strike w:val="false"/>
+                <w:sz w:val="22"/>
+                <w:szCs w:val="22"/>
+                <w:color w:val="000000"/>
+              </w:rPr>
+            </w:pPr>
+            <w:r>
+              <w:rPr>
+                <w:rFonts w:ascii="Helvetica" w:hAnsi="Helvetica" w:eastAsia="Helvetica" w:cs="Helvetica"/>
                 <w:i w:val="false"/>
                 <w:b w:val="false"/>
                 <w:u w:val="none"/>
@@ -383,28 +386,28 @@
       </w:tr>
       <w:tr>
         <w:trPr>
-          <w:trHeight w:val="617" w:hRule="auto"/>
+          <w:trHeight w:val="608" w:hRule="auto"/>
         </w:trPr>
-        body 3
-        <w:tc>
-          <w:tcPr>
-            <w:tcBorders>
-              <w:bottom w:val="none" w:sz="0" w:space="0" w:color="000000"/>
-              <w:top w:val="none" w:sz="0" w:space="0" w:color="000000"/>
-              <w:left w:val="none" w:sz="0" w:space="0" w:color="000000"/>
-              <w:right w:val="none" w:sz="0" w:space="0" w:color="000000"/>
-            </w:tcBorders>
-            <w:shd w:val="clear" w:color="auto" w:fill="FFFFFF"/>
-            <w:tcMar>
-              <w:top w:w="0" w:type="dxa"/>
-              <w:bottom w:w="0" w:type="dxa"/>
-              <w:left w:w="0" w:type="dxa"/>
-              <w:right w:w="0" w:type="dxa"/>
-            </w:tcMar>
-            <w:vAlign w:val="top"/>
-          </w:tcPr>
-          <w:p>
-            <w:pPr>
+        <w:tc>
+          <w:tcPr>
+            <w:tcBorders>
+              <w:bottom w:val="none" w:sz="0" w:space="0" w:color="000000"/>
+              <w:top w:val="none" w:sz="0" w:space="0" w:color="000000"/>
+              <w:left w:val="none" w:sz="0" w:space="0" w:color="000000"/>
+              <w:right w:val="none" w:sz="0" w:space="0" w:color="000000"/>
+            </w:tcBorders>
+            <w:shd w:val="clear" w:color="auto" w:fill="FFFFFF"/>
+            <w:tcMar>
+              <w:top w:w="0" w:type="dxa"/>
+              <w:bottom w:w="0" w:type="dxa"/>
+              <w:left w:w="0" w:type="dxa"/>
+              <w:right w:w="0" w:type="dxa"/>
+            </w:tcMar>
+            <w:vAlign w:val="top"/>
+          </w:tcPr>
+          <w:p>
+            <w:pPr>
+              <w:pStyle w:val="Normal"/>
               <w:jc w:val="left"/>
               <w:pBdr>
                 <w:bottom w:val="none" w:sz="0" w:space="0" w:color="000000"/>
@@ -415,19 +418,19 @@
               <w:spacing w:after="100" w:before="100" w:line="240"/>
               <w:ind w:left="300" w:right="100" w:firstLine="0" w:firstLineChars="0"/>
               <w:rPr>
-                <w:rFonts w:ascii="Arial" w:hAnsi="Arial" w:eastAsia="Arial" w:cs="Arial"/>
-                <w:i w:val="false"/>
-                <w:b w:val="false"/>
-                <w:u w:val="none"/>
-                <w:strike w:val="false"/>
-                <w:sz w:val="22"/>
-                <w:szCs w:val="22"/>
-                <w:color w:val="000000"/>
-              </w:rPr>
-            </w:pPr>
-            <w:r>
-              <w:rPr>
-                <w:rFonts w:ascii="Arial" w:hAnsi="Arial" w:eastAsia="Arial" w:cs="Arial"/>
+                <w:rFonts w:ascii="Helvetica" w:hAnsi="Helvetica" w:eastAsia="Helvetica" w:cs="Helvetica"/>
+                <w:i w:val="false"/>
+                <w:b w:val="false"/>
+                <w:u w:val="none"/>
+                <w:strike w:val="false"/>
+                <w:sz w:val="22"/>
+                <w:szCs w:val="22"/>
+                <w:color w:val="000000"/>
+              </w:rPr>
+            </w:pPr>
+            <w:r>
+              <w:rPr>
+                <w:rFonts w:ascii="Helvetica" w:hAnsi="Helvetica" w:eastAsia="Helvetica" w:cs="Helvetica"/>
                 <w:i w:val="false"/>
                 <w:b w:val="false"/>
                 <w:u w:val="none"/>
@@ -459,6 +462,7 @@
           </w:tcPr>
           <w:p>
             <w:pPr>
+              <w:pStyle w:val="Normal"/>
               <w:jc w:val="center"/>
               <w:pBdr>
                 <w:bottom w:val="none" w:sz="0" w:space="0" w:color="000000"/>
@@ -469,56 +473,56 @@
               <w:spacing w:after="100" w:before="100" w:line="240"/>
               <w:ind w:left="100" w:right="100" w:firstLine="0" w:firstLineChars="0"/>
               <w:rPr>
-                <w:rFonts w:ascii="Arial" w:hAnsi="Arial" w:eastAsia="Arial" w:cs="Arial"/>
-                <w:i w:val="false"/>
-                <w:b w:val="false"/>
-                <w:u w:val="none"/>
-                <w:strike w:val="false"/>
-                <w:sz w:val="22"/>
-                <w:szCs w:val="22"/>
-                <w:color w:val="000000"/>
-              </w:rPr>
-            </w:pPr>
-            <w:r>
-              <w:rPr>
-                <w:rFonts w:ascii="Arial" w:hAnsi="Arial" w:eastAsia="Arial" w:cs="Arial"/>
-                <w:i w:val="false"/>
-                <w:b w:val="false"/>
-                <w:u w:val="none"/>
-                <w:strike w:val="false"/>
-                <w:sz w:val="22"/>
-                <w:szCs w:val="22"/>
-                <w:color w:val="000000"/>
-              </w:rPr>
-              <w:t xml:space="preserve">519 (44.9)</w:t>
+                <w:rFonts w:ascii="Helvetica" w:hAnsi="Helvetica" w:eastAsia="Helvetica" w:cs="Helvetica"/>
+                <w:i w:val="false"/>
+                <w:b w:val="false"/>
+                <w:u w:val="none"/>
+                <w:strike w:val="false"/>
+                <w:sz w:val="22"/>
+                <w:szCs w:val="22"/>
+                <w:color w:val="000000"/>
+              </w:rPr>
+            </w:pPr>
+            <w:r>
+              <w:rPr>
+                <w:rFonts w:ascii="Helvetica" w:hAnsi="Helvetica" w:eastAsia="Helvetica" w:cs="Helvetica"/>
+                <w:i w:val="false"/>
+                <w:b w:val="false"/>
+                <w:u w:val="none"/>
+                <w:strike w:val="false"/>
+                <w:sz w:val="22"/>
+                <w:szCs w:val="22"/>
+                <w:color w:val="000000"/>
+              </w:rPr>
+              <w:t xml:space="preserve">518 (44.8)</w:t>
             </w:r>
           </w:p>
         </w:tc>
       </w:tr>
       <w:tr>
         <w:trPr>
-          <w:trHeight w:val="617" w:hRule="auto"/>
+          <w:trHeight w:val="608" w:hRule="auto"/>
         </w:trPr>
-        body 4
-        <w:tc>
-          <w:tcPr>
-            <w:tcBorders>
-              <w:bottom w:val="none" w:sz="0" w:space="0" w:color="000000"/>
-              <w:top w:val="none" w:sz="0" w:space="0" w:color="000000"/>
-              <w:left w:val="none" w:sz="0" w:space="0" w:color="000000"/>
-              <w:right w:val="none" w:sz="0" w:space="0" w:color="000000"/>
-            </w:tcBorders>
-            <w:shd w:val="clear" w:color="auto" w:fill="FFFFFF"/>
-            <w:tcMar>
-              <w:top w:w="0" w:type="dxa"/>
-              <w:bottom w:w="0" w:type="dxa"/>
-              <w:left w:w="0" w:type="dxa"/>
-              <w:right w:w="0" w:type="dxa"/>
-            </w:tcMar>
-            <w:vAlign w:val="top"/>
-          </w:tcPr>
-          <w:p>
-            <w:pPr>
+        <w:tc>
+          <w:tcPr>
+            <w:tcBorders>
+              <w:bottom w:val="none" w:sz="0" w:space="0" w:color="000000"/>
+              <w:top w:val="none" w:sz="0" w:space="0" w:color="000000"/>
+              <w:left w:val="none" w:sz="0" w:space="0" w:color="000000"/>
+              <w:right w:val="none" w:sz="0" w:space="0" w:color="000000"/>
+            </w:tcBorders>
+            <w:shd w:val="clear" w:color="auto" w:fill="FFFFFF"/>
+            <w:tcMar>
+              <w:top w:w="0" w:type="dxa"/>
+              <w:bottom w:w="0" w:type="dxa"/>
+              <w:left w:w="0" w:type="dxa"/>
+              <w:right w:w="0" w:type="dxa"/>
+            </w:tcMar>
+            <w:vAlign w:val="top"/>
+          </w:tcPr>
+          <w:p>
+            <w:pPr>
+              <w:pStyle w:val="Normal"/>
               <w:jc w:val="left"/>
               <w:pBdr>
                 <w:bottom w:val="none" w:sz="0" w:space="0" w:color="000000"/>
@@ -529,19 +533,19 @@
               <w:spacing w:after="100" w:before="100" w:line="240"/>
               <w:ind w:left="300" w:right="100" w:firstLine="0" w:firstLineChars="0"/>
               <w:rPr>
-                <w:rFonts w:ascii="Arial" w:hAnsi="Arial" w:eastAsia="Arial" w:cs="Arial"/>
-                <w:i w:val="false"/>
-                <w:b w:val="false"/>
-                <w:u w:val="none"/>
-                <w:strike w:val="false"/>
-                <w:sz w:val="22"/>
-                <w:szCs w:val="22"/>
-                <w:color w:val="000000"/>
-              </w:rPr>
-            </w:pPr>
-            <w:r>
-              <w:rPr>
-                <w:rFonts w:ascii="Arial" w:hAnsi="Arial" w:eastAsia="Arial" w:cs="Arial"/>
+                <w:rFonts w:ascii="Helvetica" w:hAnsi="Helvetica" w:eastAsia="Helvetica" w:cs="Helvetica"/>
+                <w:i w:val="false"/>
+                <w:b w:val="false"/>
+                <w:u w:val="none"/>
+                <w:strike w:val="false"/>
+                <w:sz w:val="22"/>
+                <w:szCs w:val="22"/>
+                <w:color w:val="000000"/>
+              </w:rPr>
+            </w:pPr>
+            <w:r>
+              <w:rPr>
+                <w:rFonts w:ascii="Helvetica" w:hAnsi="Helvetica" w:eastAsia="Helvetica" w:cs="Helvetica"/>
                 <w:i w:val="false"/>
                 <w:b w:val="false"/>
                 <w:u w:val="none"/>
@@ -573,6 +577,7 @@
           </w:tcPr>
           <w:p>
             <w:pPr>
+              <w:pStyle w:val="Normal"/>
               <w:jc w:val="center"/>
               <w:pBdr>
                 <w:bottom w:val="none" w:sz="0" w:space="0" w:color="000000"/>
@@ -583,56 +588,56 @@
               <w:spacing w:after="100" w:before="100" w:line="240"/>
               <w:ind w:left="100" w:right="100" w:firstLine="0" w:firstLineChars="0"/>
               <w:rPr>
-                <w:rFonts w:ascii="Arial" w:hAnsi="Arial" w:eastAsia="Arial" w:cs="Arial"/>
-                <w:i w:val="false"/>
-                <w:b w:val="false"/>
-                <w:u w:val="none"/>
-                <w:strike w:val="false"/>
-                <w:sz w:val="22"/>
-                <w:szCs w:val="22"/>
-                <w:color w:val="000000"/>
-              </w:rPr>
-            </w:pPr>
-            <w:r>
-              <w:rPr>
-                <w:rFonts w:ascii="Arial" w:hAnsi="Arial" w:eastAsia="Arial" w:cs="Arial"/>
-                <w:i w:val="false"/>
-                <w:b w:val="false"/>
-                <w:u w:val="none"/>
-                <w:strike w:val="false"/>
-                <w:sz w:val="22"/>
-                <w:szCs w:val="22"/>
-                <w:color w:val="000000"/>
-              </w:rPr>
-              <w:t xml:space="preserve">637 (55.1)</w:t>
+                <w:rFonts w:ascii="Helvetica" w:hAnsi="Helvetica" w:eastAsia="Helvetica" w:cs="Helvetica"/>
+                <w:i w:val="false"/>
+                <w:b w:val="false"/>
+                <w:u w:val="none"/>
+                <w:strike w:val="false"/>
+                <w:sz w:val="22"/>
+                <w:szCs w:val="22"/>
+                <w:color w:val="000000"/>
+              </w:rPr>
+            </w:pPr>
+            <w:r>
+              <w:rPr>
+                <w:rFonts w:ascii="Helvetica" w:hAnsi="Helvetica" w:eastAsia="Helvetica" w:cs="Helvetica"/>
+                <w:i w:val="false"/>
+                <w:b w:val="false"/>
+                <w:u w:val="none"/>
+                <w:strike w:val="false"/>
+                <w:sz w:val="22"/>
+                <w:szCs w:val="22"/>
+                <w:color w:val="000000"/>
+              </w:rPr>
+              <w:t xml:space="preserve">637 (55.2)</w:t>
             </w:r>
           </w:p>
         </w:tc>
       </w:tr>
       <w:tr>
         <w:trPr>
-          <w:trHeight w:val="617" w:hRule="auto"/>
+          <w:trHeight w:val="608" w:hRule="auto"/>
         </w:trPr>
-        body 5
-        <w:tc>
-          <w:tcPr>
-            <w:tcBorders>
-              <w:bottom w:val="none" w:sz="0" w:space="0" w:color="000000"/>
-              <w:top w:val="none" w:sz="0" w:space="0" w:color="000000"/>
-              <w:left w:val="none" w:sz="0" w:space="0" w:color="000000"/>
-              <w:right w:val="none" w:sz="0" w:space="0" w:color="000000"/>
-            </w:tcBorders>
-            <w:shd w:val="clear" w:color="auto" w:fill="FFFFFF"/>
-            <w:tcMar>
-              <w:top w:w="0" w:type="dxa"/>
-              <w:bottom w:w="0" w:type="dxa"/>
-              <w:left w:w="0" w:type="dxa"/>
-              <w:right w:w="0" w:type="dxa"/>
-            </w:tcMar>
-            <w:vAlign w:val="top"/>
-          </w:tcPr>
-          <w:p>
-            <w:pPr>
+        <w:tc>
+          <w:tcPr>
+            <w:tcBorders>
+              <w:bottom w:val="none" w:sz="0" w:space="0" w:color="000000"/>
+              <w:top w:val="none" w:sz="0" w:space="0" w:color="000000"/>
+              <w:left w:val="none" w:sz="0" w:space="0" w:color="000000"/>
+              <w:right w:val="none" w:sz="0" w:space="0" w:color="000000"/>
+            </w:tcBorders>
+            <w:shd w:val="clear" w:color="auto" w:fill="FFFFFF"/>
+            <w:tcMar>
+              <w:top w:w="0" w:type="dxa"/>
+              <w:bottom w:w="0" w:type="dxa"/>
+              <w:left w:w="0" w:type="dxa"/>
+              <w:right w:w="0" w:type="dxa"/>
+            </w:tcMar>
+            <w:vAlign w:val="top"/>
+          </w:tcPr>
+          <w:p>
+            <w:pPr>
+              <w:pStyle w:val="Normal"/>
               <w:jc w:val="left"/>
               <w:pBdr>
                 <w:bottom w:val="none" w:sz="0" w:space="0" w:color="000000"/>
@@ -643,7 +648,7 @@
               <w:spacing w:after="100" w:before="100" w:line="240"/>
               <w:ind w:left="100" w:right="100" w:firstLine="0" w:firstLineChars="0"/>
               <w:rPr>
-                <w:rFonts w:ascii="Arial" w:hAnsi="Arial" w:eastAsia="Arial" w:cs="Arial"/>
+                <w:rFonts w:ascii="Helvetica" w:hAnsi="Helvetica" w:eastAsia="Helvetica" w:cs="Helvetica"/>
                 <w:i w:val="false"/>
                 <w:b w:val="true"/>
                 <w:u w:val="none"/>
@@ -655,7 +660,7 @@
             </w:pPr>
             <w:r>
               <w:rPr>
-                <w:rFonts w:ascii="Arial" w:hAnsi="Arial" w:eastAsia="Arial" w:cs="Arial"/>
+                <w:rFonts w:ascii="Helvetica" w:hAnsi="Helvetica" w:eastAsia="Helvetica" w:cs="Helvetica"/>
                 <w:i w:val="false"/>
                 <w:b w:val="true"/>
                 <w:u w:val="none"/>
@@ -687,6 +692,7 @@
           </w:tcPr>
           <w:p>
             <w:pPr>
+              <w:pStyle w:val="Normal"/>
               <w:jc w:val="center"/>
               <w:pBdr>
                 <w:bottom w:val="none" w:sz="0" w:space="0" w:color="000000"/>
@@ -697,19 +703,19 @@
               <w:spacing w:after="100" w:before="100" w:line="240"/>
               <w:ind w:left="100" w:right="100" w:firstLine="0" w:firstLineChars="0"/>
               <w:rPr>
-                <w:rFonts w:ascii="Arial" w:hAnsi="Arial" w:eastAsia="Arial" w:cs="Arial"/>
-                <w:i w:val="false"/>
-                <w:b w:val="false"/>
-                <w:u w:val="none"/>
-                <w:strike w:val="false"/>
-                <w:sz w:val="22"/>
-                <w:szCs w:val="22"/>
-                <w:color w:val="000000"/>
-              </w:rPr>
-            </w:pPr>
-            <w:r>
-              <w:rPr>
-                <w:rFonts w:ascii="Arial" w:hAnsi="Arial" w:eastAsia="Arial" w:cs="Arial"/>
+                <w:rFonts w:ascii="Helvetica" w:hAnsi="Helvetica" w:eastAsia="Helvetica" w:cs="Helvetica"/>
+                <w:i w:val="false"/>
+                <w:b w:val="false"/>
+                <w:u w:val="none"/>
+                <w:strike w:val="false"/>
+                <w:sz w:val="22"/>
+                <w:szCs w:val="22"/>
+                <w:color w:val="000000"/>
+              </w:rPr>
+            </w:pPr>
+            <w:r>
+              <w:rPr>
+                <w:rFonts w:ascii="Helvetica" w:hAnsi="Helvetica" w:eastAsia="Helvetica" w:cs="Helvetica"/>
                 <w:i w:val="false"/>
                 <w:b w:val="false"/>
                 <w:u w:val="none"/>
@@ -725,28 +731,28 @@
       </w:tr>
       <w:tr>
         <w:trPr>
-          <w:trHeight w:val="617" w:hRule="auto"/>
+          <w:trHeight w:val="608" w:hRule="auto"/>
         </w:trPr>
-        body 6
-        <w:tc>
-          <w:tcPr>
-            <w:tcBorders>
-              <w:bottom w:val="none" w:sz="0" w:space="0" w:color="000000"/>
-              <w:top w:val="none" w:sz="0" w:space="0" w:color="000000"/>
-              <w:left w:val="none" w:sz="0" w:space="0" w:color="000000"/>
-              <w:right w:val="none" w:sz="0" w:space="0" w:color="000000"/>
-            </w:tcBorders>
-            <w:shd w:val="clear" w:color="auto" w:fill="FFFFFF"/>
-            <w:tcMar>
-              <w:top w:w="0" w:type="dxa"/>
-              <w:bottom w:w="0" w:type="dxa"/>
-              <w:left w:w="0" w:type="dxa"/>
-              <w:right w:w="0" w:type="dxa"/>
-            </w:tcMar>
-            <w:vAlign w:val="top"/>
-          </w:tcPr>
-          <w:p>
-            <w:pPr>
+        <w:tc>
+          <w:tcPr>
+            <w:tcBorders>
+              <w:bottom w:val="none" w:sz="0" w:space="0" w:color="000000"/>
+              <w:top w:val="none" w:sz="0" w:space="0" w:color="000000"/>
+              <w:left w:val="none" w:sz="0" w:space="0" w:color="000000"/>
+              <w:right w:val="none" w:sz="0" w:space="0" w:color="000000"/>
+            </w:tcBorders>
+            <w:shd w:val="clear" w:color="auto" w:fill="FFFFFF"/>
+            <w:tcMar>
+              <w:top w:w="0" w:type="dxa"/>
+              <w:bottom w:w="0" w:type="dxa"/>
+              <w:left w:w="0" w:type="dxa"/>
+              <w:right w:w="0" w:type="dxa"/>
+            </w:tcMar>
+            <w:vAlign w:val="top"/>
+          </w:tcPr>
+          <w:p>
+            <w:pPr>
+              <w:pStyle w:val="Normal"/>
               <w:jc w:val="left"/>
               <w:pBdr>
                 <w:bottom w:val="none" w:sz="0" w:space="0" w:color="000000"/>
@@ -757,19 +763,19 @@
               <w:spacing w:after="100" w:before="100" w:line="240"/>
               <w:ind w:left="300" w:right="100" w:firstLine="0" w:firstLineChars="0"/>
               <w:rPr>
-                <w:rFonts w:ascii="Arial" w:hAnsi="Arial" w:eastAsia="Arial" w:cs="Arial"/>
-                <w:i w:val="false"/>
-                <w:b w:val="false"/>
-                <w:u w:val="none"/>
-                <w:strike w:val="false"/>
-                <w:sz w:val="22"/>
-                <w:szCs w:val="22"/>
-                <w:color w:val="000000"/>
-              </w:rPr>
-            </w:pPr>
-            <w:r>
-              <w:rPr>
-                <w:rFonts w:ascii="Arial" w:hAnsi="Arial" w:eastAsia="Arial" w:cs="Arial"/>
+                <w:rFonts w:ascii="Helvetica" w:hAnsi="Helvetica" w:eastAsia="Helvetica" w:cs="Helvetica"/>
+                <w:i w:val="false"/>
+                <w:b w:val="false"/>
+                <w:u w:val="none"/>
+                <w:strike w:val="false"/>
+                <w:sz w:val="22"/>
+                <w:szCs w:val="22"/>
+                <w:color w:val="000000"/>
+              </w:rPr>
+            </w:pPr>
+            <w:r>
+              <w:rPr>
+                <w:rFonts w:ascii="Helvetica" w:hAnsi="Helvetica" w:eastAsia="Helvetica" w:cs="Helvetica"/>
                 <w:i w:val="false"/>
                 <w:b w:val="false"/>
                 <w:u w:val="none"/>
@@ -801,6 +807,7 @@
           </w:tcPr>
           <w:p>
             <w:pPr>
+              <w:pStyle w:val="Normal"/>
               <w:jc w:val="center"/>
               <w:pBdr>
                 <w:bottom w:val="none" w:sz="0" w:space="0" w:color="000000"/>
@@ -811,56 +818,56 @@
               <w:spacing w:after="100" w:before="100" w:line="240"/>
               <w:ind w:left="100" w:right="100" w:firstLine="0" w:firstLineChars="0"/>
               <w:rPr>
-                <w:rFonts w:ascii="Arial" w:hAnsi="Arial" w:eastAsia="Arial" w:cs="Arial"/>
-                <w:i w:val="false"/>
-                <w:b w:val="false"/>
-                <w:u w:val="none"/>
-                <w:strike w:val="false"/>
-                <w:sz w:val="22"/>
-                <w:szCs w:val="22"/>
-                <w:color w:val="000000"/>
-              </w:rPr>
-            </w:pPr>
-            <w:r>
-              <w:rPr>
-                <w:rFonts w:ascii="Arial" w:hAnsi="Arial" w:eastAsia="Arial" w:cs="Arial"/>
-                <w:i w:val="false"/>
-                <w:b w:val="false"/>
-                <w:u w:val="none"/>
-                <w:strike w:val="false"/>
-                <w:sz w:val="22"/>
-                <w:szCs w:val="22"/>
-                <w:color w:val="000000"/>
-              </w:rPr>
-              <w:t xml:space="preserve">764 (66.1)</w:t>
+                <w:rFonts w:ascii="Helvetica" w:hAnsi="Helvetica" w:eastAsia="Helvetica" w:cs="Helvetica"/>
+                <w:i w:val="false"/>
+                <w:b w:val="false"/>
+                <w:u w:val="none"/>
+                <w:strike w:val="false"/>
+                <w:sz w:val="22"/>
+                <w:szCs w:val="22"/>
+                <w:color w:val="000000"/>
+              </w:rPr>
+            </w:pPr>
+            <w:r>
+              <w:rPr>
+                <w:rFonts w:ascii="Helvetica" w:hAnsi="Helvetica" w:eastAsia="Helvetica" w:cs="Helvetica"/>
+                <w:i w:val="false"/>
+                <w:b w:val="false"/>
+                <w:u w:val="none"/>
+                <w:strike w:val="false"/>
+                <w:sz w:val="22"/>
+                <w:szCs w:val="22"/>
+                <w:color w:val="000000"/>
+              </w:rPr>
+              <w:t xml:space="preserve">763 (66.1)</w:t>
             </w:r>
           </w:p>
         </w:tc>
       </w:tr>
       <w:tr>
         <w:trPr>
-          <w:trHeight w:val="617" w:hRule="auto"/>
+          <w:trHeight w:val="608" w:hRule="auto"/>
         </w:trPr>
-        body 7
-        <w:tc>
-          <w:tcPr>
-            <w:tcBorders>
-              <w:bottom w:val="none" w:sz="0" w:space="0" w:color="000000"/>
-              <w:top w:val="none" w:sz="0" w:space="0" w:color="000000"/>
-              <w:left w:val="none" w:sz="0" w:space="0" w:color="000000"/>
-              <w:right w:val="none" w:sz="0" w:space="0" w:color="000000"/>
-            </w:tcBorders>
-            <w:shd w:val="clear" w:color="auto" w:fill="FFFFFF"/>
-            <w:tcMar>
-              <w:top w:w="0" w:type="dxa"/>
-              <w:bottom w:w="0" w:type="dxa"/>
-              <w:left w:w="0" w:type="dxa"/>
-              <w:right w:w="0" w:type="dxa"/>
-            </w:tcMar>
-            <w:vAlign w:val="top"/>
-          </w:tcPr>
-          <w:p>
-            <w:pPr>
+        <w:tc>
+          <w:tcPr>
+            <w:tcBorders>
+              <w:bottom w:val="none" w:sz="0" w:space="0" w:color="000000"/>
+              <w:top w:val="none" w:sz="0" w:space="0" w:color="000000"/>
+              <w:left w:val="none" w:sz="0" w:space="0" w:color="000000"/>
+              <w:right w:val="none" w:sz="0" w:space="0" w:color="000000"/>
+            </w:tcBorders>
+            <w:shd w:val="clear" w:color="auto" w:fill="FFFFFF"/>
+            <w:tcMar>
+              <w:top w:w="0" w:type="dxa"/>
+              <w:bottom w:w="0" w:type="dxa"/>
+              <w:left w:w="0" w:type="dxa"/>
+              <w:right w:w="0" w:type="dxa"/>
+            </w:tcMar>
+            <w:vAlign w:val="top"/>
+          </w:tcPr>
+          <w:p>
+            <w:pPr>
+              <w:pStyle w:val="Normal"/>
               <w:jc w:val="left"/>
               <w:pBdr>
                 <w:bottom w:val="none" w:sz="0" w:space="0" w:color="000000"/>
@@ -871,19 +878,19 @@
               <w:spacing w:after="100" w:before="100" w:line="240"/>
               <w:ind w:left="300" w:right="100" w:firstLine="0" w:firstLineChars="0"/>
               <w:rPr>
-                <w:rFonts w:ascii="Arial" w:hAnsi="Arial" w:eastAsia="Arial" w:cs="Arial"/>
-                <w:i w:val="false"/>
-                <w:b w:val="false"/>
-                <w:u w:val="none"/>
-                <w:strike w:val="false"/>
-                <w:sz w:val="22"/>
-                <w:szCs w:val="22"/>
-                <w:color w:val="000000"/>
-              </w:rPr>
-            </w:pPr>
-            <w:r>
-              <w:rPr>
-                <w:rFonts w:ascii="Arial" w:hAnsi="Arial" w:eastAsia="Arial" w:cs="Arial"/>
+                <w:rFonts w:ascii="Helvetica" w:hAnsi="Helvetica" w:eastAsia="Helvetica" w:cs="Helvetica"/>
+                <w:i w:val="false"/>
+                <w:b w:val="false"/>
+                <w:u w:val="none"/>
+                <w:strike w:val="false"/>
+                <w:sz w:val="22"/>
+                <w:szCs w:val="22"/>
+                <w:color w:val="000000"/>
+              </w:rPr>
+            </w:pPr>
+            <w:r>
+              <w:rPr>
+                <w:rFonts w:ascii="Helvetica" w:hAnsi="Helvetica" w:eastAsia="Helvetica" w:cs="Helvetica"/>
                 <w:i w:val="false"/>
                 <w:b w:val="false"/>
                 <w:u w:val="none"/>
@@ -915,6 +922,7 @@
           </w:tcPr>
           <w:p>
             <w:pPr>
+              <w:pStyle w:val="Normal"/>
               <w:jc w:val="center"/>
               <w:pBdr>
                 <w:bottom w:val="none" w:sz="0" w:space="0" w:color="000000"/>
@@ -925,19 +933,19 @@
               <w:spacing w:after="100" w:before="100" w:line="240"/>
               <w:ind w:left="100" w:right="100" w:firstLine="0" w:firstLineChars="0"/>
               <w:rPr>
-                <w:rFonts w:ascii="Arial" w:hAnsi="Arial" w:eastAsia="Arial" w:cs="Arial"/>
-                <w:i w:val="false"/>
-                <w:b w:val="false"/>
-                <w:u w:val="none"/>
-                <w:strike w:val="false"/>
-                <w:sz w:val="22"/>
-                <w:szCs w:val="22"/>
-                <w:color w:val="000000"/>
-              </w:rPr>
-            </w:pPr>
-            <w:r>
-              <w:rPr>
-                <w:rFonts w:ascii="Arial" w:hAnsi="Arial" w:eastAsia="Arial" w:cs="Arial"/>
+                <w:rFonts w:ascii="Helvetica" w:hAnsi="Helvetica" w:eastAsia="Helvetica" w:cs="Helvetica"/>
+                <w:i w:val="false"/>
+                <w:b w:val="false"/>
+                <w:u w:val="none"/>
+                <w:strike w:val="false"/>
+                <w:sz w:val="22"/>
+                <w:szCs w:val="22"/>
+                <w:color w:val="000000"/>
+              </w:rPr>
+            </w:pPr>
+            <w:r>
+              <w:rPr>
+                <w:rFonts w:ascii="Helvetica" w:hAnsi="Helvetica" w:eastAsia="Helvetica" w:cs="Helvetica"/>
                 <w:i w:val="false"/>
                 <w:b w:val="false"/>
                 <w:u w:val="none"/>
@@ -953,28 +961,28 @@
       </w:tr>
       <w:tr>
         <w:trPr>
-          <w:trHeight w:val="617" w:hRule="auto"/>
+          <w:trHeight w:val="608" w:hRule="auto"/>
         </w:trPr>
-        body 8
-        <w:tc>
-          <w:tcPr>
-            <w:tcBorders>
-              <w:bottom w:val="none" w:sz="0" w:space="0" w:color="000000"/>
-              <w:top w:val="none" w:sz="0" w:space="0" w:color="000000"/>
-              <w:left w:val="none" w:sz="0" w:space="0" w:color="000000"/>
-              <w:right w:val="none" w:sz="0" w:space="0" w:color="000000"/>
-            </w:tcBorders>
-            <w:shd w:val="clear" w:color="auto" w:fill="FFFFFF"/>
-            <w:tcMar>
-              <w:top w:w="0" w:type="dxa"/>
-              <w:bottom w:w="0" w:type="dxa"/>
-              <w:left w:w="0" w:type="dxa"/>
-              <w:right w:w="0" w:type="dxa"/>
-            </w:tcMar>
-            <w:vAlign w:val="top"/>
-          </w:tcPr>
-          <w:p>
-            <w:pPr>
+        <w:tc>
+          <w:tcPr>
+            <w:tcBorders>
+              <w:bottom w:val="none" w:sz="0" w:space="0" w:color="000000"/>
+              <w:top w:val="none" w:sz="0" w:space="0" w:color="000000"/>
+              <w:left w:val="none" w:sz="0" w:space="0" w:color="000000"/>
+              <w:right w:val="none" w:sz="0" w:space="0" w:color="000000"/>
+            </w:tcBorders>
+            <w:shd w:val="clear" w:color="auto" w:fill="FFFFFF"/>
+            <w:tcMar>
+              <w:top w:w="0" w:type="dxa"/>
+              <w:bottom w:w="0" w:type="dxa"/>
+              <w:left w:w="0" w:type="dxa"/>
+              <w:right w:w="0" w:type="dxa"/>
+            </w:tcMar>
+            <w:vAlign w:val="top"/>
+          </w:tcPr>
+          <w:p>
+            <w:pPr>
+              <w:pStyle w:val="Normal"/>
               <w:jc w:val="left"/>
               <w:pBdr>
                 <w:bottom w:val="none" w:sz="0" w:space="0" w:color="000000"/>
@@ -985,19 +993,19 @@
               <w:spacing w:after="100" w:before="100" w:line="240"/>
               <w:ind w:left="300" w:right="100" w:firstLine="0" w:firstLineChars="0"/>
               <w:rPr>
-                <w:rFonts w:ascii="Arial" w:hAnsi="Arial" w:eastAsia="Arial" w:cs="Arial"/>
-                <w:i w:val="false"/>
-                <w:b w:val="false"/>
-                <w:u w:val="none"/>
-                <w:strike w:val="false"/>
-                <w:sz w:val="22"/>
-                <w:szCs w:val="22"/>
-                <w:color w:val="000000"/>
-              </w:rPr>
-            </w:pPr>
-            <w:r>
-              <w:rPr>
-                <w:rFonts w:ascii="Arial" w:hAnsi="Arial" w:eastAsia="Arial" w:cs="Arial"/>
+                <w:rFonts w:ascii="Helvetica" w:hAnsi="Helvetica" w:eastAsia="Helvetica" w:cs="Helvetica"/>
+                <w:i w:val="false"/>
+                <w:b w:val="false"/>
+                <w:u w:val="none"/>
+                <w:strike w:val="false"/>
+                <w:sz w:val="22"/>
+                <w:szCs w:val="22"/>
+                <w:color w:val="000000"/>
+              </w:rPr>
+            </w:pPr>
+            <w:r>
+              <w:rPr>
+                <w:rFonts w:ascii="Helvetica" w:hAnsi="Helvetica" w:eastAsia="Helvetica" w:cs="Helvetica"/>
                 <w:i w:val="false"/>
                 <w:b w:val="false"/>
                 <w:u w:val="none"/>
@@ -1029,6 +1037,7 @@
           </w:tcPr>
           <w:p>
             <w:pPr>
+              <w:pStyle w:val="Normal"/>
               <w:jc w:val="center"/>
               <w:pBdr>
                 <w:bottom w:val="none" w:sz="0" w:space="0" w:color="000000"/>
@@ -1039,19 +1048,19 @@
               <w:spacing w:after="100" w:before="100" w:line="240"/>
               <w:ind w:left="100" w:right="100" w:firstLine="0" w:firstLineChars="0"/>
               <w:rPr>
-                <w:rFonts w:ascii="Arial" w:hAnsi="Arial" w:eastAsia="Arial" w:cs="Arial"/>
-                <w:i w:val="false"/>
-                <w:b w:val="false"/>
-                <w:u w:val="none"/>
-                <w:strike w:val="false"/>
-                <w:sz w:val="22"/>
-                <w:szCs w:val="22"/>
-                <w:color w:val="000000"/>
-              </w:rPr>
-            </w:pPr>
-            <w:r>
-              <w:rPr>
-                <w:rFonts w:ascii="Arial" w:hAnsi="Arial" w:eastAsia="Arial" w:cs="Arial"/>
+                <w:rFonts w:ascii="Helvetica" w:hAnsi="Helvetica" w:eastAsia="Helvetica" w:cs="Helvetica"/>
+                <w:i w:val="false"/>
+                <w:b w:val="false"/>
+                <w:u w:val="none"/>
+                <w:strike w:val="false"/>
+                <w:sz w:val="22"/>
+                <w:szCs w:val="22"/>
+                <w:color w:val="000000"/>
+              </w:rPr>
+            </w:pPr>
+            <w:r>
+              <w:rPr>
+                <w:rFonts w:ascii="Helvetica" w:hAnsi="Helvetica" w:eastAsia="Helvetica" w:cs="Helvetica"/>
                 <w:i w:val="false"/>
                 <w:b w:val="false"/>
                 <w:u w:val="none"/>
@@ -1067,28 +1076,28 @@
       </w:tr>
       <w:tr>
         <w:trPr>
-          <w:trHeight w:val="617" w:hRule="auto"/>
+          <w:trHeight w:val="608" w:hRule="auto"/>
         </w:trPr>
-        body 9
-        <w:tc>
-          <w:tcPr>
-            <w:tcBorders>
-              <w:bottom w:val="none" w:sz="0" w:space="0" w:color="000000"/>
-              <w:top w:val="none" w:sz="0" w:space="0" w:color="000000"/>
-              <w:left w:val="none" w:sz="0" w:space="0" w:color="000000"/>
-              <w:right w:val="none" w:sz="0" w:space="0" w:color="000000"/>
-            </w:tcBorders>
-            <w:shd w:val="clear" w:color="auto" w:fill="FFFFFF"/>
-            <w:tcMar>
-              <w:top w:w="0" w:type="dxa"/>
-              <w:bottom w:w="0" w:type="dxa"/>
-              <w:left w:w="0" w:type="dxa"/>
-              <w:right w:w="0" w:type="dxa"/>
-            </w:tcMar>
-            <w:vAlign w:val="top"/>
-          </w:tcPr>
-          <w:p>
-            <w:pPr>
+        <w:tc>
+          <w:tcPr>
+            <w:tcBorders>
+              <w:bottom w:val="none" w:sz="0" w:space="0" w:color="000000"/>
+              <w:top w:val="none" w:sz="0" w:space="0" w:color="000000"/>
+              <w:left w:val="none" w:sz="0" w:space="0" w:color="000000"/>
+              <w:right w:val="none" w:sz="0" w:space="0" w:color="000000"/>
+            </w:tcBorders>
+            <w:shd w:val="clear" w:color="auto" w:fill="FFFFFF"/>
+            <w:tcMar>
+              <w:top w:w="0" w:type="dxa"/>
+              <w:bottom w:w="0" w:type="dxa"/>
+              <w:left w:w="0" w:type="dxa"/>
+              <w:right w:w="0" w:type="dxa"/>
+            </w:tcMar>
+            <w:vAlign w:val="top"/>
+          </w:tcPr>
+          <w:p>
+            <w:pPr>
+              <w:pStyle w:val="Normal"/>
               <w:jc w:val="left"/>
               <w:pBdr>
                 <w:bottom w:val="none" w:sz="0" w:space="0" w:color="000000"/>
@@ -1099,19 +1108,19 @@
               <w:spacing w:after="100" w:before="100" w:line="240"/>
               <w:ind w:left="300" w:right="100" w:firstLine="0" w:firstLineChars="0"/>
               <w:rPr>
-                <w:rFonts w:ascii="Arial" w:hAnsi="Arial" w:eastAsia="Arial" w:cs="Arial"/>
-                <w:i w:val="false"/>
-                <w:b w:val="false"/>
-                <w:u w:val="none"/>
-                <w:strike w:val="false"/>
-                <w:sz w:val="22"/>
-                <w:szCs w:val="22"/>
-                <w:color w:val="000000"/>
-              </w:rPr>
-            </w:pPr>
-            <w:r>
-              <w:rPr>
-                <w:rFonts w:ascii="Arial" w:hAnsi="Arial" w:eastAsia="Arial" w:cs="Arial"/>
+                <w:rFonts w:ascii="Helvetica" w:hAnsi="Helvetica" w:eastAsia="Helvetica" w:cs="Helvetica"/>
+                <w:i w:val="false"/>
+                <w:b w:val="false"/>
+                <w:u w:val="none"/>
+                <w:strike w:val="false"/>
+                <w:sz w:val="22"/>
+                <w:szCs w:val="22"/>
+                <w:color w:val="000000"/>
+              </w:rPr>
+            </w:pPr>
+            <w:r>
+              <w:rPr>
+                <w:rFonts w:ascii="Helvetica" w:hAnsi="Helvetica" w:eastAsia="Helvetica" w:cs="Helvetica"/>
                 <w:i w:val="false"/>
                 <w:b w:val="false"/>
                 <w:u w:val="none"/>
@@ -1143,6 +1152,7 @@
           </w:tcPr>
           <w:p>
             <w:pPr>
+              <w:pStyle w:val="Normal"/>
               <w:jc w:val="center"/>
               <w:pBdr>
                 <w:bottom w:val="none" w:sz="0" w:space="0" w:color="000000"/>
@@ -1153,19 +1163,19 @@
               <w:spacing w:after="100" w:before="100" w:line="240"/>
               <w:ind w:left="100" w:right="100" w:firstLine="0" w:firstLineChars="0"/>
               <w:rPr>
-                <w:rFonts w:ascii="Arial" w:hAnsi="Arial" w:eastAsia="Arial" w:cs="Arial"/>
-                <w:i w:val="false"/>
-                <w:b w:val="false"/>
-                <w:u w:val="none"/>
-                <w:strike w:val="false"/>
-                <w:sz w:val="22"/>
-                <w:szCs w:val="22"/>
-                <w:color w:val="000000"/>
-              </w:rPr>
-            </w:pPr>
-            <w:r>
-              <w:rPr>
-                <w:rFonts w:ascii="Arial" w:hAnsi="Arial" w:eastAsia="Arial" w:cs="Arial"/>
+                <w:rFonts w:ascii="Helvetica" w:hAnsi="Helvetica" w:eastAsia="Helvetica" w:cs="Helvetica"/>
+                <w:i w:val="false"/>
+                <w:b w:val="false"/>
+                <w:u w:val="none"/>
+                <w:strike w:val="false"/>
+                <w:sz w:val="22"/>
+                <w:szCs w:val="22"/>
+                <w:color w:val="000000"/>
+              </w:rPr>
+            </w:pPr>
+            <w:r>
+              <w:rPr>
+                <w:rFonts w:ascii="Helvetica" w:hAnsi="Helvetica" w:eastAsia="Helvetica" w:cs="Helvetica"/>
                 <w:i w:val="false"/>
                 <w:b w:val="false"/>
                 <w:u w:val="none"/>
@@ -1181,28 +1191,28 @@
       </w:tr>
       <w:tr>
         <w:trPr>
-          <w:trHeight w:val="617" w:hRule="auto"/>
+          <w:trHeight w:val="608" w:hRule="auto"/>
         </w:trPr>
-        body10
-        <w:tc>
-          <w:tcPr>
-            <w:tcBorders>
-              <w:bottom w:val="none" w:sz="0" w:space="0" w:color="000000"/>
-              <w:top w:val="none" w:sz="0" w:space="0" w:color="000000"/>
-              <w:left w:val="none" w:sz="0" w:space="0" w:color="000000"/>
-              <w:right w:val="none" w:sz="0" w:space="0" w:color="000000"/>
-            </w:tcBorders>
-            <w:shd w:val="clear" w:color="auto" w:fill="FFFFFF"/>
-            <w:tcMar>
-              <w:top w:w="0" w:type="dxa"/>
-              <w:bottom w:w="0" w:type="dxa"/>
-              <w:left w:w="0" w:type="dxa"/>
-              <w:right w:w="0" w:type="dxa"/>
-            </w:tcMar>
-            <w:vAlign w:val="top"/>
-          </w:tcPr>
-          <w:p>
-            <w:pPr>
+        <w:tc>
+          <w:tcPr>
+            <w:tcBorders>
+              <w:bottom w:val="none" w:sz="0" w:space="0" w:color="000000"/>
+              <w:top w:val="none" w:sz="0" w:space="0" w:color="000000"/>
+              <w:left w:val="none" w:sz="0" w:space="0" w:color="000000"/>
+              <w:right w:val="none" w:sz="0" w:space="0" w:color="000000"/>
+            </w:tcBorders>
+            <w:shd w:val="clear" w:color="auto" w:fill="FFFFFF"/>
+            <w:tcMar>
+              <w:top w:w="0" w:type="dxa"/>
+              <w:bottom w:w="0" w:type="dxa"/>
+              <w:left w:w="0" w:type="dxa"/>
+              <w:right w:w="0" w:type="dxa"/>
+            </w:tcMar>
+            <w:vAlign w:val="top"/>
+          </w:tcPr>
+          <w:p>
+            <w:pPr>
+              <w:pStyle w:val="Normal"/>
               <w:jc w:val="left"/>
               <w:pBdr>
                 <w:bottom w:val="none" w:sz="0" w:space="0" w:color="000000"/>
@@ -1213,7 +1223,7 @@
               <w:spacing w:after="100" w:before="100" w:line="240"/>
               <w:ind w:left="100" w:right="100" w:firstLine="0" w:firstLineChars="0"/>
               <w:rPr>
-                <w:rFonts w:ascii="Arial" w:hAnsi="Arial" w:eastAsia="Arial" w:cs="Arial"/>
+                <w:rFonts w:ascii="Helvetica" w:hAnsi="Helvetica" w:eastAsia="Helvetica" w:cs="Helvetica"/>
                 <w:i w:val="false"/>
                 <w:b w:val="true"/>
                 <w:u w:val="none"/>
@@ -1225,7 +1235,7 @@
             </w:pPr>
             <w:r>
               <w:rPr>
-                <w:rFonts w:ascii="Arial" w:hAnsi="Arial" w:eastAsia="Arial" w:cs="Arial"/>
+                <w:rFonts w:ascii="Helvetica" w:hAnsi="Helvetica" w:eastAsia="Helvetica" w:cs="Helvetica"/>
                 <w:i w:val="false"/>
                 <w:b w:val="true"/>
                 <w:u w:val="none"/>
@@ -1257,6 +1267,7 @@
           </w:tcPr>
           <w:p>
             <w:pPr>
+              <w:pStyle w:val="Normal"/>
               <w:jc w:val="center"/>
               <w:pBdr>
                 <w:bottom w:val="none" w:sz="0" w:space="0" w:color="000000"/>
@@ -1267,19 +1278,19 @@
               <w:spacing w:after="100" w:before="100" w:line="240"/>
               <w:ind w:left="100" w:right="100" w:firstLine="0" w:firstLineChars="0"/>
               <w:rPr>
-                <w:rFonts w:ascii="Arial" w:hAnsi="Arial" w:eastAsia="Arial" w:cs="Arial"/>
-                <w:i w:val="false"/>
-                <w:b w:val="false"/>
-                <w:u w:val="none"/>
-                <w:strike w:val="false"/>
-                <w:sz w:val="22"/>
-                <w:szCs w:val="22"/>
-                <w:color w:val="000000"/>
-              </w:rPr>
-            </w:pPr>
-            <w:r>
-              <w:rPr>
-                <w:rFonts w:ascii="Arial" w:hAnsi="Arial" w:eastAsia="Arial" w:cs="Arial"/>
+                <w:rFonts w:ascii="Helvetica" w:hAnsi="Helvetica" w:eastAsia="Helvetica" w:cs="Helvetica"/>
+                <w:i w:val="false"/>
+                <w:b w:val="false"/>
+                <w:u w:val="none"/>
+                <w:strike w:val="false"/>
+                <w:sz w:val="22"/>
+                <w:szCs w:val="22"/>
+                <w:color w:val="000000"/>
+              </w:rPr>
+            </w:pPr>
+            <w:r>
+              <w:rPr>
+                <w:rFonts w:ascii="Helvetica" w:hAnsi="Helvetica" w:eastAsia="Helvetica" w:cs="Helvetica"/>
                 <w:i w:val="false"/>
                 <w:b w:val="false"/>
                 <w:u w:val="none"/>
@@ -1295,28 +1306,28 @@
       </w:tr>
       <w:tr>
         <w:trPr>
-          <w:trHeight w:val="617" w:hRule="auto"/>
+          <w:trHeight w:val="608" w:hRule="auto"/>
         </w:trPr>
-        body11
-        <w:tc>
-          <w:tcPr>
-            <w:tcBorders>
-              <w:bottom w:val="none" w:sz="0" w:space="0" w:color="000000"/>
-              <w:top w:val="none" w:sz="0" w:space="0" w:color="000000"/>
-              <w:left w:val="none" w:sz="0" w:space="0" w:color="000000"/>
-              <w:right w:val="none" w:sz="0" w:space="0" w:color="000000"/>
-            </w:tcBorders>
-            <w:shd w:val="clear" w:color="auto" w:fill="FFFFFF"/>
-            <w:tcMar>
-              <w:top w:w="0" w:type="dxa"/>
-              <w:bottom w:w="0" w:type="dxa"/>
-              <w:left w:w="0" w:type="dxa"/>
-              <w:right w:w="0" w:type="dxa"/>
-            </w:tcMar>
-            <w:vAlign w:val="top"/>
-          </w:tcPr>
-          <w:p>
-            <w:pPr>
+        <w:tc>
+          <w:tcPr>
+            <w:tcBorders>
+              <w:bottom w:val="none" w:sz="0" w:space="0" w:color="000000"/>
+              <w:top w:val="none" w:sz="0" w:space="0" w:color="000000"/>
+              <w:left w:val="none" w:sz="0" w:space="0" w:color="000000"/>
+              <w:right w:val="none" w:sz="0" w:space="0" w:color="000000"/>
+            </w:tcBorders>
+            <w:shd w:val="clear" w:color="auto" w:fill="FFFFFF"/>
+            <w:tcMar>
+              <w:top w:w="0" w:type="dxa"/>
+              <w:bottom w:w="0" w:type="dxa"/>
+              <w:left w:w="0" w:type="dxa"/>
+              <w:right w:w="0" w:type="dxa"/>
+            </w:tcMar>
+            <w:vAlign w:val="top"/>
+          </w:tcPr>
+          <w:p>
+            <w:pPr>
+              <w:pStyle w:val="Normal"/>
               <w:jc w:val="left"/>
               <w:pBdr>
                 <w:bottom w:val="none" w:sz="0" w:space="0" w:color="000000"/>
@@ -1327,19 +1338,19 @@
               <w:spacing w:after="100" w:before="100" w:line="240"/>
               <w:ind w:left="300" w:right="100" w:firstLine="0" w:firstLineChars="0"/>
               <w:rPr>
-                <w:rFonts w:ascii="Arial" w:hAnsi="Arial" w:eastAsia="Arial" w:cs="Arial"/>
-                <w:i w:val="false"/>
-                <w:b w:val="false"/>
-                <w:u w:val="none"/>
-                <w:strike w:val="false"/>
-                <w:sz w:val="22"/>
-                <w:szCs w:val="22"/>
-                <w:color w:val="000000"/>
-              </w:rPr>
-            </w:pPr>
-            <w:r>
-              <w:rPr>
-                <w:rFonts w:ascii="Arial" w:hAnsi="Arial" w:eastAsia="Arial" w:cs="Arial"/>
+                <w:rFonts w:ascii="Helvetica" w:hAnsi="Helvetica" w:eastAsia="Helvetica" w:cs="Helvetica"/>
+                <w:i w:val="false"/>
+                <w:b w:val="false"/>
+                <w:u w:val="none"/>
+                <w:strike w:val="false"/>
+                <w:sz w:val="22"/>
+                <w:szCs w:val="22"/>
+                <w:color w:val="000000"/>
+              </w:rPr>
+            </w:pPr>
+            <w:r>
+              <w:rPr>
+                <w:rFonts w:ascii="Helvetica" w:hAnsi="Helvetica" w:eastAsia="Helvetica" w:cs="Helvetica"/>
                 <w:i w:val="false"/>
                 <w:b w:val="false"/>
                 <w:u w:val="none"/>
@@ -1371,6 +1382,7 @@
           </w:tcPr>
           <w:p>
             <w:pPr>
+              <w:pStyle w:val="Normal"/>
               <w:jc w:val="center"/>
               <w:pBdr>
                 <w:bottom w:val="none" w:sz="0" w:space="0" w:color="000000"/>
@@ -1381,56 +1393,56 @@
               <w:spacing w:after="100" w:before="100" w:line="240"/>
               <w:ind w:left="100" w:right="100" w:firstLine="0" w:firstLineChars="0"/>
               <w:rPr>
-                <w:rFonts w:ascii="Arial" w:hAnsi="Arial" w:eastAsia="Arial" w:cs="Arial"/>
-                <w:i w:val="false"/>
-                <w:b w:val="false"/>
-                <w:u w:val="none"/>
-                <w:strike w:val="false"/>
-                <w:sz w:val="22"/>
-                <w:szCs w:val="22"/>
-                <w:color w:val="000000"/>
-              </w:rPr>
-            </w:pPr>
-            <w:r>
-              <w:rPr>
-                <w:rFonts w:ascii="Arial" w:hAnsi="Arial" w:eastAsia="Arial" w:cs="Arial"/>
-                <w:i w:val="false"/>
-                <w:b w:val="false"/>
-                <w:u w:val="none"/>
-                <w:strike w:val="false"/>
-                <w:sz w:val="22"/>
-                <w:szCs w:val="22"/>
-                <w:color w:val="000000"/>
-              </w:rPr>
-              <w:t xml:space="preserve">680 (59.0)</w:t>
+                <w:rFonts w:ascii="Helvetica" w:hAnsi="Helvetica" w:eastAsia="Helvetica" w:cs="Helvetica"/>
+                <w:i w:val="false"/>
+                <w:b w:val="false"/>
+                <w:u w:val="none"/>
+                <w:strike w:val="false"/>
+                <w:sz w:val="22"/>
+                <w:szCs w:val="22"/>
+                <w:color w:val="000000"/>
+              </w:rPr>
+            </w:pPr>
+            <w:r>
+              <w:rPr>
+                <w:rFonts w:ascii="Helvetica" w:hAnsi="Helvetica" w:eastAsia="Helvetica" w:cs="Helvetica"/>
+                <w:i w:val="false"/>
+                <w:b w:val="false"/>
+                <w:u w:val="none"/>
+                <w:strike w:val="false"/>
+                <w:sz w:val="22"/>
+                <w:szCs w:val="22"/>
+                <w:color w:val="000000"/>
+              </w:rPr>
+              <w:t xml:space="preserve">679 (58.9)</w:t>
             </w:r>
           </w:p>
         </w:tc>
       </w:tr>
       <w:tr>
         <w:trPr>
-          <w:trHeight w:val="617" w:hRule="auto"/>
+          <w:trHeight w:val="608" w:hRule="auto"/>
         </w:trPr>
-        body12
-        <w:tc>
-          <w:tcPr>
-            <w:tcBorders>
-              <w:bottom w:val="none" w:sz="0" w:space="0" w:color="000000"/>
-              <w:top w:val="none" w:sz="0" w:space="0" w:color="000000"/>
-              <w:left w:val="none" w:sz="0" w:space="0" w:color="000000"/>
-              <w:right w:val="none" w:sz="0" w:space="0" w:color="000000"/>
-            </w:tcBorders>
-            <w:shd w:val="clear" w:color="auto" w:fill="FFFFFF"/>
-            <w:tcMar>
-              <w:top w:w="0" w:type="dxa"/>
-              <w:bottom w:w="0" w:type="dxa"/>
-              <w:left w:w="0" w:type="dxa"/>
-              <w:right w:w="0" w:type="dxa"/>
-            </w:tcMar>
-            <w:vAlign w:val="top"/>
-          </w:tcPr>
-          <w:p>
-            <w:pPr>
+        <w:tc>
+          <w:tcPr>
+            <w:tcBorders>
+              <w:bottom w:val="none" w:sz="0" w:space="0" w:color="000000"/>
+              <w:top w:val="none" w:sz="0" w:space="0" w:color="000000"/>
+              <w:left w:val="none" w:sz="0" w:space="0" w:color="000000"/>
+              <w:right w:val="none" w:sz="0" w:space="0" w:color="000000"/>
+            </w:tcBorders>
+            <w:shd w:val="clear" w:color="auto" w:fill="FFFFFF"/>
+            <w:tcMar>
+              <w:top w:w="0" w:type="dxa"/>
+              <w:bottom w:w="0" w:type="dxa"/>
+              <w:left w:w="0" w:type="dxa"/>
+              <w:right w:w="0" w:type="dxa"/>
+            </w:tcMar>
+            <w:vAlign w:val="top"/>
+          </w:tcPr>
+          <w:p>
+            <w:pPr>
+              <w:pStyle w:val="Normal"/>
               <w:jc w:val="left"/>
               <w:pBdr>
                 <w:bottom w:val="none" w:sz="0" w:space="0" w:color="000000"/>
@@ -1441,19 +1453,19 @@
               <w:spacing w:after="100" w:before="100" w:line="240"/>
               <w:ind w:left="300" w:right="100" w:firstLine="0" w:firstLineChars="0"/>
               <w:rPr>
-                <w:rFonts w:ascii="Arial" w:hAnsi="Arial" w:eastAsia="Arial" w:cs="Arial"/>
-                <w:i w:val="false"/>
-                <w:b w:val="false"/>
-                <w:u w:val="none"/>
-                <w:strike w:val="false"/>
-                <w:sz w:val="22"/>
-                <w:szCs w:val="22"/>
-                <w:color w:val="000000"/>
-              </w:rPr>
-            </w:pPr>
-            <w:r>
-              <w:rPr>
-                <w:rFonts w:ascii="Arial" w:hAnsi="Arial" w:eastAsia="Arial" w:cs="Arial"/>
+                <w:rFonts w:ascii="Helvetica" w:hAnsi="Helvetica" w:eastAsia="Helvetica" w:cs="Helvetica"/>
+                <w:i w:val="false"/>
+                <w:b w:val="false"/>
+                <w:u w:val="none"/>
+                <w:strike w:val="false"/>
+                <w:sz w:val="22"/>
+                <w:szCs w:val="22"/>
+                <w:color w:val="000000"/>
+              </w:rPr>
+            </w:pPr>
+            <w:r>
+              <w:rPr>
+                <w:rFonts w:ascii="Helvetica" w:hAnsi="Helvetica" w:eastAsia="Helvetica" w:cs="Helvetica"/>
                 <w:i w:val="false"/>
                 <w:b w:val="false"/>
                 <w:u w:val="none"/>
@@ -1485,6 +1497,7 @@
           </w:tcPr>
           <w:p>
             <w:pPr>
+              <w:pStyle w:val="Normal"/>
               <w:jc w:val="center"/>
               <w:pBdr>
                 <w:bottom w:val="none" w:sz="0" w:space="0" w:color="000000"/>
@@ -1495,56 +1508,56 @@
               <w:spacing w:after="100" w:before="100" w:line="240"/>
               <w:ind w:left="100" w:right="100" w:firstLine="0" w:firstLineChars="0"/>
               <w:rPr>
-                <w:rFonts w:ascii="Arial" w:hAnsi="Arial" w:eastAsia="Arial" w:cs="Arial"/>
-                <w:i w:val="false"/>
-                <w:b w:val="false"/>
-                <w:u w:val="none"/>
-                <w:strike w:val="false"/>
-                <w:sz w:val="22"/>
-                <w:szCs w:val="22"/>
-                <w:color w:val="000000"/>
-              </w:rPr>
-            </w:pPr>
-            <w:r>
-              <w:rPr>
-                <w:rFonts w:ascii="Arial" w:hAnsi="Arial" w:eastAsia="Arial" w:cs="Arial"/>
-                <w:i w:val="false"/>
-                <w:b w:val="false"/>
-                <w:u w:val="none"/>
-                <w:strike w:val="false"/>
-                <w:sz w:val="22"/>
-                <w:szCs w:val="22"/>
-                <w:color w:val="000000"/>
-              </w:rPr>
-              <w:t xml:space="preserve">253 (21.9)</w:t>
+                <w:rFonts w:ascii="Helvetica" w:hAnsi="Helvetica" w:eastAsia="Helvetica" w:cs="Helvetica"/>
+                <w:i w:val="false"/>
+                <w:b w:val="false"/>
+                <w:u w:val="none"/>
+                <w:strike w:val="false"/>
+                <w:sz w:val="22"/>
+                <w:szCs w:val="22"/>
+                <w:color w:val="000000"/>
+              </w:rPr>
+            </w:pPr>
+            <w:r>
+              <w:rPr>
+                <w:rFonts w:ascii="Helvetica" w:hAnsi="Helvetica" w:eastAsia="Helvetica" w:cs="Helvetica"/>
+                <w:i w:val="false"/>
+                <w:b w:val="false"/>
+                <w:u w:val="none"/>
+                <w:strike w:val="false"/>
+                <w:sz w:val="22"/>
+                <w:szCs w:val="22"/>
+                <w:color w:val="000000"/>
+              </w:rPr>
+              <w:t xml:space="preserve">253 (22.0)</w:t>
             </w:r>
           </w:p>
         </w:tc>
       </w:tr>
       <w:tr>
         <w:trPr>
-          <w:trHeight w:val="617" w:hRule="auto"/>
+          <w:trHeight w:val="608" w:hRule="auto"/>
         </w:trPr>
-        body13
-        <w:tc>
-          <w:tcPr>
-            <w:tcBorders>
-              <w:bottom w:val="none" w:sz="0" w:space="0" w:color="000000"/>
-              <w:top w:val="none" w:sz="0" w:space="0" w:color="000000"/>
-              <w:left w:val="none" w:sz="0" w:space="0" w:color="000000"/>
-              <w:right w:val="none" w:sz="0" w:space="0" w:color="000000"/>
-            </w:tcBorders>
-            <w:shd w:val="clear" w:color="auto" w:fill="FFFFFF"/>
-            <w:tcMar>
-              <w:top w:w="0" w:type="dxa"/>
-              <w:bottom w:w="0" w:type="dxa"/>
-              <w:left w:w="0" w:type="dxa"/>
-              <w:right w:w="0" w:type="dxa"/>
-            </w:tcMar>
-            <w:vAlign w:val="top"/>
-          </w:tcPr>
-          <w:p>
-            <w:pPr>
+        <w:tc>
+          <w:tcPr>
+            <w:tcBorders>
+              <w:bottom w:val="none" w:sz="0" w:space="0" w:color="000000"/>
+              <w:top w:val="none" w:sz="0" w:space="0" w:color="000000"/>
+              <w:left w:val="none" w:sz="0" w:space="0" w:color="000000"/>
+              <w:right w:val="none" w:sz="0" w:space="0" w:color="000000"/>
+            </w:tcBorders>
+            <w:shd w:val="clear" w:color="auto" w:fill="FFFFFF"/>
+            <w:tcMar>
+              <w:top w:w="0" w:type="dxa"/>
+              <w:bottom w:w="0" w:type="dxa"/>
+              <w:left w:w="0" w:type="dxa"/>
+              <w:right w:w="0" w:type="dxa"/>
+            </w:tcMar>
+            <w:vAlign w:val="top"/>
+          </w:tcPr>
+          <w:p>
+            <w:pPr>
+              <w:pStyle w:val="Normal"/>
               <w:jc w:val="left"/>
               <w:pBdr>
                 <w:bottom w:val="none" w:sz="0" w:space="0" w:color="000000"/>
@@ -1555,19 +1568,19 @@
               <w:spacing w:after="100" w:before="100" w:line="240"/>
               <w:ind w:left="300" w:right="100" w:firstLine="0" w:firstLineChars="0"/>
               <w:rPr>
-                <w:rFonts w:ascii="Arial" w:hAnsi="Arial" w:eastAsia="Arial" w:cs="Arial"/>
-                <w:i w:val="false"/>
-                <w:b w:val="false"/>
-                <w:u w:val="none"/>
-                <w:strike w:val="false"/>
-                <w:sz w:val="22"/>
-                <w:szCs w:val="22"/>
-                <w:color w:val="000000"/>
-              </w:rPr>
-            </w:pPr>
-            <w:r>
-              <w:rPr>
-                <w:rFonts w:ascii="Arial" w:hAnsi="Arial" w:eastAsia="Arial" w:cs="Arial"/>
+                <w:rFonts w:ascii="Helvetica" w:hAnsi="Helvetica" w:eastAsia="Helvetica" w:cs="Helvetica"/>
+                <w:i w:val="false"/>
+                <w:b w:val="false"/>
+                <w:u w:val="none"/>
+                <w:strike w:val="false"/>
+                <w:sz w:val="22"/>
+                <w:szCs w:val="22"/>
+                <w:color w:val="000000"/>
+              </w:rPr>
+            </w:pPr>
+            <w:r>
+              <w:rPr>
+                <w:rFonts w:ascii="Helvetica" w:hAnsi="Helvetica" w:eastAsia="Helvetica" w:cs="Helvetica"/>
                 <w:i w:val="false"/>
                 <w:b w:val="false"/>
                 <w:u w:val="none"/>
@@ -1599,6 +1612,7 @@
           </w:tcPr>
           <w:p>
             <w:pPr>
+              <w:pStyle w:val="Normal"/>
               <w:jc w:val="center"/>
               <w:pBdr>
                 <w:bottom w:val="none" w:sz="0" w:space="0" w:color="000000"/>
@@ -1609,19 +1623,19 @@
               <w:spacing w:after="100" w:before="100" w:line="240"/>
               <w:ind w:left="100" w:right="100" w:firstLine="0" w:firstLineChars="0"/>
               <w:rPr>
-                <w:rFonts w:ascii="Arial" w:hAnsi="Arial" w:eastAsia="Arial" w:cs="Arial"/>
-                <w:i w:val="false"/>
-                <w:b w:val="false"/>
-                <w:u w:val="none"/>
-                <w:strike w:val="false"/>
-                <w:sz w:val="22"/>
-                <w:szCs w:val="22"/>
-                <w:color w:val="000000"/>
-              </w:rPr>
-            </w:pPr>
-            <w:r>
-              <w:rPr>
-                <w:rFonts w:ascii="Arial" w:hAnsi="Arial" w:eastAsia="Arial" w:cs="Arial"/>
+                <w:rFonts w:ascii="Helvetica" w:hAnsi="Helvetica" w:eastAsia="Helvetica" w:cs="Helvetica"/>
+                <w:i w:val="false"/>
+                <w:b w:val="false"/>
+                <w:u w:val="none"/>
+                <w:strike w:val="false"/>
+                <w:sz w:val="22"/>
+                <w:szCs w:val="22"/>
+                <w:color w:val="000000"/>
+              </w:rPr>
+            </w:pPr>
+            <w:r>
+              <w:rPr>
+                <w:rFonts w:ascii="Helvetica" w:hAnsi="Helvetica" w:eastAsia="Helvetica" w:cs="Helvetica"/>
                 <w:i w:val="false"/>
                 <w:b w:val="false"/>
                 <w:u w:val="none"/>
@@ -1637,28 +1651,28 @@
       </w:tr>
       <w:tr>
         <w:trPr>
-          <w:trHeight w:val="617" w:hRule="auto"/>
+          <w:trHeight w:val="608" w:hRule="auto"/>
         </w:trPr>
-        body14
-        <w:tc>
-          <w:tcPr>
-            <w:tcBorders>
-              <w:bottom w:val="none" w:sz="0" w:space="0" w:color="000000"/>
-              <w:top w:val="none" w:sz="0" w:space="0" w:color="000000"/>
-              <w:left w:val="none" w:sz="0" w:space="0" w:color="000000"/>
-              <w:right w:val="none" w:sz="0" w:space="0" w:color="000000"/>
-            </w:tcBorders>
-            <w:shd w:val="clear" w:color="auto" w:fill="FFFFFF"/>
-            <w:tcMar>
-              <w:top w:w="0" w:type="dxa"/>
-              <w:bottom w:w="0" w:type="dxa"/>
-              <w:left w:w="0" w:type="dxa"/>
-              <w:right w:w="0" w:type="dxa"/>
-            </w:tcMar>
-            <w:vAlign w:val="top"/>
-          </w:tcPr>
-          <w:p>
-            <w:pPr>
+        <w:tc>
+          <w:tcPr>
+            <w:tcBorders>
+              <w:bottom w:val="none" w:sz="0" w:space="0" w:color="000000"/>
+              <w:top w:val="none" w:sz="0" w:space="0" w:color="000000"/>
+              <w:left w:val="none" w:sz="0" w:space="0" w:color="000000"/>
+              <w:right w:val="none" w:sz="0" w:space="0" w:color="000000"/>
+            </w:tcBorders>
+            <w:shd w:val="clear" w:color="auto" w:fill="FFFFFF"/>
+            <w:tcMar>
+              <w:top w:w="0" w:type="dxa"/>
+              <w:bottom w:w="0" w:type="dxa"/>
+              <w:left w:w="0" w:type="dxa"/>
+              <w:right w:w="0" w:type="dxa"/>
+            </w:tcMar>
+            <w:vAlign w:val="top"/>
+          </w:tcPr>
+          <w:p>
+            <w:pPr>
+              <w:pStyle w:val="Normal"/>
               <w:jc w:val="left"/>
               <w:pBdr>
                 <w:bottom w:val="none" w:sz="0" w:space="0" w:color="000000"/>
@@ -1669,19 +1683,19 @@
               <w:spacing w:after="100" w:before="100" w:line="240"/>
               <w:ind w:left="300" w:right="100" w:firstLine="0" w:firstLineChars="0"/>
               <w:rPr>
-                <w:rFonts w:ascii="Arial" w:hAnsi="Arial" w:eastAsia="Arial" w:cs="Arial"/>
-                <w:i w:val="false"/>
-                <w:b w:val="false"/>
-                <w:u w:val="none"/>
-                <w:strike w:val="false"/>
-                <w:sz w:val="22"/>
-                <w:szCs w:val="22"/>
-                <w:color w:val="000000"/>
-              </w:rPr>
-            </w:pPr>
-            <w:r>
-              <w:rPr>
-                <w:rFonts w:ascii="Arial" w:hAnsi="Arial" w:eastAsia="Arial" w:cs="Arial"/>
+                <w:rFonts w:ascii="Helvetica" w:hAnsi="Helvetica" w:eastAsia="Helvetica" w:cs="Helvetica"/>
+                <w:i w:val="false"/>
+                <w:b w:val="false"/>
+                <w:u w:val="none"/>
+                <w:strike w:val="false"/>
+                <w:sz w:val="22"/>
+                <w:szCs w:val="22"/>
+                <w:color w:val="000000"/>
+              </w:rPr>
+            </w:pPr>
+            <w:r>
+              <w:rPr>
+                <w:rFonts w:ascii="Helvetica" w:hAnsi="Helvetica" w:eastAsia="Helvetica" w:cs="Helvetica"/>
                 <w:i w:val="false"/>
                 <w:b w:val="false"/>
                 <w:u w:val="none"/>
@@ -1713,6 +1727,7 @@
           </w:tcPr>
           <w:p>
             <w:pPr>
+              <w:pStyle w:val="Normal"/>
               <w:jc w:val="center"/>
               <w:pBdr>
                 <w:bottom w:val="none" w:sz="0" w:space="0" w:color="000000"/>
@@ -1723,19 +1738,19 @@
               <w:spacing w:after="100" w:before="100" w:line="240"/>
               <w:ind w:left="100" w:right="100" w:firstLine="0" w:firstLineChars="0"/>
               <w:rPr>
-                <w:rFonts w:ascii="Arial" w:hAnsi="Arial" w:eastAsia="Arial" w:cs="Arial"/>
-                <w:i w:val="false"/>
-                <w:b w:val="false"/>
-                <w:u w:val="none"/>
-                <w:strike w:val="false"/>
-                <w:sz w:val="22"/>
-                <w:szCs w:val="22"/>
-                <w:color w:val="000000"/>
-              </w:rPr>
-            </w:pPr>
-            <w:r>
-              <w:rPr>
-                <w:rFonts w:ascii="Arial" w:hAnsi="Arial" w:eastAsia="Arial" w:cs="Arial"/>
+                <w:rFonts w:ascii="Helvetica" w:hAnsi="Helvetica" w:eastAsia="Helvetica" w:cs="Helvetica"/>
+                <w:i w:val="false"/>
+                <w:b w:val="false"/>
+                <w:u w:val="none"/>
+                <w:strike w:val="false"/>
+                <w:sz w:val="22"/>
+                <w:szCs w:val="22"/>
+                <w:color w:val="000000"/>
+              </w:rPr>
+            </w:pPr>
+            <w:r>
+              <w:rPr>
+                <w:rFonts w:ascii="Helvetica" w:hAnsi="Helvetica" w:eastAsia="Helvetica" w:cs="Helvetica"/>
                 <w:i w:val="false"/>
                 <w:b w:val="false"/>
                 <w:u w:val="none"/>
@@ -1751,28 +1766,28 @@
       </w:tr>
       <w:tr>
         <w:trPr>
-          <w:trHeight w:val="617" w:hRule="auto"/>
+          <w:trHeight w:val="608" w:hRule="auto"/>
         </w:trPr>
-        body15
-        <w:tc>
-          <w:tcPr>
-            <w:tcBorders>
-              <w:bottom w:val="none" w:sz="0" w:space="0" w:color="000000"/>
-              <w:top w:val="none" w:sz="0" w:space="0" w:color="000000"/>
-              <w:left w:val="none" w:sz="0" w:space="0" w:color="000000"/>
-              <w:right w:val="none" w:sz="0" w:space="0" w:color="000000"/>
-            </w:tcBorders>
-            <w:shd w:val="clear" w:color="auto" w:fill="FFFFFF"/>
-            <w:tcMar>
-              <w:top w:w="0" w:type="dxa"/>
-              <w:bottom w:w="0" w:type="dxa"/>
-              <w:left w:w="0" w:type="dxa"/>
-              <w:right w:w="0" w:type="dxa"/>
-            </w:tcMar>
-            <w:vAlign w:val="top"/>
-          </w:tcPr>
-          <w:p>
-            <w:pPr>
+        <w:tc>
+          <w:tcPr>
+            <w:tcBorders>
+              <w:bottom w:val="none" w:sz="0" w:space="0" w:color="000000"/>
+              <w:top w:val="none" w:sz="0" w:space="0" w:color="000000"/>
+              <w:left w:val="none" w:sz="0" w:space="0" w:color="000000"/>
+              <w:right w:val="none" w:sz="0" w:space="0" w:color="000000"/>
+            </w:tcBorders>
+            <w:shd w:val="clear" w:color="auto" w:fill="FFFFFF"/>
+            <w:tcMar>
+              <w:top w:w="0" w:type="dxa"/>
+              <w:bottom w:w="0" w:type="dxa"/>
+              <w:left w:w="0" w:type="dxa"/>
+              <w:right w:w="0" w:type="dxa"/>
+            </w:tcMar>
+            <w:vAlign w:val="top"/>
+          </w:tcPr>
+          <w:p>
+            <w:pPr>
+              <w:pStyle w:val="Normal"/>
               <w:jc w:val="left"/>
               <w:pBdr>
                 <w:bottom w:val="none" w:sz="0" w:space="0" w:color="000000"/>
@@ -1783,7 +1798,7 @@
               <w:spacing w:after="100" w:before="100" w:line="240"/>
               <w:ind w:left="100" w:right="100" w:firstLine="0" w:firstLineChars="0"/>
               <w:rPr>
-                <w:rFonts w:ascii="Arial" w:hAnsi="Arial" w:eastAsia="Arial" w:cs="Arial"/>
+                <w:rFonts w:ascii="Helvetica" w:hAnsi="Helvetica" w:eastAsia="Helvetica" w:cs="Helvetica"/>
                 <w:i w:val="false"/>
                 <w:b w:val="true"/>
                 <w:u w:val="none"/>
@@ -1795,7 +1810,7 @@
             </w:pPr>
             <w:r>
               <w:rPr>
-                <w:rFonts w:ascii="Arial" w:hAnsi="Arial" w:eastAsia="Arial" w:cs="Arial"/>
+                <w:rFonts w:ascii="Helvetica" w:hAnsi="Helvetica" w:eastAsia="Helvetica" w:cs="Helvetica"/>
                 <w:i w:val="false"/>
                 <w:b w:val="true"/>
                 <w:u w:val="none"/>
@@ -1827,6 +1842,7 @@
           </w:tcPr>
           <w:p>
             <w:pPr>
+              <w:pStyle w:val="Normal"/>
               <w:jc w:val="center"/>
               <w:pBdr>
                 <w:bottom w:val="none" w:sz="0" w:space="0" w:color="000000"/>
@@ -1837,19 +1853,19 @@
               <w:spacing w:after="100" w:before="100" w:line="240"/>
               <w:ind w:left="100" w:right="100" w:firstLine="0" w:firstLineChars="0"/>
               <w:rPr>
-                <w:rFonts w:ascii="Arial" w:hAnsi="Arial" w:eastAsia="Arial" w:cs="Arial"/>
-                <w:i w:val="false"/>
-                <w:b w:val="false"/>
-                <w:u w:val="none"/>
-                <w:strike w:val="false"/>
-                <w:sz w:val="22"/>
-                <w:szCs w:val="22"/>
-                <w:color w:val="000000"/>
-              </w:rPr>
-            </w:pPr>
-            <w:r>
-              <w:rPr>
-                <w:rFonts w:ascii="Arial" w:hAnsi="Arial" w:eastAsia="Arial" w:cs="Arial"/>
+                <w:rFonts w:ascii="Helvetica" w:hAnsi="Helvetica" w:eastAsia="Helvetica" w:cs="Helvetica"/>
+                <w:i w:val="false"/>
+                <w:b w:val="false"/>
+                <w:u w:val="none"/>
+                <w:strike w:val="false"/>
+                <w:sz w:val="22"/>
+                <w:szCs w:val="22"/>
+                <w:color w:val="000000"/>
+              </w:rPr>
+            </w:pPr>
+            <w:r>
+              <w:rPr>
+                <w:rFonts w:ascii="Helvetica" w:hAnsi="Helvetica" w:eastAsia="Helvetica" w:cs="Helvetica"/>
                 <w:i w:val="false"/>
                 <w:b w:val="false"/>
                 <w:u w:val="none"/>
@@ -1865,28 +1881,28 @@
       </w:tr>
       <w:tr>
         <w:trPr>
-          <w:trHeight w:val="617" w:hRule="auto"/>
+          <w:trHeight w:val="608" w:hRule="auto"/>
         </w:trPr>
-        body16
-        <w:tc>
-          <w:tcPr>
-            <w:tcBorders>
-              <w:bottom w:val="none" w:sz="0" w:space="0" w:color="000000"/>
-              <w:top w:val="none" w:sz="0" w:space="0" w:color="000000"/>
-              <w:left w:val="none" w:sz="0" w:space="0" w:color="000000"/>
-              <w:right w:val="none" w:sz="0" w:space="0" w:color="000000"/>
-            </w:tcBorders>
-            <w:shd w:val="clear" w:color="auto" w:fill="FFFFFF"/>
-            <w:tcMar>
-              <w:top w:w="0" w:type="dxa"/>
-              <w:bottom w:w="0" w:type="dxa"/>
-              <w:left w:w="0" w:type="dxa"/>
-              <w:right w:w="0" w:type="dxa"/>
-            </w:tcMar>
-            <w:vAlign w:val="top"/>
-          </w:tcPr>
-          <w:p>
-            <w:pPr>
+        <w:tc>
+          <w:tcPr>
+            <w:tcBorders>
+              <w:bottom w:val="none" w:sz="0" w:space="0" w:color="000000"/>
+              <w:top w:val="none" w:sz="0" w:space="0" w:color="000000"/>
+              <w:left w:val="none" w:sz="0" w:space="0" w:color="000000"/>
+              <w:right w:val="none" w:sz="0" w:space="0" w:color="000000"/>
+            </w:tcBorders>
+            <w:shd w:val="clear" w:color="auto" w:fill="FFFFFF"/>
+            <w:tcMar>
+              <w:top w:w="0" w:type="dxa"/>
+              <w:bottom w:w="0" w:type="dxa"/>
+              <w:left w:w="0" w:type="dxa"/>
+              <w:right w:w="0" w:type="dxa"/>
+            </w:tcMar>
+            <w:vAlign w:val="top"/>
+          </w:tcPr>
+          <w:p>
+            <w:pPr>
+              <w:pStyle w:val="Normal"/>
               <w:jc w:val="left"/>
               <w:pBdr>
                 <w:bottom w:val="none" w:sz="0" w:space="0" w:color="000000"/>
@@ -1897,19 +1913,19 @@
               <w:spacing w:after="100" w:before="100" w:line="240"/>
               <w:ind w:left="300" w:right="100" w:firstLine="0" w:firstLineChars="0"/>
               <w:rPr>
-                <w:rFonts w:ascii="Arial" w:hAnsi="Arial" w:eastAsia="Arial" w:cs="Arial"/>
-                <w:i w:val="false"/>
-                <w:b w:val="false"/>
-                <w:u w:val="none"/>
-                <w:strike w:val="false"/>
-                <w:sz w:val="22"/>
-                <w:szCs w:val="22"/>
-                <w:color w:val="000000"/>
-              </w:rPr>
-            </w:pPr>
-            <w:r>
-              <w:rPr>
-                <w:rFonts w:ascii="Arial" w:hAnsi="Arial" w:eastAsia="Arial" w:cs="Arial"/>
+                <w:rFonts w:ascii="Helvetica" w:hAnsi="Helvetica" w:eastAsia="Helvetica" w:cs="Helvetica"/>
+                <w:i w:val="false"/>
+                <w:b w:val="false"/>
+                <w:u w:val="none"/>
+                <w:strike w:val="false"/>
+                <w:sz w:val="22"/>
+                <w:szCs w:val="22"/>
+                <w:color w:val="000000"/>
+              </w:rPr>
+            </w:pPr>
+            <w:r>
+              <w:rPr>
+                <w:rFonts w:ascii="Helvetica" w:hAnsi="Helvetica" w:eastAsia="Helvetica" w:cs="Helvetica"/>
                 <w:i w:val="false"/>
                 <w:b w:val="false"/>
                 <w:u w:val="none"/>
@@ -1941,6 +1957,7 @@
           </w:tcPr>
           <w:p>
             <w:pPr>
+              <w:pStyle w:val="Normal"/>
               <w:jc w:val="center"/>
               <w:pBdr>
                 <w:bottom w:val="none" w:sz="0" w:space="0" w:color="000000"/>
@@ -1951,56 +1968,56 @@
               <w:spacing w:after="100" w:before="100" w:line="240"/>
               <w:ind w:left="100" w:right="100" w:firstLine="0" w:firstLineChars="0"/>
               <w:rPr>
-                <w:rFonts w:ascii="Arial" w:hAnsi="Arial" w:eastAsia="Arial" w:cs="Arial"/>
-                <w:i w:val="false"/>
-                <w:b w:val="false"/>
-                <w:u w:val="none"/>
-                <w:strike w:val="false"/>
-                <w:sz w:val="22"/>
-                <w:szCs w:val="22"/>
-                <w:color w:val="000000"/>
-              </w:rPr>
-            </w:pPr>
-            <w:r>
-              <w:rPr>
-                <w:rFonts w:ascii="Arial" w:hAnsi="Arial" w:eastAsia="Arial" w:cs="Arial"/>
-                <w:i w:val="false"/>
-                <w:b w:val="false"/>
-                <w:u w:val="none"/>
-                <w:strike w:val="false"/>
-                <w:sz w:val="22"/>
-                <w:szCs w:val="22"/>
-                <w:color w:val="000000"/>
-              </w:rPr>
-              <w:t xml:space="preserve">259 (22.4)</w:t>
+                <w:rFonts w:ascii="Helvetica" w:hAnsi="Helvetica" w:eastAsia="Helvetica" w:cs="Helvetica"/>
+                <w:i w:val="false"/>
+                <w:b w:val="false"/>
+                <w:u w:val="none"/>
+                <w:strike w:val="false"/>
+                <w:sz w:val="22"/>
+                <w:szCs w:val="22"/>
+                <w:color w:val="000000"/>
+              </w:rPr>
+            </w:pPr>
+            <w:r>
+              <w:rPr>
+                <w:rFonts w:ascii="Helvetica" w:hAnsi="Helvetica" w:eastAsia="Helvetica" w:cs="Helvetica"/>
+                <w:i w:val="false"/>
+                <w:b w:val="false"/>
+                <w:u w:val="none"/>
+                <w:strike w:val="false"/>
+                <w:sz w:val="22"/>
+                <w:szCs w:val="22"/>
+                <w:color w:val="000000"/>
+              </w:rPr>
+              <w:t xml:space="preserve">259 (22.5)</w:t>
             </w:r>
           </w:p>
         </w:tc>
       </w:tr>
       <w:tr>
         <w:trPr>
-          <w:trHeight w:val="617" w:hRule="auto"/>
+          <w:trHeight w:val="608" w:hRule="auto"/>
         </w:trPr>
-        body17
-        <w:tc>
-          <w:tcPr>
-            <w:tcBorders>
-              <w:bottom w:val="none" w:sz="0" w:space="0" w:color="000000"/>
-              <w:top w:val="none" w:sz="0" w:space="0" w:color="000000"/>
-              <w:left w:val="none" w:sz="0" w:space="0" w:color="000000"/>
-              <w:right w:val="none" w:sz="0" w:space="0" w:color="000000"/>
-            </w:tcBorders>
-            <w:shd w:val="clear" w:color="auto" w:fill="FFFFFF"/>
-            <w:tcMar>
-              <w:top w:w="0" w:type="dxa"/>
-              <w:bottom w:w="0" w:type="dxa"/>
-              <w:left w:w="0" w:type="dxa"/>
-              <w:right w:w="0" w:type="dxa"/>
-            </w:tcMar>
-            <w:vAlign w:val="top"/>
-          </w:tcPr>
-          <w:p>
-            <w:pPr>
+        <w:tc>
+          <w:tcPr>
+            <w:tcBorders>
+              <w:bottom w:val="none" w:sz="0" w:space="0" w:color="000000"/>
+              <w:top w:val="none" w:sz="0" w:space="0" w:color="000000"/>
+              <w:left w:val="none" w:sz="0" w:space="0" w:color="000000"/>
+              <w:right w:val="none" w:sz="0" w:space="0" w:color="000000"/>
+            </w:tcBorders>
+            <w:shd w:val="clear" w:color="auto" w:fill="FFFFFF"/>
+            <w:tcMar>
+              <w:top w:w="0" w:type="dxa"/>
+              <w:bottom w:w="0" w:type="dxa"/>
+              <w:left w:w="0" w:type="dxa"/>
+              <w:right w:w="0" w:type="dxa"/>
+            </w:tcMar>
+            <w:vAlign w:val="top"/>
+          </w:tcPr>
+          <w:p>
+            <w:pPr>
+              <w:pStyle w:val="Normal"/>
               <w:jc w:val="left"/>
               <w:pBdr>
                 <w:bottom w:val="none" w:sz="0" w:space="0" w:color="000000"/>
@@ -2011,19 +2028,19 @@
               <w:spacing w:after="100" w:before="100" w:line="240"/>
               <w:ind w:left="300" w:right="100" w:firstLine="0" w:firstLineChars="0"/>
               <w:rPr>
-                <w:rFonts w:ascii="Arial" w:hAnsi="Arial" w:eastAsia="Arial" w:cs="Arial"/>
-                <w:i w:val="false"/>
-                <w:b w:val="false"/>
-                <w:u w:val="none"/>
-                <w:strike w:val="false"/>
-                <w:sz w:val="22"/>
-                <w:szCs w:val="22"/>
-                <w:color w:val="000000"/>
-              </w:rPr>
-            </w:pPr>
-            <w:r>
-              <w:rPr>
-                <w:rFonts w:ascii="Arial" w:hAnsi="Arial" w:eastAsia="Arial" w:cs="Arial"/>
+                <w:rFonts w:ascii="Helvetica" w:hAnsi="Helvetica" w:eastAsia="Helvetica" w:cs="Helvetica"/>
+                <w:i w:val="false"/>
+                <w:b w:val="false"/>
+                <w:u w:val="none"/>
+                <w:strike w:val="false"/>
+                <w:sz w:val="22"/>
+                <w:szCs w:val="22"/>
+                <w:color w:val="000000"/>
+              </w:rPr>
+            </w:pPr>
+            <w:r>
+              <w:rPr>
+                <w:rFonts w:ascii="Helvetica" w:hAnsi="Helvetica" w:eastAsia="Helvetica" w:cs="Helvetica"/>
                 <w:i w:val="false"/>
                 <w:b w:val="false"/>
                 <w:u w:val="none"/>
@@ -2055,6 +2072,7 @@
           </w:tcPr>
           <w:p>
             <w:pPr>
+              <w:pStyle w:val="Normal"/>
               <w:jc w:val="center"/>
               <w:pBdr>
                 <w:bottom w:val="none" w:sz="0" w:space="0" w:color="000000"/>
@@ -2065,19 +2083,19 @@
               <w:spacing w:after="100" w:before="100" w:line="240"/>
               <w:ind w:left="100" w:right="100" w:firstLine="0" w:firstLineChars="0"/>
               <w:rPr>
-                <w:rFonts w:ascii="Arial" w:hAnsi="Arial" w:eastAsia="Arial" w:cs="Arial"/>
-                <w:i w:val="false"/>
-                <w:b w:val="false"/>
-                <w:u w:val="none"/>
-                <w:strike w:val="false"/>
-                <w:sz w:val="22"/>
-                <w:szCs w:val="22"/>
-                <w:color w:val="000000"/>
-              </w:rPr>
-            </w:pPr>
-            <w:r>
-              <w:rPr>
-                <w:rFonts w:ascii="Arial" w:hAnsi="Arial" w:eastAsia="Arial" w:cs="Arial"/>
+                <w:rFonts w:ascii="Helvetica" w:hAnsi="Helvetica" w:eastAsia="Helvetica" w:cs="Helvetica"/>
+                <w:i w:val="false"/>
+                <w:b w:val="false"/>
+                <w:u w:val="none"/>
+                <w:strike w:val="false"/>
+                <w:sz w:val="22"/>
+                <w:szCs w:val="22"/>
+                <w:color w:val="000000"/>
+              </w:rPr>
+            </w:pPr>
+            <w:r>
+              <w:rPr>
+                <w:rFonts w:ascii="Helvetica" w:hAnsi="Helvetica" w:eastAsia="Helvetica" w:cs="Helvetica"/>
                 <w:i w:val="false"/>
                 <w:b w:val="false"/>
                 <w:u w:val="none"/>
@@ -2093,28 +2111,28 @@
       </w:tr>
       <w:tr>
         <w:trPr>
-          <w:trHeight w:val="617" w:hRule="auto"/>
+          <w:trHeight w:val="608" w:hRule="auto"/>
         </w:trPr>
-        body18
-        <w:tc>
-          <w:tcPr>
-            <w:tcBorders>
-              <w:bottom w:val="none" w:sz="0" w:space="0" w:color="000000"/>
-              <w:top w:val="none" w:sz="0" w:space="0" w:color="000000"/>
-              <w:left w:val="none" w:sz="0" w:space="0" w:color="000000"/>
-              <w:right w:val="none" w:sz="0" w:space="0" w:color="000000"/>
-            </w:tcBorders>
-            <w:shd w:val="clear" w:color="auto" w:fill="FFFFFF"/>
-            <w:tcMar>
-              <w:top w:w="0" w:type="dxa"/>
-              <w:bottom w:w="0" w:type="dxa"/>
-              <w:left w:w="0" w:type="dxa"/>
-              <w:right w:w="0" w:type="dxa"/>
-            </w:tcMar>
-            <w:vAlign w:val="top"/>
-          </w:tcPr>
-          <w:p>
-            <w:pPr>
+        <w:tc>
+          <w:tcPr>
+            <w:tcBorders>
+              <w:bottom w:val="none" w:sz="0" w:space="0" w:color="000000"/>
+              <w:top w:val="none" w:sz="0" w:space="0" w:color="000000"/>
+              <w:left w:val="none" w:sz="0" w:space="0" w:color="000000"/>
+              <w:right w:val="none" w:sz="0" w:space="0" w:color="000000"/>
+            </w:tcBorders>
+            <w:shd w:val="clear" w:color="auto" w:fill="FFFFFF"/>
+            <w:tcMar>
+              <w:top w:w="0" w:type="dxa"/>
+              <w:bottom w:w="0" w:type="dxa"/>
+              <w:left w:w="0" w:type="dxa"/>
+              <w:right w:w="0" w:type="dxa"/>
+            </w:tcMar>
+            <w:vAlign w:val="top"/>
+          </w:tcPr>
+          <w:p>
+            <w:pPr>
+              <w:pStyle w:val="Normal"/>
               <w:jc w:val="left"/>
               <w:pBdr>
                 <w:bottom w:val="none" w:sz="0" w:space="0" w:color="000000"/>
@@ -2125,19 +2143,19 @@
               <w:spacing w:after="100" w:before="100" w:line="240"/>
               <w:ind w:left="300" w:right="100" w:firstLine="0" w:firstLineChars="0"/>
               <w:rPr>
-                <w:rFonts w:ascii="Arial" w:hAnsi="Arial" w:eastAsia="Arial" w:cs="Arial"/>
-                <w:i w:val="false"/>
-                <w:b w:val="false"/>
-                <w:u w:val="none"/>
-                <w:strike w:val="false"/>
-                <w:sz w:val="22"/>
-                <w:szCs w:val="22"/>
-                <w:color w:val="000000"/>
-              </w:rPr>
-            </w:pPr>
-            <w:r>
-              <w:rPr>
-                <w:rFonts w:ascii="Arial" w:hAnsi="Arial" w:eastAsia="Arial" w:cs="Arial"/>
+                <w:rFonts w:ascii="Helvetica" w:hAnsi="Helvetica" w:eastAsia="Helvetica" w:cs="Helvetica"/>
+                <w:i w:val="false"/>
+                <w:b w:val="false"/>
+                <w:u w:val="none"/>
+                <w:strike w:val="false"/>
+                <w:sz w:val="22"/>
+                <w:szCs w:val="22"/>
+                <w:color w:val="000000"/>
+              </w:rPr>
+            </w:pPr>
+            <w:r>
+              <w:rPr>
+                <w:rFonts w:ascii="Helvetica" w:hAnsi="Helvetica" w:eastAsia="Helvetica" w:cs="Helvetica"/>
                 <w:i w:val="false"/>
                 <w:b w:val="false"/>
                 <w:u w:val="none"/>
@@ -2169,6 +2187,7 @@
           </w:tcPr>
           <w:p>
             <w:pPr>
+              <w:pStyle w:val="Normal"/>
               <w:jc w:val="center"/>
               <w:pBdr>
                 <w:bottom w:val="none" w:sz="0" w:space="0" w:color="000000"/>
@@ -2179,56 +2198,56 @@
               <w:spacing w:after="100" w:before="100" w:line="240"/>
               <w:ind w:left="100" w:right="100" w:firstLine="0" w:firstLineChars="0"/>
               <w:rPr>
-                <w:rFonts w:ascii="Arial" w:hAnsi="Arial" w:eastAsia="Arial" w:cs="Arial"/>
-                <w:i w:val="false"/>
-                <w:b w:val="false"/>
-                <w:u w:val="none"/>
-                <w:strike w:val="false"/>
-                <w:sz w:val="22"/>
-                <w:szCs w:val="22"/>
-                <w:color w:val="000000"/>
-              </w:rPr>
-            </w:pPr>
-            <w:r>
-              <w:rPr>
-                <w:rFonts w:ascii="Arial" w:hAnsi="Arial" w:eastAsia="Arial" w:cs="Arial"/>
-                <w:i w:val="false"/>
-                <w:b w:val="false"/>
-                <w:u w:val="none"/>
-                <w:strike w:val="false"/>
-                <w:sz w:val="22"/>
-                <w:szCs w:val="22"/>
-                <w:color w:val="000000"/>
-              </w:rPr>
-              <w:t xml:space="preserve">547 (47.4)</w:t>
+                <w:rFonts w:ascii="Helvetica" w:hAnsi="Helvetica" w:eastAsia="Helvetica" w:cs="Helvetica"/>
+                <w:i w:val="false"/>
+                <w:b w:val="false"/>
+                <w:u w:val="none"/>
+                <w:strike w:val="false"/>
+                <w:sz w:val="22"/>
+                <w:szCs w:val="22"/>
+                <w:color w:val="000000"/>
+              </w:rPr>
+            </w:pPr>
+            <w:r>
+              <w:rPr>
+                <w:rFonts w:ascii="Helvetica" w:hAnsi="Helvetica" w:eastAsia="Helvetica" w:cs="Helvetica"/>
+                <w:i w:val="false"/>
+                <w:b w:val="false"/>
+                <w:u w:val="none"/>
+                <w:strike w:val="false"/>
+                <w:sz w:val="22"/>
+                <w:szCs w:val="22"/>
+                <w:color w:val="000000"/>
+              </w:rPr>
+              <w:t xml:space="preserve">546 (47.4)</w:t>
             </w:r>
           </w:p>
         </w:tc>
       </w:tr>
       <w:tr>
         <w:trPr>
-          <w:trHeight w:val="617" w:hRule="auto"/>
+          <w:trHeight w:val="608" w:hRule="auto"/>
         </w:trPr>
-        body19
-        <w:tc>
-          <w:tcPr>
-            <w:tcBorders>
-              <w:bottom w:val="none" w:sz="0" w:space="0" w:color="000000"/>
-              <w:top w:val="none" w:sz="0" w:space="0" w:color="000000"/>
-              <w:left w:val="none" w:sz="0" w:space="0" w:color="000000"/>
-              <w:right w:val="none" w:sz="0" w:space="0" w:color="000000"/>
-            </w:tcBorders>
-            <w:shd w:val="clear" w:color="auto" w:fill="FFFFFF"/>
-            <w:tcMar>
-              <w:top w:w="0" w:type="dxa"/>
-              <w:bottom w:w="0" w:type="dxa"/>
-              <w:left w:w="0" w:type="dxa"/>
-              <w:right w:w="0" w:type="dxa"/>
-            </w:tcMar>
-            <w:vAlign w:val="top"/>
-          </w:tcPr>
-          <w:p>
-            <w:pPr>
+        <w:tc>
+          <w:tcPr>
+            <w:tcBorders>
+              <w:bottom w:val="none" w:sz="0" w:space="0" w:color="000000"/>
+              <w:top w:val="none" w:sz="0" w:space="0" w:color="000000"/>
+              <w:left w:val="none" w:sz="0" w:space="0" w:color="000000"/>
+              <w:right w:val="none" w:sz="0" w:space="0" w:color="000000"/>
+            </w:tcBorders>
+            <w:shd w:val="clear" w:color="auto" w:fill="FFFFFF"/>
+            <w:tcMar>
+              <w:top w:w="0" w:type="dxa"/>
+              <w:bottom w:w="0" w:type="dxa"/>
+              <w:left w:w="0" w:type="dxa"/>
+              <w:right w:w="0" w:type="dxa"/>
+            </w:tcMar>
+            <w:vAlign w:val="top"/>
+          </w:tcPr>
+          <w:p>
+            <w:pPr>
+              <w:pStyle w:val="Normal"/>
               <w:jc w:val="left"/>
               <w:pBdr>
                 <w:bottom w:val="none" w:sz="0" w:space="0" w:color="000000"/>
@@ -2239,19 +2258,19 @@
               <w:spacing w:after="100" w:before="100" w:line="240"/>
               <w:ind w:left="300" w:right="100" w:firstLine="0" w:firstLineChars="0"/>
               <w:rPr>
-                <w:rFonts w:ascii="Arial" w:hAnsi="Arial" w:eastAsia="Arial" w:cs="Arial"/>
-                <w:i w:val="false"/>
-                <w:b w:val="false"/>
-                <w:u w:val="none"/>
-                <w:strike w:val="false"/>
-                <w:sz w:val="22"/>
-                <w:szCs w:val="22"/>
-                <w:color w:val="000000"/>
-              </w:rPr>
-            </w:pPr>
-            <w:r>
-              <w:rPr>
-                <w:rFonts w:ascii="Arial" w:hAnsi="Arial" w:eastAsia="Arial" w:cs="Arial"/>
+                <w:rFonts w:ascii="Helvetica" w:hAnsi="Helvetica" w:eastAsia="Helvetica" w:cs="Helvetica"/>
+                <w:i w:val="false"/>
+                <w:b w:val="false"/>
+                <w:u w:val="none"/>
+                <w:strike w:val="false"/>
+                <w:sz w:val="22"/>
+                <w:szCs w:val="22"/>
+                <w:color w:val="000000"/>
+              </w:rPr>
+            </w:pPr>
+            <w:r>
+              <w:rPr>
+                <w:rFonts w:ascii="Helvetica" w:hAnsi="Helvetica" w:eastAsia="Helvetica" w:cs="Helvetica"/>
                 <w:i w:val="false"/>
                 <w:b w:val="false"/>
                 <w:u w:val="none"/>
@@ -2283,6 +2302,7 @@
           </w:tcPr>
           <w:p>
             <w:pPr>
+              <w:pStyle w:val="Normal"/>
               <w:jc w:val="center"/>
               <w:pBdr>
                 <w:bottom w:val="none" w:sz="0" w:space="0" w:color="000000"/>
@@ -2293,19 +2313,19 @@
               <w:spacing w:after="100" w:before="100" w:line="240"/>
               <w:ind w:left="100" w:right="100" w:firstLine="0" w:firstLineChars="0"/>
               <w:rPr>
-                <w:rFonts w:ascii="Arial" w:hAnsi="Arial" w:eastAsia="Arial" w:cs="Arial"/>
-                <w:i w:val="false"/>
-                <w:b w:val="false"/>
-                <w:u w:val="none"/>
-                <w:strike w:val="false"/>
-                <w:sz w:val="22"/>
-                <w:szCs w:val="22"/>
-                <w:color w:val="000000"/>
-              </w:rPr>
-            </w:pPr>
-            <w:r>
-              <w:rPr>
-                <w:rFonts w:ascii="Arial" w:hAnsi="Arial" w:eastAsia="Arial" w:cs="Arial"/>
+                <w:rFonts w:ascii="Helvetica" w:hAnsi="Helvetica" w:eastAsia="Helvetica" w:cs="Helvetica"/>
+                <w:i w:val="false"/>
+                <w:b w:val="false"/>
+                <w:u w:val="none"/>
+                <w:strike w:val="false"/>
+                <w:sz w:val="22"/>
+                <w:szCs w:val="22"/>
+                <w:color w:val="000000"/>
+              </w:rPr>
+            </w:pPr>
+            <w:r>
+              <w:rPr>
+                <w:rFonts w:ascii="Helvetica" w:hAnsi="Helvetica" w:eastAsia="Helvetica" w:cs="Helvetica"/>
                 <w:i w:val="false"/>
                 <w:b w:val="false"/>
                 <w:u w:val="none"/>
@@ -2321,28 +2341,28 @@
       </w:tr>
       <w:tr>
         <w:trPr>
-          <w:trHeight w:val="617" w:hRule="auto"/>
+          <w:trHeight w:val="608" w:hRule="auto"/>
         </w:trPr>
-        body20
-        <w:tc>
-          <w:tcPr>
-            <w:tcBorders>
-              <w:bottom w:val="none" w:sz="0" w:space="0" w:color="000000"/>
-              <w:top w:val="none" w:sz="0" w:space="0" w:color="000000"/>
-              <w:left w:val="none" w:sz="0" w:space="0" w:color="000000"/>
-              <w:right w:val="none" w:sz="0" w:space="0" w:color="000000"/>
-            </w:tcBorders>
-            <w:shd w:val="clear" w:color="auto" w:fill="FFFFFF"/>
-            <w:tcMar>
-              <w:top w:w="0" w:type="dxa"/>
-              <w:bottom w:w="0" w:type="dxa"/>
-              <w:left w:w="0" w:type="dxa"/>
-              <w:right w:w="0" w:type="dxa"/>
-            </w:tcMar>
-            <w:vAlign w:val="top"/>
-          </w:tcPr>
-          <w:p>
-            <w:pPr>
+        <w:tc>
+          <w:tcPr>
+            <w:tcBorders>
+              <w:bottom w:val="none" w:sz="0" w:space="0" w:color="000000"/>
+              <w:top w:val="none" w:sz="0" w:space="0" w:color="000000"/>
+              <w:left w:val="none" w:sz="0" w:space="0" w:color="000000"/>
+              <w:right w:val="none" w:sz="0" w:space="0" w:color="000000"/>
+            </w:tcBorders>
+            <w:shd w:val="clear" w:color="auto" w:fill="FFFFFF"/>
+            <w:tcMar>
+              <w:top w:w="0" w:type="dxa"/>
+              <w:bottom w:w="0" w:type="dxa"/>
+              <w:left w:w="0" w:type="dxa"/>
+              <w:right w:w="0" w:type="dxa"/>
+            </w:tcMar>
+            <w:vAlign w:val="top"/>
+          </w:tcPr>
+          <w:p>
+            <w:pPr>
+              <w:pStyle w:val="Normal"/>
               <w:jc w:val="left"/>
               <w:pBdr>
                 <w:bottom w:val="none" w:sz="0" w:space="0" w:color="000000"/>
@@ -2353,7 +2373,7 @@
               <w:spacing w:after="100" w:before="100" w:line="240"/>
               <w:ind w:left="100" w:right="100" w:firstLine="0" w:firstLineChars="0"/>
               <w:rPr>
-                <w:rFonts w:ascii="Arial" w:hAnsi="Arial" w:eastAsia="Arial" w:cs="Arial"/>
+                <w:rFonts w:ascii="Helvetica" w:hAnsi="Helvetica" w:eastAsia="Helvetica" w:cs="Helvetica"/>
                 <w:i w:val="false"/>
                 <w:b w:val="true"/>
                 <w:u w:val="none"/>
@@ -2365,7 +2385,7 @@
             </w:pPr>
             <w:r>
               <w:rPr>
-                <w:rFonts w:ascii="Arial" w:hAnsi="Arial" w:eastAsia="Arial" w:cs="Arial"/>
+                <w:rFonts w:ascii="Helvetica" w:hAnsi="Helvetica" w:eastAsia="Helvetica" w:cs="Helvetica"/>
                 <w:i w:val="false"/>
                 <w:b w:val="true"/>
                 <w:u w:val="none"/>
@@ -2397,6 +2417,7 @@
           </w:tcPr>
           <w:p>
             <w:pPr>
+              <w:pStyle w:val="Normal"/>
               <w:jc w:val="center"/>
               <w:pBdr>
                 <w:bottom w:val="none" w:sz="0" w:space="0" w:color="000000"/>
@@ -2407,56 +2428,56 @@
               <w:spacing w:after="100" w:before="100" w:line="240"/>
               <w:ind w:left="100" w:right="100" w:firstLine="0" w:firstLineChars="0"/>
               <w:rPr>
-                <w:rFonts w:ascii="Arial" w:hAnsi="Arial" w:eastAsia="Arial" w:cs="Arial"/>
-                <w:i w:val="false"/>
-                <w:b w:val="false"/>
-                <w:u w:val="none"/>
-                <w:strike w:val="false"/>
-                <w:sz w:val="22"/>
-                <w:szCs w:val="22"/>
-                <w:color w:val="000000"/>
-              </w:rPr>
-            </w:pPr>
-            <w:r>
-              <w:rPr>
-                <w:rFonts w:ascii="Arial" w:hAnsi="Arial" w:eastAsia="Arial" w:cs="Arial"/>
-                <w:i w:val="false"/>
-                <w:b w:val="false"/>
-                <w:u w:val="none"/>
-                <w:strike w:val="false"/>
-                <w:sz w:val="22"/>
-                <w:szCs w:val="22"/>
-                <w:color w:val="000000"/>
-              </w:rPr>
-              <w:t xml:space="preserve">62,226.1 (60,299.4)</w:t>
+                <w:rFonts w:ascii="Helvetica" w:hAnsi="Helvetica" w:eastAsia="Helvetica" w:cs="Helvetica"/>
+                <w:i w:val="false"/>
+                <w:b w:val="false"/>
+                <w:u w:val="none"/>
+                <w:strike w:val="false"/>
+                <w:sz w:val="22"/>
+                <w:szCs w:val="22"/>
+                <w:color w:val="000000"/>
+              </w:rPr>
+            </w:pPr>
+            <w:r>
+              <w:rPr>
+                <w:rFonts w:ascii="Helvetica" w:hAnsi="Helvetica" w:eastAsia="Helvetica" w:cs="Helvetica"/>
+                <w:i w:val="false"/>
+                <w:b w:val="false"/>
+                <w:u w:val="none"/>
+                <w:strike w:val="false"/>
+                <w:sz w:val="22"/>
+                <w:szCs w:val="22"/>
+                <w:color w:val="000000"/>
+              </w:rPr>
+              <w:t xml:space="preserve">62,227.0 (60,326.7)</w:t>
             </w:r>
           </w:p>
         </w:tc>
       </w:tr>
       <w:tr>
         <w:trPr>
-          <w:trHeight w:val="617" w:hRule="auto"/>
+          <w:trHeight w:val="608" w:hRule="auto"/>
         </w:trPr>
-        body21
-        <w:tc>
-          <w:tcPr>
-            <w:tcBorders>
-              <w:bottom w:val="none" w:sz="0" w:space="0" w:color="000000"/>
-              <w:top w:val="none" w:sz="0" w:space="0" w:color="000000"/>
-              <w:left w:val="none" w:sz="0" w:space="0" w:color="000000"/>
-              <w:right w:val="none" w:sz="0" w:space="0" w:color="000000"/>
-            </w:tcBorders>
-            <w:shd w:val="clear" w:color="auto" w:fill="FFFFFF"/>
-            <w:tcMar>
-              <w:top w:w="0" w:type="dxa"/>
-              <w:bottom w:w="0" w:type="dxa"/>
-              <w:left w:w="0" w:type="dxa"/>
-              <w:right w:w="0" w:type="dxa"/>
-            </w:tcMar>
-            <w:vAlign w:val="top"/>
-          </w:tcPr>
-          <w:p>
-            <w:pPr>
+        <w:tc>
+          <w:tcPr>
+            <w:tcBorders>
+              <w:bottom w:val="none" w:sz="0" w:space="0" w:color="000000"/>
+              <w:top w:val="none" w:sz="0" w:space="0" w:color="000000"/>
+              <w:left w:val="none" w:sz="0" w:space="0" w:color="000000"/>
+              <w:right w:val="none" w:sz="0" w:space="0" w:color="000000"/>
+            </w:tcBorders>
+            <w:shd w:val="clear" w:color="auto" w:fill="FFFFFF"/>
+            <w:tcMar>
+              <w:top w:w="0" w:type="dxa"/>
+              <w:bottom w:w="0" w:type="dxa"/>
+              <w:left w:w="0" w:type="dxa"/>
+              <w:right w:w="0" w:type="dxa"/>
+            </w:tcMar>
+            <w:vAlign w:val="top"/>
+          </w:tcPr>
+          <w:p>
+            <w:pPr>
+              <w:pStyle w:val="Normal"/>
               <w:jc w:val="left"/>
               <w:pBdr>
                 <w:bottom w:val="none" w:sz="0" w:space="0" w:color="000000"/>
@@ -2467,19 +2488,19 @@
               <w:spacing w:after="100" w:before="100" w:line="240"/>
               <w:ind w:left="300" w:right="100" w:firstLine="0" w:firstLineChars="0"/>
               <w:rPr>
-                <w:rFonts w:ascii="Arial" w:hAnsi="Arial" w:eastAsia="Arial" w:cs="Arial"/>
-                <w:i w:val="false"/>
-                <w:b w:val="false"/>
-                <w:u w:val="none"/>
-                <w:strike w:val="false"/>
-                <w:sz w:val="22"/>
-                <w:szCs w:val="22"/>
-                <w:color w:val="000000"/>
-              </w:rPr>
-            </w:pPr>
-            <w:r>
-              <w:rPr>
-                <w:rFonts w:ascii="Arial" w:hAnsi="Arial" w:eastAsia="Arial" w:cs="Arial"/>
+                <w:rFonts w:ascii="Helvetica" w:hAnsi="Helvetica" w:eastAsia="Helvetica" w:cs="Helvetica"/>
+                <w:i w:val="false"/>
+                <w:b w:val="false"/>
+                <w:u w:val="none"/>
+                <w:strike w:val="false"/>
+                <w:sz w:val="22"/>
+                <w:szCs w:val="22"/>
+                <w:color w:val="000000"/>
+              </w:rPr>
+            </w:pPr>
+            <w:r>
+              <w:rPr>
+                <w:rFonts w:ascii="Helvetica" w:hAnsi="Helvetica" w:eastAsia="Helvetica" w:cs="Helvetica"/>
                 <w:i w:val="false"/>
                 <w:b w:val="false"/>
                 <w:u w:val="none"/>
@@ -2511,6 +2532,7 @@
           </w:tcPr>
           <w:p>
             <w:pPr>
+              <w:pStyle w:val="Normal"/>
               <w:jc w:val="center"/>
               <w:pBdr>
                 <w:bottom w:val="none" w:sz="0" w:space="0" w:color="000000"/>
@@ -2521,19 +2543,19 @@
               <w:spacing w:after="100" w:before="100" w:line="240"/>
               <w:ind w:left="100" w:right="100" w:firstLine="0" w:firstLineChars="0"/>
               <w:rPr>
-                <w:rFonts w:ascii="Arial" w:hAnsi="Arial" w:eastAsia="Arial" w:cs="Arial"/>
-                <w:i w:val="false"/>
-                <w:b w:val="false"/>
-                <w:u w:val="none"/>
-                <w:strike w:val="false"/>
-                <w:sz w:val="22"/>
-                <w:szCs w:val="22"/>
-                <w:color w:val="000000"/>
-              </w:rPr>
-            </w:pPr>
-            <w:r>
-              <w:rPr>
-                <w:rFonts w:ascii="Arial" w:hAnsi="Arial" w:eastAsia="Arial" w:cs="Arial"/>
+                <w:rFonts w:ascii="Helvetica" w:hAnsi="Helvetica" w:eastAsia="Helvetica" w:cs="Helvetica"/>
+                <w:i w:val="false"/>
+                <w:b w:val="false"/>
+                <w:u w:val="none"/>
+                <w:strike w:val="false"/>
+                <w:sz w:val="22"/>
+                <w:szCs w:val="22"/>
+                <w:color w:val="000000"/>
+              </w:rPr>
+            </w:pPr>
+            <w:r>
+              <w:rPr>
+                <w:rFonts w:ascii="Helvetica" w:hAnsi="Helvetica" w:eastAsia="Helvetica" w:cs="Helvetica"/>
                 <w:i w:val="false"/>
                 <w:b w:val="false"/>
                 <w:u w:val="none"/>
@@ -2549,28 +2571,28 @@
       </w:tr>
       <w:tr>
         <w:trPr>
-          <w:trHeight w:val="617" w:hRule="auto"/>
+          <w:trHeight w:val="608" w:hRule="auto"/>
         </w:trPr>
-        body22
-        <w:tc>
-          <w:tcPr>
-            <w:tcBorders>
-              <w:bottom w:val="none" w:sz="0" w:space="0" w:color="000000"/>
-              <w:top w:val="none" w:sz="0" w:space="0" w:color="000000"/>
-              <w:left w:val="none" w:sz="0" w:space="0" w:color="000000"/>
-              <w:right w:val="none" w:sz="0" w:space="0" w:color="000000"/>
-            </w:tcBorders>
-            <w:shd w:val="clear" w:color="auto" w:fill="FFFFFF"/>
-            <w:tcMar>
-              <w:top w:w="0" w:type="dxa"/>
-              <w:bottom w:w="0" w:type="dxa"/>
-              <w:left w:w="0" w:type="dxa"/>
-              <w:right w:w="0" w:type="dxa"/>
-            </w:tcMar>
-            <w:vAlign w:val="top"/>
-          </w:tcPr>
-          <w:p>
-            <w:pPr>
+        <w:tc>
+          <w:tcPr>
+            <w:tcBorders>
+              <w:bottom w:val="none" w:sz="0" w:space="0" w:color="000000"/>
+              <w:top w:val="none" w:sz="0" w:space="0" w:color="000000"/>
+              <w:left w:val="none" w:sz="0" w:space="0" w:color="000000"/>
+              <w:right w:val="none" w:sz="0" w:space="0" w:color="000000"/>
+            </w:tcBorders>
+            <w:shd w:val="clear" w:color="auto" w:fill="FFFFFF"/>
+            <w:tcMar>
+              <w:top w:w="0" w:type="dxa"/>
+              <w:bottom w:w="0" w:type="dxa"/>
+              <w:left w:w="0" w:type="dxa"/>
+              <w:right w:w="0" w:type="dxa"/>
+            </w:tcMar>
+            <w:vAlign w:val="top"/>
+          </w:tcPr>
+          <w:p>
+            <w:pPr>
+              <w:pStyle w:val="Normal"/>
               <w:jc w:val="left"/>
               <w:pBdr>
                 <w:bottom w:val="none" w:sz="0" w:space="0" w:color="000000"/>
@@ -2581,7 +2603,7 @@
               <w:spacing w:after="100" w:before="100" w:line="240"/>
               <w:ind w:left="100" w:right="100" w:firstLine="0" w:firstLineChars="0"/>
               <w:rPr>
-                <w:rFonts w:ascii="Arial" w:hAnsi="Arial" w:eastAsia="Arial" w:cs="Arial"/>
+                <w:rFonts w:ascii="Helvetica" w:hAnsi="Helvetica" w:eastAsia="Helvetica" w:cs="Helvetica"/>
                 <w:i w:val="false"/>
                 <w:b w:val="true"/>
                 <w:u w:val="none"/>
@@ -2593,7 +2615,7 @@
             </w:pPr>
             <w:r>
               <w:rPr>
-                <w:rFonts w:ascii="Arial" w:hAnsi="Arial" w:eastAsia="Arial" w:cs="Arial"/>
+                <w:rFonts w:ascii="Helvetica" w:hAnsi="Helvetica" w:eastAsia="Helvetica" w:cs="Helvetica"/>
                 <w:i w:val="false"/>
                 <w:b w:val="true"/>
                 <w:u w:val="none"/>
@@ -2625,6 +2647,7 @@
           </w:tcPr>
           <w:p>
             <w:pPr>
+              <w:pStyle w:val="Normal"/>
               <w:jc w:val="center"/>
               <w:pBdr>
                 <w:bottom w:val="none" w:sz="0" w:space="0" w:color="000000"/>
@@ -2635,19 +2658,19 @@
               <w:spacing w:after="100" w:before="100" w:line="240"/>
               <w:ind w:left="100" w:right="100" w:firstLine="0" w:firstLineChars="0"/>
               <w:rPr>
-                <w:rFonts w:ascii="Arial" w:hAnsi="Arial" w:eastAsia="Arial" w:cs="Arial"/>
-                <w:i w:val="false"/>
-                <w:b w:val="false"/>
-                <w:u w:val="none"/>
-                <w:strike w:val="false"/>
-                <w:sz w:val="22"/>
-                <w:szCs w:val="22"/>
-                <w:color w:val="000000"/>
-              </w:rPr>
-            </w:pPr>
-            <w:r>
-              <w:rPr>
-                <w:rFonts w:ascii="Arial" w:hAnsi="Arial" w:eastAsia="Arial" w:cs="Arial"/>
+                <w:rFonts w:ascii="Helvetica" w:hAnsi="Helvetica" w:eastAsia="Helvetica" w:cs="Helvetica"/>
+                <w:i w:val="false"/>
+                <w:b w:val="false"/>
+                <w:u w:val="none"/>
+                <w:strike w:val="false"/>
+                <w:sz w:val="22"/>
+                <w:szCs w:val="22"/>
+                <w:color w:val="000000"/>
+              </w:rPr>
+            </w:pPr>
+            <w:r>
+              <w:rPr>
+                <w:rFonts w:ascii="Helvetica" w:hAnsi="Helvetica" w:eastAsia="Helvetica" w:cs="Helvetica"/>
                 <w:i w:val="false"/>
                 <w:b w:val="false"/>
                 <w:u w:val="none"/>
@@ -2663,28 +2686,28 @@
       </w:tr>
       <w:tr>
         <w:trPr>
-          <w:trHeight w:val="617" w:hRule="auto"/>
+          <w:trHeight w:val="608" w:hRule="auto"/>
         </w:trPr>
-        body23
-        <w:tc>
-          <w:tcPr>
-            <w:tcBorders>
-              <w:bottom w:val="none" w:sz="0" w:space="0" w:color="000000"/>
-              <w:top w:val="none" w:sz="0" w:space="0" w:color="000000"/>
-              <w:left w:val="none" w:sz="0" w:space="0" w:color="000000"/>
-              <w:right w:val="none" w:sz="0" w:space="0" w:color="000000"/>
-            </w:tcBorders>
-            <w:shd w:val="clear" w:color="auto" w:fill="FFFFFF"/>
-            <w:tcMar>
-              <w:top w:w="0" w:type="dxa"/>
-              <w:bottom w:w="0" w:type="dxa"/>
-              <w:left w:w="0" w:type="dxa"/>
-              <w:right w:w="0" w:type="dxa"/>
-            </w:tcMar>
-            <w:vAlign w:val="top"/>
-          </w:tcPr>
-          <w:p>
-            <w:pPr>
+        <w:tc>
+          <w:tcPr>
+            <w:tcBorders>
+              <w:bottom w:val="none" w:sz="0" w:space="0" w:color="000000"/>
+              <w:top w:val="none" w:sz="0" w:space="0" w:color="000000"/>
+              <w:left w:val="none" w:sz="0" w:space="0" w:color="000000"/>
+              <w:right w:val="none" w:sz="0" w:space="0" w:color="000000"/>
+            </w:tcBorders>
+            <w:shd w:val="clear" w:color="auto" w:fill="FFFFFF"/>
+            <w:tcMar>
+              <w:top w:w="0" w:type="dxa"/>
+              <w:bottom w:w="0" w:type="dxa"/>
+              <w:left w:w="0" w:type="dxa"/>
+              <w:right w:w="0" w:type="dxa"/>
+            </w:tcMar>
+            <w:vAlign w:val="top"/>
+          </w:tcPr>
+          <w:p>
+            <w:pPr>
+              <w:pStyle w:val="Normal"/>
               <w:jc w:val="left"/>
               <w:pBdr>
                 <w:bottom w:val="none" w:sz="0" w:space="0" w:color="000000"/>
@@ -2695,19 +2718,19 @@
               <w:spacing w:after="100" w:before="100" w:line="240"/>
               <w:ind w:left="300" w:right="100" w:firstLine="0" w:firstLineChars="0"/>
               <w:rPr>
-                <w:rFonts w:ascii="Arial" w:hAnsi="Arial" w:eastAsia="Arial" w:cs="Arial"/>
-                <w:i w:val="false"/>
-                <w:b w:val="false"/>
-                <w:u w:val="none"/>
-                <w:strike w:val="false"/>
-                <w:sz w:val="22"/>
-                <w:szCs w:val="22"/>
-                <w:color w:val="000000"/>
-              </w:rPr>
-            </w:pPr>
-            <w:r>
-              <w:rPr>
-                <w:rFonts w:ascii="Arial" w:hAnsi="Arial" w:eastAsia="Arial" w:cs="Arial"/>
+                <w:rFonts w:ascii="Helvetica" w:hAnsi="Helvetica" w:eastAsia="Helvetica" w:cs="Helvetica"/>
+                <w:i w:val="false"/>
+                <w:b w:val="false"/>
+                <w:u w:val="none"/>
+                <w:strike w:val="false"/>
+                <w:sz w:val="22"/>
+                <w:szCs w:val="22"/>
+                <w:color w:val="000000"/>
+              </w:rPr>
+            </w:pPr>
+            <w:r>
+              <w:rPr>
+                <w:rFonts w:ascii="Helvetica" w:hAnsi="Helvetica" w:eastAsia="Helvetica" w:cs="Helvetica"/>
                 <w:i w:val="false"/>
                 <w:b w:val="false"/>
                 <w:u w:val="none"/>
@@ -2739,6 +2762,7 @@
           </w:tcPr>
           <w:p>
             <w:pPr>
+              <w:pStyle w:val="Normal"/>
               <w:jc w:val="center"/>
               <w:pBdr>
                 <w:bottom w:val="none" w:sz="0" w:space="0" w:color="000000"/>
@@ -2749,56 +2773,56 @@
               <w:spacing w:after="100" w:before="100" w:line="240"/>
               <w:ind w:left="100" w:right="100" w:firstLine="0" w:firstLineChars="0"/>
               <w:rPr>
-                <w:rFonts w:ascii="Arial" w:hAnsi="Arial" w:eastAsia="Arial" w:cs="Arial"/>
-                <w:i w:val="false"/>
-                <w:b w:val="false"/>
-                <w:u w:val="none"/>
-                <w:strike w:val="false"/>
-                <w:sz w:val="22"/>
-                <w:szCs w:val="22"/>
-                <w:color w:val="000000"/>
-              </w:rPr>
-            </w:pPr>
-            <w:r>
-              <w:rPr>
-                <w:rFonts w:ascii="Arial" w:hAnsi="Arial" w:eastAsia="Arial" w:cs="Arial"/>
-                <w:i w:val="false"/>
-                <w:b w:val="false"/>
-                <w:u w:val="none"/>
-                <w:strike w:val="false"/>
-                <w:sz w:val="22"/>
-                <w:szCs w:val="22"/>
-                <w:color w:val="000000"/>
-              </w:rPr>
-              <w:t xml:space="preserve">593 (51.7)</w:t>
+                <w:rFonts w:ascii="Helvetica" w:hAnsi="Helvetica" w:eastAsia="Helvetica" w:cs="Helvetica"/>
+                <w:i w:val="false"/>
+                <w:b w:val="false"/>
+                <w:u w:val="none"/>
+                <w:strike w:val="false"/>
+                <w:sz w:val="22"/>
+                <w:szCs w:val="22"/>
+                <w:color w:val="000000"/>
+              </w:rPr>
+            </w:pPr>
+            <w:r>
+              <w:rPr>
+                <w:rFonts w:ascii="Helvetica" w:hAnsi="Helvetica" w:eastAsia="Helvetica" w:cs="Helvetica"/>
+                <w:i w:val="false"/>
+                <w:b w:val="false"/>
+                <w:u w:val="none"/>
+                <w:strike w:val="false"/>
+                <w:sz w:val="22"/>
+                <w:szCs w:val="22"/>
+                <w:color w:val="000000"/>
+              </w:rPr>
+              <w:t xml:space="preserve">592 (51.6)</w:t>
             </w:r>
           </w:p>
         </w:tc>
       </w:tr>
       <w:tr>
         <w:trPr>
-          <w:trHeight w:val="617" w:hRule="auto"/>
+          <w:trHeight w:val="608" w:hRule="auto"/>
         </w:trPr>
-        body24
-        <w:tc>
-          <w:tcPr>
-            <w:tcBorders>
-              <w:bottom w:val="none" w:sz="0" w:space="0" w:color="000000"/>
-              <w:top w:val="none" w:sz="0" w:space="0" w:color="000000"/>
-              <w:left w:val="none" w:sz="0" w:space="0" w:color="000000"/>
-              <w:right w:val="none" w:sz="0" w:space="0" w:color="000000"/>
-            </w:tcBorders>
-            <w:shd w:val="clear" w:color="auto" w:fill="FFFFFF"/>
-            <w:tcMar>
-              <w:top w:w="0" w:type="dxa"/>
-              <w:bottom w:w="0" w:type="dxa"/>
-              <w:left w:w="0" w:type="dxa"/>
-              <w:right w:w="0" w:type="dxa"/>
-            </w:tcMar>
-            <w:vAlign w:val="top"/>
-          </w:tcPr>
-          <w:p>
-            <w:pPr>
+        <w:tc>
+          <w:tcPr>
+            <w:tcBorders>
+              <w:bottom w:val="none" w:sz="0" w:space="0" w:color="000000"/>
+              <w:top w:val="none" w:sz="0" w:space="0" w:color="000000"/>
+              <w:left w:val="none" w:sz="0" w:space="0" w:color="000000"/>
+              <w:right w:val="none" w:sz="0" w:space="0" w:color="000000"/>
+            </w:tcBorders>
+            <w:shd w:val="clear" w:color="auto" w:fill="FFFFFF"/>
+            <w:tcMar>
+              <w:top w:w="0" w:type="dxa"/>
+              <w:bottom w:w="0" w:type="dxa"/>
+              <w:left w:w="0" w:type="dxa"/>
+              <w:right w:w="0" w:type="dxa"/>
+            </w:tcMar>
+            <w:vAlign w:val="top"/>
+          </w:tcPr>
+          <w:p>
+            <w:pPr>
+              <w:pStyle w:val="Normal"/>
               <w:jc w:val="left"/>
               <w:pBdr>
                 <w:bottom w:val="none" w:sz="0" w:space="0" w:color="000000"/>
@@ -2809,19 +2833,19 @@
               <w:spacing w:after="100" w:before="100" w:line="240"/>
               <w:ind w:left="300" w:right="100" w:firstLine="0" w:firstLineChars="0"/>
               <w:rPr>
-                <w:rFonts w:ascii="Arial" w:hAnsi="Arial" w:eastAsia="Arial" w:cs="Arial"/>
-                <w:i w:val="false"/>
-                <w:b w:val="false"/>
-                <w:u w:val="none"/>
-                <w:strike w:val="false"/>
-                <w:sz w:val="22"/>
-                <w:szCs w:val="22"/>
-                <w:color w:val="000000"/>
-              </w:rPr>
-            </w:pPr>
-            <w:r>
-              <w:rPr>
-                <w:rFonts w:ascii="Arial" w:hAnsi="Arial" w:eastAsia="Arial" w:cs="Arial"/>
+                <w:rFonts w:ascii="Helvetica" w:hAnsi="Helvetica" w:eastAsia="Helvetica" w:cs="Helvetica"/>
+                <w:i w:val="false"/>
+                <w:b w:val="false"/>
+                <w:u w:val="none"/>
+                <w:strike w:val="false"/>
+                <w:sz w:val="22"/>
+                <w:szCs w:val="22"/>
+                <w:color w:val="000000"/>
+              </w:rPr>
+            </w:pPr>
+            <w:r>
+              <w:rPr>
+                <w:rFonts w:ascii="Helvetica" w:hAnsi="Helvetica" w:eastAsia="Helvetica" w:cs="Helvetica"/>
                 <w:i w:val="false"/>
                 <w:b w:val="false"/>
                 <w:u w:val="none"/>
@@ -2853,6 +2877,7 @@
           </w:tcPr>
           <w:p>
             <w:pPr>
+              <w:pStyle w:val="Normal"/>
               <w:jc w:val="center"/>
               <w:pBdr>
                 <w:bottom w:val="none" w:sz="0" w:space="0" w:color="000000"/>
@@ -2863,56 +2888,56 @@
               <w:spacing w:after="100" w:before="100" w:line="240"/>
               <w:ind w:left="100" w:right="100" w:firstLine="0" w:firstLineChars="0"/>
               <w:rPr>
-                <w:rFonts w:ascii="Arial" w:hAnsi="Arial" w:eastAsia="Arial" w:cs="Arial"/>
-                <w:i w:val="false"/>
-                <w:b w:val="false"/>
-                <w:u w:val="none"/>
-                <w:strike w:val="false"/>
-                <w:sz w:val="22"/>
-                <w:szCs w:val="22"/>
-                <w:color w:val="000000"/>
-              </w:rPr>
-            </w:pPr>
-            <w:r>
-              <w:rPr>
-                <w:rFonts w:ascii="Arial" w:hAnsi="Arial" w:eastAsia="Arial" w:cs="Arial"/>
-                <w:i w:val="false"/>
-                <w:b w:val="false"/>
-                <w:u w:val="none"/>
-                <w:strike w:val="false"/>
-                <w:sz w:val="22"/>
-                <w:szCs w:val="22"/>
-                <w:color w:val="000000"/>
-              </w:rPr>
-              <w:t xml:space="preserve">555 (48.3)</w:t>
+                <w:rFonts w:ascii="Helvetica" w:hAnsi="Helvetica" w:eastAsia="Helvetica" w:cs="Helvetica"/>
+                <w:i w:val="false"/>
+                <w:b w:val="false"/>
+                <w:u w:val="none"/>
+                <w:strike w:val="false"/>
+                <w:sz w:val="22"/>
+                <w:szCs w:val="22"/>
+                <w:color w:val="000000"/>
+              </w:rPr>
+            </w:pPr>
+            <w:r>
+              <w:rPr>
+                <w:rFonts w:ascii="Helvetica" w:hAnsi="Helvetica" w:eastAsia="Helvetica" w:cs="Helvetica"/>
+                <w:i w:val="false"/>
+                <w:b w:val="false"/>
+                <w:u w:val="none"/>
+                <w:strike w:val="false"/>
+                <w:sz w:val="22"/>
+                <w:szCs w:val="22"/>
+                <w:color w:val="000000"/>
+              </w:rPr>
+              <w:t xml:space="preserve">555 (48.4)</w:t>
             </w:r>
           </w:p>
         </w:tc>
       </w:tr>
       <w:tr>
         <w:trPr>
-          <w:trHeight w:val="617" w:hRule="auto"/>
+          <w:trHeight w:val="608" w:hRule="auto"/>
         </w:trPr>
-        body25
-        <w:tc>
-          <w:tcPr>
-            <w:tcBorders>
-              <w:bottom w:val="none" w:sz="0" w:space="0" w:color="000000"/>
-              <w:top w:val="none" w:sz="0" w:space="0" w:color="000000"/>
-              <w:left w:val="none" w:sz="0" w:space="0" w:color="000000"/>
-              <w:right w:val="none" w:sz="0" w:space="0" w:color="000000"/>
-            </w:tcBorders>
-            <w:shd w:val="clear" w:color="auto" w:fill="FFFFFF"/>
-            <w:tcMar>
-              <w:top w:w="0" w:type="dxa"/>
-              <w:bottom w:w="0" w:type="dxa"/>
-              <w:left w:w="0" w:type="dxa"/>
-              <w:right w:w="0" w:type="dxa"/>
-            </w:tcMar>
-            <w:vAlign w:val="top"/>
-          </w:tcPr>
-          <w:p>
-            <w:pPr>
+        <w:tc>
+          <w:tcPr>
+            <w:tcBorders>
+              <w:bottom w:val="none" w:sz="0" w:space="0" w:color="000000"/>
+              <w:top w:val="none" w:sz="0" w:space="0" w:color="000000"/>
+              <w:left w:val="none" w:sz="0" w:space="0" w:color="000000"/>
+              <w:right w:val="none" w:sz="0" w:space="0" w:color="000000"/>
+            </w:tcBorders>
+            <w:shd w:val="clear" w:color="auto" w:fill="FFFFFF"/>
+            <w:tcMar>
+              <w:top w:w="0" w:type="dxa"/>
+              <w:bottom w:w="0" w:type="dxa"/>
+              <w:left w:w="0" w:type="dxa"/>
+              <w:right w:w="0" w:type="dxa"/>
+            </w:tcMar>
+            <w:vAlign w:val="top"/>
+          </w:tcPr>
+          <w:p>
+            <w:pPr>
+              <w:pStyle w:val="Normal"/>
               <w:jc w:val="left"/>
               <w:pBdr>
                 <w:bottom w:val="none" w:sz="0" w:space="0" w:color="000000"/>
@@ -2923,19 +2948,19 @@
               <w:spacing w:after="100" w:before="100" w:line="240"/>
               <w:ind w:left="300" w:right="100" w:firstLine="0" w:firstLineChars="0"/>
               <w:rPr>
-                <w:rFonts w:ascii="Arial" w:hAnsi="Arial" w:eastAsia="Arial" w:cs="Arial"/>
-                <w:i w:val="false"/>
-                <w:b w:val="false"/>
-                <w:u w:val="none"/>
-                <w:strike w:val="false"/>
-                <w:sz w:val="22"/>
-                <w:szCs w:val="22"/>
-                <w:color w:val="000000"/>
-              </w:rPr>
-            </w:pPr>
-            <w:r>
-              <w:rPr>
-                <w:rFonts w:ascii="Arial" w:hAnsi="Arial" w:eastAsia="Arial" w:cs="Arial"/>
+                <w:rFonts w:ascii="Helvetica" w:hAnsi="Helvetica" w:eastAsia="Helvetica" w:cs="Helvetica"/>
+                <w:i w:val="false"/>
+                <w:b w:val="false"/>
+                <w:u w:val="none"/>
+                <w:strike w:val="false"/>
+                <w:sz w:val="22"/>
+                <w:szCs w:val="22"/>
+                <w:color w:val="000000"/>
+              </w:rPr>
+            </w:pPr>
+            <w:r>
+              <w:rPr>
+                <w:rFonts w:ascii="Helvetica" w:hAnsi="Helvetica" w:eastAsia="Helvetica" w:cs="Helvetica"/>
                 <w:i w:val="false"/>
                 <w:b w:val="false"/>
                 <w:u w:val="none"/>
@@ -2967,6 +2992,7 @@
           </w:tcPr>
           <w:p>
             <w:pPr>
+              <w:pStyle w:val="Normal"/>
               <w:jc w:val="center"/>
               <w:pBdr>
                 <w:bottom w:val="none" w:sz="0" w:space="0" w:color="000000"/>
@@ -2977,19 +3003,19 @@
               <w:spacing w:after="100" w:before="100" w:line="240"/>
               <w:ind w:left="100" w:right="100" w:firstLine="0" w:firstLineChars="0"/>
               <w:rPr>
-                <w:rFonts w:ascii="Arial" w:hAnsi="Arial" w:eastAsia="Arial" w:cs="Arial"/>
-                <w:i w:val="false"/>
-                <w:b w:val="false"/>
-                <w:u w:val="none"/>
-                <w:strike w:val="false"/>
-                <w:sz w:val="22"/>
-                <w:szCs w:val="22"/>
-                <w:color w:val="000000"/>
-              </w:rPr>
-            </w:pPr>
-            <w:r>
-              <w:rPr>
-                <w:rFonts w:ascii="Arial" w:hAnsi="Arial" w:eastAsia="Arial" w:cs="Arial"/>
+                <w:rFonts w:ascii="Helvetica" w:hAnsi="Helvetica" w:eastAsia="Helvetica" w:cs="Helvetica"/>
+                <w:i w:val="false"/>
+                <w:b w:val="false"/>
+                <w:u w:val="none"/>
+                <w:strike w:val="false"/>
+                <w:sz w:val="22"/>
+                <w:szCs w:val="22"/>
+                <w:color w:val="000000"/>
+              </w:rPr>
+            </w:pPr>
+            <w:r>
+              <w:rPr>
+                <w:rFonts w:ascii="Helvetica" w:hAnsi="Helvetica" w:eastAsia="Helvetica" w:cs="Helvetica"/>
                 <w:i w:val="false"/>
                 <w:b w:val="false"/>
                 <w:u w:val="none"/>
@@ -3005,28 +3031,28 @@
       </w:tr>
       <w:tr>
         <w:trPr>
-          <w:trHeight w:val="617" w:hRule="auto"/>
+          <w:trHeight w:val="608" w:hRule="auto"/>
         </w:trPr>
-        body26
-        <w:tc>
-          <w:tcPr>
-            <w:tcBorders>
-              <w:bottom w:val="none" w:sz="0" w:space="0" w:color="000000"/>
-              <w:top w:val="none" w:sz="0" w:space="0" w:color="000000"/>
-              <w:left w:val="none" w:sz="0" w:space="0" w:color="000000"/>
-              <w:right w:val="none" w:sz="0" w:space="0" w:color="000000"/>
-            </w:tcBorders>
-            <w:shd w:val="clear" w:color="auto" w:fill="FFFFFF"/>
-            <w:tcMar>
-              <w:top w:w="0" w:type="dxa"/>
-              <w:bottom w:w="0" w:type="dxa"/>
-              <w:left w:w="0" w:type="dxa"/>
-              <w:right w:w="0" w:type="dxa"/>
-            </w:tcMar>
-            <w:vAlign w:val="top"/>
-          </w:tcPr>
-          <w:p>
-            <w:pPr>
+        <w:tc>
+          <w:tcPr>
+            <w:tcBorders>
+              <w:bottom w:val="none" w:sz="0" w:space="0" w:color="000000"/>
+              <w:top w:val="none" w:sz="0" w:space="0" w:color="000000"/>
+              <w:left w:val="none" w:sz="0" w:space="0" w:color="000000"/>
+              <w:right w:val="none" w:sz="0" w:space="0" w:color="000000"/>
+            </w:tcBorders>
+            <w:shd w:val="clear" w:color="auto" w:fill="FFFFFF"/>
+            <w:tcMar>
+              <w:top w:w="0" w:type="dxa"/>
+              <w:bottom w:w="0" w:type="dxa"/>
+              <w:left w:w="0" w:type="dxa"/>
+              <w:right w:w="0" w:type="dxa"/>
+            </w:tcMar>
+            <w:vAlign w:val="top"/>
+          </w:tcPr>
+          <w:p>
+            <w:pPr>
+              <w:pStyle w:val="Normal"/>
               <w:jc w:val="left"/>
               <w:pBdr>
                 <w:bottom w:val="none" w:sz="0" w:space="0" w:color="000000"/>
@@ -3037,7 +3063,7 @@
               <w:spacing w:after="100" w:before="100" w:line="240"/>
               <w:ind w:left="100" w:right="100" w:firstLine="0" w:firstLineChars="0"/>
               <w:rPr>
-                <w:rFonts w:ascii="Arial" w:hAnsi="Arial" w:eastAsia="Arial" w:cs="Arial"/>
+                <w:rFonts w:ascii="Helvetica" w:hAnsi="Helvetica" w:eastAsia="Helvetica" w:cs="Helvetica"/>
                 <w:i w:val="false"/>
                 <w:b w:val="true"/>
                 <w:u w:val="none"/>
@@ -3049,7 +3075,7 @@
             </w:pPr>
             <w:r>
               <w:rPr>
-                <w:rFonts w:ascii="Arial" w:hAnsi="Arial" w:eastAsia="Arial" w:cs="Arial"/>
+                <w:rFonts w:ascii="Helvetica" w:hAnsi="Helvetica" w:eastAsia="Helvetica" w:cs="Helvetica"/>
                 <w:i w:val="false"/>
                 <w:b w:val="true"/>
                 <w:u w:val="none"/>
@@ -3081,6 +3107,7 @@
           </w:tcPr>
           <w:p>
             <w:pPr>
+              <w:pStyle w:val="Normal"/>
               <w:jc w:val="center"/>
               <w:pBdr>
                 <w:bottom w:val="none" w:sz="0" w:space="0" w:color="000000"/>
@@ -3091,19 +3118,19 @@
               <w:spacing w:after="100" w:before="100" w:line="240"/>
               <w:ind w:left="100" w:right="100" w:firstLine="0" w:firstLineChars="0"/>
               <w:rPr>
-                <w:rFonts w:ascii="Arial" w:hAnsi="Arial" w:eastAsia="Arial" w:cs="Arial"/>
-                <w:i w:val="false"/>
-                <w:b w:val="false"/>
-                <w:u w:val="none"/>
-                <w:strike w:val="false"/>
-                <w:sz w:val="22"/>
-                <w:szCs w:val="22"/>
-                <w:color w:val="000000"/>
-              </w:rPr>
-            </w:pPr>
-            <w:r>
-              <w:rPr>
-                <w:rFonts w:ascii="Arial" w:hAnsi="Arial" w:eastAsia="Arial" w:cs="Arial"/>
+                <w:rFonts w:ascii="Helvetica" w:hAnsi="Helvetica" w:eastAsia="Helvetica" w:cs="Helvetica"/>
+                <w:i w:val="false"/>
+                <w:b w:val="false"/>
+                <w:u w:val="none"/>
+                <w:strike w:val="false"/>
+                <w:sz w:val="22"/>
+                <w:szCs w:val="22"/>
+                <w:color w:val="000000"/>
+              </w:rPr>
+            </w:pPr>
+            <w:r>
+              <w:rPr>
+                <w:rFonts w:ascii="Helvetica" w:hAnsi="Helvetica" w:eastAsia="Helvetica" w:cs="Helvetica"/>
                 <w:i w:val="false"/>
                 <w:b w:val="false"/>
                 <w:u w:val="none"/>
@@ -3119,28 +3146,28 @@
       </w:tr>
       <w:tr>
         <w:trPr>
-          <w:trHeight w:val="617" w:hRule="auto"/>
+          <w:trHeight w:val="608" w:hRule="auto"/>
         </w:trPr>
-        body27
-        <w:tc>
-          <w:tcPr>
-            <w:tcBorders>
-              <w:bottom w:val="none" w:sz="0" w:space="0" w:color="000000"/>
-              <w:top w:val="none" w:sz="0" w:space="0" w:color="000000"/>
-              <w:left w:val="none" w:sz="0" w:space="0" w:color="000000"/>
-              <w:right w:val="none" w:sz="0" w:space="0" w:color="000000"/>
-            </w:tcBorders>
-            <w:shd w:val="clear" w:color="auto" w:fill="FFFFFF"/>
-            <w:tcMar>
-              <w:top w:w="0" w:type="dxa"/>
-              <w:bottom w:w="0" w:type="dxa"/>
-              <w:left w:w="0" w:type="dxa"/>
-              <w:right w:w="0" w:type="dxa"/>
-            </w:tcMar>
-            <w:vAlign w:val="top"/>
-          </w:tcPr>
-          <w:p>
-            <w:pPr>
+        <w:tc>
+          <w:tcPr>
+            <w:tcBorders>
+              <w:bottom w:val="none" w:sz="0" w:space="0" w:color="000000"/>
+              <w:top w:val="none" w:sz="0" w:space="0" w:color="000000"/>
+              <w:left w:val="none" w:sz="0" w:space="0" w:color="000000"/>
+              <w:right w:val="none" w:sz="0" w:space="0" w:color="000000"/>
+            </w:tcBorders>
+            <w:shd w:val="clear" w:color="auto" w:fill="FFFFFF"/>
+            <w:tcMar>
+              <w:top w:w="0" w:type="dxa"/>
+              <w:bottom w:w="0" w:type="dxa"/>
+              <w:left w:w="0" w:type="dxa"/>
+              <w:right w:w="0" w:type="dxa"/>
+            </w:tcMar>
+            <w:vAlign w:val="top"/>
+          </w:tcPr>
+          <w:p>
+            <w:pPr>
+              <w:pStyle w:val="Normal"/>
               <w:jc w:val="left"/>
               <w:pBdr>
                 <w:bottom w:val="none" w:sz="0" w:space="0" w:color="000000"/>
@@ -3151,19 +3178,19 @@
               <w:spacing w:after="100" w:before="100" w:line="240"/>
               <w:ind w:left="300" w:right="100" w:firstLine="0" w:firstLineChars="0"/>
               <w:rPr>
-                <w:rFonts w:ascii="Arial" w:hAnsi="Arial" w:eastAsia="Arial" w:cs="Arial"/>
-                <w:i w:val="false"/>
-                <w:b w:val="false"/>
-                <w:u w:val="none"/>
-                <w:strike w:val="false"/>
-                <w:sz w:val="22"/>
-                <w:szCs w:val="22"/>
-                <w:color w:val="000000"/>
-              </w:rPr>
-            </w:pPr>
-            <w:r>
-              <w:rPr>
-                <w:rFonts w:ascii="Arial" w:hAnsi="Arial" w:eastAsia="Arial" w:cs="Arial"/>
+                <w:rFonts w:ascii="Helvetica" w:hAnsi="Helvetica" w:eastAsia="Helvetica" w:cs="Helvetica"/>
+                <w:i w:val="false"/>
+                <w:b w:val="false"/>
+                <w:u w:val="none"/>
+                <w:strike w:val="false"/>
+                <w:sz w:val="22"/>
+                <w:szCs w:val="22"/>
+                <w:color w:val="000000"/>
+              </w:rPr>
+            </w:pPr>
+            <w:r>
+              <w:rPr>
+                <w:rFonts w:ascii="Helvetica" w:hAnsi="Helvetica" w:eastAsia="Helvetica" w:cs="Helvetica"/>
                 <w:i w:val="false"/>
                 <w:b w:val="false"/>
                 <w:u w:val="none"/>
@@ -3195,6 +3222,7 @@
           </w:tcPr>
           <w:p>
             <w:pPr>
+              <w:pStyle w:val="Normal"/>
               <w:jc w:val="center"/>
               <w:pBdr>
                 <w:bottom w:val="none" w:sz="0" w:space="0" w:color="000000"/>
@@ -3205,19 +3233,19 @@
               <w:spacing w:after="100" w:before="100" w:line="240"/>
               <w:ind w:left="100" w:right="100" w:firstLine="0" w:firstLineChars="0"/>
               <w:rPr>
-                <w:rFonts w:ascii="Arial" w:hAnsi="Arial" w:eastAsia="Arial" w:cs="Arial"/>
-                <w:i w:val="false"/>
-                <w:b w:val="false"/>
-                <w:u w:val="none"/>
-                <w:strike w:val="false"/>
-                <w:sz w:val="22"/>
-                <w:szCs w:val="22"/>
-                <w:color w:val="000000"/>
-              </w:rPr>
-            </w:pPr>
-            <w:r>
-              <w:rPr>
-                <w:rFonts w:ascii="Arial" w:hAnsi="Arial" w:eastAsia="Arial" w:cs="Arial"/>
+                <w:rFonts w:ascii="Helvetica" w:hAnsi="Helvetica" w:eastAsia="Helvetica" w:cs="Helvetica"/>
+                <w:i w:val="false"/>
+                <w:b w:val="false"/>
+                <w:u w:val="none"/>
+                <w:strike w:val="false"/>
+                <w:sz w:val="22"/>
+                <w:szCs w:val="22"/>
+                <w:color w:val="000000"/>
+              </w:rPr>
+            </w:pPr>
+            <w:r>
+              <w:rPr>
+                <w:rFonts w:ascii="Helvetica" w:hAnsi="Helvetica" w:eastAsia="Helvetica" w:cs="Helvetica"/>
                 <w:i w:val="false"/>
                 <w:b w:val="false"/>
                 <w:u w:val="none"/>
@@ -3233,28 +3261,28 @@
       </w:tr>
       <w:tr>
         <w:trPr>
-          <w:trHeight w:val="617" w:hRule="auto"/>
+          <w:trHeight w:val="608" w:hRule="auto"/>
         </w:trPr>
-        body28
-        <w:tc>
-          <w:tcPr>
-            <w:tcBorders>
-              <w:bottom w:val="none" w:sz="0" w:space="0" w:color="000000"/>
-              <w:top w:val="none" w:sz="0" w:space="0" w:color="000000"/>
-              <w:left w:val="none" w:sz="0" w:space="0" w:color="000000"/>
-              <w:right w:val="none" w:sz="0" w:space="0" w:color="000000"/>
-            </w:tcBorders>
-            <w:shd w:val="clear" w:color="auto" w:fill="FFFFFF"/>
-            <w:tcMar>
-              <w:top w:w="0" w:type="dxa"/>
-              <w:bottom w:w="0" w:type="dxa"/>
-              <w:left w:w="0" w:type="dxa"/>
-              <w:right w:w="0" w:type="dxa"/>
-            </w:tcMar>
-            <w:vAlign w:val="top"/>
-          </w:tcPr>
-          <w:p>
-            <w:pPr>
+        <w:tc>
+          <w:tcPr>
+            <w:tcBorders>
+              <w:bottom w:val="none" w:sz="0" w:space="0" w:color="000000"/>
+              <w:top w:val="none" w:sz="0" w:space="0" w:color="000000"/>
+              <w:left w:val="none" w:sz="0" w:space="0" w:color="000000"/>
+              <w:right w:val="none" w:sz="0" w:space="0" w:color="000000"/>
+            </w:tcBorders>
+            <w:shd w:val="clear" w:color="auto" w:fill="FFFFFF"/>
+            <w:tcMar>
+              <w:top w:w="0" w:type="dxa"/>
+              <w:bottom w:w="0" w:type="dxa"/>
+              <w:left w:w="0" w:type="dxa"/>
+              <w:right w:w="0" w:type="dxa"/>
+            </w:tcMar>
+            <w:vAlign w:val="top"/>
+          </w:tcPr>
+          <w:p>
+            <w:pPr>
+              <w:pStyle w:val="Normal"/>
               <w:jc w:val="left"/>
               <w:pBdr>
                 <w:bottom w:val="none" w:sz="0" w:space="0" w:color="000000"/>
@@ -3265,7 +3293,7 @@
               <w:spacing w:after="100" w:before="100" w:line="240"/>
               <w:ind w:left="100" w:right="100" w:firstLine="0" w:firstLineChars="0"/>
               <w:rPr>
-                <w:rFonts w:ascii="Arial" w:hAnsi="Arial" w:eastAsia="Arial" w:cs="Arial"/>
+                <w:rFonts w:ascii="Helvetica" w:hAnsi="Helvetica" w:eastAsia="Helvetica" w:cs="Helvetica"/>
                 <w:i w:val="false"/>
                 <w:b w:val="true"/>
                 <w:u w:val="none"/>
@@ -3277,7 +3305,7 @@
             </w:pPr>
             <w:r>
               <w:rPr>
-                <w:rFonts w:ascii="Arial" w:hAnsi="Arial" w:eastAsia="Arial" w:cs="Arial"/>
+                <w:rFonts w:ascii="Helvetica" w:hAnsi="Helvetica" w:eastAsia="Helvetica" w:cs="Helvetica"/>
                 <w:i w:val="false"/>
                 <w:b w:val="true"/>
                 <w:u w:val="none"/>
@@ -3309,6 +3337,7 @@
           </w:tcPr>
           <w:p>
             <w:pPr>
+              <w:pStyle w:val="Normal"/>
               <w:jc w:val="center"/>
               <w:pBdr>
                 <w:bottom w:val="none" w:sz="0" w:space="0" w:color="000000"/>
@@ -3319,19 +3348,19 @@
               <w:spacing w:after="100" w:before="100" w:line="240"/>
               <w:ind w:left="100" w:right="100" w:firstLine="0" w:firstLineChars="0"/>
               <w:rPr>
-                <w:rFonts w:ascii="Arial" w:hAnsi="Arial" w:eastAsia="Arial" w:cs="Arial"/>
-                <w:i w:val="false"/>
-                <w:b w:val="false"/>
-                <w:u w:val="none"/>
-                <w:strike w:val="false"/>
-                <w:sz w:val="22"/>
-                <w:szCs w:val="22"/>
-                <w:color w:val="000000"/>
-              </w:rPr>
-            </w:pPr>
-            <w:r>
-              <w:rPr>
-                <w:rFonts w:ascii="Arial" w:hAnsi="Arial" w:eastAsia="Arial" w:cs="Arial"/>
+                <w:rFonts w:ascii="Helvetica" w:hAnsi="Helvetica" w:eastAsia="Helvetica" w:cs="Helvetica"/>
+                <w:i w:val="false"/>
+                <w:b w:val="false"/>
+                <w:u w:val="none"/>
+                <w:strike w:val="false"/>
+                <w:sz w:val="22"/>
+                <w:szCs w:val="22"/>
+                <w:color w:val="000000"/>
+              </w:rPr>
+            </w:pPr>
+            <w:r>
+              <w:rPr>
+                <w:rFonts w:ascii="Helvetica" w:hAnsi="Helvetica" w:eastAsia="Helvetica" w:cs="Helvetica"/>
                 <w:i w:val="false"/>
                 <w:b w:val="false"/>
                 <w:u w:val="none"/>
@@ -3347,28 +3376,28 @@
       </w:tr>
       <w:tr>
         <w:trPr>
-          <w:trHeight w:val="617" w:hRule="auto"/>
+          <w:trHeight w:val="608" w:hRule="auto"/>
         </w:trPr>
-        body29
-        <w:tc>
-          <w:tcPr>
-            <w:tcBorders>
-              <w:bottom w:val="none" w:sz="0" w:space="0" w:color="000000"/>
-              <w:top w:val="none" w:sz="0" w:space="0" w:color="000000"/>
-              <w:left w:val="none" w:sz="0" w:space="0" w:color="000000"/>
-              <w:right w:val="none" w:sz="0" w:space="0" w:color="000000"/>
-            </w:tcBorders>
-            <w:shd w:val="clear" w:color="auto" w:fill="FFFFFF"/>
-            <w:tcMar>
-              <w:top w:w="0" w:type="dxa"/>
-              <w:bottom w:w="0" w:type="dxa"/>
-              <w:left w:w="0" w:type="dxa"/>
-              <w:right w:w="0" w:type="dxa"/>
-            </w:tcMar>
-            <w:vAlign w:val="top"/>
-          </w:tcPr>
-          <w:p>
-            <w:pPr>
+        <w:tc>
+          <w:tcPr>
+            <w:tcBorders>
+              <w:bottom w:val="none" w:sz="0" w:space="0" w:color="000000"/>
+              <w:top w:val="none" w:sz="0" w:space="0" w:color="000000"/>
+              <w:left w:val="none" w:sz="0" w:space="0" w:color="000000"/>
+              <w:right w:val="none" w:sz="0" w:space="0" w:color="000000"/>
+            </w:tcBorders>
+            <w:shd w:val="clear" w:color="auto" w:fill="FFFFFF"/>
+            <w:tcMar>
+              <w:top w:w="0" w:type="dxa"/>
+              <w:bottom w:w="0" w:type="dxa"/>
+              <w:left w:w="0" w:type="dxa"/>
+              <w:right w:w="0" w:type="dxa"/>
+            </w:tcMar>
+            <w:vAlign w:val="top"/>
+          </w:tcPr>
+          <w:p>
+            <w:pPr>
+              <w:pStyle w:val="Normal"/>
               <w:jc w:val="left"/>
               <w:pBdr>
                 <w:bottom w:val="none" w:sz="0" w:space="0" w:color="000000"/>
@@ -3379,19 +3408,19 @@
               <w:spacing w:after="100" w:before="100" w:line="240"/>
               <w:ind w:left="300" w:right="100" w:firstLine="0" w:firstLineChars="0"/>
               <w:rPr>
-                <w:rFonts w:ascii="Arial" w:hAnsi="Arial" w:eastAsia="Arial" w:cs="Arial"/>
-                <w:i w:val="false"/>
-                <w:b w:val="false"/>
-                <w:u w:val="none"/>
-                <w:strike w:val="false"/>
-                <w:sz w:val="22"/>
-                <w:szCs w:val="22"/>
-                <w:color w:val="000000"/>
-              </w:rPr>
-            </w:pPr>
-            <w:r>
-              <w:rPr>
-                <w:rFonts w:ascii="Arial" w:hAnsi="Arial" w:eastAsia="Arial" w:cs="Arial"/>
+                <w:rFonts w:ascii="Helvetica" w:hAnsi="Helvetica" w:eastAsia="Helvetica" w:cs="Helvetica"/>
+                <w:i w:val="false"/>
+                <w:b w:val="false"/>
+                <w:u w:val="none"/>
+                <w:strike w:val="false"/>
+                <w:sz w:val="22"/>
+                <w:szCs w:val="22"/>
+                <w:color w:val="000000"/>
+              </w:rPr>
+            </w:pPr>
+            <w:r>
+              <w:rPr>
+                <w:rFonts w:ascii="Helvetica" w:hAnsi="Helvetica" w:eastAsia="Helvetica" w:cs="Helvetica"/>
                 <w:i w:val="false"/>
                 <w:b w:val="false"/>
                 <w:u w:val="none"/>
@@ -3423,6 +3452,7 @@
           </w:tcPr>
           <w:p>
             <w:pPr>
+              <w:pStyle w:val="Normal"/>
               <w:jc w:val="center"/>
               <w:pBdr>
                 <w:bottom w:val="none" w:sz="0" w:space="0" w:color="000000"/>
@@ -3433,56 +3463,56 @@
               <w:spacing w:after="100" w:before="100" w:line="240"/>
               <w:ind w:left="100" w:right="100" w:firstLine="0" w:firstLineChars="0"/>
               <w:rPr>
-                <w:rFonts w:ascii="Arial" w:hAnsi="Arial" w:eastAsia="Arial" w:cs="Arial"/>
-                <w:i w:val="false"/>
-                <w:b w:val="false"/>
-                <w:u w:val="none"/>
-                <w:strike w:val="false"/>
-                <w:sz w:val="22"/>
-                <w:szCs w:val="22"/>
-                <w:color w:val="000000"/>
-              </w:rPr>
-            </w:pPr>
-            <w:r>
-              <w:rPr>
-                <w:rFonts w:ascii="Arial" w:hAnsi="Arial" w:eastAsia="Arial" w:cs="Arial"/>
-                <w:i w:val="false"/>
-                <w:b w:val="false"/>
-                <w:u w:val="none"/>
-                <w:strike w:val="false"/>
-                <w:sz w:val="22"/>
-                <w:szCs w:val="22"/>
-                <w:color w:val="000000"/>
-              </w:rPr>
-              <w:t xml:space="preserve">671 (58.0)</w:t>
+                <w:rFonts w:ascii="Helvetica" w:hAnsi="Helvetica" w:eastAsia="Helvetica" w:cs="Helvetica"/>
+                <w:i w:val="false"/>
+                <w:b w:val="false"/>
+                <w:u w:val="none"/>
+                <w:strike w:val="false"/>
+                <w:sz w:val="22"/>
+                <w:szCs w:val="22"/>
+                <w:color w:val="000000"/>
+              </w:rPr>
+            </w:pPr>
+            <w:r>
+              <w:rPr>
+                <w:rFonts w:ascii="Helvetica" w:hAnsi="Helvetica" w:eastAsia="Helvetica" w:cs="Helvetica"/>
+                <w:i w:val="false"/>
+                <w:b w:val="false"/>
+                <w:u w:val="none"/>
+                <w:strike w:val="false"/>
+                <w:sz w:val="22"/>
+                <w:szCs w:val="22"/>
+                <w:color w:val="000000"/>
+              </w:rPr>
+              <w:t xml:space="preserve">671 (58.1)</w:t>
             </w:r>
           </w:p>
         </w:tc>
       </w:tr>
       <w:tr>
         <w:trPr>
-          <w:trHeight w:val="617" w:hRule="auto"/>
+          <w:trHeight w:val="608" w:hRule="auto"/>
         </w:trPr>
-        body30
-        <w:tc>
-          <w:tcPr>
-            <w:tcBorders>
-              <w:bottom w:val="none" w:sz="0" w:space="0" w:color="000000"/>
-              <w:top w:val="none" w:sz="0" w:space="0" w:color="000000"/>
-              <w:left w:val="none" w:sz="0" w:space="0" w:color="000000"/>
-              <w:right w:val="none" w:sz="0" w:space="0" w:color="000000"/>
-            </w:tcBorders>
-            <w:shd w:val="clear" w:color="auto" w:fill="FFFFFF"/>
-            <w:tcMar>
-              <w:top w:w="0" w:type="dxa"/>
-              <w:bottom w:w="0" w:type="dxa"/>
-              <w:left w:w="0" w:type="dxa"/>
-              <w:right w:w="0" w:type="dxa"/>
-            </w:tcMar>
-            <w:vAlign w:val="top"/>
-          </w:tcPr>
-          <w:p>
-            <w:pPr>
+        <w:tc>
+          <w:tcPr>
+            <w:tcBorders>
+              <w:bottom w:val="none" w:sz="0" w:space="0" w:color="000000"/>
+              <w:top w:val="none" w:sz="0" w:space="0" w:color="000000"/>
+              <w:left w:val="none" w:sz="0" w:space="0" w:color="000000"/>
+              <w:right w:val="none" w:sz="0" w:space="0" w:color="000000"/>
+            </w:tcBorders>
+            <w:shd w:val="clear" w:color="auto" w:fill="FFFFFF"/>
+            <w:tcMar>
+              <w:top w:w="0" w:type="dxa"/>
+              <w:bottom w:w="0" w:type="dxa"/>
+              <w:left w:w="0" w:type="dxa"/>
+              <w:right w:w="0" w:type="dxa"/>
+            </w:tcMar>
+            <w:vAlign w:val="top"/>
+          </w:tcPr>
+          <w:p>
+            <w:pPr>
+              <w:pStyle w:val="Normal"/>
               <w:jc w:val="left"/>
               <w:pBdr>
                 <w:bottom w:val="none" w:sz="0" w:space="0" w:color="000000"/>
@@ -3493,19 +3523,19 @@
               <w:spacing w:after="100" w:before="100" w:line="240"/>
               <w:ind w:left="300" w:right="100" w:firstLine="0" w:firstLineChars="0"/>
               <w:rPr>
-                <w:rFonts w:ascii="Arial" w:hAnsi="Arial" w:eastAsia="Arial" w:cs="Arial"/>
-                <w:i w:val="false"/>
-                <w:b w:val="false"/>
-                <w:u w:val="none"/>
-                <w:strike w:val="false"/>
-                <w:sz w:val="22"/>
-                <w:szCs w:val="22"/>
-                <w:color w:val="000000"/>
-              </w:rPr>
-            </w:pPr>
-            <w:r>
-              <w:rPr>
-                <w:rFonts w:ascii="Arial" w:hAnsi="Arial" w:eastAsia="Arial" w:cs="Arial"/>
+                <w:rFonts w:ascii="Helvetica" w:hAnsi="Helvetica" w:eastAsia="Helvetica" w:cs="Helvetica"/>
+                <w:i w:val="false"/>
+                <w:b w:val="false"/>
+                <w:u w:val="none"/>
+                <w:strike w:val="false"/>
+                <w:sz w:val="22"/>
+                <w:szCs w:val="22"/>
+                <w:color w:val="000000"/>
+              </w:rPr>
+            </w:pPr>
+            <w:r>
+              <w:rPr>
+                <w:rFonts w:ascii="Helvetica" w:hAnsi="Helvetica" w:eastAsia="Helvetica" w:cs="Helvetica"/>
                 <w:i w:val="false"/>
                 <w:b w:val="false"/>
                 <w:u w:val="none"/>
@@ -3537,6 +3567,7 @@
           </w:tcPr>
           <w:p>
             <w:pPr>
+              <w:pStyle w:val="Normal"/>
               <w:jc w:val="center"/>
               <w:pBdr>
                 <w:bottom w:val="none" w:sz="0" w:space="0" w:color="000000"/>
@@ -3547,56 +3578,56 @@
               <w:spacing w:after="100" w:before="100" w:line="240"/>
               <w:ind w:left="100" w:right="100" w:firstLine="0" w:firstLineChars="0"/>
               <w:rPr>
-                <w:rFonts w:ascii="Arial" w:hAnsi="Arial" w:eastAsia="Arial" w:cs="Arial"/>
-                <w:i w:val="false"/>
-                <w:b w:val="false"/>
-                <w:u w:val="none"/>
-                <w:strike w:val="false"/>
-                <w:sz w:val="22"/>
-                <w:szCs w:val="22"/>
-                <w:color w:val="000000"/>
-              </w:rPr>
-            </w:pPr>
-            <w:r>
-              <w:rPr>
-                <w:rFonts w:ascii="Arial" w:hAnsi="Arial" w:eastAsia="Arial" w:cs="Arial"/>
-                <w:i w:val="false"/>
-                <w:b w:val="false"/>
-                <w:u w:val="none"/>
-                <w:strike w:val="false"/>
-                <w:sz w:val="22"/>
-                <w:szCs w:val="22"/>
-                <w:color w:val="000000"/>
-              </w:rPr>
-              <w:t xml:space="preserve">325 (28.1)</w:t>
+                <w:rFonts w:ascii="Helvetica" w:hAnsi="Helvetica" w:eastAsia="Helvetica" w:cs="Helvetica"/>
+                <w:i w:val="false"/>
+                <w:b w:val="false"/>
+                <w:u w:val="none"/>
+                <w:strike w:val="false"/>
+                <w:sz w:val="22"/>
+                <w:szCs w:val="22"/>
+                <w:color w:val="000000"/>
+              </w:rPr>
+            </w:pPr>
+            <w:r>
+              <w:rPr>
+                <w:rFonts w:ascii="Helvetica" w:hAnsi="Helvetica" w:eastAsia="Helvetica" w:cs="Helvetica"/>
+                <w:i w:val="false"/>
+                <w:b w:val="false"/>
+                <w:u w:val="none"/>
+                <w:strike w:val="false"/>
+                <w:sz w:val="22"/>
+                <w:szCs w:val="22"/>
+                <w:color w:val="000000"/>
+              </w:rPr>
+              <w:t xml:space="preserve">324 (28.1)</w:t>
             </w:r>
           </w:p>
         </w:tc>
       </w:tr>
       <w:tr>
         <w:trPr>
-          <w:trHeight w:val="617" w:hRule="auto"/>
+          <w:trHeight w:val="608" w:hRule="auto"/>
         </w:trPr>
-        body31
-        <w:tc>
-          <w:tcPr>
-            <w:tcBorders>
-              <w:bottom w:val="none" w:sz="0" w:space="0" w:color="000000"/>
-              <w:top w:val="none" w:sz="0" w:space="0" w:color="000000"/>
-              <w:left w:val="none" w:sz="0" w:space="0" w:color="000000"/>
-              <w:right w:val="none" w:sz="0" w:space="0" w:color="000000"/>
-            </w:tcBorders>
-            <w:shd w:val="clear" w:color="auto" w:fill="FFFFFF"/>
-            <w:tcMar>
-              <w:top w:w="0" w:type="dxa"/>
-              <w:bottom w:w="0" w:type="dxa"/>
-              <w:left w:w="0" w:type="dxa"/>
-              <w:right w:w="0" w:type="dxa"/>
-            </w:tcMar>
-            <w:vAlign w:val="top"/>
-          </w:tcPr>
-          <w:p>
-            <w:pPr>
+        <w:tc>
+          <w:tcPr>
+            <w:tcBorders>
+              <w:bottom w:val="none" w:sz="0" w:space="0" w:color="000000"/>
+              <w:top w:val="none" w:sz="0" w:space="0" w:color="000000"/>
+              <w:left w:val="none" w:sz="0" w:space="0" w:color="000000"/>
+              <w:right w:val="none" w:sz="0" w:space="0" w:color="000000"/>
+            </w:tcBorders>
+            <w:shd w:val="clear" w:color="auto" w:fill="FFFFFF"/>
+            <w:tcMar>
+              <w:top w:w="0" w:type="dxa"/>
+              <w:bottom w:w="0" w:type="dxa"/>
+              <w:left w:w="0" w:type="dxa"/>
+              <w:right w:w="0" w:type="dxa"/>
+            </w:tcMar>
+            <w:vAlign w:val="top"/>
+          </w:tcPr>
+          <w:p>
+            <w:pPr>
+              <w:pStyle w:val="Normal"/>
               <w:jc w:val="left"/>
               <w:pBdr>
                 <w:bottom w:val="none" w:sz="0" w:space="0" w:color="000000"/>
@@ -3607,19 +3638,19 @@
               <w:spacing w:after="100" w:before="100" w:line="240"/>
               <w:ind w:left="300" w:right="100" w:firstLine="0" w:firstLineChars="0"/>
               <w:rPr>
-                <w:rFonts w:ascii="Arial" w:hAnsi="Arial" w:eastAsia="Arial" w:cs="Arial"/>
-                <w:i w:val="false"/>
-                <w:b w:val="false"/>
-                <w:u w:val="none"/>
-                <w:strike w:val="false"/>
-                <w:sz w:val="22"/>
-                <w:szCs w:val="22"/>
-                <w:color w:val="000000"/>
-              </w:rPr>
-            </w:pPr>
-            <w:r>
-              <w:rPr>
-                <w:rFonts w:ascii="Arial" w:hAnsi="Arial" w:eastAsia="Arial" w:cs="Arial"/>
+                <w:rFonts w:ascii="Helvetica" w:hAnsi="Helvetica" w:eastAsia="Helvetica" w:cs="Helvetica"/>
+                <w:i w:val="false"/>
+                <w:b w:val="false"/>
+                <w:u w:val="none"/>
+                <w:strike w:val="false"/>
+                <w:sz w:val="22"/>
+                <w:szCs w:val="22"/>
+                <w:color w:val="000000"/>
+              </w:rPr>
+            </w:pPr>
+            <w:r>
+              <w:rPr>
+                <w:rFonts w:ascii="Helvetica" w:hAnsi="Helvetica" w:eastAsia="Helvetica" w:cs="Helvetica"/>
                 <w:i w:val="false"/>
                 <w:b w:val="false"/>
                 <w:u w:val="none"/>
@@ -3651,6 +3682,7 @@
           </w:tcPr>
           <w:p>
             <w:pPr>
+              <w:pStyle w:val="Normal"/>
               <w:jc w:val="center"/>
               <w:pBdr>
                 <w:bottom w:val="none" w:sz="0" w:space="0" w:color="000000"/>
@@ -3661,56 +3693,56 @@
               <w:spacing w:after="100" w:before="100" w:line="240"/>
               <w:ind w:left="100" w:right="100" w:firstLine="0" w:firstLineChars="0"/>
               <w:rPr>
-                <w:rFonts w:ascii="Arial" w:hAnsi="Arial" w:eastAsia="Arial" w:cs="Arial"/>
-                <w:i w:val="false"/>
-                <w:b w:val="false"/>
-                <w:u w:val="none"/>
-                <w:strike w:val="false"/>
-                <w:sz w:val="22"/>
-                <w:szCs w:val="22"/>
-                <w:color w:val="000000"/>
-              </w:rPr>
-            </w:pPr>
-            <w:r>
-              <w:rPr>
-                <w:rFonts w:ascii="Arial" w:hAnsi="Arial" w:eastAsia="Arial" w:cs="Arial"/>
-                <w:i w:val="false"/>
-                <w:b w:val="false"/>
-                <w:u w:val="none"/>
-                <w:strike w:val="false"/>
-                <w:sz w:val="22"/>
-                <w:szCs w:val="22"/>
-                <w:color w:val="000000"/>
-              </w:rPr>
-              <w:t xml:space="preserve">160 (13.8)</w:t>
+                <w:rFonts w:ascii="Helvetica" w:hAnsi="Helvetica" w:eastAsia="Helvetica" w:cs="Helvetica"/>
+                <w:i w:val="false"/>
+                <w:b w:val="false"/>
+                <w:u w:val="none"/>
+                <w:strike w:val="false"/>
+                <w:sz w:val="22"/>
+                <w:szCs w:val="22"/>
+                <w:color w:val="000000"/>
+              </w:rPr>
+            </w:pPr>
+            <w:r>
+              <w:rPr>
+                <w:rFonts w:ascii="Helvetica" w:hAnsi="Helvetica" w:eastAsia="Helvetica" w:cs="Helvetica"/>
+                <w:i w:val="false"/>
+                <w:b w:val="false"/>
+                <w:u w:val="none"/>
+                <w:strike w:val="false"/>
+                <w:sz w:val="22"/>
+                <w:szCs w:val="22"/>
+                <w:color w:val="000000"/>
+              </w:rPr>
+              <w:t xml:space="preserve">160 (13.9)</w:t>
             </w:r>
           </w:p>
         </w:tc>
       </w:tr>
       <w:tr>
         <w:trPr>
-          <w:trHeight w:val="617" w:hRule="auto"/>
+          <w:trHeight w:val="608" w:hRule="auto"/>
         </w:trPr>
-        body32
-        <w:tc>
-          <w:tcPr>
-            <w:tcBorders>
-              <w:bottom w:val="none" w:sz="0" w:space="0" w:color="000000"/>
-              <w:top w:val="none" w:sz="0" w:space="0" w:color="000000"/>
-              <w:left w:val="none" w:sz="0" w:space="0" w:color="000000"/>
-              <w:right w:val="none" w:sz="0" w:space="0" w:color="000000"/>
-            </w:tcBorders>
-            <w:shd w:val="clear" w:color="auto" w:fill="FFFFFF"/>
-            <w:tcMar>
-              <w:top w:w="0" w:type="dxa"/>
-              <w:bottom w:w="0" w:type="dxa"/>
-              <w:left w:w="0" w:type="dxa"/>
-              <w:right w:w="0" w:type="dxa"/>
-            </w:tcMar>
-            <w:vAlign w:val="top"/>
-          </w:tcPr>
-          <w:p>
-            <w:pPr>
+        <w:tc>
+          <w:tcPr>
+            <w:tcBorders>
+              <w:bottom w:val="none" w:sz="0" w:space="0" w:color="000000"/>
+              <w:top w:val="none" w:sz="0" w:space="0" w:color="000000"/>
+              <w:left w:val="none" w:sz="0" w:space="0" w:color="000000"/>
+              <w:right w:val="none" w:sz="0" w:space="0" w:color="000000"/>
+            </w:tcBorders>
+            <w:shd w:val="clear" w:color="auto" w:fill="FFFFFF"/>
+            <w:tcMar>
+              <w:top w:w="0" w:type="dxa"/>
+              <w:bottom w:w="0" w:type="dxa"/>
+              <w:left w:w="0" w:type="dxa"/>
+              <w:right w:w="0" w:type="dxa"/>
+            </w:tcMar>
+            <w:vAlign w:val="top"/>
+          </w:tcPr>
+          <w:p>
+            <w:pPr>
+              <w:pStyle w:val="Normal"/>
               <w:jc w:val="left"/>
               <w:pBdr>
                 <w:bottom w:val="none" w:sz="0" w:space="0" w:color="000000"/>
@@ -3721,7 +3753,7 @@
               <w:spacing w:after="100" w:before="100" w:line="240"/>
               <w:ind w:left="100" w:right="100" w:firstLine="0" w:firstLineChars="0"/>
               <w:rPr>
-                <w:rFonts w:ascii="Arial" w:hAnsi="Arial" w:eastAsia="Arial" w:cs="Arial"/>
+                <w:rFonts w:ascii="Helvetica" w:hAnsi="Helvetica" w:eastAsia="Helvetica" w:cs="Helvetica"/>
                 <w:i w:val="false"/>
                 <w:b w:val="true"/>
                 <w:u w:val="none"/>
@@ -3733,7 +3765,7 @@
             </w:pPr>
             <w:r>
               <w:rPr>
-                <w:rFonts w:ascii="Arial" w:hAnsi="Arial" w:eastAsia="Arial" w:cs="Arial"/>
+                <w:rFonts w:ascii="Helvetica" w:hAnsi="Helvetica" w:eastAsia="Helvetica" w:cs="Helvetica"/>
                 <w:i w:val="false"/>
                 <w:b w:val="true"/>
                 <w:u w:val="none"/>
@@ -3765,6 +3797,7 @@
           </w:tcPr>
           <w:p>
             <w:pPr>
+              <w:pStyle w:val="Normal"/>
               <w:jc w:val="center"/>
               <w:pBdr>
                 <w:bottom w:val="none" w:sz="0" w:space="0" w:color="000000"/>
@@ -3775,19 +3808,19 @@
               <w:spacing w:after="100" w:before="100" w:line="240"/>
               <w:ind w:left="100" w:right="100" w:firstLine="0" w:firstLineChars="0"/>
               <w:rPr>
-                <w:rFonts w:ascii="Arial" w:hAnsi="Arial" w:eastAsia="Arial" w:cs="Arial"/>
-                <w:i w:val="false"/>
-                <w:b w:val="false"/>
-                <w:u w:val="none"/>
-                <w:strike w:val="false"/>
-                <w:sz w:val="22"/>
-                <w:szCs w:val="22"/>
-                <w:color w:val="000000"/>
-              </w:rPr>
-            </w:pPr>
-            <w:r>
-              <w:rPr>
-                <w:rFonts w:ascii="Arial" w:hAnsi="Arial" w:eastAsia="Arial" w:cs="Arial"/>
+                <w:rFonts w:ascii="Helvetica" w:hAnsi="Helvetica" w:eastAsia="Helvetica" w:cs="Helvetica"/>
+                <w:i w:val="false"/>
+                <w:b w:val="false"/>
+                <w:u w:val="none"/>
+                <w:strike w:val="false"/>
+                <w:sz w:val="22"/>
+                <w:szCs w:val="22"/>
+                <w:color w:val="000000"/>
+              </w:rPr>
+            </w:pPr>
+            <w:r>
+              <w:rPr>
+                <w:rFonts w:ascii="Helvetica" w:hAnsi="Helvetica" w:eastAsia="Helvetica" w:cs="Helvetica"/>
                 <w:i w:val="false"/>
                 <w:b w:val="false"/>
                 <w:u w:val="none"/>
@@ -3803,28 +3836,28 @@
       </w:tr>
       <w:tr>
         <w:trPr>
-          <w:trHeight w:val="617" w:hRule="auto"/>
+          <w:trHeight w:val="608" w:hRule="auto"/>
         </w:trPr>
-        body33
-        <w:tc>
-          <w:tcPr>
-            <w:tcBorders>
-              <w:bottom w:val="none" w:sz="0" w:space="0" w:color="000000"/>
-              <w:top w:val="none" w:sz="0" w:space="0" w:color="000000"/>
-              <w:left w:val="none" w:sz="0" w:space="0" w:color="000000"/>
-              <w:right w:val="none" w:sz="0" w:space="0" w:color="000000"/>
-            </w:tcBorders>
-            <w:shd w:val="clear" w:color="auto" w:fill="FFFFFF"/>
-            <w:tcMar>
-              <w:top w:w="0" w:type="dxa"/>
-              <w:bottom w:w="0" w:type="dxa"/>
-              <w:left w:w="0" w:type="dxa"/>
-              <w:right w:w="0" w:type="dxa"/>
-            </w:tcMar>
-            <w:vAlign w:val="top"/>
-          </w:tcPr>
-          <w:p>
-            <w:pPr>
+        <w:tc>
+          <w:tcPr>
+            <w:tcBorders>
+              <w:bottom w:val="none" w:sz="0" w:space="0" w:color="000000"/>
+              <w:top w:val="none" w:sz="0" w:space="0" w:color="000000"/>
+              <w:left w:val="none" w:sz="0" w:space="0" w:color="000000"/>
+              <w:right w:val="none" w:sz="0" w:space="0" w:color="000000"/>
+            </w:tcBorders>
+            <w:shd w:val="clear" w:color="auto" w:fill="FFFFFF"/>
+            <w:tcMar>
+              <w:top w:w="0" w:type="dxa"/>
+              <w:bottom w:w="0" w:type="dxa"/>
+              <w:left w:w="0" w:type="dxa"/>
+              <w:right w:w="0" w:type="dxa"/>
+            </w:tcMar>
+            <w:vAlign w:val="top"/>
+          </w:tcPr>
+          <w:p>
+            <w:pPr>
+              <w:pStyle w:val="Normal"/>
               <w:jc w:val="left"/>
               <w:pBdr>
                 <w:bottom w:val="none" w:sz="0" w:space="0" w:color="000000"/>
@@ -3835,19 +3868,19 @@
               <w:spacing w:after="100" w:before="100" w:line="240"/>
               <w:ind w:left="300" w:right="100" w:firstLine="0" w:firstLineChars="0"/>
               <w:rPr>
-                <w:rFonts w:ascii="Arial" w:hAnsi="Arial" w:eastAsia="Arial" w:cs="Arial"/>
-                <w:i w:val="false"/>
-                <w:b w:val="false"/>
-                <w:u w:val="none"/>
-                <w:strike w:val="false"/>
-                <w:sz w:val="22"/>
-                <w:szCs w:val="22"/>
-                <w:color w:val="000000"/>
-              </w:rPr>
-            </w:pPr>
-            <w:r>
-              <w:rPr>
-                <w:rFonts w:ascii="Arial" w:hAnsi="Arial" w:eastAsia="Arial" w:cs="Arial"/>
+                <w:rFonts w:ascii="Helvetica" w:hAnsi="Helvetica" w:eastAsia="Helvetica" w:cs="Helvetica"/>
+                <w:i w:val="false"/>
+                <w:b w:val="false"/>
+                <w:u w:val="none"/>
+                <w:strike w:val="false"/>
+                <w:sz w:val="22"/>
+                <w:szCs w:val="22"/>
+                <w:color w:val="000000"/>
+              </w:rPr>
+            </w:pPr>
+            <w:r>
+              <w:rPr>
+                <w:rFonts w:ascii="Helvetica" w:hAnsi="Helvetica" w:eastAsia="Helvetica" w:cs="Helvetica"/>
                 <w:i w:val="false"/>
                 <w:b w:val="false"/>
                 <w:u w:val="none"/>
@@ -3879,6 +3912,7 @@
           </w:tcPr>
           <w:p>
             <w:pPr>
+              <w:pStyle w:val="Normal"/>
               <w:jc w:val="center"/>
               <w:pBdr>
                 <w:bottom w:val="none" w:sz="0" w:space="0" w:color="000000"/>
@@ -3889,19 +3923,19 @@
               <w:spacing w:after="100" w:before="100" w:line="240"/>
               <w:ind w:left="100" w:right="100" w:firstLine="0" w:firstLineChars="0"/>
               <w:rPr>
-                <w:rFonts w:ascii="Arial" w:hAnsi="Arial" w:eastAsia="Arial" w:cs="Arial"/>
-                <w:i w:val="false"/>
-                <w:b w:val="false"/>
-                <w:u w:val="none"/>
-                <w:strike w:val="false"/>
-                <w:sz w:val="22"/>
-                <w:szCs w:val="22"/>
-                <w:color w:val="000000"/>
-              </w:rPr>
-            </w:pPr>
-            <w:r>
-              <w:rPr>
-                <w:rFonts w:ascii="Arial" w:hAnsi="Arial" w:eastAsia="Arial" w:cs="Arial"/>
+                <w:rFonts w:ascii="Helvetica" w:hAnsi="Helvetica" w:eastAsia="Helvetica" w:cs="Helvetica"/>
+                <w:i w:val="false"/>
+                <w:b w:val="false"/>
+                <w:u w:val="none"/>
+                <w:strike w:val="false"/>
+                <w:sz w:val="22"/>
+                <w:szCs w:val="22"/>
+                <w:color w:val="000000"/>
+              </w:rPr>
+            </w:pPr>
+            <w:r>
+              <w:rPr>
+                <w:rFonts w:ascii="Helvetica" w:hAnsi="Helvetica" w:eastAsia="Helvetica" w:cs="Helvetica"/>
                 <w:i w:val="false"/>
                 <w:b w:val="false"/>
                 <w:u w:val="none"/>
@@ -3917,28 +3951,28 @@
       </w:tr>
       <w:tr>
         <w:trPr>
-          <w:trHeight w:val="617" w:hRule="auto"/>
+          <w:trHeight w:val="608" w:hRule="auto"/>
         </w:trPr>
-        body34
-        <w:tc>
-          <w:tcPr>
-            <w:tcBorders>
-              <w:bottom w:val="none" w:sz="0" w:space="0" w:color="000000"/>
-              <w:top w:val="none" w:sz="0" w:space="0" w:color="000000"/>
-              <w:left w:val="none" w:sz="0" w:space="0" w:color="000000"/>
-              <w:right w:val="none" w:sz="0" w:space="0" w:color="000000"/>
-            </w:tcBorders>
-            <w:shd w:val="clear" w:color="auto" w:fill="FFFFFF"/>
-            <w:tcMar>
-              <w:top w:w="0" w:type="dxa"/>
-              <w:bottom w:w="0" w:type="dxa"/>
-              <w:left w:w="0" w:type="dxa"/>
-              <w:right w:w="0" w:type="dxa"/>
-            </w:tcMar>
-            <w:vAlign w:val="top"/>
-          </w:tcPr>
-          <w:p>
-            <w:pPr>
+        <w:tc>
+          <w:tcPr>
+            <w:tcBorders>
+              <w:bottom w:val="none" w:sz="0" w:space="0" w:color="000000"/>
+              <w:top w:val="none" w:sz="0" w:space="0" w:color="000000"/>
+              <w:left w:val="none" w:sz="0" w:space="0" w:color="000000"/>
+              <w:right w:val="none" w:sz="0" w:space="0" w:color="000000"/>
+            </w:tcBorders>
+            <w:shd w:val="clear" w:color="auto" w:fill="FFFFFF"/>
+            <w:tcMar>
+              <w:top w:w="0" w:type="dxa"/>
+              <w:bottom w:w="0" w:type="dxa"/>
+              <w:left w:w="0" w:type="dxa"/>
+              <w:right w:w="0" w:type="dxa"/>
+            </w:tcMar>
+            <w:vAlign w:val="top"/>
+          </w:tcPr>
+          <w:p>
+            <w:pPr>
+              <w:pStyle w:val="Normal"/>
               <w:jc w:val="left"/>
               <w:pBdr>
                 <w:bottom w:val="none" w:sz="0" w:space="0" w:color="000000"/>
@@ -3949,19 +3983,19 @@
               <w:spacing w:after="100" w:before="100" w:line="240"/>
               <w:ind w:left="300" w:right="100" w:firstLine="0" w:firstLineChars="0"/>
               <w:rPr>
-                <w:rFonts w:ascii="Arial" w:hAnsi="Arial" w:eastAsia="Arial" w:cs="Arial"/>
-                <w:i w:val="false"/>
-                <w:b w:val="false"/>
-                <w:u w:val="none"/>
-                <w:strike w:val="false"/>
-                <w:sz w:val="22"/>
-                <w:szCs w:val="22"/>
-                <w:color w:val="000000"/>
-              </w:rPr>
-            </w:pPr>
-            <w:r>
-              <w:rPr>
-                <w:rFonts w:ascii="Arial" w:hAnsi="Arial" w:eastAsia="Arial" w:cs="Arial"/>
+                <w:rFonts w:ascii="Helvetica" w:hAnsi="Helvetica" w:eastAsia="Helvetica" w:cs="Helvetica"/>
+                <w:i w:val="false"/>
+                <w:b w:val="false"/>
+                <w:u w:val="none"/>
+                <w:strike w:val="false"/>
+                <w:sz w:val="22"/>
+                <w:szCs w:val="22"/>
+                <w:color w:val="000000"/>
+              </w:rPr>
+            </w:pPr>
+            <w:r>
+              <w:rPr>
+                <w:rFonts w:ascii="Helvetica" w:hAnsi="Helvetica" w:eastAsia="Helvetica" w:cs="Helvetica"/>
                 <w:i w:val="false"/>
                 <w:b w:val="false"/>
                 <w:u w:val="none"/>
@@ -3993,6 +4027,7 @@
           </w:tcPr>
           <w:p>
             <w:pPr>
+              <w:pStyle w:val="Normal"/>
               <w:jc w:val="center"/>
               <w:pBdr>
                 <w:bottom w:val="none" w:sz="0" w:space="0" w:color="000000"/>
@@ -4003,56 +4038,56 @@
               <w:spacing w:after="100" w:before="100" w:line="240"/>
               <w:ind w:left="100" w:right="100" w:firstLine="0" w:firstLineChars="0"/>
               <w:rPr>
-                <w:rFonts w:ascii="Arial" w:hAnsi="Arial" w:eastAsia="Arial" w:cs="Arial"/>
-                <w:i w:val="false"/>
-                <w:b w:val="false"/>
-                <w:u w:val="none"/>
-                <w:strike w:val="false"/>
-                <w:sz w:val="22"/>
-                <w:szCs w:val="22"/>
-                <w:color w:val="000000"/>
-              </w:rPr>
-            </w:pPr>
-            <w:r>
-              <w:rPr>
-                <w:rFonts w:ascii="Arial" w:hAnsi="Arial" w:eastAsia="Arial" w:cs="Arial"/>
-                <w:i w:val="false"/>
-                <w:b w:val="false"/>
-                <w:u w:val="none"/>
-                <w:strike w:val="false"/>
-                <w:sz w:val="22"/>
-                <w:szCs w:val="22"/>
-                <w:color w:val="000000"/>
-              </w:rPr>
-              <w:t xml:space="preserve">308 (26.6)</w:t>
+                <w:rFonts w:ascii="Helvetica" w:hAnsi="Helvetica" w:eastAsia="Helvetica" w:cs="Helvetica"/>
+                <w:i w:val="false"/>
+                <w:b w:val="false"/>
+                <w:u w:val="none"/>
+                <w:strike w:val="false"/>
+                <w:sz w:val="22"/>
+                <w:szCs w:val="22"/>
+                <w:color w:val="000000"/>
+              </w:rPr>
+            </w:pPr>
+            <w:r>
+              <w:rPr>
+                <w:rFonts w:ascii="Helvetica" w:hAnsi="Helvetica" w:eastAsia="Helvetica" w:cs="Helvetica"/>
+                <w:i w:val="false"/>
+                <w:b w:val="false"/>
+                <w:u w:val="none"/>
+                <w:strike w:val="false"/>
+                <w:sz w:val="22"/>
+                <w:szCs w:val="22"/>
+                <w:color w:val="000000"/>
+              </w:rPr>
+              <w:t xml:space="preserve">308 (26.7)</w:t>
             </w:r>
           </w:p>
         </w:tc>
       </w:tr>
       <w:tr>
         <w:trPr>
-          <w:trHeight w:val="617" w:hRule="auto"/>
+          <w:trHeight w:val="608" w:hRule="auto"/>
         </w:trPr>
-        body35
-        <w:tc>
-          <w:tcPr>
-            <w:tcBorders>
-              <w:bottom w:val="none" w:sz="0" w:space="0" w:color="000000"/>
-              <w:top w:val="none" w:sz="0" w:space="0" w:color="000000"/>
-              <w:left w:val="none" w:sz="0" w:space="0" w:color="000000"/>
-              <w:right w:val="none" w:sz="0" w:space="0" w:color="000000"/>
-            </w:tcBorders>
-            <w:shd w:val="clear" w:color="auto" w:fill="FFFFFF"/>
-            <w:tcMar>
-              <w:top w:w="0" w:type="dxa"/>
-              <w:bottom w:w="0" w:type="dxa"/>
-              <w:left w:w="0" w:type="dxa"/>
-              <w:right w:w="0" w:type="dxa"/>
-            </w:tcMar>
-            <w:vAlign w:val="top"/>
-          </w:tcPr>
-          <w:p>
-            <w:pPr>
+        <w:tc>
+          <w:tcPr>
+            <w:tcBorders>
+              <w:bottom w:val="none" w:sz="0" w:space="0" w:color="000000"/>
+              <w:top w:val="none" w:sz="0" w:space="0" w:color="000000"/>
+              <w:left w:val="none" w:sz="0" w:space="0" w:color="000000"/>
+              <w:right w:val="none" w:sz="0" w:space="0" w:color="000000"/>
+            </w:tcBorders>
+            <w:shd w:val="clear" w:color="auto" w:fill="FFFFFF"/>
+            <w:tcMar>
+              <w:top w:w="0" w:type="dxa"/>
+              <w:bottom w:w="0" w:type="dxa"/>
+              <w:left w:w="0" w:type="dxa"/>
+              <w:right w:w="0" w:type="dxa"/>
+            </w:tcMar>
+            <w:vAlign w:val="top"/>
+          </w:tcPr>
+          <w:p>
+            <w:pPr>
+              <w:pStyle w:val="Normal"/>
               <w:jc w:val="left"/>
               <w:pBdr>
                 <w:bottom w:val="none" w:sz="0" w:space="0" w:color="000000"/>
@@ -4063,19 +4098,19 @@
               <w:spacing w:after="100" w:before="100" w:line="240"/>
               <w:ind w:left="300" w:right="100" w:firstLine="0" w:firstLineChars="0"/>
               <w:rPr>
-                <w:rFonts w:ascii="Arial" w:hAnsi="Arial" w:eastAsia="Arial" w:cs="Arial"/>
-                <w:i w:val="false"/>
-                <w:b w:val="false"/>
-                <w:u w:val="none"/>
-                <w:strike w:val="false"/>
-                <w:sz w:val="22"/>
-                <w:szCs w:val="22"/>
-                <w:color w:val="000000"/>
-              </w:rPr>
-            </w:pPr>
-            <w:r>
-              <w:rPr>
-                <w:rFonts w:ascii="Arial" w:hAnsi="Arial" w:eastAsia="Arial" w:cs="Arial"/>
+                <w:rFonts w:ascii="Helvetica" w:hAnsi="Helvetica" w:eastAsia="Helvetica" w:cs="Helvetica"/>
+                <w:i w:val="false"/>
+                <w:b w:val="false"/>
+                <w:u w:val="none"/>
+                <w:strike w:val="false"/>
+                <w:sz w:val="22"/>
+                <w:szCs w:val="22"/>
+                <w:color w:val="000000"/>
+              </w:rPr>
+            </w:pPr>
+            <w:r>
+              <w:rPr>
+                <w:rFonts w:ascii="Helvetica" w:hAnsi="Helvetica" w:eastAsia="Helvetica" w:cs="Helvetica"/>
                 <w:i w:val="false"/>
                 <w:b w:val="false"/>
                 <w:u w:val="none"/>
@@ -4107,6 +4142,7 @@
           </w:tcPr>
           <w:p>
             <w:pPr>
+              <w:pStyle w:val="Normal"/>
               <w:jc w:val="center"/>
               <w:pBdr>
                 <w:bottom w:val="none" w:sz="0" w:space="0" w:color="000000"/>
@@ -4117,56 +4153,56 @@
               <w:spacing w:after="100" w:before="100" w:line="240"/>
               <w:ind w:left="100" w:right="100" w:firstLine="0" w:firstLineChars="0"/>
               <w:rPr>
-                <w:rFonts w:ascii="Arial" w:hAnsi="Arial" w:eastAsia="Arial" w:cs="Arial"/>
-                <w:i w:val="false"/>
-                <w:b w:val="false"/>
-                <w:u w:val="none"/>
-                <w:strike w:val="false"/>
-                <w:sz w:val="22"/>
-                <w:szCs w:val="22"/>
-                <w:color w:val="000000"/>
-              </w:rPr>
-            </w:pPr>
-            <w:r>
-              <w:rPr>
-                <w:rFonts w:ascii="Arial" w:hAnsi="Arial" w:eastAsia="Arial" w:cs="Arial"/>
-                <w:i w:val="false"/>
-                <w:b w:val="false"/>
-                <w:u w:val="none"/>
-                <w:strike w:val="false"/>
-                <w:sz w:val="22"/>
-                <w:szCs w:val="22"/>
-                <w:color w:val="000000"/>
-              </w:rPr>
-              <w:t xml:space="preserve">210 (18.2)</w:t>
+                <w:rFonts w:ascii="Helvetica" w:hAnsi="Helvetica" w:eastAsia="Helvetica" w:cs="Helvetica"/>
+                <w:i w:val="false"/>
+                <w:b w:val="false"/>
+                <w:u w:val="none"/>
+                <w:strike w:val="false"/>
+                <w:sz w:val="22"/>
+                <w:szCs w:val="22"/>
+                <w:color w:val="000000"/>
+              </w:rPr>
+            </w:pPr>
+            <w:r>
+              <w:rPr>
+                <w:rFonts w:ascii="Helvetica" w:hAnsi="Helvetica" w:eastAsia="Helvetica" w:cs="Helvetica"/>
+                <w:i w:val="false"/>
+                <w:b w:val="false"/>
+                <w:u w:val="none"/>
+                <w:strike w:val="false"/>
+                <w:sz w:val="22"/>
+                <w:szCs w:val="22"/>
+                <w:color w:val="000000"/>
+              </w:rPr>
+              <w:t xml:space="preserve">209 (18.1)</w:t>
             </w:r>
           </w:p>
         </w:tc>
       </w:tr>
       <w:tr>
         <w:trPr>
-          <w:trHeight w:val="617" w:hRule="auto"/>
+          <w:trHeight w:val="608" w:hRule="auto"/>
         </w:trPr>
-        body36
-        <w:tc>
-          <w:tcPr>
-            <w:tcBorders>
-              <w:bottom w:val="none" w:sz="0" w:space="0" w:color="000000"/>
-              <w:top w:val="none" w:sz="0" w:space="0" w:color="000000"/>
-              <w:left w:val="none" w:sz="0" w:space="0" w:color="000000"/>
-              <w:right w:val="none" w:sz="0" w:space="0" w:color="000000"/>
-            </w:tcBorders>
-            <w:shd w:val="clear" w:color="auto" w:fill="FFFFFF"/>
-            <w:tcMar>
-              <w:top w:w="0" w:type="dxa"/>
-              <w:bottom w:w="0" w:type="dxa"/>
-              <w:left w:w="0" w:type="dxa"/>
-              <w:right w:w="0" w:type="dxa"/>
-            </w:tcMar>
-            <w:vAlign w:val="top"/>
-          </w:tcPr>
-          <w:p>
-            <w:pPr>
+        <w:tc>
+          <w:tcPr>
+            <w:tcBorders>
+              <w:bottom w:val="none" w:sz="0" w:space="0" w:color="000000"/>
+              <w:top w:val="none" w:sz="0" w:space="0" w:color="000000"/>
+              <w:left w:val="none" w:sz="0" w:space="0" w:color="000000"/>
+              <w:right w:val="none" w:sz="0" w:space="0" w:color="000000"/>
+            </w:tcBorders>
+            <w:shd w:val="clear" w:color="auto" w:fill="FFFFFF"/>
+            <w:tcMar>
+              <w:top w:w="0" w:type="dxa"/>
+              <w:bottom w:w="0" w:type="dxa"/>
+              <w:left w:w="0" w:type="dxa"/>
+              <w:right w:w="0" w:type="dxa"/>
+            </w:tcMar>
+            <w:vAlign w:val="top"/>
+          </w:tcPr>
+          <w:p>
+            <w:pPr>
+              <w:pStyle w:val="Normal"/>
               <w:jc w:val="left"/>
               <w:pBdr>
                 <w:bottom w:val="none" w:sz="0" w:space="0" w:color="000000"/>
@@ -4177,19 +4213,19 @@
               <w:spacing w:after="100" w:before="100" w:line="240"/>
               <w:ind w:left="300" w:right="100" w:firstLine="0" w:firstLineChars="0"/>
               <w:rPr>
-                <w:rFonts w:ascii="Arial" w:hAnsi="Arial" w:eastAsia="Arial" w:cs="Arial"/>
-                <w:i w:val="false"/>
-                <w:b w:val="false"/>
-                <w:u w:val="none"/>
-                <w:strike w:val="false"/>
-                <w:sz w:val="22"/>
-                <w:szCs w:val="22"/>
-                <w:color w:val="000000"/>
-              </w:rPr>
-            </w:pPr>
-            <w:r>
-              <w:rPr>
-                <w:rFonts w:ascii="Arial" w:hAnsi="Arial" w:eastAsia="Arial" w:cs="Arial"/>
+                <w:rFonts w:ascii="Helvetica" w:hAnsi="Helvetica" w:eastAsia="Helvetica" w:cs="Helvetica"/>
+                <w:i w:val="false"/>
+                <w:b w:val="false"/>
+                <w:u w:val="none"/>
+                <w:strike w:val="false"/>
+                <w:sz w:val="22"/>
+                <w:szCs w:val="22"/>
+                <w:color w:val="000000"/>
+              </w:rPr>
+            </w:pPr>
+            <w:r>
+              <w:rPr>
+                <w:rFonts w:ascii="Helvetica" w:hAnsi="Helvetica" w:eastAsia="Helvetica" w:cs="Helvetica"/>
                 <w:i w:val="false"/>
                 <w:b w:val="false"/>
                 <w:u w:val="none"/>
@@ -4221,6 +4257,7 @@
           </w:tcPr>
           <w:p>
             <w:pPr>
+              <w:pStyle w:val="Normal"/>
               <w:jc w:val="center"/>
               <w:pBdr>
                 <w:bottom w:val="none" w:sz="0" w:space="0" w:color="000000"/>
@@ -4231,19 +4268,19 @@
               <w:spacing w:after="100" w:before="100" w:line="240"/>
               <w:ind w:left="100" w:right="100" w:firstLine="0" w:firstLineChars="0"/>
               <w:rPr>
-                <w:rFonts w:ascii="Arial" w:hAnsi="Arial" w:eastAsia="Arial" w:cs="Arial"/>
-                <w:i w:val="false"/>
-                <w:b w:val="false"/>
-                <w:u w:val="none"/>
-                <w:strike w:val="false"/>
-                <w:sz w:val="22"/>
-                <w:szCs w:val="22"/>
-                <w:color w:val="000000"/>
-              </w:rPr>
-            </w:pPr>
-            <w:r>
-              <w:rPr>
-                <w:rFonts w:ascii="Arial" w:hAnsi="Arial" w:eastAsia="Arial" w:cs="Arial"/>
+                <w:rFonts w:ascii="Helvetica" w:hAnsi="Helvetica" w:eastAsia="Helvetica" w:cs="Helvetica"/>
+                <w:i w:val="false"/>
+                <w:b w:val="false"/>
+                <w:u w:val="none"/>
+                <w:strike w:val="false"/>
+                <w:sz w:val="22"/>
+                <w:szCs w:val="22"/>
+                <w:color w:val="000000"/>
+              </w:rPr>
+            </w:pPr>
+            <w:r>
+              <w:rPr>
+                <w:rFonts w:ascii="Helvetica" w:hAnsi="Helvetica" w:eastAsia="Helvetica" w:cs="Helvetica"/>
                 <w:i w:val="false"/>
                 <w:b w:val="false"/>
                 <w:u w:val="none"/>
@@ -4259,28 +4296,28 @@
       </w:tr>
       <w:tr>
         <w:trPr>
-          <w:trHeight w:val="617" w:hRule="auto"/>
+          <w:trHeight w:val="608" w:hRule="auto"/>
         </w:trPr>
-        body37
-        <w:tc>
-          <w:tcPr>
-            <w:tcBorders>
-              <w:bottom w:val="none" w:sz="0" w:space="0" w:color="000000"/>
-              <w:top w:val="none" w:sz="0" w:space="0" w:color="000000"/>
-              <w:left w:val="none" w:sz="0" w:space="0" w:color="000000"/>
-              <w:right w:val="none" w:sz="0" w:space="0" w:color="000000"/>
-            </w:tcBorders>
-            <w:shd w:val="clear" w:color="auto" w:fill="FFFFFF"/>
-            <w:tcMar>
-              <w:top w:w="0" w:type="dxa"/>
-              <w:bottom w:w="0" w:type="dxa"/>
-              <w:left w:w="0" w:type="dxa"/>
-              <w:right w:w="0" w:type="dxa"/>
-            </w:tcMar>
-            <w:vAlign w:val="top"/>
-          </w:tcPr>
-          <w:p>
-            <w:pPr>
+        <w:tc>
+          <w:tcPr>
+            <w:tcBorders>
+              <w:bottom w:val="none" w:sz="0" w:space="0" w:color="000000"/>
+              <w:top w:val="none" w:sz="0" w:space="0" w:color="000000"/>
+              <w:left w:val="none" w:sz="0" w:space="0" w:color="000000"/>
+              <w:right w:val="none" w:sz="0" w:space="0" w:color="000000"/>
+            </w:tcBorders>
+            <w:shd w:val="clear" w:color="auto" w:fill="FFFFFF"/>
+            <w:tcMar>
+              <w:top w:w="0" w:type="dxa"/>
+              <w:bottom w:w="0" w:type="dxa"/>
+              <w:left w:w="0" w:type="dxa"/>
+              <w:right w:w="0" w:type="dxa"/>
+            </w:tcMar>
+            <w:vAlign w:val="top"/>
+          </w:tcPr>
+          <w:p>
+            <w:pPr>
+              <w:pStyle w:val="Normal"/>
               <w:jc w:val="left"/>
               <w:pBdr>
                 <w:bottom w:val="none" w:sz="0" w:space="0" w:color="000000"/>
@@ -4291,7 +4328,7 @@
               <w:spacing w:after="100" w:before="100" w:line="240"/>
               <w:ind w:left="100" w:right="100" w:firstLine="0" w:firstLineChars="0"/>
               <w:rPr>
-                <w:rFonts w:ascii="Arial" w:hAnsi="Arial" w:eastAsia="Arial" w:cs="Arial"/>
+                <w:rFonts w:ascii="Helvetica" w:hAnsi="Helvetica" w:eastAsia="Helvetica" w:cs="Helvetica"/>
                 <w:i w:val="false"/>
                 <w:b w:val="true"/>
                 <w:u w:val="none"/>
@@ -4303,7 +4340,7 @@
             </w:pPr>
             <w:r>
               <w:rPr>
-                <w:rFonts w:ascii="Arial" w:hAnsi="Arial" w:eastAsia="Arial" w:cs="Arial"/>
+                <w:rFonts w:ascii="Helvetica" w:hAnsi="Helvetica" w:eastAsia="Helvetica" w:cs="Helvetica"/>
                 <w:i w:val="false"/>
                 <w:b w:val="true"/>
                 <w:u w:val="none"/>
@@ -4335,6 +4372,7 @@
           </w:tcPr>
           <w:p>
             <w:pPr>
+              <w:pStyle w:val="Normal"/>
               <w:jc w:val="center"/>
               <w:pBdr>
                 <w:bottom w:val="none" w:sz="0" w:space="0" w:color="000000"/>
@@ -4345,19 +4383,19 @@
               <w:spacing w:after="100" w:before="100" w:line="240"/>
               <w:ind w:left="100" w:right="100" w:firstLine="0" w:firstLineChars="0"/>
               <w:rPr>
-                <w:rFonts w:ascii="Arial" w:hAnsi="Arial" w:eastAsia="Arial" w:cs="Arial"/>
-                <w:i w:val="false"/>
-                <w:b w:val="false"/>
-                <w:u w:val="none"/>
-                <w:strike w:val="false"/>
-                <w:sz w:val="22"/>
-                <w:szCs w:val="22"/>
-                <w:color w:val="000000"/>
-              </w:rPr>
-            </w:pPr>
-            <w:r>
-              <w:rPr>
-                <w:rFonts w:ascii="Arial" w:hAnsi="Arial" w:eastAsia="Arial" w:cs="Arial"/>
+                <w:rFonts w:ascii="Helvetica" w:hAnsi="Helvetica" w:eastAsia="Helvetica" w:cs="Helvetica"/>
+                <w:i w:val="false"/>
+                <w:b w:val="false"/>
+                <w:u w:val="none"/>
+                <w:strike w:val="false"/>
+                <w:sz w:val="22"/>
+                <w:szCs w:val="22"/>
+                <w:color w:val="000000"/>
+              </w:rPr>
+            </w:pPr>
+            <w:r>
+              <w:rPr>
+                <w:rFonts w:ascii="Helvetica" w:hAnsi="Helvetica" w:eastAsia="Helvetica" w:cs="Helvetica"/>
                 <w:i w:val="false"/>
                 <w:b w:val="false"/>
                 <w:u w:val="none"/>
@@ -4373,28 +4411,28 @@
       </w:tr>
       <w:tr>
         <w:trPr>
-          <w:trHeight w:val="617" w:hRule="auto"/>
+          <w:trHeight w:val="608" w:hRule="auto"/>
         </w:trPr>
-        body38
-        <w:tc>
-          <w:tcPr>
-            <w:tcBorders>
-              <w:bottom w:val="none" w:sz="0" w:space="0" w:color="000000"/>
-              <w:top w:val="none" w:sz="0" w:space="0" w:color="000000"/>
-              <w:left w:val="none" w:sz="0" w:space="0" w:color="000000"/>
-              <w:right w:val="none" w:sz="0" w:space="0" w:color="000000"/>
-            </w:tcBorders>
-            <w:shd w:val="clear" w:color="auto" w:fill="FFFFFF"/>
-            <w:tcMar>
-              <w:top w:w="0" w:type="dxa"/>
-              <w:bottom w:w="0" w:type="dxa"/>
-              <w:left w:w="0" w:type="dxa"/>
-              <w:right w:w="0" w:type="dxa"/>
-            </w:tcMar>
-            <w:vAlign w:val="top"/>
-          </w:tcPr>
-          <w:p>
-            <w:pPr>
+        <w:tc>
+          <w:tcPr>
+            <w:tcBorders>
+              <w:bottom w:val="none" w:sz="0" w:space="0" w:color="000000"/>
+              <w:top w:val="none" w:sz="0" w:space="0" w:color="000000"/>
+              <w:left w:val="none" w:sz="0" w:space="0" w:color="000000"/>
+              <w:right w:val="none" w:sz="0" w:space="0" w:color="000000"/>
+            </w:tcBorders>
+            <w:shd w:val="clear" w:color="auto" w:fill="FFFFFF"/>
+            <w:tcMar>
+              <w:top w:w="0" w:type="dxa"/>
+              <w:bottom w:w="0" w:type="dxa"/>
+              <w:left w:w="0" w:type="dxa"/>
+              <w:right w:w="0" w:type="dxa"/>
+            </w:tcMar>
+            <w:vAlign w:val="top"/>
+          </w:tcPr>
+          <w:p>
+            <w:pPr>
+              <w:pStyle w:val="Normal"/>
               <w:jc w:val="left"/>
               <w:pBdr>
                 <w:bottom w:val="none" w:sz="0" w:space="0" w:color="000000"/>
@@ -4405,7 +4443,7 @@
               <w:spacing w:after="100" w:before="100" w:line="240"/>
               <w:ind w:left="100" w:right="100" w:firstLine="0" w:firstLineChars="0"/>
               <w:rPr>
-                <w:rFonts w:ascii="Arial" w:hAnsi="Arial" w:eastAsia="Arial" w:cs="Arial"/>
+                <w:rFonts w:ascii="Helvetica" w:hAnsi="Helvetica" w:eastAsia="Helvetica" w:cs="Helvetica"/>
                 <w:i w:val="false"/>
                 <w:b w:val="true"/>
                 <w:u w:val="none"/>
@@ -4417,7 +4455,7 @@
             </w:pPr>
             <w:r>
               <w:rPr>
-                <w:rFonts w:ascii="Arial" w:hAnsi="Arial" w:eastAsia="Arial" w:cs="Arial"/>
+                <w:rFonts w:ascii="Helvetica" w:hAnsi="Helvetica" w:eastAsia="Helvetica" w:cs="Helvetica"/>
                 <w:i w:val="false"/>
                 <w:b w:val="true"/>
                 <w:u w:val="none"/>
@@ -4449,6 +4487,7 @@
           </w:tcPr>
           <w:p>
             <w:pPr>
+              <w:pStyle w:val="Normal"/>
               <w:jc w:val="center"/>
               <w:pBdr>
                 <w:bottom w:val="none" w:sz="0" w:space="0" w:color="000000"/>
@@ -4459,19 +4498,19 @@
               <w:spacing w:after="100" w:before="100" w:line="240"/>
               <w:ind w:left="100" w:right="100" w:firstLine="0" w:firstLineChars="0"/>
               <w:rPr>
-                <w:rFonts w:ascii="Arial" w:hAnsi="Arial" w:eastAsia="Arial" w:cs="Arial"/>
-                <w:i w:val="false"/>
-                <w:b w:val="false"/>
-                <w:u w:val="none"/>
-                <w:strike w:val="false"/>
-                <w:sz w:val="22"/>
-                <w:szCs w:val="22"/>
-                <w:color w:val="000000"/>
-              </w:rPr>
-            </w:pPr>
-            <w:r>
-              <w:rPr>
-                <w:rFonts w:ascii="Arial" w:hAnsi="Arial" w:eastAsia="Arial" w:cs="Arial"/>
+                <w:rFonts w:ascii="Helvetica" w:hAnsi="Helvetica" w:eastAsia="Helvetica" w:cs="Helvetica"/>
+                <w:i w:val="false"/>
+                <w:b w:val="false"/>
+                <w:u w:val="none"/>
+                <w:strike w:val="false"/>
+                <w:sz w:val="22"/>
+                <w:szCs w:val="22"/>
+                <w:color w:val="000000"/>
+              </w:rPr>
+            </w:pPr>
+            <w:r>
+              <w:rPr>
+                <w:rFonts w:ascii="Helvetica" w:hAnsi="Helvetica" w:eastAsia="Helvetica" w:cs="Helvetica"/>
                 <w:i w:val="false"/>
                 <w:b w:val="false"/>
                 <w:u w:val="none"/>
@@ -4487,28 +4526,28 @@
       </w:tr>
       <w:tr>
         <w:trPr>
-          <w:trHeight w:val="617" w:hRule="auto"/>
+          <w:trHeight w:val="608" w:hRule="auto"/>
         </w:trPr>
-        body39
-        <w:tc>
-          <w:tcPr>
-            <w:tcBorders>
-              <w:bottom w:val="none" w:sz="0" w:space="0" w:color="000000"/>
-              <w:top w:val="none" w:sz="0" w:space="0" w:color="000000"/>
-              <w:left w:val="none" w:sz="0" w:space="0" w:color="000000"/>
-              <w:right w:val="none" w:sz="0" w:space="0" w:color="000000"/>
-            </w:tcBorders>
-            <w:shd w:val="clear" w:color="auto" w:fill="FFFFFF"/>
-            <w:tcMar>
-              <w:top w:w="0" w:type="dxa"/>
-              <w:bottom w:w="0" w:type="dxa"/>
-              <w:left w:w="0" w:type="dxa"/>
-              <w:right w:w="0" w:type="dxa"/>
-            </w:tcMar>
-            <w:vAlign w:val="top"/>
-          </w:tcPr>
-          <w:p>
-            <w:pPr>
+        <w:tc>
+          <w:tcPr>
+            <w:tcBorders>
+              <w:bottom w:val="none" w:sz="0" w:space="0" w:color="000000"/>
+              <w:top w:val="none" w:sz="0" w:space="0" w:color="000000"/>
+              <w:left w:val="none" w:sz="0" w:space="0" w:color="000000"/>
+              <w:right w:val="none" w:sz="0" w:space="0" w:color="000000"/>
+            </w:tcBorders>
+            <w:shd w:val="clear" w:color="auto" w:fill="FFFFFF"/>
+            <w:tcMar>
+              <w:top w:w="0" w:type="dxa"/>
+              <w:bottom w:w="0" w:type="dxa"/>
+              <w:left w:w="0" w:type="dxa"/>
+              <w:right w:w="0" w:type="dxa"/>
+            </w:tcMar>
+            <w:vAlign w:val="top"/>
+          </w:tcPr>
+          <w:p>
+            <w:pPr>
+              <w:pStyle w:val="Normal"/>
               <w:jc w:val="left"/>
               <w:pBdr>
                 <w:bottom w:val="none" w:sz="0" w:space="0" w:color="000000"/>
@@ -4519,7 +4558,7 @@
               <w:spacing w:after="100" w:before="100" w:line="240"/>
               <w:ind w:left="100" w:right="100" w:firstLine="0" w:firstLineChars="0"/>
               <w:rPr>
-                <w:rFonts w:ascii="Arial" w:hAnsi="Arial" w:eastAsia="Arial" w:cs="Arial"/>
+                <w:rFonts w:ascii="Helvetica" w:hAnsi="Helvetica" w:eastAsia="Helvetica" w:cs="Helvetica"/>
                 <w:i w:val="false"/>
                 <w:b w:val="true"/>
                 <w:u w:val="none"/>
@@ -4531,7 +4570,7 @@
             </w:pPr>
             <w:r>
               <w:rPr>
-                <w:rFonts w:ascii="Arial" w:hAnsi="Arial" w:eastAsia="Arial" w:cs="Arial"/>
+                <w:rFonts w:ascii="Helvetica" w:hAnsi="Helvetica" w:eastAsia="Helvetica" w:cs="Helvetica"/>
                 <w:i w:val="false"/>
                 <w:b w:val="true"/>
                 <w:u w:val="none"/>
@@ -4563,6 +4602,7 @@
           </w:tcPr>
           <w:p>
             <w:pPr>
+              <w:pStyle w:val="Normal"/>
               <w:jc w:val="center"/>
               <w:pBdr>
                 <w:bottom w:val="none" w:sz="0" w:space="0" w:color="000000"/>
@@ -4573,19 +4613,19 @@
               <w:spacing w:after="100" w:before="100" w:line="240"/>
               <w:ind w:left="100" w:right="100" w:firstLine="0" w:firstLineChars="0"/>
               <w:rPr>
-                <w:rFonts w:ascii="Arial" w:hAnsi="Arial" w:eastAsia="Arial" w:cs="Arial"/>
-                <w:i w:val="false"/>
-                <w:b w:val="false"/>
-                <w:u w:val="none"/>
-                <w:strike w:val="false"/>
-                <w:sz w:val="22"/>
-                <w:szCs w:val="22"/>
-                <w:color w:val="000000"/>
-              </w:rPr>
-            </w:pPr>
-            <w:r>
-              <w:rPr>
-                <w:rFonts w:ascii="Arial" w:hAnsi="Arial" w:eastAsia="Arial" w:cs="Arial"/>
+                <w:rFonts w:ascii="Helvetica" w:hAnsi="Helvetica" w:eastAsia="Helvetica" w:cs="Helvetica"/>
+                <w:i w:val="false"/>
+                <w:b w:val="false"/>
+                <w:u w:val="none"/>
+                <w:strike w:val="false"/>
+                <w:sz w:val="22"/>
+                <w:szCs w:val="22"/>
+                <w:color w:val="000000"/>
+              </w:rPr>
+            </w:pPr>
+            <w:r>
+              <w:rPr>
+                <w:rFonts w:ascii="Helvetica" w:hAnsi="Helvetica" w:eastAsia="Helvetica" w:cs="Helvetica"/>
                 <w:i w:val="false"/>
                 <w:b w:val="false"/>
                 <w:u w:val="none"/>
@@ -4601,28 +4641,28 @@
       </w:tr>
       <w:tr>
         <w:trPr>
-          <w:trHeight w:val="617" w:hRule="auto"/>
+          <w:trHeight w:val="623" w:hRule="auto"/>
         </w:trPr>
-        body40
-        <w:tc>
-          <w:tcPr>
-            <w:tcBorders>
-              <w:bottom w:val="none" w:sz="0" w:space="0" w:color="000000"/>
-              <w:top w:val="none" w:sz="0" w:space="0" w:color="000000"/>
-              <w:left w:val="none" w:sz="0" w:space="0" w:color="000000"/>
-              <w:right w:val="none" w:sz="0" w:space="0" w:color="000000"/>
-            </w:tcBorders>
-            <w:shd w:val="clear" w:color="auto" w:fill="FFFFFF"/>
-            <w:tcMar>
-              <w:top w:w="0" w:type="dxa"/>
-              <w:bottom w:w="0" w:type="dxa"/>
-              <w:left w:w="0" w:type="dxa"/>
-              <w:right w:w="0" w:type="dxa"/>
-            </w:tcMar>
-            <w:vAlign w:val="top"/>
-          </w:tcPr>
-          <w:p>
-            <w:pPr>
+        <w:tc>
+          <w:tcPr>
+            <w:tcBorders>
+              <w:bottom w:val="single" w:sz="8" w:space="0" w:color="000000"/>
+              <w:top w:val="none" w:sz="0" w:space="0" w:color="000000"/>
+              <w:left w:val="none" w:sz="0" w:space="0" w:color="000000"/>
+              <w:right w:val="none" w:sz="0" w:space="0" w:color="000000"/>
+            </w:tcBorders>
+            <w:shd w:val="clear" w:color="auto" w:fill="FFFFFF"/>
+            <w:tcMar>
+              <w:top w:w="0" w:type="dxa"/>
+              <w:bottom w:w="0" w:type="dxa"/>
+              <w:left w:w="0" w:type="dxa"/>
+              <w:right w:w="0" w:type="dxa"/>
+            </w:tcMar>
+            <w:vAlign w:val="top"/>
+          </w:tcPr>
+          <w:p>
+            <w:pPr>
+              <w:pStyle w:val="Normal"/>
               <w:jc w:val="left"/>
               <w:pBdr>
                 <w:bottom w:val="none" w:sz="0" w:space="0" w:color="000000"/>
@@ -4631,52 +4671,53 @@
                 <w:right w:val="none" w:sz="0" w:space="0" w:color="000000"/>
               </w:pBdr>
               <w:spacing w:after="100" w:before="100" w:line="240"/>
-              <w:ind w:left="300" w:right="100" w:firstLine="0" w:firstLineChars="0"/>
-              <w:rPr>
-                <w:rFonts w:ascii="Arial" w:hAnsi="Arial" w:eastAsia="Arial" w:cs="Arial"/>
-                <w:i w:val="false"/>
-                <w:b w:val="false"/>
-                <w:u w:val="none"/>
-                <w:strike w:val="false"/>
-                <w:sz w:val="22"/>
-                <w:szCs w:val="22"/>
-                <w:color w:val="000000"/>
-              </w:rPr>
-            </w:pPr>
-            <w:r>
-              <w:rPr>
-                <w:rFonts w:ascii="Arial" w:hAnsi="Arial" w:eastAsia="Arial" w:cs="Arial"/>
-                <w:i w:val="false"/>
-                <w:b w:val="false"/>
-                <w:u w:val="none"/>
-                <w:strike w:val="false"/>
-                <w:sz w:val="22"/>
-                <w:szCs w:val="22"/>
-                <w:color w:val="000000"/>
-              </w:rPr>
-              <w:t xml:space="preserve">Missing</w:t>
-            </w:r>
-          </w:p>
-        </w:tc>
-        <w:tc>
-          <w:tcPr>
-            <w:tcBorders>
-              <w:bottom w:val="none" w:sz="0" w:space="0" w:color="000000"/>
-              <w:top w:val="none" w:sz="0" w:space="0" w:color="000000"/>
-              <w:left w:val="none" w:sz="0" w:space="0" w:color="000000"/>
-              <w:right w:val="none" w:sz="0" w:space="0" w:color="000000"/>
-            </w:tcBorders>
-            <w:shd w:val="clear" w:color="auto" w:fill="FFFFFF"/>
-            <w:tcMar>
-              <w:top w:w="0" w:type="dxa"/>
-              <w:bottom w:w="0" w:type="dxa"/>
-              <w:left w:w="0" w:type="dxa"/>
-              <w:right w:w="0" w:type="dxa"/>
-            </w:tcMar>
-            <w:vAlign w:val="top"/>
-          </w:tcPr>
-          <w:p>
-            <w:pPr>
+              <w:ind w:left="100" w:right="100" w:firstLine="0" w:firstLineChars="0"/>
+              <w:rPr>
+                <w:rFonts w:ascii="Helvetica" w:hAnsi="Helvetica" w:eastAsia="Helvetica" w:cs="Helvetica"/>
+                <w:i w:val="false"/>
+                <w:b w:val="true"/>
+                <w:u w:val="none"/>
+                <w:strike w:val="false"/>
+                <w:sz w:val="22"/>
+                <w:szCs w:val="22"/>
+                <w:color w:val="000000"/>
+              </w:rPr>
+            </w:pPr>
+            <w:r>
+              <w:rPr>
+                <w:rFonts w:ascii="Helvetica" w:hAnsi="Helvetica" w:eastAsia="Helvetica" w:cs="Helvetica"/>
+                <w:i w:val="false"/>
+                <w:b w:val="true"/>
+                <w:u w:val="none"/>
+                <w:strike w:val="false"/>
+                <w:sz w:val="22"/>
+                <w:szCs w:val="22"/>
+                <w:color w:val="000000"/>
+              </w:rPr>
+              <w:t xml:space="preserve">DunedinPACE, Mean (SD)</w:t>
+            </w:r>
+          </w:p>
+        </w:tc>
+        <w:tc>
+          <w:tcPr>
+            <w:tcBorders>
+              <w:bottom w:val="single" w:sz="8" w:space="0" w:color="000000"/>
+              <w:top w:val="none" w:sz="0" w:space="0" w:color="000000"/>
+              <w:left w:val="none" w:sz="0" w:space="0" w:color="000000"/>
+              <w:right w:val="none" w:sz="0" w:space="0" w:color="000000"/>
+            </w:tcBorders>
+            <w:shd w:val="clear" w:color="auto" w:fill="FFFFFF"/>
+            <w:tcMar>
+              <w:top w:w="0" w:type="dxa"/>
+              <w:bottom w:w="0" w:type="dxa"/>
+              <w:left w:w="0" w:type="dxa"/>
+              <w:right w:w="0" w:type="dxa"/>
+            </w:tcMar>
+            <w:vAlign w:val="top"/>
+          </w:tcPr>
+          <w:p>
+            <w:pPr>
+              <w:pStyle w:val="Normal"/>
               <w:jc w:val="center"/>
               <w:pBdr>
                 <w:bottom w:val="none" w:sz="0" w:space="0" w:color="000000"/>
@@ -4687,133 +4728,19 @@
               <w:spacing w:after="100" w:before="100" w:line="240"/>
               <w:ind w:left="100" w:right="100" w:firstLine="0" w:firstLineChars="0"/>
               <w:rPr>
-                <w:rFonts w:ascii="Arial" w:hAnsi="Arial" w:eastAsia="Arial" w:cs="Arial"/>
-                <w:i w:val="false"/>
-                <w:b w:val="false"/>
-                <w:u w:val="none"/>
-                <w:strike w:val="false"/>
-                <w:sz w:val="22"/>
-                <w:szCs w:val="22"/>
-                <w:color w:val="000000"/>
-              </w:rPr>
-            </w:pPr>
-            <w:r>
-              <w:rPr>
-                <w:rFonts w:ascii="Arial" w:hAnsi="Arial" w:eastAsia="Arial" w:cs="Arial"/>
-                <w:i w:val="false"/>
-                <w:b w:val="false"/>
-                <w:u w:val="none"/>
-                <w:strike w:val="false"/>
-                <w:sz w:val="22"/>
-                <w:szCs w:val="22"/>
-                <w:color w:val="000000"/>
-              </w:rPr>
-              <w:t xml:space="preserve">1 (&lt;0.1)</w:t>
-            </w:r>
-          </w:p>
-        </w:tc>
-      </w:tr>
-      <w:tr>
-        <w:trPr>
-          <w:trHeight w:val="617" w:hRule="auto"/>
-        </w:trPr>
-        body41
-        <w:tc>
-          <w:tcPr>
-            <w:tcBorders>
-              <w:bottom w:val="single" w:sz="8" w:space="0" w:color="000000"/>
-              <w:top w:val="none" w:sz="0" w:space="0" w:color="000000"/>
-              <w:left w:val="none" w:sz="0" w:space="0" w:color="000000"/>
-              <w:right w:val="none" w:sz="0" w:space="0" w:color="000000"/>
-            </w:tcBorders>
-            <w:shd w:val="clear" w:color="auto" w:fill="FFFFFF"/>
-            <w:tcMar>
-              <w:top w:w="0" w:type="dxa"/>
-              <w:bottom w:w="0" w:type="dxa"/>
-              <w:left w:w="0" w:type="dxa"/>
-              <w:right w:w="0" w:type="dxa"/>
-            </w:tcMar>
-            <w:vAlign w:val="top"/>
-          </w:tcPr>
-          <w:p>
-            <w:pPr>
-              <w:jc w:val="left"/>
-              <w:pBdr>
-                <w:bottom w:val="none" w:sz="0" w:space="0" w:color="000000"/>
-                <w:top w:val="none" w:sz="0" w:space="0" w:color="000000"/>
-                <w:left w:val="none" w:sz="0" w:space="0" w:color="000000"/>
-                <w:right w:val="none" w:sz="0" w:space="0" w:color="000000"/>
-              </w:pBdr>
-              <w:spacing w:after="100" w:before="100" w:line="240"/>
-              <w:ind w:left="100" w:right="100" w:firstLine="0" w:firstLineChars="0"/>
-              <w:rPr>
-                <w:rFonts w:ascii="Arial" w:hAnsi="Arial" w:eastAsia="Arial" w:cs="Arial"/>
-                <w:i w:val="false"/>
-                <w:b w:val="true"/>
-                <w:u w:val="none"/>
-                <w:strike w:val="false"/>
-                <w:sz w:val="22"/>
-                <w:szCs w:val="22"/>
-                <w:color w:val="000000"/>
-              </w:rPr>
-            </w:pPr>
-            <w:r>
-              <w:rPr>
-                <w:rFonts w:ascii="Arial" w:hAnsi="Arial" w:eastAsia="Arial" w:cs="Arial"/>
-                <w:i w:val="false"/>
-                <w:b w:val="true"/>
-                <w:u w:val="none"/>
-                <w:strike w:val="false"/>
-                <w:sz w:val="22"/>
-                <w:szCs w:val="22"/>
-                <w:color w:val="000000"/>
-              </w:rPr>
-              <w:t xml:space="preserve">DunedinPACE, Mean (SD)</w:t>
-            </w:r>
-          </w:p>
-        </w:tc>
-        <w:tc>
-          <w:tcPr>
-            <w:tcBorders>
-              <w:bottom w:val="single" w:sz="8" w:space="0" w:color="000000"/>
-              <w:top w:val="none" w:sz="0" w:space="0" w:color="000000"/>
-              <w:left w:val="none" w:sz="0" w:space="0" w:color="000000"/>
-              <w:right w:val="none" w:sz="0" w:space="0" w:color="000000"/>
-            </w:tcBorders>
-            <w:shd w:val="clear" w:color="auto" w:fill="FFFFFF"/>
-            <w:tcMar>
-              <w:top w:w="0" w:type="dxa"/>
-              <w:bottom w:w="0" w:type="dxa"/>
-              <w:left w:w="0" w:type="dxa"/>
-              <w:right w:w="0" w:type="dxa"/>
-            </w:tcMar>
-            <w:vAlign w:val="top"/>
-          </w:tcPr>
-          <w:p>
-            <w:pPr>
-              <w:jc w:val="center"/>
-              <w:pBdr>
-                <w:bottom w:val="none" w:sz="0" w:space="0" w:color="000000"/>
-                <w:top w:val="none" w:sz="0" w:space="0" w:color="000000"/>
-                <w:left w:val="none" w:sz="0" w:space="0" w:color="000000"/>
-                <w:right w:val="none" w:sz="0" w:space="0" w:color="000000"/>
-              </w:pBdr>
-              <w:spacing w:after="100" w:before="100" w:line="240"/>
-              <w:ind w:left="100" w:right="100" w:firstLine="0" w:firstLineChars="0"/>
-              <w:rPr>
-                <w:rFonts w:ascii="Arial" w:hAnsi="Arial" w:eastAsia="Arial" w:cs="Arial"/>
-                <w:i w:val="false"/>
-                <w:b w:val="false"/>
-                <w:u w:val="none"/>
-                <w:strike w:val="false"/>
-                <w:sz w:val="22"/>
-                <w:szCs w:val="22"/>
-                <w:color w:val="000000"/>
-              </w:rPr>
-            </w:pPr>
-            <w:r>
-              <w:rPr>
-                <w:rFonts w:ascii="Arial" w:hAnsi="Arial" w:eastAsia="Arial" w:cs="Arial"/>
+                <w:rFonts w:ascii="Helvetica" w:hAnsi="Helvetica" w:eastAsia="Helvetica" w:cs="Helvetica"/>
+                <w:i w:val="false"/>
+                <w:b w:val="false"/>
+                <w:u w:val="none"/>
+                <w:strike w:val="false"/>
+                <w:sz w:val="22"/>
+                <w:szCs w:val="22"/>
+                <w:color w:val="000000"/>
+              </w:rPr>
+            </w:pPr>
+            <w:r>
+              <w:rPr>
+                <w:rFonts w:ascii="Helvetica" w:hAnsi="Helvetica" w:eastAsia="Helvetica" w:cs="Helvetica"/>
                 <w:i w:val="false"/>
                 <w:b w:val="false"/>
                 <w:u w:val="none"/>
